--- a/KAZA_MSME_Investment_Readiness_Assessment_Narrative.docx
+++ b/KAZA_MSME_Investment_Readiness_Assessment_Narrative.docx
@@ -171,7 +171,7 @@
             </w:rPr>
             <w:fldChar w:fldCharType="separate"/>
           </w:r>
-          <w:hyperlink w:anchor="__RefHeading___Toc991_3359597930">
+          <w:hyperlink w:anchor="__RefHeading___Toc1113_4016896087">
             <w:r>
               <w:rPr>
                 <w:rStyle w:val="IndexLink"/>
@@ -191,7 +191,7 @@
             </w:tabs>
             <w:rPr/>
           </w:pPr>
-          <w:hyperlink w:anchor="__RefHeading___Toc993_3359597930">
+          <w:hyperlink w:anchor="__RefHeading___Toc1115_4016896087">
             <w:r>
               <w:rPr>
                 <w:rStyle w:val="IndexLink"/>
@@ -211,7 +211,7 @@
             </w:tabs>
             <w:rPr/>
           </w:pPr>
-          <w:hyperlink w:anchor="__RefHeading___Toc995_3359597930">
+          <w:hyperlink w:anchor="__RefHeading___Toc1117_4016896087">
             <w:r>
               <w:rPr>
                 <w:rStyle w:val="IndexLink"/>
@@ -231,7 +231,7 @@
             </w:tabs>
             <w:rPr/>
           </w:pPr>
-          <w:hyperlink w:anchor="__RefHeading___Toc997_3359597930">
+          <w:hyperlink w:anchor="__RefHeading___Toc1119_4016896087">
             <w:r>
               <w:rPr>
                 <w:rStyle w:val="IndexLink"/>
@@ -251,7 +251,7 @@
             </w:tabs>
             <w:rPr/>
           </w:pPr>
-          <w:hyperlink w:anchor="__RefHeading___Toc999_3359597930">
+          <w:hyperlink w:anchor="__RefHeading___Toc1121_4016896087">
             <w:r>
               <w:rPr>
                 <w:rStyle w:val="IndexLink"/>
@@ -271,7 +271,7 @@
             </w:tabs>
             <w:rPr/>
           </w:pPr>
-          <w:hyperlink w:anchor="__RefHeading___Toc1001_3359597930">
+          <w:hyperlink w:anchor="__RefHeading___Toc1123_4016896087">
             <w:r>
               <w:rPr>
                 <w:rStyle w:val="IndexLink"/>
@@ -291,7 +291,7 @@
             </w:tabs>
             <w:rPr/>
           </w:pPr>
-          <w:hyperlink w:anchor="__RefHeading___Toc1003_3359597930">
+          <w:hyperlink w:anchor="__RefHeading___Toc1125_4016896087">
             <w:r>
               <w:rPr>
                 <w:rStyle w:val="IndexLink"/>
@@ -311,7 +311,7 @@
             </w:tabs>
             <w:rPr/>
           </w:pPr>
-          <w:hyperlink w:anchor="__RefHeading___Toc1005_3359597930">
+          <w:hyperlink w:anchor="__RefHeading___Toc1127_4016896087">
             <w:r>
               <w:rPr>
                 <w:rStyle w:val="IndexLink"/>
@@ -331,7 +331,7 @@
             </w:tabs>
             <w:rPr/>
           </w:pPr>
-          <w:hyperlink w:anchor="__RefHeading___Toc1007_3359597930">
+          <w:hyperlink w:anchor="__RefHeading___Toc1129_4016896087">
             <w:r>
               <w:rPr>
                 <w:rStyle w:val="IndexLink"/>
@@ -351,7 +351,7 @@
             </w:tabs>
             <w:rPr/>
           </w:pPr>
-          <w:hyperlink w:anchor="__RefHeading___Toc1009_3359597930">
+          <w:hyperlink w:anchor="__RefHeading___Toc1131_4016896087">
             <w:r>
               <w:rPr>
                 <w:rStyle w:val="IndexLink"/>
@@ -371,7 +371,7 @@
             </w:tabs>
             <w:rPr/>
           </w:pPr>
-          <w:hyperlink w:anchor="__RefHeading___Toc1011_3359597930">
+          <w:hyperlink w:anchor="__RefHeading___Toc1133_4016896087">
             <w:r>
               <w:rPr>
                 <w:rStyle w:val="IndexLink"/>
@@ -391,7 +391,7 @@
             </w:tabs>
             <w:rPr/>
           </w:pPr>
-          <w:hyperlink w:anchor="__RefHeading___Toc1013_3359597930">
+          <w:hyperlink w:anchor="__RefHeading___Toc1135_4016896087">
             <w:r>
               <w:rPr>
                 <w:rStyle w:val="IndexLink"/>
@@ -411,7 +411,7 @@
             </w:tabs>
             <w:rPr/>
           </w:pPr>
-          <w:hyperlink w:anchor="__RefHeading___Toc1015_3359597930">
+          <w:hyperlink w:anchor="__RefHeading___Toc1137_4016896087">
             <w:r>
               <w:rPr>
                 <w:rStyle w:val="IndexLink"/>
@@ -431,7 +431,7 @@
             </w:tabs>
             <w:rPr/>
           </w:pPr>
-          <w:hyperlink w:anchor="__RefHeading___Toc1017_3359597930">
+          <w:hyperlink w:anchor="__RefHeading___Toc1139_4016896087">
             <w:r>
               <w:rPr>
                 <w:rStyle w:val="IndexLink"/>
@@ -451,7 +451,7 @@
             </w:tabs>
             <w:rPr/>
           </w:pPr>
-          <w:hyperlink w:anchor="__RefHeading___Toc1019_3359597930">
+          <w:hyperlink w:anchor="__RefHeading___Toc1141_4016896087">
             <w:r>
               <w:rPr>
                 <w:rStyle w:val="IndexLink"/>
@@ -471,7 +471,7 @@
             </w:tabs>
             <w:rPr/>
           </w:pPr>
-          <w:hyperlink w:anchor="__RefHeading___Toc1021_3359597930">
+          <w:hyperlink w:anchor="__RefHeading___Toc1143_4016896087">
             <w:r>
               <w:rPr>
                 <w:rStyle w:val="IndexLink"/>
@@ -491,7 +491,7 @@
             </w:tabs>
             <w:rPr/>
           </w:pPr>
-          <w:hyperlink w:anchor="__RefHeading___Toc1023_3359597930">
+          <w:hyperlink w:anchor="__RefHeading___Toc1145_4016896087">
             <w:r>
               <w:rPr>
                 <w:rStyle w:val="IndexLink"/>
@@ -511,7 +511,7 @@
             </w:tabs>
             <w:rPr/>
           </w:pPr>
-          <w:hyperlink w:anchor="__RefHeading___Toc1025_3359597930">
+          <w:hyperlink w:anchor="__RefHeading___Toc1147_4016896087">
             <w:r>
               <w:rPr>
                 <w:rStyle w:val="IndexLink"/>
@@ -531,7 +531,7 @@
             </w:tabs>
             <w:rPr/>
           </w:pPr>
-          <w:hyperlink w:anchor="__RefHeading___Toc1027_3359597930">
+          <w:hyperlink w:anchor="__RefHeading___Toc1149_4016896087">
             <w:r>
               <w:rPr>
                 <w:rStyle w:val="IndexLink"/>
@@ -551,7 +551,7 @@
             </w:tabs>
             <w:rPr/>
           </w:pPr>
-          <w:hyperlink w:anchor="__RefHeading___Toc1029_3359597930">
+          <w:hyperlink w:anchor="__RefHeading___Toc1151_4016896087">
             <w:r>
               <w:rPr>
                 <w:rStyle w:val="IndexLink"/>
@@ -571,7 +571,7 @@
             </w:tabs>
             <w:rPr/>
           </w:pPr>
-          <w:hyperlink w:anchor="__RefHeading___Toc1031_3359597930">
+          <w:hyperlink w:anchor="__RefHeading___Toc1153_4016896087">
             <w:r>
               <w:rPr>
                 <w:rStyle w:val="IndexLink"/>
@@ -591,7 +591,7 @@
             </w:tabs>
             <w:rPr/>
           </w:pPr>
-          <w:hyperlink w:anchor="__RefHeading___Toc1033_3359597930">
+          <w:hyperlink w:anchor="__RefHeading___Toc1155_4016896087">
             <w:r>
               <w:rPr>
                 <w:rStyle w:val="IndexLink"/>
@@ -611,7 +611,7 @@
             </w:tabs>
             <w:rPr/>
           </w:pPr>
-          <w:hyperlink w:anchor="__RefHeading___Toc1035_3359597930">
+          <w:hyperlink w:anchor="__RefHeading___Toc1157_4016896087">
             <w:r>
               <w:rPr>
                 <w:rStyle w:val="IndexLink"/>
@@ -631,7 +631,7 @@
             </w:tabs>
             <w:rPr/>
           </w:pPr>
-          <w:hyperlink w:anchor="__RefHeading___Toc1037_3359597930">
+          <w:hyperlink w:anchor="__RefHeading___Toc1159_4016896087">
             <w:r>
               <w:rPr>
                 <w:rStyle w:val="IndexLink"/>
@@ -651,52 +651,12 @@
             </w:tabs>
             <w:rPr/>
           </w:pPr>
-          <w:hyperlink w:anchor="__RefHeading___Toc1039_3359597930">
+          <w:hyperlink w:anchor="__RefHeading___Toc1161_4016896087">
             <w:r>
               <w:rPr>
                 <w:rStyle w:val="IndexLink"/>
               </w:rPr>
               <w:t>6.2 Business Support Organisations</w:t>
-              <w:tab/>
-              <w:t>22</w:t>
-            </w:r>
-          </w:hyperlink>
-        </w:p>
-        <w:p>
-          <w:pPr>
-            <w:pStyle w:val="TOC2"/>
-            <w:tabs>
-              <w:tab w:val="clear" w:pos="8743"/>
-              <w:tab w:val="right" w:pos="9025" w:leader="dot"/>
-            </w:tabs>
-            <w:rPr/>
-          </w:pPr>
-          <w:hyperlink w:anchor="__RefHeading___Toc1041_3359597930">
-            <w:r>
-              <w:rPr>
-                <w:rStyle w:val="IndexLink"/>
-              </w:rPr>
-              <w:t>6.3 Financial Institutions</w:t>
-              <w:tab/>
-              <w:t>23</w:t>
-            </w:r>
-          </w:hyperlink>
-        </w:p>
-        <w:p>
-          <w:pPr>
-            <w:pStyle w:val="TOC1"/>
-            <w:tabs>
-              <w:tab w:val="clear" w:pos="9026"/>
-              <w:tab w:val="right" w:pos="9025" w:leader="dot"/>
-            </w:tabs>
-            <w:rPr/>
-          </w:pPr>
-          <w:hyperlink w:anchor="__RefHeading___Toc1043_3359597930">
-            <w:r>
-              <w:rPr>
-                <w:rStyle w:val="IndexLink"/>
-              </w:rPr>
-              <w:t>7. Enabling Environment</w:t>
               <w:tab/>
               <w:t>24</w:t>
             </w:r>
@@ -711,14 +671,34 @@
             </w:tabs>
             <w:rPr/>
           </w:pPr>
-          <w:hyperlink w:anchor="__RefHeading___Toc1045_3359597930">
+          <w:hyperlink w:anchor="__RefHeading___Toc1163_4016896087">
             <w:r>
               <w:rPr>
                 <w:rStyle w:val="IndexLink"/>
               </w:rPr>
-              <w:t>7.1 National and Regional Regulatory Frameworks</w:t>
+              <w:t>6.3 Financial Institutions</w:t>
               <w:tab/>
-              <w:t>24</w:t>
+              <w:t>27</w:t>
+            </w:r>
+          </w:hyperlink>
+        </w:p>
+        <w:p>
+          <w:pPr>
+            <w:pStyle w:val="TOC1"/>
+            <w:tabs>
+              <w:tab w:val="clear" w:pos="9026"/>
+              <w:tab w:val="right" w:pos="9025" w:leader="dot"/>
+            </w:tabs>
+            <w:rPr/>
+          </w:pPr>
+          <w:hyperlink w:anchor="__RefHeading___Toc1165_4016896087">
+            <w:r>
+              <w:rPr>
+                <w:rStyle w:val="IndexLink"/>
+              </w:rPr>
+              <w:t>7. Enabling Environment</w:t>
+              <w:tab/>
+              <w:t>29</w:t>
             </w:r>
           </w:hyperlink>
         </w:p>
@@ -731,14 +711,14 @@
             </w:tabs>
             <w:rPr/>
           </w:pPr>
-          <w:hyperlink w:anchor="__RefHeading___Toc1047_3359597930">
+          <w:hyperlink w:anchor="__RefHeading___Toc1167_4016896087">
             <w:r>
               <w:rPr>
                 <w:rStyle w:val="IndexLink"/>
               </w:rPr>
-              <w:t>7.2 Market Access and Linkages with Larger Operators</w:t>
+              <w:t>7.1 National and Regional Regulatory Frameworks</w:t>
               <w:tab/>
-              <w:t>28</w:t>
+              <w:t>29</w:t>
             </w:r>
           </w:hyperlink>
         </w:p>
@@ -751,52 +731,12 @@
             </w:tabs>
             <w:rPr/>
           </w:pPr>
-          <w:hyperlink w:anchor="__RefHeading___Toc1049_3359597930">
+          <w:hyperlink w:anchor="__RefHeading___Toc1169_4016896087">
             <w:r>
               <w:rPr>
                 <w:rStyle w:val="IndexLink"/>
               </w:rPr>
-              <w:t>7.3 Business Development Services</w:t>
-              <w:tab/>
-              <w:t>30</w:t>
-            </w:r>
-          </w:hyperlink>
-        </w:p>
-        <w:p>
-          <w:pPr>
-            <w:pStyle w:val="TOC2"/>
-            <w:tabs>
-              <w:tab w:val="clear" w:pos="8743"/>
-              <w:tab w:val="right" w:pos="9025" w:leader="dot"/>
-            </w:tabs>
-            <w:rPr/>
-          </w:pPr>
-          <w:hyperlink w:anchor="__RefHeading___Toc1051_3359597930">
-            <w:r>
-              <w:rPr>
-                <w:rStyle w:val="IndexLink"/>
-              </w:rPr>
-              <w:t>7.4 Policy Conditions</w:t>
-              <w:tab/>
-              <w:t>32</w:t>
-            </w:r>
-          </w:hyperlink>
-        </w:p>
-        <w:p>
-          <w:pPr>
-            <w:pStyle w:val="TOC1"/>
-            <w:tabs>
-              <w:tab w:val="clear" w:pos="9026"/>
-              <w:tab w:val="right" w:pos="9025" w:leader="dot"/>
-            </w:tabs>
-            <w:rPr/>
-          </w:pPr>
-          <w:hyperlink w:anchor="__RefHeading___Toc1053_3359597930">
-            <w:r>
-              <w:rPr>
-                <w:rStyle w:val="IndexLink"/>
-              </w:rPr>
-              <w:t>8. Readiness for Financial Products</w:t>
+              <w:t>7.2 Market Access and Linkages with Larger Operators</w:t>
               <w:tab/>
               <w:t>33</w:t>
             </w:r>
@@ -811,14 +751,14 @@
             </w:tabs>
             <w:rPr/>
           </w:pPr>
-          <w:hyperlink w:anchor="__RefHeading___Toc1055_3359597930">
+          <w:hyperlink w:anchor="__RefHeading___Toc1171_4016896087">
             <w:r>
               <w:rPr>
                 <w:rStyle w:val="IndexLink"/>
               </w:rPr>
-              <w:t>8.1 The Effect of Seasonality on Debt</w:t>
+              <w:t>7.3 Business Development Services</w:t>
               <w:tab/>
-              <w:t>33</w:t>
+              <w:t>35</w:t>
             </w:r>
           </w:hyperlink>
         </w:p>
@@ -831,34 +771,14 @@
             </w:tabs>
             <w:rPr/>
           </w:pPr>
-          <w:hyperlink w:anchor="__RefHeading___Toc1057_3359597930">
+          <w:hyperlink w:anchor="__RefHeading___Toc1173_4016896087">
             <w:r>
               <w:rPr>
                 <w:rStyle w:val="IndexLink"/>
               </w:rPr>
-              <w:t>8.2 MSME Readiness by Product</w:t>
+              <w:t>7.4 Policy Conditions</w:t>
               <w:tab/>
-              <w:t>33</w:t>
-            </w:r>
-          </w:hyperlink>
-        </w:p>
-        <w:p>
-          <w:pPr>
-            <w:pStyle w:val="TOC2"/>
-            <w:tabs>
-              <w:tab w:val="clear" w:pos="8743"/>
-              <w:tab w:val="right" w:pos="9025" w:leader="dot"/>
-            </w:tabs>
-            <w:rPr/>
-          </w:pPr>
-          <w:hyperlink w:anchor="__RefHeading___Toc1059_3359597930">
-            <w:r>
-              <w:rPr>
-                <w:rStyle w:val="IndexLink"/>
-              </w:rPr>
-              <w:t>8.3 Financial Institution Readiness by Product</w:t>
-              <w:tab/>
-              <w:t>34</w:t>
+              <w:t>37</w:t>
             </w:r>
           </w:hyperlink>
         </w:p>
@@ -871,92 +791,12 @@
             </w:tabs>
             <w:rPr/>
           </w:pPr>
-          <w:hyperlink w:anchor="__RefHeading___Toc1061_3359597930">
+          <w:hyperlink w:anchor="__RefHeading___Toc1175_4016896087">
             <w:r>
               <w:rPr>
                 <w:rStyle w:val="IndexLink"/>
               </w:rPr>
-              <w:t>9. Scalable Women- and Youth-Led Models</w:t>
-              <w:tab/>
-              <w:t>35</w:t>
-            </w:r>
-          </w:hyperlink>
-        </w:p>
-        <w:p>
-          <w:pPr>
-            <w:pStyle w:val="TOC1"/>
-            <w:tabs>
-              <w:tab w:val="clear" w:pos="9026"/>
-              <w:tab w:val="right" w:pos="9025" w:leader="dot"/>
-            </w:tabs>
-            <w:rPr/>
-          </w:pPr>
-          <w:hyperlink w:anchor="__RefHeading___Toc1063_3359597930">
-            <w:r>
-              <w:rPr>
-                <w:rStyle w:val="IndexLink"/>
-              </w:rPr>
-              <w:t>10. Recommended Capacity-Building Interventions</w:t>
-              <w:tab/>
-              <w:t>37</w:t>
-            </w:r>
-          </w:hyperlink>
-        </w:p>
-        <w:p>
-          <w:pPr>
-            <w:pStyle w:val="TOC2"/>
-            <w:tabs>
-              <w:tab w:val="clear" w:pos="8743"/>
-              <w:tab w:val="right" w:pos="9025" w:leader="dot"/>
-            </w:tabs>
-            <w:rPr/>
-          </w:pPr>
-          <w:hyperlink w:anchor="__RefHeading___Toc1065_3359597930">
-            <w:r>
-              <w:rPr>
-                <w:rStyle w:val="IndexLink"/>
-              </w:rPr>
-              <w:t>10.1 A Tiered Readiness Pathway</w:t>
-              <w:tab/>
-              <w:t>37</w:t>
-            </w:r>
-          </w:hyperlink>
-        </w:p>
-        <w:p>
-          <w:pPr>
-            <w:pStyle w:val="TOC2"/>
-            <w:tabs>
-              <w:tab w:val="clear" w:pos="8743"/>
-              <w:tab w:val="right" w:pos="9025" w:leader="dot"/>
-            </w:tabs>
-            <w:rPr/>
-          </w:pPr>
-          <w:hyperlink w:anchor="__RefHeading___Toc1067_3359597930">
-            <w:r>
-              <w:rPr>
-                <w:rStyle w:val="IndexLink"/>
-              </w:rPr>
-              <w:t>10.2 Gender-Transformative Approaches</w:t>
-              <w:tab/>
-              <w:t>37</w:t>
-            </w:r>
-          </w:hyperlink>
-        </w:p>
-        <w:p>
-          <w:pPr>
-            <w:pStyle w:val="TOC2"/>
-            <w:tabs>
-              <w:tab w:val="clear" w:pos="8743"/>
-              <w:tab w:val="right" w:pos="9025" w:leader="dot"/>
-            </w:tabs>
-            <w:rPr/>
-          </w:pPr>
-          <w:hyperlink w:anchor="__RefHeading___Toc1069_3359597930">
-            <w:r>
-              <w:rPr>
-                <w:rStyle w:val="IndexLink"/>
-              </w:rPr>
-              <w:t>10.3 Youth-Focused Incubation</w:t>
+              <w:t>8. Readiness for Financial Products</w:t>
               <w:tab/>
               <w:t>38</w:t>
             </w:r>
@@ -971,12 +811,12 @@
             </w:tabs>
             <w:rPr/>
           </w:pPr>
-          <w:hyperlink w:anchor="__RefHeading___Toc1071_3359597930">
+          <w:hyperlink w:anchor="__RefHeading___Toc1177_4016896087">
             <w:r>
               <w:rPr>
                 <w:rStyle w:val="IndexLink"/>
               </w:rPr>
-              <w:t>10.4 Blended Support Packages</w:t>
+              <w:t>8.1 The Effect of Seasonality on Debt</w:t>
               <w:tab/>
               <w:t>38</w:t>
             </w:r>
@@ -991,12 +831,12 @@
             </w:tabs>
             <w:rPr/>
           </w:pPr>
-          <w:hyperlink w:anchor="__RefHeading___Toc1073_3359597930">
+          <w:hyperlink w:anchor="__RefHeading___Toc1179_4016896087">
             <w:r>
               <w:rPr>
                 <w:rStyle w:val="IndexLink"/>
               </w:rPr>
-              <w:t>10.5 BSO Strengthening</w:t>
+              <w:t>8.2 MSME Readiness by Product</w:t>
               <w:tab/>
               <w:t>38</w:t>
             </w:r>
@@ -1011,12 +851,12 @@
             </w:tabs>
             <w:rPr/>
           </w:pPr>
-          <w:hyperlink w:anchor="__RefHeading___Toc1075_3359597930">
+          <w:hyperlink w:anchor="__RefHeading___Toc1181_4016896087">
             <w:r>
               <w:rPr>
                 <w:rStyle w:val="IndexLink"/>
               </w:rPr>
-              <w:t>10.6 Financial Institution Strengthening</w:t>
+              <w:t>8.3 Financial Institution Readiness by Product</w:t>
               <w:tab/>
               <w:t>39</w:t>
             </w:r>
@@ -1024,59 +864,19 @@
         </w:p>
         <w:p>
           <w:pPr>
-            <w:pStyle w:val="TOC2"/>
+            <w:pStyle w:val="TOC1"/>
             <w:tabs>
-              <w:tab w:val="clear" w:pos="8743"/>
+              <w:tab w:val="clear" w:pos="9026"/>
               <w:tab w:val="right" w:pos="9025" w:leader="dot"/>
             </w:tabs>
             <w:rPr/>
           </w:pPr>
-          <w:hyperlink w:anchor="__RefHeading___Toc1077_3359597930">
+          <w:hyperlink w:anchor="__RefHeading___Toc1183_4016896087">
             <w:r>
               <w:rPr>
                 <w:rStyle w:val="IndexLink"/>
               </w:rPr>
-              <w:t>10.7 Enabling Environment and Market Linkage Actions</w:t>
-              <w:tab/>
-              <w:t>39</w:t>
-            </w:r>
-          </w:hyperlink>
-        </w:p>
-        <w:p>
-          <w:pPr>
-            <w:pStyle w:val="TOC2"/>
-            <w:tabs>
-              <w:tab w:val="clear" w:pos="8743"/>
-              <w:tab w:val="right" w:pos="9025" w:leader="dot"/>
-            </w:tabs>
-            <w:rPr/>
-          </w:pPr>
-          <w:hyperlink w:anchor="__RefHeading___Toc1079_3359597930">
-            <w:r>
-              <w:rPr>
-                <w:rStyle w:val="IndexLink"/>
-              </w:rPr>
-              <w:t>10.8 Pathways to Financing</w:t>
-              <w:tab/>
-              <w:t>40</w:t>
-            </w:r>
-          </w:hyperlink>
-        </w:p>
-        <w:p>
-          <w:pPr>
-            <w:pStyle w:val="TOC2"/>
-            <w:tabs>
-              <w:tab w:val="clear" w:pos="8743"/>
-              <w:tab w:val="right" w:pos="9025" w:leader="dot"/>
-            </w:tabs>
-            <w:rPr/>
-          </w:pPr>
-          <w:hyperlink w:anchor="__RefHeading___Toc1081_3359597930">
-            <w:r>
-              <w:rPr>
-                <w:rStyle w:val="IndexLink"/>
-              </w:rPr>
-              <w:t>10.9 Priorities and Next Steps</w:t>
+              <w:t>9. Scalable Women- and Youth-Led Models</w:t>
               <w:tab/>
               <w:t>40</w:t>
             </w:r>
@@ -1091,14 +891,194 @@
             </w:tabs>
             <w:rPr/>
           </w:pPr>
-          <w:hyperlink w:anchor="__RefHeading___Toc1083_3359597930">
+          <w:hyperlink w:anchor="__RefHeading___Toc1185_4016896087">
             <w:r>
               <w:rPr>
                 <w:rStyle w:val="IndexLink"/>
               </w:rPr>
-              <w:t>Annex A: Evidence Map</w:t>
+              <w:t>10. Recommended Capacity-Building Interventions</w:t>
               <w:tab/>
-              <w:t>41</w:t>
+              <w:t>42</w:t>
+            </w:r>
+          </w:hyperlink>
+        </w:p>
+        <w:p>
+          <w:pPr>
+            <w:pStyle w:val="TOC2"/>
+            <w:tabs>
+              <w:tab w:val="clear" w:pos="8743"/>
+              <w:tab w:val="right" w:pos="9025" w:leader="dot"/>
+            </w:tabs>
+            <w:rPr/>
+          </w:pPr>
+          <w:hyperlink w:anchor="__RefHeading___Toc1187_4016896087">
+            <w:r>
+              <w:rPr>
+                <w:rStyle w:val="IndexLink"/>
+              </w:rPr>
+              <w:t>10.1 A Tiered Readiness Pathway</w:t>
+              <w:tab/>
+              <w:t>42</w:t>
+            </w:r>
+          </w:hyperlink>
+        </w:p>
+        <w:p>
+          <w:pPr>
+            <w:pStyle w:val="TOC2"/>
+            <w:tabs>
+              <w:tab w:val="clear" w:pos="8743"/>
+              <w:tab w:val="right" w:pos="9025" w:leader="dot"/>
+            </w:tabs>
+            <w:rPr/>
+          </w:pPr>
+          <w:hyperlink w:anchor="__RefHeading___Toc1189_4016896087">
+            <w:r>
+              <w:rPr>
+                <w:rStyle w:val="IndexLink"/>
+              </w:rPr>
+              <w:t>10.2 Gender-Transformative Approaches</w:t>
+              <w:tab/>
+              <w:t>42</w:t>
+            </w:r>
+          </w:hyperlink>
+        </w:p>
+        <w:p>
+          <w:pPr>
+            <w:pStyle w:val="TOC2"/>
+            <w:tabs>
+              <w:tab w:val="clear" w:pos="8743"/>
+              <w:tab w:val="right" w:pos="9025" w:leader="dot"/>
+            </w:tabs>
+            <w:rPr/>
+          </w:pPr>
+          <w:hyperlink w:anchor="__RefHeading___Toc1191_4016896087">
+            <w:r>
+              <w:rPr>
+                <w:rStyle w:val="IndexLink"/>
+              </w:rPr>
+              <w:t>10.3 Youth-Focused Incubation</w:t>
+              <w:tab/>
+              <w:t>43</w:t>
+            </w:r>
+          </w:hyperlink>
+        </w:p>
+        <w:p>
+          <w:pPr>
+            <w:pStyle w:val="TOC2"/>
+            <w:tabs>
+              <w:tab w:val="clear" w:pos="8743"/>
+              <w:tab w:val="right" w:pos="9025" w:leader="dot"/>
+            </w:tabs>
+            <w:rPr/>
+          </w:pPr>
+          <w:hyperlink w:anchor="__RefHeading___Toc1193_4016896087">
+            <w:r>
+              <w:rPr>
+                <w:rStyle w:val="IndexLink"/>
+              </w:rPr>
+              <w:t>10.4 Blended Support Packages</w:t>
+              <w:tab/>
+              <w:t>43</w:t>
+            </w:r>
+          </w:hyperlink>
+        </w:p>
+        <w:p>
+          <w:pPr>
+            <w:pStyle w:val="TOC2"/>
+            <w:tabs>
+              <w:tab w:val="clear" w:pos="8743"/>
+              <w:tab w:val="right" w:pos="9025" w:leader="dot"/>
+            </w:tabs>
+            <w:rPr/>
+          </w:pPr>
+          <w:hyperlink w:anchor="__RefHeading___Toc1195_4016896087">
+            <w:r>
+              <w:rPr>
+                <w:rStyle w:val="IndexLink"/>
+              </w:rPr>
+              <w:t>10.5 BSO Strengthening</w:t>
+              <w:tab/>
+              <w:t>43</w:t>
+            </w:r>
+          </w:hyperlink>
+        </w:p>
+        <w:p>
+          <w:pPr>
+            <w:pStyle w:val="TOC2"/>
+            <w:tabs>
+              <w:tab w:val="clear" w:pos="8743"/>
+              <w:tab w:val="right" w:pos="9025" w:leader="dot"/>
+            </w:tabs>
+            <w:rPr/>
+          </w:pPr>
+          <w:hyperlink w:anchor="__RefHeading___Toc1197_4016896087">
+            <w:r>
+              <w:rPr>
+                <w:rStyle w:val="IndexLink"/>
+              </w:rPr>
+              <w:t>10.6 Financial Institution Strengthening</w:t>
+              <w:tab/>
+              <w:t>44</w:t>
+            </w:r>
+          </w:hyperlink>
+        </w:p>
+        <w:p>
+          <w:pPr>
+            <w:pStyle w:val="TOC2"/>
+            <w:tabs>
+              <w:tab w:val="clear" w:pos="8743"/>
+              <w:tab w:val="right" w:pos="9025" w:leader="dot"/>
+            </w:tabs>
+            <w:rPr/>
+          </w:pPr>
+          <w:hyperlink w:anchor="__RefHeading___Toc1199_4016896087">
+            <w:r>
+              <w:rPr>
+                <w:rStyle w:val="IndexLink"/>
+              </w:rPr>
+              <w:t>10.7 Enabling Environment and Market Linkage Actions</w:t>
+              <w:tab/>
+              <w:t>45</w:t>
+            </w:r>
+          </w:hyperlink>
+        </w:p>
+        <w:p>
+          <w:pPr>
+            <w:pStyle w:val="TOC2"/>
+            <w:tabs>
+              <w:tab w:val="clear" w:pos="8743"/>
+              <w:tab w:val="right" w:pos="9025" w:leader="dot"/>
+            </w:tabs>
+            <w:rPr/>
+          </w:pPr>
+          <w:hyperlink w:anchor="__RefHeading___Toc1201_4016896087">
+            <w:r>
+              <w:rPr>
+                <w:rStyle w:val="IndexLink"/>
+              </w:rPr>
+              <w:t>10.8 Pathways to Financing</w:t>
+              <w:tab/>
+              <w:t>45</w:t>
+            </w:r>
+          </w:hyperlink>
+        </w:p>
+        <w:p>
+          <w:pPr>
+            <w:pStyle w:val="TOC2"/>
+            <w:tabs>
+              <w:tab w:val="clear" w:pos="8743"/>
+              <w:tab w:val="right" w:pos="9025" w:leader="dot"/>
+            </w:tabs>
+            <w:rPr/>
+          </w:pPr>
+          <w:hyperlink w:anchor="__RefHeading___Toc1203_4016896087">
+            <w:r>
+              <w:rPr>
+                <w:rStyle w:val="IndexLink"/>
+              </w:rPr>
+              <w:t>10.9 Priorities and Next Steps</w:t>
+              <w:tab/>
+              <w:t>46</w:t>
             </w:r>
           </w:hyperlink>
         </w:p>
@@ -1111,14 +1091,14 @@
             </w:tabs>
             <w:rPr/>
           </w:pPr>
-          <w:hyperlink w:anchor="__RefHeading___Toc1085_3359597930">
+          <w:hyperlink w:anchor="__RefHeading___Toc1205_4016896087">
             <w:r>
               <w:rPr>
                 <w:rStyle w:val="IndexLink"/>
               </w:rPr>
-              <w:t>Annex B: Closing the Gender and Age Data Gap</w:t>
+              <w:t>Annex A: Evidence Map</w:t>
               <w:tab/>
-              <w:t>42</w:t>
+              <w:t>47</w:t>
             </w:r>
           </w:hyperlink>
         </w:p>
@@ -1131,14 +1111,34 @@
             </w:tabs>
             <w:rPr/>
           </w:pPr>
-          <w:hyperlink w:anchor="__RefHeading___Toc1087_3359597930">
+          <w:hyperlink w:anchor="__RefHeading___Toc1207_4016896087">
+            <w:r>
+              <w:rPr>
+                <w:rStyle w:val="IndexLink"/>
+              </w:rPr>
+              <w:t>Annex B: Closing the Gender and Age Data Gap</w:t>
+              <w:tab/>
+              <w:t>48</w:t>
+            </w:r>
+          </w:hyperlink>
+        </w:p>
+        <w:p>
+          <w:pPr>
+            <w:pStyle w:val="TOC1"/>
+            <w:tabs>
+              <w:tab w:val="clear" w:pos="9026"/>
+              <w:tab w:val="right" w:pos="9025" w:leader="dot"/>
+            </w:tabs>
+            <w:rPr/>
+          </w:pPr>
+          <w:hyperlink w:anchor="__RefHeading___Toc1209_4016896087">
             <w:r>
               <w:rPr>
                 <w:rStyle w:val="IndexLink"/>
               </w:rPr>
               <w:t>References</w:t>
               <w:tab/>
-              <w:t>43</w:t>
+              <w:t>49</w:t>
             </w:r>
           </w:hyperlink>
           <w:r>
@@ -1374,12 +1374,12 @@
           <w:b/>
           <w:bCs/>
         </w:rPr>
-        <w:t>BIPA</w:t>
+        <w:t>BEDIA</w:t>
       </w:r>
       <w:r>
         <w:rPr/>
         <w:tab/>
-        <w:t>Business and Intellectual Property Authority (Namibia)</w:t>
+        <w:t>Botswana Export Development and Investment Authority (now part of BITC)</w:t>
       </w:r>
     </w:p>
     <w:p>
@@ -1398,12 +1398,12 @@
           <w:b/>
           <w:bCs/>
         </w:rPr>
-        <w:t>BRRA</w:t>
+        <w:t>BEMA</w:t>
       </w:r>
       <w:r>
         <w:rPr/>
         <w:tab/>
-        <w:t>Business Regulatory Review Agency (Zambia)</w:t>
+        <w:t>Botswana Exporters and Manufacturers Association</w:t>
       </w:r>
     </w:p>
     <w:p>
@@ -1422,12 +1422,12 @@
           <w:b/>
           <w:bCs/>
         </w:rPr>
-        <w:t>BSO</w:t>
+        <w:t>BIPA</w:t>
       </w:r>
       <w:r>
         <w:rPr/>
         <w:tab/>
-        <w:t>Business support organisation</w:t>
+        <w:t>Business and Intellectual Property Authority (Namibia)</w:t>
       </w:r>
     </w:p>
     <w:p>
@@ -1446,12 +1446,12 @@
           <w:b/>
           <w:bCs/>
         </w:rPr>
-        <w:t>BTO</w:t>
+        <w:t>BITC</w:t>
       </w:r>
       <w:r>
         <w:rPr/>
         <w:tab/>
-        <w:t>Botswana Tourism Organisation</w:t>
+        <w:t>Botswana Investment and Trade Centre</w:t>
       </w:r>
     </w:p>
     <w:p>
@@ -1470,12 +1470,12 @@
           <w:b/>
           <w:bCs/>
         </w:rPr>
-        <w:t>BUE</w:t>
+        <w:t>BNPC</w:t>
       </w:r>
       <w:r>
         <w:rPr/>
         <w:tab/>
-        <w:t>Balcão Único do Empreendedor (Angola)</w:t>
+        <w:t>Botswana National Productivity Centre</w:t>
       </w:r>
     </w:p>
     <w:p>
@@ -1494,12 +1494,12 @@
           <w:b/>
           <w:bCs/>
         </w:rPr>
-        <w:t>BWP</w:t>
+        <w:t>BOBS</w:t>
       </w:r>
       <w:r>
         <w:rPr/>
         <w:tab/>
-        <w:t>Botswana pula</w:t>
+        <w:t>Botswana Bureau of Standards</w:t>
       </w:r>
     </w:p>
     <w:p>
@@ -1518,12 +1518,12 @@
           <w:b/>
           <w:bCs/>
         </w:rPr>
-        <w:t>CAMPFIRE</w:t>
+        <w:t>BOCCIM</w:t>
       </w:r>
       <w:r>
         <w:rPr/>
         <w:tab/>
-        <w:t>Communal Areas Management Programme for Indigenous Resources (Zimbabwe)</w:t>
+        <w:t>Botswana Confederation of Commerce, Industry and Manpower (now Business Botswana)</w:t>
       </w:r>
     </w:p>
     <w:p>
@@ -1542,12 +1542,12 @@
           <w:b/>
           <w:bCs/>
         </w:rPr>
-        <w:t>CBNRM</w:t>
+        <w:t>BOTA</w:t>
       </w:r>
       <w:r>
         <w:rPr/>
         <w:tab/>
-        <w:t>Community-based natural resource management</w:t>
+        <w:t>Botswana Training Authority</w:t>
       </w:r>
     </w:p>
     <w:p>
@@ -1566,12 +1566,12 @@
           <w:b/>
           <w:bCs/>
         </w:rPr>
-        <w:t>CBO</w:t>
+        <w:t>BRRA</w:t>
       </w:r>
       <w:r>
         <w:rPr/>
         <w:tab/>
-        <w:t>Community-based organisation</w:t>
+        <w:t>Business Regulatory Review Agency (Zambia)</w:t>
       </w:r>
     </w:p>
     <w:p>
@@ -1590,12 +1590,12 @@
           <w:b/>
           <w:bCs/>
         </w:rPr>
-        <w:t>CEDA</w:t>
+        <w:t>BSO</w:t>
       </w:r>
       <w:r>
         <w:rPr/>
         <w:tab/>
-        <w:t>Citizen Entrepreneurial Development Agency (Botswana)</w:t>
+        <w:t>Business support organisation</w:t>
       </w:r>
     </w:p>
     <w:p>
@@ -1614,12 +1614,12 @@
           <w:b/>
           <w:bCs/>
         </w:rPr>
-        <w:t>CEEC</w:t>
+        <w:t>BTO</w:t>
       </w:r>
       <w:r>
         <w:rPr/>
         <w:tab/>
-        <w:t>Citizens Economic Empowerment Commission (Zambia)</w:t>
+        <w:t>Botswana Tourism Organisation</w:t>
       </w:r>
     </w:p>
     <w:p>
@@ -1638,12 +1638,12 @@
           <w:b/>
           <w:bCs/>
         </w:rPr>
-        <w:t>CGS</w:t>
+        <w:t>BUE</w:t>
       </w:r>
       <w:r>
         <w:rPr/>
         <w:tab/>
-        <w:t>Credit Guarantee Scheme (Namibia)</w:t>
+        <w:t>Balcão Único do Empreendedor (Angola)</w:t>
       </w:r>
     </w:p>
     <w:p>
@@ -1662,12 +1662,12 @@
           <w:b/>
           <w:bCs/>
         </w:rPr>
-        <w:t>CIPA</w:t>
+        <w:t>BWP</w:t>
       </w:r>
       <w:r>
         <w:rPr/>
         <w:tab/>
-        <w:t>Companies and Intellectual Property Authority (Botswana)</w:t>
+        <w:t>Botswana pula</w:t>
       </w:r>
     </w:p>
     <w:p>
@@ -1686,12 +1686,12 @@
           <w:b/>
           <w:bCs/>
         </w:rPr>
-        <w:t>COMESA</w:t>
+        <w:t>CAMPFIRE</w:t>
       </w:r>
       <w:r>
         <w:rPr/>
         <w:tab/>
-        <w:t>Common Market for Eastern and Southern Africa</w:t>
+        <w:t>Communal Areas Management Programme for Indigenous Resources (Zimbabwe)</w:t>
       </w:r>
     </w:p>
     <w:p>
@@ -1710,12 +1710,12 @@
           <w:b/>
           <w:bCs/>
         </w:rPr>
-        <w:t>DB</w:t>
+        <w:t>CBNRM</w:t>
       </w:r>
       <w:r>
         <w:rPr/>
         <w:tab/>
-        <w:t>Doing Business (World Bank report series, 2004-2020)</w:t>
+        <w:t>Community-based natural resource management</w:t>
       </w:r>
     </w:p>
     <w:p>
@@ -1734,12 +1734,12 @@
           <w:b/>
           <w:bCs/>
         </w:rPr>
-        <w:t>DBN</w:t>
+        <w:t>CBO</w:t>
       </w:r>
       <w:r>
         <w:rPr/>
         <w:tab/>
-        <w:t>Development Bank of Namibia</w:t>
+        <w:t>Community-based organisation</w:t>
       </w:r>
     </w:p>
     <w:p>
@@ -1758,12 +1758,12 @@
           <w:b/>
           <w:bCs/>
         </w:rPr>
-        <w:t>DFI</w:t>
+        <w:t>CDE</w:t>
       </w:r>
       <w:r>
         <w:rPr/>
         <w:tab/>
-        <w:t>Development finance institution</w:t>
+        <w:t>Centre for the Development of Enterprise (ACP-EU)</w:t>
       </w:r>
     </w:p>
     <w:p>
@@ -1782,12 +1782,12 @@
           <w:b/>
           <w:bCs/>
         </w:rPr>
-        <w:t>DMC</w:t>
+        <w:t>CEDA</w:t>
       </w:r>
       <w:r>
         <w:rPr/>
         <w:tab/>
-        <w:t>Destination management company</w:t>
+        <w:t>Citizen Entrepreneurial Development Agency (Botswana)</w:t>
       </w:r>
     </w:p>
     <w:p>
@@ -1806,12 +1806,12 @@
           <w:b/>
           <w:bCs/>
         </w:rPr>
-        <w:t>ECGC</w:t>
+        <w:t>CEEC</w:t>
       </w:r>
       <w:r>
         <w:rPr/>
         <w:tab/>
-        <w:t>Export Credit Guarantee Company (Zimbabwe)</w:t>
+        <w:t>Citizens Economic Empowerment Commission (Zambia)</w:t>
       </w:r>
     </w:p>
     <w:p>
@@ -1830,12 +1830,12 @@
           <w:b/>
           <w:bCs/>
         </w:rPr>
-        <w:t>EIF</w:t>
+        <w:t>CGS</w:t>
       </w:r>
       <w:r>
         <w:rPr/>
         <w:tab/>
-        <w:t>Environmental Investment Fund (Namibia)</w:t>
+        <w:t>Credit Guarantee Scheme (Namibia)</w:t>
       </w:r>
     </w:p>
     <w:p>
@@ -1854,12 +1854,12 @@
           <w:b/>
           <w:bCs/>
         </w:rPr>
-        <w:t>FENATA</w:t>
+        <w:t>CIPA</w:t>
       </w:r>
       <w:r>
         <w:rPr/>
         <w:tab/>
-        <w:t>Federation of Namibian Tourism Associations</w:t>
+        <w:t>Companies and Intellectual Property Authority (Botswana)</w:t>
       </w:r>
     </w:p>
     <w:p>
@@ -1878,12 +1878,12 @@
           <w:b/>
           <w:bCs/>
         </w:rPr>
-        <w:t>FGC</w:t>
+        <w:t>COMESA</w:t>
       </w:r>
       <w:r>
         <w:rPr/>
         <w:tab/>
-        <w:t>Fundo de Garantia de Crédito (Angola)</w:t>
+        <w:t>Common Market for Eastern and Southern Africa</w:t>
       </w:r>
     </w:p>
     <w:p>
@@ -1902,12 +1902,12 @@
           <w:b/>
           <w:bCs/>
         </w:rPr>
-        <w:t>GIZ</w:t>
+        <w:t>DB</w:t>
       </w:r>
       <w:r>
         <w:rPr/>
         <w:tab/>
-        <w:t>Deutsche Gesellschaft für Internationale Zusammenarbeit</w:t>
+        <w:t>Doing Business (World Bank report series, 2004-2020)</w:t>
       </w:r>
     </w:p>
     <w:p>
@@ -1926,12 +1926,12 @@
           <w:b/>
           <w:bCs/>
         </w:rPr>
-        <w:t>HAN</w:t>
+        <w:t>DBN</w:t>
       </w:r>
       <w:r>
         <w:rPr/>
         <w:tab/>
-        <w:t>Hospitality Association of Namibia</w:t>
+        <w:t>Development Bank of Namibia</w:t>
       </w:r>
     </w:p>
     <w:p>
@@ -1950,12 +1950,12 @@
           <w:b/>
           <w:bCs/>
         </w:rPr>
-        <w:t>HATAB</w:t>
+        <w:t>DFI</w:t>
       </w:r>
       <w:r>
         <w:rPr/>
         <w:tab/>
-        <w:t>Hospitality and Tourism Association of Botswana</w:t>
+        <w:t>Development finance institution</w:t>
       </w:r>
     </w:p>
     <w:p>
@@ -1974,12 +1974,12 @@
           <w:b/>
           <w:bCs/>
         </w:rPr>
-        <w:t>IDBZ</w:t>
+        <w:t>DMC</w:t>
       </w:r>
       <w:r>
         <w:rPr/>
         <w:tab/>
-        <w:t>Infrastructure Development Bank of Zimbabwe</w:t>
+        <w:t>Destination management company</w:t>
       </w:r>
     </w:p>
     <w:p>
@@ -1998,12 +1998,12 @@
           <w:b/>
           <w:bCs/>
         </w:rPr>
-        <w:t>INAPEM</w:t>
+        <w:t>ECGC</w:t>
       </w:r>
       <w:r>
         <w:rPr/>
         <w:tab/>
-        <w:t>Instituto Nacional de Apoio às Micro, Pequenas e Médias Empresas (Angola)</w:t>
+        <w:t>Export Credit Guarantee Company (Zimbabwe)</w:t>
       </w:r>
     </w:p>
     <w:p>
@@ -2022,12 +2022,12 @@
           <w:b/>
           <w:bCs/>
         </w:rPr>
-        <w:t>JV</w:t>
+        <w:t>EIF</w:t>
       </w:r>
       <w:r>
         <w:rPr/>
         <w:tab/>
-        <w:t>Joint venture</w:t>
+        <w:t>Environmental Investment Fund (Namibia)</w:t>
       </w:r>
     </w:p>
     <w:p>
@@ -2046,12 +2046,12 @@
           <w:b/>
           <w:bCs/>
         </w:rPr>
-        <w:t>KAZA TFCA</w:t>
+        <w:t>FENATA</w:t>
       </w:r>
       <w:r>
         <w:rPr/>
         <w:tab/>
-        <w:t>Kavango Zambezi Transfrontier Conservation Area</w:t>
+        <w:t>Federation of Namibian Tourism Associations</w:t>
       </w:r>
     </w:p>
     <w:p>
@@ -2070,12 +2070,12 @@
           <w:b/>
           <w:bCs/>
         </w:rPr>
-        <w:t>LEA</w:t>
+        <w:t>FGC</w:t>
       </w:r>
       <w:r>
         <w:rPr/>
         <w:tab/>
-        <w:t>Local Enterprise Authority (Botswana)</w:t>
+        <w:t>Fundo de Garantia de Crédito (Angola)</w:t>
       </w:r>
     </w:p>
     <w:p>
@@ -2094,12 +2094,12 @@
           <w:b/>
           <w:bCs/>
         </w:rPr>
-        <w:t>MD</w:t>
+        <w:t>GIZ</w:t>
       </w:r>
       <w:r>
         <w:rPr/>
         <w:tab/>
-        <w:t>KAZA R-NBT Macro Diagnostic Report</w:t>
+        <w:t>Deutsche Gesellschaft für Internationale Zusammenarbeit</w:t>
       </w:r>
     </w:p>
     <w:p>
@@ -2118,12 +2118,12 @@
           <w:b/>
           <w:bCs/>
         </w:rPr>
-        <w:t>MFI</w:t>
+        <w:t>HAN</w:t>
       </w:r>
       <w:r>
         <w:rPr/>
         <w:tab/>
-        <w:t>Microfinance institution</w:t>
+        <w:t>Hospitality Association of Namibia</w:t>
       </w:r>
     </w:p>
     <w:p>
@@ -2142,12 +2142,12 @@
           <w:b/>
           <w:bCs/>
         </w:rPr>
-        <w:t>MSME</w:t>
+        <w:t>HATAB</w:t>
       </w:r>
       <w:r>
         <w:rPr/>
         <w:tab/>
-        <w:t>Micro, small and medium-sized enterprise</w:t>
+        <w:t>Hospitality and Tourism Association of Botswana</w:t>
       </w:r>
     </w:p>
     <w:p>
@@ -2166,12 +2166,12 @@
           <w:b/>
           <w:bCs/>
         </w:rPr>
-        <w:t>NACSO</w:t>
+        <w:t>ICT</w:t>
       </w:r>
       <w:r>
         <w:rPr/>
         <w:tab/>
-        <w:t>Namibian Association of CBNRM Support Organisations</w:t>
+        <w:t>Information and communications technology</w:t>
       </w:r>
     </w:p>
     <w:p>
@@ -2190,12 +2190,12 @@
           <w:b/>
           <w:bCs/>
         </w:rPr>
-        <w:t>NEET</w:t>
+        <w:t>IDBZ</w:t>
       </w:r>
       <w:r>
         <w:rPr/>
         <w:tab/>
-        <w:t>Not in employment, education or training</w:t>
+        <w:t>Infrastructure Development Bank of Zimbabwe</w:t>
       </w:r>
     </w:p>
     <w:p>
@@ -2214,12 +2214,12 @@
           <w:b/>
           <w:bCs/>
         </w:rPr>
-        <w:t>NIPDB</w:t>
+        <w:t>INAPEM</w:t>
       </w:r>
       <w:r>
         <w:rPr/>
         <w:tab/>
-        <w:t>Namibia Investment Promotion and Development Board</w:t>
+        <w:t>Instituto Nacional de Apoio às Micro, Pequenas e Médias Empresas (Angola)</w:t>
       </w:r>
     </w:p>
     <w:p>
@@ -2238,12 +2238,12 @@
           <w:b/>
           <w:bCs/>
         </w:rPr>
-        <w:t>NTB</w:t>
+        <w:t>ISO</w:t>
       </w:r>
       <w:r>
         <w:rPr/>
         <w:tab/>
-        <w:t>Namibia Tourism Board</w:t>
+        <w:t>International Organization for Standardization</w:t>
       </w:r>
     </w:p>
     <w:p>
@@ -2262,12 +2262,12 @@
           <w:b/>
           <w:bCs/>
         </w:rPr>
-        <w:t>OSISC</w:t>
+        <w:t>JV</w:t>
       </w:r>
       <w:r>
         <w:rPr/>
         <w:tab/>
-        <w:t>One Stop Investment Services Centre (ZIDA, Zimbabwe)</w:t>
+        <w:t>Joint venture</w:t>
       </w:r>
     </w:p>
     <w:p>
@@ -2286,12 +2286,12 @@
           <w:b/>
           <w:bCs/>
         </w:rPr>
-        <w:t>R-NBT</w:t>
+        <w:t>KAZA TFCA</w:t>
       </w:r>
       <w:r>
         <w:rPr/>
         <w:tab/>
-        <w:t>Regenerative nature-based tourism</w:t>
+        <w:t>Kavango Zambezi Transfrontier Conservation Area</w:t>
       </w:r>
     </w:p>
     <w:p>
@@ -2310,12 +2310,12 @@
           <w:b/>
           <w:bCs/>
         </w:rPr>
-        <w:t>SADC</w:t>
+        <w:t>LEA</w:t>
       </w:r>
       <w:r>
         <w:rPr/>
         <w:tab/>
-        <w:t>Southern African Development Community</w:t>
+        <w:t>Local Enterprise Authority (Botswana)</w:t>
       </w:r>
     </w:p>
     <w:p>
@@ -2334,12 +2334,12 @@
           <w:b/>
           <w:bCs/>
         </w:rPr>
-        <w:t>SMEDCO</w:t>
+        <w:t>MD</w:t>
       </w:r>
       <w:r>
         <w:rPr/>
         <w:tab/>
-        <w:t>Small and Medium Enterprises Development Corporation (Zimbabwe)</w:t>
+        <w:t>KAZA R-NBT Macro Diagnostic Report</w:t>
       </w:r>
     </w:p>
     <w:p>
@@ -2358,12 +2358,12 @@
           <w:b/>
           <w:bCs/>
         </w:rPr>
-        <w:t>STR</w:t>
+        <w:t>MFI</w:t>
       </w:r>
       <w:r>
         <w:rPr/>
         <w:tab/>
-        <w:t>Simplified Trade Regime</w:t>
+        <w:t>Microfinance institution</w:t>
       </w:r>
     </w:p>
     <w:p>
@@ -2382,12 +2382,12 @@
           <w:b/>
           <w:bCs/>
         </w:rPr>
-        <w:t>TA</w:t>
+        <w:t>MSME</w:t>
       </w:r>
       <w:r>
         <w:rPr/>
         <w:tab/>
-        <w:t>Technical assistance</w:t>
+        <w:t>Micro, small and medium-sized enterprise</w:t>
       </w:r>
     </w:p>
     <w:p>
@@ -2406,12 +2406,12 @@
           <w:b/>
           <w:bCs/>
         </w:rPr>
-        <w:t>TBCZ</w:t>
+        <w:t>NACSO</w:t>
       </w:r>
       <w:r>
         <w:rPr/>
         <w:tab/>
-        <w:t>Tourism Business Council of Zimbabwe</w:t>
+        <w:t>Namibian Association of CBNRM Support Organisations</w:t>
       </w:r>
     </w:p>
     <w:p>
@@ -2430,12 +2430,12 @@
           <w:b/>
           <w:bCs/>
         </w:rPr>
-        <w:t>TCZ</w:t>
+        <w:t>NDB</w:t>
       </w:r>
       <w:r>
         <w:rPr/>
         <w:tab/>
-        <w:t>Tourism Council of Zambia</w:t>
+        <w:t>National Development Bank (Botswana)</w:t>
       </w:r>
     </w:p>
     <w:p>
@@ -2454,12 +2454,12 @@
           <w:b/>
           <w:bCs/>
         </w:rPr>
-        <w:t>VSLA</w:t>
+        <w:t>NEET</w:t>
       </w:r>
       <w:r>
         <w:rPr/>
         <w:tab/>
-        <w:t>Village savings and loan association</w:t>
+        <w:t>Not in employment, education or training</w:t>
       </w:r>
     </w:p>
     <w:p>
@@ -2478,12 +2478,12 @@
           <w:b/>
           <w:bCs/>
         </w:rPr>
-        <w:t>WIBA</w:t>
+        <w:t>NIPDB</w:t>
       </w:r>
       <w:r>
         <w:rPr/>
         <w:tab/>
-        <w:t>Women in Business Association (Botswana)</w:t>
+        <w:t>Namibia Investment Promotion and Development Board</w:t>
       </w:r>
     </w:p>
     <w:p>
@@ -2502,12 +2502,12 @@
           <w:b/>
           <w:bCs/>
         </w:rPr>
-        <w:t>YDF</w:t>
+        <w:t>NTB</w:t>
       </w:r>
       <w:r>
         <w:rPr/>
         <w:tab/>
-        <w:t>Youth Development Fund (Botswana)</w:t>
+        <w:t>Namibia Tourism Board</w:t>
       </w:r>
     </w:p>
     <w:p>
@@ -2526,12 +2526,12 @@
           <w:b/>
           <w:bCs/>
         </w:rPr>
-        <w:t>ZCGS</w:t>
+        <w:t>OSISC</w:t>
       </w:r>
       <w:r>
         <w:rPr/>
         <w:tab/>
-        <w:t>Zambia Credit Guarantee Scheme</w:t>
+        <w:t>One Stop Investment Services Centre (ZIDA, Zimbabwe)</w:t>
       </w:r>
     </w:p>
     <w:p>
@@ -2550,12 +2550,12 @@
           <w:b/>
           <w:bCs/>
         </w:rPr>
-        <w:t>ZCSMBA</w:t>
+        <w:t>PSDP</w:t>
       </w:r>
       <w:r>
         <w:rPr/>
         <w:tab/>
-        <w:t>Zambia Chamber of Small and Medium Business Associations</w:t>
+        <w:t>Private Sector Development Programme (Botswana)</w:t>
       </w:r>
     </w:p>
     <w:p>
@@ -2574,12 +2574,12 @@
           <w:b/>
           <w:bCs/>
         </w:rPr>
-        <w:t>ZDA</w:t>
+        <w:t>R-NBT</w:t>
       </w:r>
       <w:r>
         <w:rPr/>
         <w:tab/>
-        <w:t>Zambia Development Agency</w:t>
+        <w:t>Regenerative nature-based tourism</w:t>
       </w:r>
     </w:p>
     <w:p>
@@ -2598,12 +2598,12 @@
           <w:b/>
           <w:bCs/>
         </w:rPr>
-        <w:t>ZEEX</w:t>
+        <w:t>SADC</w:t>
       </w:r>
       <w:r>
         <w:rPr/>
         <w:tab/>
-        <w:t>Zimbabwe Entrepreneurship Exchange</w:t>
+        <w:t>Southern African Development Community</w:t>
       </w:r>
     </w:p>
     <w:p>
@@ -2622,12 +2622,12 @@
           <w:b/>
           <w:bCs/>
         </w:rPr>
-        <w:t>ZIDA</w:t>
+        <w:t>SMEDCO</w:t>
       </w:r>
       <w:r>
         <w:rPr/>
         <w:tab/>
-        <w:t>Zimbabwe Investment and Development Agency</w:t>
+        <w:t>Small and Medium Enterprises Development Corporation (Zimbabwe)</w:t>
       </w:r>
     </w:p>
     <w:p>
@@ -2646,12 +2646,12 @@
           <w:b/>
           <w:bCs/>
         </w:rPr>
-        <w:t>ZIMRA</w:t>
+        <w:t>SMME</w:t>
       </w:r>
       <w:r>
         <w:rPr/>
         <w:tab/>
-        <w:t>Zimbabwe Revenue Authority</w:t>
+        <w:t>Small, medium and micro enterprise (term used in Botswana; equivalent to MSME)</w:t>
       </w:r>
     </w:p>
     <w:p>
@@ -2670,6 +2670,318 @@
           <w:b/>
           <w:bCs/>
         </w:rPr>
+        <w:t>STR</w:t>
+      </w:r>
+      <w:r>
+        <w:rPr/>
+        <w:tab/>
+        <w:t>Simplified Trade Regime</w:t>
+      </w:r>
+    </w:p>
+    <w:p>
+      <w:pPr>
+        <w:pStyle w:val="Normal"/>
+        <w:tabs>
+          <w:tab w:val="clear" w:pos="720"/>
+          <w:tab w:val="left" w:pos="1700" w:leader="none"/>
+        </w:tabs>
+        <w:spacing w:before="0" w:after="60"/>
+        <w:ind w:hanging="1700" w:left="1700"/>
+        <w:rPr/>
+      </w:pPr>
+      <w:r>
+        <w:rPr>
+          <w:b/>
+          <w:bCs/>
+        </w:rPr>
+        <w:t>TA</w:t>
+      </w:r>
+      <w:r>
+        <w:rPr/>
+        <w:tab/>
+        <w:t>Technical assistance</w:t>
+      </w:r>
+    </w:p>
+    <w:p>
+      <w:pPr>
+        <w:pStyle w:val="Normal"/>
+        <w:tabs>
+          <w:tab w:val="clear" w:pos="720"/>
+          <w:tab w:val="left" w:pos="1700" w:leader="none"/>
+        </w:tabs>
+        <w:spacing w:before="0" w:after="60"/>
+        <w:ind w:hanging="1700" w:left="1700"/>
+        <w:rPr/>
+      </w:pPr>
+      <w:r>
+        <w:rPr>
+          <w:b/>
+          <w:bCs/>
+        </w:rPr>
+        <w:t>TBCZ</w:t>
+      </w:r>
+      <w:r>
+        <w:rPr/>
+        <w:tab/>
+        <w:t>Tourism Business Council of Zimbabwe</w:t>
+      </w:r>
+    </w:p>
+    <w:p>
+      <w:pPr>
+        <w:pStyle w:val="Normal"/>
+        <w:tabs>
+          <w:tab w:val="clear" w:pos="720"/>
+          <w:tab w:val="left" w:pos="1700" w:leader="none"/>
+        </w:tabs>
+        <w:spacing w:before="0" w:after="60"/>
+        <w:ind w:hanging="1700" w:left="1700"/>
+        <w:rPr/>
+      </w:pPr>
+      <w:r>
+        <w:rPr>
+          <w:b/>
+          <w:bCs/>
+        </w:rPr>
+        <w:t>TCZ</w:t>
+      </w:r>
+      <w:r>
+        <w:rPr/>
+        <w:tab/>
+        <w:t>Tourism Council of Zambia</w:t>
+      </w:r>
+    </w:p>
+    <w:p>
+      <w:pPr>
+        <w:pStyle w:val="Normal"/>
+        <w:tabs>
+          <w:tab w:val="clear" w:pos="720"/>
+          <w:tab w:val="left" w:pos="1700" w:leader="none"/>
+        </w:tabs>
+        <w:spacing w:before="0" w:after="60"/>
+        <w:ind w:hanging="1700" w:left="1700"/>
+        <w:rPr/>
+      </w:pPr>
+      <w:r>
+        <w:rPr>
+          <w:b/>
+          <w:bCs/>
+        </w:rPr>
+        <w:t>VSLA</w:t>
+      </w:r>
+      <w:r>
+        <w:rPr/>
+        <w:tab/>
+        <w:t>Village savings and loan association</w:t>
+      </w:r>
+    </w:p>
+    <w:p>
+      <w:pPr>
+        <w:pStyle w:val="Normal"/>
+        <w:tabs>
+          <w:tab w:val="clear" w:pos="720"/>
+          <w:tab w:val="left" w:pos="1700" w:leader="none"/>
+        </w:tabs>
+        <w:spacing w:before="0" w:after="60"/>
+        <w:ind w:hanging="1700" w:left="1700"/>
+        <w:rPr/>
+      </w:pPr>
+      <w:r>
+        <w:rPr>
+          <w:b/>
+          <w:bCs/>
+        </w:rPr>
+        <w:t>WIBA</w:t>
+      </w:r>
+      <w:r>
+        <w:rPr/>
+        <w:tab/>
+        <w:t>Women in Business Association (Botswana)</w:t>
+      </w:r>
+    </w:p>
+    <w:p>
+      <w:pPr>
+        <w:pStyle w:val="Normal"/>
+        <w:tabs>
+          <w:tab w:val="clear" w:pos="720"/>
+          <w:tab w:val="left" w:pos="1700" w:leader="none"/>
+        </w:tabs>
+        <w:spacing w:before="0" w:after="60"/>
+        <w:ind w:hanging="1700" w:left="1700"/>
+        <w:rPr/>
+      </w:pPr>
+      <w:r>
+        <w:rPr>
+          <w:b/>
+          <w:bCs/>
+        </w:rPr>
+        <w:t>YDF</w:t>
+      </w:r>
+      <w:r>
+        <w:rPr/>
+        <w:tab/>
+        <w:t>Youth Development Fund (Botswana)</w:t>
+      </w:r>
+    </w:p>
+    <w:p>
+      <w:pPr>
+        <w:pStyle w:val="Normal"/>
+        <w:tabs>
+          <w:tab w:val="clear" w:pos="720"/>
+          <w:tab w:val="left" w:pos="1700" w:leader="none"/>
+        </w:tabs>
+        <w:spacing w:before="0" w:after="60"/>
+        <w:ind w:hanging="1700" w:left="1700"/>
+        <w:rPr/>
+      </w:pPr>
+      <w:r>
+        <w:rPr>
+          <w:b/>
+          <w:bCs/>
+        </w:rPr>
+        <w:t>ZCGS</w:t>
+      </w:r>
+      <w:r>
+        <w:rPr/>
+        <w:tab/>
+        <w:t>Zambia Credit Guarantee Scheme</w:t>
+      </w:r>
+    </w:p>
+    <w:p>
+      <w:pPr>
+        <w:pStyle w:val="Normal"/>
+        <w:tabs>
+          <w:tab w:val="clear" w:pos="720"/>
+          <w:tab w:val="left" w:pos="1700" w:leader="none"/>
+        </w:tabs>
+        <w:spacing w:before="0" w:after="60"/>
+        <w:ind w:hanging="1700" w:left="1700"/>
+        <w:rPr/>
+      </w:pPr>
+      <w:r>
+        <w:rPr>
+          <w:b/>
+          <w:bCs/>
+        </w:rPr>
+        <w:t>ZCSMBA</w:t>
+      </w:r>
+      <w:r>
+        <w:rPr/>
+        <w:tab/>
+        <w:t>Zambia Chamber of Small and Medium Business Associations</w:t>
+      </w:r>
+    </w:p>
+    <w:p>
+      <w:pPr>
+        <w:pStyle w:val="Normal"/>
+        <w:tabs>
+          <w:tab w:val="clear" w:pos="720"/>
+          <w:tab w:val="left" w:pos="1700" w:leader="none"/>
+        </w:tabs>
+        <w:spacing w:before="0" w:after="60"/>
+        <w:ind w:hanging="1700" w:left="1700"/>
+        <w:rPr/>
+      </w:pPr>
+      <w:r>
+        <w:rPr>
+          <w:b/>
+          <w:bCs/>
+        </w:rPr>
+        <w:t>ZDA</w:t>
+      </w:r>
+      <w:r>
+        <w:rPr/>
+        <w:tab/>
+        <w:t>Zambia Development Agency</w:t>
+      </w:r>
+    </w:p>
+    <w:p>
+      <w:pPr>
+        <w:pStyle w:val="Normal"/>
+        <w:tabs>
+          <w:tab w:val="clear" w:pos="720"/>
+          <w:tab w:val="left" w:pos="1700" w:leader="none"/>
+        </w:tabs>
+        <w:spacing w:before="0" w:after="60"/>
+        <w:ind w:hanging="1700" w:left="1700"/>
+        <w:rPr/>
+      </w:pPr>
+      <w:r>
+        <w:rPr>
+          <w:b/>
+          <w:bCs/>
+        </w:rPr>
+        <w:t>ZEEX</w:t>
+      </w:r>
+      <w:r>
+        <w:rPr/>
+        <w:tab/>
+        <w:t>Zimbabwe Entrepreneurship Exchange</w:t>
+      </w:r>
+    </w:p>
+    <w:p>
+      <w:pPr>
+        <w:pStyle w:val="Normal"/>
+        <w:tabs>
+          <w:tab w:val="clear" w:pos="720"/>
+          <w:tab w:val="left" w:pos="1700" w:leader="none"/>
+        </w:tabs>
+        <w:spacing w:before="0" w:after="60"/>
+        <w:ind w:hanging="1700" w:left="1700"/>
+        <w:rPr/>
+      </w:pPr>
+      <w:r>
+        <w:rPr>
+          <w:b/>
+          <w:bCs/>
+        </w:rPr>
+        <w:t>ZIDA</w:t>
+      </w:r>
+      <w:r>
+        <w:rPr/>
+        <w:tab/>
+        <w:t>Zimbabwe Investment and Development Agency</w:t>
+      </w:r>
+    </w:p>
+    <w:p>
+      <w:pPr>
+        <w:pStyle w:val="Normal"/>
+        <w:tabs>
+          <w:tab w:val="clear" w:pos="720"/>
+          <w:tab w:val="left" w:pos="1700" w:leader="none"/>
+        </w:tabs>
+        <w:spacing w:before="0" w:after="60"/>
+        <w:ind w:hanging="1700" w:left="1700"/>
+        <w:rPr/>
+      </w:pPr>
+      <w:r>
+        <w:rPr>
+          <w:b/>
+          <w:bCs/>
+        </w:rPr>
+        <w:t>ZIMRA</w:t>
+      </w:r>
+      <w:r>
+        <w:rPr/>
+        <w:tab/>
+        <w:t>Zimbabwe Revenue Authority</w:t>
+      </w:r>
+    </w:p>
+    <w:p>
+      <w:pPr>
+        <w:pStyle w:val="Normal"/>
+        <w:tabs>
+          <w:tab w:val="clear" w:pos="720"/>
+          <w:tab w:val="left" w:pos="1700" w:leader="none"/>
+        </w:tabs>
+        <w:spacing w:before="0" w:after="60"/>
+        <w:ind w:hanging="1700" w:left="1700"/>
+        <w:rPr/>
+      </w:pPr>
+      <w:r>
+        <w:rPr>
+          <w:b/>
+          <w:bCs/>
+        </w:rPr>
         <w:t>ZMW</w:t>
       </w:r>
       <w:r>
@@ -2677,6 +2989,30 @@
         <w:tab/>
         <w:t>Zambian kwacha</w:t>
       </w:r>
+    </w:p>
+    <w:p>
+      <w:pPr>
+        <w:pStyle w:val="Normal"/>
+        <w:tabs>
+          <w:tab w:val="clear" w:pos="720"/>
+          <w:tab w:val="left" w:pos="1700" w:leader="none"/>
+        </w:tabs>
+        <w:spacing w:before="0" w:after="60"/>
+        <w:ind w:hanging="1700" w:left="1700"/>
+        <w:rPr/>
+      </w:pPr>
+      <w:r>
+        <w:rPr>
+          <w:b/>
+          <w:bCs/>
+        </w:rPr>
+        <w:t>ZTA</w:t>
+      </w:r>
+      <w:r>
+        <w:rPr/>
+        <w:tab/>
+        <w:t>Zimbabwe Tourism Authority</w:t>
+      </w:r>
       <w:r>
         <w:br w:type="page"/>
       </w:r>
@@ -2687,7 +3023,7 @@
         <w:spacing w:before="0" w:after="240"/>
         <w:rPr/>
       </w:pPr>
-      <w:bookmarkStart w:id="0" w:name="__RefHeading___Toc991_3359597930"/>
+      <w:bookmarkStart w:id="0" w:name="__RefHeading___Toc1113_4016896087"/>
       <w:bookmarkEnd w:id="0"/>
       <w:r>
         <w:rPr/>
@@ -2862,7 +3198,7 @@
       </w:r>
       <w:r>
         <w:rPr/>
-        <w:t xml:space="preserve"> MSMEs need supplier-readiness skills (quality, volume, reliability and pricing), aggregation into producer groups and cooperatives, basic bookkeeping and seasonal cash-flow planning, and formalisation sequenced to buyer and lender demands. BSOs offer mostly generic training, are concentrated in capitals, lack a common readiness diagnostic and seldom broker finance. Financial institutions need to learn seasonal cash-flow lending, use contracts, receivables and movable assets as security, use existing guarantee schemes, and collect sex-disaggregated portfolio data.</w:t>
+        <w:t xml:space="preserve"> MSMEs need supplier-readiness skills (quality, volume, reliability and pricing), aggregation into producer groups and cooperatives, basic bookkeeping and seasonal cash-flow planning, and formalisation sequenced to buyer and lender demands. BSOs offer mostly generic training, are concentrated in capitals, lack a common readiness diagnostic and seldom broker finance. A needs and capacity survey carried out in Botswana for the EU-funded Private Sector Development Programme found many of the same gaps more than a decade ago, which shows how persistent they are. It adds quality assurance and standards, productivity, market intelligence, negotiation and collective advocacy to the MSME list, and organisational systems, coordination between BSOs and impact monitoring to the BSO list. Chapter 6 also sets out ten roles that BSOs play along the readiness pathway, from diagnosis and training to finance brokerage and advocacy. Financial institutions need to learn seasonal cash-flow lending, use contracts, receivables and movable assets as security, use existing guarantee schemes, and collect sex-disaggregated portfolio data.</w:t>
       </w:r>
     </w:p>
     <w:p>
@@ -3003,7 +3339,7 @@
         <w:spacing w:before="0" w:after="240"/>
         <w:rPr/>
       </w:pPr>
-      <w:bookmarkStart w:id="1" w:name="__RefHeading___Toc993_3359597930"/>
+      <w:bookmarkStart w:id="1" w:name="__RefHeading___Toc1115_4016896087"/>
       <w:bookmarkEnd w:id="1"/>
       <w:r>
         <w:rPr/>
@@ -3015,7 +3351,7 @@
         <w:pStyle w:val="Heading2"/>
         <w:rPr/>
       </w:pPr>
-      <w:bookmarkStart w:id="2" w:name="__RefHeading___Toc995_3359597930"/>
+      <w:bookmarkStart w:id="2" w:name="__RefHeading___Toc1117_4016896087"/>
       <w:bookmarkEnd w:id="2"/>
       <w:r>
         <w:rPr/>
@@ -3143,7 +3479,7 @@
         <w:pStyle w:val="Heading2"/>
         <w:rPr/>
       </w:pPr>
-      <w:bookmarkStart w:id="3" w:name="__RefHeading___Toc997_3359597930"/>
+      <w:bookmarkStart w:id="3" w:name="__RefHeading___Toc1119_4016896087"/>
       <w:bookmarkEnd w:id="3"/>
       <w:r>
         <w:rPr/>
@@ -3158,7 +3494,7 @@
       </w:pPr>
       <w:r>
         <w:rPr/>
-        <w:t>The assessment draws on four sources of evidence, graded by confidence:</w:t>
+        <w:t>The assessment draws on five sources of evidence, graded by confidence:</w:t>
       </w:r>
     </w:p>
     <w:p>
@@ -3208,6 +3544,24 @@
           <w:b/>
           <w:bCs/>
         </w:rPr>
+        <w:t>The Botswana PSDP needs and capacity survey,</w:t>
+      </w:r>
+      <w:r>
+        <w:rPr/>
+        <w:t xml:space="preserve"> carried out to design the EU-funded Private Sector Development Programme with CDE (c. 2013), sets out prioritised capacity-building needs for SMMEs and for ten SMME support institutions, together with cross-cutting needs and lessons on how BSOs are coordinated. It covers Botswana only, is more than a decade old and is not specific to tourism, and several of the institutions it names have since been renamed or merged. It is therefore used to corroborate and extend the capacity-building needs in Chapter 6 rather than as current evidence.</w:t>
+      </w:r>
+    </w:p>
+    <w:p>
+      <w:pPr>
+        <w:pStyle w:val="Normal"/>
+        <w:jc w:val="both"/>
+        <w:rPr/>
+      </w:pPr>
+      <w:r>
+        <w:rPr>
+          <w:b/>
+          <w:bCs/>
+        </w:rPr>
         <w:t>The World Bank's Doing Business 2020 economy profiles</w:t>
       </w:r>
       <w:r>
@@ -3249,7 +3603,7 @@
         <w:pStyle w:val="Heading2"/>
         <w:rPr/>
       </w:pPr>
-      <w:bookmarkStart w:id="4" w:name="__RefHeading___Toc999_3359597930"/>
+      <w:bookmarkStart w:id="4" w:name="__RefHeading___Toc1121_4016896087"/>
       <w:bookmarkEnd w:id="4"/>
       <w:r>
         <w:rPr/>
@@ -3439,7 +3793,7 @@
         <w:pStyle w:val="Heading2"/>
         <w:rPr/>
       </w:pPr>
-      <w:bookmarkStart w:id="5" w:name="__RefHeading___Toc1001_3359597930"/>
+      <w:bookmarkStart w:id="5" w:name="__RefHeading___Toc1123_4016896087"/>
       <w:bookmarkEnd w:id="5"/>
       <w:r>
         <w:rPr/>
@@ -3560,7 +3914,7 @@
         <w:spacing w:before="0" w:after="240"/>
         <w:rPr/>
       </w:pPr>
-      <w:bookmarkStart w:id="6" w:name="__RefHeading___Toc1003_3359597930"/>
+      <w:bookmarkStart w:id="6" w:name="__RefHeading___Toc1125_4016896087"/>
       <w:bookmarkEnd w:id="6"/>
       <w:r>
         <w:rPr/>
@@ -3572,7 +3926,7 @@
         <w:pStyle w:val="Heading2"/>
         <w:rPr/>
       </w:pPr>
-      <w:bookmarkStart w:id="7" w:name="__RefHeading___Toc1005_3359597930"/>
+      <w:bookmarkStart w:id="7" w:name="__RefHeading___Toc1127_4016896087"/>
       <w:bookmarkEnd w:id="7"/>
       <w:r>
         <w:rPr/>
@@ -3834,7 +4188,7 @@
         <w:pStyle w:val="Heading2"/>
         <w:rPr/>
       </w:pPr>
-      <w:bookmarkStart w:id="8" w:name="__RefHeading___Toc1007_3359597930"/>
+      <w:bookmarkStart w:id="8" w:name="__RefHeading___Toc1129_4016896087"/>
       <w:bookmarkEnd w:id="8"/>
       <w:r>
         <w:rPr/>
@@ -3941,7 +4295,7 @@
         <w:spacing w:before="0" w:after="240"/>
         <w:rPr/>
       </w:pPr>
-      <w:bookmarkStart w:id="9" w:name="__RefHeading___Toc1009_3359597930"/>
+      <w:bookmarkStart w:id="9" w:name="__RefHeading___Toc1131_4016896087"/>
       <w:bookmarkEnd w:id="9"/>
       <w:r>
         <w:rPr/>
@@ -3953,7 +4307,7 @@
         <w:pStyle w:val="Heading2"/>
         <w:rPr/>
       </w:pPr>
-      <w:bookmarkStart w:id="10" w:name="__RefHeading___Toc1011_3359597930"/>
+      <w:bookmarkStart w:id="10" w:name="__RefHeading___Toc1133_4016896087"/>
       <w:bookmarkEnd w:id="10"/>
       <w:r>
         <w:rPr/>
@@ -4081,7 +4435,7 @@
         <w:pStyle w:val="Heading2"/>
         <w:rPr/>
       </w:pPr>
-      <w:bookmarkStart w:id="11" w:name="__RefHeading___Toc1013_3359597930"/>
+      <w:bookmarkStart w:id="11" w:name="__RefHeading___Toc1135_4016896087"/>
       <w:bookmarkEnd w:id="11"/>
       <w:r>
         <w:rPr/>
@@ -4262,7 +4616,7 @@
         <w:spacing w:before="0" w:after="240"/>
         <w:rPr/>
       </w:pPr>
-      <w:bookmarkStart w:id="12" w:name="__RefHeading___Toc1015_3359597930"/>
+      <w:bookmarkStart w:id="12" w:name="__RefHeading___Toc1137_4016896087"/>
       <w:bookmarkEnd w:id="12"/>
       <w:r>
         <w:rPr/>
@@ -4274,7 +4628,7 @@
         <w:pStyle w:val="Heading2"/>
         <w:rPr/>
       </w:pPr>
-      <w:bookmarkStart w:id="13" w:name="__RefHeading___Toc1017_3359597930"/>
+      <w:bookmarkStart w:id="13" w:name="__RefHeading___Toc1139_4016896087"/>
       <w:bookmarkEnd w:id="13"/>
       <w:r>
         <w:rPr/>
@@ -4402,7 +4756,7 @@
         <w:pStyle w:val="Heading2"/>
         <w:rPr/>
       </w:pPr>
-      <w:bookmarkStart w:id="14" w:name="__RefHeading___Toc1019_3359597930"/>
+      <w:bookmarkStart w:id="14" w:name="__RefHeading___Toc1141_4016896087"/>
       <w:bookmarkEnd w:id="14"/>
       <w:r>
         <w:rPr/>
@@ -4481,7 +4835,7 @@
         <w:pStyle w:val="Heading2"/>
         <w:rPr/>
       </w:pPr>
-      <w:bookmarkStart w:id="15" w:name="__RefHeading___Toc1021_3359597930"/>
+      <w:bookmarkStart w:id="15" w:name="__RefHeading___Toc1143_4016896087"/>
       <w:bookmarkEnd w:id="15"/>
       <w:r>
         <w:rPr/>
@@ -4610,7 +4964,7 @@
         <w:pStyle w:val="Heading2"/>
         <w:rPr/>
       </w:pPr>
-      <w:bookmarkStart w:id="16" w:name="__RefHeading___Toc1023_3359597930"/>
+      <w:bookmarkStart w:id="16" w:name="__RefHeading___Toc1145_4016896087"/>
       <w:bookmarkEnd w:id="16"/>
       <w:r>
         <w:rPr/>
@@ -4761,7 +5115,7 @@
         <w:spacing w:before="0" w:after="240"/>
         <w:rPr/>
       </w:pPr>
-      <w:bookmarkStart w:id="17" w:name="__RefHeading___Toc1025_3359597930"/>
+      <w:bookmarkStart w:id="17" w:name="__RefHeading___Toc1147_4016896087"/>
       <w:bookmarkEnd w:id="17"/>
       <w:r>
         <w:rPr/>
@@ -4773,7 +5127,7 @@
         <w:pStyle w:val="Heading2"/>
         <w:rPr/>
       </w:pPr>
-      <w:bookmarkStart w:id="18" w:name="__RefHeading___Toc1027_3359597930"/>
+      <w:bookmarkStart w:id="18" w:name="__RefHeading___Toc1149_4016896087"/>
       <w:bookmarkEnd w:id="18"/>
       <w:r>
         <w:rPr/>
@@ -4796,7 +5150,7 @@
         <w:pStyle w:val="Heading2"/>
         <w:rPr/>
       </w:pPr>
-      <w:bookmarkStart w:id="19" w:name="__RefHeading___Toc1029_3359597930"/>
+      <w:bookmarkStart w:id="19" w:name="__RefHeading___Toc1151_4016896087"/>
       <w:bookmarkEnd w:id="19"/>
       <w:r>
         <w:rPr/>
@@ -4953,7 +5307,7 @@
         <w:pStyle w:val="Heading2"/>
         <w:rPr/>
       </w:pPr>
-      <w:bookmarkStart w:id="20" w:name="__RefHeading___Toc1031_3359597930"/>
+      <w:bookmarkStart w:id="20" w:name="__RefHeading___Toc1153_4016896087"/>
       <w:bookmarkEnd w:id="20"/>
       <w:r>
         <w:rPr/>
@@ -5070,7 +5424,7 @@
         <w:pStyle w:val="Heading2"/>
         <w:rPr/>
       </w:pPr>
-      <w:bookmarkStart w:id="21" w:name="__RefHeading___Toc1033_3359597930"/>
+      <w:bookmarkStart w:id="21" w:name="__RefHeading___Toc1155_4016896087"/>
       <w:bookmarkEnd w:id="21"/>
       <w:r>
         <w:rPr/>
@@ -5166,7 +5520,7 @@
         <w:spacing w:before="0" w:after="240"/>
         <w:rPr/>
       </w:pPr>
-      <w:bookmarkStart w:id="22" w:name="__RefHeading___Toc1035_3359597930"/>
+      <w:bookmarkStart w:id="22" w:name="__RefHeading___Toc1157_4016896087"/>
       <w:bookmarkEnd w:id="22"/>
       <w:r>
         <w:rPr/>
@@ -5186,10 +5540,21 @@
     </w:p>
     <w:p>
       <w:pPr>
+        <w:pStyle w:val="Normal"/>
+        <w:jc w:val="both"/>
+        <w:rPr/>
+      </w:pPr>
+      <w:r>
+        <w:rPr/>
+        <w:t>The chapter also draws on the needs and capacity survey of SMMEs (small, medium and micro enterprises, the term used for MSMEs in Botswana) and of SMME support institutions that was carried out in Botswana to design the EU-funded Private Sector Development Programme (PSDP), implemented with the Centre for the Development of Enterprise (CDE) (PSDP survey). The survey is more than a decade old, covers Botswana only and spans manufacturing (including agro-industries), tourism, construction and ICT rather than R-NBT alone. Its findings are used here because they closely match the gaps identified in this assessment, which suggests that these needs are persistent rather than new, and because it sets out needs and priorities institution by institution.</w:t>
+      </w:r>
+    </w:p>
+    <w:p>
+      <w:pPr>
         <w:pStyle w:val="Heading2"/>
         <w:rPr/>
       </w:pPr>
-      <w:bookmarkStart w:id="23" w:name="__RefHeading___Toc1037_3359597930"/>
+      <w:bookmarkStart w:id="23" w:name="__RefHeading___Toc1159_4016896087"/>
       <w:bookmarkEnd w:id="23"/>
       <w:r>
         <w:rPr/>
@@ -5214,7 +5579,7 @@
       </w:r>
       <w:r>
         <w:rPr/>
-        <w:t xml:space="preserve"> meeting anchor buyers' quality, volume, reliability and price standards; delivery scheduling; packaging and food safety for produce suppliers.</w:t>
+        <w:t xml:space="preserve"> meeting anchor buyers' quality, volume, reliability and price standards; delivery scheduling; packaging and food safety for produce suppliers; managing the supply chain and export quality where products cross borders or are exported (PSDP survey).</w:t>
       </w:r>
     </w:p>
     <w:p>
@@ -5235,7 +5600,7 @@
       </w:r>
       <w:r>
         <w:rPr/>
-        <w:t xml:space="preserve"> moving crafts from generic curios to market-led, storytelling-driven design (MD p. 68); developing décor and furnishing lines to lodge specifications.</w:t>
+        <w:t xml:space="preserve"> moving crafts from generic curios to market-led, storytelling-driven design (MD p. 68); developing décor and furnishing lines to lodge specifications; export packaging, marketing and branding (PSDP survey).</w:t>
       </w:r>
     </w:p>
     <w:p>
@@ -5252,11 +5617,22 @@
           <w:b/>
           <w:bCs/>
         </w:rPr>
-        <w:t>Aggregation and collective action:</w:t>
-      </w:r>
-      <w:r>
-        <w:rPr/>
-        <w:t xml:space="preserve"> forming and governing cooperatives or producer groups to achieve volume and bargaining power (MD p. 75).</w:t>
+        <w:t>Quality assurance, standards and productivity:</w:t>
+      </w:r>
+      <w:r>
+        <w:rPr/>
+        <w:t xml:space="preserve"> using quality-assurance schemes and certification to national standards or ISO; on-the-job training so that owners can keep training staff in productivity and quality improvement; workplace productivity methods such as </w:t>
+      </w:r>
+      <w:r>
+        <w:rPr>
+          <w:i/>
+          <w:iCs/>
+        </w:rPr>
+        <w:t>kaizen</w:t>
+      </w:r>
+      <w:r>
+        <w:rPr/>
+        <w:t xml:space="preserve"> (PSDP survey).</w:t>
       </w:r>
     </w:p>
     <w:p>
@@ -5273,11 +5649,11 @@
           <w:b/>
           <w:bCs/>
         </w:rPr>
-        <w:t>Financial management:</w:t>
-      </w:r>
-      <w:r>
-        <w:rPr/>
-        <w:t xml:space="preserve"> separating business and household money, simple bookkeeping, costing and pricing, cash-flow planning across the season, using mobile money to build a trail.</w:t>
+        <w:t>Aggregation and collective action:</w:t>
+      </w:r>
+      <w:r>
+        <w:rPr/>
+        <w:t xml:space="preserve"> forming and governing cooperatives or producer groups to achieve volume and bargaining power (MD p. 75).</w:t>
       </w:r>
     </w:p>
     <w:p>
@@ -5294,11 +5670,11 @@
           <w:b/>
           <w:bCs/>
         </w:rPr>
-        <w:t>Formalisation and compliance:</w:t>
-      </w:r>
-      <w:r>
-        <w:rPr/>
-        <w:t xml:space="preserve"> registration, tax clearance and VAT, insurance, licences and certification, sequenced to buyer and lender requirements. Given the cost and time of formalising (Section 7.1), MSMEs also need practical help through the procedures, not only information about them.</w:t>
+        <w:t>Financial management:</w:t>
+      </w:r>
+      <w:r>
+        <w:rPr/>
+        <w:t xml:space="preserve"> separating business and household money, simple bookkeeping, budgeting, cost analysis and pricing, cash-flow planning across the season, using mobile money to build a trail.</w:t>
       </w:r>
     </w:p>
     <w:p>
@@ -5315,11 +5691,11 @@
           <w:b/>
           <w:bCs/>
         </w:rPr>
-        <w:t>Contracting:</w:t>
-      </w:r>
-      <w:r>
-        <w:rPr/>
-        <w:t xml:space="preserve"> understanding and negotiating supply agreements, payment terms and delivery obligations, which matters more where courts are slow to enforce contracts (Section 7.1).</w:t>
+        <w:t>Formalisation and compliance:</w:t>
+      </w:r>
+      <w:r>
+        <w:rPr/>
+        <w:t xml:space="preserve"> registration, tax clearance and VAT, insurance, licences and certification, sequenced to buyer and lender requirements. Given the cost and time of formalising (Section 7.1), MSMEs also need practical help through the procedures, not only information about them.</w:t>
       </w:r>
     </w:p>
     <w:p>
@@ -5336,11 +5712,11 @@
           <w:b/>
           <w:bCs/>
         </w:rPr>
-        <w:t>Marketing and visibility:</w:t>
-      </w:r>
-      <w:r>
-        <w:rPr/>
-        <w:t xml:space="preserve"> digital listing, trade shows and operator familiarisation (MD p. 75).</w:t>
+        <w:t>Contracting and negotiation:</w:t>
+      </w:r>
+      <w:r>
+        <w:rPr/>
+        <w:t xml:space="preserve"> understanding and negotiating supply agreements, payment terms and delivery obligations, which matters more where courts are slow to enforce contracts (Section 7.1); general negotiating skills for dealing with buyers and lenders (PSDP survey).</w:t>
       </w:r>
     </w:p>
     <w:p>
@@ -5357,11 +5733,11 @@
           <w:b/>
           <w:bCs/>
         </w:rPr>
-        <w:t>Technical and service skills:</w:t>
-      </w:r>
-      <w:r>
-        <w:rPr/>
-        <w:t xml:space="preserve"> guiding quality (MD p. 84), hospitality, vehicle and boat maintenance, recycling technology.</w:t>
+        <w:t>Market intelligence and partnerships:</w:t>
+      </w:r>
+      <w:r>
+        <w:rPr/>
+        <w:t xml:space="preserve"> identifying and using opportunities created by regional and international trade agreements; entering and maintaining strategic partnerships with larger and foreign firms; learning to compete with imports and with firms in other countries (PSDP survey).</w:t>
       </w:r>
     </w:p>
     <w:p>
@@ -5378,189 +5754,11 @@
           <w:b/>
           <w:bCs/>
         </w:rPr>
-        <w:t>Investment readiness:</w:t>
-      </w:r>
-      <w:r>
-        <w:rPr/>
-        <w:t xml:space="preserve"> preparing a business plan and loan application, understanding product terms, negotiating with lenders.</w:t>
-      </w:r>
-    </w:p>
-    <w:p>
-      <w:pPr>
-        <w:pStyle w:val="Normal"/>
-        <w:jc w:val="both"/>
-        <w:rPr/>
-      </w:pPr>
-      <w:r>
-        <w:rPr/>
-        <w:t>The priority gaps differ by chain. The main gaps in each priority chain are linked below to the interventions recommended in Chapter 10 and to the partners best placed to deliver them.</w:t>
-      </w:r>
-    </w:p>
-    <w:p>
-      <w:pPr>
-        <w:pStyle w:val="Normal"/>
-        <w:jc w:val="both"/>
-        <w:rPr/>
-      </w:pPr>
-      <w:r>
-        <w:rPr>
-          <w:b/>
-          <w:bCs/>
-        </w:rPr>
-        <w:t>Food and agricultural supply.</w:t>
-      </w:r>
-      <w:r>
-        <w:rPr/>
-        <w:t xml:space="preserve"> Producers need to aggregate, deliver consistent quality and volume, meet food-safety and packaging standards, obtain VAT registration and tax clearance, and bridge the cash-flow gap between delivery and payment. The recommended response is producer-group formation, irrigation and post-harvest support, supply agreements with lodges and contract-backed working capital, delivered by anchor lodges with LEA, SMEDCO, CEEC, agricultural extension services and conservancies.</w:t>
-      </w:r>
-    </w:p>
-    <w:p>
-      <w:pPr>
-        <w:pStyle w:val="Normal"/>
-        <w:jc w:val="both"/>
-        <w:rPr/>
-      </w:pPr>
-      <w:r>
-        <w:rPr>
-          <w:b/>
-          <w:bCs/>
-        </w:rPr>
-        <w:t>Lodge-linked goods.</w:t>
-      </w:r>
-      <w:r>
-        <w:rPr/>
-        <w:t xml:space="preserve"> Makers need to design to lodge specifications, improve consistency and finishing, cost their products against imports and finance materials ahead of delivery. Design and quality coaching with lodge procurement teams, tooling and equipment finance and order-backed working capital address these gaps, with anchor operators, NIPDB, LEA, ZimTrade, ZDA and training institutions as delivery partners.</w:t>
-      </w:r>
-    </w:p>
-    <w:p>
-      <w:pPr>
-        <w:pStyle w:val="Normal"/>
-        <w:jc w:val="both"/>
-        <w:rPr/>
-      </w:pPr>
-      <w:r>
-        <w:rPr>
-          <w:b/>
-          <w:bCs/>
-        </w:rPr>
-        <w:t>Crafts and cultural products.</w:t>
-      </w:r>
-      <w:r>
-        <w:rPr/>
-        <w:t xml:space="preserve"> The gaps are product differentiation, buyer relationships, pricing and export compliance. Market-led design, buyer brokerage and curated retail, and e-commerce listing should come first, with finance offered only once orders exist. Craft hubs, BTO, the Namibia Tourism Board, ZimTrade and tourism associations are the natural partners.</w:t>
-      </w:r>
-    </w:p>
-    <w:p>
-      <w:pPr>
-        <w:pStyle w:val="Normal"/>
-        <w:jc w:val="both"/>
-        <w:rPr/>
-      </w:pPr>
-      <w:r>
-        <w:rPr>
-          <w:b/>
-          <w:bCs/>
-        </w:rPr>
-        <w:t>Guiding and activities.</w:t>
-      </w:r>
-      <w:r>
-        <w:rPr/>
-        <w:t xml:space="preserve"> Guides need quality improvements and certification, equipment, online visibility and help managing seasonal cash flow. Guide certification, lease-to-own equipment, digital marketing support and seasonal or revenue-linked repayment respond to these needs, delivered with guides associations, training institutions, DMCs and youth funds.</w:t>
-      </w:r>
-    </w:p>
-    <w:p>
-      <w:pPr>
-        <w:pStyle w:val="Normal"/>
-        <w:jc w:val="both"/>
-        <w:rPr/>
-      </w:pPr>
-      <w:r>
-        <w:rPr>
-          <w:b/>
-          <w:bCs/>
-        </w:rPr>
-        <w:t>Transport and transfers.</w:t>
-      </w:r>
-      <w:r>
-        <w:rPr/>
-        <w:t xml:space="preserve"> Operators need tax clearance, insurance, vehicle maintenance skills and sub-hire contracts. Compliance support through one-stop centres, asset finance on seasonal schedules and standard sub-hire contract templates are recommended, working with ZIDA, CIPA, ZDA, banks' asset-finance units and DMCs.</w:t>
-      </w:r>
-    </w:p>
-    <w:p>
-      <w:pPr>
-        <w:pStyle w:val="Normal"/>
-        <w:jc w:val="both"/>
-        <w:rPr/>
-      </w:pPr>
-      <w:r>
-        <w:rPr>
-          <w:b/>
-          <w:bCs/>
-        </w:rPr>
-        <w:t>Waste, recycling and cleaning.</w:t>
-      </w:r>
-      <w:r>
-        <w:rPr/>
-        <w:t xml:space="preserve"> Enterprises need a viable business model, service contracts, equipment and health and safety practices. Brokering service contracts with lodges and towns, equipment grants and youth incubation are recommended, delivered with local authorities, anchor lodges, NGOs and incubators.</w:t>
-      </w:r>
-    </w:p>
-    <w:p>
-      <w:pPr>
-        <w:pStyle w:val="Normal"/>
-        <w:jc w:val="both"/>
-        <w:rPr/>
-      </w:pPr>
-      <w:r>
-        <w:rPr>
-          <w:b/>
-          <w:bCs/>
-        </w:rPr>
-        <w:t>Nature-positive products.</w:t>
-      </w:r>
-      <w:r>
-        <w:rPr/>
-        <w:t xml:space="preserve"> The gaps are supply volume, certification, governance and export readiness. Certification grants, processing equipment, governance support and finance against export orders are recommended, with conservancies, CBNRM NGOs, CEEC, ZDA and export promotion bodies as partners.</w:t>
-      </w:r>
-    </w:p>
-    <w:p>
-      <w:pPr>
-        <w:pStyle w:val="Normal"/>
-        <w:jc w:val="both"/>
-        <w:rPr/>
-      </w:pPr>
-      <w:r>
-        <w:rPr>
-          <w:b/>
-          <w:bCs/>
-        </w:rPr>
-        <w:t>Community accommodation.</w:t>
-      </w:r>
-      <w:r>
-        <w:rPr/>
-        <w:t xml:space="preserve"> Community enterprises need stronger governance, better JV negotiation, higher service standards and secure tenure. Governance and JV advisory support, grading and service training and blended finance are recommended, delivered with BTO, the Namibia Tourism Board, the Zimbabwe Tourism Authority, NACSO and the CAMPFIRE Association.</w:t>
-      </w:r>
-    </w:p>
-    <w:p>
-      <w:pPr>
-        <w:pStyle w:val="Heading2"/>
-        <w:rPr/>
-      </w:pPr>
-      <w:bookmarkStart w:id="24" w:name="__RefHeading___Toc1039_3359597930"/>
-      <w:bookmarkEnd w:id="24"/>
-      <w:r>
-        <w:rPr/>
-        <w:t>6.2 Business Support Organisations</w:t>
-      </w:r>
-    </w:p>
-    <w:p>
-      <w:pPr>
-        <w:pStyle w:val="Normal"/>
-        <w:jc w:val="both"/>
-        <w:rPr/>
-      </w:pPr>
-      <w:r>
-        <w:rPr/>
-        <w:t>BSOs in KAZA include public agencies (INAPEM in Angola, LEA in Botswana, NIPDB in Namibia, ZDA and CEEC in Zambia, SMEDCO in Zimbabwe), associations (such as WIBA in Botswana and the tourism associations in each state), conservation NGOs and community institutions. Section 7.3 profiles the main organisations in each country. Their gaps are:</w:t>
+        <w:t>Marketing and visibility:</w:t>
+      </w:r>
+      <w:r>
+        <w:rPr/>
+        <w:t xml:space="preserve"> digital listing, trade shows and operator familiarisation (MD p. 75); e-business tools and links to export-oriented web platforms that improve bargaining power (PSDP survey).</w:t>
       </w:r>
     </w:p>
     <w:p>
@@ -5577,11 +5775,11 @@
           <w:b/>
           <w:bCs/>
         </w:rPr>
-        <w:t>Generic rather than sector-specific services.</w:t>
-      </w:r>
-      <w:r>
-        <w:rPr/>
-        <w:t xml:space="preserve"> Most BDS is general business training, not tourism supplier development or R-NBT product development.</w:t>
+        <w:t>Technical and service skills:</w:t>
+      </w:r>
+      <w:r>
+        <w:rPr/>
+        <w:t xml:space="preserve"> guiding quality (MD p. 84), hospitality, vehicle and boat maintenance, recycling technology.</w:t>
       </w:r>
     </w:p>
     <w:p>
@@ -5598,11 +5796,11 @@
           <w:b/>
           <w:bCs/>
         </w:rPr>
-        <w:t>Weak link to finance.</w:t>
-      </w:r>
-      <w:r>
-        <w:rPr/>
-        <w:t xml:space="preserve"> BSOs and financiers operate in silos, producing weak pipelines of investment-ready MSMEs (Financial Landscape Analysis). Few BSOs prepare loan applications or broker introductions to lenders. Where BSOs are also lenders (CEDA, CEEC, SMEDCO), mentoring tends to follow a loan rather than prepare an MSME for one.</w:t>
+        <w:t>Investment readiness:</w:t>
+      </w:r>
+      <w:r>
+        <w:rPr/>
+        <w:t xml:space="preserve"> preparing a business plan, project proposal and loan application; identifying and accessing national, regional and international financing schemes; understanding product terms and negotiating with lenders; and business stewardship, meaning the disciplined use of credit once it is received (PSDP survey).</w:t>
       </w:r>
     </w:p>
     <w:p>
@@ -5619,11 +5817,318 @@
           <w:b/>
           <w:bCs/>
         </w:rPr>
-        <w:t>Limited reach in KAZA hubs.</w:t>
-      </w:r>
-      <w:r>
-        <w:rPr/>
-        <w:t xml:space="preserve"> Services are concentrated in capitals; outreach to Kasane, Maun, Katima Mulilo, Rundu, Livingstone, Hwange and Cuando Cubango is thin. INAPEM's first decentralised incubation programme, for example, is in Huíla province rather than Cuando Cubango (Section 7.3).</w:t>
+        <w:t>Voice and advocacy:</w:t>
+      </w:r>
+      <w:r>
+        <w:rPr/>
+        <w:t xml:space="preserve"> recognising unfair business practices by dominant players, such as late payment or exclusion from procurement, and raising them through associations rather than individually (PSDP survey).</w:t>
+      </w:r>
+    </w:p>
+    <w:p>
+      <w:pPr>
+        <w:pStyle w:val="Heading3"/>
+        <w:rPr/>
+      </w:pPr>
+      <w:r>
+        <w:rPr/>
+        <w:t>Evidence from the Botswana PSDP needs and capacity survey</w:t>
+      </w:r>
+    </w:p>
+    <w:p>
+      <w:pPr>
+        <w:pStyle w:val="Normal"/>
+        <w:jc w:val="both"/>
+        <w:rPr/>
+      </w:pPr>
+      <w:r>
+        <w:rPr/>
+        <w:t>The PSDP survey ranked SMME capacity-building needs under five types of intervention: technical assistance, mentoring and coaching, on-the-job training, workshops and seminars, and benchmarking or learning visits. Priorities are ranked within each type, with 1 the highest. The table lists every need the survey identified and shows how each applies to the R-NBT value chains.</w:t>
+      </w:r>
+    </w:p>
+    <w:p>
+      <w:pPr>
+        <w:pStyle w:val="Normal"/>
+        <w:jc w:val="both"/>
+        <w:rPr/>
+      </w:pPr>
+      <w:r>
+        <w:rPr>
+          <w:b/>
+          <w:bCs/>
+        </w:rPr>
+        <w:t>Technical assistance.</w:t>
+      </w:r>
+      <w:r>
+        <w:rPr/>
+        <w:t xml:space="preserve"> The survey's top priority was to help selected SMMEs identify and use market opportunities created by regional and international trade agreements, which in KAZA applies to cross-border supply to lodges, including under the COMESA Simplified Trade Regime, and to export orders for crafts and nature-positive products. Second came advisory services on export value chain management, covering supply chain management, export quality management and packaging, which correspond to the supplier-readiness needs of anchor lodge suppliers and the export readiness of nature-positive products. Third were sustainable e-business solutions and market intelligence to strengthen bargaining power, for example by linking SMMEs to export-oriented websites such as BEMA's; in R-NBT this means online visibility and booking for guides and activity operators and online and curated sales for crafts. The fourth priority was help to identify and access regional and international financing schemes, which matches the readiness and grant-to-loan facilities in Section 10.8. The fifth was help to identify unfair business practices by dominant players and to advocate for their removal, which in KAZA concerns the payment terms and procurement practices of anchor buyers and the local procurement and reservation rules discussed in Chapter 7.</w:t>
+      </w:r>
+    </w:p>
+    <w:p>
+      <w:pPr>
+        <w:pStyle w:val="Normal"/>
+        <w:jc w:val="both"/>
+        <w:rPr/>
+      </w:pPr>
+      <w:r>
+        <w:rPr>
+          <w:b/>
+          <w:bCs/>
+        </w:rPr>
+        <w:t>Mentoring and coaching.</w:t>
+      </w:r>
+      <w:r>
+        <w:rPr/>
+        <w:t xml:space="preserve"> The survey gave first priority to coaching SMMEs to enter into and maintain regional and international strategic partnerships, which for R-NBT MSMEs means long-term supply agreements and joint ventures with anchor operators and DMCs, including across borders. Second was mentoring on how to compete locally, regionally and internationally, which applies to lodge-linked goods competing with imports and to crafts competing with generic curios. Third was coaching on quality-assurance schemes such as ISO certification, which in KAZA covers food safety, product certification, tourism grading and the certification of nature-positive products.</w:t>
+      </w:r>
+    </w:p>
+    <w:p>
+      <w:pPr>
+        <w:pStyle w:val="Normal"/>
+        <w:jc w:val="both"/>
+        <w:rPr/>
+      </w:pPr>
+      <w:r>
+        <w:rPr>
+          <w:b/>
+          <w:bCs/>
+        </w:rPr>
+        <w:t>On-the-job training.</w:t>
+      </w:r>
+      <w:r>
+        <w:rPr/>
+        <w:t xml:space="preserve"> The first priority was on-the-job training and teaching owners how to keep training their own staff in productivity and quality improvement, which applies to service quality in guiding and hospitality, consistent finishing in lodge-linked goods and reliable delivery in food supply. The second covered budgeting and cost analysis, effective operations and manufacturing, and how to access and manage development finance from CEDA. In the KAZA context these skills underpin costing against imports, seasonal cash-flow planning and the use of concessional citizen finance from CEDA, YDF, CEEC and SMEDCO.</w:t>
+      </w:r>
+    </w:p>
+    <w:p>
+      <w:pPr>
+        <w:pStyle w:val="Normal"/>
+        <w:jc w:val="both"/>
+        <w:rPr/>
+      </w:pPr>
+      <w:r>
+        <w:rPr>
+          <w:b/>
+          <w:bCs/>
+        </w:rPr>
+        <w:t>Workshops and seminars.</w:t>
+      </w:r>
+      <w:r>
+        <w:rPr/>
+        <w:t xml:space="preserve"> The first priority was competitiveness, including export packaging, export marketing and branding, which applies most to crafts and nature-positive products and to product storytelling linked to the destination. The second was a group of topics that correspond to Tier 2 and Tier 3 investment readiness: export quality and supply chain management, project proposal development to support credit applications, effective negotiating, and business stewardship, including the use of business credit, advocacy and lobbying.</w:t>
+      </w:r>
+    </w:p>
+    <w:p>
+      <w:pPr>
+        <w:pStyle w:val="Normal"/>
+        <w:jc w:val="both"/>
+        <w:rPr/>
+      </w:pPr>
+      <w:r>
+        <w:rPr>
+          <w:b/>
+          <w:bCs/>
+        </w:rPr>
+        <w:t>Benchmarking and learning visits.</w:t>
+      </w:r>
+      <w:r>
+        <w:rPr/>
+        <w:t xml:space="preserve"> The survey recommended visits to learn regional and international best practice in SMME competitiveness and productivity. For KAZA, the natural equivalent is peer exchange between destinations and with established supplier and conservancy enterprise programmes.</w:t>
+      </w:r>
+    </w:p>
+    <w:p>
+      <w:pPr>
+        <w:pStyle w:val="Normal"/>
+        <w:jc w:val="both"/>
+        <w:rPr/>
+      </w:pPr>
+      <w:r>
+        <w:rPr>
+          <w:b/>
+          <w:bCs/>
+        </w:rPr>
+        <w:t>What the survey adds.</w:t>
+      </w:r>
+      <w:r>
+        <w:rPr/>
+        <w:t xml:space="preserve"> Three points stand out. First, the core needs it identified in Botswana a decade ago (supply chain and quality management, costing, credit applications and access to development finance) are the same as those identified in this assessment, which suggests that general SMME programmes have not closed them. Second, it adds needs that are less prominent in the R-NBT evidence used elsewhere in this assessment: quality assurance and standards, productivity improvement, market intelligence on trade agreements, strategic partnerships, negotiation and collective advocacy, all of which matter for MSMEs that supply anchor lodges or sell across borders. Third, it shows that MSMEs need a mix of delivery modes. The PSDP design concluded that capacity building should go beyond formal training and workshops to include mentoring, exchange visits, technical studies and reviews, coaching and on-the-job training (PSDP survey, Section 3.1). This mix is built into the tiered pathway in Section 10.1.</w:t>
+      </w:r>
+    </w:p>
+    <w:p>
+      <w:pPr>
+        <w:pStyle w:val="Normal"/>
+        <w:jc w:val="both"/>
+        <w:rPr/>
+      </w:pPr>
+      <w:r>
+        <w:rPr/>
+        <w:t>The priority gaps differ by chain. The main gaps in each priority chain are linked below to the interventions recommended in Chapter 10 and to the partners best placed to deliver them.</w:t>
+      </w:r>
+    </w:p>
+    <w:p>
+      <w:pPr>
+        <w:pStyle w:val="Normal"/>
+        <w:jc w:val="both"/>
+        <w:rPr/>
+      </w:pPr>
+      <w:r>
+        <w:rPr>
+          <w:b/>
+          <w:bCs/>
+        </w:rPr>
+        <w:t>Food and agricultural supply.</w:t>
+      </w:r>
+      <w:r>
+        <w:rPr/>
+        <w:t xml:space="preserve"> Producers need to aggregate, deliver consistent quality and volume, meet food-safety and packaging standards, obtain VAT registration and tax clearance, and bridge the cash-flow gap between delivery and payment. The recommended response is producer-group formation, irrigation and post-harvest support, supply agreements with lodges and contract-backed working capital, delivered by anchor lodges with LEA, SMEDCO, CEEC, agricultural extension services and conservancies.</w:t>
+      </w:r>
+    </w:p>
+    <w:p>
+      <w:pPr>
+        <w:pStyle w:val="Normal"/>
+        <w:jc w:val="both"/>
+        <w:rPr/>
+      </w:pPr>
+      <w:r>
+        <w:rPr>
+          <w:b/>
+          <w:bCs/>
+        </w:rPr>
+        <w:t>Lodge-linked goods.</w:t>
+      </w:r>
+      <w:r>
+        <w:rPr/>
+        <w:t xml:space="preserve"> Makers need to design to lodge specifications, improve consistency and finishing, cost their products against imports and finance materials ahead of delivery. Design and quality coaching with lodge procurement teams, tooling and equipment finance and order-backed working capital address these gaps, with anchor operators, NIPDB, LEA, ZimTrade, ZDA and training institutions as delivery partners.</w:t>
+      </w:r>
+    </w:p>
+    <w:p>
+      <w:pPr>
+        <w:pStyle w:val="Normal"/>
+        <w:jc w:val="both"/>
+        <w:rPr/>
+      </w:pPr>
+      <w:r>
+        <w:rPr>
+          <w:b/>
+          <w:bCs/>
+        </w:rPr>
+        <w:t>Crafts and cultural products.</w:t>
+      </w:r>
+      <w:r>
+        <w:rPr/>
+        <w:t xml:space="preserve"> The gaps are product differentiation, buyer relationships, pricing and export compliance. Market-led design, buyer brokerage and curated retail, and e-commerce listing should come first, with finance offered only once orders exist. Craft hubs, BTO, the Namibia Tourism Board, ZimTrade and tourism associations are the natural partners.</w:t>
+      </w:r>
+    </w:p>
+    <w:p>
+      <w:pPr>
+        <w:pStyle w:val="Normal"/>
+        <w:jc w:val="both"/>
+        <w:rPr/>
+      </w:pPr>
+      <w:r>
+        <w:rPr>
+          <w:b/>
+          <w:bCs/>
+        </w:rPr>
+        <w:t>Guiding and activities.</w:t>
+      </w:r>
+      <w:r>
+        <w:rPr/>
+        <w:t xml:space="preserve"> Guides need quality improvements and certification, equipment, online visibility and help managing seasonal cash flow. Guide certification, lease-to-own equipment, digital marketing support and seasonal or revenue-linked repayment respond to these needs, delivered with guides associations, training institutions, DMCs and youth funds.</w:t>
+      </w:r>
+    </w:p>
+    <w:p>
+      <w:pPr>
+        <w:pStyle w:val="Normal"/>
+        <w:jc w:val="both"/>
+        <w:rPr/>
+      </w:pPr>
+      <w:r>
+        <w:rPr>
+          <w:b/>
+          <w:bCs/>
+        </w:rPr>
+        <w:t>Transport and transfers.</w:t>
+      </w:r>
+      <w:r>
+        <w:rPr/>
+        <w:t xml:space="preserve"> Operators need tax clearance, insurance, vehicle maintenance skills and sub-hire contracts. Compliance support through one-stop centres, asset finance on seasonal schedules and standard sub-hire contract templates are recommended, working with ZIDA, CIPA, ZDA, banks' asset-finance units and DMCs.</w:t>
+      </w:r>
+    </w:p>
+    <w:p>
+      <w:pPr>
+        <w:pStyle w:val="Normal"/>
+        <w:jc w:val="both"/>
+        <w:rPr/>
+      </w:pPr>
+      <w:r>
+        <w:rPr>
+          <w:b/>
+          <w:bCs/>
+        </w:rPr>
+        <w:t>Waste, recycling and cleaning.</w:t>
+      </w:r>
+      <w:r>
+        <w:rPr/>
+        <w:t xml:space="preserve"> Enterprises need a viable business model, service contracts, equipment and health and safety practices. Brokering service contracts with lodges and towns, equipment grants and youth incubation are recommended, delivered with local authorities, anchor lodges, NGOs and incubators.</w:t>
+      </w:r>
+    </w:p>
+    <w:p>
+      <w:pPr>
+        <w:pStyle w:val="Normal"/>
+        <w:jc w:val="both"/>
+        <w:rPr/>
+      </w:pPr>
+      <w:r>
+        <w:rPr>
+          <w:b/>
+          <w:bCs/>
+        </w:rPr>
+        <w:t>Nature-positive products.</w:t>
+      </w:r>
+      <w:r>
+        <w:rPr/>
+        <w:t xml:space="preserve"> The gaps are supply volume, certification, governance and export readiness. Certification grants, processing equipment, governance support and finance against export orders are recommended, with conservancies, CBNRM NGOs, CEEC, ZDA and export promotion bodies as partners.</w:t>
+      </w:r>
+    </w:p>
+    <w:p>
+      <w:pPr>
+        <w:pStyle w:val="Normal"/>
+        <w:jc w:val="both"/>
+        <w:rPr/>
+      </w:pPr>
+      <w:r>
+        <w:rPr>
+          <w:b/>
+          <w:bCs/>
+        </w:rPr>
+        <w:t>Community accommodation.</w:t>
+      </w:r>
+      <w:r>
+        <w:rPr/>
+        <w:t xml:space="preserve"> Community enterprises need stronger governance, better JV negotiation, higher service standards and secure tenure. Governance and JV advisory support, grading and service training and blended finance are recommended, delivered with BTO, the Namibia Tourism Board, the Zimbabwe Tourism Authority, NACSO and the CAMPFIRE Association.</w:t>
+      </w:r>
+    </w:p>
+    <w:p>
+      <w:pPr>
+        <w:pStyle w:val="Heading2"/>
+        <w:rPr/>
+      </w:pPr>
+      <w:bookmarkStart w:id="24" w:name="__RefHeading___Toc1161_4016896087"/>
+      <w:bookmarkEnd w:id="24"/>
+      <w:r>
+        <w:rPr/>
+        <w:t>6.2 Business Support Organisations</w:t>
+      </w:r>
+    </w:p>
+    <w:p>
+      <w:pPr>
+        <w:pStyle w:val="Normal"/>
+        <w:jc w:val="both"/>
+        <w:rPr/>
+      </w:pPr>
+      <w:r>
+        <w:rPr/>
+        <w:t>BSOs in KAZA include public agencies (INAPEM in Angola, LEA in Botswana, NIPDB in Namibia, ZDA and CEEC in Zambia, SMEDCO in Zimbabwe), associations (such as WIBA in Botswana and the tourism associations in each state), conservation NGOs and community institutions. Section 7.3 profiles the main organisations in each country. Their gaps are:</w:t>
       </w:r>
     </w:p>
     <w:p>
@@ -5640,11 +6145,11 @@
           <w:b/>
           <w:bCs/>
         </w:rPr>
-        <w:t>Institutional uncertainty.</w:t>
-      </w:r>
-      <w:r>
-        <w:rPr/>
-        <w:t xml:space="preserve"> Some lead agencies are being restructured or are rebuilding systems. Botswana has long-standing plans to rationalise parastatals with overlapping mandates, which unions have questioned (Business Weekly, 2026), and Namibia's BIPA is still procuring a new online registration system (Section 7.1). This makes it harder for BSOs to commit to multi-year supplier-development programmes.</w:t>
+        <w:t>Generic rather than sector-specific services.</w:t>
+      </w:r>
+      <w:r>
+        <w:rPr/>
+        <w:t xml:space="preserve"> Most BDS is general business training, not tourism supplier development or R-NBT product development.</w:t>
       </w:r>
     </w:p>
     <w:p>
@@ -5661,11 +6166,11 @@
           <w:b/>
           <w:bCs/>
         </w:rPr>
-        <w:t>No diagnostic or tracking tools.</w:t>
-      </w:r>
-      <w:r>
-        <w:rPr/>
-        <w:t xml:space="preserve"> BSOs lack a common readiness diagnostic and do not track MSMEs' progress from tier to tier.</w:t>
+        <w:t>Weak link to finance.</w:t>
+      </w:r>
+      <w:r>
+        <w:rPr/>
+        <w:t xml:space="preserve"> BSOs and financiers operate in silos, producing weak pipelines of investment-ready MSMEs (Financial Landscape Analysis). Few BSOs prepare loan applications or broker introductions to lenders. Where BSOs are also lenders (CEDA, CEEC, SMEDCO), mentoring tends to follow a loan rather than prepare an MSME for one.</w:t>
       </w:r>
     </w:p>
     <w:p>
@@ -5682,11 +6187,11 @@
           <w:b/>
           <w:bCs/>
         </w:rPr>
-        <w:t>Gender and youth capacity.</w:t>
-      </w:r>
-      <w:r>
-        <w:rPr/>
-        <w:t xml:space="preserve"> Few BSOs have staff or methods for gender-transformative or youth-specific support.</w:t>
+        <w:t>Limited reach in KAZA hubs.</w:t>
+      </w:r>
+      <w:r>
+        <w:rPr/>
+        <w:t xml:space="preserve"> Services are concentrated in capitals; outreach to Kasane, Maun, Katima Mulilo, Rundu, Livingstone, Hwange and Cuando Cubango is thin. INAPEM's first decentralised incubation programme, for example, is in Huíla province rather than Cuando Cubango (Section 7.3).</w:t>
       </w:r>
     </w:p>
     <w:p>
@@ -5703,23 +6208,11 @@
           <w:b/>
           <w:bCs/>
         </w:rPr>
-        <w:t>Funding.</w:t>
-      </w:r>
-      <w:r>
-        <w:rPr/>
-        <w:t xml:space="preserve"> The 2025 wind-down of USAID programmes removed grant and technical-assistance funding for many community enterprise programmes (Financial Landscape Analysis).</w:t>
-      </w:r>
-    </w:p>
-    <w:p>
-      <w:pPr>
-        <w:pStyle w:val="Heading2"/>
-        <w:rPr/>
-      </w:pPr>
-      <w:bookmarkStart w:id="25" w:name="__RefHeading___Toc1041_3359597930"/>
-      <w:bookmarkEnd w:id="25"/>
-      <w:r>
-        <w:rPr/>
-        <w:t>6.3 Financial Institutions</w:t>
+        <w:t>Institutional uncertainty.</w:t>
+      </w:r>
+      <w:r>
+        <w:rPr/>
+        <w:t xml:space="preserve"> Some lead agencies are being restructured or are rebuilding systems. Botswana has long-standing plans to rationalise parastatals with overlapping mandates, which unions have questioned (Business Weekly, 2026), and Namibia's BIPA is still procuring a new online registration system (Section 7.1). This makes it harder for BSOs to commit to multi-year supplier-development programmes.</w:t>
       </w:r>
     </w:p>
     <w:p>
@@ -5736,11 +6229,11 @@
           <w:b/>
           <w:bCs/>
         </w:rPr>
-        <w:t>Seasonal cash-flow lending:</w:t>
-      </w:r>
-      <w:r>
-        <w:rPr/>
-        <w:t xml:space="preserve"> structuring repayment around tourism and agricultural seasons rather than monthly amortisation.</w:t>
+        <w:t>No diagnostic or tracking tools.</w:t>
+      </w:r>
+      <w:r>
+        <w:rPr/>
+        <w:t xml:space="preserve"> BSOs lack a common readiness diagnostic and do not track MSMEs' progress from tier to tier.</w:t>
       </w:r>
     </w:p>
     <w:p>
@@ -5757,11 +6250,11 @@
           <w:b/>
           <w:bCs/>
         </w:rPr>
-        <w:t>Sector knowledge:</w:t>
-      </w:r>
-      <w:r>
-        <w:rPr/>
-        <w:t xml:space="preserve"> understanding R-NBT business models, anchor-buyer contracts, concessions and JV arrangements.</w:t>
+        <w:t>Gender and youth capacity.</w:t>
+      </w:r>
+      <w:r>
+        <w:rPr/>
+        <w:t xml:space="preserve"> Few BSOs have staff or methods for gender-transformative or youth-specific support.</w:t>
       </w:r>
     </w:p>
     <w:p>
@@ -5778,11 +6271,11 @@
           <w:b/>
           <w:bCs/>
         </w:rPr>
-        <w:t>Alternative collateral and data:</w:t>
-      </w:r>
-      <w:r>
-        <w:rPr/>
-        <w:t xml:space="preserve"> using purchase orders, receivables, movable-asset registries, mobile-money data and savings-group records in credit assessment. Zambia's 4th-place ranking for getting credit in Doing Business 2020 shows that the legal tools exist there; Zimbabwe launched a collateral registry for movable assets in 2022, and Botswana's CIPA is developing a National Collateral Registry for SME credit. The gap is lenders' use of these tools for small borrowers. In Angola, which ranked 185th for getting credit, lenders have few such tools and need contractual workarounds such as payment routing through the anchor buyer.</w:t>
+        <w:t>Funding.</w:t>
+      </w:r>
+      <w:r>
+        <w:rPr/>
+        <w:t xml:space="preserve"> The 2025 wind-down of USAID programmes removed grant and technical-assistance funding for many community enterprise programmes (Financial Landscape Analysis). Public BSOs also face shrinking government budgets; the PSDP survey already found that Botswana's productivity centre and training authority needed new ways to serve SMMEs and community organisations as public funding declined (PSDP survey).</w:t>
       </w:r>
     </w:p>
     <w:p>
@@ -5799,11 +6292,11 @@
           <w:b/>
           <w:bCs/>
         </w:rPr>
-        <w:t>Small-ticket economics:</w:t>
-      </w:r>
-      <w:r>
-        <w:rPr/>
-        <w:t xml:space="preserve"> reducing the unit cost of small loans through digital origination, group or value-chain lending, and BSO pre-screening.</w:t>
+        <w:t>Weak coordination and overlapping mandates.</w:t>
+      </w:r>
+      <w:r>
+        <w:rPr/>
+        <w:t xml:space="preserve"> The PSDP design found limited communication and coordination among BDS providers, limited capacity in intermediary organisations, overlapping activities among private-sector associations, and a lack of knowledge, among SMMEs and BSOs alike, of the services each institution offers. It described Botswana's trade support network as broad, with capacity that varied greatly, mandates that often overlapped and weak coordination that led to an ineffective and inefficient use of resources (PSDP survey, Sections 3.1 and 10). The BSO profiles in Section 7.3 suggest that the same holds across KAZA.</w:t>
       </w:r>
     </w:p>
     <w:p>
@@ -5820,11 +6313,374 @@
           <w:b/>
           <w:bCs/>
         </w:rPr>
-        <w:t>Guarantee use:</w:t>
-      </w:r>
-      <w:r>
-        <w:rPr/>
-        <w:t xml:space="preserve"> many banks under-use existing credit guarantee schemes; staff need to understand when and how to use them.</w:t>
+        <w:t>Weak organisational systems.</w:t>
+      </w:r>
+      <w:r>
+        <w:rPr/>
+        <w:t xml:space="preserve"> Several BSOs lack strategic plans, performance management systems and ways to assess and report the impact of their services to members and funders (PSDP survey). Without these, BSOs cannot show which services move MSMEs towards finance.</w:t>
+      </w:r>
+    </w:p>
+    <w:p>
+      <w:pPr>
+        <w:pStyle w:val="Heading3"/>
+        <w:rPr/>
+      </w:pPr>
+      <w:r>
+        <w:rPr/>
+        <w:t>Institution-level needs identified in the PSDP survey</w:t>
+      </w:r>
+    </w:p>
+    <w:p>
+      <w:pPr>
+        <w:pStyle w:val="Normal"/>
+        <w:jc w:val="both"/>
+        <w:rPr/>
+      </w:pPr>
+      <w:r>
+        <w:rPr/>
+        <w:t>The PSDP survey set out prioritised capacity-building needs for ten Botswana institutions that support SMMEs, including LEA, CEDA and HATAB, which are profiled in Section 7.3. Several institutions have since been renamed or merged: BOCCIM is now Business Botswana, BEDIA was merged into the Botswana Investment and Trade Centre (BITC), and the Ministry of Trade and Industry is now the Ministry of Trade and Entrepreneurship. The needs are summarised below with their implications for R-NBT. Priorities are ranked within each institution, with 1 the highest.</w:t>
+      </w:r>
+    </w:p>
+    <w:p>
+      <w:pPr>
+        <w:pStyle w:val="Normal"/>
+        <w:jc w:val="both"/>
+        <w:rPr/>
+      </w:pPr>
+      <w:r>
+        <w:rPr>
+          <w:b/>
+          <w:bCs/>
+        </w:rPr>
+        <w:t>BOCCIM</w:t>
+      </w:r>
+      <w:r>
+        <w:rPr/>
+        <w:t>, now Business Botswana, is the apex private-sector association. Its first-priority needs were the capacity to implement the Private Sector Development Strategy, sector desks that deal directly with sectors and strengthen priority sectors, a stronger Women in Business Association able to represent its members, and the capacity to act as the apex body for the private sector. Its second-priority needs were coaching for staff in research and economic policy analysis on internal and international trade, project management, sector coordination and SMME development; a mechanism to assess and report the impact of its services to members; and training for members on how to engage government and development partners on technical issues. For R-NBT, a tourism or KAZA sector desk could carry MSME supplier issues into public-private dialogue, strengthening WIBA is a direct route to women-led MSMEs, and impact reporting would support tier tracking.</w:t>
+      </w:r>
+    </w:p>
+    <w:p>
+      <w:pPr>
+        <w:pStyle w:val="Normal"/>
+        <w:jc w:val="both"/>
+        <w:rPr/>
+      </w:pPr>
+      <w:r>
+        <w:rPr>
+          <w:b/>
+          <w:bCs/>
+        </w:rPr>
+        <w:t>BEMA</w:t>
+      </w:r>
+      <w:r>
+        <w:rPr/>
+        <w:t xml:space="preserve">, the exporters' and manufacturers' association, needed, in order of priority, a trade and export database, the secondment of retired experts to work on specialist projects, support to lobby and negotiate for lower costs of manufacturing and exporting, the marketing of its services to non-members, and an agreement with BOCCIM to transfer exporter and manufacturer members to BEMA with a share of their subscription fees. Its database would serve lodge-linked goods, crafts and nature-positive products, and retired-expert secondments are a low-cost mentoring model. </w:t>
+      </w:r>
+      <w:r>
+        <w:rPr>
+          <w:b/>
+          <w:bCs/>
+        </w:rPr>
+        <w:t>HATAB</w:t>
+      </w:r>
+      <w:r>
+        <w:rPr/>
+        <w:t>, the hospitality and tourism association, needed a strategic plan to deal with its human and financial constraints and then a performance management system. HATAB is the association closest to anchor lodges, but its own capacity limits its ability to run supplier development, so organisational strengthening should come first.</w:t>
+      </w:r>
+    </w:p>
+    <w:p>
+      <w:pPr>
+        <w:pStyle w:val="Normal"/>
+        <w:jc w:val="both"/>
+        <w:rPr/>
+      </w:pPr>
+      <w:r>
+        <w:rPr>
+          <w:b/>
+          <w:bCs/>
+        </w:rPr>
+        <w:t>The Botswana Training Authority (BOTA)</w:t>
+      </w:r>
+      <w:r>
+        <w:rPr/>
+        <w:t xml:space="preserve"> needed technical expertise to do more for community-based organisations within its budget, which in KAZA means accredited, affordable training for community trusts and CBO enterprises. </w:t>
+      </w:r>
+      <w:r>
+        <w:rPr>
+          <w:b/>
+          <w:bCs/>
+        </w:rPr>
+        <w:t>The National Development Bank</w:t>
+      </w:r>
+      <w:r>
+        <w:rPr/>
+        <w:t xml:space="preserve"> was to sign a memorandum of understanding with LEA and CDE to strengthen the capacity of its SMME clients, an early model of the BSO-financier referral agreements recommended in Section 10.5. </w:t>
+      </w:r>
+      <w:r>
+        <w:rPr>
+          <w:b/>
+          <w:bCs/>
+        </w:rPr>
+        <w:t>The Ministry of Trade and Industry</w:t>
+      </w:r>
+      <w:r>
+        <w:rPr/>
+        <w:t>, now the Ministry of Trade and Entrepreneurship, needed technical expertise to manage the Private Sector Development Strategy, including the coordination of MSME support.</w:t>
+      </w:r>
+    </w:p>
+    <w:p>
+      <w:pPr>
+        <w:pStyle w:val="Normal"/>
+        <w:jc w:val="both"/>
+        <w:rPr/>
+      </w:pPr>
+      <w:r>
+        <w:rPr>
+          <w:b/>
+          <w:bCs/>
+        </w:rPr>
+        <w:t>The Botswana Bureau of Standards (BOBS)</w:t>
+      </w:r>
+      <w:r>
+        <w:rPr/>
+        <w:t xml:space="preserve"> needed strategic alliances with already decentralised organisations so that its services could reach the rest of the country without opening offices countrywide; the survey also noted delays and high costs in quality and standards testing. For R-NBT this points to standards, testing and certification for suppliers in Kasane and Maun delivered through LEA or other decentralised partners. </w:t>
+      </w:r>
+      <w:r>
+        <w:rPr>
+          <w:b/>
+          <w:bCs/>
+        </w:rPr>
+        <w:t>The Botswana National Productivity Centre (BNPC)</w:t>
+      </w:r>
+      <w:r>
+        <w:rPr/>
+        <w:t xml:space="preserve"> needed, in order of priority, synergies between the Private Sector Development Strategy and the Economic Diversification Drive, renewal in the face of dwindling government funding, and the extension of its BNPC-Japanese productivity programme, which applies </w:t>
+      </w:r>
+      <w:r>
+        <w:rPr>
+          <w:i/>
+          <w:iCs/>
+        </w:rPr>
+        <w:t>kaizen</w:t>
+      </w:r>
+      <w:r>
+        <w:rPr/>
+        <w:t xml:space="preserve"> and other company-level productivity methods, to selected SMMEs. This could provide productivity and quality coaching for lodge suppliers and tourism service enterprises.</w:t>
+      </w:r>
+    </w:p>
+    <w:p>
+      <w:pPr>
+        <w:pStyle w:val="Normal"/>
+        <w:jc w:val="both"/>
+        <w:rPr/>
+      </w:pPr>
+      <w:r>
+        <w:rPr>
+          <w:b/>
+          <w:bCs/>
+        </w:rPr>
+        <w:t>CEDA</w:t>
+      </w:r>
+      <w:r>
+        <w:rPr/>
+        <w:t xml:space="preserve"> needed technical expertise to deepen its relationship with LEA for the benefit of their shared clients and coaching for its mentors in effective mentoring. This addresses the gap that mentoring tends to follow a loan rather than prepare an MSME for one. </w:t>
+      </w:r>
+      <w:r>
+        <w:rPr>
+          <w:b/>
+          <w:bCs/>
+        </w:rPr>
+        <w:t>LEA</w:t>
+      </w:r>
+      <w:r>
+        <w:rPr/>
+        <w:t xml:space="preserve"> needed a pilot with CDE on the accreditation of its training services and stronger capacity among its consultants accredited by BOTA and BOBS, which would provide accredited supplier-development advisers for the KAZA hubs; LEA is the lead BSO proposed for Botswana.</w:t>
+      </w:r>
+    </w:p>
+    <w:p>
+      <w:pPr>
+        <w:pStyle w:val="Normal"/>
+        <w:jc w:val="both"/>
+        <w:rPr/>
+      </w:pPr>
+      <w:r>
+        <w:rPr/>
+        <w:t xml:space="preserve">The survey also identified </w:t>
+      </w:r>
+      <w:r>
+        <w:rPr>
+          <w:b/>
+          <w:bCs/>
+        </w:rPr>
+        <w:t>cross-cutting needs</w:t>
+      </w:r>
+      <w:r>
+        <w:rPr/>
+        <w:t xml:space="preserve"> for all SMME support institutions: training in effective dissemination of information to SMMEs; web-based performance monitoring systems for all support institutions; and, in a joint concept paper by CDE, BOCCIM, BEMA and BEDIA, trade information, trade finance, quality management, trade promotion and national branding, enterprise development, export packaging and institutional strengthening (PSDP survey). These needs apply equally to the BSOs in the other four KAZA states. The PSDP design also valued the participation of CEDA, BEDIA and LEA because their programmes cover the whole country and the whole private sector (PSDP survey, Section 11), which supports this assessment's recommendation to work through existing BSOs with national reach rather than create new ones.</w:t>
+      </w:r>
+    </w:p>
+    <w:p>
+      <w:pPr>
+        <w:pStyle w:val="Heading3"/>
+        <w:rPr/>
+      </w:pPr>
+      <w:r>
+        <w:rPr/>
+        <w:t>Roles of BSOs in building investment readiness</w:t>
+      </w:r>
+    </w:p>
+    <w:p>
+      <w:pPr>
+        <w:pStyle w:val="Normal"/>
+        <w:jc w:val="both"/>
+        <w:rPr/>
+      </w:pPr>
+      <w:r>
+        <w:rPr/>
+        <w:t>The PSDP design grouped Botswana's trade support network by function: market promotion and access; quality control, standards and production; trade policy research; technology transfer; financing; and entrepreneurial development (PSDP survey, Section 10). Applied to the readiness pathway in this assessment, BSOs have ten distinct roles. No single BSO can play all of them, so each country needs a lead BSO that coordinates the others and refers MSMEs between them (Section 10.5).</w:t>
+      </w:r>
+    </w:p>
+    <w:p>
+      <w:pPr>
+        <w:pStyle w:val="Normal"/>
+        <w:jc w:val="both"/>
+        <w:rPr/>
+      </w:pPr>
+      <w:r>
+        <w:rPr>
+          <w:b/>
+          <w:bCs/>
+        </w:rPr>
+        <w:t>Diagnosis and tracking.</w:t>
+      </w:r>
+      <w:r>
+        <w:rPr/>
+        <w:t xml:space="preserve"> Lead BSOs such as INAPEM, LEA, NIPDB, ZDA and SMEDCO should apply a common readiness diagnostic, place MSMEs in a tier and track their progress across all tiers. </w:t>
+      </w:r>
+      <w:r>
+        <w:rPr>
+          <w:b/>
+          <w:bCs/>
+        </w:rPr>
+        <w:t>Business skills and on-the-job training</w:t>
+      </w:r>
+      <w:r>
+        <w:rPr/>
+        <w:t xml:space="preserve"> in bookkeeping, budgeting, costing and pricing, operations, productivity and quality should be delivered on site as well as in workshops, by lead BSOs, training institutions, productivity centres such as BNPC and, for community enterprises, CBNRM NGOs; this role serves Tiers 0 to 2. </w:t>
+      </w:r>
+      <w:r>
+        <w:rPr>
+          <w:b/>
+          <w:bCs/>
+        </w:rPr>
+        <w:t>Mentoring and coaching</w:t>
+      </w:r>
+      <w:r>
+        <w:rPr/>
+        <w:t xml:space="preserve"> accompany MSMEs after training on quality, competitiveness, partnerships and growth, through CEDA and LEA mentors, retired-expert schemes and NGOs, and serve Tiers 1 to 3.</w:t>
+      </w:r>
+    </w:p>
+    <w:p>
+      <w:pPr>
+        <w:pStyle w:val="Normal"/>
+        <w:jc w:val="both"/>
+        <w:rPr/>
+      </w:pPr>
+      <w:r>
+        <w:rPr>
+          <w:b/>
+          <w:bCs/>
+        </w:rPr>
+        <w:t>Standards, quality and certification</w:t>
+      </w:r>
+      <w:r>
+        <w:rPr/>
+        <w:t xml:space="preserve">, covering testing, product certification, food safety and tourism grading, fall to standards bureaux such as BOBS and to grading bodies such as BTO, the Namibia Tourism Board and the Zimbabwe Tourism Authority. </w:t>
+      </w:r>
+      <w:r>
+        <w:rPr>
+          <w:b/>
+          <w:bCs/>
+        </w:rPr>
+        <w:t>Formalisation support</w:t>
+      </w:r>
+      <w:r>
+        <w:rPr/>
+        <w:t xml:space="preserve">, which takes MSMEs through registration, tax clearance and licensing when a contract requires it, is the role of CIPA, BIPA, ZIDA, the BUE and INAPEM's certification. </w:t>
+      </w:r>
+      <w:r>
+        <w:rPr>
+          <w:b/>
+          <w:bCs/>
+        </w:rPr>
+        <w:t>Market linkage and supplier development</w:t>
+      </w:r>
+      <w:r>
+        <w:rPr/>
+        <w:t>, meaning buyer brokerage, supplier expos, product development to buyer specifications, export promotion and market information, is best delivered by anchor supplier programmes such as Wilderness-LEA, ZimTrade, ZDA, NIPDB and exporters' associations such as BEMA. These three roles mainly serve Tiers 1 and 2.</w:t>
+      </w:r>
+    </w:p>
+    <w:p>
+      <w:pPr>
+        <w:pStyle w:val="Normal"/>
+        <w:jc w:val="both"/>
+        <w:rPr/>
+      </w:pPr>
+      <w:r>
+        <w:rPr>
+          <w:b/>
+          <w:bCs/>
+        </w:rPr>
+        <w:t>Finance readiness and brokerage</w:t>
+      </w:r>
+      <w:r>
+        <w:rPr/>
+        <w:t xml:space="preserve"> covers business plans, proposals and loan packaging, referral to lenders and monitoring after finance is received; the partnerships between LEA and CEDA and between ZDA and CEEC, SMEDCO and its stock exchange partnership, and NIPDB's High Potential Pool are the main vehicles, serving Tiers 2 and 3. </w:t>
+      </w:r>
+      <w:r>
+        <w:rPr>
+          <w:b/>
+          <w:bCs/>
+        </w:rPr>
+        <w:t>Representation and advocacy</w:t>
+      </w:r>
+      <w:r>
+        <w:rPr/>
+        <w:t xml:space="preserve">, which raises MSME issues such as payment terms, unfair practices and the cost of compliance with government and anchor buyers, is the role of chambers and apex bodies such as Business Botswana, the tourism associations (HATAB, TBCZ, TCZ and FENATA), WIBA, NACSO and the CAMPFIRE Association. </w:t>
+      </w:r>
+      <w:r>
+        <w:rPr>
+          <w:b/>
+          <w:bCs/>
+        </w:rPr>
+        <w:t>Information and coordination</w:t>
+      </w:r>
+      <w:r>
+        <w:rPr/>
+        <w:t xml:space="preserve">, meaning publishing which BSO offers which service, referral between BSOs and monitoring impact, belongs to lead BSOs and apex bodies and, at regional level, the KAZA Secretariat. </w:t>
+      </w:r>
+      <w:r>
+        <w:rPr>
+          <w:b/>
+          <w:bCs/>
+        </w:rPr>
+        <w:t>Gender and youth inclusion</w:t>
+      </w:r>
+      <w:r>
+        <w:rPr/>
+        <w:t xml:space="preserve"> runs through all roles and is led by WIBA, youth and women's finance institutions and programmes such as UNDP's youth MSME programme in Zambia.</w:t>
+      </w:r>
+    </w:p>
+    <w:p>
+      <w:pPr>
+        <w:pStyle w:val="Heading2"/>
+        <w:rPr/>
+      </w:pPr>
+      <w:bookmarkStart w:id="25" w:name="__RefHeading___Toc1163_4016896087"/>
+      <w:bookmarkEnd w:id="25"/>
+      <w:r>
+        <w:rPr/>
+        <w:t>6.3 Financial Institutions</w:t>
       </w:r>
     </w:p>
     <w:p>
@@ -5841,11 +6697,11 @@
           <w:b/>
           <w:bCs/>
         </w:rPr>
-        <w:t>Gender-smart lending:</w:t>
-      </w:r>
-      <w:r>
-        <w:rPr/>
-        <w:t xml:space="preserve"> collecting sex-disaggregated portfolio data, designing products for women-owned enterprises and training staff to reduce bias.</w:t>
+        <w:t>Seasonal cash-flow lending:</w:t>
+      </w:r>
+      <w:r>
+        <w:rPr/>
+        <w:t xml:space="preserve"> structuring repayment around tourism and agricultural seasons rather than monthly amortisation.</w:t>
       </w:r>
     </w:p>
     <w:p>
@@ -5862,213 +6718,11 @@
           <w:b/>
           <w:bCs/>
         </w:rPr>
-        <w:t>Regenerative screening:</w:t>
-      </w:r>
-      <w:r>
-        <w:rPr/>
-        <w:t xml:space="preserve"> applying simple environmental and social criteria consistent with a KAZA R-NBT eligibility framework.</w:t>
-      </w:r>
-    </w:p>
-    <w:p>
-      <w:pPr>
-        <w:pStyle w:val="Normal"/>
-        <w:jc w:val="both"/>
-        <w:rPr/>
-      </w:pPr>
-      <w:r>
-        <w:rPr>
-          <w:b/>
-          <w:bCs/>
-        </w:rPr>
-        <w:t>In summary,</w:t>
-      </w:r>
-      <w:r>
-        <w:rPr/>
-        <w:t xml:space="preserve"> four groups have high-priority capacity gaps. Producers at node A need aggregation, better quality, basic records and savings discipline, above all in food, crafts and nature-positive products. Suppliers and service enterprises at nodes C and D need reliability, compliance, contracting skills, cash-flow planning and investment readiness, particularly in lodge-linked goods, food, transport and guiding. Cooperatives and community enterprises at nodes B and E need governance, benefit-sharing rules, certification and leadership that includes women and youth, especially in nature-positive products, crafts and accommodation. BSOs, across all chains, need sector-specific supplier development, a readiness diagnostic, finance brokerage, outreach in the KAZA hubs and gender and youth methods.</w:t>
-      </w:r>
-    </w:p>
-    <w:p>
-      <w:pPr>
-        <w:pStyle w:val="Normal"/>
-        <w:jc w:val="both"/>
-        <w:rPr/>
-      </w:pPr>
-      <w:r>
-        <w:rPr/>
-        <w:t>Financial institutions' gaps are of medium to high priority and affect all chains, especially supply chains: seasonal structuring, alternative collateral, guarantee use and gender-disaggregated data. Anchor buyers' gaps are of medium priority but matter for food, lodge-linked goods and transport: a commitment to supplier development, payment terms that support MSME cash flow, and standard contract templates.</w:t>
-      </w:r>
-      <w:r>
-        <w:br w:type="page"/>
-      </w:r>
-    </w:p>
-    <w:p>
-      <w:pPr>
-        <w:pStyle w:val="Heading1"/>
-        <w:spacing w:before="0" w:after="240"/>
-        <w:rPr/>
-      </w:pPr>
-      <w:bookmarkStart w:id="26" w:name="__RefHeading___Toc1043_3359597930"/>
-      <w:bookmarkEnd w:id="26"/>
-      <w:r>
-        <w:rPr/>
-        <w:t>7. Enabling Environment</w:t>
-      </w:r>
-    </w:p>
-    <w:p>
-      <w:pPr>
-        <w:pStyle w:val="Normal"/>
-        <w:jc w:val="both"/>
-        <w:rPr/>
-      </w:pPr>
-      <w:r>
-        <w:rPr/>
-        <w:t>This chapter evaluates the conditions outside the enterprise that shape investment readiness: national and regional regulation, market access and links with larger tourism operators, business development services, and wider policy conditions. Section 7.1 draws on the World Bank's Doing Business 2020 country reports to compare the five states. Section 7.2 adds evidence on market access from sources outside the Macro Diagnostic, and Section 7.3 profiles the main BSOs in each country.</w:t>
-      </w:r>
-    </w:p>
-    <w:p>
-      <w:pPr>
-        <w:pStyle w:val="Heading2"/>
-        <w:rPr/>
-      </w:pPr>
-      <w:bookmarkStart w:id="27" w:name="__RefHeading___Toc1045_3359597930"/>
-      <w:bookmarkEnd w:id="27"/>
-      <w:r>
-        <w:rPr/>
-        <w:t>7.1 National and Regional Regulatory Frameworks</w:t>
-      </w:r>
-    </w:p>
-    <w:p>
-      <w:pPr>
-        <w:pStyle w:val="Heading3"/>
-        <w:rPr/>
-      </w:pPr>
-      <w:r>
-        <w:rPr/>
-        <w:t>What the Doing Business country reports show</w:t>
-      </w:r>
-    </w:p>
-    <w:p>
-      <w:pPr>
-        <w:pStyle w:val="Normal"/>
-        <w:jc w:val="both"/>
-        <w:rPr/>
-      </w:pPr>
-      <w:r>
-        <w:rPr/>
-        <w:t>The World Bank's Doing Business 2020 economy profiles are the most recent source that measures business regulation in all five KAZA states in the same way. They score ten areas of regulation that a small or medium-sized domestic limited company meets over its life, from starting a business to resolving insolvency, and rank 190 economies. The data were collected to May 2019 and describe the largest business city in each country (Luanda, Gaborone, Windhoek, Lusaka and Harare), not the KAZA hubs, where procedures are usually slower and offices further away. The series was discontinued in 2021, so the rankings are best read as a comparison between the five states and a guide to which procedures weigh most on MSMEs.</w:t>
-      </w:r>
-    </w:p>
-    <w:p>
-      <w:pPr>
-        <w:pStyle w:val="Normal"/>
-        <w:jc w:val="both"/>
-        <w:rPr/>
-      </w:pPr>
-      <w:r>
-        <w:rPr>
-          <w:b/>
-          <w:bCs/>
-        </w:rPr>
-        <w:t>Overall rankings.</w:t>
-      </w:r>
-      <w:r>
-        <w:rPr/>
-        <w:t xml:space="preserve"> Of 190 economies, Zambia ranked 85th (score 66.9 out of 100) and Botswana 87th (66.2), the two easiest places to do business among the KAZA states. Namibia followed at 104th (61.4), Zimbabwe at 140th (54.5) and Angola at 177th (41.3).</w:t>
-      </w:r>
-    </w:p>
-    <w:p>
-      <w:pPr>
-        <w:pStyle w:val="Normal"/>
-        <w:jc w:val="both"/>
-        <w:rPr/>
-      </w:pPr>
-      <w:r>
-        <w:rPr>
-          <w:b/>
-          <w:bCs/>
-        </w:rPr>
-        <w:t>Topic rankings by country.</w:t>
-      </w:r>
-      <w:r>
-        <w:rPr/>
-        <w:t xml:space="preserve"> </w:t>
-      </w:r>
-      <w:r>
-        <w:rPr>
-          <w:b/>
-          <w:bCs/>
-        </w:rPr>
-        <w:t>Angola</w:t>
-      </w:r>
-      <w:r>
-        <w:rPr/>
-        <w:t xml:space="preserve"> ranked 146th for starting a business, 120th for construction permits, 156th for getting electricity, 167th for registering property, 185th for getting credit, 147th for protecting minority investors, 106th for paying taxes, 174th for trading across borders, 186th for enforcing contracts and 168th for resolving insolvency. </w:t>
-      </w:r>
-      <w:r>
-        <w:rPr>
-          <w:b/>
-          <w:bCs/>
-        </w:rPr>
-        <w:t>Botswana</w:t>
-      </w:r>
-      <w:r>
-        <w:rPr/>
-        <w:t xml:space="preserve"> ranked 159th for starting a business, 44th for construction permits, 139th for electricity, 82nd for property, 80th for credit, 72nd for minority investors, 59th for taxes, 55th for trading across borders, 137th for enforcing contracts and 84th for insolvency. </w:t>
-      </w:r>
-      <w:r>
-        <w:rPr>
-          <w:b/>
-          <w:bCs/>
-        </w:rPr>
-        <w:t>Namibia</w:t>
-      </w:r>
-      <w:r>
-        <w:rPr/>
-        <w:t xml:space="preserve"> ranked 165th for starting a business, 84th for construction permits, 76th for electricity, 173rd for property, 80th for credit, 88th for minority investors, 138th for trading across borders, 64th for enforcing contracts and 127th for insolvency; its paying-taxes score was 74.5, but its rank could not be confirmed. </w:t>
-      </w:r>
-      <w:r>
-        <w:rPr>
-          <w:b/>
-          <w:bCs/>
-        </w:rPr>
-        <w:t>Zambia</w:t>
-      </w:r>
-      <w:r>
-        <w:rPr/>
-        <w:t xml:space="preserve"> ranked 117th for starting a business, 67th for construction permits, 129th for electricity, 149th for property, 4th for credit, 72nd for minority investors, 17th for taxes, 155th for trading across borders, 130th for enforcing contracts and 79th for insolvency. </w:t>
-      </w:r>
-      <w:r>
-        <w:rPr>
-          <w:b/>
-          <w:bCs/>
-        </w:rPr>
-        <w:t>Zimbabwe</w:t>
-      </w:r>
-      <w:r>
-        <w:rPr/>
-        <w:t xml:space="preserve"> ranked 167th for starting a business, 140th for construction permits, 167th for electricity, 109th for property, 67th for credit, 97th for minority investors, 146th for taxes, 159th for trading across borders, 169th for enforcing contracts and 142nd for insolvency.</w:t>
-      </w:r>
-    </w:p>
-    <w:p>
-      <w:pPr>
-        <w:pStyle w:val="Normal"/>
-        <w:jc w:val="both"/>
-        <w:rPr/>
-      </w:pPr>
-      <w:r>
-        <w:rPr/>
-        <w:t>Source: World Bank, Doing Business 2020 report and economy profiles. Topic ranks were transcribed from the published profiles; the overall ranks and scores are confirmed in the World Bank's published rankings.</w:t>
-      </w:r>
-    </w:p>
-    <w:p>
-      <w:pPr>
-        <w:pStyle w:val="Normal"/>
-        <w:jc w:val="both"/>
-        <w:rPr/>
-      </w:pPr>
-      <w:r>
-        <w:rPr/>
-        <w:t>Five findings stand out for R-NBT MSMEs:</w:t>
+        <w:t>Sector knowledge:</w:t>
+      </w:r>
+      <w:r>
+        <w:rPr/>
+        <w:t xml:space="preserve"> understanding R-NBT business models, anchor-buyer contracts, concessions and JV arrangements.</w:t>
       </w:r>
     </w:p>
     <w:p>
@@ -6085,11 +6739,11 @@
           <w:b/>
           <w:bCs/>
         </w:rPr>
-        <w:t>Formalising is slow everywhere.</w:t>
-      </w:r>
-      <w:r>
-        <w:rPr/>
-        <w:t xml:space="preserve"> All five states ranked 117th or lower for starting a business. Registering a company took about 8.5 days in Zambia, 27 days and 9 procedures in Zimbabwe, 36 days and 8 procedures in Angola, and 54 days and 10 procedures in Namibia. In Botswana in 2020, company registration could be completed online in a day, but tax registration took about 30 days; later US government reports put tax registration at about a week (US Department of State, 2020 and 2026). For a micro-enterprise earning most of its income in a five-month season, a registration process that takes one to two months has a real opportunity cost. This supports treating formalisation as a milestone tied to a contract (Section 4.3) and offering hands-on help with procedures.</w:t>
+        <w:t>Alternative collateral and data:</w:t>
+      </w:r>
+      <w:r>
+        <w:rPr/>
+        <w:t xml:space="preserve"> using purchase orders, receivables, movable-asset registries, mobile-money data and savings-group records in credit assessment. Zambia's 4th-place ranking for getting credit in Doing Business 2020 shows that the legal tools exist there; Zimbabwe launched a collateral registry for movable assets in 2022, and Botswana's CIPA is developing a National Collateral Registry for SME credit. The gap is lenders' use of these tools for small borrowers. In Angola, which ranked 185th for getting credit, lenders have few such tools and need contractual workarounds such as payment routing through the anchor buyer.</w:t>
       </w:r>
     </w:p>
     <w:p>
@@ -6106,11 +6760,11 @@
           <w:b/>
           <w:bCs/>
         </w:rPr>
-        <w:t>Credit infrastructure varies widely.</w:t>
-      </w:r>
-      <w:r>
-        <w:rPr/>
-        <w:t xml:space="preserve"> Zambia ranked 4th in the world for getting credit (score 95 of 100), reflecting strong legal rights for borrowers and lenders over movable assets and good credit-information coverage. Zimbabwe (67th), Botswana and Namibia (both 80th) were mid-ranked, while Angola ranked 185th (score 5 of 100). Where the legal framework is strong, receivables and movable-asset lending to suppliers is legally feasible and the constraint is lender practice; in Angola, finance will depend for some time on grants, guarantees and contractual arrangements with anchor buyers.</w:t>
+        <w:t>Small-ticket economics:</w:t>
+      </w:r>
+      <w:r>
+        <w:rPr/>
+        <w:t xml:space="preserve"> reducing the unit cost of small loans through digital origination, group or value-chain lending, and BSO pre-screening.</w:t>
       </w:r>
     </w:p>
     <w:p>
@@ -6127,11 +6781,11 @@
           <w:b/>
           <w:bCs/>
         </w:rPr>
-        <w:t>Contracts are hard to enforce.</w:t>
-      </w:r>
-      <w:r>
-        <w:rPr/>
-        <w:t xml:space="preserve"> Enforcing a commercial contract through the courts took about 660 days in Botswana (137th) and 410 days at a cost of 83% of the claim in Zimbabwe (169th); Angola ranked 186th and Zambia 130th. Only Namibia (64th) ranked in the top half. Contract-backed supplier finance in KAZA therefore cannot rely on court enforcement. It needs arrangements in which the anchor buyer pays the lender directly, as in the Wilderness-Stanbic facility, where suppliers cede their right to receive payment from Wilderness to the bank (Mmegi, 2025).</w:t>
+        <w:t>Guarantee use:</w:t>
+      </w:r>
+      <w:r>
+        <w:rPr/>
+        <w:t xml:space="preserve"> many banks under-use existing credit guarantee schemes; staff need to understand when and how to use them.</w:t>
       </w:r>
     </w:p>
     <w:p>
@@ -6148,11 +6802,11 @@
           <w:b/>
           <w:bCs/>
         </w:rPr>
-        <w:t>Tax compliance burdens differ.</w:t>
-      </w:r>
-      <w:r>
-        <w:rPr/>
-        <w:t xml:space="preserve"> Zambia ranked 17th for paying taxes and Botswana 59th, but Zimbabwe ranked 146th, and Namibia's tax system required 27 payments and 302 hours a year for the standard firm. Combined with the 30% withholding tax on suppliers without tax clearance in Zimbabwe (MD p. 74), this explains why tax clearance is the formalisation step that matters most to anchor buyers.</w:t>
+        <w:t>Gender-smart lending:</w:t>
+      </w:r>
+      <w:r>
+        <w:rPr/>
+        <w:t xml:space="preserve"> collecting sex-disaggregated portfolio data, designing products for women-owned enterprises and training staff to reduce bias.</w:t>
       </w:r>
     </w:p>
     <w:p>
@@ -6169,22 +6823,79 @@
           <w:b/>
           <w:bCs/>
         </w:rPr>
-        <w:t>Cross-border trade is costly.</w:t>
-      </w:r>
-      <w:r>
-        <w:rPr/>
-        <w:t xml:space="preserve"> Four of the five states ranked 138th or lower for trading across borders; only Botswana (55th) performed well. This matters in a transfrontier area where Hwange lodges, Kasane suppliers and Livingstone hotels could source across borders. Small traders face border procedures designed for larger consignments (see the regional frameworks below).</w:t>
-      </w:r>
-    </w:p>
-    <w:p>
-      <w:pPr>
-        <w:pStyle w:val="Normal"/>
-        <w:jc w:val="both"/>
-        <w:rPr/>
-      </w:pPr>
-      <w:r>
-        <w:rPr/>
-        <w:t>Two further indicators affect specific chains. Getting electricity was slow and costly in Zimbabwe (167th), Angola (156th), Botswana (139th) and Zambia (129th), which raises the cost of processing, cold storage and workshop production for food, nature-positive products and lodge-linked goods, and strengthens the case for solar equipment finance. Registering property was difficult in Namibia (173rd), Angola (167th) and Zambia (149th); although most R-NBT MSMEs operate on communal land that cannot be mortgaged in any case, the rankings show that even freehold property is a slow route to collateral.</w:t>
+        <w:t>Regenerative screening:</w:t>
+      </w:r>
+      <w:r>
+        <w:rPr/>
+        <w:t xml:space="preserve"> applying simple environmental and social criteria consistent with a KAZA R-NBT eligibility framework.</w:t>
+      </w:r>
+    </w:p>
+    <w:p>
+      <w:pPr>
+        <w:pStyle w:val="Normal"/>
+        <w:jc w:val="both"/>
+        <w:rPr/>
+      </w:pPr>
+      <w:r>
+        <w:rPr>
+          <w:b/>
+          <w:bCs/>
+        </w:rPr>
+        <w:t>In summary,</w:t>
+      </w:r>
+      <w:r>
+        <w:rPr/>
+        <w:t xml:space="preserve"> four groups have high-priority capacity gaps. Producers at node A need aggregation, better quality, basic records and savings discipline, above all in food, crafts and nature-positive products. Suppliers and service enterprises at nodes C and D need reliability, quality assurance and standards, compliance, contracting and negotiating skills, cash-flow planning and investment readiness, particularly in lodge-linked goods, food, transport and guiding. Cooperatives and community enterprises at nodes B and E need governance, benefit-sharing rules, certification and leadership that includes women and youth, especially in nature-positive products, crafts and accommodation. BSOs, across all chains, need sector-specific supplier development, a readiness diagnostic, finance brokerage, outreach in the KAZA hubs, standards and productivity services outside the capitals, better coordination and information on who offers which service, organisational systems for strategic planning and for monitoring performance and impact, accredited mentors and advisers, and gender and youth methods.</w:t>
+      </w:r>
+    </w:p>
+    <w:p>
+      <w:pPr>
+        <w:pStyle w:val="Normal"/>
+        <w:jc w:val="both"/>
+        <w:rPr/>
+      </w:pPr>
+      <w:r>
+        <w:rPr/>
+        <w:t>Financial institutions' gaps are of medium to high priority and affect all chains, especially supply chains: seasonal structuring, alternative collateral, guarantee use and gender-disaggregated data. Anchor buyers' gaps are of medium priority but matter for food, lodge-linked goods and transport: a commitment to supplier development, payment terms that support MSME cash flow, and standard contract templates.</w:t>
+      </w:r>
+      <w:r>
+        <w:br w:type="page"/>
+      </w:r>
+    </w:p>
+    <w:p>
+      <w:pPr>
+        <w:pStyle w:val="Heading1"/>
+        <w:spacing w:before="0" w:after="240"/>
+        <w:rPr/>
+      </w:pPr>
+      <w:bookmarkStart w:id="26" w:name="__RefHeading___Toc1165_4016896087"/>
+      <w:bookmarkEnd w:id="26"/>
+      <w:r>
+        <w:rPr/>
+        <w:t>7. Enabling Environment</w:t>
+      </w:r>
+    </w:p>
+    <w:p>
+      <w:pPr>
+        <w:pStyle w:val="Normal"/>
+        <w:jc w:val="both"/>
+        <w:rPr/>
+      </w:pPr>
+      <w:r>
+        <w:rPr/>
+        <w:t>This chapter evaluates the conditions outside the enterprise that shape investment readiness: national and regional regulation, market access and links with larger tourism operators, business development services, and wider policy conditions. Section 7.1 draws on the World Bank's Doing Business 2020 country reports to compare the five states. Section 7.2 adds evidence on market access from sources outside the Macro Diagnostic, and Section 7.3 profiles the main BSOs in each country.</w:t>
+      </w:r>
+    </w:p>
+    <w:p>
+      <w:pPr>
+        <w:pStyle w:val="Heading2"/>
+        <w:rPr/>
+      </w:pPr>
+      <w:bookmarkStart w:id="27" w:name="__RefHeading___Toc1167_4016896087"/>
+      <w:bookmarkEnd w:id="27"/>
+      <w:r>
+        <w:rPr/>
+        <w:t>7.1 National and Regional Regulatory Frameworks</w:t>
       </w:r>
     </w:p>
     <w:p>
@@ -6194,15 +6905,55 @@
       </w:pPr>
       <w:r>
         <w:rPr/>
-        <w:t>Country profiles</w:t>
-      </w:r>
-    </w:p>
-    <w:p>
-      <w:pPr>
-        <w:pStyle w:val="Normal"/>
-        <w:jc w:val="both"/>
-        <w:rPr/>
-      </w:pPr>
+        <w:t>What the Doing Business country reports show</w:t>
+      </w:r>
+    </w:p>
+    <w:p>
+      <w:pPr>
+        <w:pStyle w:val="Normal"/>
+        <w:jc w:val="both"/>
+        <w:rPr/>
+      </w:pPr>
+      <w:r>
+        <w:rPr/>
+        <w:t>The World Bank's Doing Business 2020 economy profiles are the most recent source that measures business regulation in all five KAZA states in the same way. They score ten areas of regulation that a small or medium-sized domestic limited company meets over its life, from starting a business to resolving insolvency, and rank 190 economies. The data were collected to May 2019 and describe the largest business city in each country (Luanda, Gaborone, Windhoek, Lusaka and Harare), not the KAZA hubs, where procedures are usually slower and offices further away. The series was discontinued in 2021, so the rankings are best read as a comparison between the five states and a guide to which procedures weigh most on MSMEs.</w:t>
+      </w:r>
+    </w:p>
+    <w:p>
+      <w:pPr>
+        <w:pStyle w:val="Normal"/>
+        <w:jc w:val="both"/>
+        <w:rPr/>
+      </w:pPr>
+      <w:r>
+        <w:rPr>
+          <w:b/>
+          <w:bCs/>
+        </w:rPr>
+        <w:t>Overall rankings.</w:t>
+      </w:r>
+      <w:r>
+        <w:rPr/>
+        <w:t xml:space="preserve"> Of 190 economies, Zambia ranked 85th (score 66.9 out of 100) and Botswana 87th (66.2), the two easiest places to do business among the KAZA states. Namibia followed at 104th (61.4), Zimbabwe at 140th (54.5) and Angola at 177th (41.3).</w:t>
+      </w:r>
+    </w:p>
+    <w:p>
+      <w:pPr>
+        <w:pStyle w:val="Normal"/>
+        <w:jc w:val="both"/>
+        <w:rPr/>
+      </w:pPr>
+      <w:r>
+        <w:rPr>
+          <w:b/>
+          <w:bCs/>
+        </w:rPr>
+        <w:t>Topic rankings by country.</w:t>
+      </w:r>
+      <w:r>
+        <w:rPr/>
+        <w:t xml:space="preserve"> </w:t>
+      </w:r>
       <w:r>
         <w:rPr>
           <w:b/>
@@ -6212,15 +6963,8 @@
       </w:r>
       <w:r>
         <w:rPr/>
-        <w:t xml:space="preserve"> (177th) had the weakest business environment of the five, with bottom-ten rankings for getting credit and enforcing contracts. Government has tried to simplify entry: Presidential Decree 40/12 created the Balcão Único do Empreendedor (BUE) in 2012 to simplify the formation and licensing of micro and small enterprises and bring informal activity into the formal economy, and by 2021 a new platform at the Guiché Único da Empresa allowed a company to be created online or in person in about an hour when documents were in order (Ver Angola, 2021). INAPEM certification gives access to tax benefits, and banks ask for the certificate when a company applies for finance (AllAfrica, 2026). Sector rules cap foreign shareholding at 49% in road passenger transport and 50% in road freight (MD p. 26). For Cuando Cubango, the binding constraints are a thin enterprise base, distance from Luanda-based services, and the fact that guiding and logistics for Angolan sites accrue in Namibia (MD p. 118-119).</w:t>
-      </w:r>
-    </w:p>
-    <w:p>
-      <w:pPr>
-        <w:pStyle w:val="Normal"/>
-        <w:jc w:val="both"/>
-        <w:rPr/>
-      </w:pPr>
+        <w:t xml:space="preserve"> ranked 146th for starting a business, 120th for construction permits, 156th for getting electricity, 167th for registering property, 185th for getting credit, 147th for protecting minority investors, 106th for paying taxes, 174th for trading across borders, 186th for enforcing contracts and 168th for resolving insolvency. </w:t>
+      </w:r>
       <w:r>
         <w:rPr>
           <w:b/>
@@ -6230,15 +6974,8 @@
       </w:r>
       <w:r>
         <w:rPr/>
-        <w:t xml:space="preserve"> (87th) combined good rankings for construction permits (44th), trading across borders (55th) and paying taxes (59th) with weak rankings for starting a business (159th), getting electricity (139th) and enforcing contracts (137th). The Companies and Intellectual Property Authority (CIPA) runs an online business registration system, which the Ministry of Trade and Entrepreneurship credits with faster turnaround times. Its 2026/27 budget speech also reported that the World Bank's B-READY 2025 report recognised Botswana's strong legal frameworks and CIPA's digital front door, but flagged insolvency, tax compliance, dispute resolution and market competition as areas needing attention; it announced a home-grown company registration system and a National Collateral Registry to improve SME access to credit (Ministry of Trade and Entrepreneurship, 2026). Sector rules are the most protective of citizen MSMEs in the region: fresh-produce and general-dealer licences, guesthouses and touristic transfer companies are reserved for citizens (MD p. 31-34), Botswana law reserves 35 service sectors for citizens (US International Trade Administration), and the Economic Inclusion Act 2021, in force since April 2022, provides for the participation of targeted citizens in the economy, including through procurement and licensing. These rules create protected demand for citizen suppliers but close processing, distribution and transport to outside equity.</w:t>
-      </w:r>
-    </w:p>
-    <w:p>
-      <w:pPr>
-        <w:pStyle w:val="Normal"/>
-        <w:jc w:val="both"/>
-        <w:rPr/>
-      </w:pPr>
+        <w:t xml:space="preserve"> ranked 159th for starting a business, 44th for construction permits, 139th for electricity, 82nd for property, 80th for credit, 72nd for minority investors, 59th for taxes, 55th for trading across borders, 137th for enforcing contracts and 84th for insolvency. </w:t>
+      </w:r>
       <w:r>
         <w:rPr>
           <w:b/>
@@ -6248,15 +6985,8 @@
       </w:r>
       <w:r>
         <w:rPr/>
-        <w:t xml:space="preserve"> (104th) ranked well for getting electricity (76th) and enforcing contracts (64th), the best of the five states, but poorly for starting a business (165th) and registering property (173rd). Formalisation remains the weak point. In June 2024 the Business and Intellectual Property Authority (BIPA) said it was procuring an integrated online registration system expected within 18 to 24 months (The Brief, 2024); in May 2025 the responsible minister said the existing online system was not working (The Namibian, 2025); and in August 2025 BIPA announced that it would de-register about 1,000 non-compliant companies a month (The Brief, 2025). Namibia was among the new economies covered by the B-READY 2025 report (Ecofin, 2026). In tourism, Namibia has a mature conservancy JV framework but low MSME value capture (MD p. 37, 40), and the end of visa-free travel for 31 countries in April 2025 has affected demand from Europe (Section 7.2).</w:t>
-      </w:r>
-    </w:p>
-    <w:p>
-      <w:pPr>
-        <w:pStyle w:val="Normal"/>
-        <w:jc w:val="both"/>
-        <w:rPr/>
-      </w:pPr>
+        <w:t xml:space="preserve"> ranked 165th for starting a business, 84th for construction permits, 76th for electricity, 173rd for property, 80th for credit, 88th for minority investors, 138th for trading across borders, 64th for enforcing contracts and 127th for insolvency; its paying-taxes score was 74.5, but its rank could not be confirmed. </w:t>
+      </w:r>
       <w:r>
         <w:rPr>
           <w:b/>
@@ -6266,15 +6996,8 @@
       </w:r>
       <w:r>
         <w:rPr/>
-        <w:t xml:space="preserve"> (85th) had the best overall ranking and strong scores for getting credit (4th) and paying taxes (17th), but weak ones for trading across borders (155th), registering property (149th) and enforcing contracts (130th). Licensing is the main recurring burden: more than a quarter of Zambian firms cite business licensing and permits as a major obstacle, nearly double the regional average, and Zambia is moving to risk-based regulation with World Bank support (World Bank, 2024). After a 2025 benchmarking mission to Mauritius, the Business Regulatory Review Agency (BRRA) began talks with the Ministry of Tourism and the Zambia Tourism Agency on adopting omnibus licensing, in which one licence covers several activities, for the accommodation sub-sector (Zambia Monitor, 2025). Road service licences require at least 25% Zambian membership and all-Zambian directors unless the applicant holds a ZDA licence (MD p. 44), which favours local transport MSMEs.</w:t>
-      </w:r>
-    </w:p>
-    <w:p>
-      <w:pPr>
-        <w:pStyle w:val="Normal"/>
-        <w:jc w:val="both"/>
-        <w:rPr/>
-      </w:pPr>
+        <w:t xml:space="preserve"> ranked 117th for starting a business, 67th for construction permits, 129th for electricity, 149th for property, 4th for credit, 72nd for minority investors, 17th for taxes, 155th for trading across borders, 130th for enforcing contracts and 79th for insolvency. </w:t>
+      </w:r>
       <w:r>
         <w:rPr>
           <w:b/>
@@ -6284,326 +7007,29 @@
       </w:r>
       <w:r>
         <w:rPr/>
-        <w:t xml:space="preserve"> (140th) rose 15 places in Doing Business 2020 and was among the World Bank's top 20 improvers, with reforms in five areas; improvements in starting a business, including lower business licensing fees in Harare, were the main driver (World Bank, 2019; The Herald). It still ranked low for starting a business (167th), getting electricity (167th), paying taxes (146th) and enforcing contracts (169th). The Zimbabwe Investment and Development Agency (ZIDA) runs a One Stop Investment Services Centre, and in January 2024 ZIDA and ZIMRA signed a memorandum of understanding to integrate their electronic and investor services (ZIMRA, 2024). Ownership rules have tightened. In 2018 the indigenisation law was narrowed to a list of sectors reserved for citizens that included passenger transport and the provision, marketing and distribution of local arts and crafts (Veritas, 2018). Statutory Instrument 215 of 2025 then set new rules for foreign participation in reserved sectors; press reports describe 14 reserved sectors and a requirement for foreign-owned businesses in them to transfer a 75% controlling stake to citizens within three years, although reports differ on the details (ZimLII; Daily News, 2025; Business Times, 2026). This protects MSME space in transport and crafts but deters foreign joint-venture capital in those chains.</w:t>
-      </w:r>
-    </w:p>
-    <w:p>
-      <w:pPr>
-        <w:pStyle w:val="Heading3"/>
-        <w:rPr/>
-      </w:pPr>
-      <w:r>
-        <w:rPr/>
-        <w:t>Sector-specific rules in the priority chains</w:t>
-      </w:r>
-    </w:p>
-    <w:p>
-      <w:pPr>
-        <w:pStyle w:val="Normal"/>
-        <w:jc w:val="both"/>
-        <w:rPr/>
-      </w:pPr>
-      <w:r>
-        <w:rPr/>
-        <w:t>Regulation also shapes which MSMEs can exist in each chain and who can invest in them. The Macro Diagnostic's findings and the later rules described above combine as follows.</w:t>
-      </w:r>
-    </w:p>
-    <w:p>
-      <w:pPr>
-        <w:pStyle w:val="Normal"/>
-        <w:jc w:val="both"/>
-        <w:rPr/>
-      </w:pPr>
-      <w:r>
-        <w:rPr>
-          <w:b/>
-          <w:bCs/>
-        </w:rPr>
-        <w:t>In Botswana</w:t>
-      </w:r>
-      <w:r>
-        <w:rPr/>
-        <w:t>, fresh-produce and general-dealer retail licences are reserved for citizens, small-scale food and beverage manufacturing is closed to foreign shareholding (MD p. 31), foreign equity is banned in touristic transfer companies (MD p. 32, 34) and guesthouses are reserved for citizens (MD p. 34), while the Economic Inclusion Act 2021 promotes the participation of targeted citizens. Together these rules protect MSME space and create demand for citizen suppliers, but they close processing, distribution and transport to outside capital, so growth depends on domestic finance and lodge or DMC contracts.</w:t>
-      </w:r>
-    </w:p>
-    <w:p>
-      <w:pPr>
-        <w:pStyle w:val="Normal"/>
-        <w:jc w:val="both"/>
-        <w:rPr/>
-      </w:pPr>
-      <w:r>
-        <w:rPr>
-          <w:b/>
-          <w:bCs/>
-        </w:rPr>
-        <w:t>In Zambia</w:t>
-      </w:r>
-      <w:r>
-        <w:rPr/>
-        <w:t xml:space="preserve">, road service licences require at least 25% Zambian membership and all-Zambian directors unless the applicant holds a ZDA licence (MD p. 44). This favours local transport MSMEs but limits joint ventures with foreign partners, and the general licensing burden falls heavily on micro-enterprises, which is why omnibus licensing for accommodation is under discussion. </w:t>
-      </w:r>
-      <w:r>
-        <w:rPr>
-          <w:b/>
-          <w:bCs/>
-        </w:rPr>
-        <w:t>In Angola</w:t>
-      </w:r>
-      <w:r>
-        <w:rPr/>
-        <w:t>, foreign shareholding is capped at 49% in road passenger transport and 50% in road freight (MD p. 26), which requires local partners in a province where the local enterprise base is thin, and the INAPEM certificate that banks request adds a step before finance.</w:t>
-      </w:r>
-    </w:p>
-    <w:p>
-      <w:pPr>
-        <w:pStyle w:val="Normal"/>
-        <w:jc w:val="both"/>
-        <w:rPr/>
-      </w:pPr>
-      <w:r>
-        <w:rPr>
-          <w:b/>
-          <w:bCs/>
-        </w:rPr>
-        <w:t>In Zimbabwe</w:t>
-      </w:r>
-      <w:r>
-        <w:rPr/>
-        <w:t xml:space="preserve">, an anchor operator reports a 30% withholding tax on payments to suppliers without tax clearance (MD p. 74), a strong penalty on informality that makes tax clearance a precondition for supplying anchors. Passenger transport and local arts and crafts are reserved for citizens, and SI 215 of 2025 tightened the rules on foreign participation, protecting MSME space in these chains while deterring foreign JV capital. </w:t>
-      </w:r>
-      <w:r>
-        <w:rPr>
-          <w:b/>
-          <w:bCs/>
-        </w:rPr>
-        <w:t>In Namibia</w:t>
-      </w:r>
-      <w:r>
-        <w:rPr/>
-        <w:t xml:space="preserve">, the conservancy JV framework is mature but MSME value capture is low, the end of visa-free travel for 31 countries in April 2025 has shifted some demand (MD p. 117-118), which affects supplier viability, and slow company registration delays formalisation. </w:t>
-      </w:r>
-      <w:r>
-        <w:rPr>
-          <w:b/>
-          <w:bCs/>
-        </w:rPr>
-        <w:t>At regional level</w:t>
-      </w:r>
-      <w:r>
-        <w:rPr/>
-        <w:t>, the KAZA Univisa and the COMESA Simplified Trade Regime both cover only Zambia and Zimbabwe, and cross-border supply chains are less evidenced than visitor flows (MD p. 117-118), which limits cross-border sourcing and multi-country itineraries for MSMEs.</w:t>
-      </w:r>
-    </w:p>
-    <w:p>
-      <w:pPr>
-        <w:pStyle w:val="Heading3"/>
-        <w:rPr/>
-      </w:pPr>
-      <w:r>
-        <w:rPr/>
-        <w:t>Regional frameworks</w:t>
-      </w:r>
-    </w:p>
-    <w:p>
-      <w:pPr>
-        <w:pStyle w:val="Normal"/>
-        <w:jc w:val="both"/>
-        <w:rPr/>
-      </w:pPr>
-      <w:r>
-        <w:rPr/>
-        <w:t xml:space="preserve">The KAZA Treaty and the SADC Protocol on Trade provide the framework for transfrontier tourism and trade, but MSMEs feel the regional frameworks mainly through visas and border procedures. The </w:t>
-      </w:r>
-      <w:r>
-        <w:rPr>
-          <w:b/>
-          <w:bCs/>
-        </w:rPr>
-        <w:t>KAZA Univisa</w:t>
-      </w:r>
-      <w:r>
-        <w:rPr/>
-        <w:t xml:space="preserve"> is used in Zambia and Zimbabwe and covers day trips into Botswana through Kazungula. At the KAZA heads of state summit in Livingstone in 2024, the five Partner States agreed in principle to broaden its use, and Botswana's Vice President said Botswana would fully adopt it, but no implementation date was given (TimesLIVE, 2024). Multi-country itineraries, which favour guiding, transfer and activity MSMEs along the Victoria Falls-Chobe corridor, therefore remain more costly to sell than they need to be.</w:t>
-      </w:r>
-    </w:p>
-    <w:p>
-      <w:pPr>
-        <w:pStyle w:val="Normal"/>
-        <w:jc w:val="both"/>
-        <w:rPr/>
-      </w:pPr>
-      <w:r>
-        <w:rPr/>
-        <w:t xml:space="preserve">For small-scale suppliers, the </w:t>
-      </w:r>
-      <w:r>
-        <w:rPr>
-          <w:b/>
-          <w:bCs/>
-        </w:rPr>
-        <w:t>COMESA Simplified Trade Regime</w:t>
-      </w:r>
-      <w:r>
-        <w:rPr/>
-        <w:t xml:space="preserve"> (STR) allows traders to move small consignments across borders with simplified documents. The COMESA threshold is USD 2,000 per consignment, adopted in 2014 and recommended to be maintained in a 2025 review (COMESA, 2025), but Zimbabwe has applied a lower limit because of exchange-control rules (ZIMRA). The STR applies between Zambia and Zimbabwe, both COMESA members, but not to Botswana, Namibia or Angola. Uptake has been low. A simplified regime that also covered the other KAZA states, together with awareness and border-staff practice at the Kazungula one-stop border post, could help women traders and small producers supply lodges across borders.</w:t>
-      </w:r>
-    </w:p>
-    <w:p>
-      <w:pPr>
-        <w:pStyle w:val="Normal"/>
-        <w:jc w:val="both"/>
-        <w:rPr/>
-      </w:pPr>
-      <w:r>
-        <w:rPr>
-          <w:b/>
-          <w:bCs/>
-        </w:rPr>
-        <w:t>Implications for readiness.</w:t>
-      </w:r>
-      <w:r>
-        <w:rPr/>
-        <w:t xml:space="preserve"> Regulation in KAZA is not the main reason MSMEs are not investment-ready, but it raises the cost of every step on the readiness pathway: registration takes weeks, tax clearance is costly in Zimbabwe, contracts cannot be relied on in court, and cross-border sourcing is hard. Programmes should therefore (i) help MSMEs through registration and tax clearance when a contract requires it, using one-stop centres where they work; (ii) design supplier finance around anchor-buyer payment routing rather than court enforcement; (iii) use Zambia's movable-collateral framework, Zimbabwe's collateral registry and Botswana's planned National Collateral Registry for small-supplier lending; and (iv) work with the KAZA Secretariat on Univisa adoption and a simplified regime for small cross-border suppliers.</w:t>
-      </w:r>
-    </w:p>
-    <w:p>
-      <w:pPr>
-        <w:pStyle w:val="Heading2"/>
-        <w:rPr/>
-      </w:pPr>
-      <w:bookmarkStart w:id="28" w:name="__RefHeading___Toc1047_3359597930"/>
-      <w:bookmarkEnd w:id="28"/>
-      <w:r>
-        <w:rPr/>
-        <w:t>7.2 Market Access and Linkages with Larger Operators</w:t>
-      </w:r>
-    </w:p>
-    <w:p>
-      <w:pPr>
-        <w:pStyle w:val="Normal"/>
-        <w:jc w:val="both"/>
-        <w:rPr/>
-      </w:pPr>
-      <w:r>
-        <w:rPr/>
-        <w:t>The Macro Diagnostic's findings on market access are clear. Demand exists: lodges want to buy locally, and the constraint is supplier reliability and readiness (MD p. 70-71, 128, 132). Entry can be quick once a supplier is ready; in Zimbabwe, new suppliers typically need only two or three successful bookings before being listed regularly (MD p. 75). Buyers set the bar: reliability matters more than price, new suppliers must match the largest incumbent supplier on price and quality, and support is best directed at enterprises already showing momentum (MD p. 68). Marketing, operator confidence and trade-show costs are obstacles for new suppliers (MD p. 75), and limited airline competition and high fares constrain the Victoria Falls corridor (MD p. 84, 117). Evidence from outside the diagnostic supports these findings and adds detail on the size of the market, what anchor procurement programmes have achieved, and what happens when linkages are weak.</w:t>
-      </w:r>
-    </w:p>
-    <w:p>
-      <w:pPr>
-        <w:pStyle w:val="Heading3"/>
-        <w:rPr/>
-      </w:pPr>
-      <w:r>
-        <w:rPr/>
-        <w:t>The size and direction of tourism demand</w:t>
-      </w:r>
-    </w:p>
-    <w:p>
-      <w:pPr>
-        <w:pStyle w:val="Normal"/>
-        <w:jc w:val="both"/>
-        <w:rPr/>
-      </w:pPr>
-      <w:r>
-        <w:rPr/>
-        <w:t>Visitor demand has largely recovered from the pandemic, but it is volatile and policy-sensitive. Namibia received 1,345,168 international visitors in 2025, 6.9% fewer than the 1,444,174 recorded in 2024, while tourist arrivals alone fell by 3.2% (The Namibian, 2026). European tourist arrivals fell by 21%, a drop the tourism ministry linked both to the April 2025 change in visa policy and to safety concerns (The Namibian, 2026). Visitors from non-African countries now pay N$1,600 for a visa on arrival, which the tourism federation FENATA describes as one of the highest fees in the region, and operators reported delays and inconsistent implementation in the first months (Tourism Update, 2025). In Zimbabwe, international arrivals rose by 27% to 751,483 in the first half of 2024, and tourism receipts, including domestic spending, reached an estimated USD 493 million in that half-year (Equity Axis, 2025, citing UN Tourism). Botswana recorded between 391,264 and 421,744 international tourist arrivals a quarter in the second to fourth quarters of 2024, about three-quarters of them from SADC countries (Statistics Botswana, 2026). For MSMEs, the lesson is that demand is large enough to support local supply chains but can shift between neighbouring destinations quickly, as the Macro Diagnostic observes for Namibia and Kasane/Chobe (MD p. 117-118). Suppliers with several buyers, or buyers in more than one destination, are more resilient.</w:t>
-      </w:r>
-    </w:p>
-    <w:p>
-      <w:pPr>
-        <w:pStyle w:val="Heading3"/>
-        <w:rPr/>
-      </w:pPr>
-      <w:r>
-        <w:rPr/>
-        <w:t>What anchor procurement programmes show</w:t>
-      </w:r>
-    </w:p>
-    <w:p>
-      <w:pPr>
-        <w:pStyle w:val="Normal"/>
-        <w:jc w:val="both"/>
-        <w:rPr/>
-      </w:pPr>
-      <w:r>
-        <w:rPr>
-          <w:b/>
-          <w:bCs/>
-        </w:rPr>
-        <w:t>Wilderness in Botswana</w:t>
-      </w:r>
-      <w:r>
-        <w:rPr/>
-        <w:t xml:space="preserve"> is the best-documented case of anchor-led local procurement in KAZA. It reports buying about BWP 292 million a year from Botswana-registered businesses, more than 80% of its procurement by value (Daily News, 2025), and its 2026 impact report puts the share at more than 86% when aviation, which must source parts internationally, is excluded (ATTA, 2026). Local procurement is not the same as MSME procurement, however. Wilderness's first Local Supplier Expo in Maun in 2024 hosted 110 local vendors and led to more than BWP 6.2 million of new contracts for citizen-owned businesses, a figure that had passed BWP 8 million by mid-2025 (Daily News, 2025), and 68 businesses have joined its supplier development programme (Mmegi, 2026). New contracts of this size are equivalent to about 3% of the company's annual local purchases, which shows both that small citizen suppliers can be brought into a large operator's supply chain and how much room remains. The programme is linked to finance through a 2025 memorandum with Stanbic Bank Botswana, under which Stanbic lends to SMMEs holding Wilderness supply contracts without traditional collateral and is repaid from contract payments that the suppliers cede to the bank (Mmegi, 2025), and to BDS through a 2026 memorandum with LEA that launched a Citizen Economic Empowerment Programme (Mmegi, 2026).</w:t>
-      </w:r>
-    </w:p>
-    <w:p>
-      <w:pPr>
-        <w:pStyle w:val="Normal"/>
-        <w:jc w:val="both"/>
-        <w:rPr/>
-      </w:pPr>
-      <w:r>
-        <w:rPr>
-          <w:b/>
-          <w:bCs/>
-        </w:rPr>
-        <w:t>Gondwana Collection in Namibia</w:t>
-      </w:r>
-      <w:r>
-        <w:rPr/>
-        <w:t xml:space="preserve"> supports Namibian-owned suppliers and wholesalers and diversifies its supplier base by supporting small enterprises near its lodges (Gondwana Collection). At its Etosha King Nehale lodge, more than 80% of the items in the curio shop are locally crafted (Gondwana Collection). This is a useful counterpoint to the finding that about 80% of lodge décor in the Kavango and Zambezi regions is imported (MD p. 70): where an operator builds local sourcing into design and procurement from the start, local suppliers can meet lodge specifications.</w:t>
-      </w:r>
-    </w:p>
-    <w:p>
-      <w:pPr>
-        <w:pStyle w:val="Normal"/>
-        <w:jc w:val="both"/>
-        <w:rPr/>
-      </w:pPr>
-      <w:r>
-        <w:rPr>
-          <w:b/>
-          <w:bCs/>
-        </w:rPr>
-        <w:t>Hotels in Livingstone</w:t>
-      </w:r>
-      <w:r>
-        <w:rPr/>
-        <w:t xml:space="preserve"> have brought smallholder farmers into their supply chains. The Royal Livingstone hotel runs a fortnightly smallholder farmers' market at which it buys crops directly from local smallholders, who previously relied on roadside sales and middlemen, and it helped save the Maramba Women's Mushroom Farm, whose members now sell most of their produce to local hotels and resorts under long-term contracts (Anantara, operator-reported). A University of Pretoria doctoral study of tourism-agriculture linkages in Livingstone found that local procurement is the dominant channel and includes smallholders, but that supply, demand and marketing constraints limit how deeply smallholders are integrated (Nsanzya, University of Pretoria). These findings mirror the Macro Diagnostic's evidence from Hwange (MD p. 75).</w:t>
-      </w:r>
-    </w:p>
-    <w:p>
-      <w:pPr>
-        <w:pStyle w:val="Heading3"/>
-        <w:rPr/>
-      </w:pPr>
-      <w:r>
-        <w:rPr/>
-        <w:t>The cost of weak linkages</w:t>
-      </w:r>
-    </w:p>
-    <w:p>
-      <w:pPr>
-        <w:pStyle w:val="Normal"/>
-        <w:jc w:val="both"/>
-        <w:rPr/>
-      </w:pPr>
-      <w:r>
-        <w:rPr/>
-        <w:t>Earlier research shows what is at stake. A study of the Okavango Delta found that foreign ownership of tourism facilities led to revenue being repatriated, that expatriates dominated management, and that weak links with the domestic economy, particularly agriculture, limited tourism's contribution to rural development (Mbaiwa, 2005). The problem persists: Botswana's tourism ministry has said it is reviewing the Tourism Act to require tourists to pay in full in Botswana, in local currency, because of revenue repatriation, and is finalising a Tourism Leakages Study (Daily News). ODI's value-chain studies of tourism destinations found that the share of destination revenue reaching poor households ranged from about 5% to more than 25% depending on context (Ashley and Mitchell, 2007). The priority chains identified in this assessment are the main levers for raising that share in KAZA.</w:t>
-      </w:r>
-    </w:p>
-    <w:p>
-      <w:pPr>
-        <w:pStyle w:val="Heading3"/>
-        <w:rPr/>
-      </w:pPr>
-      <w:r>
-        <w:rPr/>
-        <w:t>Implications for linkage programmes</w:t>
+        <w:t xml:space="preserve"> ranked 167th for starting a business, 140th for construction permits, 167th for electricity, 109th for property, 67th for credit, 97th for minority investors, 146th for taxes, 159th for trading across borders, 169th for enforcing contracts and 142nd for insolvency.</w:t>
+      </w:r>
+    </w:p>
+    <w:p>
+      <w:pPr>
+        <w:pStyle w:val="Normal"/>
+        <w:jc w:val="both"/>
+        <w:rPr/>
+      </w:pPr>
+      <w:r>
+        <w:rPr/>
+        <w:t>Source: World Bank, Doing Business 2020 report and economy profiles. Topic ranks were transcribed from the published profiles; the overall ranks and scores are confirmed in the World Bank's published rankings.</w:t>
+      </w:r>
+    </w:p>
+    <w:p>
+      <w:pPr>
+        <w:pStyle w:val="Normal"/>
+        <w:jc w:val="both"/>
+        <w:rPr/>
+      </w:pPr>
+      <w:r>
+        <w:rPr/>
+        <w:t>Five findings stand out for R-NBT MSMEs:</w:t>
       </w:r>
     </w:p>
     <w:p>
@@ -6620,11 +7046,11 @@
           <w:b/>
           <w:bCs/>
         </w:rPr>
-        <w:t>Work through procurement teams, not only enterprises.</w:t>
-      </w:r>
-      <w:r>
-        <w:rPr/>
-        <w:t xml:space="preserve"> The Wilderness and Gondwana cases show that local sourcing rises when anchors set targets, specify products in advance and nominate suppliers for development.</w:t>
+        <w:t>Formalising is slow everywhere.</w:t>
+      </w:r>
+      <w:r>
+        <w:rPr/>
+        <w:t xml:space="preserve"> All five states ranked 117th or lower for starting a business. Registering a company took about 8.5 days in Zambia, 27 days and 9 procedures in Zimbabwe, 36 days and 8 procedures in Angola, and 54 days and 10 procedures in Namibia. In Botswana in 2020, company registration could be completed online in a day, but tax registration took about 30 days; later US government reports put tax registration at about a week (US Department of State, 2020 and 2026). For a micro-enterprise earning most of its income in a five-month season, a registration process that takes one to two months has a real opportunity cost. This supports treating formalisation as a milestone tied to a contract (Section 4.3) and offering hands-on help with procedures.</w:t>
       </w:r>
     </w:p>
     <w:p>
@@ -6641,11 +7067,11 @@
           <w:b/>
           <w:bCs/>
         </w:rPr>
-        <w:t>Use anchor programmes as the gateway to finance.</w:t>
-      </w:r>
-      <w:r>
-        <w:rPr/>
-        <w:t xml:space="preserve"> Contract-backed finance (Wilderness-Stanbic) and supplier-development BDS (Wilderness-LEA) can be replicated with other operators and banks in Botswana, Zambia and Zimbabwe.</w:t>
+        <w:t>Credit infrastructure varies widely.</w:t>
+      </w:r>
+      <w:r>
+        <w:rPr/>
+        <w:t xml:space="preserve"> Zambia ranked 4th in the world for getting credit (score 95 of 100), reflecting strong legal rights for borrowers and lenders over movable assets and good credit-information coverage. Zimbabwe (67th), Botswana and Namibia (both 80th) were mid-ranked, while Angola ranked 185th (score 5 of 100). Where the legal framework is strong, receivables and movable-asset lending to suppliers is legally feasible and the constraint is lender practice; in Angola, finance will depend for some time on grants, guarantees and contractual arrangements with anchor buyers.</w:t>
       </w:r>
     </w:p>
     <w:p>
@@ -6662,11 +7088,11 @@
           <w:b/>
           <w:bCs/>
         </w:rPr>
-        <w:t>Track MSME share as well as local share.</w:t>
-      </w:r>
-      <w:r>
-        <w:rPr/>
-        <w:t xml:space="preserve"> Destination baselines (MD p. 140-141) should record how much of local procurement goes to MSMEs, women- and youth-led enterprises and community enterprises, not only to local companies.</w:t>
+        <w:t>Contracts are hard to enforce.</w:t>
+      </w:r>
+      <w:r>
+        <w:rPr/>
+        <w:t xml:space="preserve"> Enforcing a commercial contract through the courts took about 660 days in Botswana (137th) and 410 days at a cost of 83% of the claim in Zimbabwe (169th); Angola ranked 186th and Zambia 130th. Only Namibia (64th) ranked in the top half. Contract-backed supplier finance in KAZA therefore cannot rely on court enforcement. It needs arrangements in which the anchor buyer pays the lender directly, as in the Wilderness-Stanbic facility, where suppliers cede their right to receive payment from Wilderness to the bank (Mmegi, 2025).</w:t>
       </w:r>
     </w:p>
     <w:p>
@@ -6683,11 +7109,11 @@
           <w:b/>
           <w:bCs/>
         </w:rPr>
-        <w:t>Build multi-buyer and cross-border supply.</w:t>
-      </w:r>
-      <w:r>
-        <w:rPr/>
-        <w:t xml:space="preserve"> Aggregators that can supply several lodges, or lodges on both sides of a border, reduce the risk that demand shifts between destinations.</w:t>
+        <w:t>Tax compliance burdens differ.</w:t>
+      </w:r>
+      <w:r>
+        <w:rPr/>
+        <w:t xml:space="preserve"> Zambia ranked 17th for paying taxes and Botswana 59th, but Zimbabwe ranked 146th, and Namibia's tax system required 27 payments and 302 hours a year for the standard firm. Combined with the 30% withholding tax on suppliers without tax clearance in Zimbabwe (MD p. 74), this explains why tax clearance is the formalisation step that matters most to anchor buyers.</w:t>
       </w:r>
     </w:p>
     <w:p>
@@ -6704,11 +7130,302 @@
           <w:b/>
           <w:bCs/>
         </w:rPr>
-        <w:t>Address payment terms.</w:t>
-      </w:r>
-      <w:r>
-        <w:rPr/>
-        <w:t xml:space="preserve"> Micro-suppliers often finance goods for weeks between delivery and payment; faster payment by the anchor, or receivables finance, should be part of any supplier-development agreement.</w:t>
+        <w:t>Cross-border trade is costly.</w:t>
+      </w:r>
+      <w:r>
+        <w:rPr/>
+        <w:t xml:space="preserve"> Four of the five states ranked 138th or lower for trading across borders; only Botswana (55th) performed well. This matters in a transfrontier area where Hwange lodges, Kasane suppliers and Livingstone hotels could source across borders. Small traders face border procedures designed for larger consignments (see the regional frameworks below).</w:t>
+      </w:r>
+    </w:p>
+    <w:p>
+      <w:pPr>
+        <w:pStyle w:val="Normal"/>
+        <w:jc w:val="both"/>
+        <w:rPr/>
+      </w:pPr>
+      <w:r>
+        <w:rPr/>
+        <w:t>Two further indicators affect specific chains. Getting electricity was slow and costly in Zimbabwe (167th), Angola (156th), Botswana (139th) and Zambia (129th), which raises the cost of processing, cold storage and workshop production for food, nature-positive products and lodge-linked goods, and strengthens the case for solar equipment finance. Registering property was difficult in Namibia (173rd), Angola (167th) and Zambia (149th); although most R-NBT MSMEs operate on communal land that cannot be mortgaged in any case, the rankings show that even freehold property is a slow route to collateral.</w:t>
+      </w:r>
+    </w:p>
+    <w:p>
+      <w:pPr>
+        <w:pStyle w:val="Heading3"/>
+        <w:rPr/>
+      </w:pPr>
+      <w:r>
+        <w:rPr/>
+        <w:t>Country profiles</w:t>
+      </w:r>
+    </w:p>
+    <w:p>
+      <w:pPr>
+        <w:pStyle w:val="Normal"/>
+        <w:jc w:val="both"/>
+        <w:rPr/>
+      </w:pPr>
+      <w:r>
+        <w:rPr>
+          <w:b/>
+          <w:bCs/>
+        </w:rPr>
+        <w:t>Angola</w:t>
+      </w:r>
+      <w:r>
+        <w:rPr/>
+        <w:t xml:space="preserve"> (177th) had the weakest business environment of the five, with bottom-ten rankings for getting credit and enforcing contracts. Government has tried to simplify entry: Presidential Decree 40/12 created the Balcão Único do Empreendedor (BUE) in 2012 to simplify the formation and licensing of micro and small enterprises and bring informal activity into the formal economy, and by 2021 a new platform at the Guiché Único da Empresa allowed a company to be created online or in person in about an hour when documents were in order (Ver Angola, 2021). INAPEM certification gives access to tax benefits, and banks ask for the certificate when a company applies for finance (AllAfrica, 2026). Sector rules cap foreign shareholding at 49% in road passenger transport and 50% in road freight (MD p. 26). For Cuando Cubango, the binding constraints are a thin enterprise base, distance from Luanda-based services, and the fact that guiding and logistics for Angolan sites accrue in Namibia (MD p. 118-119).</w:t>
+      </w:r>
+    </w:p>
+    <w:p>
+      <w:pPr>
+        <w:pStyle w:val="Normal"/>
+        <w:jc w:val="both"/>
+        <w:rPr/>
+      </w:pPr>
+      <w:r>
+        <w:rPr>
+          <w:b/>
+          <w:bCs/>
+        </w:rPr>
+        <w:t>Botswana</w:t>
+      </w:r>
+      <w:r>
+        <w:rPr/>
+        <w:t xml:space="preserve"> (87th) combined good rankings for construction permits (44th), trading across borders (55th) and paying taxes (59th) with weak rankings for starting a business (159th), getting electricity (139th) and enforcing contracts (137th). The Companies and Intellectual Property Authority (CIPA) runs an online business registration system, which the Ministry of Trade and Entrepreneurship credits with faster turnaround times. Its 2026/27 budget speech also reported that the World Bank's B-READY 2025 report recognised Botswana's strong legal frameworks and CIPA's digital front door, but flagged insolvency, tax compliance, dispute resolution and market competition as areas needing attention; it announced a home-grown company registration system and a National Collateral Registry to improve SME access to credit (Ministry of Trade and Entrepreneurship, 2026). Sector rules are the most protective of citizen MSMEs in the region: fresh-produce and general-dealer licences, guesthouses and touristic transfer companies are reserved for citizens (MD p. 31-34), Botswana law reserves 35 service sectors for citizens (US International Trade Administration), and the Economic Inclusion Act 2021, in force since April 2022, provides for the participation of targeted citizens in the economy, including through procurement and licensing. These rules create protected demand for citizen suppliers but close processing, distribution and transport to outside equity.</w:t>
+      </w:r>
+    </w:p>
+    <w:p>
+      <w:pPr>
+        <w:pStyle w:val="Normal"/>
+        <w:jc w:val="both"/>
+        <w:rPr/>
+      </w:pPr>
+      <w:r>
+        <w:rPr>
+          <w:b/>
+          <w:bCs/>
+        </w:rPr>
+        <w:t>Namibia</w:t>
+      </w:r>
+      <w:r>
+        <w:rPr/>
+        <w:t xml:space="preserve"> (104th) ranked well for getting electricity (76th) and enforcing contracts (64th), the best of the five states, but poorly for starting a business (165th) and registering property (173rd). Formalisation remains the weak point. In June 2024 the Business and Intellectual Property Authority (BIPA) said it was procuring an integrated online registration system expected within 18 to 24 months (The Brief, 2024); in May 2025 the responsible minister said the existing online system was not working (The Namibian, 2025); and in August 2025 BIPA announced that it would de-register about 1,000 non-compliant companies a month (The Brief, 2025). Namibia was among the new economies covered by the B-READY 2025 report (Ecofin, 2026). In tourism, Namibia has a mature conservancy JV framework but low MSME value capture (MD p. 37, 40), and the end of visa-free travel for 31 countries in April 2025 has affected demand from Europe (Section 7.2).</w:t>
+      </w:r>
+    </w:p>
+    <w:p>
+      <w:pPr>
+        <w:pStyle w:val="Normal"/>
+        <w:jc w:val="both"/>
+        <w:rPr/>
+      </w:pPr>
+      <w:r>
+        <w:rPr>
+          <w:b/>
+          <w:bCs/>
+        </w:rPr>
+        <w:t>Zambia</w:t>
+      </w:r>
+      <w:r>
+        <w:rPr/>
+        <w:t xml:space="preserve"> (85th) had the best overall ranking and strong scores for getting credit (4th) and paying taxes (17th), but weak ones for trading across borders (155th), registering property (149th) and enforcing contracts (130th). Licensing is the main recurring burden: more than a quarter of Zambian firms cite business licensing and permits as a major obstacle, nearly double the regional average, and Zambia is moving to risk-based regulation with World Bank support (World Bank, 2024). After a 2025 benchmarking mission to Mauritius, the Business Regulatory Review Agency (BRRA) began talks with the Ministry of Tourism and the Zambia Tourism Agency on adopting omnibus licensing, in which one licence covers several activities, for the accommodation sub-sector (Zambia Monitor, 2025). Road service licences require at least 25% Zambian membership and all-Zambian directors unless the applicant holds a ZDA licence (MD p. 44), which favours local transport MSMEs.</w:t>
+      </w:r>
+    </w:p>
+    <w:p>
+      <w:pPr>
+        <w:pStyle w:val="Normal"/>
+        <w:jc w:val="both"/>
+        <w:rPr/>
+      </w:pPr>
+      <w:r>
+        <w:rPr>
+          <w:b/>
+          <w:bCs/>
+        </w:rPr>
+        <w:t>Zimbabwe</w:t>
+      </w:r>
+      <w:r>
+        <w:rPr/>
+        <w:t xml:space="preserve"> (140th) rose 15 places in Doing Business 2020 and was among the World Bank's top 20 improvers, with reforms in five areas; improvements in starting a business, including lower business licensing fees in Harare, were the main driver (World Bank, 2019; The Herald). It still ranked low for starting a business (167th), getting electricity (167th), paying taxes (146th) and enforcing contracts (169th). The Zimbabwe Investment and Development Agency (ZIDA) runs a One Stop Investment Services Centre, and in January 2024 ZIDA and ZIMRA signed a memorandum of understanding to integrate their electronic and investor services (ZIMRA, 2024). Ownership rules have tightened. In 2018 the indigenisation law was narrowed to a list of sectors reserved for citizens that included passenger transport and the provision, marketing and distribution of local arts and crafts (Veritas, 2018). Statutory Instrument 215 of 2025 then set new rules for foreign participation in reserved sectors; press reports describe 14 reserved sectors and a requirement for foreign-owned businesses in them to transfer a 75% controlling stake to citizens within three years, although reports differ on the details (ZimLII; Daily News, 2025; Business Times, 2026). This protects MSME space in transport and crafts but deters foreign joint-venture capital in those chains.</w:t>
+      </w:r>
+    </w:p>
+    <w:p>
+      <w:pPr>
+        <w:pStyle w:val="Heading3"/>
+        <w:rPr/>
+      </w:pPr>
+      <w:r>
+        <w:rPr/>
+        <w:t>Sector-specific rules in the priority chains</w:t>
+      </w:r>
+    </w:p>
+    <w:p>
+      <w:pPr>
+        <w:pStyle w:val="Normal"/>
+        <w:jc w:val="both"/>
+        <w:rPr/>
+      </w:pPr>
+      <w:r>
+        <w:rPr/>
+        <w:t>Regulation also shapes which MSMEs can exist in each chain and who can invest in them. The Macro Diagnostic's findings and the later rules described above combine as follows.</w:t>
+      </w:r>
+    </w:p>
+    <w:p>
+      <w:pPr>
+        <w:pStyle w:val="Normal"/>
+        <w:jc w:val="both"/>
+        <w:rPr/>
+      </w:pPr>
+      <w:r>
+        <w:rPr>
+          <w:b/>
+          <w:bCs/>
+        </w:rPr>
+        <w:t>In Botswana</w:t>
+      </w:r>
+      <w:r>
+        <w:rPr/>
+        <w:t>, fresh-produce and general-dealer retail licences are reserved for citizens, small-scale food and beverage manufacturing is closed to foreign shareholding (MD p. 31), foreign equity is banned in touristic transfer companies (MD p. 32, 34) and guesthouses are reserved for citizens (MD p. 34), while the Economic Inclusion Act 2021 promotes the participation of targeted citizens. Together these rules protect MSME space and create demand for citizen suppliers, but they close processing, distribution and transport to outside capital, so growth depends on domestic finance and lodge or DMC contracts.</w:t>
+      </w:r>
+    </w:p>
+    <w:p>
+      <w:pPr>
+        <w:pStyle w:val="Normal"/>
+        <w:jc w:val="both"/>
+        <w:rPr/>
+      </w:pPr>
+      <w:r>
+        <w:rPr>
+          <w:b/>
+          <w:bCs/>
+        </w:rPr>
+        <w:t>In Zambia</w:t>
+      </w:r>
+      <w:r>
+        <w:rPr/>
+        <w:t xml:space="preserve">, road service licences require at least 25% Zambian membership and all-Zambian directors unless the applicant holds a ZDA licence (MD p. 44). This favours local transport MSMEs but limits joint ventures with foreign partners, and the general licensing burden falls heavily on micro-enterprises, which is why omnibus licensing for accommodation is under discussion. </w:t>
+      </w:r>
+      <w:r>
+        <w:rPr>
+          <w:b/>
+          <w:bCs/>
+        </w:rPr>
+        <w:t>In Angola</w:t>
+      </w:r>
+      <w:r>
+        <w:rPr/>
+        <w:t>, foreign shareholding is capped at 49% in road passenger transport and 50% in road freight (MD p. 26), which requires local partners in a province where the local enterprise base is thin, and the INAPEM certificate that banks request adds a step before finance.</w:t>
+      </w:r>
+    </w:p>
+    <w:p>
+      <w:pPr>
+        <w:pStyle w:val="Normal"/>
+        <w:jc w:val="both"/>
+        <w:rPr/>
+      </w:pPr>
+      <w:r>
+        <w:rPr>
+          <w:b/>
+          <w:bCs/>
+        </w:rPr>
+        <w:t>In Zimbabwe</w:t>
+      </w:r>
+      <w:r>
+        <w:rPr/>
+        <w:t xml:space="preserve">, an anchor operator reports a 30% withholding tax on payments to suppliers without tax clearance (MD p. 74), a strong penalty on informality that makes tax clearance a precondition for supplying anchors. Passenger transport and local arts and crafts are reserved for citizens, and SI 215 of 2025 tightened the rules on foreign participation, protecting MSME space in these chains while deterring foreign JV capital. </w:t>
+      </w:r>
+      <w:r>
+        <w:rPr>
+          <w:b/>
+          <w:bCs/>
+        </w:rPr>
+        <w:t>In Namibia</w:t>
+      </w:r>
+      <w:r>
+        <w:rPr/>
+        <w:t xml:space="preserve">, the conservancy JV framework is mature but MSME value capture is low, the end of visa-free travel for 31 countries in April 2025 has shifted some demand (MD p. 117-118), which affects supplier viability, and slow company registration delays formalisation. </w:t>
+      </w:r>
+      <w:r>
+        <w:rPr>
+          <w:b/>
+          <w:bCs/>
+        </w:rPr>
+        <w:t>At regional level</w:t>
+      </w:r>
+      <w:r>
+        <w:rPr/>
+        <w:t>, the KAZA Univisa and the COMESA Simplified Trade Regime both cover only Zambia and Zimbabwe, and cross-border supply chains are less evidenced than visitor flows (MD p. 117-118), which limits cross-border sourcing and multi-country itineraries for MSMEs.</w:t>
+      </w:r>
+    </w:p>
+    <w:p>
+      <w:pPr>
+        <w:pStyle w:val="Heading3"/>
+        <w:rPr/>
+      </w:pPr>
+      <w:r>
+        <w:rPr/>
+        <w:t>Regional frameworks</w:t>
+      </w:r>
+    </w:p>
+    <w:p>
+      <w:pPr>
+        <w:pStyle w:val="Normal"/>
+        <w:jc w:val="both"/>
+        <w:rPr/>
+      </w:pPr>
+      <w:r>
+        <w:rPr/>
+        <w:t xml:space="preserve">The KAZA Treaty and the SADC Protocol on Trade provide the framework for transfrontier tourism and trade, but MSMEs feel the regional frameworks mainly through visas and border procedures. The </w:t>
+      </w:r>
+      <w:r>
+        <w:rPr>
+          <w:b/>
+          <w:bCs/>
+        </w:rPr>
+        <w:t>KAZA Univisa</w:t>
+      </w:r>
+      <w:r>
+        <w:rPr/>
+        <w:t xml:space="preserve"> is used in Zambia and Zimbabwe and covers day trips into Botswana through Kazungula. At the KAZA heads of state summit in Livingstone in 2024, the five Partner States agreed in principle to broaden its use, and Botswana's Vice President said Botswana would fully adopt it, but no implementation date was given (TimesLIVE, 2024). Multi-country itineraries, which favour guiding, transfer and activity MSMEs along the Victoria Falls-Chobe corridor, therefore remain more costly to sell than they need to be.</w:t>
+      </w:r>
+    </w:p>
+    <w:p>
+      <w:pPr>
+        <w:pStyle w:val="Normal"/>
+        <w:jc w:val="both"/>
+        <w:rPr/>
+      </w:pPr>
+      <w:r>
+        <w:rPr/>
+        <w:t xml:space="preserve">For small-scale suppliers, the </w:t>
+      </w:r>
+      <w:r>
+        <w:rPr>
+          <w:b/>
+          <w:bCs/>
+        </w:rPr>
+        <w:t>COMESA Simplified Trade Regime</w:t>
+      </w:r>
+      <w:r>
+        <w:rPr/>
+        <w:t xml:space="preserve"> (STR) allows traders to move small consignments across borders with simplified documents. The COMESA threshold is USD 2,000 per consignment, adopted in 2014 and recommended to be maintained in a 2025 review (COMESA, 2025), but Zimbabwe has applied a lower limit because of exchange-control rules (ZIMRA). The STR applies between Zambia and Zimbabwe, both COMESA members, but not to Botswana, Namibia or Angola. Uptake has been low. A simplified regime that also covered the other KAZA states, together with awareness and border-staff practice at the Kazungula one-stop border post, could help women traders and small producers supply lodges across borders.</w:t>
+      </w:r>
+    </w:p>
+    <w:p>
+      <w:pPr>
+        <w:pStyle w:val="Normal"/>
+        <w:jc w:val="both"/>
+        <w:rPr/>
+      </w:pPr>
+      <w:r>
+        <w:rPr>
+          <w:b/>
+          <w:bCs/>
+        </w:rPr>
+        <w:t>Implications for readiness.</w:t>
+      </w:r>
+      <w:r>
+        <w:rPr/>
+        <w:t xml:space="preserve"> Regulation in KAZA is not the main reason MSMEs are not investment-ready, but it raises the cost of every step on the readiness pathway: registration takes weeks, tax clearance is costly in Zimbabwe, contracts cannot be relied on in court, and cross-border sourcing is hard. Programmes should therefore (i) help MSMEs through registration and tax clearance when a contract requires it, using one-stop centres where they work; (ii) design supplier finance around anchor-buyer payment routing rather than court enforcement; (iii) use Zambia's movable-collateral framework, Zimbabwe's collateral registry and Botswana's planned National Collateral Registry for small-supplier lending; and (iv) work with the KAZA Secretariat on Univisa adoption and a simplified regime for small cross-border suppliers.</w:t>
       </w:r>
     </w:p>
     <w:p>
@@ -6716,22 +7433,22 @@
         <w:pStyle w:val="Heading2"/>
         <w:rPr/>
       </w:pPr>
-      <w:bookmarkStart w:id="29" w:name="__RefHeading___Toc1049_3359597930"/>
-      <w:bookmarkEnd w:id="29"/>
-      <w:r>
-        <w:rPr/>
-        <w:t>7.3 Business Development Services</w:t>
-      </w:r>
-    </w:p>
-    <w:p>
-      <w:pPr>
-        <w:pStyle w:val="Normal"/>
-        <w:jc w:val="both"/>
-        <w:rPr/>
-      </w:pPr>
-      <w:r>
-        <w:rPr/>
-        <w:t>BDS is available in all five states but is generic, concentrated in capitals and weakly connected to finance (Section 6.2). The Macro Diagnostic recommends linking supplier development to real contracts: where a supplier has a credible buyer but lacks capacity, certification, systems or working capital, the programme should close that specific constraint (MD p. 147). This section profiles the main BSOs in each country, their current programmes and how far they reach into KAZA.</w:t>
+      <w:bookmarkStart w:id="28" w:name="__RefHeading___Toc1169_4016896087"/>
+      <w:bookmarkEnd w:id="28"/>
+      <w:r>
+        <w:rPr/>
+        <w:t>7.2 Market Access and Linkages with Larger Operators</w:t>
+      </w:r>
+    </w:p>
+    <w:p>
+      <w:pPr>
+        <w:pStyle w:val="Normal"/>
+        <w:jc w:val="both"/>
+        <w:rPr/>
+      </w:pPr>
+      <w:r>
+        <w:rPr/>
+        <w:t>The Macro Diagnostic's findings on market access are clear. Demand exists: lodges want to buy locally, and the constraint is supplier reliability and readiness (MD p. 70-71, 128, 132). Entry can be quick once a supplier is ready; in Zimbabwe, new suppliers typically need only two or three successful bookings before being listed regularly (MD p. 75). Buyers set the bar: reliability matters more than price, new suppliers must match the largest incumbent supplier on price and quality, and support is best directed at enterprises already showing momentum (MD p. 68). Marketing, operator confidence and trade-show costs are obstacles for new suppliers (MD p. 75), and limited airline competition and high fares constrain the Victoria Falls corridor (MD p. 84, 117). Evidence from outside the diagnostic supports these findings and adds detail on the size of the market, what anchor procurement programmes have achieved, and what happens when linkages are weak.</w:t>
       </w:r>
     </w:p>
     <w:p>
@@ -6741,69 +7458,18 @@
       </w:pPr>
       <w:r>
         <w:rPr/>
-        <w:t>Angola</w:t>
-      </w:r>
-    </w:p>
-    <w:p>
-      <w:pPr>
-        <w:pStyle w:val="Normal"/>
-        <w:jc w:val="both"/>
-        <w:rPr/>
-      </w:pPr>
-      <w:r>
-        <w:rPr>
-          <w:b/>
-          <w:bCs/>
-        </w:rPr>
-        <w:t>INAPEM</w:t>
-      </w:r>
-      <w:r>
-        <w:rPr/>
-        <w:t xml:space="preserve"> (Instituto Nacional de Apoio às Micro, Pequenas e Médias Empresas) is the lead public BSO. It certifies MSMEs, which gives access to tax benefits and is requested by banks for loan applications; in Benguela province alone it certified 3,595 enterprises in 2025, of which 3,137 were micro, 321 small and 137 medium (AllAfrica, 2026). It also provides training and business-plan support. The EU-funded Envolver project (2019-2024) qualified 2,384 MSMEs and trained 574 financial-institution staff and 376 mentors, and its successor, Envolver+, an EU twinning project led by Portugal's IAPMEI with Spain and Germany, is helping INAPEM to create and manage a national network of certified incubators between September 2025 and June 2028 with a budget of EUR 2.5 million (Ver Angola, 2025; FIIAPP). INAPEM's first decentralised incubation programme, Tuendi, started in Huíla province (Forbes África Lusófona, 2025). Other BSOs include the one-stop </w:t>
-      </w:r>
-      <w:r>
-        <w:rPr>
-          <w:b/>
-          <w:bCs/>
-        </w:rPr>
-        <w:t>Balcão Único do Empreendedor</w:t>
-      </w:r>
-      <w:r>
-        <w:rPr/>
-        <w:t xml:space="preserve"> and Guiché Único da Empresa for registration, </w:t>
-      </w:r>
-      <w:r>
-        <w:rPr>
-          <w:b/>
-          <w:bCs/>
-        </w:rPr>
-        <w:t>AIPEX</w:t>
-      </w:r>
-      <w:r>
-        <w:rPr/>
-        <w:t xml:space="preserve"> for investment facilitation, the </w:t>
-      </w:r>
-      <w:r>
-        <w:rPr>
-          <w:b/>
-          <w:bCs/>
-        </w:rPr>
-        <w:t>Câmara de Comércio e Indústria de Angola</w:t>
-      </w:r>
-      <w:r>
-        <w:rPr/>
-        <w:t xml:space="preserve">, and Luanda-based hospitality and travel associations. In Cuando Cubango, the provincial government, </w:t>
-      </w:r>
-      <w:r>
-        <w:rPr>
-          <w:b/>
-          <w:bCs/>
-        </w:rPr>
-        <w:t>MINTUR</w:t>
-      </w:r>
-      <w:r>
-        <w:rPr/>
-        <w:t>, the conservation area authority and NGOs such as The HALO Trust and the National Geographic Okavango Wilderness Project are more present than enterprise BSOs (Financial Landscape Analysis). No tourism-specific BDS was identified in the KAZA area.</w:t>
+        <w:t>The size and direction of tourism demand</w:t>
+      </w:r>
+    </w:p>
+    <w:p>
+      <w:pPr>
+        <w:pStyle w:val="Normal"/>
+        <w:jc w:val="both"/>
+        <w:rPr/>
+      </w:pPr>
+      <w:r>
+        <w:rPr/>
+        <w:t>Visitor demand has largely recovered from the pandemic, but it is volatile and policy-sensitive. Namibia received 1,345,168 international visitors in 2025, 6.9% fewer than the 1,444,174 recorded in 2024, while tourist arrivals alone fell by 3.2% (The Namibian, 2026). European tourist arrivals fell by 21%, a drop the tourism ministry linked both to the April 2025 change in visa policy and to safety concerns (The Namibian, 2026). Visitors from non-African countries now pay N$1,600 for a visa on arrival, which the tourism federation FENATA describes as one of the highest fees in the region, and operators reported delays and inconsistent implementation in the first months (Tourism Update, 2025). In Zimbabwe, international arrivals rose by 27% to 751,483 in the first half of 2024, and tourism receipts, including domestic spending, reached an estimated USD 493 million in that half-year (Equity Axis, 2025, citing UN Tourism). Botswana recorded between 391,264 and 421,744 international tourist arrivals a quarter in the second to fourth quarters of 2024, about three-quarters of them from SADC countries (Statistics Botswana, 2026). For MSMEs, the lesson is that demand is large enough to support local supply chains but can shift between neighbouring destinations quickly, as the Macro Diagnostic observes for Namibia and Kasane/Chobe (MD p. 117-118). Suppliers with several buyers, or buyers in more than one destination, are more resilient.</w:t>
       </w:r>
     </w:p>
     <w:p>
@@ -6813,95 +7479,61 @@
       </w:pPr>
       <w:r>
         <w:rPr/>
-        <w:t>Botswana</w:t>
-      </w:r>
-    </w:p>
-    <w:p>
-      <w:pPr>
-        <w:pStyle w:val="Normal"/>
-        <w:jc w:val="both"/>
-        <w:rPr/>
-      </w:pPr>
-      <w:r>
-        <w:rPr/>
-        <w:t xml:space="preserve">The </w:t>
-      </w:r>
-      <w:r>
-        <w:rPr>
-          <w:b/>
-          <w:bCs/>
-        </w:rPr>
-        <w:t>Local Enterprise Authority (LEA)</w:t>
-      </w:r>
-      <w:r>
-        <w:rPr/>
-        <w:t xml:space="preserve"> is the lead BSO for citizen MSMEs, providing business development, mentoring and supplier-readiness support, including record-keeping support to tourism enterprises (Financial Landscape Analysis). Its 2026 memorandum of understanding with Wilderness, which launched a Citizen Economic Empowerment Programme to bring more citizen-owned businesses into the company's supply chain, is the most direct tourism supplier-development partnership in KAZA (Mmegi, 2026). </w:t>
-      </w:r>
-      <w:r>
-        <w:rPr>
-          <w:b/>
-          <w:bCs/>
-        </w:rPr>
-        <w:t>CEDA</w:t>
-      </w:r>
-      <w:r>
-        <w:rPr/>
-        <w:t xml:space="preserve"> provides citizen enterprise finance with post-loan mentoring. The </w:t>
-      </w:r>
-      <w:r>
-        <w:rPr>
-          <w:b/>
-          <w:bCs/>
-        </w:rPr>
-        <w:t>Botswana Tourism Organisation (BTO)</w:t>
-      </w:r>
-      <w:r>
-        <w:rPr/>
-        <w:t xml:space="preserve"> supports grading, product development and citizen tourism enterprise. </w:t>
-      </w:r>
-      <w:r>
-        <w:rPr>
-          <w:b/>
-          <w:bCs/>
-        </w:rPr>
-        <w:t>HATAB</w:t>
-      </w:r>
-      <w:r>
-        <w:rPr/>
-        <w:t xml:space="preserve"> represents the hospitality industry and has a partnership with Stanbic Bank Botswana to advance tourism, </w:t>
-      </w:r>
-      <w:r>
-        <w:rPr>
-          <w:b/>
-          <w:bCs/>
-        </w:rPr>
-        <w:t>WIBA</w:t>
-      </w:r>
-      <w:r>
-        <w:rPr/>
-        <w:t xml:space="preserve"> supports women entrepreneurs, and the </w:t>
-      </w:r>
-      <w:r>
-        <w:rPr>
-          <w:b/>
-          <w:bCs/>
-        </w:rPr>
-        <w:t>Botswana Guides Association</w:t>
-      </w:r>
-      <w:r>
-        <w:rPr/>
-        <w:t xml:space="preserve"> and </w:t>
-      </w:r>
-      <w:r>
-        <w:rPr>
-          <w:b/>
-          <w:bCs/>
-        </w:rPr>
-        <w:t>BOCOBONET</w:t>
-      </w:r>
-      <w:r>
-        <w:rPr/>
-        <w:t xml:space="preserve"> represent guides and community trusts (Financial Landscape Analysis). Private anchor programmes, notably Wilderness's supplier development programme and Local Supplier Expo, now act as BSOs in their own right (Section 7.2).</w:t>
+        <w:t>What anchor procurement programmes show</w:t>
+      </w:r>
+    </w:p>
+    <w:p>
+      <w:pPr>
+        <w:pStyle w:val="Normal"/>
+        <w:jc w:val="both"/>
+        <w:rPr/>
+      </w:pPr>
+      <w:r>
+        <w:rPr>
+          <w:b/>
+          <w:bCs/>
+        </w:rPr>
+        <w:t>Wilderness in Botswana</w:t>
+      </w:r>
+      <w:r>
+        <w:rPr/>
+        <w:t xml:space="preserve"> is the best-documented case of anchor-led local procurement in KAZA. It reports buying about BWP 292 million a year from Botswana-registered businesses, more than 80% of its procurement by value (Daily News, 2025), and its 2026 impact report puts the share at more than 86% when aviation, which must source parts internationally, is excluded (ATTA, 2026). Local procurement is not the same as MSME procurement, however. Wilderness's first Local Supplier Expo in Maun in 2024 hosted 110 local vendors and led to more than BWP 6.2 million of new contracts for citizen-owned businesses, a figure that had passed BWP 8 million by mid-2025 (Daily News, 2025), and 68 businesses have joined its supplier development programme (Mmegi, 2026). New contracts of this size are equivalent to about 3% of the company's annual local purchases, which shows both that small citizen suppliers can be brought into a large operator's supply chain and how much room remains. The programme is linked to finance through a 2025 memorandum with Stanbic Bank Botswana, under which Stanbic lends to SMMEs holding Wilderness supply contracts without traditional collateral and is repaid from contract payments that the suppliers cede to the bank (Mmegi, 2025), and to BDS through a 2026 memorandum with LEA that launched a Citizen Economic Empowerment Programme (Mmegi, 2026).</w:t>
+      </w:r>
+    </w:p>
+    <w:p>
+      <w:pPr>
+        <w:pStyle w:val="Normal"/>
+        <w:jc w:val="both"/>
+        <w:rPr/>
+      </w:pPr>
+      <w:r>
+        <w:rPr>
+          <w:b/>
+          <w:bCs/>
+        </w:rPr>
+        <w:t>Gondwana Collection in Namibia</w:t>
+      </w:r>
+      <w:r>
+        <w:rPr/>
+        <w:t xml:space="preserve"> supports Namibian-owned suppliers and wholesalers and diversifies its supplier base by supporting small enterprises near its lodges (Gondwana Collection). At its Etosha King Nehale lodge, more than 80% of the items in the curio shop are locally crafted (Gondwana Collection). This is a useful counterpoint to the finding that about 80% of lodge décor in the Kavango and Zambezi regions is imported (MD p. 70): where an operator builds local sourcing into design and procurement from the start, local suppliers can meet lodge specifications.</w:t>
+      </w:r>
+    </w:p>
+    <w:p>
+      <w:pPr>
+        <w:pStyle w:val="Normal"/>
+        <w:jc w:val="both"/>
+        <w:rPr/>
+      </w:pPr>
+      <w:r>
+        <w:rPr>
+          <w:b/>
+          <w:bCs/>
+        </w:rPr>
+        <w:t>Hotels in Livingstone</w:t>
+      </w:r>
+      <w:r>
+        <w:rPr/>
+        <w:t xml:space="preserve"> have brought smallholder farmers into their supply chains. The Royal Livingstone hotel runs a fortnightly smallholder farmers' market at which it buys crops directly from local smallholders, who previously relied on roadside sales and middlemen, and it helped save the Maramba Women's Mushroom Farm, whose members now sell most of their produce to local hotels and resorts under long-term contracts (Anantara, operator-reported). A University of Pretoria doctoral study of tourism-agriculture linkages in Livingstone found that local procurement is the dominant channel and includes smallholders, but that supply, demand and marketing constraints limit how deeply smallholders are integrated (Nsanzya, University of Pretoria). These findings mirror the Macro Diagnostic's evidence from Hwange (MD p. 75).</w:t>
       </w:r>
     </w:p>
     <w:p>
@@ -6911,128 +7543,18 @@
       </w:pPr>
       <w:r>
         <w:rPr/>
-        <w:t>Namibia</w:t>
-      </w:r>
-    </w:p>
-    <w:p>
-      <w:pPr>
-        <w:pStyle w:val="Normal"/>
-        <w:jc w:val="both"/>
-        <w:rPr/>
-      </w:pPr>
-      <w:r>
-        <w:rPr/>
-        <w:t xml:space="preserve">The </w:t>
-      </w:r>
-      <w:r>
-        <w:rPr>
-          <w:b/>
-          <w:bCs/>
-        </w:rPr>
-        <w:t>Namibia Investment Promotion and Development Board (NIPDB)</w:t>
-      </w:r>
-      <w:r>
-        <w:rPr/>
-        <w:t xml:space="preserve"> is the national coordinator of MSME development across sectors (NIPDB). Its K2G High Potential Pool supports export-ready micro and small businesses with at least 51% Namibian ownership for 36 months; NIPDB does not lend or give grants itself, but partner banks pledged N$300,000 to the pool in 2023 (NIPDB). With the National Planning Commission and GIZ, NIPDB also runs an N$18 million SME fund financed by the German development ministry, which offers grants of N$50,000 to N$100,000 with pitch coaching and business advice and gives priority to youth-owned (aged 18 to 34) and women-owned businesses, social enterprises and cooperatives (The Namibian). </w:t>
-      </w:r>
-      <w:r>
-        <w:rPr>
-          <w:b/>
-          <w:bCs/>
-        </w:rPr>
-        <w:t>BIPA</w:t>
-      </w:r>
-      <w:r>
-        <w:rPr/>
-        <w:t xml:space="preserve"> handles registration (Section 7.1). The </w:t>
-      </w:r>
-      <w:r>
-        <w:rPr>
-          <w:b/>
-          <w:bCs/>
-        </w:rPr>
-        <w:t>Namibia Chamber of Commerce and Industry</w:t>
-      </w:r>
-      <w:r>
-        <w:rPr/>
-        <w:t xml:space="preserve"> has branches in the Zambezi and Kavango regions, and the </w:t>
-      </w:r>
-      <w:r>
-        <w:rPr>
-          <w:b/>
-          <w:bCs/>
-        </w:rPr>
-        <w:t>Namibia Tourism Board</w:t>
-      </w:r>
-      <w:r>
-        <w:rPr/>
-        <w:t xml:space="preserve">, </w:t>
-      </w:r>
-      <w:r>
-        <w:rPr>
-          <w:b/>
-          <w:bCs/>
-        </w:rPr>
-        <w:t>FENATA</w:t>
-      </w:r>
-      <w:r>
-        <w:rPr/>
-        <w:t xml:space="preserve">, </w:t>
-      </w:r>
-      <w:r>
-        <w:rPr>
-          <w:b/>
-          <w:bCs/>
-        </w:rPr>
-        <w:t>HAN</w:t>
-      </w:r>
-      <w:r>
-        <w:rPr/>
-        <w:t xml:space="preserve"> and the Tour and Safari Association represent and register tourism businesses. For community enterprise, </w:t>
-      </w:r>
-      <w:r>
-        <w:rPr>
-          <w:b/>
-          <w:bCs/>
-        </w:rPr>
-        <w:t>NACSO</w:t>
-      </w:r>
-      <w:r>
-        <w:rPr/>
-        <w:t xml:space="preserve">, </w:t>
-      </w:r>
-      <w:r>
-        <w:rPr>
-          <w:b/>
-          <w:bCs/>
-        </w:rPr>
-        <w:t>IRDNC</w:t>
-      </w:r>
-      <w:r>
-        <w:rPr/>
-        <w:t xml:space="preserve"> and the </w:t>
-      </w:r>
-      <w:r>
-        <w:rPr>
-          <w:b/>
-          <w:bCs/>
-        </w:rPr>
-        <w:t>Namibia Nature Foundation</w:t>
-      </w:r>
-      <w:r>
-        <w:rPr/>
-        <w:t xml:space="preserve"> have long supported conservancies in the Zambezi and Kavango regions, and the </w:t>
-      </w:r>
-      <w:r>
-        <w:rPr>
-          <w:b/>
-          <w:bCs/>
-        </w:rPr>
-        <w:t>Development Bank of Namibia</w:t>
-      </w:r>
-      <w:r>
-        <w:rPr/>
-        <w:t xml:space="preserve"> combines tourism finance with advisory support (Financial Landscape Analysis). NIPDB's programmes are national and not tourism-specific, so a KAZA supplier-development service would need to be built with the conservancy support organisations and lodge operators.</w:t>
+        <w:t>The cost of weak linkages</w:t>
+      </w:r>
+    </w:p>
+    <w:p>
+      <w:pPr>
+        <w:pStyle w:val="Normal"/>
+        <w:jc w:val="both"/>
+        <w:rPr/>
+      </w:pPr>
+      <w:r>
+        <w:rPr/>
+        <w:t>Earlier research shows what is at stake. A study of the Okavango Delta found that foreign ownership of tourism facilities led to revenue being repatriated, that expatriates dominated management, and that weak links with the domestic economy, particularly agriculture, limited tourism's contribution to rural development (Mbaiwa, 2005). The problem persists: Botswana's tourism ministry has said it is reviewing the Tourism Act to require tourists to pay in full in Botswana, in local currency, because of revenue repatriation, and is finalising a Tourism Leakages Study (Daily News). ODI's value-chain studies of tourism destinations found that the share of destination revenue reaching poor households ranged from about 5% to more than 25% depending on context (Ashley and Mitchell, 2007). The priority chains identified in this assessment are the main levers for raising that share in KAZA.</w:t>
       </w:r>
     </w:p>
     <w:p>
@@ -7042,295 +7564,7 @@
       </w:pPr>
       <w:r>
         <w:rPr/>
-        <w:t>Zambia</w:t>
-      </w:r>
-    </w:p>
-    <w:p>
-      <w:pPr>
-        <w:pStyle w:val="Normal"/>
-        <w:jc w:val="both"/>
-        <w:rPr/>
-      </w:pPr>
-      <w:r>
-        <w:rPr/>
-        <w:t xml:space="preserve">The </w:t>
-      </w:r>
-      <w:r>
-        <w:rPr>
-          <w:b/>
-          <w:bCs/>
-        </w:rPr>
-        <w:t>Zambia Development Agency (ZDA)</w:t>
-      </w:r>
-      <w:r>
-        <w:rPr/>
-        <w:t xml:space="preserve"> promotes MSME development and investment, and the </w:t>
-      </w:r>
-      <w:r>
-        <w:rPr>
-          <w:b/>
-          <w:bCs/>
-        </w:rPr>
-        <w:t>Citizens Economic Empowerment Commission (CEEC)</w:t>
-      </w:r>
-      <w:r>
-        <w:rPr/>
-        <w:t xml:space="preserve"> provides concessional finance. The two have signed an agreement to provide SMEs with both financial and non-financial business development services, enrol high-potential businesses in entrepreneurship programmes and link funded SMEs and cooperatives to supermarkets and regional markets such as COMESA (Zambia Monitor). The </w:t>
-      </w:r>
-      <w:r>
-        <w:rPr>
-          <w:b/>
-          <w:bCs/>
-        </w:rPr>
-        <w:t>Ministry of Small and Medium Enterprise Development</w:t>
-      </w:r>
-      <w:r>
-        <w:rPr/>
-        <w:t xml:space="preserve"> sets MSME policy, the </w:t>
-      </w:r>
-      <w:r>
-        <w:rPr>
-          <w:b/>
-          <w:bCs/>
-        </w:rPr>
-        <w:t>BRRA</w:t>
-      </w:r>
-      <w:r>
-        <w:rPr/>
-        <w:t xml:space="preserve"> leads licensing reform, and the </w:t>
-      </w:r>
-      <w:r>
-        <w:rPr>
-          <w:b/>
-          <w:bCs/>
-        </w:rPr>
-        <w:t>Zambia Chamber of Small and Medium Business Associations</w:t>
-      </w:r>
-      <w:r>
-        <w:rPr/>
-        <w:t xml:space="preserve"> represents MSMEs. In tourism, the </w:t>
-      </w:r>
-      <w:r>
-        <w:rPr>
-          <w:b/>
-          <w:bCs/>
-        </w:rPr>
-        <w:t>Tourism Council of Zambia</w:t>
-      </w:r>
-      <w:r>
-        <w:rPr/>
-        <w:t xml:space="preserve"> and the </w:t>
-      </w:r>
-      <w:r>
-        <w:rPr>
-          <w:b/>
-          <w:bCs/>
-        </w:rPr>
-        <w:t>Livingstone Tourism Association</w:t>
-      </w:r>
-      <w:r>
-        <w:rPr/>
-        <w:t xml:space="preserve"> represent operators, and the </w:t>
-      </w:r>
-      <w:r>
-        <w:rPr>
-          <w:b/>
-          <w:bCs/>
-        </w:rPr>
-        <w:t>Hotel and Tourism Training Institute</w:t>
-      </w:r>
-      <w:r>
-        <w:rPr/>
-        <w:t xml:space="preserve"> and Livingstone's tourism university provide skills (Financial Landscape Analysis). Youth-focused BDS is emerging: in June 2025, UNDP and the Ministry of Youth, Sport and Arts launched a programme, implemented by BongoHive, to support 200 youth-led MSMEs in Livingstone, Kitwe and Lusaka, with grants for the five best performers in a regional pitch competition (UNDP Zambia, 2025). </w:t>
-      </w:r>
-      <w:r>
-        <w:rPr>
-          <w:b/>
-          <w:bCs/>
-        </w:rPr>
-        <w:t>Peace Parks Foundation</w:t>
-      </w:r>
-      <w:r>
-        <w:rPr/>
-        <w:t xml:space="preserve"> supports community enterprise around Simalaha and Sioma Ngwezi.</w:t>
-      </w:r>
-    </w:p>
-    <w:p>
-      <w:pPr>
-        <w:pStyle w:val="Heading3"/>
-        <w:rPr/>
-      </w:pPr>
-      <w:r>
-        <w:rPr/>
-        <w:t>Zimbabwe</w:t>
-      </w:r>
-    </w:p>
-    <w:p>
-      <w:pPr>
-        <w:pStyle w:val="Normal"/>
-        <w:jc w:val="both"/>
-        <w:rPr/>
-      </w:pPr>
-      <w:r>
-        <w:rPr/>
-        <w:t xml:space="preserve">The </w:t>
-      </w:r>
-      <w:r>
-        <w:rPr>
-          <w:b/>
-          <w:bCs/>
-        </w:rPr>
-        <w:t>Small and Medium Enterprises Development Corporation (SMEDCO)</w:t>
-      </w:r>
-      <w:r>
-        <w:rPr/>
-        <w:t xml:space="preserve">, a state development finance institution, combines lending with capacity building for MSMEs and cooperatives. It is rolling out a USD 15 million programme to build commercial and industrial facilities for small businesses in key economic centres (Business Times), and it has signed a memorandum of understanding with the Zimbabwe Stock Exchange to help SMEs prepare for the new Zimbabwe Entrepreneurship Exchange (ZEEX), including support for formalisation, governance and investment readiness (Newsday, 2026). </w:t>
-      </w:r>
-      <w:r>
-        <w:rPr>
-          <w:b/>
-          <w:bCs/>
-        </w:rPr>
-        <w:t>ZIDA</w:t>
-      </w:r>
-      <w:r>
-        <w:rPr/>
-        <w:t xml:space="preserve">'s one-stop centre handles investor registration, tax and licensing services (Section 7.1). </w:t>
-      </w:r>
-      <w:r>
-        <w:rPr>
-          <w:b/>
-          <w:bCs/>
-        </w:rPr>
-        <w:t>ZimTrade</w:t>
-      </w:r>
-      <w:r>
-        <w:rPr/>
-        <w:t xml:space="preserve"> supports market linkages and exports, and the </w:t>
-      </w:r>
-      <w:r>
-        <w:rPr>
-          <w:b/>
-          <w:bCs/>
-        </w:rPr>
-        <w:t>Zimbabwe Tourism Authority</w:t>
-      </w:r>
-      <w:r>
-        <w:rPr/>
-        <w:t xml:space="preserve"> registers and grades tourism businesses. The </w:t>
-      </w:r>
-      <w:r>
-        <w:rPr>
-          <w:b/>
-          <w:bCs/>
-        </w:rPr>
-        <w:t>Tourism Business Council of Zimbabwe</w:t>
-      </w:r>
-      <w:r>
-        <w:rPr/>
-        <w:t xml:space="preserve">, the Hospitality Association of Zimbabwe and guiding and safari associations represent operators, and the </w:t>
-      </w:r>
-      <w:r>
-        <w:rPr>
-          <w:b/>
-          <w:bCs/>
-        </w:rPr>
-        <w:t>CAMPFIRE Association</w:t>
-      </w:r>
-      <w:r>
-        <w:rPr/>
-        <w:t xml:space="preserve"> represents communities in CAMPFIRE districts such as Hwange and Binga. Women- and youth-focused finance comes from the Zimbabwe Women's Microfinance Bank and EmpowerBank (Financial Landscape Analysis).</w:t>
-      </w:r>
-    </w:p>
-    <w:p>
-      <w:pPr>
-        <w:pStyle w:val="Heading3"/>
-        <w:rPr/>
-      </w:pPr>
-      <w:r>
-        <w:rPr/>
-        <w:t>Regional and cross-cutting BSOs</w:t>
-      </w:r>
-    </w:p>
-    <w:p>
-      <w:pPr>
-        <w:pStyle w:val="Normal"/>
-        <w:jc w:val="both"/>
-        <w:rPr/>
-      </w:pPr>
-      <w:r>
-        <w:rPr/>
-        <w:t xml:space="preserve">The </w:t>
-      </w:r>
-      <w:r>
-        <w:rPr>
-          <w:b/>
-          <w:bCs/>
-        </w:rPr>
-        <w:t>KAZA Secretariat</w:t>
-      </w:r>
-      <w:r>
-        <w:rPr/>
-        <w:t xml:space="preserve"> in Kasane coordinates transfrontier tourism, including the Univisa. Conservation NGOs (Peace Parks Foundation, WWF, Conservation International, the African Wildlife Foundation and national partners) support community enterprise, and training institutions in Maun, Katima Mulilo, Livingstone and Hwange could host incubation. Tourism associations exist in every state but rarely provide supplier development.</w:t>
-      </w:r>
-    </w:p>
-    <w:p>
-      <w:pPr>
-        <w:pStyle w:val="Normal"/>
-        <w:jc w:val="both"/>
-        <w:rPr/>
-      </w:pPr>
-      <w:r>
-        <w:rPr>
-          <w:b/>
-          <w:bCs/>
-        </w:rPr>
-        <w:t>Comparing the five countries,</w:t>
-      </w:r>
-      <w:r>
-        <w:rPr/>
-        <w:t xml:space="preserve"> Angola's main BSOs (INAPEM, the BUE, AIPEX, the chamber of commerce and MINTUR) provide certification, registration, training and an incubator network still under development; their presence in the KAZA area is low and they mainly serve Tier 0 and Tier 1 enterprises. Botswana's BSOs (LEA, CEDA, BTO, HATAB, WIBA and the Wilderness supplier programme) offer BDS, mentoring, supplier readiness, citizen finance and product development, have a medium presence in Maun and Kasane, and serve Tiers 1 and 2. Namibia's BSOs (NIPDB, BIPA, the chamber of commerce, the Namibia Tourism Board, FENATA and HAN, the conservancy support organisations and DBN) cover MSME coordination, the High Potential Pool, the SME fund and conservancy enterprise support; their presence is medium for conservancies but low for MSME BDS, and they serve Tiers 0 to 2.</w:t>
-      </w:r>
-    </w:p>
-    <w:p>
-      <w:pPr>
-        <w:pStyle w:val="Normal"/>
-        <w:jc w:val="both"/>
-        <w:rPr/>
-      </w:pPr>
-      <w:r>
-        <w:rPr/>
-        <w:t>Zambia's BSOs (ZDA, CEEC, the BRRA, the SME chamber, the Tourism Council, the Livingstone Tourism Association and the UNDP youth programme) provide BDS linked to finance, licensing reform and youth MSME training, have a medium presence in Livingstone and serve Tiers 1 and 2. Zimbabwe's BSOs (SMEDCO, ZIDA, ZimTrade, the Zimbabwe Tourism Authority, the Tourism Business Council and the CAMPFIRE Association) offer lending and capacity building, MSME infrastructure, one-stop registration and export linkages; their presence in Victoria Falls and Hwange is low to medium and they serve Tiers 1 and 2.</w:t>
-      </w:r>
-    </w:p>
-    <w:p>
-      <w:pPr>
-        <w:pStyle w:val="Normal"/>
-        <w:jc w:val="both"/>
-        <w:rPr/>
-      </w:pPr>
-      <w:r>
-        <w:rPr>
-          <w:b/>
-          <w:bCs/>
-        </w:rPr>
-        <w:t>Assessment.</w:t>
-      </w:r>
-      <w:r>
-        <w:rPr/>
-        <w:t xml:space="preserve"> The main BSOs serve Tiers 0 to 2 with generic services. None offers a tourism supplier-development service at scale in the KAZA hubs, and only the Wilderness-LEA partnership in Botswana links BDS to a specific anchor's procurement. The most promising entry points are programmes that already combine BDS with finance or market access: the ZDA-CEEC agreement, SMEDCO's programmes and its partnership with the stock exchange, NIPDB's High Potential Pool and SME fund, INAPEM's incubator network and the anchor supplier programmes. Strengthening these, rather than creating new BSOs, is the approach recommended in Section 10.5.</w:t>
-      </w:r>
-    </w:p>
-    <w:p>
-      <w:pPr>
-        <w:pStyle w:val="Heading2"/>
-        <w:rPr/>
-      </w:pPr>
-      <w:bookmarkStart w:id="30" w:name="__RefHeading___Toc1051_3359597930"/>
-      <w:bookmarkEnd w:id="30"/>
-      <w:r>
-        <w:rPr/>
-        <w:t>7.4 Policy Conditions</w:t>
+        <w:t>Implications for linkage programmes</w:t>
       </w:r>
     </w:p>
     <w:p>
@@ -7343,8 +7577,15 @@
         <w:rPr/>
       </w:pPr>
       <w:r>
-        <w:rPr/>
-        <w:t>Citizen-empowerment policies in Botswana and Zambia provide concessional finance (CEDA, YDF, CEEC) that suits Tier 1 and 2 MSMEs if adapted to seasonality. In Botswana, the diamond-revenue slump has constrained public financiers' liquidity (Financial Landscape Analysis).</w:t>
+        <w:rPr>
+          <w:b/>
+          <w:bCs/>
+        </w:rPr>
+        <w:t>Work through procurement teams, not only enterprises.</w:t>
+      </w:r>
+      <w:r>
+        <w:rPr/>
+        <w:t xml:space="preserve"> The Wilderness and Gondwana cases show that local sourcing rises when anchors set targets, specify products in advance and nominate suppliers for development.</w:t>
       </w:r>
     </w:p>
     <w:p>
@@ -7357,8 +7598,15 @@
         <w:rPr/>
       </w:pPr>
       <w:r>
-        <w:rPr/>
-        <w:t>Credit guarantee schemes operate in Namibia, Zambia, Zimbabwe and Angola; Botswana has no operational national scheme (Financial Landscape Analysis).</w:t>
+        <w:rPr>
+          <w:b/>
+          <w:bCs/>
+        </w:rPr>
+        <w:t>Use anchor programmes as the gateway to finance.</w:t>
+      </w:r>
+      <w:r>
+        <w:rPr/>
+        <w:t xml:space="preserve"> Contract-backed finance (Wilderness-Stanbic) and supplier-development BDS (Wilderness-LEA) can be replicated with other operators and banks in Botswana, Zambia and Zimbabwe.</w:t>
       </w:r>
     </w:p>
     <w:p>
@@ -7371,8 +7619,15 @@
         <w:rPr/>
       </w:pPr>
       <w:r>
-        <w:rPr/>
-        <w:t>Currency instability in Zimbabwe, Zambia and Angola complicates lending to MSMEs whose revenue may be in foreign currency while costs are local, or the reverse.</w:t>
+        <w:rPr>
+          <w:b/>
+          <w:bCs/>
+        </w:rPr>
+        <w:t>Track MSME share as well as local share.</w:t>
+      </w:r>
+      <w:r>
+        <w:rPr/>
+        <w:t xml:space="preserve"> Destination baselines (MD p. 140-141) should record how much of local procurement goes to MSMEs, women- and youth-led enterprises and community enterprises, not only to local companies.</w:t>
       </w:r>
     </w:p>
     <w:p>
@@ -7385,8 +7640,15 @@
         <w:rPr/>
       </w:pPr>
       <w:r>
-        <w:rPr/>
-        <w:t>Local-ownership policies are tightening in Zimbabwe (SI 215 of 2025) and remain strong in Botswana. They protect MSME space but require finance to come from domestic sources or from structures that respect ownership limits.</w:t>
+        <w:rPr>
+          <w:b/>
+          <w:bCs/>
+        </w:rPr>
+        <w:t>Build multi-buyer and cross-border supply.</w:t>
+      </w:r>
+      <w:r>
+        <w:rPr/>
+        <w:t xml:space="preserve"> Aggregators that can supply several lodges, or lodges on both sides of a border, reduce the risk that demand shifts between destinations.</w:t>
       </w:r>
     </w:p>
     <w:p>
@@ -7399,24 +7661,15 @@
         <w:rPr/>
       </w:pPr>
       <w:r>
-        <w:rPr/>
-        <w:t>The Macro Diagnostic recommends that pilot destinations establish baselines on local procurement, supplier contract value and locally sourced products (MD p. 140-141).</w:t>
-      </w:r>
-      <w:r>
-        <w:br w:type="page"/>
-      </w:r>
-    </w:p>
-    <w:p>
-      <w:pPr>
-        <w:pStyle w:val="Heading1"/>
-        <w:spacing w:before="0" w:after="240"/>
-        <w:rPr/>
-      </w:pPr>
-      <w:bookmarkStart w:id="31" w:name="__RefHeading___Toc1053_3359597930"/>
-      <w:bookmarkEnd w:id="31"/>
-      <w:r>
-        <w:rPr/>
-        <w:t>8. Readiness for Financial Products</w:t>
+        <w:rPr>
+          <w:b/>
+          <w:bCs/>
+        </w:rPr>
+        <w:t>Address payment terms.</w:t>
+      </w:r>
+      <w:r>
+        <w:rPr/>
+        <w:t xml:space="preserve"> Micro-suppliers often finance goods for weeks between delivery and payment; faster payment by the anchor, or receivables finance, should be part of any supplier-development agreement.</w:t>
       </w:r>
     </w:p>
     <w:p>
@@ -7424,117 +7677,609 @@
         <w:pStyle w:val="Heading2"/>
         <w:rPr/>
       </w:pPr>
-      <w:bookmarkStart w:id="32" w:name="__RefHeading___Toc1055_3359597930"/>
-      <w:bookmarkEnd w:id="32"/>
-      <w:r>
-        <w:rPr/>
-        <w:t>8.1 The Effect of Seasonality on Debt</w:t>
-      </w:r>
-    </w:p>
-    <w:p>
-      <w:pPr>
-        <w:pStyle w:val="Normal"/>
-        <w:jc w:val="both"/>
-        <w:rPr/>
-      </w:pPr>
-      <w:r>
-        <w:rPr/>
-        <w:t>Seasonality is the single most important factor in matching products to R-NBT MSMEs. The example below shows why. It is illustrative and uses assumed figures, not data from the diagnostic.</w:t>
-      </w:r>
-    </w:p>
-    <w:p>
-      <w:pPr>
-        <w:pStyle w:val="Normal"/>
-        <w:jc w:val="both"/>
-        <w:rPr/>
-      </w:pPr>
-      <w:r>
-        <w:rPr/>
-        <w:t xml:space="preserve">Consider a guiding and transfer enterprise that borrows USD 20,000. Under a </w:t>
-      </w:r>
-      <w:r>
-        <w:rPr>
-          <w:b/>
-          <w:bCs/>
-        </w:rPr>
-        <w:t>standard amortising loan</w:t>
-      </w:r>
-      <w:r>
-        <w:rPr/>
-        <w:t xml:space="preserve"> of 24 monthly instalments at 20% a year, it pays USD 1,018 every month. In a peak month with revenue of USD 9,000, that is 11% of revenue; in a low-season month with revenue of about USD 2,140, it is 48%. The enterprise repays USD 24,430 over 24 months and bears the full risk of a bad season.</w:t>
-      </w:r>
-    </w:p>
-    <w:p>
-      <w:pPr>
-        <w:pStyle w:val="Normal"/>
-        <w:jc w:val="both"/>
-        <w:rPr/>
-      </w:pPr>
-      <w:r>
-        <w:rPr/>
-        <w:t xml:space="preserve">Under </w:t>
-      </w:r>
-      <w:r>
-        <w:rPr>
-          <w:b/>
-          <w:bCs/>
-        </w:rPr>
-        <w:t>seasonal amortisation</w:t>
-      </w:r>
-      <w:r>
-        <w:rPr/>
-        <w:t xml:space="preserve"> with the same total cost, payments are made only in the five peak months of two seasons. Each peak-month payment is USD 2,443, or 27% of revenue, and nothing is due in the low season. The total repaid is again USD 24,430, over two peak seasons. The borrower still bears the risk of a bad season, but the lender collects cash when the enterprise has it.</w:t>
-      </w:r>
-    </w:p>
-    <w:p>
-      <w:pPr>
-        <w:pStyle w:val="Normal"/>
-        <w:jc w:val="both"/>
-        <w:rPr/>
-      </w:pPr>
-      <w:r>
-        <w:rPr/>
-        <w:t xml:space="preserve">Under </w:t>
-      </w:r>
-      <w:r>
-        <w:rPr>
-          <w:b/>
-          <w:bCs/>
-        </w:rPr>
-        <w:t>revenue-based finance</w:t>
-      </w:r>
-      <w:r>
-        <w:rPr/>
-        <w:t>, the enterprise pays 15% of monthly revenue until it has repaid 1.3 times the amount borrowed: USD 1,350 in a peak month and USD 321 in a low-season month. It repays USD 26,000 in total, over about 35 months if revenue stays constant, and the financier shares the risk of a bad season.</w:t>
-      </w:r>
-    </w:p>
-    <w:p>
-      <w:pPr>
-        <w:pStyle w:val="Normal"/>
-        <w:jc w:val="both"/>
-        <w:rPr/>
-      </w:pPr>
-      <w:r>
-        <w:rPr/>
-        <w:t>Assumptions: annual revenue of USD 60,000, 75% earned in five peak months (USD 9,000 a month) and 25% over seven low-season months (about USD 2,140 a month). Under a standard monthly schedule, nearly half of low-season revenue goes to debt service, before fixed costs, which is the point at which seasonal MSMEs default or stop trading. Seasonal amortisation removes the low-season burden at no extra cost but concentrates payments in the peak. Revenue-based finance shares the risk of a weak season with the financier and costs slightly more in total, but requires reliable revenue data, which in turn requires digital payments or anchor-buyer receipts.</w:t>
-      </w:r>
-    </w:p>
-    <w:p>
-      <w:pPr>
-        <w:pStyle w:val="Normal"/>
-        <w:jc w:val="both"/>
-        <w:rPr/>
-      </w:pPr>
-      <w:r>
-        <w:rPr>
-          <w:b/>
-          <w:bCs/>
-        </w:rPr>
-        <w:t>Conclusion.</w:t>
-      </w:r>
-      <w:r>
-        <w:rPr/>
-        <w:t xml:space="preserve"> For most R-NBT MSMEs, debt is viable only if repayment follows cash flow. Seasonal schedules, low-season grace periods and receivables finance are the most practical adjustments for banks and MFIs. Revenue-based finance is appropriate where revenue is observable (card, mobile-money or booking-platform receipts, or payments from anchor buyers) and is a natural fit for guiding, transport and accommodation enterprises in Tiers 2 and 3. Because contracts are slow to enforce in court in most KAZA states (Section 7.1), receivables and revenue-based structures work best when the anchor buyer or payment platform pays the financier directly.</w:t>
+      <w:bookmarkStart w:id="29" w:name="__RefHeading___Toc1171_4016896087"/>
+      <w:bookmarkEnd w:id="29"/>
+      <w:r>
+        <w:rPr/>
+        <w:t>7.3 Business Development Services</w:t>
+      </w:r>
+    </w:p>
+    <w:p>
+      <w:pPr>
+        <w:pStyle w:val="Normal"/>
+        <w:jc w:val="both"/>
+        <w:rPr/>
+      </w:pPr>
+      <w:r>
+        <w:rPr/>
+        <w:t>BDS is available in all five states but is generic, concentrated in capitals and weakly connected to finance (Section 6.2). The Macro Diagnostic recommends linking supplier development to real contracts: where a supplier has a credible buyer but lacks capacity, certification, systems or working capital, the programme should close that specific constraint (MD p. 147). This section profiles the main BSOs in each country, their current programmes and how far they reach into KAZA.</w:t>
+      </w:r>
+    </w:p>
+    <w:p>
+      <w:pPr>
+        <w:pStyle w:val="Heading3"/>
+        <w:rPr/>
+      </w:pPr>
+      <w:r>
+        <w:rPr/>
+        <w:t>Angola</w:t>
+      </w:r>
+    </w:p>
+    <w:p>
+      <w:pPr>
+        <w:pStyle w:val="Normal"/>
+        <w:jc w:val="both"/>
+        <w:rPr/>
+      </w:pPr>
+      <w:r>
+        <w:rPr>
+          <w:b/>
+          <w:bCs/>
+        </w:rPr>
+        <w:t>INAPEM</w:t>
+      </w:r>
+      <w:r>
+        <w:rPr/>
+        <w:t xml:space="preserve"> (Instituto Nacional de Apoio às Micro, Pequenas e Médias Empresas) is the lead public BSO. It certifies MSMEs, which gives access to tax benefits and is requested by banks for loan applications; in Benguela province alone it certified 3,595 enterprises in 2025, of which 3,137 were micro, 321 small and 137 medium (AllAfrica, 2026). It also provides training and business-plan support. The EU-funded Envolver project (2019-2024) qualified 2,384 MSMEs and trained 574 financial-institution staff and 376 mentors, and its successor, Envolver+, an EU twinning project led by Portugal's IAPMEI with Spain and Germany, is helping INAPEM to create and manage a national network of certified incubators between September 2025 and June 2028 with a budget of EUR 2.5 million (Ver Angola, 2025; FIIAPP). INAPEM's first decentralised incubation programme, Tuendi, started in Huíla province (Forbes África Lusófona, 2025). Other BSOs include the one-stop </w:t>
+      </w:r>
+      <w:r>
+        <w:rPr>
+          <w:b/>
+          <w:bCs/>
+        </w:rPr>
+        <w:t>Balcão Único do Empreendedor</w:t>
+      </w:r>
+      <w:r>
+        <w:rPr/>
+        <w:t xml:space="preserve"> and Guiché Único da Empresa for registration, </w:t>
+      </w:r>
+      <w:r>
+        <w:rPr>
+          <w:b/>
+          <w:bCs/>
+        </w:rPr>
+        <w:t>AIPEX</w:t>
+      </w:r>
+      <w:r>
+        <w:rPr/>
+        <w:t xml:space="preserve"> for investment facilitation, the </w:t>
+      </w:r>
+      <w:r>
+        <w:rPr>
+          <w:b/>
+          <w:bCs/>
+        </w:rPr>
+        <w:t>Câmara de Comércio e Indústria de Angola</w:t>
+      </w:r>
+      <w:r>
+        <w:rPr/>
+        <w:t xml:space="preserve">, and Luanda-based hospitality and travel associations. In Cuando Cubango, the provincial government, </w:t>
+      </w:r>
+      <w:r>
+        <w:rPr>
+          <w:b/>
+          <w:bCs/>
+        </w:rPr>
+        <w:t>MINTUR</w:t>
+      </w:r>
+      <w:r>
+        <w:rPr/>
+        <w:t>, the conservation area authority and NGOs such as The HALO Trust and the National Geographic Okavango Wilderness Project are more present than enterprise BSOs (Financial Landscape Analysis). No tourism-specific BDS was identified in the KAZA area.</w:t>
+      </w:r>
+    </w:p>
+    <w:p>
+      <w:pPr>
+        <w:pStyle w:val="Heading3"/>
+        <w:rPr/>
+      </w:pPr>
+      <w:r>
+        <w:rPr/>
+        <w:t>Botswana</w:t>
+      </w:r>
+    </w:p>
+    <w:p>
+      <w:pPr>
+        <w:pStyle w:val="Normal"/>
+        <w:jc w:val="both"/>
+        <w:rPr/>
+      </w:pPr>
+      <w:r>
+        <w:rPr/>
+        <w:t xml:space="preserve">The </w:t>
+      </w:r>
+      <w:r>
+        <w:rPr>
+          <w:b/>
+          <w:bCs/>
+        </w:rPr>
+        <w:t>Local Enterprise Authority (LEA)</w:t>
+      </w:r>
+      <w:r>
+        <w:rPr/>
+        <w:t xml:space="preserve"> is the lead BSO for citizen MSMEs, providing business development, mentoring and supplier-readiness support, including record-keeping support to tourism enterprises (Financial Landscape Analysis). Its 2026 memorandum of understanding with Wilderness, which launched a Citizen Economic Empowerment Programme to bring more citizen-owned businesses into the company's supply chain, is the most direct tourism supplier-development partnership in KAZA (Mmegi, 2026). </w:t>
+      </w:r>
+      <w:r>
+        <w:rPr>
+          <w:b/>
+          <w:bCs/>
+        </w:rPr>
+        <w:t>CEDA</w:t>
+      </w:r>
+      <w:r>
+        <w:rPr/>
+        <w:t xml:space="preserve"> provides citizen enterprise finance with post-loan mentoring. The </w:t>
+      </w:r>
+      <w:r>
+        <w:rPr>
+          <w:b/>
+          <w:bCs/>
+        </w:rPr>
+        <w:t>Botswana Tourism Organisation (BTO)</w:t>
+      </w:r>
+      <w:r>
+        <w:rPr/>
+        <w:t xml:space="preserve"> supports grading, product development and citizen tourism enterprise. </w:t>
+      </w:r>
+      <w:r>
+        <w:rPr>
+          <w:b/>
+          <w:bCs/>
+        </w:rPr>
+        <w:t>HATAB</w:t>
+      </w:r>
+      <w:r>
+        <w:rPr/>
+        <w:t xml:space="preserve"> represents the hospitality industry and has a partnership with Stanbic Bank Botswana to advance tourism, </w:t>
+      </w:r>
+      <w:r>
+        <w:rPr>
+          <w:b/>
+          <w:bCs/>
+        </w:rPr>
+        <w:t>WIBA</w:t>
+      </w:r>
+      <w:r>
+        <w:rPr/>
+        <w:t xml:space="preserve"> supports women entrepreneurs, and the </w:t>
+      </w:r>
+      <w:r>
+        <w:rPr>
+          <w:b/>
+          <w:bCs/>
+        </w:rPr>
+        <w:t>Botswana Guides Association</w:t>
+      </w:r>
+      <w:r>
+        <w:rPr/>
+        <w:t xml:space="preserve"> and </w:t>
+      </w:r>
+      <w:r>
+        <w:rPr>
+          <w:b/>
+          <w:bCs/>
+        </w:rPr>
+        <w:t>BOCOBONET</w:t>
+      </w:r>
+      <w:r>
+        <w:rPr/>
+        <w:t xml:space="preserve"> represent guides and community trusts (Financial Landscape Analysis). Private anchor programmes, notably Wilderness's supplier development programme and Local Supplier Expo, now act as BSOs in their own right (Section 7.2).</w:t>
+      </w:r>
+    </w:p>
+    <w:p>
+      <w:pPr>
+        <w:pStyle w:val="Heading3"/>
+        <w:rPr/>
+      </w:pPr>
+      <w:r>
+        <w:rPr/>
+        <w:t>Namibia</w:t>
+      </w:r>
+    </w:p>
+    <w:p>
+      <w:pPr>
+        <w:pStyle w:val="Normal"/>
+        <w:jc w:val="both"/>
+        <w:rPr/>
+      </w:pPr>
+      <w:r>
+        <w:rPr/>
+        <w:t xml:space="preserve">The </w:t>
+      </w:r>
+      <w:r>
+        <w:rPr>
+          <w:b/>
+          <w:bCs/>
+        </w:rPr>
+        <w:t>Namibia Investment Promotion and Development Board (NIPDB)</w:t>
+      </w:r>
+      <w:r>
+        <w:rPr/>
+        <w:t xml:space="preserve"> is the national coordinator of MSME development across sectors (NIPDB). Its K2G High Potential Pool supports export-ready micro and small businesses with at least 51% Namibian ownership for 36 months; NIPDB does not lend or give grants itself, but partner banks pledged N$300,000 to the pool in 2023 (NIPDB). With the National Planning Commission and GIZ, NIPDB also runs an N$18 million SME fund financed by the German development ministry, which offers grants of N$50,000 to N$100,000 with pitch coaching and business advice and gives priority to youth-owned (aged 18 to 34) and women-owned businesses, social enterprises and cooperatives (The Namibian). </w:t>
+      </w:r>
+      <w:r>
+        <w:rPr>
+          <w:b/>
+          <w:bCs/>
+        </w:rPr>
+        <w:t>BIPA</w:t>
+      </w:r>
+      <w:r>
+        <w:rPr/>
+        <w:t xml:space="preserve"> handles registration (Section 7.1). The </w:t>
+      </w:r>
+      <w:r>
+        <w:rPr>
+          <w:b/>
+          <w:bCs/>
+        </w:rPr>
+        <w:t>Namibia Chamber of Commerce and Industry</w:t>
+      </w:r>
+      <w:r>
+        <w:rPr/>
+        <w:t xml:space="preserve"> has branches in the Zambezi and Kavango regions, and the </w:t>
+      </w:r>
+      <w:r>
+        <w:rPr>
+          <w:b/>
+          <w:bCs/>
+        </w:rPr>
+        <w:t>Namibia Tourism Board</w:t>
+      </w:r>
+      <w:r>
+        <w:rPr/>
+        <w:t xml:space="preserve">, </w:t>
+      </w:r>
+      <w:r>
+        <w:rPr>
+          <w:b/>
+          <w:bCs/>
+        </w:rPr>
+        <w:t>FENATA</w:t>
+      </w:r>
+      <w:r>
+        <w:rPr/>
+        <w:t xml:space="preserve">, </w:t>
+      </w:r>
+      <w:r>
+        <w:rPr>
+          <w:b/>
+          <w:bCs/>
+        </w:rPr>
+        <w:t>HAN</w:t>
+      </w:r>
+      <w:r>
+        <w:rPr/>
+        <w:t xml:space="preserve"> and the Tour and Safari Association represent and register tourism businesses. For community enterprise, </w:t>
+      </w:r>
+      <w:r>
+        <w:rPr>
+          <w:b/>
+          <w:bCs/>
+        </w:rPr>
+        <w:t>NACSO</w:t>
+      </w:r>
+      <w:r>
+        <w:rPr/>
+        <w:t xml:space="preserve">, </w:t>
+      </w:r>
+      <w:r>
+        <w:rPr>
+          <w:b/>
+          <w:bCs/>
+        </w:rPr>
+        <w:t>IRDNC</w:t>
+      </w:r>
+      <w:r>
+        <w:rPr/>
+        <w:t xml:space="preserve"> and the </w:t>
+      </w:r>
+      <w:r>
+        <w:rPr>
+          <w:b/>
+          <w:bCs/>
+        </w:rPr>
+        <w:t>Namibia Nature Foundation</w:t>
+      </w:r>
+      <w:r>
+        <w:rPr/>
+        <w:t xml:space="preserve"> have long supported conservancies in the Zambezi and Kavango regions, and the </w:t>
+      </w:r>
+      <w:r>
+        <w:rPr>
+          <w:b/>
+          <w:bCs/>
+        </w:rPr>
+        <w:t>Development Bank of Namibia</w:t>
+      </w:r>
+      <w:r>
+        <w:rPr/>
+        <w:t xml:space="preserve"> combines tourism finance with advisory support (Financial Landscape Analysis). NIPDB's programmes are national and not tourism-specific, so a KAZA supplier-development service would need to be built with the conservancy support organisations and lodge operators.</w:t>
+      </w:r>
+    </w:p>
+    <w:p>
+      <w:pPr>
+        <w:pStyle w:val="Heading3"/>
+        <w:rPr/>
+      </w:pPr>
+      <w:r>
+        <w:rPr/>
+        <w:t>Zambia</w:t>
+      </w:r>
+    </w:p>
+    <w:p>
+      <w:pPr>
+        <w:pStyle w:val="Normal"/>
+        <w:jc w:val="both"/>
+        <w:rPr/>
+      </w:pPr>
+      <w:r>
+        <w:rPr/>
+        <w:t xml:space="preserve">The </w:t>
+      </w:r>
+      <w:r>
+        <w:rPr>
+          <w:b/>
+          <w:bCs/>
+        </w:rPr>
+        <w:t>Zambia Development Agency (ZDA)</w:t>
+      </w:r>
+      <w:r>
+        <w:rPr/>
+        <w:t xml:space="preserve"> promotes MSME development and investment, and the </w:t>
+      </w:r>
+      <w:r>
+        <w:rPr>
+          <w:b/>
+          <w:bCs/>
+        </w:rPr>
+        <w:t>Citizens Economic Empowerment Commission (CEEC)</w:t>
+      </w:r>
+      <w:r>
+        <w:rPr/>
+        <w:t xml:space="preserve"> provides concessional finance. The two have signed an agreement to provide SMEs with both financial and non-financial business development services, enrol high-potential businesses in entrepreneurship programmes and link funded SMEs and cooperatives to supermarkets and regional markets such as COMESA (Zambia Monitor). The </w:t>
+      </w:r>
+      <w:r>
+        <w:rPr>
+          <w:b/>
+          <w:bCs/>
+        </w:rPr>
+        <w:t>Ministry of Small and Medium Enterprise Development</w:t>
+      </w:r>
+      <w:r>
+        <w:rPr/>
+        <w:t xml:space="preserve"> sets MSME policy, the </w:t>
+      </w:r>
+      <w:r>
+        <w:rPr>
+          <w:b/>
+          <w:bCs/>
+        </w:rPr>
+        <w:t>BRRA</w:t>
+      </w:r>
+      <w:r>
+        <w:rPr/>
+        <w:t xml:space="preserve"> leads licensing reform, and the </w:t>
+      </w:r>
+      <w:r>
+        <w:rPr>
+          <w:b/>
+          <w:bCs/>
+        </w:rPr>
+        <w:t>Zambia Chamber of Small and Medium Business Associations</w:t>
+      </w:r>
+      <w:r>
+        <w:rPr/>
+        <w:t xml:space="preserve"> represents MSMEs. In tourism, the </w:t>
+      </w:r>
+      <w:r>
+        <w:rPr>
+          <w:b/>
+          <w:bCs/>
+        </w:rPr>
+        <w:t>Tourism Council of Zambia</w:t>
+      </w:r>
+      <w:r>
+        <w:rPr/>
+        <w:t xml:space="preserve"> and the </w:t>
+      </w:r>
+      <w:r>
+        <w:rPr>
+          <w:b/>
+          <w:bCs/>
+        </w:rPr>
+        <w:t>Livingstone Tourism Association</w:t>
+      </w:r>
+      <w:r>
+        <w:rPr/>
+        <w:t xml:space="preserve"> represent operators, and the </w:t>
+      </w:r>
+      <w:r>
+        <w:rPr>
+          <w:b/>
+          <w:bCs/>
+        </w:rPr>
+        <w:t>Hotel and Tourism Training Institute</w:t>
+      </w:r>
+      <w:r>
+        <w:rPr/>
+        <w:t xml:space="preserve"> and Livingstone's tourism university provide skills (Financial Landscape Analysis). Youth-focused BDS is emerging: in June 2025, UNDP and the Ministry of Youth, Sport and Arts launched a programme, implemented by BongoHive, to support 200 youth-led MSMEs in Livingstone, Kitwe and Lusaka, with grants for the five best performers in a regional pitch competition (UNDP Zambia, 2025). </w:t>
+      </w:r>
+      <w:r>
+        <w:rPr>
+          <w:b/>
+          <w:bCs/>
+        </w:rPr>
+        <w:t>Peace Parks Foundation</w:t>
+      </w:r>
+      <w:r>
+        <w:rPr/>
+        <w:t xml:space="preserve"> supports community enterprise around Simalaha and Sioma Ngwezi.</w:t>
+      </w:r>
+    </w:p>
+    <w:p>
+      <w:pPr>
+        <w:pStyle w:val="Heading3"/>
+        <w:rPr/>
+      </w:pPr>
+      <w:r>
+        <w:rPr/>
+        <w:t>Zimbabwe</w:t>
+      </w:r>
+    </w:p>
+    <w:p>
+      <w:pPr>
+        <w:pStyle w:val="Normal"/>
+        <w:jc w:val="both"/>
+        <w:rPr/>
+      </w:pPr>
+      <w:r>
+        <w:rPr/>
+        <w:t xml:space="preserve">The </w:t>
+      </w:r>
+      <w:r>
+        <w:rPr>
+          <w:b/>
+          <w:bCs/>
+        </w:rPr>
+        <w:t>Small and Medium Enterprises Development Corporation (SMEDCO)</w:t>
+      </w:r>
+      <w:r>
+        <w:rPr/>
+        <w:t xml:space="preserve">, a state development finance institution, combines lending with capacity building for MSMEs and cooperatives. It is rolling out a USD 15 million programme to build commercial and industrial facilities for small businesses in key economic centres (Business Times), and it has signed a memorandum of understanding with the Zimbabwe Stock Exchange to help SMEs prepare for the new Zimbabwe Entrepreneurship Exchange (ZEEX), including support for formalisation, governance and investment readiness (Newsday, 2026). </w:t>
+      </w:r>
+      <w:r>
+        <w:rPr>
+          <w:b/>
+          <w:bCs/>
+        </w:rPr>
+        <w:t>ZIDA</w:t>
+      </w:r>
+      <w:r>
+        <w:rPr/>
+        <w:t xml:space="preserve">'s one-stop centre handles investor registration, tax and licensing services (Section 7.1). </w:t>
+      </w:r>
+      <w:r>
+        <w:rPr>
+          <w:b/>
+          <w:bCs/>
+        </w:rPr>
+        <w:t>ZimTrade</w:t>
+      </w:r>
+      <w:r>
+        <w:rPr/>
+        <w:t xml:space="preserve"> supports market linkages and exports, and the </w:t>
+      </w:r>
+      <w:r>
+        <w:rPr>
+          <w:b/>
+          <w:bCs/>
+        </w:rPr>
+        <w:t>Zimbabwe Tourism Authority</w:t>
+      </w:r>
+      <w:r>
+        <w:rPr/>
+        <w:t xml:space="preserve"> registers and grades tourism businesses. The </w:t>
+      </w:r>
+      <w:r>
+        <w:rPr>
+          <w:b/>
+          <w:bCs/>
+        </w:rPr>
+        <w:t>Tourism Business Council of Zimbabwe</w:t>
+      </w:r>
+      <w:r>
+        <w:rPr/>
+        <w:t xml:space="preserve">, the Hospitality Association of Zimbabwe and guiding and safari associations represent operators, and the </w:t>
+      </w:r>
+      <w:r>
+        <w:rPr>
+          <w:b/>
+          <w:bCs/>
+        </w:rPr>
+        <w:t>CAMPFIRE Association</w:t>
+      </w:r>
+      <w:r>
+        <w:rPr/>
+        <w:t xml:space="preserve"> represents communities in CAMPFIRE districts such as Hwange and Binga. Women- and youth-focused finance comes from the Zimbabwe Women's Microfinance Bank and EmpowerBank (Financial Landscape Analysis).</w:t>
+      </w:r>
+    </w:p>
+    <w:p>
+      <w:pPr>
+        <w:pStyle w:val="Heading3"/>
+        <w:rPr/>
+      </w:pPr>
+      <w:r>
+        <w:rPr/>
+        <w:t>Regional and cross-cutting BSOs</w:t>
+      </w:r>
+    </w:p>
+    <w:p>
+      <w:pPr>
+        <w:pStyle w:val="Normal"/>
+        <w:jc w:val="both"/>
+        <w:rPr/>
+      </w:pPr>
+      <w:r>
+        <w:rPr/>
+        <w:t xml:space="preserve">The </w:t>
+      </w:r>
+      <w:r>
+        <w:rPr>
+          <w:b/>
+          <w:bCs/>
+        </w:rPr>
+        <w:t>KAZA Secretariat</w:t>
+      </w:r>
+      <w:r>
+        <w:rPr/>
+        <w:t xml:space="preserve"> in Kasane coordinates transfrontier tourism, including the Univisa. Conservation NGOs (Peace Parks Foundation, WWF, Conservation International, the African Wildlife Foundation and national partners) support community enterprise, and training institutions in Maun, Katima Mulilo, Livingstone and Hwange could host incubation. Tourism associations exist in every state but rarely provide supplier development.</w:t>
+      </w:r>
+    </w:p>
+    <w:p>
+      <w:pPr>
+        <w:pStyle w:val="Normal"/>
+        <w:jc w:val="both"/>
+        <w:rPr/>
+      </w:pPr>
+      <w:r>
+        <w:rPr>
+          <w:b/>
+          <w:bCs/>
+        </w:rPr>
+        <w:t>Comparing the five countries,</w:t>
+      </w:r>
+      <w:r>
+        <w:rPr/>
+        <w:t xml:space="preserve"> Angola's main BSOs (INAPEM, the BUE, AIPEX, the chamber of commerce and MINTUR) provide certification, registration, training and an incubator network still under development; their presence in the KAZA area is low and they mainly serve Tier 0 and Tier 1 enterprises. Botswana's BSOs (LEA, CEDA, BTO, HATAB, WIBA and the Wilderness supplier programme) offer BDS, mentoring, supplier readiness, citizen finance and product development, have a medium presence in Maun and Kasane, and serve Tiers 1 and 2. Namibia's BSOs (NIPDB, BIPA, the chamber of commerce, the Namibia Tourism Board, FENATA and HAN, the conservancy support organisations and DBN) cover MSME coordination, the High Potential Pool, the SME fund and conservancy enterprise support; their presence is medium for conservancies but low for MSME BDS, and they serve Tiers 0 to 2.</w:t>
+      </w:r>
+    </w:p>
+    <w:p>
+      <w:pPr>
+        <w:pStyle w:val="Normal"/>
+        <w:jc w:val="both"/>
+        <w:rPr/>
+      </w:pPr>
+      <w:r>
+        <w:rPr/>
+        <w:t>Zambia's BSOs (ZDA, CEEC, the BRRA, the SME chamber, the Tourism Council, the Livingstone Tourism Association and the UNDP youth programme) provide BDS linked to finance, licensing reform and youth MSME training, have a medium presence in Livingstone and serve Tiers 1 and 2. Zimbabwe's BSOs (SMEDCO, ZIDA, ZimTrade, the Zimbabwe Tourism Authority, the Tourism Business Council and the CAMPFIRE Association) offer lending and capacity building, MSME infrastructure, one-stop registration and export linkages; their presence in Victoria Falls and Hwange is low to medium and they serve Tiers 1 and 2.</w:t>
+      </w:r>
+    </w:p>
+    <w:p>
+      <w:pPr>
+        <w:pStyle w:val="Normal"/>
+        <w:jc w:val="both"/>
+        <w:rPr/>
+      </w:pPr>
+      <w:r>
+        <w:rPr>
+          <w:b/>
+          <w:bCs/>
+        </w:rPr>
+        <w:t>Assessment.</w:t>
+      </w:r>
+      <w:r>
+        <w:rPr/>
+        <w:t xml:space="preserve"> The main BSOs serve Tiers 0 to 2 with generic services. None offers a tourism supplier-development service at scale in the KAZA hubs, and only the Wilderness-LEA partnership in Botswana links BDS to a specific anchor's procurement. The most promising entry points are programmes that already combine BDS with finance or market access: the ZDA-CEEC agreement, SMEDCO's programmes and its partnership with the stock exchange, NIPDB's High Potential Pool and SME fund, INAPEM's incubator network and the anchor supplier programmes. Strengthening these, rather than creating new BSOs, is the approach recommended in Section 10.5.</w:t>
       </w:r>
     </w:p>
     <w:p>
@@ -7542,610 +8287,11 @@
         <w:pStyle w:val="Heading2"/>
         <w:rPr/>
       </w:pPr>
-      <w:bookmarkStart w:id="33" w:name="__RefHeading___Toc1057_3359597930"/>
-      <w:bookmarkEnd w:id="33"/>
-      <w:r>
-        <w:rPr/>
-        <w:t>8.2 MSME Readiness by Product</w:t>
-      </w:r>
-    </w:p>
-    <w:p>
-      <w:pPr>
-        <w:pStyle w:val="Normal"/>
-        <w:jc w:val="both"/>
-        <w:rPr/>
-      </w:pPr>
-      <w:r>
-        <w:rPr>
-          <w:b/>
-          <w:bCs/>
-        </w:rPr>
-        <w:t>For Tiers 0 and 1,</w:t>
-      </w:r>
-      <w:r>
-        <w:rPr/>
-        <w:t xml:space="preserve"> grants and matching grants are neutral with respect to seasonality and are appropriate for certification, equipment and pilots; they should be tied to milestones and, where possible, convert to repayable finance. Savings-group and micro-loans suit the same tiers and fit seasonality well if loan cycles follow the seasons; they are already used, especially by women, but are small and short, and linkage to MFIs can increase their size. </w:t>
-      </w:r>
-      <w:r>
-        <w:rPr>
-          <w:b/>
-          <w:bCs/>
-        </w:rPr>
-        <w:t>Asset finance and leasing</w:t>
-      </w:r>
-      <w:r>
-        <w:rPr/>
-        <w:t xml:space="preserve"> suit Tiers 1 and 2 and fit guides, transport and processing equipment, with the asset as security, but their fit with seasonality is only medium unless repayment schedules are seasonal.</w:t>
-      </w:r>
-    </w:p>
-    <w:p>
-      <w:pPr>
-        <w:pStyle w:val="Normal"/>
-        <w:jc w:val="both"/>
-        <w:rPr/>
-      </w:pPr>
-      <w:r>
-        <w:rPr>
-          <w:b/>
-          <w:bCs/>
-        </w:rPr>
-        <w:t>For Tier 2,</w:t>
-      </w:r>
-      <w:r>
-        <w:rPr/>
-        <w:t xml:space="preserve"> contract-backed working capital and receivables finance are the best near-term fit for suppliers to anchors in food, lodge-linked goods, transport and cleaning, and fit seasonality well because repayment comes from the buyer's payment. Guaranteed loans suit Tiers 2 and 3; their fit with seasonality depends on the underlying loan, and they de-risk lenders rather than help MSMEs directly, so tourism windows in national schemes would widen access. Revenue-based finance, also for Tiers 2 and 3, fits seasonality very well and suits enterprises with observable revenue, but no KAZA lender yet offers it.</w:t>
-      </w:r>
-    </w:p>
-    <w:p>
-      <w:pPr>
-        <w:pStyle w:val="Normal"/>
-        <w:jc w:val="both"/>
-        <w:rPr/>
-      </w:pPr>
-      <w:r>
-        <w:rPr>
-          <w:b/>
-          <w:bCs/>
-        </w:rPr>
-        <w:t>For Tier 3,</w:t>
-      </w:r>
-      <w:r>
-        <w:rPr/>
-        <w:t xml:space="preserve"> standard term loans fit seasonality poorly when they are repaid in equal monthly instalments; few MSMEs are ready for them, and they become viable with a seasonal schedule and a guarantee. Quasi-equity and equity fit seasonality well because there is no fixed repayment, but they are relevant only to a small number of growth enterprises and cooperatives, transaction costs are high relative to ticket size, and ownership rules in Botswana and Zimbabwe limit foreign equity in some chains.</w:t>
-      </w:r>
-    </w:p>
-    <w:p>
-      <w:pPr>
-        <w:pStyle w:val="Heading2"/>
-        <w:rPr/>
-      </w:pPr>
-      <w:bookmarkStart w:id="34" w:name="__RefHeading___Toc1059_3359597930"/>
-      <w:bookmarkEnd w:id="34"/>
-      <w:r>
-        <w:rPr/>
-        <w:t>8.3 Financial Institution Readiness by Product</w:t>
-      </w:r>
-    </w:p>
-    <w:p>
-      <w:pPr>
-        <w:pStyle w:val="Normal"/>
-        <w:jc w:val="both"/>
-        <w:rPr/>
-      </w:pPr>
-      <w:r>
-        <w:rPr/>
-        <w:t xml:space="preserve">Financial institutions are moderately ready for four products. </w:t>
-      </w:r>
-      <w:r>
-        <w:rPr>
-          <w:b/>
-          <w:bCs/>
-        </w:rPr>
-        <w:t>Contract-backed supplier finance</w:t>
-      </w:r>
-      <w:r>
-        <w:rPr/>
-        <w:t xml:space="preserve"> could be offered by Stanbic in Botswana, Zambia and Zimbabwe and by other commercial banks; it needs replication of the Wilderness-Stanbic model, standard tripartite contract templates in which payment is ceded to the lender, and anchor commitment. </w:t>
-      </w:r>
-      <w:r>
-        <w:rPr>
-          <w:b/>
-          <w:bCs/>
-        </w:rPr>
-        <w:t>Asset finance and leasing</w:t>
-      </w:r>
-      <w:r>
-        <w:rPr/>
-        <w:t xml:space="preserve">, through bank asset-finance units, leasing companies and green credit lines such as those of EIF and IDBZ, need smaller ticket sizes, vendor partnerships and seasonal schedules. </w:t>
-      </w:r>
-      <w:r>
-        <w:rPr>
-          <w:b/>
-          <w:bCs/>
-        </w:rPr>
-        <w:t>Micro-loans and group lending</w:t>
-      </w:r>
-      <w:r>
-        <w:rPr/>
-        <w:t xml:space="preserve"> by MFIs, women's and youth banks and through savings-group linkage need linkage programmes, seasonal loan cycles and digital channels. </w:t>
-      </w:r>
-      <w:r>
-        <w:rPr>
-          <w:b/>
-          <w:bCs/>
-        </w:rPr>
-        <w:t>Partial credit guarantees</w:t>
-      </w:r>
-      <w:r>
-        <w:rPr/>
-        <w:t xml:space="preserve"> from CGS Namibia, ZCGS, ECGC and FGC, and regionally from AGF, are also moderately ready, although Botswana has no national scheme; they need tourism or KAZA windows, acceptance of contracts and leaseholds as security, and seasonal grace periods.</w:t>
-      </w:r>
-    </w:p>
-    <w:p>
-      <w:pPr>
-        <w:pStyle w:val="Normal"/>
-        <w:jc w:val="both"/>
-        <w:rPr/>
-      </w:pPr>
-      <w:r>
-        <w:rPr/>
-        <w:t xml:space="preserve">Readiness is lower for the remaining products. </w:t>
-      </w:r>
-      <w:r>
-        <w:rPr>
-          <w:b/>
-          <w:bCs/>
-        </w:rPr>
-        <w:t>Seasonal working capital and term loans</w:t>
-      </w:r>
-      <w:r>
-        <w:rPr/>
-        <w:t xml:space="preserve"> from banks, CEDA, CEEC, DBN and MFIs are at low to medium readiness and need product redesign, staff training and risk-sharing for early portfolios. </w:t>
-      </w:r>
-      <w:r>
-        <w:rPr>
-          <w:b/>
-          <w:bCs/>
-        </w:rPr>
-        <w:t>Revenue-based finance</w:t>
-      </w:r>
-      <w:r>
-        <w:rPr/>
-        <w:t xml:space="preserve">, which impact funds, fintechs and DFIs could offer through intermediaries, is at low readiness and needs a pilot vehicle, revenue data from payment platforms or anchors, and first-loss capital. </w:t>
-      </w:r>
-      <w:r>
-        <w:rPr>
-          <w:b/>
-          <w:bCs/>
-        </w:rPr>
-        <w:t>Equity and quasi-equity</w:t>
-      </w:r>
-      <w:r>
-        <w:rPr/>
-        <w:t xml:space="preserve"> from BDC, CEDA Venture Capital, impact investors and, in Zimbabwe, the new ZEEX exchange are also at low readiness and need a pipeline of Tier 3 enterprises and a small-ticket fund or facility.</w:t>
-      </w:r>
-      <w:r>
-        <w:br w:type="page"/>
-      </w:r>
-    </w:p>
-    <w:p>
-      <w:pPr>
-        <w:pStyle w:val="Heading1"/>
-        <w:spacing w:before="0" w:after="240"/>
-        <w:rPr/>
-      </w:pPr>
-      <w:bookmarkStart w:id="35" w:name="__RefHeading___Toc1061_3359597930"/>
-      <w:bookmarkEnd w:id="35"/>
-      <w:r>
-        <w:rPr/>
-        <w:t>9. Scalable Women- and Youth-Led Models</w:t>
-      </w:r>
-    </w:p>
-    <w:p>
-      <w:pPr>
-        <w:pStyle w:val="Normal"/>
-        <w:jc w:val="both"/>
-        <w:rPr/>
-      </w:pPr>
-      <w:r>
-        <w:rPr/>
-        <w:t>The evidence contains few enterprise cases, and most rest on single interviews. The models below show investment potential and are relevant to women or youth. Each is classified by model type, meaning its organisational form, value chain and value chain node (Section 2.2). Where the evidence does not state who leads the enterprise, this is noted.</w:t>
-      </w:r>
-    </w:p>
-    <w:p>
-      <w:pPr>
-        <w:pStyle w:val="Heading3"/>
-        <w:rPr/>
-      </w:pPr>
-      <w:r>
-        <w:rPr/>
-        <w:t>Models with high investment potential</w:t>
-      </w:r>
-    </w:p>
-    <w:p>
-      <w:pPr>
-        <w:pStyle w:val="Normal"/>
-        <w:jc w:val="both"/>
-        <w:rPr/>
-      </w:pPr>
-      <w:r>
-        <w:rPr>
-          <w:b/>
-          <w:bCs/>
-        </w:rPr>
-        <w:t>Women's forest-products cooperative (Zambia).</w:t>
-      </w:r>
-      <w:r>
-        <w:rPr/>
-        <w:t xml:space="preserve"> </w:t>
-      </w:r>
-      <w:r>
-        <w:rPr>
-          <w:i/>
-          <w:iCs/>
-        </w:rPr>
-        <w:t>Model type: women-led producer and processing cooperative in nature-positive products (node B).</w:t>
-      </w:r>
-      <w:r>
-        <w:rPr/>
-        <w:t xml:space="preserve"> The cooperative has 15 members, pays them to harvest rather than fell the forest, and sells mungongo oil and baobab coffee to Livingstone hotels and export buyers; it has received unsolicited bulk-oil export interest from Europe and South Africa (MD p. 73, 101). Its investment potential is high because demand already exceeds supply and it is women-led by definition. It needs a certification grant of about ZMW 30,000, processing equipment and export working capital; volumes, margins and governance should be verified.</w:t>
-      </w:r>
-    </w:p>
-    <w:p>
-      <w:pPr>
-        <w:pStyle w:val="Normal"/>
-        <w:jc w:val="both"/>
-        <w:rPr/>
-      </w:pPr>
-      <w:r>
-        <w:rPr>
-          <w:b/>
-          <w:bCs/>
-        </w:rPr>
-        <w:t>Produce aggregation for lodges (Hwange, Kasane and Livingstone).</w:t>
-      </w:r>
-      <w:r>
-        <w:rPr/>
-        <w:t xml:space="preserve"> </w:t>
-      </w:r>
-      <w:r>
-        <w:rPr>
-          <w:i/>
-          <w:iCs/>
-        </w:rPr>
-        <w:t>Model type: producer cooperative supplying anchors under contract in food (nodes A to C).</w:t>
-      </w:r>
-      <w:r>
-        <w:rPr/>
-        <w:t xml:space="preserve"> Anchor lodges name irrigated produce supply as the clearest near-term opportunity, and aggregation would give producers volume and bargaining power (MD p. 68, 75). In Livingstone, a hotel already buys directly from smallholders, and a women's mushroom farm sells most of its produce to hotels under long-term contracts (operator-reported). The potential is high because anchors have confirmed demand and a working precedent exists. Contract-backed working capital and irrigation finance fit this model, which should be designed as women- or youth-led cooperatives; contract terms and prices should be verified.</w:t>
-      </w:r>
-    </w:p>
-    <w:p>
-      <w:pPr>
-        <w:pStyle w:val="Normal"/>
-        <w:jc w:val="both"/>
-        <w:rPr/>
-      </w:pPr>
-      <w:r>
-        <w:rPr>
-          <w:b/>
-          <w:bCs/>
-        </w:rPr>
-        <w:t>Citizen supplier development with an anchor (Botswana).</w:t>
-      </w:r>
-      <w:r>
-        <w:rPr/>
-        <w:t xml:space="preserve"> </w:t>
-      </w:r>
-      <w:r>
-        <w:rPr>
-          <w:i/>
-          <w:iCs/>
-        </w:rPr>
-        <w:t>Model type: anchor-led supplier development programme spanning several chains (node C).</w:t>
-      </w:r>
-      <w:r>
-        <w:rPr/>
-        <w:t xml:space="preserve"> Wilderness's programme has enrolled 68 businesses, and its 2024 Local Supplier Expo led to more than BWP 6.2 million of new contracts for citizen-owned businesses, passing BWP 8 million by mid-2025; it is linked to Stanbic contract finance and LEA support. The potential is high because the model can be replicated with other operators. Contract-backed finance fits it; the share of women- and youth-led suppliers should be verified.</w:t>
-      </w:r>
-    </w:p>
-    <w:p>
-      <w:pPr>
-        <w:pStyle w:val="Heading3"/>
-        <w:rPr/>
-      </w:pPr>
-      <w:r>
-        <w:rPr/>
-        <w:t>Models with medium to high potential</w:t>
-      </w:r>
-    </w:p>
-    <w:p>
-      <w:pPr>
-        <w:pStyle w:val="Normal"/>
-        <w:jc w:val="both"/>
-        <w:rPr/>
-      </w:pPr>
-      <w:r>
-        <w:rPr>
-          <w:b/>
-          <w:bCs/>
-        </w:rPr>
-        <w:t>Youth guiding, activity and transfer enterprises (Victoria Falls-Chobe corridor).</w:t>
-      </w:r>
-      <w:r>
-        <w:rPr/>
-        <w:t xml:space="preserve"> </w:t>
-      </w:r>
-      <w:r>
-        <w:rPr>
-          <w:i/>
-          <w:iCs/>
-        </w:rPr>
-        <w:t>Model type: owner-operator service micro-enterprise in guiding and transport (node D).</w:t>
-      </w:r>
-      <w:r>
-        <w:rPr/>
-        <w:t xml:space="preserve"> Guiding is the largest category in the MSME survey, and guiding, transport and cultural experiences are commonly combined (MD p. 61, 118). Low start-up costs and clear demand give medium to high potential. Skills certification, asset leasing and revenue-based finance fit these enterprises; the age profile of operators should be verified.</w:t>
-      </w:r>
-    </w:p>
-    <w:p>
-      <w:pPr>
-        <w:pStyle w:val="Heading3"/>
-        <w:rPr/>
-      </w:pPr>
-      <w:r>
-        <w:rPr/>
-        <w:t>Models with medium potential</w:t>
-      </w:r>
-    </w:p>
-    <w:p>
-      <w:pPr>
-        <w:pStyle w:val="Normal"/>
-        <w:jc w:val="both"/>
-        <w:rPr/>
-      </w:pPr>
-      <w:r>
-        <w:rPr>
-          <w:b/>
-          <w:bCs/>
-        </w:rPr>
-        <w:t>Craft hub aggregating rural artisans (Maun, Botswana).</w:t>
-      </w:r>
-      <w:r>
-        <w:rPr/>
-        <w:t xml:space="preserve"> </w:t>
-      </w:r>
-      <w:r>
-        <w:rPr>
-          <w:i/>
-          <w:iCs/>
-        </w:rPr>
-        <w:t>Model type: artisan aggregation hub in crafts (node B).</w:t>
-      </w:r>
-      <w:r>
-        <w:rPr/>
-        <w:t xml:space="preserve"> The hub connects more than 100 rural artisans, holds export certifications and upcycles bottle tops and fabric into homeware, but has no committed international buyers (MD p. 69). Aggregation is in place but the buyer gap limits its potential, so buyer brokerage and product design should come before finance. The gender mix, probably women-majority, is not stated and should be verified.</w:t>
-      </w:r>
-    </w:p>
-    <w:p>
-      <w:pPr>
-        <w:pStyle w:val="Normal"/>
-        <w:jc w:val="both"/>
-        <w:rPr/>
-      </w:pPr>
-      <w:r>
-        <w:rPr>
-          <w:b/>
-          <w:bCs/>
-        </w:rPr>
-        <w:t>Elephant Aware Economy (Eastern Panhandle, Botswana).</w:t>
-      </w:r>
-      <w:r>
-        <w:rPr/>
-        <w:t xml:space="preserve"> </w:t>
-      </w:r>
-      <w:r>
-        <w:rPr>
-          <w:i/>
-          <w:iCs/>
-        </w:rPr>
-        <w:t>Model type: community conservation enterprise cluster in nature-positive products (nodes A and B).</w:t>
-      </w:r>
-      <w:r>
-        <w:rPr/>
-        <w:t xml:space="preserve"> It combines a low-tillage farming cooperative selling at a premium, a honey enterprise that uses bees to deter elephants and dung paper, and honey tasting has been flagged as a high-opportunity niche (MD p. 69-70, 115). Premium positioning and a conservation story give it medium potential. Grants, blended finance and experience products fit it; its leadership and member profile should be verified.</w:t>
-      </w:r>
-    </w:p>
-    <w:p>
-      <w:pPr>
-        <w:pStyle w:val="Normal"/>
-        <w:jc w:val="both"/>
-        <w:rPr/>
-      </w:pPr>
-      <w:r>
-        <w:rPr>
-          <w:b/>
-          <w:bCs/>
-        </w:rPr>
-        <w:t>Community trust waste and upcycling enterprise (Namibia).</w:t>
-      </w:r>
-      <w:r>
-        <w:rPr/>
-        <w:t xml:space="preserve"> </w:t>
-      </w:r>
-      <w:r>
-        <w:rPr>
-          <w:i/>
-          <w:iCs/>
-        </w:rPr>
-        <w:t>Model type: community-trust social enterprise in waste and the circular economy (nodes B and E).</w:t>
-      </w:r>
-      <w:r>
-        <w:rPr/>
-        <w:t xml:space="preserve"> It grew from a waste gap into a sewing workshop, a recycled-can aluminium workshop and a beehive initiative (MD p. 71, 115). Its diversified services and products give medium potential. It needs equipment, working capital and service contracts with lodges and towns; the roles of women and youth should be verified.</w:t>
-      </w:r>
-    </w:p>
-    <w:p>
-      <w:pPr>
-        <w:pStyle w:val="Normal"/>
-        <w:jc w:val="both"/>
-        <w:rPr/>
-      </w:pPr>
-      <w:r>
-        <w:rPr>
-          <w:b/>
-          <w:bCs/>
-        </w:rPr>
-        <w:t>Sijwa beehive project (Namibia).</w:t>
-      </w:r>
-      <w:r>
-        <w:rPr/>
-        <w:t xml:space="preserve"> </w:t>
-      </w:r>
-      <w:r>
-        <w:rPr>
-          <w:i/>
-          <w:iCs/>
-        </w:rPr>
-        <w:t>Model type: conservancy-linked benefit-sharing enterprise in honey (nodes A and E).</w:t>
-      </w:r>
-      <w:r>
-        <w:rPr/>
-        <w:t xml:space="preserve"> It returns 12% of sales to the conservancy (MD p. 115), a replicable benefit-sharing model with medium potential. A revolving fund or group finance would fit it; volumes and buyers should be verified.</w:t>
-      </w:r>
-    </w:p>
-    <w:p>
-      <w:pPr>
-        <w:pStyle w:val="Normal"/>
-        <w:jc w:val="both"/>
-        <w:rPr/>
-      </w:pPr>
-      <w:r>
-        <w:rPr/>
-        <w:t>The Maun craft hub and the Zambian cooperative illustrate the two main barriers to scale: a buyer gap in the first case and a supply and certification gap in the second. Finance alone solves neither; both need finance packaged with market linkage and technical support. The Livingstone and Wilderness cases show the reverse: once a buyer commits, smallholders and citizen suppliers can be brought into contract and then into finance.</w:t>
-      </w:r>
-      <w:r>
-        <w:br w:type="page"/>
-      </w:r>
-    </w:p>
-    <w:p>
-      <w:pPr>
-        <w:pStyle w:val="Heading1"/>
-        <w:spacing w:before="0" w:after="240"/>
-        <w:rPr/>
-      </w:pPr>
-      <w:bookmarkStart w:id="36" w:name="__RefHeading___Toc1063_3359597930"/>
-      <w:bookmarkEnd w:id="36"/>
-      <w:r>
-        <w:rPr/>
-        <w:t>10. Recommended Capacity-Building Interventions</w:t>
-      </w:r>
-    </w:p>
-    <w:p>
-      <w:pPr>
-        <w:pStyle w:val="Heading2"/>
-        <w:rPr/>
-      </w:pPr>
-      <w:bookmarkStart w:id="37" w:name="__RefHeading___Toc1065_3359597930"/>
-      <w:bookmarkEnd w:id="37"/>
-      <w:r>
-        <w:rPr/>
-        <w:t>10.1 A Tiered Readiness Pathway</w:t>
-      </w:r>
-    </w:p>
-    <w:p>
-      <w:pPr>
-        <w:pStyle w:val="Normal"/>
-        <w:jc w:val="both"/>
-        <w:rPr/>
-      </w:pPr>
-      <w:r>
-        <w:rPr/>
-        <w:t>Support should be organised as a pathway through which MSMEs graduate from tier to tier, with the support package and finance changing at each step. A common readiness diagnostic, applied by BSOs, would place each MSME in a tier and track progress.</w:t>
-      </w:r>
-    </w:p>
-    <w:p>
-      <w:pPr>
-        <w:pStyle w:val="Normal"/>
-        <w:jc w:val="both"/>
-        <w:rPr/>
-      </w:pPr>
-      <w:r>
-        <w:rPr>
-          <w:b/>
-          <w:bCs/>
-        </w:rPr>
-        <w:t>At Tier 0,</w:t>
-      </w:r>
-      <w:r>
-        <w:rPr/>
-        <w:t xml:space="preserve"> support focuses on group formation and governance, linkage to savings groups, financial literacy, and awareness of products and markets. Finance comes from savings groups, small grants and in-kind inputs. An enterprise graduates when it has regular sales and has kept group or individual records for six months.</w:t>
-      </w:r>
-    </w:p>
-    <w:p>
-      <w:pPr>
-        <w:pStyle w:val="Normal"/>
-        <w:jc w:val="both"/>
-        <w:rPr/>
-      </w:pPr>
-      <w:r>
-        <w:rPr>
-          <w:b/>
-          <w:bCs/>
-        </w:rPr>
-        <w:t>At Tier 1,</w:t>
-      </w:r>
-      <w:r>
-        <w:rPr/>
-        <w:t xml:space="preserve"> support covers bookkeeping and the use of mobile money, costing and pricing, quality and product development, and help with registration. Savings-linked micro-loans, matching grants and small asset leases provide finance. Graduation comes with registration, a first set of repeat orders from a buyer and basic records.</w:t>
-      </w:r>
-    </w:p>
-    <w:p>
-      <w:pPr>
-        <w:pStyle w:val="Normal"/>
-        <w:jc w:val="both"/>
-        <w:rPr/>
-      </w:pPr>
-      <w:r>
-        <w:rPr>
-          <w:b/>
-          <w:bCs/>
-        </w:rPr>
-        <w:t>At Tier 2,</w:t>
-      </w:r>
-      <w:r>
-        <w:rPr/>
-        <w:t xml:space="preserve"> support turns to supplier development with anchor buyers, compliance with tax, VAT, insurance and certification requirements, contracting and cash-flow planning. Contract-backed working capital, receivables and asset finance and guaranteed loans become available. An enterprise graduates once it holds a contract or repeat orders for a full season, has tax clearance and keeps simple accounts.</w:t>
-      </w:r>
-    </w:p>
-    <w:p>
-      <w:pPr>
-        <w:pStyle w:val="Normal"/>
-        <w:jc w:val="both"/>
-        <w:rPr/>
-      </w:pPr>
-      <w:r>
-        <w:rPr>
-          <w:b/>
-          <w:bCs/>
-        </w:rPr>
-        <w:t>At Tier 3,</w:t>
-      </w:r>
-      <w:r>
-        <w:rPr/>
-        <w:t xml:space="preserve"> support consists of business planning and investment-readiness coaching, governance and deal brokerage. Finance comes from term loans with seasonal schedules, revenue-based finance and quasi-equity. The milestone is finance secured and serviced.</w:t>
-      </w:r>
-    </w:p>
-    <w:p>
-      <w:pPr>
-        <w:pStyle w:val="Heading2"/>
-        <w:rPr/>
-      </w:pPr>
-      <w:bookmarkStart w:id="38" w:name="__RefHeading___Toc1067_3359597930"/>
-      <w:bookmarkEnd w:id="38"/>
-      <w:r>
-        <w:rPr/>
-        <w:t>10.2 Gender-Transformative Approaches</w:t>
+      <w:bookmarkStart w:id="30" w:name="__RefHeading___Toc1173_4016896087"/>
+      <w:bookmarkEnd w:id="30"/>
+      <w:r>
+        <w:rPr/>
+        <w:t>7.4 Policy Conditions</w:t>
       </w:r>
     </w:p>
     <w:p>
@@ -8158,15 +8304,8 @@
         <w:rPr/>
       </w:pPr>
       <w:r>
-        <w:rPr>
-          <w:b/>
-          <w:bCs/>
-        </w:rPr>
-        <w:t>Group-to-enterprise pathways</w:t>
-      </w:r>
-      <w:r>
-        <w:rPr/>
-        <w:t xml:space="preserve"> that turn women's savings groups and producer groups into registered cooperatives at nodes B and C, so women capture aggregation and processing margins rather than staying at node A.</w:t>
+        <w:rPr/>
+        <w:t>Citizen-empowerment policies in Botswana and Zambia provide concessional finance (CEDA, YDF, CEEC) that suits Tier 1 and 2 MSMEs if adapted to seasonality. In Botswana, the diamond-revenue slump has constrained public financiers' liquidity (Financial Landscape Analysis).</w:t>
       </w:r>
     </w:p>
     <w:p>
@@ -8179,15 +8318,8 @@
         <w:rPr/>
       </w:pPr>
       <w:r>
-        <w:rPr>
-          <w:b/>
-          <w:bCs/>
-        </w:rPr>
-        <w:t>Collateral alternatives</w:t>
-      </w:r>
-      <w:r>
-        <w:rPr/>
-        <w:t xml:space="preserve"> that do not rely on land: contract and receivables security, movable-asset registration, group guarantees and savings-group credit histories.</w:t>
+        <w:rPr/>
+        <w:t>Credit guarantee schemes operate in Namibia, Zambia, Zimbabwe and Angola; Botswana has no operational national scheme (Financial Landscape Analysis).</w:t>
       </w:r>
     </w:p>
     <w:p>
@@ -8200,15 +8332,8 @@
         <w:rPr/>
       </w:pPr>
       <w:r>
-        <w:rPr>
-          <w:b/>
-          <w:bCs/>
-        </w:rPr>
-        <w:t>Women's leadership</w:t>
-      </w:r>
-      <w:r>
-        <w:rPr/>
-        <w:t xml:space="preserve"> quotas and training in cooperatives, community enterprises and conservancy enterprise committees.</w:t>
+        <w:rPr/>
+        <w:t>Currency instability in Zimbabwe, Zambia and Angola complicates lending to MSMEs whose revenue may be in foreign currency while costs are local, or the reverse.</w:t>
       </w:r>
     </w:p>
     <w:p>
@@ -8221,15 +8346,8 @@
         <w:rPr/>
       </w:pPr>
       <w:r>
-        <w:rPr>
-          <w:b/>
-          <w:bCs/>
-        </w:rPr>
-        <w:t>Care-aware delivery</w:t>
-      </w:r>
-      <w:r>
-        <w:rPr/>
-        <w:t>: training scheduled and located to fit women's workloads, with childcare where needed, and mobile delivery in remote areas.</w:t>
+        <w:rPr/>
+        <w:t>Local-ownership policies are tightening in Zimbabwe (SI 215 of 2025) and remain strong in Botswana. They protect MSME space but require finance to come from domestic sources or from structures that respect ownership limits.</w:t>
       </w:r>
     </w:p>
     <w:p>
@@ -8242,15 +8360,753 @@
         <w:rPr/>
       </w:pPr>
       <w:r>
-        <w:rPr>
-          <w:b/>
-          <w:bCs/>
-        </w:rPr>
-        <w:t>Gender-smart finance</w:t>
-      </w:r>
-      <w:r>
-        <w:rPr/>
-        <w:t>: sex-disaggregated data from lenders and guarantee schemes; AFAWA and women's finance windows used as risk-sharing for women-led tourism MSMEs.</w:t>
+        <w:rPr/>
+        <w:t>The Macro Diagnostic recommends that pilot destinations establish baselines on local procurement, supplier contract value and locally sourced products (MD p. 140-141).</w:t>
+      </w:r>
+      <w:r>
+        <w:br w:type="page"/>
+      </w:r>
+    </w:p>
+    <w:p>
+      <w:pPr>
+        <w:pStyle w:val="Heading1"/>
+        <w:spacing w:before="0" w:after="240"/>
+        <w:rPr/>
+      </w:pPr>
+      <w:bookmarkStart w:id="31" w:name="__RefHeading___Toc1175_4016896087"/>
+      <w:bookmarkEnd w:id="31"/>
+      <w:r>
+        <w:rPr/>
+        <w:t>8. Readiness for Financial Products</w:t>
+      </w:r>
+    </w:p>
+    <w:p>
+      <w:pPr>
+        <w:pStyle w:val="Heading2"/>
+        <w:rPr/>
+      </w:pPr>
+      <w:bookmarkStart w:id="32" w:name="__RefHeading___Toc1177_4016896087"/>
+      <w:bookmarkEnd w:id="32"/>
+      <w:r>
+        <w:rPr/>
+        <w:t>8.1 The Effect of Seasonality on Debt</w:t>
+      </w:r>
+    </w:p>
+    <w:p>
+      <w:pPr>
+        <w:pStyle w:val="Normal"/>
+        <w:jc w:val="both"/>
+        <w:rPr/>
+      </w:pPr>
+      <w:r>
+        <w:rPr/>
+        <w:t>Seasonality is the single most important factor in matching products to R-NBT MSMEs. The example below shows why. It is illustrative and uses assumed figures, not data from the diagnostic.</w:t>
+      </w:r>
+    </w:p>
+    <w:p>
+      <w:pPr>
+        <w:pStyle w:val="Normal"/>
+        <w:jc w:val="both"/>
+        <w:rPr/>
+      </w:pPr>
+      <w:r>
+        <w:rPr/>
+        <w:t xml:space="preserve">Consider a guiding and transfer enterprise that borrows USD 20,000. Under a </w:t>
+      </w:r>
+      <w:r>
+        <w:rPr>
+          <w:b/>
+          <w:bCs/>
+        </w:rPr>
+        <w:t>standard amortising loan</w:t>
+      </w:r>
+      <w:r>
+        <w:rPr/>
+        <w:t xml:space="preserve"> of 24 monthly instalments at 20% a year, it pays USD 1,018 every month. In a peak month with revenue of USD 9,000, that is 11% of revenue; in a low-season month with revenue of about USD 2,140, it is 48%. The enterprise repays USD 24,430 over 24 months and bears the full risk of a bad season.</w:t>
+      </w:r>
+    </w:p>
+    <w:p>
+      <w:pPr>
+        <w:pStyle w:val="Normal"/>
+        <w:jc w:val="both"/>
+        <w:rPr/>
+      </w:pPr>
+      <w:r>
+        <w:rPr/>
+        <w:t xml:space="preserve">Under </w:t>
+      </w:r>
+      <w:r>
+        <w:rPr>
+          <w:b/>
+          <w:bCs/>
+        </w:rPr>
+        <w:t>seasonal amortisation</w:t>
+      </w:r>
+      <w:r>
+        <w:rPr/>
+        <w:t xml:space="preserve"> with the same total cost, payments are made only in the five peak months of two seasons. Each peak-month payment is USD 2,443, or 27% of revenue, and nothing is due in the low season. The total repaid is again USD 24,430, over two peak seasons. The borrower still bears the risk of a bad season, but the lender collects cash when the enterprise has it.</w:t>
+      </w:r>
+    </w:p>
+    <w:p>
+      <w:pPr>
+        <w:pStyle w:val="Normal"/>
+        <w:jc w:val="both"/>
+        <w:rPr/>
+      </w:pPr>
+      <w:r>
+        <w:rPr/>
+        <w:t xml:space="preserve">Under </w:t>
+      </w:r>
+      <w:r>
+        <w:rPr>
+          <w:b/>
+          <w:bCs/>
+        </w:rPr>
+        <w:t>revenue-based finance</w:t>
+      </w:r>
+      <w:r>
+        <w:rPr/>
+        <w:t>, the enterprise pays 15% of monthly revenue until it has repaid 1.3 times the amount borrowed: USD 1,350 in a peak month and USD 321 in a low-season month. It repays USD 26,000 in total, over about 35 months if revenue stays constant, and the financier shares the risk of a bad season.</w:t>
+      </w:r>
+    </w:p>
+    <w:p>
+      <w:pPr>
+        <w:pStyle w:val="Normal"/>
+        <w:jc w:val="both"/>
+        <w:rPr/>
+      </w:pPr>
+      <w:r>
+        <w:rPr/>
+        <w:t>Assumptions: annual revenue of USD 60,000, 75% earned in five peak months (USD 9,000 a month) and 25% over seven low-season months (about USD 2,140 a month). Under a standard monthly schedule, nearly half of low-season revenue goes to debt service, before fixed costs, which is the point at which seasonal MSMEs default or stop trading. Seasonal amortisation removes the low-season burden at no extra cost but concentrates payments in the peak. Revenue-based finance shares the risk of a weak season with the financier and costs slightly more in total, but requires reliable revenue data, which in turn requires digital payments or anchor-buyer receipts.</w:t>
+      </w:r>
+    </w:p>
+    <w:p>
+      <w:pPr>
+        <w:pStyle w:val="Normal"/>
+        <w:jc w:val="both"/>
+        <w:rPr/>
+      </w:pPr>
+      <w:r>
+        <w:rPr>
+          <w:b/>
+          <w:bCs/>
+        </w:rPr>
+        <w:t>Conclusion.</w:t>
+      </w:r>
+      <w:r>
+        <w:rPr/>
+        <w:t xml:space="preserve"> For most R-NBT MSMEs, debt is viable only if repayment follows cash flow. Seasonal schedules, low-season grace periods and receivables finance are the most practical adjustments for banks and MFIs. Revenue-based finance is appropriate where revenue is observable (card, mobile-money or booking-platform receipts, or payments from anchor buyers) and is a natural fit for guiding, transport and accommodation enterprises in Tiers 2 and 3. Because contracts are slow to enforce in court in most KAZA states (Section 7.1), receivables and revenue-based structures work best when the anchor buyer or payment platform pays the financier directly.</w:t>
+      </w:r>
+    </w:p>
+    <w:p>
+      <w:pPr>
+        <w:pStyle w:val="Heading2"/>
+        <w:rPr/>
+      </w:pPr>
+      <w:bookmarkStart w:id="33" w:name="__RefHeading___Toc1179_4016896087"/>
+      <w:bookmarkEnd w:id="33"/>
+      <w:r>
+        <w:rPr/>
+        <w:t>8.2 MSME Readiness by Product</w:t>
+      </w:r>
+    </w:p>
+    <w:p>
+      <w:pPr>
+        <w:pStyle w:val="Normal"/>
+        <w:jc w:val="both"/>
+        <w:rPr/>
+      </w:pPr>
+      <w:r>
+        <w:rPr>
+          <w:b/>
+          <w:bCs/>
+        </w:rPr>
+        <w:t>For Tiers 0 and 1,</w:t>
+      </w:r>
+      <w:r>
+        <w:rPr/>
+        <w:t xml:space="preserve"> grants and matching grants are neutral with respect to seasonality and are appropriate for certification, equipment and pilots; they should be tied to milestones and, where possible, convert to repayable finance. Savings-group and micro-loans suit the same tiers and fit seasonality well if loan cycles follow the seasons; they are already used, especially by women, but are small and short, and linkage to MFIs can increase their size. </w:t>
+      </w:r>
+      <w:r>
+        <w:rPr>
+          <w:b/>
+          <w:bCs/>
+        </w:rPr>
+        <w:t>Asset finance and leasing</w:t>
+      </w:r>
+      <w:r>
+        <w:rPr/>
+        <w:t xml:space="preserve"> suit Tiers 1 and 2 and fit guides, transport and processing equipment, with the asset as security, but their fit with seasonality is only medium unless repayment schedules are seasonal.</w:t>
+      </w:r>
+    </w:p>
+    <w:p>
+      <w:pPr>
+        <w:pStyle w:val="Normal"/>
+        <w:jc w:val="both"/>
+        <w:rPr/>
+      </w:pPr>
+      <w:r>
+        <w:rPr>
+          <w:b/>
+          <w:bCs/>
+        </w:rPr>
+        <w:t>For Tier 2,</w:t>
+      </w:r>
+      <w:r>
+        <w:rPr/>
+        <w:t xml:space="preserve"> contract-backed working capital and receivables finance are the best near-term fit for suppliers to anchors in food, lodge-linked goods, transport and cleaning, and fit seasonality well because repayment comes from the buyer's payment. Guaranteed loans suit Tiers 2 and 3; their fit with seasonality depends on the underlying loan, and they de-risk lenders rather than help MSMEs directly, so tourism windows in national schemes would widen access. Revenue-based finance, also for Tiers 2 and 3, fits seasonality very well and suits enterprises with observable revenue, but no KAZA lender yet offers it.</w:t>
+      </w:r>
+    </w:p>
+    <w:p>
+      <w:pPr>
+        <w:pStyle w:val="Normal"/>
+        <w:jc w:val="both"/>
+        <w:rPr/>
+      </w:pPr>
+      <w:r>
+        <w:rPr>
+          <w:b/>
+          <w:bCs/>
+        </w:rPr>
+        <w:t>For Tier 3,</w:t>
+      </w:r>
+      <w:r>
+        <w:rPr/>
+        <w:t xml:space="preserve"> standard term loans fit seasonality poorly when they are repaid in equal monthly instalments; few MSMEs are ready for them, and they become viable with a seasonal schedule and a guarantee. Quasi-equity and equity fit seasonality well because there is no fixed repayment, but they are relevant only to a small number of growth enterprises and cooperatives, transaction costs are high relative to ticket size, and ownership rules in Botswana and Zimbabwe limit foreign equity in some chains.</w:t>
+      </w:r>
+    </w:p>
+    <w:p>
+      <w:pPr>
+        <w:pStyle w:val="Heading2"/>
+        <w:rPr/>
+      </w:pPr>
+      <w:bookmarkStart w:id="34" w:name="__RefHeading___Toc1181_4016896087"/>
+      <w:bookmarkEnd w:id="34"/>
+      <w:r>
+        <w:rPr/>
+        <w:t>8.3 Financial Institution Readiness by Product</w:t>
+      </w:r>
+    </w:p>
+    <w:p>
+      <w:pPr>
+        <w:pStyle w:val="Normal"/>
+        <w:jc w:val="both"/>
+        <w:rPr/>
+      </w:pPr>
+      <w:r>
+        <w:rPr/>
+        <w:t xml:space="preserve">Financial institutions are moderately ready for four products. </w:t>
+      </w:r>
+      <w:r>
+        <w:rPr>
+          <w:b/>
+          <w:bCs/>
+        </w:rPr>
+        <w:t>Contract-backed supplier finance</w:t>
+      </w:r>
+      <w:r>
+        <w:rPr/>
+        <w:t xml:space="preserve"> could be offered by Stanbic in Botswana, Zambia and Zimbabwe and by other commercial banks; it needs replication of the Wilderness-Stanbic model, standard tripartite contract templates in which payment is ceded to the lender, and anchor commitment. </w:t>
+      </w:r>
+      <w:r>
+        <w:rPr>
+          <w:b/>
+          <w:bCs/>
+        </w:rPr>
+        <w:t>Asset finance and leasing</w:t>
+      </w:r>
+      <w:r>
+        <w:rPr/>
+        <w:t xml:space="preserve">, through bank asset-finance units, leasing companies and green credit lines such as those of EIF and IDBZ, need smaller ticket sizes, vendor partnerships and seasonal schedules. </w:t>
+      </w:r>
+      <w:r>
+        <w:rPr>
+          <w:b/>
+          <w:bCs/>
+        </w:rPr>
+        <w:t>Micro-loans and group lending</w:t>
+      </w:r>
+      <w:r>
+        <w:rPr/>
+        <w:t xml:space="preserve"> by MFIs, women's and youth banks and through savings-group linkage need linkage programmes, seasonal loan cycles and digital channels. </w:t>
+      </w:r>
+      <w:r>
+        <w:rPr>
+          <w:b/>
+          <w:bCs/>
+        </w:rPr>
+        <w:t>Partial credit guarantees</w:t>
+      </w:r>
+      <w:r>
+        <w:rPr/>
+        <w:t xml:space="preserve"> from CGS Namibia, ZCGS, ECGC and FGC, and regionally from AGF, are also moderately ready, although Botswana has no national scheme; they need tourism or KAZA windows, acceptance of contracts and leaseholds as security, and seasonal grace periods.</w:t>
+      </w:r>
+    </w:p>
+    <w:p>
+      <w:pPr>
+        <w:pStyle w:val="Normal"/>
+        <w:jc w:val="both"/>
+        <w:rPr/>
+      </w:pPr>
+      <w:r>
+        <w:rPr/>
+        <w:t xml:space="preserve">Readiness is lower for the remaining products. </w:t>
+      </w:r>
+      <w:r>
+        <w:rPr>
+          <w:b/>
+          <w:bCs/>
+        </w:rPr>
+        <w:t>Seasonal working capital and term loans</w:t>
+      </w:r>
+      <w:r>
+        <w:rPr/>
+        <w:t xml:space="preserve"> from banks, CEDA, CEEC, DBN and MFIs are at low to medium readiness and need product redesign, staff training and risk-sharing for early portfolios. </w:t>
+      </w:r>
+      <w:r>
+        <w:rPr>
+          <w:b/>
+          <w:bCs/>
+        </w:rPr>
+        <w:t>Revenue-based finance</w:t>
+      </w:r>
+      <w:r>
+        <w:rPr/>
+        <w:t xml:space="preserve">, which impact funds, fintechs and DFIs could offer through intermediaries, is at low readiness and needs a pilot vehicle, revenue data from payment platforms or anchors, and first-loss capital. </w:t>
+      </w:r>
+      <w:r>
+        <w:rPr>
+          <w:b/>
+          <w:bCs/>
+        </w:rPr>
+        <w:t>Equity and quasi-equity</w:t>
+      </w:r>
+      <w:r>
+        <w:rPr/>
+        <w:t xml:space="preserve"> from BDC, CEDA Venture Capital, impact investors and, in Zimbabwe, the new ZEEX exchange are also at low readiness and need a pipeline of Tier 3 enterprises and a small-ticket fund or facility.</w:t>
+      </w:r>
+      <w:r>
+        <w:br w:type="page"/>
+      </w:r>
+    </w:p>
+    <w:p>
+      <w:pPr>
+        <w:pStyle w:val="Heading1"/>
+        <w:spacing w:before="0" w:after="240"/>
+        <w:rPr/>
+      </w:pPr>
+      <w:bookmarkStart w:id="35" w:name="__RefHeading___Toc1183_4016896087"/>
+      <w:bookmarkEnd w:id="35"/>
+      <w:r>
+        <w:rPr/>
+        <w:t>9. Scalable Women- and Youth-Led Models</w:t>
+      </w:r>
+    </w:p>
+    <w:p>
+      <w:pPr>
+        <w:pStyle w:val="Normal"/>
+        <w:jc w:val="both"/>
+        <w:rPr/>
+      </w:pPr>
+      <w:r>
+        <w:rPr/>
+        <w:t>The evidence contains few enterprise cases, and most rest on single interviews. The models below show investment potential and are relevant to women or youth. Each is classified by model type, meaning its organisational form, value chain and value chain node (Section 2.2). Where the evidence does not state who leads the enterprise, this is noted.</w:t>
+      </w:r>
+    </w:p>
+    <w:p>
+      <w:pPr>
+        <w:pStyle w:val="Heading3"/>
+        <w:rPr/>
+      </w:pPr>
+      <w:r>
+        <w:rPr/>
+        <w:t>Models with high investment potential</w:t>
+      </w:r>
+    </w:p>
+    <w:p>
+      <w:pPr>
+        <w:pStyle w:val="Normal"/>
+        <w:jc w:val="both"/>
+        <w:rPr/>
+      </w:pPr>
+      <w:r>
+        <w:rPr>
+          <w:b/>
+          <w:bCs/>
+        </w:rPr>
+        <w:t>Women's forest-products cooperative (Zambia).</w:t>
+      </w:r>
+      <w:r>
+        <w:rPr/>
+        <w:t xml:space="preserve"> </w:t>
+      </w:r>
+      <w:r>
+        <w:rPr>
+          <w:i/>
+          <w:iCs/>
+        </w:rPr>
+        <w:t>Model type: women-led producer and processing cooperative in nature-positive products (node B).</w:t>
+      </w:r>
+      <w:r>
+        <w:rPr/>
+        <w:t xml:space="preserve"> The cooperative has 15 members, pays them to harvest rather than fell the forest, and sells mungongo oil and baobab coffee to Livingstone hotels and export buyers; it has received unsolicited bulk-oil export interest from Europe and South Africa (MD p. 73, 101). Its investment potential is high because demand already exceeds supply and it is women-led by definition. It needs a certification grant of about ZMW 30,000, processing equipment and export working capital; volumes, margins and governance should be verified.</w:t>
+      </w:r>
+    </w:p>
+    <w:p>
+      <w:pPr>
+        <w:pStyle w:val="Normal"/>
+        <w:jc w:val="both"/>
+        <w:rPr/>
+      </w:pPr>
+      <w:r>
+        <w:rPr>
+          <w:b/>
+          <w:bCs/>
+        </w:rPr>
+        <w:t>Produce aggregation for lodges (Hwange, Kasane and Livingstone).</w:t>
+      </w:r>
+      <w:r>
+        <w:rPr/>
+        <w:t xml:space="preserve"> </w:t>
+      </w:r>
+      <w:r>
+        <w:rPr>
+          <w:i/>
+          <w:iCs/>
+        </w:rPr>
+        <w:t>Model type: producer cooperative supplying anchors under contract in food (nodes A to C).</w:t>
+      </w:r>
+      <w:r>
+        <w:rPr/>
+        <w:t xml:space="preserve"> Anchor lodges name irrigated produce supply as the clearest near-term opportunity, and aggregation would give producers volume and bargaining power (MD p. 68, 75). In Livingstone, a hotel already buys directly from smallholders, and a women's mushroom farm sells most of its produce to hotels under long-term contracts (operator-reported). The potential is high because anchors have confirmed demand and a working precedent exists. Contract-backed working capital and irrigation finance fit this model, which should be designed as women- or youth-led cooperatives; contract terms and prices should be verified.</w:t>
+      </w:r>
+    </w:p>
+    <w:p>
+      <w:pPr>
+        <w:pStyle w:val="Normal"/>
+        <w:jc w:val="both"/>
+        <w:rPr/>
+      </w:pPr>
+      <w:r>
+        <w:rPr>
+          <w:b/>
+          <w:bCs/>
+        </w:rPr>
+        <w:t>Citizen supplier development with an anchor (Botswana).</w:t>
+      </w:r>
+      <w:r>
+        <w:rPr/>
+        <w:t xml:space="preserve"> </w:t>
+      </w:r>
+      <w:r>
+        <w:rPr>
+          <w:i/>
+          <w:iCs/>
+        </w:rPr>
+        <w:t>Model type: anchor-led supplier development programme spanning several chains (node C).</w:t>
+      </w:r>
+      <w:r>
+        <w:rPr/>
+        <w:t xml:space="preserve"> Wilderness's programme has enrolled 68 businesses, and its 2024 Local Supplier Expo led to more than BWP 6.2 million of new contracts for citizen-owned businesses, passing BWP 8 million by mid-2025; it is linked to Stanbic contract finance and LEA support. The potential is high because the model can be replicated with other operators. Contract-backed finance fits it; the share of women- and youth-led suppliers should be verified.</w:t>
+      </w:r>
+    </w:p>
+    <w:p>
+      <w:pPr>
+        <w:pStyle w:val="Heading3"/>
+        <w:rPr/>
+      </w:pPr>
+      <w:r>
+        <w:rPr/>
+        <w:t>Models with medium to high potential</w:t>
+      </w:r>
+    </w:p>
+    <w:p>
+      <w:pPr>
+        <w:pStyle w:val="Normal"/>
+        <w:jc w:val="both"/>
+        <w:rPr/>
+      </w:pPr>
+      <w:r>
+        <w:rPr>
+          <w:b/>
+          <w:bCs/>
+        </w:rPr>
+        <w:t>Youth guiding, activity and transfer enterprises (Victoria Falls-Chobe corridor).</w:t>
+      </w:r>
+      <w:r>
+        <w:rPr/>
+        <w:t xml:space="preserve"> </w:t>
+      </w:r>
+      <w:r>
+        <w:rPr>
+          <w:i/>
+          <w:iCs/>
+        </w:rPr>
+        <w:t>Model type: owner-operator service micro-enterprise in guiding and transport (node D).</w:t>
+      </w:r>
+      <w:r>
+        <w:rPr/>
+        <w:t xml:space="preserve"> Guiding is the largest category in the MSME survey, and guiding, transport and cultural experiences are commonly combined (MD p. 61, 118). Low start-up costs and clear demand give medium to high potential. Skills certification, asset leasing and revenue-based finance fit these enterprises; the age profile of operators should be verified.</w:t>
+      </w:r>
+    </w:p>
+    <w:p>
+      <w:pPr>
+        <w:pStyle w:val="Heading3"/>
+        <w:rPr/>
+      </w:pPr>
+      <w:r>
+        <w:rPr/>
+        <w:t>Models with medium potential</w:t>
+      </w:r>
+    </w:p>
+    <w:p>
+      <w:pPr>
+        <w:pStyle w:val="Normal"/>
+        <w:jc w:val="both"/>
+        <w:rPr/>
+      </w:pPr>
+      <w:r>
+        <w:rPr>
+          <w:b/>
+          <w:bCs/>
+        </w:rPr>
+        <w:t>Craft hub aggregating rural artisans (Maun, Botswana).</w:t>
+      </w:r>
+      <w:r>
+        <w:rPr/>
+        <w:t xml:space="preserve"> </w:t>
+      </w:r>
+      <w:r>
+        <w:rPr>
+          <w:i/>
+          <w:iCs/>
+        </w:rPr>
+        <w:t>Model type: artisan aggregation hub in crafts (node B).</w:t>
+      </w:r>
+      <w:r>
+        <w:rPr/>
+        <w:t xml:space="preserve"> The hub connects more than 100 rural artisans, holds export certifications and upcycles bottle tops and fabric into homeware, but has no committed international buyers (MD p. 69). Aggregation is in place but the buyer gap limits its potential, so buyer brokerage and product design should come before finance. The gender mix, probably women-majority, is not stated and should be verified.</w:t>
+      </w:r>
+    </w:p>
+    <w:p>
+      <w:pPr>
+        <w:pStyle w:val="Normal"/>
+        <w:jc w:val="both"/>
+        <w:rPr/>
+      </w:pPr>
+      <w:r>
+        <w:rPr>
+          <w:b/>
+          <w:bCs/>
+        </w:rPr>
+        <w:t>Elephant Aware Economy (Eastern Panhandle, Botswana).</w:t>
+      </w:r>
+      <w:r>
+        <w:rPr/>
+        <w:t xml:space="preserve"> </w:t>
+      </w:r>
+      <w:r>
+        <w:rPr>
+          <w:i/>
+          <w:iCs/>
+        </w:rPr>
+        <w:t>Model type: community conservation enterprise cluster in nature-positive products (nodes A and B).</w:t>
+      </w:r>
+      <w:r>
+        <w:rPr/>
+        <w:t xml:space="preserve"> It combines a low-tillage farming cooperative selling at a premium, a honey enterprise that uses bees to deter elephants and dung paper, and honey tasting has been flagged as a high-opportunity niche (MD p. 69-70, 115). Premium positioning and a conservation story give it medium potential. Grants, blended finance and experience products fit it; its leadership and member profile should be verified.</w:t>
+      </w:r>
+    </w:p>
+    <w:p>
+      <w:pPr>
+        <w:pStyle w:val="Normal"/>
+        <w:jc w:val="both"/>
+        <w:rPr/>
+      </w:pPr>
+      <w:r>
+        <w:rPr>
+          <w:b/>
+          <w:bCs/>
+        </w:rPr>
+        <w:t>Community trust waste and upcycling enterprise (Namibia).</w:t>
+      </w:r>
+      <w:r>
+        <w:rPr/>
+        <w:t xml:space="preserve"> </w:t>
+      </w:r>
+      <w:r>
+        <w:rPr>
+          <w:i/>
+          <w:iCs/>
+        </w:rPr>
+        <w:t>Model type: community-trust social enterprise in waste and the circular economy (nodes B and E).</w:t>
+      </w:r>
+      <w:r>
+        <w:rPr/>
+        <w:t xml:space="preserve"> It grew from a waste gap into a sewing workshop, a recycled-can aluminium workshop and a beehive initiative (MD p. 71, 115). Its diversified services and products give medium potential. It needs equipment, working capital and service contracts with lodges and towns; the roles of women and youth should be verified.</w:t>
+      </w:r>
+    </w:p>
+    <w:p>
+      <w:pPr>
+        <w:pStyle w:val="Normal"/>
+        <w:jc w:val="both"/>
+        <w:rPr/>
+      </w:pPr>
+      <w:r>
+        <w:rPr>
+          <w:b/>
+          <w:bCs/>
+        </w:rPr>
+        <w:t>Sijwa beehive project (Namibia).</w:t>
+      </w:r>
+      <w:r>
+        <w:rPr/>
+        <w:t xml:space="preserve"> </w:t>
+      </w:r>
+      <w:r>
+        <w:rPr>
+          <w:i/>
+          <w:iCs/>
+        </w:rPr>
+        <w:t>Model type: conservancy-linked benefit-sharing enterprise in honey (nodes A and E).</w:t>
+      </w:r>
+      <w:r>
+        <w:rPr/>
+        <w:t xml:space="preserve"> It returns 12% of sales to the conservancy (MD p. 115), a replicable benefit-sharing model with medium potential. A revolving fund or group finance would fit it; volumes and buyers should be verified.</w:t>
+      </w:r>
+    </w:p>
+    <w:p>
+      <w:pPr>
+        <w:pStyle w:val="Normal"/>
+        <w:jc w:val="both"/>
+        <w:rPr/>
+      </w:pPr>
+      <w:r>
+        <w:rPr/>
+        <w:t>The Maun craft hub and the Zambian cooperative illustrate the two main barriers to scale: a buyer gap in the first case and a supply and certification gap in the second. Finance alone solves neither; both need finance packaged with market linkage and technical support. The Livingstone and Wilderness cases show the reverse: once a buyer commits, smallholders and citizen suppliers can be brought into contract and then into finance.</w:t>
+      </w:r>
+      <w:r>
+        <w:br w:type="page"/>
+      </w:r>
+    </w:p>
+    <w:p>
+      <w:pPr>
+        <w:pStyle w:val="Heading1"/>
+        <w:spacing w:before="0" w:after="240"/>
+        <w:rPr/>
+      </w:pPr>
+      <w:bookmarkStart w:id="36" w:name="__RefHeading___Toc1185_4016896087"/>
+      <w:bookmarkEnd w:id="36"/>
+      <w:r>
+        <w:rPr/>
+        <w:t>10. Recommended Capacity-Building Interventions</w:t>
+      </w:r>
+    </w:p>
+    <w:p>
+      <w:pPr>
+        <w:pStyle w:val="Heading2"/>
+        <w:rPr/>
+      </w:pPr>
+      <w:bookmarkStart w:id="37" w:name="__RefHeading___Toc1187_4016896087"/>
+      <w:bookmarkEnd w:id="37"/>
+      <w:r>
+        <w:rPr/>
+        <w:t>10.1 A Tiered Readiness Pathway</w:t>
+      </w:r>
+    </w:p>
+    <w:p>
+      <w:pPr>
+        <w:pStyle w:val="Normal"/>
+        <w:jc w:val="both"/>
+        <w:rPr/>
+      </w:pPr>
+      <w:r>
+        <w:rPr/>
+        <w:t>Support should be organised as a pathway through which MSMEs graduate from tier to tier, with the support package and finance changing at each step. A common readiness diagnostic, applied by BSOs, would place each MSME in a tier and track progress. At every tier, support should combine delivery modes rather than rely on classroom training: technical assistance, on-the-job training, mentoring and coaching, workshops, and benchmarking or exchange visits (Section 6.1).</w:t>
+      </w:r>
+    </w:p>
+    <w:p>
+      <w:pPr>
+        <w:pStyle w:val="Normal"/>
+        <w:jc w:val="both"/>
+        <w:rPr/>
+      </w:pPr>
+      <w:r>
+        <w:rPr>
+          <w:b/>
+          <w:bCs/>
+        </w:rPr>
+        <w:t>At Tier 0,</w:t>
+      </w:r>
+      <w:r>
+        <w:rPr/>
+        <w:t xml:space="preserve"> support focuses on group formation and governance, linkage to savings groups, financial literacy, and awareness of products and markets. Finance comes from savings groups, small grants and in-kind inputs. An enterprise graduates when it has regular sales and has kept group or individual records for six months.</w:t>
+      </w:r>
+    </w:p>
+    <w:p>
+      <w:pPr>
+        <w:pStyle w:val="Normal"/>
+        <w:jc w:val="both"/>
+        <w:rPr/>
+      </w:pPr>
+      <w:r>
+        <w:rPr>
+          <w:b/>
+          <w:bCs/>
+        </w:rPr>
+        <w:t>At Tier 1,</w:t>
+      </w:r>
+      <w:r>
+        <w:rPr/>
+        <w:t xml:space="preserve"> support covers bookkeeping and the use of mobile money, costing and pricing, quality and product development, and help with registration. Savings-linked micro-loans, matching grants and small asset leases provide finance. Graduation comes with registration, a first set of repeat orders from a buyer and basic records.</w:t>
+      </w:r>
+    </w:p>
+    <w:p>
+      <w:pPr>
+        <w:pStyle w:val="Normal"/>
+        <w:jc w:val="both"/>
+        <w:rPr/>
+      </w:pPr>
+      <w:r>
+        <w:rPr>
+          <w:b/>
+          <w:bCs/>
+        </w:rPr>
+        <w:t>At Tier 2,</w:t>
+      </w:r>
+      <w:r>
+        <w:rPr/>
+        <w:t xml:space="preserve"> support turns to supplier development with anchor buyers, quality assurance, standards and productivity, compliance with tax, VAT, insurance and certification requirements, contracting and negotiation, and cash-flow planning. Contract-backed working capital, receivables and asset finance and guaranteed loans become available. An enterprise graduates once it holds a contract or repeat orders for a full season, has tax clearance and keeps simple accounts.</w:t>
+      </w:r>
+    </w:p>
+    <w:p>
+      <w:pPr>
+        <w:pStyle w:val="Normal"/>
+        <w:jc w:val="both"/>
+        <w:rPr/>
+      </w:pPr>
+      <w:r>
+        <w:rPr>
+          <w:b/>
+          <w:bCs/>
+        </w:rPr>
+        <w:t>At Tier 3,</w:t>
+      </w:r>
+      <w:r>
+        <w:rPr/>
+        <w:t xml:space="preserve"> support consists of business planning, proposal and investment-readiness coaching, help with strategic partnerships, governance and deal brokerage. Finance comes from term loans with seasonal schedules, revenue-based finance and quasi-equity. The milestone is finance secured and serviced.</w:t>
+      </w:r>
+    </w:p>
+    <w:p>
+      <w:pPr>
+        <w:pStyle w:val="Heading2"/>
+        <w:rPr/>
+      </w:pPr>
+      <w:bookmarkStart w:id="38" w:name="__RefHeading___Toc1189_4016896087"/>
+      <w:bookmarkEnd w:id="38"/>
+      <w:r>
+        <w:rPr/>
+        <w:t>10.2 Gender-Transformative Approaches</w:t>
       </w:r>
     </w:p>
     <w:p>
@@ -8267,11 +9123,11 @@
           <w:b/>
           <w:bCs/>
         </w:rPr>
-        <w:t>Cross-border trade support</w:t>
-      </w:r>
-      <w:r>
-        <w:rPr/>
-        <w:t xml:space="preserve"> for women small traders, including awareness of the COMESA Simplified Trade Regime between Zambia and Zimbabwe and advocacy for a SADC equivalent.</w:t>
+        <w:t>Group-to-enterprise pathways</w:t>
+      </w:r>
+      <w:r>
+        <w:rPr/>
+        <w:t xml:space="preserve"> that turn women's savings groups and producer groups into registered cooperatives at nodes B and C, so women capture aggregation and processing margins rather than staying at node A.</w:t>
       </w:r>
     </w:p>
     <w:p>
@@ -8288,11 +9144,11 @@
           <w:b/>
           <w:bCs/>
         </w:rPr>
-        <w:t>Household dialogue</w:t>
-      </w:r>
-      <w:r>
-        <w:rPr/>
-        <w:t xml:space="preserve"> on control of income and decision-making where enterprise growth may otherwise shift control away from women.</w:t>
+        <w:t>Collateral alternatives</w:t>
+      </w:r>
+      <w:r>
+        <w:rPr/>
+        <w:t xml:space="preserve"> that do not rely on land: contract and receivables security, movable-asset registration, group guarantees and savings-group credit histories.</w:t>
       </w:r>
     </w:p>
     <w:p>
@@ -8309,23 +9165,11 @@
           <w:b/>
           <w:bCs/>
         </w:rPr>
-        <w:t>Diversification into higher-value chains</w:t>
-      </w:r>
-      <w:r>
-        <w:rPr/>
-        <w:t>: targeted support for women in lodge-linked goods, guiding and nature-positive products, not only crafts.</w:t>
-      </w:r>
-    </w:p>
-    <w:p>
-      <w:pPr>
-        <w:pStyle w:val="Heading2"/>
-        <w:rPr/>
-      </w:pPr>
-      <w:bookmarkStart w:id="39" w:name="__RefHeading___Toc1069_3359597930"/>
-      <w:bookmarkEnd w:id="39"/>
-      <w:r>
-        <w:rPr/>
-        <w:t>10.3 Youth-Focused Incubation</w:t>
+        <w:t>Women's leadership</w:t>
+      </w:r>
+      <w:r>
+        <w:rPr/>
+        <w:t xml:space="preserve"> quotas and training in cooperatives, community enterprises and conservancy enterprise committees.</w:t>
       </w:r>
     </w:p>
     <w:p>
@@ -8342,11 +9186,11 @@
           <w:b/>
           <w:bCs/>
         </w:rPr>
-        <w:t>Destination-based incubators</w:t>
-      </w:r>
-      <w:r>
-        <w:rPr/>
-        <w:t xml:space="preserve"> in two or three priority hubs (for example Kasane, Livingstone-Victoria Falls and Katima Mulilo), run with BSOs and training institutions and, where possible, linked to existing initiatives such as SMEDCO's facilities or INAPEM's incubator network.</w:t>
+        <w:t>Care-aware delivery</w:t>
+      </w:r>
+      <w:r>
+        <w:rPr/>
+        <w:t>: training scheduled and located to fit women's workloads, with childcare where needed, and mobile delivery in remote areas.</w:t>
       </w:r>
     </w:p>
     <w:p>
@@ -8363,11 +9207,11 @@
           <w:b/>
           <w:bCs/>
         </w:rPr>
-        <w:t>Skills-to-enterprise tracks</w:t>
-      </w:r>
-      <w:r>
-        <w:rPr/>
-        <w:t xml:space="preserve"> in guiding (certification and quality, responding to the guiding-quality bottleneck), transfers and logistics, waste and recycling services, and digital marketing and booking services for other MSMEs.</w:t>
+        <w:t>Gender-smart finance</w:t>
+      </w:r>
+      <w:r>
+        <w:rPr/>
+        <w:t>: sex-disaggregated data from lenders and guarantee schemes; AFAWA and women's finance windows used as risk-sharing for women-led tourism MSMEs.</w:t>
       </w:r>
     </w:p>
     <w:p>
@@ -8384,11 +9228,11 @@
           <w:b/>
           <w:bCs/>
         </w:rPr>
-        <w:t>Apprenticeships with anchor operators</w:t>
-      </w:r>
-      <w:r>
-        <w:rPr/>
-        <w:t xml:space="preserve"> that lead to sub-contracts and the two or three successful bookings needed to be listed (MD p. 75).</w:t>
+        <w:t>Cross-border trade support</w:t>
+      </w:r>
+      <w:r>
+        <w:rPr/>
+        <w:t xml:space="preserve"> for women small traders, including awareness of the COMESA Simplified Trade Regime between Zambia and Zimbabwe and advocacy for a SADC equivalent.</w:t>
       </w:r>
     </w:p>
     <w:p>
@@ -8405,11 +9249,11 @@
           <w:b/>
           <w:bCs/>
         </w:rPr>
-        <w:t>Asset access</w:t>
-      </w:r>
-      <w:r>
-        <w:rPr/>
-        <w:t xml:space="preserve"> through lease-to-own schemes for vehicles, boats and equipment, linked to youth finance (YDF, EmpowerBank, bank youth windows).</w:t>
+        <w:t>Household dialogue</w:t>
+      </w:r>
+      <w:r>
+        <w:rPr/>
+        <w:t xml:space="preserve"> on control of income and decision-making where enterprise growth may otherwise shift control away from women.</w:t>
       </w:r>
     </w:p>
     <w:p>
@@ -8426,11 +9270,23 @@
           <w:b/>
           <w:bCs/>
         </w:rPr>
-        <w:t>Seed grants converting to loans</w:t>
-      </w:r>
-      <w:r>
-        <w:rPr/>
-        <w:t xml:space="preserve"> on milestones, so young entrepreneurs build a credit history.</w:t>
+        <w:t>Diversification into higher-value chains</w:t>
+      </w:r>
+      <w:r>
+        <w:rPr/>
+        <w:t>: targeted support for women in lodge-linked goods, guiding and nature-positive products, not only crafts.</w:t>
+      </w:r>
+    </w:p>
+    <w:p>
+      <w:pPr>
+        <w:pStyle w:val="Heading2"/>
+        <w:rPr/>
+      </w:pPr>
+      <w:bookmarkStart w:id="39" w:name="__RefHeading___Toc1191_4016896087"/>
+      <w:bookmarkEnd w:id="39"/>
+      <w:r>
+        <w:rPr/>
+        <w:t>10.3 Youth-Focused Incubation</w:t>
       </w:r>
     </w:p>
     <w:p>
@@ -8447,100 +9303,11 @@
           <w:b/>
           <w:bCs/>
         </w:rPr>
-        <w:t>Links to existing youth programmes</w:t>
-      </w:r>
-      <w:r>
-        <w:rPr/>
-        <w:t>, such as the UNDP youth-led MSME programme in Livingstone and the youth priority in Namibia's SME fund, to avoid duplication.</w:t>
-      </w:r>
-    </w:p>
-    <w:p>
-      <w:pPr>
-        <w:pStyle w:val="Heading2"/>
-        <w:rPr/>
-      </w:pPr>
-      <w:bookmarkStart w:id="40" w:name="__RefHeading___Toc1071_3359597930"/>
-      <w:bookmarkEnd w:id="40"/>
-      <w:r>
-        <w:rPr/>
-        <w:t>10.4 Blended Support Packages</w:t>
-      </w:r>
-    </w:p>
-    <w:p>
-      <w:pPr>
-        <w:pStyle w:val="Normal"/>
-        <w:jc w:val="both"/>
-        <w:rPr/>
-      </w:pPr>
-      <w:r>
-        <w:rPr/>
-        <w:t>Finance and technical assistance should be delivered together and tied to a buyer. Three packages are proposed:</w:t>
-      </w:r>
-    </w:p>
-    <w:p>
-      <w:pPr>
-        <w:pStyle w:val="Normal"/>
-        <w:jc w:val="both"/>
-        <w:rPr/>
-      </w:pPr>
-      <w:r>
-        <w:rPr>
-          <w:b/>
-          <w:bCs/>
-        </w:rPr>
-        <w:t>The anchor supplier package</w:t>
-      </w:r>
-      <w:r>
-        <w:rPr/>
-        <w:t xml:space="preserve"> targets Tier 2 suppliers in food, lodge-linked goods, transport and cleaning. It combines supplier-development technical assistance, contract-backed working capital in which payment is ceded to the lender, a partial guarantee and a commitment from the anchor on payment terms, delivered with anchor operators, banks, guarantee schemes, LEA and other BSOs.</w:t>
-      </w:r>
-    </w:p>
-    <w:p>
-      <w:pPr>
-        <w:pStyle w:val="Normal"/>
-        <w:jc w:val="both"/>
-        <w:rPr/>
-      </w:pPr>
-      <w:r>
-        <w:rPr>
-          <w:b/>
-          <w:bCs/>
-        </w:rPr>
-        <w:t>The community enterprise package</w:t>
-      </w:r>
-      <w:r>
-        <w:rPr/>
-        <w:t xml:space="preserve"> targets cooperatives and community enterprises in nature-positive products and crafts. It provides governance and certification support, a grant for equipment, a revolving fund and buyer brokerage, working with conservancies, CBOs, NGOs, MFIs and community funds.</w:t>
-      </w:r>
-    </w:p>
-    <w:p>
-      <w:pPr>
-        <w:pStyle w:val="Normal"/>
-        <w:jc w:val="both"/>
-        <w:rPr/>
-      </w:pPr>
-      <w:r>
-        <w:rPr>
-          <w:b/>
-          <w:bCs/>
-        </w:rPr>
-        <w:t>The youth and women start-up package</w:t>
-      </w:r>
-      <w:r>
-        <w:rPr/>
-        <w:t xml:space="preserve"> targets Tier 0 and Tier 1 enterprises led by women and young people. It offers incubation, savings-group linkage, a matching grant that converts to a loan, asset leasing and help with registration, delivered with BSOs, youth and women's finance institutions and training institutions.</w:t>
-      </w:r>
-    </w:p>
-    <w:p>
-      <w:pPr>
-        <w:pStyle w:val="Heading2"/>
-        <w:rPr/>
-      </w:pPr>
-      <w:bookmarkStart w:id="41" w:name="__RefHeading___Toc1073_3359597930"/>
-      <w:bookmarkEnd w:id="41"/>
-      <w:r>
-        <w:rPr/>
-        <w:t>10.5 BSO Strengthening</w:t>
+        <w:t>Destination-based incubators</w:t>
+      </w:r>
+      <w:r>
+        <w:rPr/>
+        <w:t xml:space="preserve"> in two or three priority hubs (for example Kasane, Livingstone-Victoria Falls and Katima Mulilo), run with BSOs and training institutions and, where possible, linked to existing initiatives such as SMEDCO's facilities or INAPEM's incubator network.</w:t>
       </w:r>
     </w:p>
     <w:p>
@@ -8553,19 +9320,15 @@
         <w:rPr/>
       </w:pPr>
       <w:r>
-        <w:rPr/>
-        <w:t xml:space="preserve">Develop and roll out a </w:t>
-      </w:r>
-      <w:r>
-        <w:rPr>
-          <w:b/>
-          <w:bCs/>
-        </w:rPr>
-        <w:t>common KAZA readiness diagnostic</w:t>
-      </w:r>
-      <w:r>
-        <w:rPr/>
-        <w:t xml:space="preserve"> and tier-tracking system for use by BSOs and financiers.</w:t>
+        <w:rPr>
+          <w:b/>
+          <w:bCs/>
+        </w:rPr>
+        <w:t>Skills-to-enterprise tracks</w:t>
+      </w:r>
+      <w:r>
+        <w:rPr/>
+        <w:t xml:space="preserve"> in guiding (certification and quality, responding to the guiding-quality bottleneck), transfers and logistics, waste and recycling services, and digital marketing and booking services for other MSMEs.</w:t>
       </w:r>
     </w:p>
     <w:p>
@@ -8578,30 +9341,15 @@
         <w:rPr/>
       </w:pPr>
       <w:r>
-        <w:rPr/>
-        <w:t xml:space="preserve">Train BSO staff in </w:t>
-      </w:r>
-      <w:r>
-        <w:rPr>
-          <w:b/>
-          <w:bCs/>
-        </w:rPr>
-        <w:t>tourism supplier development</w:t>
-      </w:r>
-      <w:r>
-        <w:rPr/>
-        <w:t xml:space="preserve">, R-NBT product development and </w:t>
-      </w:r>
-      <w:r>
-        <w:rPr>
-          <w:b/>
-          <w:bCs/>
-        </w:rPr>
-        <w:t>investment-readiness services</w:t>
-      </w:r>
-      <w:r>
-        <w:rPr/>
-        <w:t xml:space="preserve"> (loan packaging, lender introductions).</w:t>
+        <w:rPr>
+          <w:b/>
+          <w:bCs/>
+        </w:rPr>
+        <w:t>Apprenticeships with anchor operators</w:t>
+      </w:r>
+      <w:r>
+        <w:rPr/>
+        <w:t xml:space="preserve"> that lead to sub-contracts and the two or three successful bookings needed to be listed (MD p. 75).</w:t>
       </w:r>
     </w:p>
     <w:p>
@@ -8614,19 +9362,15 @@
         <w:rPr/>
       </w:pPr>
       <w:r>
-        <w:rPr/>
-        <w:t xml:space="preserve">Establish </w:t>
-      </w:r>
-      <w:r>
-        <w:rPr>
-          <w:b/>
-          <w:bCs/>
-        </w:rPr>
-        <w:t>BSO-financier referral agreements</w:t>
-      </w:r>
-      <w:r>
-        <w:rPr/>
-        <w:t xml:space="preserve"> so that BSO-assessed MSMEs receive faster processing.</w:t>
+        <w:rPr>
+          <w:b/>
+          <w:bCs/>
+        </w:rPr>
+        <w:t>Asset access</w:t>
+      </w:r>
+      <w:r>
+        <w:rPr/>
+        <w:t xml:space="preserve"> through lease-to-own schemes for vehicles, boats and equipment, linked to youth finance (YDF, EmpowerBank, bank youth windows).</w:t>
       </w:r>
     </w:p>
     <w:p>
@@ -8639,19 +9383,15 @@
         <w:rPr/>
       </w:pPr>
       <w:r>
-        <w:rPr/>
-        <w:t xml:space="preserve">Extend outreach to KAZA hubs through </w:t>
-      </w:r>
-      <w:r>
-        <w:rPr>
-          <w:b/>
-          <w:bCs/>
-        </w:rPr>
-        <w:t>satellite offices or mobile advisers</w:t>
-      </w:r>
-      <w:r>
-        <w:rPr/>
-        <w:t>.</w:t>
+        <w:rPr>
+          <w:b/>
+          <w:bCs/>
+        </w:rPr>
+        <w:t>Seed grants converting to loans</w:t>
+      </w:r>
+      <w:r>
+        <w:rPr/>
+        <w:t xml:space="preserve"> on milestones, so young entrepreneurs build a credit history.</w:t>
       </w:r>
     </w:p>
     <w:p>
@@ -8664,19 +9404,104 @@
         <w:rPr/>
       </w:pPr>
       <w:r>
-        <w:rPr/>
-        <w:t xml:space="preserve">Build </w:t>
-      </w:r>
-      <w:r>
-        <w:rPr>
-          <w:b/>
-          <w:bCs/>
-        </w:rPr>
-        <w:t>gender and youth capacity</w:t>
-      </w:r>
-      <w:r>
-        <w:rPr/>
-        <w:t xml:space="preserve"> within BSOs, including staff training and disaggregated client data.</w:t>
+        <w:rPr>
+          <w:b/>
+          <w:bCs/>
+        </w:rPr>
+        <w:t>Links to existing youth programmes</w:t>
+      </w:r>
+      <w:r>
+        <w:rPr/>
+        <w:t>, such as the UNDP youth-led MSME programme in Livingstone and the youth priority in Namibia's SME fund, to avoid duplication.</w:t>
+      </w:r>
+    </w:p>
+    <w:p>
+      <w:pPr>
+        <w:pStyle w:val="Heading2"/>
+        <w:rPr/>
+      </w:pPr>
+      <w:bookmarkStart w:id="40" w:name="__RefHeading___Toc1193_4016896087"/>
+      <w:bookmarkEnd w:id="40"/>
+      <w:r>
+        <w:rPr/>
+        <w:t>10.4 Blended Support Packages</w:t>
+      </w:r>
+    </w:p>
+    <w:p>
+      <w:pPr>
+        <w:pStyle w:val="Normal"/>
+        <w:jc w:val="both"/>
+        <w:rPr/>
+      </w:pPr>
+      <w:r>
+        <w:rPr/>
+        <w:t>Finance and technical assistance should be delivered together and tied to a buyer. Three packages are proposed:</w:t>
+      </w:r>
+    </w:p>
+    <w:p>
+      <w:pPr>
+        <w:pStyle w:val="Normal"/>
+        <w:jc w:val="both"/>
+        <w:rPr/>
+      </w:pPr>
+      <w:r>
+        <w:rPr>
+          <w:b/>
+          <w:bCs/>
+        </w:rPr>
+        <w:t>The anchor supplier package</w:t>
+      </w:r>
+      <w:r>
+        <w:rPr/>
+        <w:t xml:space="preserve"> targets Tier 2 suppliers in food, lodge-linked goods, transport and cleaning. It combines supplier-development technical assistance, contract-backed working capital in which payment is ceded to the lender, a partial guarantee and a commitment from the anchor on payment terms, delivered with anchor operators, banks, guarantee schemes, LEA and other BSOs.</w:t>
+      </w:r>
+    </w:p>
+    <w:p>
+      <w:pPr>
+        <w:pStyle w:val="Normal"/>
+        <w:jc w:val="both"/>
+        <w:rPr/>
+      </w:pPr>
+      <w:r>
+        <w:rPr>
+          <w:b/>
+          <w:bCs/>
+        </w:rPr>
+        <w:t>The community enterprise package</w:t>
+      </w:r>
+      <w:r>
+        <w:rPr/>
+        <w:t xml:space="preserve"> targets cooperatives and community enterprises in nature-positive products and crafts. It provides governance and certification support, a grant for equipment, a revolving fund and buyer brokerage, working with conservancies, CBOs, NGOs, MFIs and community funds.</w:t>
+      </w:r>
+    </w:p>
+    <w:p>
+      <w:pPr>
+        <w:pStyle w:val="Normal"/>
+        <w:jc w:val="both"/>
+        <w:rPr/>
+      </w:pPr>
+      <w:r>
+        <w:rPr>
+          <w:b/>
+          <w:bCs/>
+        </w:rPr>
+        <w:t>The youth and women start-up package</w:t>
+      </w:r>
+      <w:r>
+        <w:rPr/>
+        <w:t xml:space="preserve"> targets Tier 0 and Tier 1 enterprises led by women and young people. It offers incubation, savings-group linkage, a matching grant that converts to a loan, asset leasing and help with registration, delivered with BSOs, youth and women's finance institutions and training institutions.</w:t>
+      </w:r>
+    </w:p>
+    <w:p>
+      <w:pPr>
+        <w:pStyle w:val="Heading2"/>
+        <w:rPr/>
+      </w:pPr>
+      <w:bookmarkStart w:id="41" w:name="__RefHeading___Toc1195_4016896087"/>
+      <w:bookmarkEnd w:id="41"/>
+      <w:r>
+        <w:rPr/>
+        <w:t>10.5 BSO Strengthening</w:t>
       </w:r>
     </w:p>
     <w:p>
@@ -8690,110 +9515,18 @@
       </w:pPr>
       <w:r>
         <w:rPr/>
-        <w:t xml:space="preserve">Use </w:t>
-      </w:r>
-      <w:r>
-        <w:rPr>
-          <w:b/>
-          <w:bCs/>
-        </w:rPr>
-        <w:t>performance-based contracts</w:t>
-      </w:r>
-      <w:r>
-        <w:rPr/>
-        <w:t xml:space="preserve"> that pay BSOs for MSMEs graduating between tiers and accessing finance.</w:t>
-      </w:r>
-    </w:p>
-    <w:p>
-      <w:pPr>
-        <w:pStyle w:val="Normal"/>
-        <w:jc w:val="both"/>
-        <w:rPr/>
-      </w:pPr>
-      <w:r>
-        <w:rPr/>
-        <w:t>The programme should work through existing BSOs rather than create new ones. A lead BSO and a first strengthening focus are proposed for each country, based on Section 7.3.</w:t>
-      </w:r>
-    </w:p>
-    <w:p>
-      <w:pPr>
-        <w:pStyle w:val="Normal"/>
-        <w:jc w:val="both"/>
-        <w:rPr/>
-      </w:pPr>
-      <w:r>
-        <w:rPr>
-          <w:b/>
-          <w:bCs/>
-        </w:rPr>
-        <w:t>In Angola,</w:t>
-      </w:r>
-      <w:r>
-        <w:rPr/>
-        <w:t xml:space="preserve"> INAPEM should lead, working with the provincial governments of Cuando and Cubango and conservation NGOs. The first focus would be a tourism and lodge-supply module in the incubator network, certification and registration help in Menongue, and building Angolan guiding and logistics capability, with the incubator network and Envolver+ as entry points. </w:t>
-      </w:r>
-      <w:r>
-        <w:rPr>
-          <w:b/>
-          <w:bCs/>
-        </w:rPr>
-        <w:t>In Botswana,</w:t>
-      </w:r>
-      <w:r>
-        <w:rPr/>
-        <w:t xml:space="preserve"> LEA should lead with BTO, HATAB, WIBA and anchor operators, focusing on supplier development in Kasane and Maun, a readiness diagnostic, and links to CEDA and Stanbic finance; the Wilderness-LEA memorandum and the Wilderness-Stanbic facility are the entry points.</w:t>
-      </w:r>
-    </w:p>
-    <w:p>
-      <w:pPr>
-        <w:pStyle w:val="Normal"/>
-        <w:jc w:val="both"/>
-        <w:rPr/>
-      </w:pPr>
-      <w:r>
-        <w:rPr>
-          <w:b/>
-          <w:bCs/>
-        </w:rPr>
-        <w:t>In Namibia,</w:t>
-      </w:r>
-      <w:r>
-        <w:rPr/>
-        <w:t xml:space="preserve"> NIPDB should lead with NACSO, IRDNC, the Namibia Nature Foundation, the chamber's regional branches and lodge operators. The focus would be a KAZA window in the High Potential Pool and the SME fund, a pathway from conservancy enterprise to supplier, and registration support. </w:t>
-      </w:r>
-      <w:r>
-        <w:rPr>
-          <w:b/>
-          <w:bCs/>
-        </w:rPr>
-        <w:t>In Zambia,</w:t>
-      </w:r>
-      <w:r>
-        <w:rPr/>
-        <w:t xml:space="preserve"> ZDA and CEEC should lead with the Livingstone Tourism Association and training institutions, focusing on tourism supplier development in Livingstone, seasonal terms in CEEC products and youth incubation, building on the ZDA-CEEC agreement and the UNDP youth MSME programme. </w:t>
-      </w:r>
-      <w:r>
-        <w:rPr>
-          <w:b/>
-          <w:bCs/>
-        </w:rPr>
-        <w:t>In Zimbabwe,</w:t>
-      </w:r>
-      <w:r>
-        <w:rPr/>
-        <w:t xml:space="preserve"> SMEDCO should lead with ZIDA, the Zimbabwe Tourism Authority, the Tourism Business Council and the CAMPFIRE Association, focusing on supplier development in Victoria Falls and Hwange, tax-clearance support through ZIDA and investment readiness for ZEEX, building on SMEDCO's programmes and its stock exchange partnership.</w:t>
-      </w:r>
-    </w:p>
-    <w:p>
-      <w:pPr>
-        <w:pStyle w:val="Heading2"/>
-        <w:rPr/>
-      </w:pPr>
-      <w:bookmarkStart w:id="42" w:name="__RefHeading___Toc1075_3359597930"/>
-      <w:bookmarkEnd w:id="42"/>
-      <w:r>
-        <w:rPr/>
-        <w:t>10.6 Financial Institution Strengthening</w:t>
+        <w:t xml:space="preserve">Develop and roll out a </w:t>
+      </w:r>
+      <w:r>
+        <w:rPr>
+          <w:b/>
+          <w:bCs/>
+        </w:rPr>
+        <w:t>common KAZA readiness diagnostic</w:t>
+      </w:r>
+      <w:r>
+        <w:rPr/>
+        <w:t xml:space="preserve"> and tier-tracking system for use by BSOs and financiers.</w:t>
       </w:r>
     </w:p>
     <w:p>
@@ -8807,18 +9540,29 @@
       </w:pPr>
       <w:r>
         <w:rPr/>
-        <w:t xml:space="preserve">Technical assistance to partner banks and MFIs to design </w:t>
-      </w:r>
-      <w:r>
-        <w:rPr>
-          <w:b/>
-          <w:bCs/>
-        </w:rPr>
-        <w:t>seasonal products</w:t>
-      </w:r>
-      <w:r>
-        <w:rPr/>
-        <w:t xml:space="preserve"> and contract-backed supplier finance.</w:t>
+        <w:t xml:space="preserve">Train BSO staff in </w:t>
+      </w:r>
+      <w:r>
+        <w:rPr>
+          <w:b/>
+          <w:bCs/>
+        </w:rPr>
+        <w:t>tourism supplier development</w:t>
+      </w:r>
+      <w:r>
+        <w:rPr/>
+        <w:t xml:space="preserve">, R-NBT product development and </w:t>
+      </w:r>
+      <w:r>
+        <w:rPr>
+          <w:b/>
+          <w:bCs/>
+        </w:rPr>
+        <w:t>investment-readiness services</w:t>
+      </w:r>
+      <w:r>
+        <w:rPr/>
+        <w:t xml:space="preserve"> (loan packaging, lender introductions).</w:t>
       </w:r>
     </w:p>
     <w:p>
@@ -8831,15 +9575,19 @@
         <w:rPr/>
       </w:pPr>
       <w:r>
-        <w:rPr>
-          <w:b/>
-          <w:bCs/>
-        </w:rPr>
-        <w:t>Sector training</w:t>
-      </w:r>
-      <w:r>
-        <w:rPr/>
-        <w:t xml:space="preserve"> for credit officers on R-NBT business models, anchor contracts and concession arrangements.</w:t>
+        <w:rPr/>
+        <w:t xml:space="preserve">Establish </w:t>
+      </w:r>
+      <w:r>
+        <w:rPr>
+          <w:b/>
+          <w:bCs/>
+        </w:rPr>
+        <w:t>BSO-financier referral agreements</w:t>
+      </w:r>
+      <w:r>
+        <w:rPr/>
+        <w:t xml:space="preserve"> so that BSO-assessed MSMEs receive faster processing.</w:t>
       </w:r>
     </w:p>
     <w:p>
@@ -8852,15 +9600,19 @@
         <w:rPr/>
       </w:pPr>
       <w:r>
-        <w:rPr>
-          <w:b/>
-          <w:bCs/>
-        </w:rPr>
-        <w:t>Standard tripartite contract templates</w:t>
-      </w:r>
-      <w:r>
-        <w:rPr/>
-        <w:t xml:space="preserve"> (MSME supplier, anchor buyer and lender) in which payment is ceded to the lender, following the Wilderness-Stanbic example, to reduce reliance on slow court enforcement.</w:t>
+        <w:rPr/>
+        <w:t xml:space="preserve">Extend outreach to KAZA hubs through </w:t>
+      </w:r>
+      <w:r>
+        <w:rPr>
+          <w:b/>
+          <w:bCs/>
+        </w:rPr>
+        <w:t>satellite offices or mobile advisers</w:t>
+      </w:r>
+      <w:r>
+        <w:rPr/>
+        <w:t>.</w:t>
       </w:r>
     </w:p>
     <w:p>
@@ -8874,18 +9626,18 @@
       </w:pPr>
       <w:r>
         <w:rPr/>
-        <w:t xml:space="preserve">Support to guarantee schemes to open </w:t>
-      </w:r>
-      <w:r>
-        <w:rPr>
-          <w:b/>
-          <w:bCs/>
-        </w:rPr>
-        <w:t>tourism or KAZA windows</w:t>
-      </w:r>
-      <w:r>
-        <w:rPr/>
-        <w:t xml:space="preserve"> with seasonal terms, and to banks to use them.</w:t>
+        <w:t xml:space="preserve">Build </w:t>
+      </w:r>
+      <w:r>
+        <w:rPr>
+          <w:b/>
+          <w:bCs/>
+        </w:rPr>
+        <w:t>gender and youth capacity</w:t>
+      </w:r>
+      <w:r>
+        <w:rPr/>
+        <w:t xml:space="preserve"> within BSOs, including staff training and disaggregated client data.</w:t>
       </w:r>
     </w:p>
     <w:p>
@@ -8899,18 +9651,18 @@
       </w:pPr>
       <w:r>
         <w:rPr/>
-        <w:t xml:space="preserve">A </w:t>
-      </w:r>
-      <w:r>
-        <w:rPr>
-          <w:b/>
-          <w:bCs/>
-        </w:rPr>
-        <w:t>revenue-based finance pilot</w:t>
-      </w:r>
-      <w:r>
-        <w:rPr/>
-        <w:t xml:space="preserve"> with an impact fund or fintech, using anchor-buyer and digital payment data.</w:t>
+        <w:t xml:space="preserve">Use </w:t>
+      </w:r>
+      <w:r>
+        <w:rPr>
+          <w:b/>
+          <w:bCs/>
+        </w:rPr>
+        <w:t>performance-based contracts</w:t>
+      </w:r>
+      <w:r>
+        <w:rPr/>
+        <w:t xml:space="preserve"> that pay BSOs for MSMEs graduating between tiers and accessing finance.</w:t>
       </w:r>
     </w:p>
     <w:p>
@@ -8927,34 +9679,11 @@
           <w:b/>
           <w:bCs/>
         </w:rPr>
-        <w:t>Gender-disaggregated reporting</w:t>
-      </w:r>
-      <w:r>
-        <w:rPr/>
-        <w:t xml:space="preserve"> and gender-smart product design.</w:t>
-      </w:r>
-    </w:p>
-    <w:p>
-      <w:pPr>
-        <w:pStyle w:val="Heading2"/>
-        <w:rPr/>
-      </w:pPr>
-      <w:bookmarkStart w:id="43" w:name="__RefHeading___Toc1077_3359597930"/>
-      <w:bookmarkEnd w:id="43"/>
-      <w:r>
-        <w:rPr/>
-        <w:t>10.7 Enabling Environment and Market Linkage Actions</w:t>
-      </w:r>
-    </w:p>
-    <w:p>
-      <w:pPr>
-        <w:pStyle w:val="Normal"/>
-        <w:jc w:val="both"/>
-        <w:rPr/>
-      </w:pPr>
-      <w:r>
-        <w:rPr/>
-        <w:t>Most enabling-environment constraints are national and beyond the programme's control, but several can be influenced directly:</w:t>
+        <w:t>Strengthen BSOs' own systems</w:t>
+      </w:r>
+      <w:r>
+        <w:rPr/>
+        <w:t xml:space="preserve"> before asking them to deliver more: strategic plans, performance management and systems to assess and report the impact of services, which the PSDP survey found missing in Botswana's tourism association and apex body (Section 6.2).</w:t>
       </w:r>
     </w:p>
     <w:p>
@@ -8971,11 +9700,22 @@
           <w:b/>
           <w:bCs/>
         </w:rPr>
-        <w:t>Formalisation support at the point of need.</w:t>
-      </w:r>
-      <w:r>
-        <w:rPr/>
-        <w:t xml:space="preserve"> Fund BSO advisers to take MSMEs through registration and tax clearance when a contract requires it, using CIPA's online system in Botswana, ZIDA's one-stop centre in Zimbabwe and the BUE and Guiché Único in Angola.</w:t>
+        <w:t>Accredit mentors and advisers</w:t>
+      </w:r>
+      <w:r>
+        <w:rPr/>
+        <w:t xml:space="preserve">, building on the PSDP proposals to coach CEDA's mentors and accredit LEA consultants, and use </w:t>
+      </w:r>
+      <w:r>
+        <w:rPr>
+          <w:b/>
+          <w:bCs/>
+        </w:rPr>
+        <w:t>retired-expert secondments</w:t>
+      </w:r>
+      <w:r>
+        <w:rPr/>
+        <w:t xml:space="preserve"> to add specialist skills at low cost.</w:t>
       </w:r>
     </w:p>
     <w:p>
@@ -8992,11 +9732,22 @@
           <w:b/>
           <w:bCs/>
         </w:rPr>
-        <w:t>Dialogue on MSME-friendly rules.</w:t>
-      </w:r>
-      <w:r>
-        <w:rPr/>
-        <w:t xml:space="preserve"> Use national validation workshops to raise specific issues with regulators: a simplified tax-clearance route for micro-suppliers in Zimbabwe, omnibus licensing for tourism in Zambia (already under discussion between the BRRA, the Ministry of Tourism and the Zambia Tourism Agency), faster registration in Namibia, and seasonal terms in public finance schemes.</w:t>
+        <w:t>Extend standards, testing and productivity services to the KAZA hubs</w:t>
+      </w:r>
+      <w:r>
+        <w:rPr/>
+        <w:t xml:space="preserve"> through alliances with BSOs that already have local offices, as the PSDP survey proposed for BOBS, and through company-level productivity programmes such as BNPC's </w:t>
+      </w:r>
+      <w:r>
+        <w:rPr>
+          <w:i/>
+          <w:iCs/>
+        </w:rPr>
+        <w:t>kaizen</w:t>
+      </w:r>
+      <w:r>
+        <w:rPr/>
+        <w:t xml:space="preserve"> programme.</w:t>
       </w:r>
     </w:p>
     <w:p>
@@ -9013,11 +9764,11 @@
           <w:b/>
           <w:bCs/>
         </w:rPr>
-        <w:t>Anchor procurement commitments.</w:t>
-      </w:r>
-      <w:r>
-        <w:rPr/>
-        <w:t xml:space="preserve"> Agree local and MSME procurement targets, product specifications and payment terms with anchor operators in each pilot destination, following the Wilderness and Gondwana examples, and report on them through the destination baselines (MD p. 140-141).</w:t>
+        <w:t>Map BSO services in each country</w:t>
+      </w:r>
+      <w:r>
+        <w:rPr/>
+        <w:t xml:space="preserve"> and publish a directory and referral system, so that MSMEs and BSOs know who offers what and overlapping mandates can be reduced (Section 6.2).</w:t>
       </w:r>
     </w:p>
     <w:p>
@@ -9030,15 +9781,111 @@
         <w:rPr/>
       </w:pPr>
       <w:r>
-        <w:rPr>
-          <w:b/>
-          <w:bCs/>
-        </w:rPr>
-        <w:t>Cross-border supply.</w:t>
-      </w:r>
-      <w:r>
-        <w:rPr/>
-        <w:t xml:space="preserve"> Support the KAZA Secretariat in implementing the 2024 commitment to broaden the Univisa, and pilot a simplified procedure for small consignments from MSME suppliers across the Kazungula and Victoria Falls borders.</w:t>
+        <w:rPr/>
+        <w:t xml:space="preserve">Strengthen </w:t>
+      </w:r>
+      <w:r>
+        <w:rPr>
+          <w:b/>
+          <w:bCs/>
+        </w:rPr>
+        <w:t>associations' advocacy capacity</w:t>
+      </w:r>
+      <w:r>
+        <w:rPr/>
+        <w:t>, including sector or KAZA desks in chambers and apex bodies, so that MSME issues such as payment terms and the cost of compliance reach government and anchor buyers.</w:t>
+      </w:r>
+    </w:p>
+    <w:p>
+      <w:pPr>
+        <w:pStyle w:val="Normal"/>
+        <w:jc w:val="both"/>
+        <w:rPr/>
+      </w:pPr>
+      <w:r>
+        <w:rPr/>
+        <w:t>The programme should work through existing BSOs rather than create new ones. A lead BSO and a first strengthening focus are proposed for each country, based on Section 7.3.</w:t>
+      </w:r>
+    </w:p>
+    <w:p>
+      <w:pPr>
+        <w:pStyle w:val="Normal"/>
+        <w:jc w:val="both"/>
+        <w:rPr/>
+      </w:pPr>
+      <w:r>
+        <w:rPr>
+          <w:b/>
+          <w:bCs/>
+        </w:rPr>
+        <w:t>In Angola,</w:t>
+      </w:r>
+      <w:r>
+        <w:rPr/>
+        <w:t xml:space="preserve"> INAPEM should lead, working with the provincial governments of Cuando and Cubango and conservation NGOs. The first focus would be a tourism and lodge-supply module in the incubator network, certification and registration help in Menongue, and building Angolan guiding and logistics capability, with the incubator network and Envolver+ as entry points. </w:t>
+      </w:r>
+      <w:r>
+        <w:rPr>
+          <w:b/>
+          <w:bCs/>
+        </w:rPr>
+        <w:t>In Botswana,</w:t>
+      </w:r>
+      <w:r>
+        <w:rPr/>
+        <w:t xml:space="preserve"> LEA should lead with BTO, HATAB, WIBA, Business Botswana, BOBS, BNPC and anchor operators, focusing on supplier development in Kasane and Maun, a readiness diagnostic, an LEA-CEDA referral pipeline and links to Stanbic finance, standards and productivity services delivered through LEA, and organisational strengthening for HATAB; the Wilderness-LEA memorandum and the Wilderness-Stanbic facility are the entry points.</w:t>
+      </w:r>
+    </w:p>
+    <w:p>
+      <w:pPr>
+        <w:pStyle w:val="Normal"/>
+        <w:jc w:val="both"/>
+        <w:rPr/>
+      </w:pPr>
+      <w:r>
+        <w:rPr>
+          <w:b/>
+          <w:bCs/>
+        </w:rPr>
+        <w:t>In Namibia,</w:t>
+      </w:r>
+      <w:r>
+        <w:rPr/>
+        <w:t xml:space="preserve"> NIPDB should lead with NACSO, IRDNC, the Namibia Nature Foundation, the chamber's regional branches and lodge operators. The focus would be a KAZA window in the High Potential Pool and the SME fund, a pathway from conservancy enterprise to supplier, and registration support. </w:t>
+      </w:r>
+      <w:r>
+        <w:rPr>
+          <w:b/>
+          <w:bCs/>
+        </w:rPr>
+        <w:t>In Zambia,</w:t>
+      </w:r>
+      <w:r>
+        <w:rPr/>
+        <w:t xml:space="preserve"> ZDA and CEEC should lead with the Livingstone Tourism Association and training institutions, focusing on tourism supplier development in Livingstone, seasonal terms in CEEC products and youth incubation, building on the ZDA-CEEC agreement and the UNDP youth MSME programme. </w:t>
+      </w:r>
+      <w:r>
+        <w:rPr>
+          <w:b/>
+          <w:bCs/>
+        </w:rPr>
+        <w:t>In Zimbabwe,</w:t>
+      </w:r>
+      <w:r>
+        <w:rPr/>
+        <w:t xml:space="preserve"> SMEDCO should lead with ZIDA, the Zimbabwe Tourism Authority, the Tourism Business Council and the CAMPFIRE Association, focusing on supplier development in Victoria Falls and Hwange, tax-clearance support through ZIDA and investment readiness for ZEEX, building on SMEDCO's programmes and its stock exchange partnership.</w:t>
+      </w:r>
+    </w:p>
+    <w:p>
+      <w:pPr>
+        <w:pStyle w:val="Heading2"/>
+        <w:rPr/>
+      </w:pPr>
+      <w:bookmarkStart w:id="42" w:name="__RefHeading___Toc1197_4016896087"/>
+      <w:bookmarkEnd w:id="42"/>
+      <w:r>
+        <w:rPr/>
+        <w:t>10.6 Financial Institution Strengthening</w:t>
       </w:r>
     </w:p>
     <w:p>
@@ -9051,38 +9898,19 @@
         <w:rPr/>
       </w:pPr>
       <w:r>
-        <w:rPr>
-          <w:b/>
-          <w:bCs/>
-        </w:rPr>
-        <w:t>Update the regulatory evidence.</w:t>
-      </w:r>
-      <w:r>
-        <w:rPr/>
-        <w:t xml:space="preserve"> Replace the Doing Business 2020 benchmarks with B-READY data as the World Bank extends coverage to 164 economies by the end of 2026, and add KAZA-hub measures of registration and licensing time to the destination baselines.</w:t>
-      </w:r>
-    </w:p>
-    <w:p>
-      <w:pPr>
-        <w:pStyle w:val="Heading2"/>
-        <w:rPr/>
-      </w:pPr>
-      <w:bookmarkStart w:id="44" w:name="__RefHeading___Toc1079_3359597930"/>
-      <w:bookmarkEnd w:id="44"/>
-      <w:r>
-        <w:rPr/>
-        <w:t>10.8 Pathways to Financing</w:t>
-      </w:r>
-    </w:p>
-    <w:p>
-      <w:pPr>
-        <w:pStyle w:val="Normal"/>
-        <w:jc w:val="both"/>
-        <w:rPr/>
-      </w:pPr>
-      <w:r>
-        <w:rPr/>
-        <w:t>The pathways connect the readiness tiers to the pilot mechanisms identified in the Financial Landscape Analysis:</w:t>
+        <w:rPr/>
+        <w:t xml:space="preserve">Technical assistance to partner banks and MFIs to design </w:t>
+      </w:r>
+      <w:r>
+        <w:rPr>
+          <w:b/>
+          <w:bCs/>
+        </w:rPr>
+        <w:t>seasonal products</w:t>
+      </w:r>
+      <w:r>
+        <w:rPr/>
+        <w:t xml:space="preserve"> and contract-backed supplier finance.</w:t>
       </w:r>
     </w:p>
     <w:p>
@@ -9099,11 +9927,11 @@
           <w:b/>
           <w:bCs/>
         </w:rPr>
-        <w:t>Tier 0-1 to savings-linked micro-finance:</w:t>
-      </w:r>
-      <w:r>
-        <w:rPr/>
-        <w:t xml:space="preserve"> savings groups linked to MFIs and women's and youth finance institutions, with community revolving funds where conservancy or CAMPFIRE revenues allow.</w:t>
+        <w:t>Sector training</w:t>
+      </w:r>
+      <w:r>
+        <w:rPr/>
+        <w:t xml:space="preserve"> for credit officers on R-NBT business models, anchor contracts and concession arrangements.</w:t>
       </w:r>
     </w:p>
     <w:p>
@@ -9120,11 +9948,11 @@
           <w:b/>
           <w:bCs/>
         </w:rPr>
-        <w:t>Tier 1-2 to grant-to-loan finance:</w:t>
-      </w:r>
-      <w:r>
-        <w:rPr/>
-        <w:t xml:space="preserve"> readiness grants that convert to loans or guarantees on milestones.</w:t>
+        <w:t>Standard tripartite contract templates</w:t>
+      </w:r>
+      <w:r>
+        <w:rPr/>
+        <w:t xml:space="preserve"> (MSME supplier, anchor buyer and lender) in which payment is ceded to the lender, following the Wilderness-Stanbic example, to reduce reliance on slow court enforcement.</w:t>
       </w:r>
     </w:p>
     <w:p>
@@ -9137,15 +9965,19 @@
         <w:rPr/>
       </w:pPr>
       <w:r>
-        <w:rPr>
-          <w:b/>
-          <w:bCs/>
-        </w:rPr>
-        <w:t>Tier 2 to contract-backed supplier finance and asset leasing:</w:t>
-      </w:r>
-      <w:r>
-        <w:rPr/>
-        <w:t xml:space="preserve"> anchored by lodge operators and DMCs, with tourism windows in national guarantee schemes.</w:t>
+        <w:rPr/>
+        <w:t xml:space="preserve">Support to guarantee schemes to open </w:t>
+      </w:r>
+      <w:r>
+        <w:rPr>
+          <w:b/>
+          <w:bCs/>
+        </w:rPr>
+        <w:t>tourism or KAZA windows</w:t>
+      </w:r>
+      <w:r>
+        <w:rPr/>
+        <w:t xml:space="preserve"> with seasonal terms, and to banks to use them.</w:t>
       </w:r>
     </w:p>
     <w:p>
@@ -9158,27 +9990,19 @@
         <w:rPr/>
       </w:pPr>
       <w:r>
-        <w:rPr>
-          <w:b/>
-          <w:bCs/>
-        </w:rPr>
-        <w:t>Tier 3 to term finance, revenue-based finance and quasi-equity:</w:t>
-      </w:r>
-      <w:r>
-        <w:rPr/>
-        <w:t xml:space="preserve"> through banks, DFIs and impact investors, with seasonal repayment.</w:t>
-      </w:r>
-    </w:p>
-    <w:p>
-      <w:pPr>
-        <w:pStyle w:val="Heading2"/>
-        <w:rPr/>
-      </w:pPr>
-      <w:bookmarkStart w:id="45" w:name="__RefHeading___Toc1081_3359597930"/>
-      <w:bookmarkEnd w:id="45"/>
-      <w:r>
-        <w:rPr/>
-        <w:t>10.9 Priorities and Next Steps</w:t>
+        <w:rPr/>
+        <w:t xml:space="preserve">A </w:t>
+      </w:r>
+      <w:r>
+        <w:rPr>
+          <w:b/>
+          <w:bCs/>
+        </w:rPr>
+        <w:t>revenue-based finance pilot</w:t>
+      </w:r>
+      <w:r>
+        <w:rPr/>
+        <w:t xml:space="preserve"> with an impact fund or fintech, using anchor-buyer and digital payment data.</w:t>
       </w:r>
     </w:p>
     <w:p>
@@ -9195,11 +10019,34 @@
           <w:b/>
           <w:bCs/>
         </w:rPr>
-        <w:t>Start where demand is proven:</w:t>
-      </w:r>
-      <w:r>
-        <w:rPr/>
-        <w:t xml:space="preserve"> food and agricultural supply and lodge-linked goods in Kasane/Chobe, Hwange-Victoria Falls, Livingstone and the Zambezi Region, where anchor demand is confirmed.</w:t>
+        <w:t>Gender-disaggregated reporting</w:t>
+      </w:r>
+      <w:r>
+        <w:rPr/>
+        <w:t xml:space="preserve"> and gender-smart product design.</w:t>
+      </w:r>
+    </w:p>
+    <w:p>
+      <w:pPr>
+        <w:pStyle w:val="Heading2"/>
+        <w:rPr/>
+      </w:pPr>
+      <w:bookmarkStart w:id="43" w:name="__RefHeading___Toc1199_4016896087"/>
+      <w:bookmarkEnd w:id="43"/>
+      <w:r>
+        <w:rPr/>
+        <w:t>10.7 Enabling Environment and Market Linkage Actions</w:t>
+      </w:r>
+    </w:p>
+    <w:p>
+      <w:pPr>
+        <w:pStyle w:val="Normal"/>
+        <w:jc w:val="both"/>
+        <w:rPr/>
+      </w:pPr>
+      <w:r>
+        <w:rPr/>
+        <w:t>Most enabling-environment constraints are national and beyond the programme's control, but several can be influenced directly:</w:t>
       </w:r>
     </w:p>
     <w:p>
@@ -9216,11 +10063,11 @@
           <w:b/>
           <w:bCs/>
         </w:rPr>
-        <w:t>Fix crafts through markets, not volume:</w:t>
-      </w:r>
-      <w:r>
-        <w:rPr/>
-        <w:t xml:space="preserve"> focus on product differentiation and buyer relationships before finance.</w:t>
+        <w:t>Formalisation support at the point of need.</w:t>
+      </w:r>
+      <w:r>
+        <w:rPr/>
+        <w:t xml:space="preserve"> Fund BSO advisers to take MSMEs through registration and tax clearance when a contract requires it, using CIPA's online system in Botswana, ZIDA's one-stop centre in Zimbabwe and the BUE and Guiché Único in Angola.</w:t>
       </w:r>
     </w:p>
     <w:p>
@@ -9237,11 +10084,11 @@
           <w:b/>
           <w:bCs/>
         </w:rPr>
-        <w:t>Build on what exists:</w:t>
-      </w:r>
-      <w:r>
-        <w:rPr/>
-        <w:t xml:space="preserve"> work through the lead BSOs and anchor supplier programmes in each country rather than creating parallel structures.</w:t>
+        <w:t>Dialogue on MSME-friendly rules.</w:t>
+      </w:r>
+      <w:r>
+        <w:rPr/>
+        <w:t xml:space="preserve"> Use national validation workshops to raise specific issues with regulators: a simplified tax-clearance route for micro-suppliers in Zimbabwe, omnibus licensing for tourism in Zambia (already under discussion between the BRRA, the Ministry of Tourism and the Zambia Tourism Agency), faster registration in Namibia, and seasonal terms in public finance schemes.</w:t>
       </w:r>
     </w:p>
     <w:p>
@@ -9258,11 +10105,11 @@
           <w:b/>
           <w:bCs/>
         </w:rPr>
-        <w:t>Close the gender and age data gap:</w:t>
-      </w:r>
-      <w:r>
-        <w:rPr/>
-        <w:t xml:space="preserve"> run a disaggregated MSME baseline in pilot destinations (Annex B).</w:t>
+        <w:t>Anchor procurement commitments.</w:t>
+      </w:r>
+      <w:r>
+        <w:rPr/>
+        <w:t xml:space="preserve"> Agree local and MSME procurement targets, product specifications and payment terms with anchor operators in each pilot destination, following the Wilderness and Gondwana examples, and report on them through the destination baselines (MD p. 140-141).</w:t>
       </w:r>
     </w:p>
     <w:p>
@@ -9279,11 +10126,11 @@
           <w:b/>
           <w:bCs/>
         </w:rPr>
-        <w:t>Validate:</w:t>
-      </w:r>
-      <w:r>
-        <w:rPr/>
-        <w:t xml:space="preserve"> test readiness ratings, models and enabling-environment findings with MSMEs, BSOs, anchor buyers, regulators and financial institutions at national workshops.</w:t>
+        <w:t>Cross-border supply.</w:t>
+      </w:r>
+      <w:r>
+        <w:rPr/>
+        <w:t xml:space="preserve"> Support the KAZA Secretariat in implementing the 2024 commitment to broaden the Univisa, and pilot a simplified procedure for small consignments from MSME suppliers across the Kazungula and Victoria Falls borders.</w:t>
       </w:r>
     </w:p>
     <w:p>
@@ -9300,6 +10147,251 @@
           <w:b/>
           <w:bCs/>
         </w:rPr>
+        <w:t>Update the regulatory evidence.</w:t>
+      </w:r>
+      <w:r>
+        <w:rPr/>
+        <w:t xml:space="preserve"> Replace the Doing Business 2020 benchmarks with B-READY data as the World Bank extends coverage to 164 economies by the end of 2026, and add KAZA-hub measures of registration and licensing time to the destination baselines.</w:t>
+      </w:r>
+    </w:p>
+    <w:p>
+      <w:pPr>
+        <w:pStyle w:val="Heading2"/>
+        <w:rPr/>
+      </w:pPr>
+      <w:bookmarkStart w:id="44" w:name="__RefHeading___Toc1201_4016896087"/>
+      <w:bookmarkEnd w:id="44"/>
+      <w:r>
+        <w:rPr/>
+        <w:t>10.8 Pathways to Financing</w:t>
+      </w:r>
+    </w:p>
+    <w:p>
+      <w:pPr>
+        <w:pStyle w:val="Normal"/>
+        <w:jc w:val="both"/>
+        <w:rPr/>
+      </w:pPr>
+      <w:r>
+        <w:rPr/>
+        <w:t>The pathways connect the readiness tiers to the pilot mechanisms identified in the Financial Landscape Analysis:</w:t>
+      </w:r>
+    </w:p>
+    <w:p>
+      <w:pPr>
+        <w:pStyle w:val="ListParagraph"/>
+        <w:numPr>
+          <w:ilvl w:val="0"/>
+          <w:numId w:val="121"/>
+        </w:numPr>
+        <w:rPr/>
+      </w:pPr>
+      <w:r>
+        <w:rPr>
+          <w:b/>
+          <w:bCs/>
+        </w:rPr>
+        <w:t>Tier 0-1 to savings-linked micro-finance:</w:t>
+      </w:r>
+      <w:r>
+        <w:rPr/>
+        <w:t xml:space="preserve"> savings groups linked to MFIs and women's and youth finance institutions, with community revolving funds where conservancy or CAMPFIRE revenues allow.</w:t>
+      </w:r>
+    </w:p>
+    <w:p>
+      <w:pPr>
+        <w:pStyle w:val="ListParagraph"/>
+        <w:numPr>
+          <w:ilvl w:val="0"/>
+          <w:numId w:val="122"/>
+        </w:numPr>
+        <w:rPr/>
+      </w:pPr>
+      <w:r>
+        <w:rPr>
+          <w:b/>
+          <w:bCs/>
+        </w:rPr>
+        <w:t>Tier 1-2 to grant-to-loan finance:</w:t>
+      </w:r>
+      <w:r>
+        <w:rPr/>
+        <w:t xml:space="preserve"> readiness grants that convert to loans or guarantees on milestones.</w:t>
+      </w:r>
+    </w:p>
+    <w:p>
+      <w:pPr>
+        <w:pStyle w:val="ListParagraph"/>
+        <w:numPr>
+          <w:ilvl w:val="0"/>
+          <w:numId w:val="123"/>
+        </w:numPr>
+        <w:rPr/>
+      </w:pPr>
+      <w:r>
+        <w:rPr>
+          <w:b/>
+          <w:bCs/>
+        </w:rPr>
+        <w:t>Tier 2 to contract-backed supplier finance and asset leasing:</w:t>
+      </w:r>
+      <w:r>
+        <w:rPr/>
+        <w:t xml:space="preserve"> anchored by lodge operators and DMCs, with tourism windows in national guarantee schemes.</w:t>
+      </w:r>
+    </w:p>
+    <w:p>
+      <w:pPr>
+        <w:pStyle w:val="ListParagraph"/>
+        <w:numPr>
+          <w:ilvl w:val="0"/>
+          <w:numId w:val="124"/>
+        </w:numPr>
+        <w:rPr/>
+      </w:pPr>
+      <w:r>
+        <w:rPr>
+          <w:b/>
+          <w:bCs/>
+        </w:rPr>
+        <w:t>Tier 3 to term finance, revenue-based finance and quasi-equity:</w:t>
+      </w:r>
+      <w:r>
+        <w:rPr/>
+        <w:t xml:space="preserve"> through banks, DFIs and impact investors, with seasonal repayment.</w:t>
+      </w:r>
+    </w:p>
+    <w:p>
+      <w:pPr>
+        <w:pStyle w:val="Heading2"/>
+        <w:rPr/>
+      </w:pPr>
+      <w:bookmarkStart w:id="45" w:name="__RefHeading___Toc1203_4016896087"/>
+      <w:bookmarkEnd w:id="45"/>
+      <w:r>
+        <w:rPr/>
+        <w:t>10.9 Priorities and Next Steps</w:t>
+      </w:r>
+    </w:p>
+    <w:p>
+      <w:pPr>
+        <w:pStyle w:val="ListParagraph"/>
+        <w:numPr>
+          <w:ilvl w:val="0"/>
+          <w:numId w:val="125"/>
+        </w:numPr>
+        <w:rPr/>
+      </w:pPr>
+      <w:r>
+        <w:rPr>
+          <w:b/>
+          <w:bCs/>
+        </w:rPr>
+        <w:t>Start where demand is proven:</w:t>
+      </w:r>
+      <w:r>
+        <w:rPr/>
+        <w:t xml:space="preserve"> food and agricultural supply and lodge-linked goods in Kasane/Chobe, Hwange-Victoria Falls, Livingstone and the Zambezi Region, where anchor demand is confirmed.</w:t>
+      </w:r>
+    </w:p>
+    <w:p>
+      <w:pPr>
+        <w:pStyle w:val="ListParagraph"/>
+        <w:numPr>
+          <w:ilvl w:val="0"/>
+          <w:numId w:val="126"/>
+        </w:numPr>
+        <w:rPr/>
+      </w:pPr>
+      <w:r>
+        <w:rPr>
+          <w:b/>
+          <w:bCs/>
+        </w:rPr>
+        <w:t>Fix crafts through markets, not volume:</w:t>
+      </w:r>
+      <w:r>
+        <w:rPr/>
+        <w:t xml:space="preserve"> focus on product differentiation and buyer relationships before finance.</w:t>
+      </w:r>
+    </w:p>
+    <w:p>
+      <w:pPr>
+        <w:pStyle w:val="ListParagraph"/>
+        <w:numPr>
+          <w:ilvl w:val="0"/>
+          <w:numId w:val="127"/>
+        </w:numPr>
+        <w:rPr/>
+      </w:pPr>
+      <w:r>
+        <w:rPr>
+          <w:b/>
+          <w:bCs/>
+        </w:rPr>
+        <w:t>Build on what exists:</w:t>
+      </w:r>
+      <w:r>
+        <w:rPr/>
+        <w:t xml:space="preserve"> work through the lead BSOs and anchor supplier programmes in each country rather than creating parallel structures.</w:t>
+      </w:r>
+    </w:p>
+    <w:p>
+      <w:pPr>
+        <w:pStyle w:val="ListParagraph"/>
+        <w:numPr>
+          <w:ilvl w:val="0"/>
+          <w:numId w:val="128"/>
+        </w:numPr>
+        <w:rPr/>
+      </w:pPr>
+      <w:r>
+        <w:rPr>
+          <w:b/>
+          <w:bCs/>
+        </w:rPr>
+        <w:t>Close the gender and age data gap:</w:t>
+      </w:r>
+      <w:r>
+        <w:rPr/>
+        <w:t xml:space="preserve"> run a disaggregated MSME baseline in pilot destinations (Annex B).</w:t>
+      </w:r>
+    </w:p>
+    <w:p>
+      <w:pPr>
+        <w:pStyle w:val="ListParagraph"/>
+        <w:numPr>
+          <w:ilvl w:val="0"/>
+          <w:numId w:val="129"/>
+        </w:numPr>
+        <w:rPr/>
+      </w:pPr>
+      <w:r>
+        <w:rPr>
+          <w:b/>
+          <w:bCs/>
+        </w:rPr>
+        <w:t>Validate:</w:t>
+      </w:r>
+      <w:r>
+        <w:rPr/>
+        <w:t xml:space="preserve"> test readiness ratings, models and enabling-environment findings with MSMEs, BSOs, anchor buyers, regulators and financial institutions at national workshops.</w:t>
+      </w:r>
+    </w:p>
+    <w:p>
+      <w:pPr>
+        <w:pStyle w:val="ListParagraph"/>
+        <w:numPr>
+          <w:ilvl w:val="0"/>
+          <w:numId w:val="130"/>
+        </w:numPr>
+        <w:rPr/>
+      </w:pPr>
+      <w:r>
+        <w:rPr>
+          <w:b/>
+          <w:bCs/>
+        </w:rPr>
         <w:t>Design pilots:</w:t>
       </w:r>
       <w:r>
@@ -9316,7 +10408,7 @@
         <w:spacing w:before="0" w:after="240"/>
         <w:rPr/>
       </w:pPr>
-      <w:bookmarkStart w:id="46" w:name="__RefHeading___Toc1083_3359597930"/>
+      <w:bookmarkStart w:id="46" w:name="__RefHeading___Toc1205_4016896087"/>
       <w:bookmarkEnd w:id="46"/>
       <w:r>
         <w:rPr/>
@@ -9365,7 +10457,7 @@
         <w:spacing w:before="0" w:after="240"/>
         <w:rPr/>
       </w:pPr>
-      <w:bookmarkStart w:id="47" w:name="__RefHeading___Toc1085_3359597930"/>
+      <w:bookmarkStart w:id="47" w:name="__RefHeading___Toc1207_4016896087"/>
       <w:bookmarkEnd w:id="47"/>
       <w:r>
         <w:rPr/>
@@ -9512,7 +10604,7 @@
         <w:spacing w:before="0" w:after="240"/>
         <w:rPr/>
       </w:pPr>
-      <w:bookmarkStart w:id="48" w:name="__RefHeading___Toc1087_3359597930"/>
+      <w:bookmarkStart w:id="48" w:name="__RefHeading___Toc1209_4016896087"/>
       <w:bookmarkEnd w:id="48"/>
       <w:r>
         <w:rPr/>
@@ -9669,6 +10761,21 @@
           <w:szCs w:val="20"/>
         </w:rPr>
         <w:t>Business Weekly (2026). BLLAHWU raises red flags over planned merger of parastatals. https://businessweekly.co.bw/news/bllahwu-raises-red-flags-over-planned-merger-of-parastatals</w:t>
+      </w:r>
+    </w:p>
+    <w:p>
+      <w:pPr>
+        <w:pStyle w:val="Normal"/>
+        <w:spacing w:before="0" w:after="100"/>
+        <w:ind w:hanging="567" w:left="567"/>
+        <w:rPr/>
+      </w:pPr>
+      <w:r>
+        <w:rPr>
+          <w:sz w:val="20"/>
+          <w:szCs w:val="20"/>
+        </w:rPr>
+        <w:t>CDE and European Union (c. 2013). Annex I: Description of the Action "Support to the implementation of the Private Sector Development Strategy of Botswana and the Economic Diversification Drive" (FED/2013/312562), Section 2: PSDP Implementation Needs and Capacity Survey. Contribution Agreement for the implementation of the Private Sector Development Programme as part of the 10th EDF NSA programme, final draft. Unpublished project document.</w:t>
       </w:r>
     </w:p>
     <w:p>
@@ -10688,7 +11795,7 @@
     </w:r>
     <w:r>
       <w:rPr/>
-      <w:t>47</w:t>
+      <w:t>53</w:t>
     </w:r>
     <w:r>
       <w:rPr/>
@@ -10744,7 +11851,7 @@
     </w:r>
     <w:r>
       <w:rPr/>
-      <w:t>47</w:t>
+      <w:t>53</w:t>
     </w:r>
     <w:r>
       <w:rPr/>
@@ -10768,7 +11875,7 @@
     </w:r>
     <w:r>
       <w:rPr/>
-      <w:t>47</w:t>
+      <w:t>53</w:t>
     </w:r>
     <w:r>
       <w:rPr/>
@@ -11586,6 +12693,36 @@
     <w:abstractNumId w:val="2"/>
   </w:num>
   <w:num w:numId="120">
+    <w:abstractNumId w:val="2"/>
+  </w:num>
+  <w:num w:numId="121">
+    <w:abstractNumId w:val="2"/>
+  </w:num>
+  <w:num w:numId="122">
+    <w:abstractNumId w:val="2"/>
+  </w:num>
+  <w:num w:numId="123">
+    <w:abstractNumId w:val="2"/>
+  </w:num>
+  <w:num w:numId="124">
+    <w:abstractNumId w:val="2"/>
+  </w:num>
+  <w:num w:numId="125">
+    <w:abstractNumId w:val="2"/>
+  </w:num>
+  <w:num w:numId="126">
+    <w:abstractNumId w:val="2"/>
+  </w:num>
+  <w:num w:numId="127">
+    <w:abstractNumId w:val="2"/>
+  </w:num>
+  <w:num w:numId="128">
+    <w:abstractNumId w:val="2"/>
+  </w:num>
+  <w:num w:numId="129">
+    <w:abstractNumId w:val="2"/>
+  </w:num>
+  <w:num w:numId="130">
     <w:abstractNumId w:val="2"/>
   </w:num>
 </w:numbering>

--- a/KAZA_MSME_Investment_Readiness_Assessment_Narrative.docx
+++ b/KAZA_MSME_Investment_Readiness_Assessment_Narrative.docx
@@ -171,14 +171,14 @@
             </w:rPr>
             <w:fldChar w:fldCharType="separate"/>
           </w:r>
-          <w:hyperlink w:anchor="__RefHeading___Toc1113_4016896087">
+          <w:hyperlink w:anchor="__RefHeading___Toc1251_3920751122">
             <w:r>
               <w:rPr>
                 <w:rStyle w:val="IndexLink"/>
               </w:rPr>
               <w:t>Executive Summary</w:t>
               <w:tab/>
-              <w:t>6</w:t>
+              <w:t>7</w:t>
             </w:r>
           </w:hyperlink>
         </w:p>
@@ -191,72 +191,12 @@
             </w:tabs>
             <w:rPr/>
           </w:pPr>
-          <w:hyperlink w:anchor="__RefHeading___Toc1115_4016896087">
+          <w:hyperlink w:anchor="__RefHeading___Toc1253_3920751122">
             <w:r>
               <w:rPr>
                 <w:rStyle w:val="IndexLink"/>
               </w:rPr>
               <w:t>1. Introduction and Methodology</w:t>
-              <w:tab/>
-              <w:t>9</w:t>
-            </w:r>
-          </w:hyperlink>
-        </w:p>
-        <w:p>
-          <w:pPr>
-            <w:pStyle w:val="TOC2"/>
-            <w:tabs>
-              <w:tab w:val="clear" w:pos="8743"/>
-              <w:tab w:val="right" w:pos="9025" w:leader="dot"/>
-            </w:tabs>
-            <w:rPr/>
-          </w:pPr>
-          <w:hyperlink w:anchor="__RefHeading___Toc1117_4016896087">
-            <w:r>
-              <w:rPr>
-                <w:rStyle w:val="IndexLink"/>
-              </w:rPr>
-              <w:t>1.1 Purpose and Scope</w:t>
-              <w:tab/>
-              <w:t>9</w:t>
-            </w:r>
-          </w:hyperlink>
-        </w:p>
-        <w:p>
-          <w:pPr>
-            <w:pStyle w:val="TOC2"/>
-            <w:tabs>
-              <w:tab w:val="clear" w:pos="8743"/>
-              <w:tab w:val="right" w:pos="9025" w:leader="dot"/>
-            </w:tabs>
-            <w:rPr/>
-          </w:pPr>
-          <w:hyperlink w:anchor="__RefHeading___Toc1119_4016896087">
-            <w:r>
-              <w:rPr>
-                <w:rStyle w:val="IndexLink"/>
-              </w:rPr>
-              <w:t>1.2 Evidence Base</w:t>
-              <w:tab/>
-              <w:t>9</w:t>
-            </w:r>
-          </w:hyperlink>
-        </w:p>
-        <w:p>
-          <w:pPr>
-            <w:pStyle w:val="TOC2"/>
-            <w:tabs>
-              <w:tab w:val="clear" w:pos="8743"/>
-              <w:tab w:val="right" w:pos="9025" w:leader="dot"/>
-            </w:tabs>
-            <w:rPr/>
-          </w:pPr>
-          <w:hyperlink w:anchor="__RefHeading___Toc1121_4016896087">
-            <w:r>
-              <w:rPr>
-                <w:rStyle w:val="IndexLink"/>
-              </w:rPr>
-              <w:t>1.3 Readiness Framework</w:t>
               <w:tab/>
               <w:t>10</w:t>
             </w:r>
@@ -271,14 +211,74 @@
             </w:tabs>
             <w:rPr/>
           </w:pPr>
-          <w:hyperlink w:anchor="__RefHeading___Toc1123_4016896087">
+          <w:hyperlink w:anchor="__RefHeading___Toc1255_3920751122">
+            <w:r>
+              <w:rPr>
+                <w:rStyle w:val="IndexLink"/>
+              </w:rPr>
+              <w:t>1.1 Purpose and Scope</w:t>
+              <w:tab/>
+              <w:t>10</w:t>
+            </w:r>
+          </w:hyperlink>
+        </w:p>
+        <w:p>
+          <w:pPr>
+            <w:pStyle w:val="TOC2"/>
+            <w:tabs>
+              <w:tab w:val="clear" w:pos="8743"/>
+              <w:tab w:val="right" w:pos="9025" w:leader="dot"/>
+            </w:tabs>
+            <w:rPr/>
+          </w:pPr>
+          <w:hyperlink w:anchor="__RefHeading___Toc1257_3920751122">
+            <w:r>
+              <w:rPr>
+                <w:rStyle w:val="IndexLink"/>
+              </w:rPr>
+              <w:t>1.2 Evidence Base</w:t>
+              <w:tab/>
+              <w:t>10</w:t>
+            </w:r>
+          </w:hyperlink>
+        </w:p>
+        <w:p>
+          <w:pPr>
+            <w:pStyle w:val="TOC2"/>
+            <w:tabs>
+              <w:tab w:val="clear" w:pos="8743"/>
+              <w:tab w:val="right" w:pos="9025" w:leader="dot"/>
+            </w:tabs>
+            <w:rPr/>
+          </w:pPr>
+          <w:hyperlink w:anchor="__RefHeading___Toc1259_3920751122">
+            <w:r>
+              <w:rPr>
+                <w:rStyle w:val="IndexLink"/>
+              </w:rPr>
+              <w:t>1.3 Readiness Framework</w:t>
+              <w:tab/>
+              <w:t>11</w:t>
+            </w:r>
+          </w:hyperlink>
+        </w:p>
+        <w:p>
+          <w:pPr>
+            <w:pStyle w:val="TOC2"/>
+            <w:tabs>
+              <w:tab w:val="clear" w:pos="8743"/>
+              <w:tab w:val="right" w:pos="9025" w:leader="dot"/>
+            </w:tabs>
+            <w:rPr/>
+          </w:pPr>
+          <w:hyperlink w:anchor="__RefHeading___Toc1261_3920751122">
             <w:r>
               <w:rPr>
                 <w:rStyle w:val="IndexLink"/>
               </w:rPr>
               <w:t>1.4 Limitations</w:t>
               <w:tab/>
-              <w:t>10</w:t>
+              <w:t>11</w:t>
             </w:r>
           </w:hyperlink>
         </w:p>
@@ -291,14 +291,14 @@
             </w:tabs>
             <w:rPr/>
           </w:pPr>
-          <w:hyperlink w:anchor="__RefHeading___Toc1125_4016896087">
+          <w:hyperlink w:anchor="__RefHeading___Toc1263_3920751122">
             <w:r>
               <w:rPr>
                 <w:rStyle w:val="IndexLink"/>
               </w:rPr>
               <w:t>2. Priority Value Chains and Value Chain Nodes</w:t>
               <w:tab/>
-              <w:t>12</w:t>
+              <w:t>13</w:t>
             </w:r>
           </w:hyperlink>
         </w:p>
@@ -311,14 +311,14 @@
             </w:tabs>
             <w:rPr/>
           </w:pPr>
-          <w:hyperlink w:anchor="__RefHeading___Toc1127_4016896087">
+          <w:hyperlink w:anchor="__RefHeading___Toc1265_3920751122">
             <w:r>
               <w:rPr>
                 <w:rStyle w:val="IndexLink"/>
               </w:rPr>
               <w:t>2.1 The Eight Value Chains</w:t>
               <w:tab/>
-              <w:t>12</w:t>
+              <w:t>13</w:t>
             </w:r>
           </w:hyperlink>
         </w:p>
@@ -331,14 +331,14 @@
             </w:tabs>
             <w:rPr/>
           </w:pPr>
-          <w:hyperlink w:anchor="__RefHeading___Toc1129_4016896087">
+          <w:hyperlink w:anchor="__RefHeading___Toc1267_3920751122">
             <w:r>
               <w:rPr>
                 <w:rStyle w:val="IndexLink"/>
               </w:rPr>
               <w:t>2.2 Value Chain Nodes</w:t>
               <w:tab/>
-              <w:t>13</w:t>
+              <w:t>14</w:t>
             </w:r>
           </w:hyperlink>
         </w:p>
@@ -351,14 +351,14 @@
             </w:tabs>
             <w:rPr/>
           </w:pPr>
-          <w:hyperlink w:anchor="__RefHeading___Toc1131_4016896087">
+          <w:hyperlink w:anchor="__RefHeading___Toc1269_3920751122">
             <w:r>
               <w:rPr>
                 <w:rStyle w:val="IndexLink"/>
               </w:rPr>
               <w:t>3. MSME Business Models</w:t>
               <w:tab/>
-              <w:t>15</w:t>
+              <w:t>16</w:t>
             </w:r>
           </w:hyperlink>
         </w:p>
@@ -371,14 +371,14 @@
             </w:tabs>
             <w:rPr/>
           </w:pPr>
-          <w:hyperlink w:anchor="__RefHeading___Toc1133_4016896087">
+          <w:hyperlink w:anchor="__RefHeading___Toc1271_3920751122">
             <w:r>
               <w:rPr>
                 <w:rStyle w:val="IndexLink"/>
               </w:rPr>
               <w:t>3.1 Common Features</w:t>
               <w:tab/>
-              <w:t>15</w:t>
+              <w:t>16</w:t>
             </w:r>
           </w:hyperlink>
         </w:p>
@@ -391,14 +391,14 @@
             </w:tabs>
             <w:rPr/>
           </w:pPr>
-          <w:hyperlink w:anchor="__RefHeading___Toc1135_4016896087">
+          <w:hyperlink w:anchor="__RefHeading___Toc1273_3920751122">
             <w:r>
               <w:rPr>
                 <w:rStyle w:val="IndexLink"/>
               </w:rPr>
               <w:t>3.2 Business Models by Value Chain</w:t>
               <w:tab/>
-              <w:t>15</w:t>
+              <w:t>16</w:t>
             </w:r>
           </w:hyperlink>
         </w:p>
@@ -411,14 +411,14 @@
             </w:tabs>
             <w:rPr/>
           </w:pPr>
-          <w:hyperlink w:anchor="__RefHeading___Toc1137_4016896087">
+          <w:hyperlink w:anchor="__RefHeading___Toc1275_3920751122">
             <w:r>
               <w:rPr>
                 <w:rStyle w:val="IndexLink"/>
               </w:rPr>
               <w:t>4. Financial Practices, Record-Keeping and Informality</w:t>
               <w:tab/>
-              <w:t>17</w:t>
+              <w:t>18</w:t>
             </w:r>
           </w:hyperlink>
         </w:p>
@@ -431,14 +431,14 @@
             </w:tabs>
             <w:rPr/>
           </w:pPr>
-          <w:hyperlink w:anchor="__RefHeading___Toc1139_4016896087">
+          <w:hyperlink w:anchor="__RefHeading___Toc1277_3920751122">
             <w:r>
               <w:rPr>
                 <w:rStyle w:val="IndexLink"/>
               </w:rPr>
               <w:t>4.1 Financial Practices</w:t>
               <w:tab/>
-              <w:t>17</w:t>
+              <w:t>18</w:t>
             </w:r>
           </w:hyperlink>
         </w:p>
@@ -451,14 +451,14 @@
             </w:tabs>
             <w:rPr/>
           </w:pPr>
-          <w:hyperlink w:anchor="__RefHeading___Toc1141_4016896087">
+          <w:hyperlink w:anchor="__RefHeading___Toc1279_3920751122">
             <w:r>
               <w:rPr>
                 <w:rStyle w:val="IndexLink"/>
               </w:rPr>
               <w:t>4.2 Record-Keeping</w:t>
               <w:tab/>
-              <w:t>17</w:t>
+              <w:t>18</w:t>
             </w:r>
           </w:hyperlink>
         </w:p>
@@ -471,14 +471,14 @@
             </w:tabs>
             <w:rPr/>
           </w:pPr>
-          <w:hyperlink w:anchor="__RefHeading___Toc1143_4016896087">
+          <w:hyperlink w:anchor="__RefHeading___Toc1281_3920751122">
             <w:r>
               <w:rPr>
                 <w:rStyle w:val="IndexLink"/>
               </w:rPr>
               <w:t>4.3 Informality and its Cost</w:t>
               <w:tab/>
-              <w:t>17</w:t>
+              <w:t>18</w:t>
             </w:r>
           </w:hyperlink>
         </w:p>
@@ -491,14 +491,14 @@
             </w:tabs>
             <w:rPr/>
           </w:pPr>
-          <w:hyperlink w:anchor="__RefHeading___Toc1145_4016896087">
+          <w:hyperlink w:anchor="__RefHeading___Toc1283_3920751122">
             <w:r>
               <w:rPr>
                 <w:rStyle w:val="IndexLink"/>
               </w:rPr>
               <w:t>4.4 Readiness by Value Chain</w:t>
               <w:tab/>
-              <w:t>18</w:t>
+              <w:t>19</w:t>
             </w:r>
           </w:hyperlink>
         </w:p>
@@ -511,72 +511,12 @@
             </w:tabs>
             <w:rPr/>
           </w:pPr>
-          <w:hyperlink w:anchor="__RefHeading___Toc1147_4016896087">
+          <w:hyperlink w:anchor="__RefHeading___Toc1285_3920751122">
             <w:r>
               <w:rPr>
                 <w:rStyle w:val="IndexLink"/>
               </w:rPr>
               <w:t>5. Variation by Gender, Age and Value Chain Node</w:t>
-              <w:tab/>
-              <w:t>19</w:t>
-            </w:r>
-          </w:hyperlink>
-        </w:p>
-        <w:p>
-          <w:pPr>
-            <w:pStyle w:val="TOC2"/>
-            <w:tabs>
-              <w:tab w:val="clear" w:pos="8743"/>
-              <w:tab w:val="right" w:pos="9025" w:leader="dot"/>
-            </w:tabs>
-            <w:rPr/>
-          </w:pPr>
-          <w:hyperlink w:anchor="__RefHeading___Toc1149_4016896087">
-            <w:r>
-              <w:rPr>
-                <w:rStyle w:val="IndexLink"/>
-              </w:rPr>
-              <w:t>5.1 What the Evidence Can and Cannot Say</w:t>
-              <w:tab/>
-              <w:t>19</w:t>
-            </w:r>
-          </w:hyperlink>
-        </w:p>
-        <w:p>
-          <w:pPr>
-            <w:pStyle w:val="TOC2"/>
-            <w:tabs>
-              <w:tab w:val="clear" w:pos="8743"/>
-              <w:tab w:val="right" w:pos="9025" w:leader="dot"/>
-            </w:tabs>
-            <w:rPr/>
-          </w:pPr>
-          <w:hyperlink w:anchor="__RefHeading___Toc1151_4016896087">
-            <w:r>
-              <w:rPr>
-                <w:rStyle w:val="IndexLink"/>
-              </w:rPr>
-              <w:t>5.2 Gender</w:t>
-              <w:tab/>
-              <w:t>19</w:t>
-            </w:r>
-          </w:hyperlink>
-        </w:p>
-        <w:p>
-          <w:pPr>
-            <w:pStyle w:val="TOC2"/>
-            <w:tabs>
-              <w:tab w:val="clear" w:pos="8743"/>
-              <w:tab w:val="right" w:pos="9025" w:leader="dot"/>
-            </w:tabs>
-            <w:rPr/>
-          </w:pPr>
-          <w:hyperlink w:anchor="__RefHeading___Toc1153_4016896087">
-            <w:r>
-              <w:rPr>
-                <w:rStyle w:val="IndexLink"/>
-              </w:rPr>
-              <w:t>5.3 Age</w:t>
               <w:tab/>
               <w:t>20</w:t>
             </w:r>
@@ -591,12 +531,12 @@
             </w:tabs>
             <w:rPr/>
           </w:pPr>
-          <w:hyperlink w:anchor="__RefHeading___Toc1155_4016896087">
+          <w:hyperlink w:anchor="__RefHeading___Toc1287_3920751122">
             <w:r>
               <w:rPr>
                 <w:rStyle w:val="IndexLink"/>
               </w:rPr>
-              <w:t>5.4 Value Chain Node</w:t>
+              <w:t>5.1 What the Evidence Can and Cannot Say</w:t>
               <w:tab/>
               <w:t>20</w:t>
             </w:r>
@@ -604,19 +544,39 @@
         </w:p>
         <w:p>
           <w:pPr>
-            <w:pStyle w:val="TOC1"/>
+            <w:pStyle w:val="TOC2"/>
             <w:tabs>
-              <w:tab w:val="clear" w:pos="9026"/>
+              <w:tab w:val="clear" w:pos="8743"/>
               <w:tab w:val="right" w:pos="9025" w:leader="dot"/>
             </w:tabs>
             <w:rPr/>
           </w:pPr>
-          <w:hyperlink w:anchor="__RefHeading___Toc1157_4016896087">
+          <w:hyperlink w:anchor="__RefHeading___Toc1289_3920751122">
             <w:r>
               <w:rPr>
                 <w:rStyle w:val="IndexLink"/>
               </w:rPr>
-              <w:t>6. Capacity-Building Needs</w:t>
+              <w:t>5.2 Gender</w:t>
+              <w:tab/>
+              <w:t>20</w:t>
+            </w:r>
+          </w:hyperlink>
+        </w:p>
+        <w:p>
+          <w:pPr>
+            <w:pStyle w:val="TOC2"/>
+            <w:tabs>
+              <w:tab w:val="clear" w:pos="8743"/>
+              <w:tab w:val="right" w:pos="9025" w:leader="dot"/>
+            </w:tabs>
+            <w:rPr/>
+          </w:pPr>
+          <w:hyperlink w:anchor="__RefHeading___Toc1291_3920751122">
+            <w:r>
+              <w:rPr>
+                <w:rStyle w:val="IndexLink"/>
+              </w:rPr>
+              <w:t>5.3 Age</w:t>
               <w:tab/>
               <w:t>21</w:t>
             </w:r>
@@ -631,14 +591,34 @@
             </w:tabs>
             <w:rPr/>
           </w:pPr>
-          <w:hyperlink w:anchor="__RefHeading___Toc1159_4016896087">
+          <w:hyperlink w:anchor="__RefHeading___Toc1293_3920751122">
             <w:r>
               <w:rPr>
                 <w:rStyle w:val="IndexLink"/>
               </w:rPr>
-              <w:t>6.1 MSMEs</w:t>
+              <w:t>5.4 Value Chain Node</w:t>
               <w:tab/>
               <w:t>21</w:t>
+            </w:r>
+          </w:hyperlink>
+        </w:p>
+        <w:p>
+          <w:pPr>
+            <w:pStyle w:val="TOC1"/>
+            <w:tabs>
+              <w:tab w:val="clear" w:pos="9026"/>
+              <w:tab w:val="right" w:pos="9025" w:leader="dot"/>
+            </w:tabs>
+            <w:rPr/>
+          </w:pPr>
+          <w:hyperlink w:anchor="__RefHeading___Toc1295_3920751122">
+            <w:r>
+              <w:rPr>
+                <w:rStyle w:val="IndexLink"/>
+              </w:rPr>
+              <w:t>6. Capacity-Building Needs</w:t>
+              <w:tab/>
+              <w:t>22</w:t>
             </w:r>
           </w:hyperlink>
         </w:p>
@@ -651,14 +631,14 @@
             </w:tabs>
             <w:rPr/>
           </w:pPr>
-          <w:hyperlink w:anchor="__RefHeading___Toc1161_4016896087">
+          <w:hyperlink w:anchor="__RefHeading___Toc1297_3920751122">
             <w:r>
               <w:rPr>
                 <w:rStyle w:val="IndexLink"/>
               </w:rPr>
-              <w:t>6.2 Business Support Organisations</w:t>
+              <w:t>6.1 MSMEs</w:t>
               <w:tab/>
-              <w:t>24</w:t>
+              <w:t>22</w:t>
             </w:r>
           </w:hyperlink>
         </w:p>
@@ -671,14 +651,54 @@
             </w:tabs>
             <w:rPr/>
           </w:pPr>
-          <w:hyperlink w:anchor="__RefHeading___Toc1163_4016896087">
+          <w:hyperlink w:anchor="__RefHeading___Toc1299_3920751122">
+            <w:r>
+              <w:rPr>
+                <w:rStyle w:val="IndexLink"/>
+              </w:rPr>
+              <w:t>6.2 Business Support Organisations</w:t>
+              <w:tab/>
+              <w:t>25</w:t>
+            </w:r>
+          </w:hyperlink>
+        </w:p>
+        <w:p>
+          <w:pPr>
+            <w:pStyle w:val="TOC2"/>
+            <w:tabs>
+              <w:tab w:val="clear" w:pos="8743"/>
+              <w:tab w:val="right" w:pos="9025" w:leader="dot"/>
+            </w:tabs>
+            <w:rPr/>
+          </w:pPr>
+          <w:hyperlink w:anchor="__RefHeading___Toc1301_3920751122">
             <w:r>
               <w:rPr>
                 <w:rStyle w:val="IndexLink"/>
               </w:rPr>
               <w:t>6.3 Financial Institutions</w:t>
               <w:tab/>
-              <w:t>27</w:t>
+              <w:t>28</w:t>
+            </w:r>
+          </w:hyperlink>
+        </w:p>
+        <w:p>
+          <w:pPr>
+            <w:pStyle w:val="TOC2"/>
+            <w:tabs>
+              <w:tab w:val="clear" w:pos="8743"/>
+              <w:tab w:val="right" w:pos="9025" w:leader="dot"/>
+            </w:tabs>
+            <w:rPr/>
+          </w:pPr>
+          <w:hyperlink w:anchor="__RefHeading___Toc1303_3920751122">
+            <w:r>
+              <w:rPr>
+                <w:rStyle w:val="IndexLink"/>
+              </w:rPr>
+              <w:t>6.4 Tourism MSME Needs, Interventions and Support BSOs by Country</w:t>
+              <w:tab/>
+              <w:t>29</w:t>
             </w:r>
           </w:hyperlink>
         </w:p>
@@ -691,14 +711,14 @@
             </w:tabs>
             <w:rPr/>
           </w:pPr>
-          <w:hyperlink w:anchor="__RefHeading___Toc1165_4016896087">
+          <w:hyperlink w:anchor="__RefHeading___Toc1305_3920751122">
             <w:r>
               <w:rPr>
                 <w:rStyle w:val="IndexLink"/>
               </w:rPr>
               <w:t>7. Enabling Environment</w:t>
               <w:tab/>
-              <w:t>29</w:t>
+              <w:t>34</w:t>
             </w:r>
           </w:hyperlink>
         </w:p>
@@ -711,14 +731,14 @@
             </w:tabs>
             <w:rPr/>
           </w:pPr>
-          <w:hyperlink w:anchor="__RefHeading___Toc1167_4016896087">
+          <w:hyperlink w:anchor="__RefHeading___Toc1307_3920751122">
             <w:r>
               <w:rPr>
                 <w:rStyle w:val="IndexLink"/>
               </w:rPr>
               <w:t>7.1 National and Regional Regulatory Frameworks</w:t>
               <w:tab/>
-              <w:t>29</w:t>
+              <w:t>34</w:t>
             </w:r>
           </w:hyperlink>
         </w:p>
@@ -731,72 +751,12 @@
             </w:tabs>
             <w:rPr/>
           </w:pPr>
-          <w:hyperlink w:anchor="__RefHeading___Toc1169_4016896087">
+          <w:hyperlink w:anchor="__RefHeading___Toc1309_3920751122">
             <w:r>
               <w:rPr>
                 <w:rStyle w:val="IndexLink"/>
               </w:rPr>
               <w:t>7.2 Market Access and Linkages with Larger Operators</w:t>
-              <w:tab/>
-              <w:t>33</w:t>
-            </w:r>
-          </w:hyperlink>
-        </w:p>
-        <w:p>
-          <w:pPr>
-            <w:pStyle w:val="TOC2"/>
-            <w:tabs>
-              <w:tab w:val="clear" w:pos="8743"/>
-              <w:tab w:val="right" w:pos="9025" w:leader="dot"/>
-            </w:tabs>
-            <w:rPr/>
-          </w:pPr>
-          <w:hyperlink w:anchor="__RefHeading___Toc1171_4016896087">
-            <w:r>
-              <w:rPr>
-                <w:rStyle w:val="IndexLink"/>
-              </w:rPr>
-              <w:t>7.3 Business Development Services</w:t>
-              <w:tab/>
-              <w:t>35</w:t>
-            </w:r>
-          </w:hyperlink>
-        </w:p>
-        <w:p>
-          <w:pPr>
-            <w:pStyle w:val="TOC2"/>
-            <w:tabs>
-              <w:tab w:val="clear" w:pos="8743"/>
-              <w:tab w:val="right" w:pos="9025" w:leader="dot"/>
-            </w:tabs>
-            <w:rPr/>
-          </w:pPr>
-          <w:hyperlink w:anchor="__RefHeading___Toc1173_4016896087">
-            <w:r>
-              <w:rPr>
-                <w:rStyle w:val="IndexLink"/>
-              </w:rPr>
-              <w:t>7.4 Policy Conditions</w:t>
-              <w:tab/>
-              <w:t>37</w:t>
-            </w:r>
-          </w:hyperlink>
-        </w:p>
-        <w:p>
-          <w:pPr>
-            <w:pStyle w:val="TOC1"/>
-            <w:tabs>
-              <w:tab w:val="clear" w:pos="9026"/>
-              <w:tab w:val="right" w:pos="9025" w:leader="dot"/>
-            </w:tabs>
-            <w:rPr/>
-          </w:pPr>
-          <w:hyperlink w:anchor="__RefHeading___Toc1175_4016896087">
-            <w:r>
-              <w:rPr>
-                <w:rStyle w:val="IndexLink"/>
-              </w:rPr>
-              <w:t>8. Readiness for Financial Products</w:t>
               <w:tab/>
               <w:t>38</w:t>
             </w:r>
@@ -811,14 +771,14 @@
             </w:tabs>
             <w:rPr/>
           </w:pPr>
-          <w:hyperlink w:anchor="__RefHeading___Toc1177_4016896087">
+          <w:hyperlink w:anchor="__RefHeading___Toc1311_3920751122">
             <w:r>
               <w:rPr>
                 <w:rStyle w:val="IndexLink"/>
               </w:rPr>
-              <w:t>8.1 The Effect of Seasonality on Debt</w:t>
+              <w:t>7.3 Business Development Services</w:t>
               <w:tab/>
-              <w:t>38</w:t>
+              <w:t>40</w:t>
             </w:r>
           </w:hyperlink>
         </w:p>
@@ -831,34 +791,14 @@
             </w:tabs>
             <w:rPr/>
           </w:pPr>
-          <w:hyperlink w:anchor="__RefHeading___Toc1179_4016896087">
+          <w:hyperlink w:anchor="__RefHeading___Toc1313_3920751122">
             <w:r>
               <w:rPr>
                 <w:rStyle w:val="IndexLink"/>
               </w:rPr>
-              <w:t>8.2 MSME Readiness by Product</w:t>
+              <w:t>7.4 Policy Conditions</w:t>
               <w:tab/>
-              <w:t>38</w:t>
-            </w:r>
-          </w:hyperlink>
-        </w:p>
-        <w:p>
-          <w:pPr>
-            <w:pStyle w:val="TOC2"/>
-            <w:tabs>
-              <w:tab w:val="clear" w:pos="8743"/>
-              <w:tab w:val="right" w:pos="9025" w:leader="dot"/>
-            </w:tabs>
-            <w:rPr/>
-          </w:pPr>
-          <w:hyperlink w:anchor="__RefHeading___Toc1181_4016896087">
-            <w:r>
-              <w:rPr>
-                <w:rStyle w:val="IndexLink"/>
-              </w:rPr>
-              <w:t>8.3 Financial Institution Readiness by Product</w:t>
-              <w:tab/>
-              <w:t>39</w:t>
+              <w:t>42</w:t>
             </w:r>
           </w:hyperlink>
         </w:p>
@@ -871,92 +811,12 @@
             </w:tabs>
             <w:rPr/>
           </w:pPr>
-          <w:hyperlink w:anchor="__RefHeading___Toc1183_4016896087">
+          <w:hyperlink w:anchor="__RefHeading___Toc1315_3920751122">
             <w:r>
               <w:rPr>
                 <w:rStyle w:val="IndexLink"/>
               </w:rPr>
-              <w:t>9. Scalable Women- and Youth-Led Models</w:t>
-              <w:tab/>
-              <w:t>40</w:t>
-            </w:r>
-          </w:hyperlink>
-        </w:p>
-        <w:p>
-          <w:pPr>
-            <w:pStyle w:val="TOC1"/>
-            <w:tabs>
-              <w:tab w:val="clear" w:pos="9026"/>
-              <w:tab w:val="right" w:pos="9025" w:leader="dot"/>
-            </w:tabs>
-            <w:rPr/>
-          </w:pPr>
-          <w:hyperlink w:anchor="__RefHeading___Toc1185_4016896087">
-            <w:r>
-              <w:rPr>
-                <w:rStyle w:val="IndexLink"/>
-              </w:rPr>
-              <w:t>10. Recommended Capacity-Building Interventions</w:t>
-              <w:tab/>
-              <w:t>42</w:t>
-            </w:r>
-          </w:hyperlink>
-        </w:p>
-        <w:p>
-          <w:pPr>
-            <w:pStyle w:val="TOC2"/>
-            <w:tabs>
-              <w:tab w:val="clear" w:pos="8743"/>
-              <w:tab w:val="right" w:pos="9025" w:leader="dot"/>
-            </w:tabs>
-            <w:rPr/>
-          </w:pPr>
-          <w:hyperlink w:anchor="__RefHeading___Toc1187_4016896087">
-            <w:r>
-              <w:rPr>
-                <w:rStyle w:val="IndexLink"/>
-              </w:rPr>
-              <w:t>10.1 A Tiered Readiness Pathway</w:t>
-              <w:tab/>
-              <w:t>42</w:t>
-            </w:r>
-          </w:hyperlink>
-        </w:p>
-        <w:p>
-          <w:pPr>
-            <w:pStyle w:val="TOC2"/>
-            <w:tabs>
-              <w:tab w:val="clear" w:pos="8743"/>
-              <w:tab w:val="right" w:pos="9025" w:leader="dot"/>
-            </w:tabs>
-            <w:rPr/>
-          </w:pPr>
-          <w:hyperlink w:anchor="__RefHeading___Toc1189_4016896087">
-            <w:r>
-              <w:rPr>
-                <w:rStyle w:val="IndexLink"/>
-              </w:rPr>
-              <w:t>10.2 Gender-Transformative Approaches</w:t>
-              <w:tab/>
-              <w:t>42</w:t>
-            </w:r>
-          </w:hyperlink>
-        </w:p>
-        <w:p>
-          <w:pPr>
-            <w:pStyle w:val="TOC2"/>
-            <w:tabs>
-              <w:tab w:val="clear" w:pos="8743"/>
-              <w:tab w:val="right" w:pos="9025" w:leader="dot"/>
-            </w:tabs>
-            <w:rPr/>
-          </w:pPr>
-          <w:hyperlink w:anchor="__RefHeading___Toc1191_4016896087">
-            <w:r>
-              <w:rPr>
-                <w:rStyle w:val="IndexLink"/>
-              </w:rPr>
-              <w:t>10.3 Youth-Focused Incubation</w:t>
+              <w:t>8. Readiness for Financial Products</w:t>
               <w:tab/>
               <w:t>43</w:t>
             </w:r>
@@ -971,12 +831,12 @@
             </w:tabs>
             <w:rPr/>
           </w:pPr>
-          <w:hyperlink w:anchor="__RefHeading___Toc1193_4016896087">
+          <w:hyperlink w:anchor="__RefHeading___Toc1317_3920751122">
             <w:r>
               <w:rPr>
                 <w:rStyle w:val="IndexLink"/>
               </w:rPr>
-              <w:t>10.4 Blended Support Packages</w:t>
+              <w:t>8.1 The Effect of Seasonality on Debt</w:t>
               <w:tab/>
               <w:t>43</w:t>
             </w:r>
@@ -991,12 +851,12 @@
             </w:tabs>
             <w:rPr/>
           </w:pPr>
-          <w:hyperlink w:anchor="__RefHeading___Toc1195_4016896087">
+          <w:hyperlink w:anchor="__RefHeading___Toc1319_3920751122">
             <w:r>
               <w:rPr>
                 <w:rStyle w:val="IndexLink"/>
               </w:rPr>
-              <w:t>10.5 BSO Strengthening</w:t>
+              <w:t>8.2 MSME Readiness by Product</w:t>
               <w:tab/>
               <w:t>43</w:t>
             </w:r>
@@ -1011,14 +871,54 @@
             </w:tabs>
             <w:rPr/>
           </w:pPr>
-          <w:hyperlink w:anchor="__RefHeading___Toc1197_4016896087">
+          <w:hyperlink w:anchor="__RefHeading___Toc1321_3920751122">
             <w:r>
               <w:rPr>
                 <w:rStyle w:val="IndexLink"/>
               </w:rPr>
-              <w:t>10.6 Financial Institution Strengthening</w:t>
+              <w:t>8.3 Financial Institution Readiness by Product</w:t>
               <w:tab/>
               <w:t>44</w:t>
+            </w:r>
+          </w:hyperlink>
+        </w:p>
+        <w:p>
+          <w:pPr>
+            <w:pStyle w:val="TOC1"/>
+            <w:tabs>
+              <w:tab w:val="clear" w:pos="9026"/>
+              <w:tab w:val="right" w:pos="9025" w:leader="dot"/>
+            </w:tabs>
+            <w:rPr/>
+          </w:pPr>
+          <w:hyperlink w:anchor="__RefHeading___Toc1323_3920751122">
+            <w:r>
+              <w:rPr>
+                <w:rStyle w:val="IndexLink"/>
+              </w:rPr>
+              <w:t>9. Scalable Women- and Youth-Led Models</w:t>
+              <w:tab/>
+              <w:t>45</w:t>
+            </w:r>
+          </w:hyperlink>
+        </w:p>
+        <w:p>
+          <w:pPr>
+            <w:pStyle w:val="TOC1"/>
+            <w:tabs>
+              <w:tab w:val="clear" w:pos="9026"/>
+              <w:tab w:val="right" w:pos="9025" w:leader="dot"/>
+            </w:tabs>
+            <w:rPr/>
+          </w:pPr>
+          <w:hyperlink w:anchor="__RefHeading___Toc1325_3920751122">
+            <w:r>
+              <w:rPr>
+                <w:rStyle w:val="IndexLink"/>
+              </w:rPr>
+              <w:t>10. Recommended Capacity-Building Interventions</w:t>
+              <w:tab/>
+              <w:t>47</w:t>
             </w:r>
           </w:hyperlink>
         </w:p>
@@ -1031,14 +931,14 @@
             </w:tabs>
             <w:rPr/>
           </w:pPr>
-          <w:hyperlink w:anchor="__RefHeading___Toc1199_4016896087">
+          <w:hyperlink w:anchor="__RefHeading___Toc1327_3920751122">
             <w:r>
               <w:rPr>
                 <w:rStyle w:val="IndexLink"/>
               </w:rPr>
-              <w:t>10.7 Enabling Environment and Market Linkage Actions</w:t>
+              <w:t>10.1 A Tiered Readiness Pathway</w:t>
               <w:tab/>
-              <w:t>45</w:t>
+              <w:t>47</w:t>
             </w:r>
           </w:hyperlink>
         </w:p>
@@ -1051,14 +951,14 @@
             </w:tabs>
             <w:rPr/>
           </w:pPr>
-          <w:hyperlink w:anchor="__RefHeading___Toc1201_4016896087">
+          <w:hyperlink w:anchor="__RefHeading___Toc1329_3920751122">
             <w:r>
               <w:rPr>
                 <w:rStyle w:val="IndexLink"/>
               </w:rPr>
-              <w:t>10.8 Pathways to Financing</w:t>
+              <w:t>10.2 Gender-Transformative Approaches</w:t>
               <w:tab/>
-              <w:t>45</w:t>
+              <w:t>47</w:t>
             </w:r>
           </w:hyperlink>
         </w:p>
@@ -1071,14 +971,134 @@
             </w:tabs>
             <w:rPr/>
           </w:pPr>
-          <w:hyperlink w:anchor="__RefHeading___Toc1203_4016896087">
+          <w:hyperlink w:anchor="__RefHeading___Toc1331_3920751122">
+            <w:r>
+              <w:rPr>
+                <w:rStyle w:val="IndexLink"/>
+              </w:rPr>
+              <w:t>10.3 Youth-Focused Incubation</w:t>
+              <w:tab/>
+              <w:t>48</w:t>
+            </w:r>
+          </w:hyperlink>
+        </w:p>
+        <w:p>
+          <w:pPr>
+            <w:pStyle w:val="TOC2"/>
+            <w:tabs>
+              <w:tab w:val="clear" w:pos="8743"/>
+              <w:tab w:val="right" w:pos="9025" w:leader="dot"/>
+            </w:tabs>
+            <w:rPr/>
+          </w:pPr>
+          <w:hyperlink w:anchor="__RefHeading___Toc1333_3920751122">
+            <w:r>
+              <w:rPr>
+                <w:rStyle w:val="IndexLink"/>
+              </w:rPr>
+              <w:t>10.4 Blended Support Packages</w:t>
+              <w:tab/>
+              <w:t>48</w:t>
+            </w:r>
+          </w:hyperlink>
+        </w:p>
+        <w:p>
+          <w:pPr>
+            <w:pStyle w:val="TOC2"/>
+            <w:tabs>
+              <w:tab w:val="clear" w:pos="8743"/>
+              <w:tab w:val="right" w:pos="9025" w:leader="dot"/>
+            </w:tabs>
+            <w:rPr/>
+          </w:pPr>
+          <w:hyperlink w:anchor="__RefHeading___Toc1335_3920751122">
+            <w:r>
+              <w:rPr>
+                <w:rStyle w:val="IndexLink"/>
+              </w:rPr>
+              <w:t>10.5 BSO Strengthening</w:t>
+              <w:tab/>
+              <w:t>48</w:t>
+            </w:r>
+          </w:hyperlink>
+        </w:p>
+        <w:p>
+          <w:pPr>
+            <w:pStyle w:val="TOC2"/>
+            <w:tabs>
+              <w:tab w:val="clear" w:pos="8743"/>
+              <w:tab w:val="right" w:pos="9025" w:leader="dot"/>
+            </w:tabs>
+            <w:rPr/>
+          </w:pPr>
+          <w:hyperlink w:anchor="__RefHeading___Toc1337_3920751122">
+            <w:r>
+              <w:rPr>
+                <w:rStyle w:val="IndexLink"/>
+              </w:rPr>
+              <w:t>10.6 Financial Institution Strengthening</w:t>
+              <w:tab/>
+              <w:t>49</w:t>
+            </w:r>
+          </w:hyperlink>
+        </w:p>
+        <w:p>
+          <w:pPr>
+            <w:pStyle w:val="TOC2"/>
+            <w:tabs>
+              <w:tab w:val="clear" w:pos="8743"/>
+              <w:tab w:val="right" w:pos="9025" w:leader="dot"/>
+            </w:tabs>
+            <w:rPr/>
+          </w:pPr>
+          <w:hyperlink w:anchor="__RefHeading___Toc1339_3920751122">
+            <w:r>
+              <w:rPr>
+                <w:rStyle w:val="IndexLink"/>
+              </w:rPr>
+              <w:t>10.7 Enabling Environment and Market Linkage Actions</w:t>
+              <w:tab/>
+              <w:t>50</w:t>
+            </w:r>
+          </w:hyperlink>
+        </w:p>
+        <w:p>
+          <w:pPr>
+            <w:pStyle w:val="TOC2"/>
+            <w:tabs>
+              <w:tab w:val="clear" w:pos="8743"/>
+              <w:tab w:val="right" w:pos="9025" w:leader="dot"/>
+            </w:tabs>
+            <w:rPr/>
+          </w:pPr>
+          <w:hyperlink w:anchor="__RefHeading___Toc1341_3920751122">
+            <w:r>
+              <w:rPr>
+                <w:rStyle w:val="IndexLink"/>
+              </w:rPr>
+              <w:t>10.8 Pathways to Financing</w:t>
+              <w:tab/>
+              <w:t>50</w:t>
+            </w:r>
+          </w:hyperlink>
+        </w:p>
+        <w:p>
+          <w:pPr>
+            <w:pStyle w:val="TOC2"/>
+            <w:tabs>
+              <w:tab w:val="clear" w:pos="8743"/>
+              <w:tab w:val="right" w:pos="9025" w:leader="dot"/>
+            </w:tabs>
+            <w:rPr/>
+          </w:pPr>
+          <w:hyperlink w:anchor="__RefHeading___Toc1343_3920751122">
             <w:r>
               <w:rPr>
                 <w:rStyle w:val="IndexLink"/>
               </w:rPr>
               <w:t>10.9 Priorities and Next Steps</w:t>
               <w:tab/>
-              <w:t>46</w:t>
+              <w:t>51</w:t>
             </w:r>
           </w:hyperlink>
         </w:p>
@@ -1091,14 +1111,14 @@
             </w:tabs>
             <w:rPr/>
           </w:pPr>
-          <w:hyperlink w:anchor="__RefHeading___Toc1205_4016896087">
+          <w:hyperlink w:anchor="__RefHeading___Toc1345_3920751122">
             <w:r>
               <w:rPr>
                 <w:rStyle w:val="IndexLink"/>
               </w:rPr>
               <w:t>Annex A: Evidence Map</w:t>
               <w:tab/>
-              <w:t>47</w:t>
+              <w:t>52</w:t>
             </w:r>
           </w:hyperlink>
         </w:p>
@@ -1111,14 +1131,14 @@
             </w:tabs>
             <w:rPr/>
           </w:pPr>
-          <w:hyperlink w:anchor="__RefHeading___Toc1207_4016896087">
+          <w:hyperlink w:anchor="__RefHeading___Toc1347_3920751122">
             <w:r>
               <w:rPr>
                 <w:rStyle w:val="IndexLink"/>
               </w:rPr>
               <w:t>Annex B: Closing the Gender and Age Data Gap</w:t>
               <w:tab/>
-              <w:t>48</w:t>
+              <w:t>53</w:t>
             </w:r>
           </w:hyperlink>
         </w:p>
@@ -1131,14 +1151,14 @@
             </w:tabs>
             <w:rPr/>
           </w:pPr>
-          <w:hyperlink w:anchor="__RefHeading___Toc1209_4016896087">
+          <w:hyperlink w:anchor="__RefHeading___Toc1349_3920751122">
             <w:r>
               <w:rPr>
                 <w:rStyle w:val="IndexLink"/>
               </w:rPr>
               <w:t>References</w:t>
               <w:tab/>
-              <w:t>49</w:t>
+              <w:t>54</w:t>
             </w:r>
           </w:hyperlink>
           <w:r>
@@ -1542,12 +1562,12 @@
           <w:b/>
           <w:bCs/>
         </w:rPr>
-        <w:t>BOTA</w:t>
+        <w:t>BOCOBONET</w:t>
       </w:r>
       <w:r>
         <w:rPr/>
         <w:tab/>
-        <w:t>Botswana Training Authority</w:t>
+        <w:t>Botswana Community Based Organisations Network</w:t>
       </w:r>
     </w:p>
     <w:p>
@@ -1566,12 +1586,12 @@
           <w:b/>
           <w:bCs/>
         </w:rPr>
-        <w:t>BRRA</w:t>
+        <w:t>BOTA</w:t>
       </w:r>
       <w:r>
         <w:rPr/>
         <w:tab/>
-        <w:t>Business Regulatory Review Agency (Zambia)</w:t>
+        <w:t>Botswana Training Authority</w:t>
       </w:r>
     </w:p>
     <w:p>
@@ -1590,12 +1610,12 @@
           <w:b/>
           <w:bCs/>
         </w:rPr>
-        <w:t>BSO</w:t>
+        <w:t>BRRA</w:t>
       </w:r>
       <w:r>
         <w:rPr/>
         <w:tab/>
-        <w:t>Business support organisation</w:t>
+        <w:t>Business Regulatory Review Agency (Zambia)</w:t>
       </w:r>
     </w:p>
     <w:p>
@@ -1614,12 +1634,12 @@
           <w:b/>
           <w:bCs/>
         </w:rPr>
-        <w:t>BTO</w:t>
+        <w:t>BSO</w:t>
       </w:r>
       <w:r>
         <w:rPr/>
         <w:tab/>
-        <w:t>Botswana Tourism Organisation</w:t>
+        <w:t>Business support organisation</w:t>
       </w:r>
     </w:p>
     <w:p>
@@ -1638,12 +1658,12 @@
           <w:b/>
           <w:bCs/>
         </w:rPr>
-        <w:t>BUE</w:t>
+        <w:t>BTO</w:t>
       </w:r>
       <w:r>
         <w:rPr/>
         <w:tab/>
-        <w:t>Balcão Único do Empreendedor (Angola)</w:t>
+        <w:t>Botswana Tourism Organisation</w:t>
       </w:r>
     </w:p>
     <w:p>
@@ -1662,12 +1682,12 @@
           <w:b/>
           <w:bCs/>
         </w:rPr>
-        <w:t>BWP</w:t>
+        <w:t>BUE</w:t>
       </w:r>
       <w:r>
         <w:rPr/>
         <w:tab/>
-        <w:t>Botswana pula</w:t>
+        <w:t>Balcão Único do Empreendedor (Angola)</w:t>
       </w:r>
     </w:p>
     <w:p>
@@ -1686,12 +1706,12 @@
           <w:b/>
           <w:bCs/>
         </w:rPr>
-        <w:t>CAMPFIRE</w:t>
+        <w:t>BWP</w:t>
       </w:r>
       <w:r>
         <w:rPr/>
         <w:tab/>
-        <w:t>Communal Areas Management Programme for Indigenous Resources (Zimbabwe)</w:t>
+        <w:t>Botswana pula</w:t>
       </w:r>
     </w:p>
     <w:p>
@@ -1710,12 +1730,12 @@
           <w:b/>
           <w:bCs/>
         </w:rPr>
-        <w:t>CBNRM</w:t>
+        <w:t>CAMPFIRE</w:t>
       </w:r>
       <w:r>
         <w:rPr/>
         <w:tab/>
-        <w:t>Community-based natural resource management</w:t>
+        <w:t>Communal Areas Management Programme for Indigenous Resources (Zimbabwe)</w:t>
       </w:r>
     </w:p>
     <w:p>
@@ -1734,12 +1754,12 @@
           <w:b/>
           <w:bCs/>
         </w:rPr>
-        <w:t>CBO</w:t>
+        <w:t>CBNRM</w:t>
       </w:r>
       <w:r>
         <w:rPr/>
         <w:tab/>
-        <w:t>Community-based organisation</w:t>
+        <w:t>Community-based natural resource management</w:t>
       </w:r>
     </w:p>
     <w:p>
@@ -1758,12 +1778,12 @@
           <w:b/>
           <w:bCs/>
         </w:rPr>
-        <w:t>CDE</w:t>
+        <w:t>CBO</w:t>
       </w:r>
       <w:r>
         <w:rPr/>
         <w:tab/>
-        <w:t>Centre for the Development of Enterprise (ACP-EU)</w:t>
+        <w:t>Community-based organisation</w:t>
       </w:r>
     </w:p>
     <w:p>
@@ -1782,12 +1802,12 @@
           <w:b/>
           <w:bCs/>
         </w:rPr>
-        <w:t>CEDA</w:t>
+        <w:t>CCFN</w:t>
       </w:r>
       <w:r>
         <w:rPr/>
         <w:tab/>
-        <w:t>Citizen Entrepreneurial Development Agency (Botswana)</w:t>
+        <w:t>Community Conservation Fund of Namibia</w:t>
       </w:r>
     </w:p>
     <w:p>
@@ -1806,12 +1826,12 @@
           <w:b/>
           <w:bCs/>
         </w:rPr>
-        <w:t>CEEC</w:t>
+        <w:t>CCIA</w:t>
       </w:r>
       <w:r>
         <w:rPr/>
         <w:tab/>
-        <w:t>Citizens Economic Empowerment Commission (Zambia)</w:t>
+        <w:t>Câmara de Comércio e Indústria de Angola</w:t>
       </w:r>
     </w:p>
     <w:p>
@@ -1830,12 +1850,12 @@
           <w:b/>
           <w:bCs/>
         </w:rPr>
-        <w:t>CGS</w:t>
+        <w:t>CDE</w:t>
       </w:r>
       <w:r>
         <w:rPr/>
         <w:tab/>
-        <w:t>Credit Guarantee Scheme (Namibia)</w:t>
+        <w:t>Centre for the Development of Enterprise (ACP-EU)</w:t>
       </w:r>
     </w:p>
     <w:p>
@@ -1854,12 +1874,12 @@
           <w:b/>
           <w:bCs/>
         </w:rPr>
-        <w:t>CIPA</w:t>
+        <w:t>CEDA</w:t>
       </w:r>
       <w:r>
         <w:rPr/>
         <w:tab/>
-        <w:t>Companies and Intellectual Property Authority (Botswana)</w:t>
+        <w:t>Citizen Entrepreneurial Development Agency (Botswana)</w:t>
       </w:r>
     </w:p>
     <w:p>
@@ -1878,12 +1898,12 @@
           <w:b/>
           <w:bCs/>
         </w:rPr>
-        <w:t>COMESA</w:t>
+        <w:t>CEEC</w:t>
       </w:r>
       <w:r>
         <w:rPr/>
         <w:tab/>
-        <w:t>Common Market for Eastern and Southern Africa</w:t>
+        <w:t>Citizens Economic Empowerment Commission (Zambia)</w:t>
       </w:r>
     </w:p>
     <w:p>
@@ -1902,12 +1922,12 @@
           <w:b/>
           <w:bCs/>
         </w:rPr>
-        <w:t>DB</w:t>
+        <w:t>CGS</w:t>
       </w:r>
       <w:r>
         <w:rPr/>
         <w:tab/>
-        <w:t>Doing Business (World Bank report series, 2004-2020)</w:t>
+        <w:t>Credit Guarantee Scheme (Namibia)</w:t>
       </w:r>
     </w:p>
     <w:p>
@@ -1926,12 +1946,12 @@
           <w:b/>
           <w:bCs/>
         </w:rPr>
-        <w:t>DBN</w:t>
+        <w:t>CIPA</w:t>
       </w:r>
       <w:r>
         <w:rPr/>
         <w:tab/>
-        <w:t>Development Bank of Namibia</w:t>
+        <w:t>Companies and Intellectual Property Authority (Botswana)</w:t>
       </w:r>
     </w:p>
     <w:p>
@@ -1950,12 +1970,12 @@
           <w:b/>
           <w:bCs/>
         </w:rPr>
-        <w:t>DFI</w:t>
+        <w:t>COMESA</w:t>
       </w:r>
       <w:r>
         <w:rPr/>
         <w:tab/>
-        <w:t>Development finance institution</w:t>
+        <w:t>Common Market for Eastern and Southern Africa</w:t>
       </w:r>
     </w:p>
     <w:p>
@@ -1974,12 +1994,12 @@
           <w:b/>
           <w:bCs/>
         </w:rPr>
-        <w:t>DMC</w:t>
+        <w:t>DB</w:t>
       </w:r>
       <w:r>
         <w:rPr/>
         <w:tab/>
-        <w:t>Destination management company</w:t>
+        <w:t>Doing Business (World Bank report series, 2004-2020)</w:t>
       </w:r>
     </w:p>
     <w:p>
@@ -1998,12 +2018,12 @@
           <w:b/>
           <w:bCs/>
         </w:rPr>
-        <w:t>ECGC</w:t>
+        <w:t>DBN</w:t>
       </w:r>
       <w:r>
         <w:rPr/>
         <w:tab/>
-        <w:t>Export Credit Guarantee Company (Zimbabwe)</w:t>
+        <w:t>Development Bank of Namibia</w:t>
       </w:r>
     </w:p>
     <w:p>
@@ -2022,12 +2042,12 @@
           <w:b/>
           <w:bCs/>
         </w:rPr>
-        <w:t>EIF</w:t>
+        <w:t>DFI</w:t>
       </w:r>
       <w:r>
         <w:rPr/>
         <w:tab/>
-        <w:t>Environmental Investment Fund (Namibia)</w:t>
+        <w:t>Development finance institution</w:t>
       </w:r>
     </w:p>
     <w:p>
@@ -2046,12 +2066,12 @@
           <w:b/>
           <w:bCs/>
         </w:rPr>
-        <w:t>FENATA</w:t>
+        <w:t>DMC</w:t>
       </w:r>
       <w:r>
         <w:rPr/>
         <w:tab/>
-        <w:t>Federation of Namibian Tourism Associations</w:t>
+        <w:t>Destination management company</w:t>
       </w:r>
     </w:p>
     <w:p>
@@ -2070,12 +2090,12 @@
           <w:b/>
           <w:bCs/>
         </w:rPr>
-        <w:t>FGC</w:t>
+        <w:t>ECGC</w:t>
       </w:r>
       <w:r>
         <w:rPr/>
         <w:tab/>
-        <w:t>Fundo de Garantia de Crédito (Angola)</w:t>
+        <w:t>Export Credit Guarantee Company (Zimbabwe)</w:t>
       </w:r>
     </w:p>
     <w:p>
@@ -2094,12 +2114,12 @@
           <w:b/>
           <w:bCs/>
         </w:rPr>
-        <w:t>GIZ</w:t>
+        <w:t>EIF</w:t>
       </w:r>
       <w:r>
         <w:rPr/>
         <w:tab/>
-        <w:t>Deutsche Gesellschaft für Internationale Zusammenarbeit</w:t>
+        <w:t>Environmental Investment Fund (Namibia)</w:t>
       </w:r>
     </w:p>
     <w:p>
@@ -2118,12 +2138,12 @@
           <w:b/>
           <w:bCs/>
         </w:rPr>
-        <w:t>HAN</w:t>
+        <w:t>FENATA</w:t>
       </w:r>
       <w:r>
         <w:rPr/>
         <w:tab/>
-        <w:t>Hospitality Association of Namibia</w:t>
+        <w:t>Federation of Namibian Tourism Associations</w:t>
       </w:r>
     </w:p>
     <w:p>
@@ -2142,12 +2162,12 @@
           <w:b/>
           <w:bCs/>
         </w:rPr>
-        <w:t>HATAB</w:t>
+        <w:t>FGC</w:t>
       </w:r>
       <w:r>
         <w:rPr/>
         <w:tab/>
-        <w:t>Hospitality and Tourism Association of Botswana</w:t>
+        <w:t>Fundo de Garantia de Crédito (Angola)</w:t>
       </w:r>
     </w:p>
     <w:p>
@@ -2166,12 +2186,12 @@
           <w:b/>
           <w:bCs/>
         </w:rPr>
-        <w:t>ICT</w:t>
+        <w:t>GIZ</w:t>
       </w:r>
       <w:r>
         <w:rPr/>
         <w:tab/>
-        <w:t>Information and communications technology</w:t>
+        <w:t>Deutsche Gesellschaft für Internationale Zusammenarbeit</w:t>
       </w:r>
     </w:p>
     <w:p>
@@ -2190,12 +2210,12 @@
           <w:b/>
           <w:bCs/>
         </w:rPr>
-        <w:t>IDBZ</w:t>
+        <w:t>HAN</w:t>
       </w:r>
       <w:r>
         <w:rPr/>
         <w:tab/>
-        <w:t>Infrastructure Development Bank of Zimbabwe</w:t>
+        <w:t>Hospitality Association of Namibia</w:t>
       </w:r>
     </w:p>
     <w:p>
@@ -2214,12 +2234,12 @@
           <w:b/>
           <w:bCs/>
         </w:rPr>
-        <w:t>INAPEM</w:t>
+        <w:t>HATAB</w:t>
       </w:r>
       <w:r>
         <w:rPr/>
         <w:tab/>
-        <w:t>Instituto Nacional de Apoio às Micro, Pequenas e Médias Empresas (Angola)</w:t>
+        <w:t>Hospitality and Tourism Association of Botswana</w:t>
       </w:r>
     </w:p>
     <w:p>
@@ -2238,12 +2258,12 @@
           <w:b/>
           <w:bCs/>
         </w:rPr>
-        <w:t>ISO</w:t>
+        <w:t>ICT</w:t>
       </w:r>
       <w:r>
         <w:rPr/>
         <w:tab/>
-        <w:t>International Organization for Standardization</w:t>
+        <w:t>Information and communications technology</w:t>
       </w:r>
     </w:p>
     <w:p>
@@ -2262,12 +2282,12 @@
           <w:b/>
           <w:bCs/>
         </w:rPr>
-        <w:t>JV</w:t>
+        <w:t>IDBZ</w:t>
       </w:r>
       <w:r>
         <w:rPr/>
         <w:tab/>
-        <w:t>Joint venture</w:t>
+        <w:t>Infrastructure Development Bank of Zimbabwe</w:t>
       </w:r>
     </w:p>
     <w:p>
@@ -2286,12 +2306,12 @@
           <w:b/>
           <w:bCs/>
         </w:rPr>
-        <w:t>KAZA TFCA</w:t>
+        <w:t>INAPEM</w:t>
       </w:r>
       <w:r>
         <w:rPr/>
         <w:tab/>
-        <w:t>Kavango Zambezi Transfrontier Conservation Area</w:t>
+        <w:t>Instituto Nacional de Apoio às Micro, Pequenas e Médias Empresas (Angola)</w:t>
       </w:r>
     </w:p>
     <w:p>
@@ -2310,12 +2330,12 @@
           <w:b/>
           <w:bCs/>
         </w:rPr>
-        <w:t>LEA</w:t>
+        <w:t>IRDNC</w:t>
       </w:r>
       <w:r>
         <w:rPr/>
         <w:tab/>
-        <w:t>Local Enterprise Authority (Botswana)</w:t>
+        <w:t>Integrated Rural Development and Nature Conservation (Namibia)</w:t>
       </w:r>
     </w:p>
     <w:p>
@@ -2334,12 +2354,12 @@
           <w:b/>
           <w:bCs/>
         </w:rPr>
-        <w:t>MD</w:t>
+        <w:t>ISO</w:t>
       </w:r>
       <w:r>
         <w:rPr/>
         <w:tab/>
-        <w:t>KAZA R-NBT Macro Diagnostic Report</w:t>
+        <w:t>International Organization for Standardization</w:t>
       </w:r>
     </w:p>
     <w:p>
@@ -2358,12 +2378,12 @@
           <w:b/>
           <w:bCs/>
         </w:rPr>
-        <w:t>MFI</w:t>
+        <w:t>JV</w:t>
       </w:r>
       <w:r>
         <w:rPr/>
         <w:tab/>
-        <w:t>Microfinance institution</w:t>
+        <w:t>Joint venture</w:t>
       </w:r>
     </w:p>
     <w:p>
@@ -2382,12 +2402,12 @@
           <w:b/>
           <w:bCs/>
         </w:rPr>
-        <w:t>MSME</w:t>
+        <w:t>KAZA TFCA</w:t>
       </w:r>
       <w:r>
         <w:rPr/>
         <w:tab/>
-        <w:t>Micro, small and medium-sized enterprise</w:t>
+        <w:t>Kavango Zambezi Transfrontier Conservation Area</w:t>
       </w:r>
     </w:p>
     <w:p>
@@ -2406,12 +2426,12 @@
           <w:b/>
           <w:bCs/>
         </w:rPr>
-        <w:t>NACSO</w:t>
+        <w:t>LEA</w:t>
       </w:r>
       <w:r>
         <w:rPr/>
         <w:tab/>
-        <w:t>Namibian Association of CBNRM Support Organisations</w:t>
+        <w:t>Local Enterprise Authority (Botswana)</w:t>
       </w:r>
     </w:p>
     <w:p>
@@ -2430,12 +2450,12 @@
           <w:b/>
           <w:bCs/>
         </w:rPr>
-        <w:t>NDB</w:t>
+        <w:t>MD</w:t>
       </w:r>
       <w:r>
         <w:rPr/>
         <w:tab/>
-        <w:t>National Development Bank (Botswana)</w:t>
+        <w:t>KAZA R-NBT Macro Diagnostic Report</w:t>
       </w:r>
     </w:p>
     <w:p>
@@ -2454,12 +2474,12 @@
           <w:b/>
           <w:bCs/>
         </w:rPr>
-        <w:t>NEET</w:t>
+        <w:t>MFI</w:t>
       </w:r>
       <w:r>
         <w:rPr/>
         <w:tab/>
-        <w:t>Not in employment, education or training</w:t>
+        <w:t>Microfinance institution</w:t>
       </w:r>
     </w:p>
     <w:p>
@@ -2478,12 +2498,12 @@
           <w:b/>
           <w:bCs/>
         </w:rPr>
-        <w:t>NIPDB</w:t>
+        <w:t>MINTUR</w:t>
       </w:r>
       <w:r>
         <w:rPr/>
         <w:tab/>
-        <w:t>Namibia Investment Promotion and Development Board</w:t>
+        <w:t>Ministério do Turismo (Angola)</w:t>
       </w:r>
     </w:p>
     <w:p>
@@ -2502,12 +2522,12 @@
           <w:b/>
           <w:bCs/>
         </w:rPr>
-        <w:t>NTB</w:t>
+        <w:t>MSME</w:t>
       </w:r>
       <w:r>
         <w:rPr/>
         <w:tab/>
-        <w:t>Namibia Tourism Board</w:t>
+        <w:t>Micro, small and medium-sized enterprise</w:t>
       </w:r>
     </w:p>
     <w:p>
@@ -2526,12 +2546,12 @@
           <w:b/>
           <w:bCs/>
         </w:rPr>
-        <w:t>OSISC</w:t>
+        <w:t>NACSO</w:t>
       </w:r>
       <w:r>
         <w:rPr/>
         <w:tab/>
-        <w:t>One Stop Investment Services Centre (ZIDA, Zimbabwe)</w:t>
+        <w:t>Namibian Association of CBNRM Support Organisations</w:t>
       </w:r>
     </w:p>
     <w:p>
@@ -2550,12 +2570,12 @@
           <w:b/>
           <w:bCs/>
         </w:rPr>
-        <w:t>PSDP</w:t>
+        <w:t>NCCI</w:t>
       </w:r>
       <w:r>
         <w:rPr/>
         <w:tab/>
-        <w:t>Private Sector Development Programme (Botswana)</w:t>
+        <w:t>Namibia Chamber of Commerce and Industry</w:t>
       </w:r>
     </w:p>
     <w:p>
@@ -2574,12 +2594,12 @@
           <w:b/>
           <w:bCs/>
         </w:rPr>
-        <w:t>R-NBT</w:t>
+        <w:t>NDB</w:t>
       </w:r>
       <w:r>
         <w:rPr/>
         <w:tab/>
-        <w:t>Regenerative nature-based tourism</w:t>
+        <w:t>National Development Bank (Botswana)</w:t>
       </w:r>
     </w:p>
     <w:p>
@@ -2598,12 +2618,12 @@
           <w:b/>
           <w:bCs/>
         </w:rPr>
-        <w:t>SADC</w:t>
+        <w:t>NEET</w:t>
       </w:r>
       <w:r>
         <w:rPr/>
         <w:tab/>
-        <w:t>Southern African Development Community</w:t>
+        <w:t>Not in employment, education or training</w:t>
       </w:r>
     </w:p>
     <w:p>
@@ -2622,12 +2642,12 @@
           <w:b/>
           <w:bCs/>
         </w:rPr>
-        <w:t>SMEDCO</w:t>
+        <w:t>NIPDB</w:t>
       </w:r>
       <w:r>
         <w:rPr/>
         <w:tab/>
-        <w:t>Small and Medium Enterprises Development Corporation (Zimbabwe)</w:t>
+        <w:t>Namibia Investment Promotion and Development Board</w:t>
       </w:r>
     </w:p>
     <w:p>
@@ -2646,12 +2666,12 @@
           <w:b/>
           <w:bCs/>
         </w:rPr>
-        <w:t>SMME</w:t>
+        <w:t>NNF</w:t>
       </w:r>
       <w:r>
         <w:rPr/>
         <w:tab/>
-        <w:t>Small, medium and micro enterprise (term used in Botswana; equivalent to MSME)</w:t>
+        <w:t>Namibia Nature Foundation</w:t>
       </w:r>
     </w:p>
     <w:p>
@@ -2670,12 +2690,12 @@
           <w:b/>
           <w:bCs/>
         </w:rPr>
-        <w:t>STR</w:t>
+        <w:t>NTB</w:t>
       </w:r>
       <w:r>
         <w:rPr/>
         <w:tab/>
-        <w:t>Simplified Trade Regime</w:t>
+        <w:t>Namibia Tourism Board</w:t>
       </w:r>
     </w:p>
     <w:p>
@@ -2694,12 +2714,12 @@
           <w:b/>
           <w:bCs/>
         </w:rPr>
-        <w:t>TA</w:t>
+        <w:t>NUST</w:t>
       </w:r>
       <w:r>
         <w:rPr/>
         <w:tab/>
-        <w:t>Technical assistance</w:t>
+        <w:t>Namibia University of Science and Technology</w:t>
       </w:r>
     </w:p>
     <w:p>
@@ -2718,12 +2738,12 @@
           <w:b/>
           <w:bCs/>
         </w:rPr>
-        <w:t>TBCZ</w:t>
+        <w:t>OSISC</w:t>
       </w:r>
       <w:r>
         <w:rPr/>
         <w:tab/>
-        <w:t>Tourism Business Council of Zimbabwe</w:t>
+        <w:t>One Stop Investment Services Centre (ZIDA, Zimbabwe)</w:t>
       </w:r>
     </w:p>
     <w:p>
@@ -2742,12 +2762,12 @@
           <w:b/>
           <w:bCs/>
         </w:rPr>
-        <w:t>TCZ</w:t>
+        <w:t>PSDP</w:t>
       </w:r>
       <w:r>
         <w:rPr/>
         <w:tab/>
-        <w:t>Tourism Council of Zambia</w:t>
+        <w:t>Private Sector Development Programme (Botswana)</w:t>
       </w:r>
     </w:p>
     <w:p>
@@ -2766,12 +2786,12 @@
           <w:b/>
           <w:bCs/>
         </w:rPr>
-        <w:t>VSLA</w:t>
+        <w:t>R-NBT</w:t>
       </w:r>
       <w:r>
         <w:rPr/>
         <w:tab/>
-        <w:t>Village savings and loan association</w:t>
+        <w:t>Regenerative nature-based tourism</w:t>
       </w:r>
     </w:p>
     <w:p>
@@ -2790,12 +2810,12 @@
           <w:b/>
           <w:bCs/>
         </w:rPr>
-        <w:t>WIBA</w:t>
+        <w:t>RDC</w:t>
       </w:r>
       <w:r>
         <w:rPr/>
         <w:tab/>
-        <w:t>Women in Business Association (Botswana)</w:t>
+        <w:t>Rural District Council (Zimbabwe)</w:t>
       </w:r>
     </w:p>
     <w:p>
@@ -2814,12 +2834,12 @@
           <w:b/>
           <w:bCs/>
         </w:rPr>
-        <w:t>YDF</w:t>
+        <w:t>SADC</w:t>
       </w:r>
       <w:r>
         <w:rPr/>
         <w:tab/>
-        <w:t>Youth Development Fund (Botswana)</w:t>
+        <w:t>Southern African Development Community</w:t>
       </w:r>
     </w:p>
     <w:p>
@@ -2838,12 +2858,12 @@
           <w:b/>
           <w:bCs/>
         </w:rPr>
-        <w:t>ZCGS</w:t>
+        <w:t>SMEDCO</w:t>
       </w:r>
       <w:r>
         <w:rPr/>
         <w:tab/>
-        <w:t>Zambia Credit Guarantee Scheme</w:t>
+        <w:t>Small and Medium Enterprises Development Corporation (Zimbabwe)</w:t>
       </w:r>
     </w:p>
     <w:p>
@@ -2862,12 +2882,12 @@
           <w:b/>
           <w:bCs/>
         </w:rPr>
-        <w:t>ZCSMBA</w:t>
+        <w:t>SMME</w:t>
       </w:r>
       <w:r>
         <w:rPr/>
         <w:tab/>
-        <w:t>Zambia Chamber of Small and Medium Business Associations</w:t>
+        <w:t>Small, medium and micro enterprise (term used in Botswana; equivalent to MSME)</w:t>
       </w:r>
     </w:p>
     <w:p>
@@ -2886,12 +2906,12 @@
           <w:b/>
           <w:bCs/>
         </w:rPr>
-        <w:t>ZDA</w:t>
+        <w:t>STR</w:t>
       </w:r>
       <w:r>
         <w:rPr/>
         <w:tab/>
-        <w:t>Zambia Development Agency</w:t>
+        <w:t>Simplified Trade Regime</w:t>
       </w:r>
     </w:p>
     <w:p>
@@ -2910,12 +2930,12 @@
           <w:b/>
           <w:bCs/>
         </w:rPr>
-        <w:t>ZEEX</w:t>
+        <w:t>TA</w:t>
       </w:r>
       <w:r>
         <w:rPr/>
         <w:tab/>
-        <w:t>Zimbabwe Entrepreneurship Exchange</w:t>
+        <w:t>Technical assistance</w:t>
       </w:r>
     </w:p>
     <w:p>
@@ -2934,12 +2954,12 @@
           <w:b/>
           <w:bCs/>
         </w:rPr>
-        <w:t>ZIDA</w:t>
+        <w:t>TASA</w:t>
       </w:r>
       <w:r>
         <w:rPr/>
         <w:tab/>
-        <w:t>Zimbabwe Investment and Development Agency</w:t>
+        <w:t>Tour and Safari Association (Namibia)</w:t>
       </w:r>
     </w:p>
     <w:p>
@@ -2958,12 +2978,12 @@
           <w:b/>
           <w:bCs/>
         </w:rPr>
-        <w:t>ZIMRA</w:t>
+        <w:t>TBCZ</w:t>
       </w:r>
       <w:r>
         <w:rPr/>
         <w:tab/>
-        <w:t>Zimbabwe Revenue Authority</w:t>
+        <w:t>Tourism Business Council of Zimbabwe</w:t>
       </w:r>
     </w:p>
     <w:p>
@@ -2982,12 +3002,12 @@
           <w:b/>
           <w:bCs/>
         </w:rPr>
-        <w:t>ZMW</w:t>
+        <w:t>TCZ</w:t>
       </w:r>
       <w:r>
         <w:rPr/>
         <w:tab/>
-        <w:t>Zambian kwacha</w:t>
+        <w:t>Tourism Council of Zambia</w:t>
       </w:r>
     </w:p>
     <w:p>
@@ -3006,6 +3026,270 @@
           <w:b/>
           <w:bCs/>
         </w:rPr>
+        <w:t>UNAM</w:t>
+      </w:r>
+      <w:r>
+        <w:rPr/>
+        <w:tab/>
+        <w:t>University of Namibia</w:t>
+      </w:r>
+    </w:p>
+    <w:p>
+      <w:pPr>
+        <w:pStyle w:val="Normal"/>
+        <w:tabs>
+          <w:tab w:val="clear" w:pos="720"/>
+          <w:tab w:val="left" w:pos="1700" w:leader="none"/>
+        </w:tabs>
+        <w:spacing w:before="0" w:after="60"/>
+        <w:ind w:hanging="1700" w:left="1700"/>
+        <w:rPr/>
+      </w:pPr>
+      <w:r>
+        <w:rPr>
+          <w:b/>
+          <w:bCs/>
+        </w:rPr>
+        <w:t>VSLA</w:t>
+      </w:r>
+      <w:r>
+        <w:rPr/>
+        <w:tab/>
+        <w:t>Village savings and loan association</w:t>
+      </w:r>
+    </w:p>
+    <w:p>
+      <w:pPr>
+        <w:pStyle w:val="Normal"/>
+        <w:tabs>
+          <w:tab w:val="clear" w:pos="720"/>
+          <w:tab w:val="left" w:pos="1700" w:leader="none"/>
+        </w:tabs>
+        <w:spacing w:before="0" w:after="60"/>
+        <w:ind w:hanging="1700" w:left="1700"/>
+        <w:rPr/>
+      </w:pPr>
+      <w:r>
+        <w:rPr>
+          <w:b/>
+          <w:bCs/>
+        </w:rPr>
+        <w:t>WIBA</w:t>
+      </w:r>
+      <w:r>
+        <w:rPr/>
+        <w:tab/>
+        <w:t>Women in Business Association (Botswana)</w:t>
+      </w:r>
+    </w:p>
+    <w:p>
+      <w:pPr>
+        <w:pStyle w:val="Normal"/>
+        <w:tabs>
+          <w:tab w:val="clear" w:pos="720"/>
+          <w:tab w:val="left" w:pos="1700" w:leader="none"/>
+        </w:tabs>
+        <w:spacing w:before="0" w:after="60"/>
+        <w:ind w:hanging="1700" w:left="1700"/>
+        <w:rPr/>
+      </w:pPr>
+      <w:r>
+        <w:rPr>
+          <w:b/>
+          <w:bCs/>
+        </w:rPr>
+        <w:t>YDF</w:t>
+      </w:r>
+      <w:r>
+        <w:rPr/>
+        <w:tab/>
+        <w:t>Youth Development Fund (Botswana)</w:t>
+      </w:r>
+    </w:p>
+    <w:p>
+      <w:pPr>
+        <w:pStyle w:val="Normal"/>
+        <w:tabs>
+          <w:tab w:val="clear" w:pos="720"/>
+          <w:tab w:val="left" w:pos="1700" w:leader="none"/>
+        </w:tabs>
+        <w:spacing w:before="0" w:after="60"/>
+        <w:ind w:hanging="1700" w:left="1700"/>
+        <w:rPr/>
+      </w:pPr>
+      <w:r>
+        <w:rPr>
+          <w:b/>
+          <w:bCs/>
+        </w:rPr>
+        <w:t>ZCGS</w:t>
+      </w:r>
+      <w:r>
+        <w:rPr/>
+        <w:tab/>
+        <w:t>Zambia Credit Guarantee Scheme</w:t>
+      </w:r>
+    </w:p>
+    <w:p>
+      <w:pPr>
+        <w:pStyle w:val="Normal"/>
+        <w:tabs>
+          <w:tab w:val="clear" w:pos="720"/>
+          <w:tab w:val="left" w:pos="1700" w:leader="none"/>
+        </w:tabs>
+        <w:spacing w:before="0" w:after="60"/>
+        <w:ind w:hanging="1700" w:left="1700"/>
+        <w:rPr/>
+      </w:pPr>
+      <w:r>
+        <w:rPr>
+          <w:b/>
+          <w:bCs/>
+        </w:rPr>
+        <w:t>ZCSMBA</w:t>
+      </w:r>
+      <w:r>
+        <w:rPr/>
+        <w:tab/>
+        <w:t>Zambia Chamber of Small and Medium Business Associations</w:t>
+      </w:r>
+    </w:p>
+    <w:p>
+      <w:pPr>
+        <w:pStyle w:val="Normal"/>
+        <w:tabs>
+          <w:tab w:val="clear" w:pos="720"/>
+          <w:tab w:val="left" w:pos="1700" w:leader="none"/>
+        </w:tabs>
+        <w:spacing w:before="0" w:after="60"/>
+        <w:ind w:hanging="1700" w:left="1700"/>
+        <w:rPr/>
+      </w:pPr>
+      <w:r>
+        <w:rPr>
+          <w:b/>
+          <w:bCs/>
+        </w:rPr>
+        <w:t>ZDA</w:t>
+      </w:r>
+      <w:r>
+        <w:rPr/>
+        <w:tab/>
+        <w:t>Zambia Development Agency</w:t>
+      </w:r>
+    </w:p>
+    <w:p>
+      <w:pPr>
+        <w:pStyle w:val="Normal"/>
+        <w:tabs>
+          <w:tab w:val="clear" w:pos="720"/>
+          <w:tab w:val="left" w:pos="1700" w:leader="none"/>
+        </w:tabs>
+        <w:spacing w:before="0" w:after="60"/>
+        <w:ind w:hanging="1700" w:left="1700"/>
+        <w:rPr/>
+      </w:pPr>
+      <w:r>
+        <w:rPr>
+          <w:b/>
+          <w:bCs/>
+        </w:rPr>
+        <w:t>ZEEX</w:t>
+      </w:r>
+      <w:r>
+        <w:rPr/>
+        <w:tab/>
+        <w:t>Zimbabwe Entrepreneurship Exchange</w:t>
+      </w:r>
+    </w:p>
+    <w:p>
+      <w:pPr>
+        <w:pStyle w:val="Normal"/>
+        <w:tabs>
+          <w:tab w:val="clear" w:pos="720"/>
+          <w:tab w:val="left" w:pos="1700" w:leader="none"/>
+        </w:tabs>
+        <w:spacing w:before="0" w:after="60"/>
+        <w:ind w:hanging="1700" w:left="1700"/>
+        <w:rPr/>
+      </w:pPr>
+      <w:r>
+        <w:rPr>
+          <w:b/>
+          <w:bCs/>
+        </w:rPr>
+        <w:t>ZIDA</w:t>
+      </w:r>
+      <w:r>
+        <w:rPr/>
+        <w:tab/>
+        <w:t>Zimbabwe Investment and Development Agency</w:t>
+      </w:r>
+    </w:p>
+    <w:p>
+      <w:pPr>
+        <w:pStyle w:val="Normal"/>
+        <w:tabs>
+          <w:tab w:val="clear" w:pos="720"/>
+          <w:tab w:val="left" w:pos="1700" w:leader="none"/>
+        </w:tabs>
+        <w:spacing w:before="0" w:after="60"/>
+        <w:ind w:hanging="1700" w:left="1700"/>
+        <w:rPr/>
+      </w:pPr>
+      <w:r>
+        <w:rPr>
+          <w:b/>
+          <w:bCs/>
+        </w:rPr>
+        <w:t>ZIMRA</w:t>
+      </w:r>
+      <w:r>
+        <w:rPr/>
+        <w:tab/>
+        <w:t>Zimbabwe Revenue Authority</w:t>
+      </w:r>
+    </w:p>
+    <w:p>
+      <w:pPr>
+        <w:pStyle w:val="Normal"/>
+        <w:tabs>
+          <w:tab w:val="clear" w:pos="720"/>
+          <w:tab w:val="left" w:pos="1700" w:leader="none"/>
+        </w:tabs>
+        <w:spacing w:before="0" w:after="60"/>
+        <w:ind w:hanging="1700" w:left="1700"/>
+        <w:rPr/>
+      </w:pPr>
+      <w:r>
+        <w:rPr>
+          <w:b/>
+          <w:bCs/>
+        </w:rPr>
+        <w:t>ZMW</w:t>
+      </w:r>
+      <w:r>
+        <w:rPr/>
+        <w:tab/>
+        <w:t>Zambian kwacha</w:t>
+      </w:r>
+    </w:p>
+    <w:p>
+      <w:pPr>
+        <w:pStyle w:val="Normal"/>
+        <w:tabs>
+          <w:tab w:val="clear" w:pos="720"/>
+          <w:tab w:val="left" w:pos="1700" w:leader="none"/>
+        </w:tabs>
+        <w:spacing w:before="0" w:after="60"/>
+        <w:ind w:hanging="1700" w:left="1700"/>
+        <w:rPr/>
+      </w:pPr>
+      <w:r>
+        <w:rPr>
+          <w:b/>
+          <w:bCs/>
+        </w:rPr>
         <w:t>ZTA</w:t>
       </w:r>
       <w:r>
@@ -3023,7 +3307,7 @@
         <w:spacing w:before="0" w:after="240"/>
         <w:rPr/>
       </w:pPr>
-      <w:bookmarkStart w:id="0" w:name="__RefHeading___Toc1113_4016896087"/>
+      <w:bookmarkStart w:id="0" w:name="__RefHeading___Toc1251_3920751122"/>
       <w:bookmarkEnd w:id="0"/>
       <w:r>
         <w:rPr/>
@@ -3198,7 +3482,7 @@
       </w:r>
       <w:r>
         <w:rPr/>
-        <w:t xml:space="preserve"> MSMEs need supplier-readiness skills (quality, volume, reliability and pricing), aggregation into producer groups and cooperatives, basic bookkeeping and seasonal cash-flow planning, and formalisation sequenced to buyer and lender demands. BSOs offer mostly generic training, are concentrated in capitals, lack a common readiness diagnostic and seldom broker finance. A needs and capacity survey carried out in Botswana for the EU-funded Private Sector Development Programme found many of the same gaps more than a decade ago, which shows how persistent they are. It adds quality assurance and standards, productivity, market intelligence, negotiation and collective advocacy to the MSME list, and organisational systems, coordination between BSOs and impact monitoring to the BSO list. Chapter 6 also sets out ten roles that BSOs play along the readiness pathway, from diagnosis and training to finance brokerage and advocacy. Financial institutions need to learn seasonal cash-flow lending, use contracts, receivables and movable assets as security, use existing guarantee schemes, and collect sex-disaggregated portfolio data.</w:t>
+        <w:t xml:space="preserve"> MSMEs need supplier-readiness skills (quality, volume, reliability and pricing), aggregation into producer groups and cooperatives, basic bookkeeping and seasonal cash-flow planning, and formalisation sequenced to buyer and lender demands. BSOs offer mostly generic training, are concentrated in capitals, lack a common readiness diagnostic and seldom broker finance. A needs and capacity survey carried out in Botswana for the EU-funded Private Sector Development Programme found many of the same gaps more than a decade ago, which shows how persistent they are. It adds quality assurance and standards, productivity, market intelligence, negotiation and collective advocacy to the MSME list, and organisational systems, coordination between BSOs and impact monitoring to the BSO list. Chapter 6 also sets out ten roles that BSOs play along the readiness pathway, from diagnosis and training to finance brokerage and advocacy. It then applies these needs to tourism MSMEs in each Partner State. Angola needs readiness first (formalisation, basic business skills and Angolan guiding and logistics capacity in Cuando and Cubango). Botswana needs supplier development, standards and contract finance around the Kasane and Maun anchors. Namibia needs lodge-linked goods made to specification and a pathway from conservancy benefit to enterprise. Zambia needs smallholder aggregation, certification and youth enterprise in Livingstone. Zimbabwe needs tax clearance, irrigated produce supply and record-keeping around Victoria Falls and Hwange. Each country's needs are matched to interventions and to a lead BSO (INAPEM, LEA, NIPDB, ZDA and CEEC, and SMEDCO) and its partners. Financial institutions need to learn seasonal cash-flow lending, use contracts, receivables and movable assets as security, use existing guarantee schemes, and collect sex-disaggregated portfolio data.</w:t>
       </w:r>
     </w:p>
     <w:p>
@@ -3339,7 +3623,7 @@
         <w:spacing w:before="0" w:after="240"/>
         <w:rPr/>
       </w:pPr>
-      <w:bookmarkStart w:id="1" w:name="__RefHeading___Toc1115_4016896087"/>
+      <w:bookmarkStart w:id="1" w:name="__RefHeading___Toc1253_3920751122"/>
       <w:bookmarkEnd w:id="1"/>
       <w:r>
         <w:rPr/>
@@ -3351,7 +3635,7 @@
         <w:pStyle w:val="Heading2"/>
         <w:rPr/>
       </w:pPr>
-      <w:bookmarkStart w:id="2" w:name="__RefHeading___Toc1117_4016896087"/>
+      <w:bookmarkStart w:id="2" w:name="__RefHeading___Toc1255_3920751122"/>
       <w:bookmarkEnd w:id="2"/>
       <w:r>
         <w:rPr/>
@@ -3479,7 +3763,7 @@
         <w:pStyle w:val="Heading2"/>
         <w:rPr/>
       </w:pPr>
-      <w:bookmarkStart w:id="3" w:name="__RefHeading___Toc1119_4016896087"/>
+      <w:bookmarkStart w:id="3" w:name="__RefHeading___Toc1257_3920751122"/>
       <w:bookmarkEnd w:id="3"/>
       <w:r>
         <w:rPr/>
@@ -3603,7 +3887,7 @@
         <w:pStyle w:val="Heading2"/>
         <w:rPr/>
       </w:pPr>
-      <w:bookmarkStart w:id="4" w:name="__RefHeading___Toc1121_4016896087"/>
+      <w:bookmarkStart w:id="4" w:name="__RefHeading___Toc1259_3920751122"/>
       <w:bookmarkEnd w:id="4"/>
       <w:r>
         <w:rPr/>
@@ -3793,7 +4077,7 @@
         <w:pStyle w:val="Heading2"/>
         <w:rPr/>
       </w:pPr>
-      <w:bookmarkStart w:id="5" w:name="__RefHeading___Toc1123_4016896087"/>
+      <w:bookmarkStart w:id="5" w:name="__RefHeading___Toc1261_3920751122"/>
       <w:bookmarkEnd w:id="5"/>
       <w:r>
         <w:rPr/>
@@ -3914,7 +4198,7 @@
         <w:spacing w:before="0" w:after="240"/>
         <w:rPr/>
       </w:pPr>
-      <w:bookmarkStart w:id="6" w:name="__RefHeading___Toc1125_4016896087"/>
+      <w:bookmarkStart w:id="6" w:name="__RefHeading___Toc1263_3920751122"/>
       <w:bookmarkEnd w:id="6"/>
       <w:r>
         <w:rPr/>
@@ -3926,7 +4210,7 @@
         <w:pStyle w:val="Heading2"/>
         <w:rPr/>
       </w:pPr>
-      <w:bookmarkStart w:id="7" w:name="__RefHeading___Toc1127_4016896087"/>
+      <w:bookmarkStart w:id="7" w:name="__RefHeading___Toc1265_3920751122"/>
       <w:bookmarkEnd w:id="7"/>
       <w:r>
         <w:rPr/>
@@ -4188,7 +4472,7 @@
         <w:pStyle w:val="Heading2"/>
         <w:rPr/>
       </w:pPr>
-      <w:bookmarkStart w:id="8" w:name="__RefHeading___Toc1129_4016896087"/>
+      <w:bookmarkStart w:id="8" w:name="__RefHeading___Toc1267_3920751122"/>
       <w:bookmarkEnd w:id="8"/>
       <w:r>
         <w:rPr/>
@@ -4295,7 +4579,7 @@
         <w:spacing w:before="0" w:after="240"/>
         <w:rPr/>
       </w:pPr>
-      <w:bookmarkStart w:id="9" w:name="__RefHeading___Toc1131_4016896087"/>
+      <w:bookmarkStart w:id="9" w:name="__RefHeading___Toc1269_3920751122"/>
       <w:bookmarkEnd w:id="9"/>
       <w:r>
         <w:rPr/>
@@ -4307,7 +4591,7 @@
         <w:pStyle w:val="Heading2"/>
         <w:rPr/>
       </w:pPr>
-      <w:bookmarkStart w:id="10" w:name="__RefHeading___Toc1133_4016896087"/>
+      <w:bookmarkStart w:id="10" w:name="__RefHeading___Toc1271_3920751122"/>
       <w:bookmarkEnd w:id="10"/>
       <w:r>
         <w:rPr/>
@@ -4435,7 +4719,7 @@
         <w:pStyle w:val="Heading2"/>
         <w:rPr/>
       </w:pPr>
-      <w:bookmarkStart w:id="11" w:name="__RefHeading___Toc1135_4016896087"/>
+      <w:bookmarkStart w:id="11" w:name="__RefHeading___Toc1273_3920751122"/>
       <w:bookmarkEnd w:id="11"/>
       <w:r>
         <w:rPr/>
@@ -4616,7 +4900,7 @@
         <w:spacing w:before="0" w:after="240"/>
         <w:rPr/>
       </w:pPr>
-      <w:bookmarkStart w:id="12" w:name="__RefHeading___Toc1137_4016896087"/>
+      <w:bookmarkStart w:id="12" w:name="__RefHeading___Toc1275_3920751122"/>
       <w:bookmarkEnd w:id="12"/>
       <w:r>
         <w:rPr/>
@@ -4628,7 +4912,7 @@
         <w:pStyle w:val="Heading2"/>
         <w:rPr/>
       </w:pPr>
-      <w:bookmarkStart w:id="13" w:name="__RefHeading___Toc1139_4016896087"/>
+      <w:bookmarkStart w:id="13" w:name="__RefHeading___Toc1277_3920751122"/>
       <w:bookmarkEnd w:id="13"/>
       <w:r>
         <w:rPr/>
@@ -4756,7 +5040,7 @@
         <w:pStyle w:val="Heading2"/>
         <w:rPr/>
       </w:pPr>
-      <w:bookmarkStart w:id="14" w:name="__RefHeading___Toc1141_4016896087"/>
+      <w:bookmarkStart w:id="14" w:name="__RefHeading___Toc1279_3920751122"/>
       <w:bookmarkEnd w:id="14"/>
       <w:r>
         <w:rPr/>
@@ -4835,7 +5119,7 @@
         <w:pStyle w:val="Heading2"/>
         <w:rPr/>
       </w:pPr>
-      <w:bookmarkStart w:id="15" w:name="__RefHeading___Toc1143_4016896087"/>
+      <w:bookmarkStart w:id="15" w:name="__RefHeading___Toc1281_3920751122"/>
       <w:bookmarkEnd w:id="15"/>
       <w:r>
         <w:rPr/>
@@ -4964,7 +5248,7 @@
         <w:pStyle w:val="Heading2"/>
         <w:rPr/>
       </w:pPr>
-      <w:bookmarkStart w:id="16" w:name="__RefHeading___Toc1145_4016896087"/>
+      <w:bookmarkStart w:id="16" w:name="__RefHeading___Toc1283_3920751122"/>
       <w:bookmarkEnd w:id="16"/>
       <w:r>
         <w:rPr/>
@@ -5115,7 +5399,7 @@
         <w:spacing w:before="0" w:after="240"/>
         <w:rPr/>
       </w:pPr>
-      <w:bookmarkStart w:id="17" w:name="__RefHeading___Toc1147_4016896087"/>
+      <w:bookmarkStart w:id="17" w:name="__RefHeading___Toc1285_3920751122"/>
       <w:bookmarkEnd w:id="17"/>
       <w:r>
         <w:rPr/>
@@ -5127,7 +5411,7 @@
         <w:pStyle w:val="Heading2"/>
         <w:rPr/>
       </w:pPr>
-      <w:bookmarkStart w:id="18" w:name="__RefHeading___Toc1149_4016896087"/>
+      <w:bookmarkStart w:id="18" w:name="__RefHeading___Toc1287_3920751122"/>
       <w:bookmarkEnd w:id="18"/>
       <w:r>
         <w:rPr/>
@@ -5150,7 +5434,7 @@
         <w:pStyle w:val="Heading2"/>
         <w:rPr/>
       </w:pPr>
-      <w:bookmarkStart w:id="19" w:name="__RefHeading___Toc1151_4016896087"/>
+      <w:bookmarkStart w:id="19" w:name="__RefHeading___Toc1289_3920751122"/>
       <w:bookmarkEnd w:id="19"/>
       <w:r>
         <w:rPr/>
@@ -5307,7 +5591,7 @@
         <w:pStyle w:val="Heading2"/>
         <w:rPr/>
       </w:pPr>
-      <w:bookmarkStart w:id="20" w:name="__RefHeading___Toc1153_4016896087"/>
+      <w:bookmarkStart w:id="20" w:name="__RefHeading___Toc1291_3920751122"/>
       <w:bookmarkEnd w:id="20"/>
       <w:r>
         <w:rPr/>
@@ -5424,7 +5708,7 @@
         <w:pStyle w:val="Heading2"/>
         <w:rPr/>
       </w:pPr>
-      <w:bookmarkStart w:id="21" w:name="__RefHeading___Toc1155_4016896087"/>
+      <w:bookmarkStart w:id="21" w:name="__RefHeading___Toc1293_3920751122"/>
       <w:bookmarkEnd w:id="21"/>
       <w:r>
         <w:rPr/>
@@ -5520,7 +5804,7 @@
         <w:spacing w:before="0" w:after="240"/>
         <w:rPr/>
       </w:pPr>
-      <w:bookmarkStart w:id="22" w:name="__RefHeading___Toc1157_4016896087"/>
+      <w:bookmarkStart w:id="22" w:name="__RefHeading___Toc1295_3920751122"/>
       <w:bookmarkEnd w:id="22"/>
       <w:r>
         <w:rPr/>
@@ -5535,7 +5819,7 @@
       </w:pPr>
       <w:r>
         <w:rPr/>
-        <w:t>This chapter identifies what MSMEs, BSOs and financial institutions need in order to improve investment readiness and make financing more inclusive. The needs follow from the business models, financial practices and readiness ratings in Chapters 3 to 5, and from the enabling-environment evidence in Chapter 7.</w:t>
+        <w:t>This chapter identifies what MSMEs, BSOs and financial institutions need in order to improve investment readiness and make financing more inclusive. The needs follow from the business models, financial practices and readiness ratings in Chapters 3 to 5, and from the enabling-environment evidence in Chapter 7. Sections 6.1 to 6.3 set out the needs that apply across KAZA; Section 6.4 applies them to tourism MSMEs in each Partner State, with the recommended interventions and the support BSOs in each country.</w:t>
       </w:r>
     </w:p>
     <w:p>
@@ -5554,7 +5838,7 @@
         <w:pStyle w:val="Heading2"/>
         <w:rPr/>
       </w:pPr>
-      <w:bookmarkStart w:id="23" w:name="__RefHeading___Toc1159_4016896087"/>
+      <w:bookmarkStart w:id="23" w:name="__RefHeading___Toc1297_3920751122"/>
       <w:bookmarkEnd w:id="23"/>
       <w:r>
         <w:rPr/>
@@ -6113,7 +6397,7 @@
         <w:pStyle w:val="Heading2"/>
         <w:rPr/>
       </w:pPr>
-      <w:bookmarkStart w:id="24" w:name="__RefHeading___Toc1161_4016896087"/>
+      <w:bookmarkStart w:id="24" w:name="__RefHeading___Toc1299_3920751122"/>
       <w:bookmarkEnd w:id="24"/>
       <w:r>
         <w:rPr/>
@@ -6676,7 +6960,7 @@
         <w:pStyle w:val="Heading2"/>
         <w:rPr/>
       </w:pPr>
-      <w:bookmarkStart w:id="25" w:name="__RefHeading___Toc1163_4016896087"/>
+      <w:bookmarkStart w:id="25" w:name="__RefHeading___Toc1301_3920751122"/>
       <w:bookmarkEnd w:id="25"/>
       <w:r>
         <w:rPr/>
@@ -6858,6 +7142,816 @@
         <w:rPr/>
         <w:t>Financial institutions' gaps are of medium to high priority and affect all chains, especially supply chains: seasonal structuring, alternative collateral, guarantee use and gender-disaggregated data. Anchor buyers' gaps are of medium priority but matter for food, lodge-linked goods and transport: a commitment to supplier development, payment terms that support MSME cash flow, and standard contract templates.</w:t>
       </w:r>
+    </w:p>
+    <w:p>
+      <w:pPr>
+        <w:pStyle w:val="Heading2"/>
+        <w:rPr/>
+      </w:pPr>
+      <w:bookmarkStart w:id="26" w:name="__RefHeading___Toc1303_3920751122"/>
+      <w:bookmarkEnd w:id="26"/>
+      <w:r>
+        <w:rPr/>
+        <w:t>6.4 Tourism MSME Needs, Interventions and Support BSOs by Country</w:t>
+      </w:r>
+    </w:p>
+    <w:p>
+      <w:pPr>
+        <w:pStyle w:val="Normal"/>
+        <w:jc w:val="both"/>
+        <w:rPr/>
+      </w:pPr>
+      <w:r>
+        <w:rPr/>
+        <w:t>The needs above apply across KAZA, but their weight, the interventions that fit and the BSOs able to deliver them differ by Partner State. This section applies them to tourism MSMEs in the KAZA area of each country: enterprises that sell to tourists directly (guiding, activities, transfers, accommodation, crafts) and those that supply lodges and operators (food, lodge-linked goods, services, nature-positive products). For each country it sets out the main needs, the recommended intervention and its delivery mode (using the PSDP survey's types: technical assistance, mentoring and coaching, on-the-job training, workshops and benchmarking visits), the support BSOs, with the proposed lead BSO first (Section 10.5), and a priority rating.</w:t>
+      </w:r>
+    </w:p>
+    <w:p>
+      <w:pPr>
+        <w:pStyle w:val="Normal"/>
+        <w:jc w:val="both"/>
+        <w:rPr/>
+      </w:pPr>
+      <w:r>
+        <w:rPr/>
+        <w:t>The ratings are the author's assessment from the evidence in Chapters 2 to 5 and 7 and the Financial Landscape Analysis. Evidence is uneven: Botswana, Zimbabwe and Zambia are better covered than Namibia (7 of 71 survey responses) and Angola (no survey responses) (MD p. 10, 109), so the Namibian and Angolan tables in particular should be tested at the national validation workshops.</w:t>
+      </w:r>
+    </w:p>
+    <w:p>
+      <w:pPr>
+        <w:pStyle w:val="Heading3"/>
+        <w:rPr/>
+      </w:pPr>
+      <w:r>
+        <w:rPr/>
+        <w:t>Angola: Cuando and Cubango</w:t>
+      </w:r>
+    </w:p>
+    <w:p>
+      <w:pPr>
+        <w:pStyle w:val="Normal"/>
+        <w:jc w:val="both"/>
+        <w:rPr/>
+      </w:pPr>
+      <w:r>
+        <w:rPr/>
+        <w:t>Tourism in Angola's KAZA component is nascent. Existing tourism MSMEs are guesthouses, restaurants and transport businesses in Menongue and Cuito Cuanavale, with emerging interest in river expeditions, birding, fishing and cultural and heritage tourism (Financial Landscape Analysis). Access is limited by poor roads, landmine contamination and sparse services, and bookings, guiding and logistics for Angola's flagship Luiana camp currently accrue in Namibia (MD p. 25, 118-119). Most enterprises are in Tiers 0 and 1. Banks ask for INAPEM certification before they lend (AllAfrica, 2026), and foreign shareholding in road passenger transport is capped at 49% (MD p. 26). The approach therefore has to be readiness first.</w:t>
+      </w:r>
+    </w:p>
+    <w:p>
+      <w:pPr>
+        <w:pStyle w:val="Normal"/>
+        <w:jc w:val="both"/>
+        <w:rPr/>
+      </w:pPr>
+      <w:r>
+        <w:rPr>
+          <w:b/>
+          <w:bCs/>
+        </w:rPr>
+        <w:t>Formalisation and certification</w:t>
+      </w:r>
+      <w:r>
+        <w:rPr/>
+        <w:t xml:space="preserve"> is a high priority. Tourism MSMEs in Cuando and Cubango need to register, obtain INAPEM certification, which banks ask for and which gives access to tax benefits, and obtain MINTUR licensing and classification for guesthouses and restaurants, none of which is easy from Menongue. Registration and certification clinics in Menongue and Cuito Cuanavale, with follow-up until each enterprise has completed the process, should be run by INAPEM with the BUE and Guiché Único, MINTUR and the provincial governments. </w:t>
+      </w:r>
+      <w:r>
+        <w:rPr>
+          <w:b/>
+          <w:bCs/>
+        </w:rPr>
+        <w:t>Basic business and financial management</w:t>
+      </w:r>
+      <w:r>
+        <w:rPr/>
+        <w:t xml:space="preserve"> is equally urgent: bookkeeping, separating business and household money, costing and pricing, and managing a seasonal income. A tourism module in INAPEM's incubator network, delivered in the province with on-site coaching, would meet this need, working with the Envolver+ network and Universidade Cuito Cuanavale.</w:t>
+      </w:r>
+    </w:p>
+    <w:p>
+      <w:pPr>
+        <w:pStyle w:val="Normal"/>
+        <w:jc w:val="both"/>
+        <w:rPr/>
+      </w:pPr>
+      <w:r>
+        <w:rPr>
+          <w:b/>
+          <w:bCs/>
+        </w:rPr>
+        <w:t>Guiding, expedition and logistics skills</w:t>
+      </w:r>
+      <w:r>
+        <w:rPr/>
+        <w:t xml:space="preserve"> are the third high priority, so that Angolan guides, boat operators and logistics providers can serve Luiana and the river systems and this business is no longer captured in Namibia. Training and certification, apprenticeships with operators on the Namibian side and with expedition partners, delivered with MINTUR, Universidade Cuito Cuanavale, the National Geographic Okavango Wilderness Project and Namibian operators and training institutions, are recommended. Of medium priority are </w:t>
+      </w:r>
+      <w:r>
+        <w:rPr>
+          <w:b/>
+          <w:bCs/>
+        </w:rPr>
+        <w:t>hospitality service standards</w:t>
+      </w:r>
+      <w:r>
+        <w:rPr/>
+        <w:t xml:space="preserve"> in guesthouses and restaurants, through workplace training linked to MINTUR classification with the hospitality associations and the university; </w:t>
+      </w:r>
+      <w:r>
+        <w:rPr>
+          <w:b/>
+          <w:bCs/>
+        </w:rPr>
+        <w:t>product development and market linkage</w:t>
+      </w:r>
+      <w:r>
+        <w:rPr/>
+        <w:t xml:space="preserve">, turning birding, fishing, river, cultural and heritage experiences into bookable products through familiarisation trips and learning visits to Namibian and Botswana destinations; and </w:t>
+      </w:r>
+      <w:r>
+        <w:rPr>
+          <w:b/>
+          <w:bCs/>
+        </w:rPr>
+        <w:t>community enterprise</w:t>
+      </w:r>
+      <w:r>
+        <w:rPr/>
+        <w:t xml:space="preserve"> governance and benefit-sharing, supported by ACADIR, local NGOs, The HALO Trust and traditional authorities. </w:t>
+      </w:r>
+      <w:r>
+        <w:rPr>
+          <w:b/>
+          <w:bCs/>
+        </w:rPr>
+        <w:t>Investment readiness</w:t>
+      </w:r>
+      <w:r>
+        <w:rPr/>
+        <w:t xml:space="preserve"> for FGC-guaranteed loans and micro-loans from KixiCrédito and Banco Sol should follow once enterprises are certified and trading.</w:t>
+      </w:r>
+    </w:p>
+    <w:p>
+      <w:pPr>
+        <w:pStyle w:val="Normal"/>
+        <w:jc w:val="both"/>
+        <w:rPr/>
+      </w:pPr>
+      <w:r>
+        <w:rPr>
+          <w:b/>
+          <w:bCs/>
+        </w:rPr>
+        <w:t>Support BSO gaps in Angola.</w:t>
+      </w:r>
+      <w:r>
+        <w:rPr/>
+        <w:t xml:space="preserve"> No tourism-specific BDS was identified in the KAZA area, INAPEM's decentralised incubation started in Huíla rather than Cuando Cubango, and the hospitality associations are Luanda-based (Section 7.3). The first need is a BSO presence in Menongue: an INAPEM desk or incubator node with a tourism module, working with MINTUR and the provincial governments.</w:t>
+      </w:r>
+    </w:p>
+    <w:p>
+      <w:pPr>
+        <w:pStyle w:val="Heading3"/>
+        <w:rPr/>
+      </w:pPr>
+      <w:r>
+        <w:rPr/>
+        <w:t>Botswana: Chobe District and Ngamiland</w:t>
+      </w:r>
+    </w:p>
+    <w:p>
+      <w:pPr>
+        <w:pStyle w:val="Normal"/>
+        <w:jc w:val="both"/>
+        <w:rPr/>
+      </w:pPr>
+      <w:r>
+        <w:rPr/>
+        <w:t>Botswana's KAZA component centres on Kasane and Maun, with high-value, low-volume tourism in the Okavango Delta, Chobe, Linyanti and Makgadikgadi. It has the strongest anchor-led procurement evidence in KAZA. Wilderness buys more than 80% of its supplies by value from Botswana-based suppliers, its supplier expo generated more than BWP 6.2 million of new contracts for citizen-owned businesses in its first year, and its suppliers can borrow from Stanbic Bank against their contracts (Section 7.2). Guesthouses and touristic transfer companies are reserved for citizens, which makes them MSME space that depends on domestic capital and lodge contracts (MD p. 32-34). Camp construction materials still come largely through South African intermediaries (MD p. 68), and a Maun craft hub connecting more than 100 artisans has export certifications but no committed international buyers (MD p. 69). Most tourism MSMEs are in Tiers 1 and 2. The PSDP survey (Section 6.1) is Botswana evidence and applies directly.</w:t>
+      </w:r>
+    </w:p>
+    <w:p>
+      <w:pPr>
+        <w:pStyle w:val="Normal"/>
+        <w:jc w:val="both"/>
+        <w:rPr/>
+      </w:pPr>
+      <w:r>
+        <w:rPr/>
+        <w:t xml:space="preserve">Three needs are of high priority in Botswana. </w:t>
+      </w:r>
+      <w:r>
+        <w:rPr>
+          <w:b/>
+          <w:bCs/>
+        </w:rPr>
+        <w:t>Supplier readiness for anchor camps</w:t>
+      </w:r>
+      <w:r>
+        <w:rPr/>
+        <w:t xml:space="preserve"> means meeting camp requirements for food, dry goods, beverages, building materials, laundry, maintenance and transfers in Kasane and Maun, and replacing South African intermediaries. Supplier development tied to named anchors' procurement plans, with supplier expos and nominated suppliers, should be led by LEA with Wilderness and other anchor operators, HATAB and WIBA. </w:t>
+      </w:r>
+      <w:r>
+        <w:rPr>
+          <w:b/>
+          <w:bCs/>
+        </w:rPr>
+        <w:t>Investment readiness and contract finance</w:t>
+      </w:r>
+      <w:r>
+        <w:rPr/>
+        <w:t xml:space="preserve"> covers loan packaging, using contracts as security and credit discipline after a loan. The Wilderness-Stanbic model of contract-backed finance should be extended to other anchors and banks, with an LEA-CEDA referral pipeline, coaching for CEDA's mentors and YDF for young entrepreneurs. </w:t>
+      </w:r>
+      <w:r>
+        <w:rPr>
+          <w:b/>
+          <w:bCs/>
+        </w:rPr>
+        <w:t>Quality, standards and grading</w:t>
+      </w:r>
+      <w:r>
+        <w:rPr/>
+        <w:t xml:space="preserve"> covers product testing and certification for food and goods suppliers and grading for citizen guesthouses; LEA, BOBS and BTO should deliver these services in Kasane and Maun rather than only in Gaborone.</w:t>
+      </w:r>
+    </w:p>
+    <w:p>
+      <w:pPr>
+        <w:pStyle w:val="Normal"/>
+        <w:jc w:val="both"/>
+        <w:rPr/>
+      </w:pPr>
+      <w:r>
+        <w:rPr/>
+        <w:t xml:space="preserve">Of medium priority are </w:t>
+      </w:r>
+      <w:r>
+        <w:rPr>
+          <w:b/>
+          <w:bCs/>
+        </w:rPr>
+        <w:t>crafts and cultural products</w:t>
+      </w:r>
+      <w:r>
+        <w:rPr/>
+        <w:t xml:space="preserve">, where the need is to move from generic curios to differentiated products with committed buyers, supported by BTO, the craft hubs, WIBA and BITC through market-led design, buyer brokerage and export packaging and branding; </w:t>
+      </w:r>
+      <w:r>
+        <w:rPr>
+          <w:b/>
+          <w:bCs/>
+        </w:rPr>
+        <w:t>guiding and mokoro services</w:t>
+      </w:r>
+      <w:r>
+        <w:rPr/>
+        <w:t xml:space="preserve">, through certification, lease-to-own equipment and digital listing with BTO, the Botswana Guides Association and the mokoro polers' trusts; </w:t>
+      </w:r>
+      <w:r>
+        <w:rPr>
+          <w:b/>
+          <w:bCs/>
+        </w:rPr>
+        <w:t>business management and productivity</w:t>
+      </w:r>
+      <w:r>
+        <w:rPr/>
+        <w:t xml:space="preserve">, through on-site coaching by LEA and BNPC; and </w:t>
+      </w:r>
+      <w:r>
+        <w:rPr>
+          <w:b/>
+          <w:bCs/>
+        </w:rPr>
+        <w:t>community trust enterprises</w:t>
+      </w:r>
+      <w:r>
+        <w:rPr/>
+        <w:t xml:space="preserve">, through governance, JV advisory and certification grants with BOCOBONET, CBNRM NGOs and BTO. </w:t>
+      </w:r>
+      <w:r>
+        <w:rPr>
+          <w:b/>
+          <w:bCs/>
+        </w:rPr>
+        <w:t>Voice and payment terms</w:t>
+      </w:r>
+      <w:r>
+        <w:rPr/>
+        <w:t xml:space="preserve"> are of lower priority but matter for suppliers: a tourism desk in Business Botswana and supplier representation in HATAB's dialogue with its members would carry these issues to anchors and government.</w:t>
+      </w:r>
+    </w:p>
+    <w:p>
+      <w:pPr>
+        <w:pStyle w:val="Normal"/>
+        <w:jc w:val="both"/>
+        <w:rPr/>
+      </w:pPr>
+      <w:r>
+        <w:rPr>
+          <w:b/>
+          <w:bCs/>
+        </w:rPr>
+        <w:t>Support BSO gaps in Botswana.</w:t>
+      </w:r>
+      <w:r>
+        <w:rPr/>
+        <w:t xml:space="preserve"> LEA is the natural lead, but needs tourism supplier-development staff in Kasane and Maun and accredited consultants. HATAB needs the strategic plan and performance system the PSDP survey identified before it can host supplier development. BOBS and BNPC need delivery partners in the KAZA hubs, and LEA and CEDA need a working referral agreement (Section 6.2).</w:t>
+      </w:r>
+    </w:p>
+    <w:p>
+      <w:pPr>
+        <w:pStyle w:val="Heading3"/>
+        <w:rPr/>
+      </w:pPr>
+      <w:r>
+        <w:rPr/>
+        <w:t>Namibia: Zambezi and Kavango East</w:t>
+      </w:r>
+    </w:p>
+    <w:p>
+      <w:pPr>
+        <w:pStyle w:val="Normal"/>
+        <w:jc w:val="both"/>
+        <w:rPr/>
+      </w:pPr>
+      <w:r>
+        <w:rPr/>
+        <w:t>Namibia's KAZA component spans the Zambezi Region and Kavango East, with Katima Mulilo, Rundu, Divundu and Kongola as hubs and a dense network of conservancies. The gaps are clearest in lodge-linked goods: about 80% of lodge design and décor items in the Kavango and Zambezi regions are imported because local suppliers cannot match imports on consistency, quality, scale and price (MD p. 70, 128). Community SMMEs capture little value: craft, soap and oil, textile, village-tour and taxi enterprises together earn under 1% of conservancy returns, against 59.7% from joint-venture lodges (MD p. 37, 40). Company registration is slow (Section 7.1), and the end of visa-free travel for 31 countries in April 2025 has shifted demand (Section 7.2). Gondwana's sourcing at its Etosha lodge shows that local suppliers can meet lodge specifications when sourcing is designed in from the start (Section 7.2).</w:t>
+      </w:r>
+    </w:p>
+    <w:p>
+      <w:pPr>
+        <w:pStyle w:val="Normal"/>
+        <w:jc w:val="both"/>
+        <w:rPr/>
+      </w:pPr>
+      <w:r>
+        <w:rPr/>
+        <w:t xml:space="preserve">Three needs are of high priority in Namibia. </w:t>
+      </w:r>
+      <w:r>
+        <w:rPr>
+          <w:b/>
+          <w:bCs/>
+        </w:rPr>
+        <w:t>Lodge-linked goods to specification</w:t>
+      </w:r>
+      <w:r>
+        <w:rPr/>
+        <w:t xml:space="preserve"> means décor, furnishings, building materials and gifts that match imports on consistency, quality, scale and price. Design and quality coaching with lodge procurement teams, specifications agreed in advance and tooling finance should be delivered by NIPDB with the chamber's Zambezi and Kavango branches and lodge operators. </w:t>
+      </w:r>
+      <w:r>
+        <w:rPr>
+          <w:b/>
+          <w:bCs/>
+        </w:rPr>
+        <w:t>Moving from conservancy benefit to enterprise</w:t>
+      </w:r>
+      <w:r>
+        <w:rPr/>
+        <w:t xml:space="preserve"> means turning conservancy crafts, soap and oil, textiles, village tours and taxis into commercial enterprises that sell to lodges, through a pathway of governance, business skills and buyer links run by NIPDB with NACSO, IRDNC, NNF and the conservancies. </w:t>
+      </w:r>
+      <w:r>
+        <w:rPr>
+          <w:b/>
+          <w:bCs/>
+        </w:rPr>
+        <w:t>Formalisation</w:t>
+      </w:r>
+      <w:r>
+        <w:rPr/>
+        <w:t xml:space="preserve"> needs practical help with registration at BIPA, and with staying compliant to avoid de-registration, through the chamber's regional branches.</w:t>
+      </w:r>
+    </w:p>
+    <w:p>
+      <w:pPr>
+        <w:pStyle w:val="Normal"/>
+        <w:jc w:val="both"/>
+        <w:rPr/>
+      </w:pPr>
+      <w:r>
+        <w:rPr/>
+        <w:t xml:space="preserve">Of medium priority are </w:t>
+      </w:r>
+      <w:r>
+        <w:rPr>
+          <w:b/>
+          <w:bCs/>
+        </w:rPr>
+        <w:t>market diversification</w:t>
+      </w:r>
+      <w:r>
+        <w:rPr/>
+        <w:t xml:space="preserve">, through product inclusion in DMC itineraries, supply to several lodges and marketing support with NTB, FENATA, HAN, TASA and DMCs; </w:t>
+      </w:r>
+      <w:r>
+        <w:rPr>
+          <w:b/>
+          <w:bCs/>
+        </w:rPr>
+        <w:t>nature-positive products</w:t>
+      </w:r>
+      <w:r>
+        <w:rPr/>
+        <w:t xml:space="preserve">, through certification and equipment grants and producer-group support with NNF, IRDNC, EIF and CCFN; </w:t>
+      </w:r>
+      <w:r>
+        <w:rPr>
+          <w:b/>
+          <w:bCs/>
+        </w:rPr>
+        <w:t>guiding and hospitality skills</w:t>
+      </w:r>
+      <w:r>
+        <w:rPr/>
+        <w:t xml:space="preserve">, through skills-to-enterprise tracks with the Namibia Training Authority, UNAM's Katima Mulilo campus, the NUST hospitality school and NTB; and </w:t>
+      </w:r>
+      <w:r>
+        <w:rPr>
+          <w:b/>
+          <w:bCs/>
+        </w:rPr>
+        <w:t>investment readiness</w:t>
+      </w:r>
+      <w:r>
+        <w:rPr/>
+        <w:t xml:space="preserve">, through pitch coaching linked to the SME fund, the High Potential Pool, DBN and the credit guarantee scheme. </w:t>
+      </w:r>
+      <w:r>
+        <w:rPr>
+          <w:b/>
+          <w:bCs/>
+        </w:rPr>
+        <w:t>Waste and recycling services</w:t>
+      </w:r>
+      <w:r>
+        <w:rPr/>
+        <w:t>, supported by regional councils, lodges and NGOs, are a lower priority with a smaller evidence base.</w:t>
+      </w:r>
+    </w:p>
+    <w:p>
+      <w:pPr>
+        <w:pStyle w:val="Normal"/>
+        <w:jc w:val="both"/>
+        <w:rPr/>
+      </w:pPr>
+      <w:r>
+        <w:rPr>
+          <w:b/>
+          <w:bCs/>
+        </w:rPr>
+        <w:t>Support BSO gaps in Namibia.</w:t>
+      </w:r>
+      <w:r>
+        <w:rPr/>
+        <w:t xml:space="preserve"> NIPDB's programmes are national and not tourism-specific, so a KAZA supplier-development service has to be built with the conservancy support organisations and lodge operators (Section 7.3). The chamber's regional branches are the most practical local delivery point, but need advisers trained in tourism supply and registration support.</w:t>
+      </w:r>
+    </w:p>
+    <w:p>
+      <w:pPr>
+        <w:pStyle w:val="Heading3"/>
+        <w:rPr/>
+      </w:pPr>
+      <w:r>
+        <w:rPr/>
+        <w:t>Zambia: Livingstone and the southern KAZA area</w:t>
+      </w:r>
+    </w:p>
+    <w:p>
+      <w:pPr>
+        <w:pStyle w:val="Normal"/>
+        <w:jc w:val="both"/>
+        <w:rPr/>
+      </w:pPr>
+      <w:r>
+        <w:rPr/>
+        <w:t>Zambia's KAZA tourism MSMEs are concentrated in Livingstone and along the Victoria Falls-Kazungula corridor, with community enterprise around Simalaha and Sioma Ngwezi. Linkages with hotels are better documented here than in most destinations: a Livingstone hotel buys produce directly from smallholders, and a women's mushroom farm sells most of its produce to hotels under long-term contracts (Section 7.2). A women's forest-products cooperative sells mungongo oil and baobab coffee to Livingstone hotels and export buyers but cannot finance a ZMW 30,000 certification quote (MD p. 73). Licensing is the main regulatory burden, and omnibus licensing for accommodation is under discussion (Section 7.1). Women lead more than 60% of Zambia's MSMEs (AFI), and youth BDS is emerging through UNDP's youth-led MSME programme in Livingstone (Section 7.3).</w:t>
+      </w:r>
+    </w:p>
+    <w:p>
+      <w:pPr>
+        <w:pStyle w:val="Normal"/>
+        <w:jc w:val="both"/>
+        <w:rPr/>
+      </w:pPr>
+      <w:r>
+        <w:rPr/>
+        <w:t xml:space="preserve">Three needs are of high priority in Zambia. </w:t>
+      </w:r>
+      <w:r>
+        <w:rPr>
+          <w:b/>
+          <w:bCs/>
+        </w:rPr>
+        <w:t>Smallholder aggregation and hotel supply</w:t>
+      </w:r>
+      <w:r>
+        <w:rPr/>
+        <w:t xml:space="preserve"> means moving smallholders from individual spot sales to organised, consistent supply under agreements with Livingstone hotels, through producer-group formation, supply agreements and post-harvest and quality coaching led by ZDA and CEEC with the Livingstone Tourism Association and hotels. </w:t>
+      </w:r>
+      <w:r>
+        <w:rPr>
+          <w:b/>
+          <w:bCs/>
+        </w:rPr>
+        <w:t>Certification and export readiness</w:t>
+      </w:r>
+      <w:r>
+        <w:rPr/>
+        <w:t xml:space="preserve"> for nature-positive products such as forest products needs certification grants, quality-assurance coaching and links to COMESA and regional markets, delivered by ZDA, CEEC and Peace Parks Foundation. </w:t>
+      </w:r>
+      <w:r>
+        <w:rPr>
+          <w:b/>
+          <w:bCs/>
+        </w:rPr>
+        <w:t>Youth enterprise in tourism services</w:t>
+      </w:r>
+      <w:r>
+        <w:rPr/>
+        <w:t>, in guiding, transfers, digital marketing and services, should build on the UNDP youth programme in Livingstone, with ZDA, BongoHive, the Hotel and Tourism Training Institute and the Livingstone tourism university providing incubation and apprenticeships.</w:t>
+      </w:r>
+    </w:p>
+    <w:p>
+      <w:pPr>
+        <w:pStyle w:val="Normal"/>
+        <w:jc w:val="both"/>
+        <w:rPr/>
+      </w:pPr>
+      <w:r>
+        <w:rPr/>
+        <w:t xml:space="preserve">Of medium priority are </w:t>
+      </w:r>
+      <w:r>
+        <w:rPr>
+          <w:b/>
+          <w:bCs/>
+        </w:rPr>
+        <w:t>licensing and compliance</w:t>
+      </w:r>
+      <w:r>
+        <w:rPr/>
+        <w:t xml:space="preserve">, through help at the point of need from the BRRA, the Ministry of Tourism and ZDA, with TCZ and ZCSMBA advocating omnibus licensing; </w:t>
+      </w:r>
+      <w:r>
+        <w:rPr>
+          <w:b/>
+          <w:bCs/>
+        </w:rPr>
+        <w:t>guiding and hospitality service quality</w:t>
+      </w:r>
+      <w:r>
+        <w:rPr/>
+        <w:t xml:space="preserve">, through certification and workplace training with the training institutions and tour operator associations; </w:t>
+      </w:r>
+      <w:r>
+        <w:rPr>
+          <w:b/>
+          <w:bCs/>
+        </w:rPr>
+        <w:t>women-led enterprise finance</w:t>
+      </w:r>
+      <w:r>
+        <w:rPr/>
+        <w:t xml:space="preserve">, through bookkeeping and mobile-money training and links to women's finance windows and the ZCGS, with CEEC, ZCSMBA and partner lenders; </w:t>
+      </w:r>
+      <w:r>
+        <w:rPr>
+          <w:b/>
+          <w:bCs/>
+        </w:rPr>
+        <w:t>investment readiness and seasonal finance</w:t>
+      </w:r>
+      <w:r>
+        <w:rPr/>
+        <w:t xml:space="preserve">, through coaching and seasonal terms in CEEC products; and </w:t>
+      </w:r>
+      <w:r>
+        <w:rPr>
+          <w:b/>
+          <w:bCs/>
+        </w:rPr>
+        <w:t>community enterprise</w:t>
+      </w:r>
+      <w:r>
+        <w:rPr/>
+        <w:t xml:space="preserve"> in conservancy areas, with Peace Parks Foundation and traditional authorities. </w:t>
+      </w:r>
+      <w:r>
+        <w:rPr>
+          <w:b/>
+          <w:bCs/>
+        </w:rPr>
+        <w:t>Cross-border small trade</w:t>
+      </w:r>
+      <w:r>
+        <w:rPr/>
+        <w:t xml:space="preserve"> under the COMESA Simplified Trade Regime is a lower but specific need for women traders at Victoria Falls and Kazungula.</w:t>
+      </w:r>
+    </w:p>
+    <w:p>
+      <w:pPr>
+        <w:pStyle w:val="Normal"/>
+        <w:jc w:val="both"/>
+        <w:rPr/>
+      </w:pPr>
+      <w:r>
+        <w:rPr>
+          <w:b/>
+          <w:bCs/>
+        </w:rPr>
+        <w:t>Support BSO gaps in Zambia.</w:t>
+      </w:r>
+      <w:r>
+        <w:rPr/>
+        <w:t xml:space="preserve"> The ZDA-CEEC agreement combines BDS with finance, but is national rather than tourism-specific, and CEEC products are not yet designed around the tourism season. Tourism associations in Livingstone represent operators but rarely provide supplier development (Section 7.3). A Livingstone-based supplier-development service, run by ZDA and CEEC with the Livingstone Tourism Association, would close this gap.</w:t>
+      </w:r>
+    </w:p>
+    <w:p>
+      <w:pPr>
+        <w:pStyle w:val="Heading3"/>
+        <w:rPr/>
+      </w:pPr>
+      <w:r>
+        <w:rPr/>
+        <w:t>Zimbabwe: Victoria Falls, Hwange and Binga</w:t>
+      </w:r>
+    </w:p>
+    <w:p>
+      <w:pPr>
+        <w:pStyle w:val="Normal"/>
+        <w:jc w:val="both"/>
+        <w:rPr/>
+      </w:pPr>
+      <w:r>
+        <w:rPr/>
+        <w:t>Zimbabwe's KAZA tourism MSMEs are concentrated around Victoria Falls, Hwange and Binga and in the CAMPFIRE districts. Anchor demand is clear: a Hwange anchor lodge calls irrigated fruit and vegetable supply the clearest near-term opportunity because sourcing from Bulawayo brings delays and quality problems, and new suppliers need only two or three successful bookings to be listed regularly (MD p. 75). Informality carries a heavy penalty: an anchor operator reports a 30% withholding tax on payments to suppliers without tax clearance (MD p. 74). Only about one in seven MSMEs is registered (FinScope MSME Zimbabwe 2022), only 17% always keep records, and women own more than 60% of MSMEs, most of them informal (Chapters 4 and 5). Passenger transport and local arts and crafts are reserved for citizens (Section 7.1), and currency instability complicates lending (Section 7.4).</w:t>
+      </w:r>
+    </w:p>
+    <w:p>
+      <w:pPr>
+        <w:pStyle w:val="Normal"/>
+        <w:jc w:val="both"/>
+        <w:rPr/>
+      </w:pPr>
+      <w:r>
+        <w:rPr/>
+        <w:t xml:space="preserve">Three needs are of high priority in Zimbabwe. </w:t>
+      </w:r>
+      <w:r>
+        <w:rPr>
+          <w:b/>
+          <w:bCs/>
+        </w:rPr>
+        <w:t>Tax clearance and formalisation</w:t>
+      </w:r>
+      <w:r>
+        <w:rPr/>
+        <w:t xml:space="preserve"> comes first, so that suppliers avoid the 30% withholding tax and can be contracted by anchors; SMEDCO should take enterprises through the ZIDA one-stop centre and ZIMRA, with the Victoria Falls City Council and the RDCs for local licences. </w:t>
+      </w:r>
+      <w:r>
+        <w:rPr>
+          <w:b/>
+          <w:bCs/>
+        </w:rPr>
+        <w:t>Irrigated produce supply to lodges</w:t>
+      </w:r>
+      <w:r>
+        <w:rPr/>
+        <w:t xml:space="preserve"> in Hwange and Victoria Falls needs irrigation, aggregation, consistent quality and supply agreements, supported by SMEDCO, anchor lodges, Lupane State University and agricultural extension. </w:t>
+      </w:r>
+      <w:r>
+        <w:rPr>
+          <w:b/>
+          <w:bCs/>
+        </w:rPr>
+        <w:t>Records and financial management</w:t>
+      </w:r>
+      <w:r>
+        <w:rPr/>
+        <w:t>, including cash-flow management in foreign currency, needs bookkeeping and mobile-money training with on-site follow-up from SMEDCO and the Ministry of Women Affairs, Community, Small and Medium Enterprises Development.</w:t>
+      </w:r>
+    </w:p>
+    <w:p>
+      <w:pPr>
+        <w:pStyle w:val="Normal"/>
+        <w:jc w:val="both"/>
+        <w:rPr/>
+      </w:pPr>
+      <w:r>
+        <w:rPr/>
+        <w:t xml:space="preserve">Of medium priority are </w:t>
+      </w:r>
+      <w:r>
+        <w:rPr>
+          <w:b/>
+          <w:bCs/>
+        </w:rPr>
+        <w:t>supplier listing and marketing</w:t>
+      </w:r>
+      <w:r>
+        <w:rPr/>
+        <w:t xml:space="preserve">, through sub-contracts, apprenticeships and joint marketing with TBCZ, ZTA, ZimTrade and DMCs; </w:t>
+      </w:r>
+      <w:r>
+        <w:rPr>
+          <w:b/>
+          <w:bCs/>
+        </w:rPr>
+        <w:t>guiding standards</w:t>
+      </w:r>
+      <w:r>
+        <w:rPr/>
+        <w:t xml:space="preserve">, through certification with the guides' and safari operators' associations and ZTA; </w:t>
+      </w:r>
+      <w:r>
+        <w:rPr>
+          <w:b/>
+          <w:bCs/>
+        </w:rPr>
+        <w:t>crafts and CAMPFIRE community enterprise</w:t>
+      </w:r>
+      <w:r>
+        <w:rPr/>
+        <w:t xml:space="preserve">, through market-led design, buyer links and governance support with the CAMPFIRE Association, the RDCs and ZimTrade; </w:t>
+      </w:r>
+      <w:r>
+        <w:rPr>
+          <w:b/>
+          <w:bCs/>
+        </w:rPr>
+        <w:t>women-led enterprises</w:t>
+      </w:r>
+      <w:r>
+        <w:rPr/>
+        <w:t xml:space="preserve">, through a group-to-enterprise pathway and links to the Zimbabwe Women's Microfinance Bank; and </w:t>
+      </w:r>
+      <w:r>
+        <w:rPr>
+          <w:b/>
+          <w:bCs/>
+        </w:rPr>
+        <w:t>investment readiness and finance</w:t>
+      </w:r>
+      <w:r>
+        <w:rPr/>
+        <w:t xml:space="preserve">, through SMEDCO's support, including for ZEEX, ECGC-guaranteed lending and EmpowerBank. </w:t>
+      </w:r>
+      <w:r>
+        <w:rPr>
+          <w:b/>
+          <w:bCs/>
+        </w:rPr>
+        <w:t>Cross-border small trade</w:t>
+      </w:r>
+      <w:r>
+        <w:rPr/>
+        <w:t xml:space="preserve"> under the Simplified Trade Regime is a lower priority, supported by ZimTrade and ZIMRA.</w:t>
+      </w:r>
+    </w:p>
+    <w:p>
+      <w:pPr>
+        <w:pStyle w:val="Normal"/>
+        <w:jc w:val="both"/>
+        <w:rPr/>
+      </w:pPr>
+      <w:r>
+        <w:rPr>
+          <w:b/>
+          <w:bCs/>
+        </w:rPr>
+        <w:t>Support BSO gaps in Zimbabwe.</w:t>
+      </w:r>
+      <w:r>
+        <w:rPr/>
+        <w:t xml:space="preserve"> SMEDCO combines lending with capacity building, but its presence in Victoria Falls and Hwange is limited, and its mentoring, like that of other lender-BSOs, tends to follow a loan (Section 6.2). The tourism associations represent operators but do not run supplier development. A supplier-development service for Victoria Falls and Hwange, run by SMEDCO with ZIDA, TBCZ and the CAMPFIRE Association, is the main gap.</w:t>
+      </w:r>
+    </w:p>
+    <w:p>
+      <w:pPr>
+        <w:pStyle w:val="Heading3"/>
+        <w:rPr/>
+      </w:pPr>
+      <w:r>
+        <w:rPr/>
+        <w:t>Comparison across the five countries</w:t>
+      </w:r>
+    </w:p>
+    <w:p>
+      <w:pPr>
+        <w:pStyle w:val="Normal"/>
+        <w:jc w:val="both"/>
+        <w:rPr/>
+      </w:pPr>
+      <w:r>
+        <w:rPr>
+          <w:b/>
+          <w:bCs/>
+        </w:rPr>
+        <w:t>Comparing the five countries,</w:t>
+      </w:r>
+      <w:r>
+        <w:rPr/>
+        <w:t xml:space="preserve"> formalisation, licensing and tax clearance are a high priority in Angola, Namibia and Zimbabwe, where certification, slow registration and the withholding tax respectively stand between MSMEs and anchor contracts, but a lower priority in Botswana, where registration is online and the binding needs are supplier readiness, standards and contract finance. Supplier readiness and aggregation for lodges is a high priority everywhere except Angola, where the tourism market is too young and the priorities are basic business management, formalisation and guiding skills. Quality, standards and certification are most pressing in Botswana and Zambia, community enterprise in Namibia's conservancies, investment readiness in Botswana, where contract finance is already available, and women and youth enterprise in Zambia, where women lead most MSMEs and a youth programme is already running in Livingstone. The proposed lead BSOs are INAPEM in Angola, LEA in Botswana, NIPDB in Namibia, ZDA and CEEC in Zambia and SMEDCO in Zimbabwe.</w:t>
+      </w:r>
       <w:r>
         <w:br w:type="page"/>
       </w:r>
@@ -6868,8 +7962,8 @@
         <w:spacing w:before="0" w:after="240"/>
         <w:rPr/>
       </w:pPr>
-      <w:bookmarkStart w:id="26" w:name="__RefHeading___Toc1165_4016896087"/>
-      <w:bookmarkEnd w:id="26"/>
+      <w:bookmarkStart w:id="27" w:name="__RefHeading___Toc1305_3920751122"/>
+      <w:bookmarkEnd w:id="27"/>
       <w:r>
         <w:rPr/>
         <w:t>7. Enabling Environment</w:t>
@@ -6891,8 +7985,8 @@
         <w:pStyle w:val="Heading2"/>
         <w:rPr/>
       </w:pPr>
-      <w:bookmarkStart w:id="27" w:name="__RefHeading___Toc1167_4016896087"/>
-      <w:bookmarkEnd w:id="27"/>
+      <w:bookmarkStart w:id="28" w:name="__RefHeading___Toc1307_3920751122"/>
+      <w:bookmarkEnd w:id="28"/>
       <w:r>
         <w:rPr/>
         <w:t>7.1 National and Regional Regulatory Frameworks</w:t>
@@ -7433,8 +8527,8 @@
         <w:pStyle w:val="Heading2"/>
         <w:rPr/>
       </w:pPr>
-      <w:bookmarkStart w:id="28" w:name="__RefHeading___Toc1169_4016896087"/>
-      <w:bookmarkEnd w:id="28"/>
+      <w:bookmarkStart w:id="29" w:name="__RefHeading___Toc1309_3920751122"/>
+      <w:bookmarkEnd w:id="29"/>
       <w:r>
         <w:rPr/>
         <w:t>7.2 Market Access and Linkages with Larger Operators</w:t>
@@ -7677,8 +8771,8 @@
         <w:pStyle w:val="Heading2"/>
         <w:rPr/>
       </w:pPr>
-      <w:bookmarkStart w:id="29" w:name="__RefHeading___Toc1171_4016896087"/>
-      <w:bookmarkEnd w:id="29"/>
+      <w:bookmarkStart w:id="30" w:name="__RefHeading___Toc1311_3920751122"/>
+      <w:bookmarkEnd w:id="30"/>
       <w:r>
         <w:rPr/>
         <w:t>7.3 Business Development Services</w:t>
@@ -8287,8 +9381,8 @@
         <w:pStyle w:val="Heading2"/>
         <w:rPr/>
       </w:pPr>
-      <w:bookmarkStart w:id="30" w:name="__RefHeading___Toc1173_4016896087"/>
-      <w:bookmarkEnd w:id="30"/>
+      <w:bookmarkStart w:id="31" w:name="__RefHeading___Toc1313_3920751122"/>
+      <w:bookmarkEnd w:id="31"/>
       <w:r>
         <w:rPr/>
         <w:t>7.4 Policy Conditions</w:t>
@@ -8373,8 +9467,8 @@
         <w:spacing w:before="0" w:after="240"/>
         <w:rPr/>
       </w:pPr>
-      <w:bookmarkStart w:id="31" w:name="__RefHeading___Toc1175_4016896087"/>
-      <w:bookmarkEnd w:id="31"/>
+      <w:bookmarkStart w:id="32" w:name="__RefHeading___Toc1315_3920751122"/>
+      <w:bookmarkEnd w:id="32"/>
       <w:r>
         <w:rPr/>
         <w:t>8. Readiness for Financial Products</w:t>
@@ -8385,8 +9479,8 @@
         <w:pStyle w:val="Heading2"/>
         <w:rPr/>
       </w:pPr>
-      <w:bookmarkStart w:id="32" w:name="__RefHeading___Toc1177_4016896087"/>
-      <w:bookmarkEnd w:id="32"/>
+      <w:bookmarkStart w:id="33" w:name="__RefHeading___Toc1317_3920751122"/>
+      <w:bookmarkEnd w:id="33"/>
       <w:r>
         <w:rPr/>
         <w:t>8.1 The Effect of Seasonality on Debt</w:t>
@@ -8503,8 +9597,8 @@
         <w:pStyle w:val="Heading2"/>
         <w:rPr/>
       </w:pPr>
-      <w:bookmarkStart w:id="33" w:name="__RefHeading___Toc1179_4016896087"/>
-      <w:bookmarkEnd w:id="33"/>
+      <w:bookmarkStart w:id="34" w:name="__RefHeading___Toc1319_3920751122"/>
+      <w:bookmarkEnd w:id="34"/>
       <w:r>
         <w:rPr/>
         <w:t>8.2 MSME Readiness by Product</w:t>
@@ -8580,8 +9674,8 @@
         <w:pStyle w:val="Heading2"/>
         <w:rPr/>
       </w:pPr>
-      <w:bookmarkStart w:id="34" w:name="__RefHeading___Toc1181_4016896087"/>
-      <w:bookmarkEnd w:id="34"/>
+      <w:bookmarkStart w:id="35" w:name="__RefHeading___Toc1321_3920751122"/>
+      <w:bookmarkEnd w:id="35"/>
       <w:r>
         <w:rPr/>
         <w:t>8.3 Financial Institution Readiness by Product</w:t>
@@ -8695,8 +9789,8 @@
         <w:spacing w:before="0" w:after="240"/>
         <w:rPr/>
       </w:pPr>
-      <w:bookmarkStart w:id="35" w:name="__RefHeading___Toc1183_4016896087"/>
-      <w:bookmarkEnd w:id="35"/>
+      <w:bookmarkStart w:id="36" w:name="__RefHeading___Toc1323_3920751122"/>
+      <w:bookmarkEnd w:id="36"/>
       <w:r>
         <w:rPr/>
         <w:t>9. Scalable Women- and Youth-Led Models</w:t>
@@ -8995,8 +10089,8 @@
         <w:spacing w:before="0" w:after="240"/>
         <w:rPr/>
       </w:pPr>
-      <w:bookmarkStart w:id="36" w:name="__RefHeading___Toc1185_4016896087"/>
-      <w:bookmarkEnd w:id="36"/>
+      <w:bookmarkStart w:id="37" w:name="__RefHeading___Toc1325_3920751122"/>
+      <w:bookmarkEnd w:id="37"/>
       <w:r>
         <w:rPr/>
         <w:t>10. Recommended Capacity-Building Interventions</w:t>
@@ -9007,8 +10101,8 @@
         <w:pStyle w:val="Heading2"/>
         <w:rPr/>
       </w:pPr>
-      <w:bookmarkStart w:id="37" w:name="__RefHeading___Toc1187_4016896087"/>
-      <w:bookmarkEnd w:id="37"/>
+      <w:bookmarkStart w:id="38" w:name="__RefHeading___Toc1327_3920751122"/>
+      <w:bookmarkEnd w:id="38"/>
       <w:r>
         <w:rPr/>
         <w:t>10.1 A Tiered Readiness Pathway</w:t>
@@ -9102,8 +10196,8 @@
         <w:pStyle w:val="Heading2"/>
         <w:rPr/>
       </w:pPr>
-      <w:bookmarkStart w:id="38" w:name="__RefHeading___Toc1189_4016896087"/>
-      <w:bookmarkEnd w:id="38"/>
+      <w:bookmarkStart w:id="39" w:name="__RefHeading___Toc1329_3920751122"/>
+      <w:bookmarkEnd w:id="39"/>
       <w:r>
         <w:rPr/>
         <w:t>10.2 Gender-Transformative Approaches</w:t>
@@ -9282,8 +10376,8 @@
         <w:pStyle w:val="Heading2"/>
         <w:rPr/>
       </w:pPr>
-      <w:bookmarkStart w:id="39" w:name="__RefHeading___Toc1191_4016896087"/>
-      <w:bookmarkEnd w:id="39"/>
+      <w:bookmarkStart w:id="40" w:name="__RefHeading___Toc1331_3920751122"/>
+      <w:bookmarkEnd w:id="40"/>
       <w:r>
         <w:rPr/>
         <w:t>10.3 Youth-Focused Incubation</w:t>
@@ -9420,8 +10514,8 @@
         <w:pStyle w:val="Heading2"/>
         <w:rPr/>
       </w:pPr>
-      <w:bookmarkStart w:id="40" w:name="__RefHeading___Toc1193_4016896087"/>
-      <w:bookmarkEnd w:id="40"/>
+      <w:bookmarkStart w:id="41" w:name="__RefHeading___Toc1333_3920751122"/>
+      <w:bookmarkEnd w:id="41"/>
       <w:r>
         <w:rPr/>
         <w:t>10.4 Blended Support Packages</w:t>
@@ -9497,8 +10591,8 @@
         <w:pStyle w:val="Heading2"/>
         <w:rPr/>
       </w:pPr>
-      <w:bookmarkStart w:id="41" w:name="__RefHeading___Toc1195_4016896087"/>
-      <w:bookmarkEnd w:id="41"/>
+      <w:bookmarkStart w:id="42" w:name="__RefHeading___Toc1335_3920751122"/>
+      <w:bookmarkEnd w:id="42"/>
       <w:r>
         <w:rPr/>
         <w:t>10.5 BSO Strengthening</w:t>
@@ -9804,7 +10898,7 @@
       </w:pPr>
       <w:r>
         <w:rPr/>
-        <w:t>The programme should work through existing BSOs rather than create new ones. A lead BSO and a first strengthening focus are proposed for each country, based on Section 7.3.</w:t>
+        <w:t>The programme should work through existing BSOs rather than create new ones. A lead BSO and a first strengthening focus are proposed for each country, based on Section 7.3. Section 6.4 sets out, country by country, the tourism MSME needs that these BSOs should address, the recommended interventions and the partner BSOs for each.</w:t>
       </w:r>
     </w:p>
     <w:p>
@@ -9881,8 +10975,8 @@
         <w:pStyle w:val="Heading2"/>
         <w:rPr/>
       </w:pPr>
-      <w:bookmarkStart w:id="42" w:name="__RefHeading___Toc1197_4016896087"/>
-      <w:bookmarkEnd w:id="42"/>
+      <w:bookmarkStart w:id="43" w:name="__RefHeading___Toc1337_3920751122"/>
+      <w:bookmarkEnd w:id="43"/>
       <w:r>
         <w:rPr/>
         <w:t>10.6 Financial Institution Strengthening</w:t>
@@ -10031,8 +11125,8 @@
         <w:pStyle w:val="Heading2"/>
         <w:rPr/>
       </w:pPr>
-      <w:bookmarkStart w:id="43" w:name="__RefHeading___Toc1199_4016896087"/>
-      <w:bookmarkEnd w:id="43"/>
+      <w:bookmarkStart w:id="44" w:name="__RefHeading___Toc1339_3920751122"/>
+      <w:bookmarkEnd w:id="44"/>
       <w:r>
         <w:rPr/>
         <w:t>10.7 Enabling Environment and Market Linkage Actions</w:t>
@@ -10159,8 +11253,8 @@
         <w:pStyle w:val="Heading2"/>
         <w:rPr/>
       </w:pPr>
-      <w:bookmarkStart w:id="44" w:name="__RefHeading___Toc1201_4016896087"/>
-      <w:bookmarkEnd w:id="44"/>
+      <w:bookmarkStart w:id="45" w:name="__RefHeading___Toc1341_3920751122"/>
+      <w:bookmarkEnd w:id="45"/>
       <w:r>
         <w:rPr/>
         <w:t>10.8 Pathways to Financing</w:t>
@@ -10266,8 +11360,8 @@
         <w:pStyle w:val="Heading2"/>
         <w:rPr/>
       </w:pPr>
-      <w:bookmarkStart w:id="45" w:name="__RefHeading___Toc1203_4016896087"/>
-      <w:bookmarkEnd w:id="45"/>
+      <w:bookmarkStart w:id="46" w:name="__RefHeading___Toc1343_3920751122"/>
+      <w:bookmarkEnd w:id="46"/>
       <w:r>
         <w:rPr/>
         <w:t>10.9 Priorities and Next Steps</w:t>
@@ -10408,8 +11502,8 @@
         <w:spacing w:before="0" w:after="240"/>
         <w:rPr/>
       </w:pPr>
-      <w:bookmarkStart w:id="46" w:name="__RefHeading___Toc1205_4016896087"/>
-      <w:bookmarkEnd w:id="46"/>
+      <w:bookmarkStart w:id="47" w:name="__RefHeading___Toc1345_3920751122"/>
+      <w:bookmarkEnd w:id="47"/>
       <w:r>
         <w:rPr/>
         <w:t>Annex A: Evidence Map</w:t>
@@ -10457,8 +11551,8 @@
         <w:spacing w:before="0" w:after="240"/>
         <w:rPr/>
       </w:pPr>
-      <w:bookmarkStart w:id="47" w:name="__RefHeading___Toc1207_4016896087"/>
-      <w:bookmarkEnd w:id="47"/>
+      <w:bookmarkStart w:id="48" w:name="__RefHeading___Toc1347_3920751122"/>
+      <w:bookmarkEnd w:id="48"/>
       <w:r>
         <w:rPr/>
         <w:t>Annex B: Closing the Gender and Age Data Gap</w:t>
@@ -10604,8 +11698,8 @@
         <w:spacing w:before="0" w:after="240"/>
         <w:rPr/>
       </w:pPr>
-      <w:bookmarkStart w:id="48" w:name="__RefHeading___Toc1209_4016896087"/>
-      <w:bookmarkEnd w:id="48"/>
+      <w:bookmarkStart w:id="49" w:name="__RefHeading___Toc1349_3920751122"/>
+      <w:bookmarkEnd w:id="49"/>
       <w:r>
         <w:rPr/>
         <w:t>References</w:t>
@@ -11795,7 +12889,7 @@
     </w:r>
     <w:r>
       <w:rPr/>
-      <w:t>53</w:t>
+      <w:t>58</w:t>
     </w:r>
     <w:r>
       <w:rPr/>
@@ -11851,7 +12945,7 @@
     </w:r>
     <w:r>
       <w:rPr/>
-      <w:t>53</w:t>
+      <w:t>58</w:t>
     </w:r>
     <w:r>
       <w:rPr/>
@@ -11875,7 +12969,7 @@
     </w:r>
     <w:r>
       <w:rPr/>
-      <w:t>53</w:t>
+      <w:t>58</w:t>
     </w:r>
     <w:r>
       <w:rPr/>

--- a/KAZA_MSME_Investment_Readiness_Assessment_Narrative.docx
+++ b/KAZA_MSME_Investment_Readiness_Assessment_Narrative.docx
@@ -171,7 +171,7 @@
             </w:rPr>
             <w:fldChar w:fldCharType="separate"/>
           </w:r>
-          <w:hyperlink w:anchor="__RefHeading___Toc1251_3920751122">
+          <w:hyperlink w:anchor="__RefHeading___Toc1317_2183453343">
             <w:r>
               <w:rPr>
                 <w:rStyle w:val="IndexLink"/>
@@ -191,7 +191,7 @@
             </w:tabs>
             <w:rPr/>
           </w:pPr>
-          <w:hyperlink w:anchor="__RefHeading___Toc1253_3920751122">
+          <w:hyperlink w:anchor="__RefHeading___Toc1319_2183453343">
             <w:r>
               <w:rPr>
                 <w:rStyle w:val="IndexLink"/>
@@ -211,7 +211,7 @@
             </w:tabs>
             <w:rPr/>
           </w:pPr>
-          <w:hyperlink w:anchor="__RefHeading___Toc1255_3920751122">
+          <w:hyperlink w:anchor="__RefHeading___Toc1321_2183453343">
             <w:r>
               <w:rPr>
                 <w:rStyle w:val="IndexLink"/>
@@ -231,7 +231,7 @@
             </w:tabs>
             <w:rPr/>
           </w:pPr>
-          <w:hyperlink w:anchor="__RefHeading___Toc1257_3920751122">
+          <w:hyperlink w:anchor="__RefHeading___Toc1323_2183453343">
             <w:r>
               <w:rPr>
                 <w:rStyle w:val="IndexLink"/>
@@ -251,7 +251,7 @@
             </w:tabs>
             <w:rPr/>
           </w:pPr>
-          <w:hyperlink w:anchor="__RefHeading___Toc1259_3920751122">
+          <w:hyperlink w:anchor="__RefHeading___Toc1325_2183453343">
             <w:r>
               <w:rPr>
                 <w:rStyle w:val="IndexLink"/>
@@ -271,7 +271,7 @@
             </w:tabs>
             <w:rPr/>
           </w:pPr>
-          <w:hyperlink w:anchor="__RefHeading___Toc1261_3920751122">
+          <w:hyperlink w:anchor="__RefHeading___Toc1327_2183453343">
             <w:r>
               <w:rPr>
                 <w:rStyle w:val="IndexLink"/>
@@ -291,7 +291,7 @@
             </w:tabs>
             <w:rPr/>
           </w:pPr>
-          <w:hyperlink w:anchor="__RefHeading___Toc1263_3920751122">
+          <w:hyperlink w:anchor="__RefHeading___Toc1329_2183453343">
             <w:r>
               <w:rPr>
                 <w:rStyle w:val="IndexLink"/>
@@ -311,7 +311,7 @@
             </w:tabs>
             <w:rPr/>
           </w:pPr>
-          <w:hyperlink w:anchor="__RefHeading___Toc1265_3920751122">
+          <w:hyperlink w:anchor="__RefHeading___Toc1331_2183453343">
             <w:r>
               <w:rPr>
                 <w:rStyle w:val="IndexLink"/>
@@ -331,7 +331,7 @@
             </w:tabs>
             <w:rPr/>
           </w:pPr>
-          <w:hyperlink w:anchor="__RefHeading___Toc1267_3920751122">
+          <w:hyperlink w:anchor="__RefHeading___Toc1333_2183453343">
             <w:r>
               <w:rPr>
                 <w:rStyle w:val="IndexLink"/>
@@ -351,7 +351,7 @@
             </w:tabs>
             <w:rPr/>
           </w:pPr>
-          <w:hyperlink w:anchor="__RefHeading___Toc1269_3920751122">
+          <w:hyperlink w:anchor="__RefHeading___Toc1335_2183453343">
             <w:r>
               <w:rPr>
                 <w:rStyle w:val="IndexLink"/>
@@ -371,7 +371,7 @@
             </w:tabs>
             <w:rPr/>
           </w:pPr>
-          <w:hyperlink w:anchor="__RefHeading___Toc1271_3920751122">
+          <w:hyperlink w:anchor="__RefHeading___Toc1337_2183453343">
             <w:r>
               <w:rPr>
                 <w:rStyle w:val="IndexLink"/>
@@ -391,7 +391,7 @@
             </w:tabs>
             <w:rPr/>
           </w:pPr>
-          <w:hyperlink w:anchor="__RefHeading___Toc1273_3920751122">
+          <w:hyperlink w:anchor="__RefHeading___Toc1339_2183453343">
             <w:r>
               <w:rPr>
                 <w:rStyle w:val="IndexLink"/>
@@ -411,7 +411,7 @@
             </w:tabs>
             <w:rPr/>
           </w:pPr>
-          <w:hyperlink w:anchor="__RefHeading___Toc1275_3920751122">
+          <w:hyperlink w:anchor="__RefHeading___Toc1341_2183453343">
             <w:r>
               <w:rPr>
                 <w:rStyle w:val="IndexLink"/>
@@ -431,7 +431,7 @@
             </w:tabs>
             <w:rPr/>
           </w:pPr>
-          <w:hyperlink w:anchor="__RefHeading___Toc1277_3920751122">
+          <w:hyperlink w:anchor="__RefHeading___Toc1343_2183453343">
             <w:r>
               <w:rPr>
                 <w:rStyle w:val="IndexLink"/>
@@ -451,7 +451,7 @@
             </w:tabs>
             <w:rPr/>
           </w:pPr>
-          <w:hyperlink w:anchor="__RefHeading___Toc1279_3920751122">
+          <w:hyperlink w:anchor="__RefHeading___Toc1345_2183453343">
             <w:r>
               <w:rPr>
                 <w:rStyle w:val="IndexLink"/>
@@ -471,7 +471,7 @@
             </w:tabs>
             <w:rPr/>
           </w:pPr>
-          <w:hyperlink w:anchor="__RefHeading___Toc1281_3920751122">
+          <w:hyperlink w:anchor="__RefHeading___Toc1347_2183453343">
             <w:r>
               <w:rPr>
                 <w:rStyle w:val="IndexLink"/>
@@ -491,7 +491,7 @@
             </w:tabs>
             <w:rPr/>
           </w:pPr>
-          <w:hyperlink w:anchor="__RefHeading___Toc1283_3920751122">
+          <w:hyperlink w:anchor="__RefHeading___Toc1349_2183453343">
             <w:r>
               <w:rPr>
                 <w:rStyle w:val="IndexLink"/>
@@ -511,7 +511,7 @@
             </w:tabs>
             <w:rPr/>
           </w:pPr>
-          <w:hyperlink w:anchor="__RefHeading___Toc1285_3920751122">
+          <w:hyperlink w:anchor="__RefHeading___Toc1351_2183453343">
             <w:r>
               <w:rPr>
                 <w:rStyle w:val="IndexLink"/>
@@ -531,7 +531,7 @@
             </w:tabs>
             <w:rPr/>
           </w:pPr>
-          <w:hyperlink w:anchor="__RefHeading___Toc1287_3920751122">
+          <w:hyperlink w:anchor="__RefHeading___Toc1353_2183453343">
             <w:r>
               <w:rPr>
                 <w:rStyle w:val="IndexLink"/>
@@ -551,7 +551,7 @@
             </w:tabs>
             <w:rPr/>
           </w:pPr>
-          <w:hyperlink w:anchor="__RefHeading___Toc1289_3920751122">
+          <w:hyperlink w:anchor="__RefHeading___Toc1355_2183453343">
             <w:r>
               <w:rPr>
                 <w:rStyle w:val="IndexLink"/>
@@ -571,7 +571,7 @@
             </w:tabs>
             <w:rPr/>
           </w:pPr>
-          <w:hyperlink w:anchor="__RefHeading___Toc1291_3920751122">
+          <w:hyperlink w:anchor="__RefHeading___Toc1357_2183453343">
             <w:r>
               <w:rPr>
                 <w:rStyle w:val="IndexLink"/>
@@ -591,7 +591,7 @@
             </w:tabs>
             <w:rPr/>
           </w:pPr>
-          <w:hyperlink w:anchor="__RefHeading___Toc1293_3920751122">
+          <w:hyperlink w:anchor="__RefHeading___Toc1359_2183453343">
             <w:r>
               <w:rPr>
                 <w:rStyle w:val="IndexLink"/>
@@ -611,7 +611,7 @@
             </w:tabs>
             <w:rPr/>
           </w:pPr>
-          <w:hyperlink w:anchor="__RefHeading___Toc1295_3920751122">
+          <w:hyperlink w:anchor="__RefHeading___Toc1361_2183453343">
             <w:r>
               <w:rPr>
                 <w:rStyle w:val="IndexLink"/>
@@ -631,7 +631,7 @@
             </w:tabs>
             <w:rPr/>
           </w:pPr>
-          <w:hyperlink w:anchor="__RefHeading___Toc1297_3920751122">
+          <w:hyperlink w:anchor="__RefHeading___Toc1363_2183453343">
             <w:r>
               <w:rPr>
                 <w:rStyle w:val="IndexLink"/>
@@ -651,7 +651,7 @@
             </w:tabs>
             <w:rPr/>
           </w:pPr>
-          <w:hyperlink w:anchor="__RefHeading___Toc1299_3920751122">
+          <w:hyperlink w:anchor="__RefHeading___Toc1365_2183453343">
             <w:r>
               <w:rPr>
                 <w:rStyle w:val="IndexLink"/>
@@ -671,7 +671,7 @@
             </w:tabs>
             <w:rPr/>
           </w:pPr>
-          <w:hyperlink w:anchor="__RefHeading___Toc1301_3920751122">
+          <w:hyperlink w:anchor="__RefHeading___Toc1367_2183453343">
             <w:r>
               <w:rPr>
                 <w:rStyle w:val="IndexLink"/>
@@ -691,7 +691,7 @@
             </w:tabs>
             <w:rPr/>
           </w:pPr>
-          <w:hyperlink w:anchor="__RefHeading___Toc1303_3920751122">
+          <w:hyperlink w:anchor="__RefHeading___Toc1369_2183453343">
             <w:r>
               <w:rPr>
                 <w:rStyle w:val="IndexLink"/>
@@ -704,6 +704,26 @@
         </w:p>
         <w:p>
           <w:pPr>
+            <w:pStyle w:val="TOC2"/>
+            <w:tabs>
+              <w:tab w:val="clear" w:pos="8743"/>
+              <w:tab w:val="right" w:pos="9025" w:leader="dot"/>
+            </w:tabs>
+            <w:rPr/>
+          </w:pPr>
+          <w:hyperlink w:anchor="__RefHeading___Toc1371_2183453343">
+            <w:r>
+              <w:rPr>
+                <w:rStyle w:val="IndexLink"/>
+              </w:rPr>
+              <w:t>6.5 Lessons from Comparable Programmes</w:t>
+              <w:tab/>
+              <w:t>33</w:t>
+            </w:r>
+          </w:hyperlink>
+        </w:p>
+        <w:p>
+          <w:pPr>
             <w:pStyle w:val="TOC1"/>
             <w:tabs>
               <w:tab w:val="clear" w:pos="9026"/>
@@ -711,14 +731,14 @@
             </w:tabs>
             <w:rPr/>
           </w:pPr>
-          <w:hyperlink w:anchor="__RefHeading___Toc1305_3920751122">
+          <w:hyperlink w:anchor="__RefHeading___Toc1373_2183453343">
             <w:r>
               <w:rPr>
                 <w:rStyle w:val="IndexLink"/>
               </w:rPr>
               <w:t>7. Enabling Environment</w:t>
               <w:tab/>
-              <w:t>34</w:t>
+              <w:t>36</w:t>
             </w:r>
           </w:hyperlink>
         </w:p>
@@ -731,14 +751,14 @@
             </w:tabs>
             <w:rPr/>
           </w:pPr>
-          <w:hyperlink w:anchor="__RefHeading___Toc1307_3920751122">
+          <w:hyperlink w:anchor="__RefHeading___Toc1375_2183453343">
             <w:r>
               <w:rPr>
                 <w:rStyle w:val="IndexLink"/>
               </w:rPr>
               <w:t>7.1 National and Regional Regulatory Frameworks</w:t>
               <w:tab/>
-              <w:t>34</w:t>
+              <w:t>36</w:t>
             </w:r>
           </w:hyperlink>
         </w:p>
@@ -751,32 +771,12 @@
             </w:tabs>
             <w:rPr/>
           </w:pPr>
-          <w:hyperlink w:anchor="__RefHeading___Toc1309_3920751122">
+          <w:hyperlink w:anchor="__RefHeading___Toc1377_2183453343">
             <w:r>
               <w:rPr>
                 <w:rStyle w:val="IndexLink"/>
               </w:rPr>
               <w:t>7.2 Market Access and Linkages with Larger Operators</w:t>
-              <w:tab/>
-              <w:t>38</w:t>
-            </w:r>
-          </w:hyperlink>
-        </w:p>
-        <w:p>
-          <w:pPr>
-            <w:pStyle w:val="TOC2"/>
-            <w:tabs>
-              <w:tab w:val="clear" w:pos="8743"/>
-              <w:tab w:val="right" w:pos="9025" w:leader="dot"/>
-            </w:tabs>
-            <w:rPr/>
-          </w:pPr>
-          <w:hyperlink w:anchor="__RefHeading___Toc1311_3920751122">
-            <w:r>
-              <w:rPr>
-                <w:rStyle w:val="IndexLink"/>
-              </w:rPr>
-              <w:t>7.3 Business Development Services</w:t>
               <w:tab/>
               <w:t>40</w:t>
             </w:r>
@@ -791,34 +791,14 @@
             </w:tabs>
             <w:rPr/>
           </w:pPr>
-          <w:hyperlink w:anchor="__RefHeading___Toc1313_3920751122">
+          <w:hyperlink w:anchor="__RefHeading___Toc1379_2183453343">
             <w:r>
               <w:rPr>
                 <w:rStyle w:val="IndexLink"/>
               </w:rPr>
-              <w:t>7.4 Policy Conditions</w:t>
+              <w:t>7.3 Business Development Services</w:t>
               <w:tab/>
               <w:t>42</w:t>
-            </w:r>
-          </w:hyperlink>
-        </w:p>
-        <w:p>
-          <w:pPr>
-            <w:pStyle w:val="TOC1"/>
-            <w:tabs>
-              <w:tab w:val="clear" w:pos="9026"/>
-              <w:tab w:val="right" w:pos="9025" w:leader="dot"/>
-            </w:tabs>
-            <w:rPr/>
-          </w:pPr>
-          <w:hyperlink w:anchor="__RefHeading___Toc1315_3920751122">
-            <w:r>
-              <w:rPr>
-                <w:rStyle w:val="IndexLink"/>
-              </w:rPr>
-              <w:t>8. Readiness for Financial Products</w:t>
-              <w:tab/>
-              <w:t>43</w:t>
             </w:r>
           </w:hyperlink>
         </w:p>
@@ -831,52 +811,12 @@
             </w:tabs>
             <w:rPr/>
           </w:pPr>
-          <w:hyperlink w:anchor="__RefHeading___Toc1317_3920751122">
+          <w:hyperlink w:anchor="__RefHeading___Toc1381_2183453343">
             <w:r>
               <w:rPr>
                 <w:rStyle w:val="IndexLink"/>
               </w:rPr>
-              <w:t>8.1 The Effect of Seasonality on Debt</w:t>
-              <w:tab/>
-              <w:t>43</w:t>
-            </w:r>
-          </w:hyperlink>
-        </w:p>
-        <w:p>
-          <w:pPr>
-            <w:pStyle w:val="TOC2"/>
-            <w:tabs>
-              <w:tab w:val="clear" w:pos="8743"/>
-              <w:tab w:val="right" w:pos="9025" w:leader="dot"/>
-            </w:tabs>
-            <w:rPr/>
-          </w:pPr>
-          <w:hyperlink w:anchor="__RefHeading___Toc1319_3920751122">
-            <w:r>
-              <w:rPr>
-                <w:rStyle w:val="IndexLink"/>
-              </w:rPr>
-              <w:t>8.2 MSME Readiness by Product</w:t>
-              <w:tab/>
-              <w:t>43</w:t>
-            </w:r>
-          </w:hyperlink>
-        </w:p>
-        <w:p>
-          <w:pPr>
-            <w:pStyle w:val="TOC2"/>
-            <w:tabs>
-              <w:tab w:val="clear" w:pos="8743"/>
-              <w:tab w:val="right" w:pos="9025" w:leader="dot"/>
-            </w:tabs>
-            <w:rPr/>
-          </w:pPr>
-          <w:hyperlink w:anchor="__RefHeading___Toc1321_3920751122">
-            <w:r>
-              <w:rPr>
-                <w:rStyle w:val="IndexLink"/>
-              </w:rPr>
-              <w:t>8.3 Financial Institution Readiness by Product</w:t>
+              <w:t>7.4 Policy Conditions</w:t>
               <w:tab/>
               <w:t>44</w:t>
             </w:r>
@@ -891,14 +831,74 @@
             </w:tabs>
             <w:rPr/>
           </w:pPr>
-          <w:hyperlink w:anchor="__RefHeading___Toc1323_3920751122">
+          <w:hyperlink w:anchor="__RefHeading___Toc1383_2183453343">
             <w:r>
               <w:rPr>
                 <w:rStyle w:val="IndexLink"/>
               </w:rPr>
-              <w:t>9. Scalable Women- and Youth-Led Models</w:t>
+              <w:t>8. Readiness for Financial Products</w:t>
               <w:tab/>
               <w:t>45</w:t>
+            </w:r>
+          </w:hyperlink>
+        </w:p>
+        <w:p>
+          <w:pPr>
+            <w:pStyle w:val="TOC2"/>
+            <w:tabs>
+              <w:tab w:val="clear" w:pos="8743"/>
+              <w:tab w:val="right" w:pos="9025" w:leader="dot"/>
+            </w:tabs>
+            <w:rPr/>
+          </w:pPr>
+          <w:hyperlink w:anchor="__RefHeading___Toc1385_2183453343">
+            <w:r>
+              <w:rPr>
+                <w:rStyle w:val="IndexLink"/>
+              </w:rPr>
+              <w:t>8.1 The Effect of Seasonality on Debt</w:t>
+              <w:tab/>
+              <w:t>45</w:t>
+            </w:r>
+          </w:hyperlink>
+        </w:p>
+        <w:p>
+          <w:pPr>
+            <w:pStyle w:val="TOC2"/>
+            <w:tabs>
+              <w:tab w:val="clear" w:pos="8743"/>
+              <w:tab w:val="right" w:pos="9025" w:leader="dot"/>
+            </w:tabs>
+            <w:rPr/>
+          </w:pPr>
+          <w:hyperlink w:anchor="__RefHeading___Toc1387_2183453343">
+            <w:r>
+              <w:rPr>
+                <w:rStyle w:val="IndexLink"/>
+              </w:rPr>
+              <w:t>8.2 MSME Readiness by Product</w:t>
+              <w:tab/>
+              <w:t>45</w:t>
+            </w:r>
+          </w:hyperlink>
+        </w:p>
+        <w:p>
+          <w:pPr>
+            <w:pStyle w:val="TOC2"/>
+            <w:tabs>
+              <w:tab w:val="clear" w:pos="8743"/>
+              <w:tab w:val="right" w:pos="9025" w:leader="dot"/>
+            </w:tabs>
+            <w:rPr/>
+          </w:pPr>
+          <w:hyperlink w:anchor="__RefHeading___Toc1389_2183453343">
+            <w:r>
+              <w:rPr>
+                <w:rStyle w:val="IndexLink"/>
+              </w:rPr>
+              <w:t>8.3 Financial Institution Readiness by Product</w:t>
+              <w:tab/>
+              <w:t>46</w:t>
             </w:r>
           </w:hyperlink>
         </w:p>
@@ -911,12 +911,12 @@
             </w:tabs>
             <w:rPr/>
           </w:pPr>
-          <w:hyperlink w:anchor="__RefHeading___Toc1325_3920751122">
+          <w:hyperlink w:anchor="__RefHeading___Toc1391_2183453343">
             <w:r>
               <w:rPr>
                 <w:rStyle w:val="IndexLink"/>
               </w:rPr>
-              <w:t>10. Recommended Capacity-Building Interventions</w:t>
+              <w:t>9. Scalable Women- and Youth-Led Models</w:t>
               <w:tab/>
               <w:t>47</w:t>
             </w:r>
@@ -924,119 +924,19 @@
         </w:p>
         <w:p>
           <w:pPr>
-            <w:pStyle w:val="TOC2"/>
+            <w:pStyle w:val="TOC1"/>
             <w:tabs>
-              <w:tab w:val="clear" w:pos="8743"/>
+              <w:tab w:val="clear" w:pos="9026"/>
               <w:tab w:val="right" w:pos="9025" w:leader="dot"/>
             </w:tabs>
             <w:rPr/>
           </w:pPr>
-          <w:hyperlink w:anchor="__RefHeading___Toc1327_3920751122">
+          <w:hyperlink w:anchor="__RefHeading___Toc1393_2183453343">
             <w:r>
               <w:rPr>
                 <w:rStyle w:val="IndexLink"/>
               </w:rPr>
-              <w:t>10.1 A Tiered Readiness Pathway</w:t>
-              <w:tab/>
-              <w:t>47</w:t>
-            </w:r>
-          </w:hyperlink>
-        </w:p>
-        <w:p>
-          <w:pPr>
-            <w:pStyle w:val="TOC2"/>
-            <w:tabs>
-              <w:tab w:val="clear" w:pos="8743"/>
-              <w:tab w:val="right" w:pos="9025" w:leader="dot"/>
-            </w:tabs>
-            <w:rPr/>
-          </w:pPr>
-          <w:hyperlink w:anchor="__RefHeading___Toc1329_3920751122">
-            <w:r>
-              <w:rPr>
-                <w:rStyle w:val="IndexLink"/>
-              </w:rPr>
-              <w:t>10.2 Gender-Transformative Approaches</w:t>
-              <w:tab/>
-              <w:t>47</w:t>
-            </w:r>
-          </w:hyperlink>
-        </w:p>
-        <w:p>
-          <w:pPr>
-            <w:pStyle w:val="TOC2"/>
-            <w:tabs>
-              <w:tab w:val="clear" w:pos="8743"/>
-              <w:tab w:val="right" w:pos="9025" w:leader="dot"/>
-            </w:tabs>
-            <w:rPr/>
-          </w:pPr>
-          <w:hyperlink w:anchor="__RefHeading___Toc1331_3920751122">
-            <w:r>
-              <w:rPr>
-                <w:rStyle w:val="IndexLink"/>
-              </w:rPr>
-              <w:t>10.3 Youth-Focused Incubation</w:t>
-              <w:tab/>
-              <w:t>48</w:t>
-            </w:r>
-          </w:hyperlink>
-        </w:p>
-        <w:p>
-          <w:pPr>
-            <w:pStyle w:val="TOC2"/>
-            <w:tabs>
-              <w:tab w:val="clear" w:pos="8743"/>
-              <w:tab w:val="right" w:pos="9025" w:leader="dot"/>
-            </w:tabs>
-            <w:rPr/>
-          </w:pPr>
-          <w:hyperlink w:anchor="__RefHeading___Toc1333_3920751122">
-            <w:r>
-              <w:rPr>
-                <w:rStyle w:val="IndexLink"/>
-              </w:rPr>
-              <w:t>10.4 Blended Support Packages</w:t>
-              <w:tab/>
-              <w:t>48</w:t>
-            </w:r>
-          </w:hyperlink>
-        </w:p>
-        <w:p>
-          <w:pPr>
-            <w:pStyle w:val="TOC2"/>
-            <w:tabs>
-              <w:tab w:val="clear" w:pos="8743"/>
-              <w:tab w:val="right" w:pos="9025" w:leader="dot"/>
-            </w:tabs>
-            <w:rPr/>
-          </w:pPr>
-          <w:hyperlink w:anchor="__RefHeading___Toc1335_3920751122">
-            <w:r>
-              <w:rPr>
-                <w:rStyle w:val="IndexLink"/>
-              </w:rPr>
-              <w:t>10.5 BSO Strengthening</w:t>
-              <w:tab/>
-              <w:t>48</w:t>
-            </w:r>
-          </w:hyperlink>
-        </w:p>
-        <w:p>
-          <w:pPr>
-            <w:pStyle w:val="TOC2"/>
-            <w:tabs>
-              <w:tab w:val="clear" w:pos="8743"/>
-              <w:tab w:val="right" w:pos="9025" w:leader="dot"/>
-            </w:tabs>
-            <w:rPr/>
-          </w:pPr>
-          <w:hyperlink w:anchor="__RefHeading___Toc1337_3920751122">
-            <w:r>
-              <w:rPr>
-                <w:rStyle w:val="IndexLink"/>
-              </w:rPr>
-              <w:t>10.6 Financial Institution Strengthening</w:t>
+              <w:t>10. Recommended Capacity-Building Interventions</w:t>
               <w:tab/>
               <w:t>49</w:t>
             </w:r>
@@ -1051,12 +951,52 @@
             </w:tabs>
             <w:rPr/>
           </w:pPr>
-          <w:hyperlink w:anchor="__RefHeading___Toc1339_3920751122">
+          <w:hyperlink w:anchor="__RefHeading___Toc1395_2183453343">
             <w:r>
               <w:rPr>
                 <w:rStyle w:val="IndexLink"/>
               </w:rPr>
-              <w:t>10.7 Enabling Environment and Market Linkage Actions</w:t>
+              <w:t>10.1 A Tiered Readiness Pathway</w:t>
+              <w:tab/>
+              <w:t>49</w:t>
+            </w:r>
+          </w:hyperlink>
+        </w:p>
+        <w:p>
+          <w:pPr>
+            <w:pStyle w:val="TOC2"/>
+            <w:tabs>
+              <w:tab w:val="clear" w:pos="8743"/>
+              <w:tab w:val="right" w:pos="9025" w:leader="dot"/>
+            </w:tabs>
+            <w:rPr/>
+          </w:pPr>
+          <w:hyperlink w:anchor="__RefHeading___Toc1397_2183453343">
+            <w:r>
+              <w:rPr>
+                <w:rStyle w:val="IndexLink"/>
+              </w:rPr>
+              <w:t>10.2 Gender-Transformative Approaches</w:t>
+              <w:tab/>
+              <w:t>49</w:t>
+            </w:r>
+          </w:hyperlink>
+        </w:p>
+        <w:p>
+          <w:pPr>
+            <w:pStyle w:val="TOC2"/>
+            <w:tabs>
+              <w:tab w:val="clear" w:pos="8743"/>
+              <w:tab w:val="right" w:pos="9025" w:leader="dot"/>
+            </w:tabs>
+            <w:rPr/>
+          </w:pPr>
+          <w:hyperlink w:anchor="__RefHeading___Toc1399_2183453343">
+            <w:r>
+              <w:rPr>
+                <w:rStyle w:val="IndexLink"/>
+              </w:rPr>
+              <w:t>10.3 Youth-Focused Incubation</w:t>
               <w:tab/>
               <w:t>50</w:t>
             </w:r>
@@ -1071,12 +1011,12 @@
             </w:tabs>
             <w:rPr/>
           </w:pPr>
-          <w:hyperlink w:anchor="__RefHeading___Toc1341_3920751122">
+          <w:hyperlink w:anchor="__RefHeading___Toc1401_2183453343">
             <w:r>
               <w:rPr>
                 <w:rStyle w:val="IndexLink"/>
               </w:rPr>
-              <w:t>10.8 Pathways to Financing</w:t>
+              <w:t>10.4 Blended Support Packages</w:t>
               <w:tab/>
               <w:t>50</w:t>
             </w:r>
@@ -1091,12 +1031,32 @@
             </w:tabs>
             <w:rPr/>
           </w:pPr>
-          <w:hyperlink w:anchor="__RefHeading___Toc1343_3920751122">
+          <w:hyperlink w:anchor="__RefHeading___Toc1403_2183453343">
             <w:r>
               <w:rPr>
                 <w:rStyle w:val="IndexLink"/>
               </w:rPr>
-              <w:t>10.9 Priorities and Next Steps</w:t>
+              <w:t>10.5 BSO Strengthening</w:t>
+              <w:tab/>
+              <w:t>50</w:t>
+            </w:r>
+          </w:hyperlink>
+        </w:p>
+        <w:p>
+          <w:pPr>
+            <w:pStyle w:val="TOC2"/>
+            <w:tabs>
+              <w:tab w:val="clear" w:pos="8743"/>
+              <w:tab w:val="right" w:pos="9025" w:leader="dot"/>
+            </w:tabs>
+            <w:rPr/>
+          </w:pPr>
+          <w:hyperlink w:anchor="__RefHeading___Toc1405_2183453343">
+            <w:r>
+              <w:rPr>
+                <w:rStyle w:val="IndexLink"/>
+              </w:rPr>
+              <w:t>10.6 Financial Institution Strengthening</w:t>
               <w:tab/>
               <w:t>51</w:t>
             </w:r>
@@ -1104,19 +1064,19 @@
         </w:p>
         <w:p>
           <w:pPr>
-            <w:pStyle w:val="TOC1"/>
+            <w:pStyle w:val="TOC2"/>
             <w:tabs>
-              <w:tab w:val="clear" w:pos="9026"/>
+              <w:tab w:val="clear" w:pos="8743"/>
               <w:tab w:val="right" w:pos="9025" w:leader="dot"/>
             </w:tabs>
             <w:rPr/>
           </w:pPr>
-          <w:hyperlink w:anchor="__RefHeading___Toc1345_3920751122">
+          <w:hyperlink w:anchor="__RefHeading___Toc1407_2183453343">
             <w:r>
               <w:rPr>
                 <w:rStyle w:val="IndexLink"/>
               </w:rPr>
-              <w:t>Annex A: Evidence Map</w:t>
+              <w:t>10.7 Enabling Environment and Market Linkage Actions</w:t>
               <w:tab/>
               <w:t>52</w:t>
             </w:r>
@@ -1124,19 +1084,39 @@
         </w:p>
         <w:p>
           <w:pPr>
-            <w:pStyle w:val="TOC1"/>
+            <w:pStyle w:val="TOC2"/>
             <w:tabs>
-              <w:tab w:val="clear" w:pos="9026"/>
+              <w:tab w:val="clear" w:pos="8743"/>
               <w:tab w:val="right" w:pos="9025" w:leader="dot"/>
             </w:tabs>
             <w:rPr/>
           </w:pPr>
-          <w:hyperlink w:anchor="__RefHeading___Toc1347_3920751122">
+          <w:hyperlink w:anchor="__RefHeading___Toc1409_2183453343">
             <w:r>
               <w:rPr>
                 <w:rStyle w:val="IndexLink"/>
               </w:rPr>
-              <w:t>Annex B: Closing the Gender and Age Data Gap</w:t>
+              <w:t>10.8 Pathways to Financing</w:t>
+              <w:tab/>
+              <w:t>52</w:t>
+            </w:r>
+          </w:hyperlink>
+        </w:p>
+        <w:p>
+          <w:pPr>
+            <w:pStyle w:val="TOC2"/>
+            <w:tabs>
+              <w:tab w:val="clear" w:pos="8743"/>
+              <w:tab w:val="right" w:pos="9025" w:leader="dot"/>
+            </w:tabs>
+            <w:rPr/>
+          </w:pPr>
+          <w:hyperlink w:anchor="__RefHeading___Toc1411_2183453343">
+            <w:r>
+              <w:rPr>
+                <w:rStyle w:val="IndexLink"/>
+              </w:rPr>
+              <w:t>10.9 Priorities and Next Steps</w:t>
               <w:tab/>
               <w:t>53</w:t>
             </w:r>
@@ -1151,14 +1131,54 @@
             </w:tabs>
             <w:rPr/>
           </w:pPr>
-          <w:hyperlink w:anchor="__RefHeading___Toc1349_3920751122">
+          <w:hyperlink w:anchor="__RefHeading___Toc1413_2183453343">
+            <w:r>
+              <w:rPr>
+                <w:rStyle w:val="IndexLink"/>
+              </w:rPr>
+              <w:t>Annex A: Evidence Map</w:t>
+              <w:tab/>
+              <w:t>54</w:t>
+            </w:r>
+          </w:hyperlink>
+        </w:p>
+        <w:p>
+          <w:pPr>
+            <w:pStyle w:val="TOC1"/>
+            <w:tabs>
+              <w:tab w:val="clear" w:pos="9026"/>
+              <w:tab w:val="right" w:pos="9025" w:leader="dot"/>
+            </w:tabs>
+            <w:rPr/>
+          </w:pPr>
+          <w:hyperlink w:anchor="__RefHeading___Toc1415_2183453343">
+            <w:r>
+              <w:rPr>
+                <w:rStyle w:val="IndexLink"/>
+              </w:rPr>
+              <w:t>Annex B: Closing the Gender and Age Data Gap</w:t>
+              <w:tab/>
+              <w:t>55</w:t>
+            </w:r>
+          </w:hyperlink>
+        </w:p>
+        <w:p>
+          <w:pPr>
+            <w:pStyle w:val="TOC1"/>
+            <w:tabs>
+              <w:tab w:val="clear" w:pos="9026"/>
+              <w:tab w:val="right" w:pos="9025" w:leader="dot"/>
+            </w:tabs>
+            <w:rPr/>
+          </w:pPr>
+          <w:hyperlink w:anchor="__RefHeading___Toc1417_2183453343">
             <w:r>
               <w:rPr>
                 <w:rStyle w:val="IndexLink"/>
               </w:rPr>
               <w:t>References</w:t>
               <w:tab/>
-              <w:t>54</w:t>
+              <w:t>56</w:t>
             </w:r>
           </w:hyperlink>
           <w:r>
@@ -2306,12 +2326,12 @@
           <w:b/>
           <w:bCs/>
         </w:rPr>
-        <w:t>INAPEM</w:t>
+        <w:t>IFC</w:t>
       </w:r>
       <w:r>
         <w:rPr/>
         <w:tab/>
-        <w:t>Instituto Nacional de Apoio às Micro, Pequenas e Médias Empresas (Angola)</w:t>
+        <w:t>International Finance Corporation</w:t>
       </w:r>
     </w:p>
     <w:p>
@@ -2330,12 +2350,12 @@
           <w:b/>
           <w:bCs/>
         </w:rPr>
-        <w:t>IRDNC</w:t>
+        <w:t>ILO</w:t>
       </w:r>
       <w:r>
         <w:rPr/>
         <w:tab/>
-        <w:t>Integrated Rural Development and Nature Conservation (Namibia)</w:t>
+        <w:t>International Labour Organization</w:t>
       </w:r>
     </w:p>
     <w:p>
@@ -2354,12 +2374,12 @@
           <w:b/>
           <w:bCs/>
         </w:rPr>
-        <w:t>ISO</w:t>
+        <w:t>INAPEM</w:t>
       </w:r>
       <w:r>
         <w:rPr/>
         <w:tab/>
-        <w:t>International Organization for Standardization</w:t>
+        <w:t>Instituto Nacional de Apoio às Micro, Pequenas e Médias Empresas (Angola)</w:t>
       </w:r>
     </w:p>
     <w:p>
@@ -2378,12 +2398,12 @@
           <w:b/>
           <w:bCs/>
         </w:rPr>
-        <w:t>JV</w:t>
+        <w:t>IRDNC</w:t>
       </w:r>
       <w:r>
         <w:rPr/>
         <w:tab/>
-        <w:t>Joint venture</w:t>
+        <w:t>Integrated Rural Development and Nature Conservation (Namibia)</w:t>
       </w:r>
     </w:p>
     <w:p>
@@ -2402,12 +2422,12 @@
           <w:b/>
           <w:bCs/>
         </w:rPr>
-        <w:t>KAZA TFCA</w:t>
+        <w:t>ISO</w:t>
       </w:r>
       <w:r>
         <w:rPr/>
         <w:tab/>
-        <w:t>Kavango Zambezi Transfrontier Conservation Area</w:t>
+        <w:t>International Organization for Standardization</w:t>
       </w:r>
     </w:p>
     <w:p>
@@ -2426,12 +2446,12 @@
           <w:b/>
           <w:bCs/>
         </w:rPr>
-        <w:t>LEA</w:t>
+        <w:t>ITC</w:t>
       </w:r>
       <w:r>
         <w:rPr/>
         <w:tab/>
-        <w:t>Local Enterprise Authority (Botswana)</w:t>
+        <w:t>International Trade Centre</w:t>
       </w:r>
     </w:p>
     <w:p>
@@ -2450,12 +2470,12 @@
           <w:b/>
           <w:bCs/>
         </w:rPr>
-        <w:t>MD</w:t>
+        <w:t>JV</w:t>
       </w:r>
       <w:r>
         <w:rPr/>
         <w:tab/>
-        <w:t>KAZA R-NBT Macro Diagnostic Report</w:t>
+        <w:t>Joint venture</w:t>
       </w:r>
     </w:p>
     <w:p>
@@ -2474,12 +2494,12 @@
           <w:b/>
           <w:bCs/>
         </w:rPr>
-        <w:t>MFI</w:t>
+        <w:t>KAZA TFCA</w:t>
       </w:r>
       <w:r>
         <w:rPr/>
         <w:tab/>
-        <w:t>Microfinance institution</w:t>
+        <w:t>Kavango Zambezi Transfrontier Conservation Area</w:t>
       </w:r>
     </w:p>
     <w:p>
@@ -2498,12 +2518,12 @@
           <w:b/>
           <w:bCs/>
         </w:rPr>
-        <w:t>MINTUR</w:t>
+        <w:t>LEA</w:t>
       </w:r>
       <w:r>
         <w:rPr/>
         <w:tab/>
-        <w:t>Ministério do Turismo (Angola)</w:t>
+        <w:t>Local Enterprise Authority (Botswana)</w:t>
       </w:r>
     </w:p>
     <w:p>
@@ -2522,12 +2542,12 @@
           <w:b/>
           <w:bCs/>
         </w:rPr>
-        <w:t>MSME</w:t>
+        <w:t>MD</w:t>
       </w:r>
       <w:r>
         <w:rPr/>
         <w:tab/>
-        <w:t>Micro, small and medium-sized enterprise</w:t>
+        <w:t>KAZA R-NBT Macro Diagnostic Report</w:t>
       </w:r>
     </w:p>
     <w:p>
@@ -2546,12 +2566,12 @@
           <w:b/>
           <w:bCs/>
         </w:rPr>
-        <w:t>NACSO</w:t>
+        <w:t>MFI</w:t>
       </w:r>
       <w:r>
         <w:rPr/>
         <w:tab/>
-        <w:t>Namibian Association of CBNRM Support Organisations</w:t>
+        <w:t>Microfinance institution</w:t>
       </w:r>
     </w:p>
     <w:p>
@@ -2570,12 +2590,12 @@
           <w:b/>
           <w:bCs/>
         </w:rPr>
-        <w:t>NCCI</w:t>
+        <w:t>MINTUR</w:t>
       </w:r>
       <w:r>
         <w:rPr/>
         <w:tab/>
-        <w:t>Namibia Chamber of Commerce and Industry</w:t>
+        <w:t>Ministério do Turismo (Angola)</w:t>
       </w:r>
     </w:p>
     <w:p>
@@ -2594,12 +2614,12 @@
           <w:b/>
           <w:bCs/>
         </w:rPr>
-        <w:t>NDB</w:t>
+        <w:t>MSME</w:t>
       </w:r>
       <w:r>
         <w:rPr/>
         <w:tab/>
-        <w:t>National Development Bank (Botswana)</w:t>
+        <w:t>Micro, small and medium-sized enterprise</w:t>
       </w:r>
     </w:p>
     <w:p>
@@ -2618,12 +2638,12 @@
           <w:b/>
           <w:bCs/>
         </w:rPr>
-        <w:t>NEET</w:t>
+        <w:t>NACSO</w:t>
       </w:r>
       <w:r>
         <w:rPr/>
         <w:tab/>
-        <w:t>Not in employment, education or training</w:t>
+        <w:t>Namibian Association of CBNRM Support Organisations</w:t>
       </w:r>
     </w:p>
     <w:p>
@@ -2642,12 +2662,12 @@
           <w:b/>
           <w:bCs/>
         </w:rPr>
-        <w:t>NIPDB</w:t>
+        <w:t>NCCI</w:t>
       </w:r>
       <w:r>
         <w:rPr/>
         <w:tab/>
-        <w:t>Namibia Investment Promotion and Development Board</w:t>
+        <w:t>Namibia Chamber of Commerce and Industry</w:t>
       </w:r>
     </w:p>
     <w:p>
@@ -2666,12 +2686,12 @@
           <w:b/>
           <w:bCs/>
         </w:rPr>
-        <w:t>NNF</w:t>
+        <w:t>NDB</w:t>
       </w:r>
       <w:r>
         <w:rPr/>
         <w:tab/>
-        <w:t>Namibia Nature Foundation</w:t>
+        <w:t>National Development Bank (Botswana)</w:t>
       </w:r>
     </w:p>
     <w:p>
@@ -2690,12 +2710,12 @@
           <w:b/>
           <w:bCs/>
         </w:rPr>
-        <w:t>NTB</w:t>
+        <w:t>NEET</w:t>
       </w:r>
       <w:r>
         <w:rPr/>
         <w:tab/>
-        <w:t>Namibia Tourism Board</w:t>
+        <w:t>Not in employment, education or training</w:t>
       </w:r>
     </w:p>
     <w:p>
@@ -2714,12 +2734,12 @@
           <w:b/>
           <w:bCs/>
         </w:rPr>
-        <w:t>NUST</w:t>
+        <w:t>NIPDB</w:t>
       </w:r>
       <w:r>
         <w:rPr/>
         <w:tab/>
-        <w:t>Namibia University of Science and Technology</w:t>
+        <w:t>Namibia Investment Promotion and Development Board</w:t>
       </w:r>
     </w:p>
     <w:p>
@@ -2738,12 +2758,12 @@
           <w:b/>
           <w:bCs/>
         </w:rPr>
-        <w:t>OSISC</w:t>
+        <w:t>NNF</w:t>
       </w:r>
       <w:r>
         <w:rPr/>
         <w:tab/>
-        <w:t>One Stop Investment Services Centre (ZIDA, Zimbabwe)</w:t>
+        <w:t>Namibia Nature Foundation</w:t>
       </w:r>
     </w:p>
     <w:p>
@@ -2762,12 +2782,12 @@
           <w:b/>
           <w:bCs/>
         </w:rPr>
-        <w:t>PSDP</w:t>
+        <w:t>NTB</w:t>
       </w:r>
       <w:r>
         <w:rPr/>
         <w:tab/>
-        <w:t>Private Sector Development Programme (Botswana)</w:t>
+        <w:t>Namibia Tourism Board</w:t>
       </w:r>
     </w:p>
     <w:p>
@@ -2786,12 +2806,12 @@
           <w:b/>
           <w:bCs/>
         </w:rPr>
-        <w:t>R-NBT</w:t>
+        <w:t>NUST</w:t>
       </w:r>
       <w:r>
         <w:rPr/>
         <w:tab/>
-        <w:t>Regenerative nature-based tourism</w:t>
+        <w:t>Namibia University of Science and Technology</w:t>
       </w:r>
     </w:p>
     <w:p>
@@ -2810,12 +2830,12 @@
           <w:b/>
           <w:bCs/>
         </w:rPr>
-        <w:t>RDC</w:t>
+        <w:t>OSISC</w:t>
       </w:r>
       <w:r>
         <w:rPr/>
         <w:tab/>
-        <w:t>Rural District Council (Zimbabwe)</w:t>
+        <w:t>One Stop Investment Services Centre (ZIDA, Zimbabwe)</w:t>
       </w:r>
     </w:p>
     <w:p>
@@ -2834,12 +2854,12 @@
           <w:b/>
           <w:bCs/>
         </w:rPr>
-        <w:t>SADC</w:t>
+        <w:t>PSDP</w:t>
       </w:r>
       <w:r>
         <w:rPr/>
         <w:tab/>
-        <w:t>Southern African Development Community</w:t>
+        <w:t>Private Sector Development Programme (Botswana)</w:t>
       </w:r>
     </w:p>
     <w:p>
@@ -2858,12 +2878,12 @@
           <w:b/>
           <w:bCs/>
         </w:rPr>
-        <w:t>SMEDCO</w:t>
+        <w:t>R-NBT</w:t>
       </w:r>
       <w:r>
         <w:rPr/>
         <w:tab/>
-        <w:t>Small and Medium Enterprises Development Corporation (Zimbabwe)</w:t>
+        <w:t>Regenerative nature-based tourism</w:t>
       </w:r>
     </w:p>
     <w:p>
@@ -2882,12 +2902,12 @@
           <w:b/>
           <w:bCs/>
         </w:rPr>
-        <w:t>SMME</w:t>
+        <w:t>RDC</w:t>
       </w:r>
       <w:r>
         <w:rPr/>
         <w:tab/>
-        <w:t>Small, medium and micro enterprise (term used in Botswana; equivalent to MSME)</w:t>
+        <w:t>Rural District Council (Zimbabwe)</w:t>
       </w:r>
     </w:p>
     <w:p>
@@ -2906,12 +2926,12 @@
           <w:b/>
           <w:bCs/>
         </w:rPr>
-        <w:t>STR</w:t>
+        <w:t>SADC</w:t>
       </w:r>
       <w:r>
         <w:rPr/>
         <w:tab/>
-        <w:t>Simplified Trade Regime</w:t>
+        <w:t>Southern African Development Community</w:t>
       </w:r>
     </w:p>
     <w:p>
@@ -2930,12 +2950,12 @@
           <w:b/>
           <w:bCs/>
         </w:rPr>
-        <w:t>TA</w:t>
+        <w:t>SMEDCO</w:t>
       </w:r>
       <w:r>
         <w:rPr/>
         <w:tab/>
-        <w:t>Technical assistance</w:t>
+        <w:t>Small and Medium Enterprises Development Corporation (Zimbabwe)</w:t>
       </w:r>
     </w:p>
     <w:p>
@@ -2954,12 +2974,12 @@
           <w:b/>
           <w:bCs/>
         </w:rPr>
-        <w:t>TASA</w:t>
+        <w:t>SMME</w:t>
       </w:r>
       <w:r>
         <w:rPr/>
         <w:tab/>
-        <w:t>Tour and Safari Association (Namibia)</w:t>
+        <w:t>Small, medium and micro enterprise (term used in Botswana; equivalent to MSME)</w:t>
       </w:r>
     </w:p>
     <w:p>
@@ -2978,12 +2998,12 @@
           <w:b/>
           <w:bCs/>
         </w:rPr>
-        <w:t>TBCZ</w:t>
+        <w:t>ST-EP</w:t>
       </w:r>
       <w:r>
         <w:rPr/>
         <w:tab/>
-        <w:t>Tourism Business Council of Zimbabwe</w:t>
+        <w:t>Sustainable Tourism – Eliminating Poverty (UN Tourism programme)</w:t>
       </w:r>
     </w:p>
     <w:p>
@@ -3002,12 +3022,12 @@
           <w:b/>
           <w:bCs/>
         </w:rPr>
-        <w:t>TCZ</w:t>
+        <w:t>STR</w:t>
       </w:r>
       <w:r>
         <w:rPr/>
         <w:tab/>
-        <w:t>Tourism Council of Zambia</w:t>
+        <w:t>Simplified Trade Regime</w:t>
       </w:r>
     </w:p>
     <w:p>
@@ -3026,12 +3046,12 @@
           <w:b/>
           <w:bCs/>
         </w:rPr>
-        <w:t>UNAM</w:t>
+        <w:t>TA</w:t>
       </w:r>
       <w:r>
         <w:rPr/>
         <w:tab/>
-        <w:t>University of Namibia</w:t>
+        <w:t>Technical assistance</w:t>
       </w:r>
     </w:p>
     <w:p>
@@ -3050,12 +3070,12 @@
           <w:b/>
           <w:bCs/>
         </w:rPr>
-        <w:t>VSLA</w:t>
+        <w:t>TASA</w:t>
       </w:r>
       <w:r>
         <w:rPr/>
         <w:tab/>
-        <w:t>Village savings and loan association</w:t>
+        <w:t>Tour and Safari Association (Namibia)</w:t>
       </w:r>
     </w:p>
     <w:p>
@@ -3074,12 +3094,12 @@
           <w:b/>
           <w:bCs/>
         </w:rPr>
-        <w:t>WIBA</w:t>
+        <w:t>TBCZ</w:t>
       </w:r>
       <w:r>
         <w:rPr/>
         <w:tab/>
-        <w:t>Women in Business Association (Botswana)</w:t>
+        <w:t>Tourism Business Council of Zimbabwe</w:t>
       </w:r>
     </w:p>
     <w:p>
@@ -3098,12 +3118,12 @@
           <w:b/>
           <w:bCs/>
         </w:rPr>
-        <w:t>YDF</w:t>
+        <w:t>TCZ</w:t>
       </w:r>
       <w:r>
         <w:rPr/>
         <w:tab/>
-        <w:t>Youth Development Fund (Botswana)</w:t>
+        <w:t>Tourism Council of Zambia</w:t>
       </w:r>
     </w:p>
     <w:p>
@@ -3122,12 +3142,12 @@
           <w:b/>
           <w:bCs/>
         </w:rPr>
-        <w:t>ZCGS</w:t>
+        <w:t>UNAM</w:t>
       </w:r>
       <w:r>
         <w:rPr/>
         <w:tab/>
-        <w:t>Zambia Credit Guarantee Scheme</w:t>
+        <w:t>University of Namibia</w:t>
       </w:r>
     </w:p>
     <w:p>
@@ -3146,12 +3166,12 @@
           <w:b/>
           <w:bCs/>
         </w:rPr>
-        <w:t>ZCSMBA</w:t>
+        <w:t>UNCTAD</w:t>
       </w:r>
       <w:r>
         <w:rPr/>
         <w:tab/>
-        <w:t>Zambia Chamber of Small and Medium Business Associations</w:t>
+        <w:t>United Nations Conference on Trade and Development</w:t>
       </w:r>
     </w:p>
     <w:p>
@@ -3170,12 +3190,12 @@
           <w:b/>
           <w:bCs/>
         </w:rPr>
-        <w:t>ZDA</w:t>
+        <w:t>VSLA</w:t>
       </w:r>
       <w:r>
         <w:rPr/>
         <w:tab/>
-        <w:t>Zambia Development Agency</w:t>
+        <w:t>Village savings and loan association</w:t>
       </w:r>
     </w:p>
     <w:p>
@@ -3194,12 +3214,12 @@
           <w:b/>
           <w:bCs/>
         </w:rPr>
-        <w:t>ZEEX</w:t>
+        <w:t>WIBA</w:t>
       </w:r>
       <w:r>
         <w:rPr/>
         <w:tab/>
-        <w:t>Zimbabwe Entrepreneurship Exchange</w:t>
+        <w:t>Women in Business Association (Botswana)</w:t>
       </w:r>
     </w:p>
     <w:p>
@@ -3218,12 +3238,12 @@
           <w:b/>
           <w:bCs/>
         </w:rPr>
-        <w:t>ZIDA</w:t>
+        <w:t>YDF</w:t>
       </w:r>
       <w:r>
         <w:rPr/>
         <w:tab/>
-        <w:t>Zimbabwe Investment and Development Agency</w:t>
+        <w:t>Youth Development Fund (Botswana)</w:t>
       </w:r>
     </w:p>
     <w:p>
@@ -3242,12 +3262,12 @@
           <w:b/>
           <w:bCs/>
         </w:rPr>
-        <w:t>ZIMRA</w:t>
+        <w:t>ZCGS</w:t>
       </w:r>
       <w:r>
         <w:rPr/>
         <w:tab/>
-        <w:t>Zimbabwe Revenue Authority</w:t>
+        <w:t>Zambia Credit Guarantee Scheme</w:t>
       </w:r>
     </w:p>
     <w:p>
@@ -3266,12 +3286,12 @@
           <w:b/>
           <w:bCs/>
         </w:rPr>
-        <w:t>ZMW</w:t>
+        <w:t>ZCSMBA</w:t>
       </w:r>
       <w:r>
         <w:rPr/>
         <w:tab/>
-        <w:t>Zambian kwacha</w:t>
+        <w:t>Zambia Chamber of Small and Medium Business Associations</w:t>
       </w:r>
     </w:p>
     <w:p>
@@ -3290,6 +3310,126 @@
           <w:b/>
           <w:bCs/>
         </w:rPr>
+        <w:t>ZDA</w:t>
+      </w:r>
+      <w:r>
+        <w:rPr/>
+        <w:tab/>
+        <w:t>Zambia Development Agency</w:t>
+      </w:r>
+    </w:p>
+    <w:p>
+      <w:pPr>
+        <w:pStyle w:val="Normal"/>
+        <w:tabs>
+          <w:tab w:val="clear" w:pos="720"/>
+          <w:tab w:val="left" w:pos="1700" w:leader="none"/>
+        </w:tabs>
+        <w:spacing w:before="0" w:after="60"/>
+        <w:ind w:hanging="1700" w:left="1700"/>
+        <w:rPr/>
+      </w:pPr>
+      <w:r>
+        <w:rPr>
+          <w:b/>
+          <w:bCs/>
+        </w:rPr>
+        <w:t>ZEEX</w:t>
+      </w:r>
+      <w:r>
+        <w:rPr/>
+        <w:tab/>
+        <w:t>Zimbabwe Entrepreneurship Exchange</w:t>
+      </w:r>
+    </w:p>
+    <w:p>
+      <w:pPr>
+        <w:pStyle w:val="Normal"/>
+        <w:tabs>
+          <w:tab w:val="clear" w:pos="720"/>
+          <w:tab w:val="left" w:pos="1700" w:leader="none"/>
+        </w:tabs>
+        <w:spacing w:before="0" w:after="60"/>
+        <w:ind w:hanging="1700" w:left="1700"/>
+        <w:rPr/>
+      </w:pPr>
+      <w:r>
+        <w:rPr>
+          <w:b/>
+          <w:bCs/>
+        </w:rPr>
+        <w:t>ZIDA</w:t>
+      </w:r>
+      <w:r>
+        <w:rPr/>
+        <w:tab/>
+        <w:t>Zimbabwe Investment and Development Agency</w:t>
+      </w:r>
+    </w:p>
+    <w:p>
+      <w:pPr>
+        <w:pStyle w:val="Normal"/>
+        <w:tabs>
+          <w:tab w:val="clear" w:pos="720"/>
+          <w:tab w:val="left" w:pos="1700" w:leader="none"/>
+        </w:tabs>
+        <w:spacing w:before="0" w:after="60"/>
+        <w:ind w:hanging="1700" w:left="1700"/>
+        <w:rPr/>
+      </w:pPr>
+      <w:r>
+        <w:rPr>
+          <w:b/>
+          <w:bCs/>
+        </w:rPr>
+        <w:t>ZIMRA</w:t>
+      </w:r>
+      <w:r>
+        <w:rPr/>
+        <w:tab/>
+        <w:t>Zimbabwe Revenue Authority</w:t>
+      </w:r>
+    </w:p>
+    <w:p>
+      <w:pPr>
+        <w:pStyle w:val="Normal"/>
+        <w:tabs>
+          <w:tab w:val="clear" w:pos="720"/>
+          <w:tab w:val="left" w:pos="1700" w:leader="none"/>
+        </w:tabs>
+        <w:spacing w:before="0" w:after="60"/>
+        <w:ind w:hanging="1700" w:left="1700"/>
+        <w:rPr/>
+      </w:pPr>
+      <w:r>
+        <w:rPr>
+          <w:b/>
+          <w:bCs/>
+        </w:rPr>
+        <w:t>ZMW</w:t>
+      </w:r>
+      <w:r>
+        <w:rPr/>
+        <w:tab/>
+        <w:t>Zambian kwacha</w:t>
+      </w:r>
+    </w:p>
+    <w:p>
+      <w:pPr>
+        <w:pStyle w:val="Normal"/>
+        <w:tabs>
+          <w:tab w:val="clear" w:pos="720"/>
+          <w:tab w:val="left" w:pos="1700" w:leader="none"/>
+        </w:tabs>
+        <w:spacing w:before="0" w:after="60"/>
+        <w:ind w:hanging="1700" w:left="1700"/>
+        <w:rPr/>
+      </w:pPr>
+      <w:r>
+        <w:rPr>
+          <w:b/>
+          <w:bCs/>
+        </w:rPr>
         <w:t>ZTA</w:t>
       </w:r>
       <w:r>
@@ -3307,7 +3447,7 @@
         <w:spacing w:before="0" w:after="240"/>
         <w:rPr/>
       </w:pPr>
-      <w:bookmarkStart w:id="0" w:name="__RefHeading___Toc1251_3920751122"/>
+      <w:bookmarkStart w:id="0" w:name="__RefHeading___Toc1317_2183453343"/>
       <w:bookmarkEnd w:id="0"/>
       <w:r>
         <w:rPr/>
@@ -3482,7 +3622,7 @@
       </w:r>
       <w:r>
         <w:rPr/>
-        <w:t xml:space="preserve"> MSMEs need supplier-readiness skills (quality, volume, reliability and pricing), aggregation into producer groups and cooperatives, basic bookkeeping and seasonal cash-flow planning, and formalisation sequenced to buyer and lender demands. BSOs offer mostly generic training, are concentrated in capitals, lack a common readiness diagnostic and seldom broker finance. A needs and capacity survey carried out in Botswana for the EU-funded Private Sector Development Programme found many of the same gaps more than a decade ago, which shows how persistent they are. It adds quality assurance and standards, productivity, market intelligence, negotiation and collective advocacy to the MSME list, and organisational systems, coordination between BSOs and impact monitoring to the BSO list. Chapter 6 also sets out ten roles that BSOs play along the readiness pathway, from diagnosis and training to finance brokerage and advocacy. It then applies these needs to tourism MSMEs in each Partner State. Angola needs readiness first (formalisation, basic business skills and Angolan guiding and logistics capacity in Cuando and Cubango). Botswana needs supplier development, standards and contract finance around the Kasane and Maun anchors. Namibia needs lodge-linked goods made to specification and a pathway from conservancy benefit to enterprise. Zambia needs smallholder aggregation, certification and youth enterprise in Livingstone. Zimbabwe needs tax clearance, irrigated produce supply and record-keeping around Victoria Falls and Hwange. Each country's needs are matched to interventions and to a lead BSO (INAPEM, LEA, NIPDB, ZDA and CEEC, and SMEDCO) and its partners. Financial institutions need to learn seasonal cash-flow lending, use contracts, receivables and movable assets as security, use existing guarantee schemes, and collect sex-disaggregated portfolio data.</w:t>
+        <w:t xml:space="preserve"> MSMEs need supplier-readiness skills (quality, volume, reliability and pricing), aggregation into producer groups and cooperatives, basic bookkeeping and seasonal cash-flow planning, and formalisation sequenced to buyer and lender demands. BSOs offer mostly generic training, are concentrated in capitals, lack a common readiness diagnostic and seldom broker finance. A needs and capacity survey carried out in Botswana for the EU-funded Private Sector Development Programme found many of the same gaps more than a decade ago, which shows how persistent they are. It adds quality assurance and standards, productivity, market intelligence, negotiation and collective advocacy to the MSME list, and organisational systems, coordination between BSOs and impact monitoring to the BSO list. Chapter 6 also sets out ten roles that BSOs play along the readiness pathway, from diagnosis and training to finance brokerage and advocacy. It then applies these needs to tourism MSMEs in each Partner State. Angola needs readiness first (formalisation, basic business skills and Angolan guiding and logistics capacity in Cuando and Cubango). Botswana needs supplier development, standards and contract finance around the Kasane and Maun anchors. Namibia needs lodge-linked goods made to specification and a pathway from conservancy benefit to enterprise. Zambia needs smallholder aggregation, certification and youth enterprise in Livingstone. Zimbabwe needs tax clearance, irrigated produce supply and record-keeping around Victoria Falls and Hwange. Each country's needs are matched to interventions and to a lead BSO (INAPEM, LEA, NIPDB, ZDA and CEEC, and SMEDCO) and its partners. Lessons from comparable programmes in the region (UNDP's supplier development programme in Botswana, the Millennium Challenge Account's tourism and natural-products work in Namibia, World Bank and ITC programmes in Zambia, ILO and UN Tourism work in Zimbabwe, Empretec in Angola and South Africa's Tourism Enterprise Partnership) confirm the value of committed buyers, mentoring over several months, training pitched at the right level, careful selection of grant recipients, certified local trainers, measurement from the start and sound finance institutions. Financial institutions need to learn seasonal cash-flow lending, use contracts, receivables and movable assets as security, use existing guarantee schemes, and collect sex-disaggregated portfolio data.</w:t>
       </w:r>
     </w:p>
     <w:p>
@@ -3623,7 +3763,7 @@
         <w:spacing w:before="0" w:after="240"/>
         <w:rPr/>
       </w:pPr>
-      <w:bookmarkStart w:id="1" w:name="__RefHeading___Toc1253_3920751122"/>
+      <w:bookmarkStart w:id="1" w:name="__RefHeading___Toc1319_2183453343"/>
       <w:bookmarkEnd w:id="1"/>
       <w:r>
         <w:rPr/>
@@ -3635,7 +3775,7 @@
         <w:pStyle w:val="Heading2"/>
         <w:rPr/>
       </w:pPr>
-      <w:bookmarkStart w:id="2" w:name="__RefHeading___Toc1255_3920751122"/>
+      <w:bookmarkStart w:id="2" w:name="__RefHeading___Toc1321_2183453343"/>
       <w:bookmarkEnd w:id="2"/>
       <w:r>
         <w:rPr/>
@@ -3763,7 +3903,7 @@
         <w:pStyle w:val="Heading2"/>
         <w:rPr/>
       </w:pPr>
-      <w:bookmarkStart w:id="3" w:name="__RefHeading___Toc1257_3920751122"/>
+      <w:bookmarkStart w:id="3" w:name="__RefHeading___Toc1323_2183453343"/>
       <w:bookmarkEnd w:id="3"/>
       <w:r>
         <w:rPr/>
@@ -3868,7 +4008,7 @@
       </w:r>
       <w:r>
         <w:rPr/>
-        <w:t xml:space="preserve"> include the FinScope MSME surveys, World Bank, AFI and UN Women studies, census labour data, operator reports, academic studies and agency and press reports. They inform the analysis of gender, age, informality and record-keeping, tourism demand, anchor procurement and BSO programmes. Most are not specific to KAZA and operator figures are self-reported, so each figure is attributed to its source.</w:t>
+        <w:t xml:space="preserve"> include the FinScope MSME surveys, World Bank, AFI and UN Women studies, evaluations and reports of comparable MSME programmes (Section 6.5), census labour data, operator reports, academic studies and agency and press reports. They inform the analysis of gender, age, informality and record-keeping, tourism demand, anchor procurement and BSO programmes. Most are not specific to KAZA and operator figures are self-reported, so each figure is attributed to its source.</w:t>
       </w:r>
     </w:p>
     <w:p>
@@ -3887,7 +4027,7 @@
         <w:pStyle w:val="Heading2"/>
         <w:rPr/>
       </w:pPr>
-      <w:bookmarkStart w:id="4" w:name="__RefHeading___Toc1259_3920751122"/>
+      <w:bookmarkStart w:id="4" w:name="__RefHeading___Toc1325_2183453343"/>
       <w:bookmarkEnd w:id="4"/>
       <w:r>
         <w:rPr/>
@@ -4077,7 +4217,7 @@
         <w:pStyle w:val="Heading2"/>
         <w:rPr/>
       </w:pPr>
-      <w:bookmarkStart w:id="5" w:name="__RefHeading___Toc1261_3920751122"/>
+      <w:bookmarkStart w:id="5" w:name="__RefHeading___Toc1327_2183453343"/>
       <w:bookmarkEnd w:id="5"/>
       <w:r>
         <w:rPr/>
@@ -4198,7 +4338,7 @@
         <w:spacing w:before="0" w:after="240"/>
         <w:rPr/>
       </w:pPr>
-      <w:bookmarkStart w:id="6" w:name="__RefHeading___Toc1263_3920751122"/>
+      <w:bookmarkStart w:id="6" w:name="__RefHeading___Toc1329_2183453343"/>
       <w:bookmarkEnd w:id="6"/>
       <w:r>
         <w:rPr/>
@@ -4210,7 +4350,7 @@
         <w:pStyle w:val="Heading2"/>
         <w:rPr/>
       </w:pPr>
-      <w:bookmarkStart w:id="7" w:name="__RefHeading___Toc1265_3920751122"/>
+      <w:bookmarkStart w:id="7" w:name="__RefHeading___Toc1331_2183453343"/>
       <w:bookmarkEnd w:id="7"/>
       <w:r>
         <w:rPr/>
@@ -4472,7 +4612,7 @@
         <w:pStyle w:val="Heading2"/>
         <w:rPr/>
       </w:pPr>
-      <w:bookmarkStart w:id="8" w:name="__RefHeading___Toc1267_3920751122"/>
+      <w:bookmarkStart w:id="8" w:name="__RefHeading___Toc1333_2183453343"/>
       <w:bookmarkEnd w:id="8"/>
       <w:r>
         <w:rPr/>
@@ -4579,7 +4719,7 @@
         <w:spacing w:before="0" w:after="240"/>
         <w:rPr/>
       </w:pPr>
-      <w:bookmarkStart w:id="9" w:name="__RefHeading___Toc1269_3920751122"/>
+      <w:bookmarkStart w:id="9" w:name="__RefHeading___Toc1335_2183453343"/>
       <w:bookmarkEnd w:id="9"/>
       <w:r>
         <w:rPr/>
@@ -4591,7 +4731,7 @@
         <w:pStyle w:val="Heading2"/>
         <w:rPr/>
       </w:pPr>
-      <w:bookmarkStart w:id="10" w:name="__RefHeading___Toc1271_3920751122"/>
+      <w:bookmarkStart w:id="10" w:name="__RefHeading___Toc1337_2183453343"/>
       <w:bookmarkEnd w:id="10"/>
       <w:r>
         <w:rPr/>
@@ -4719,7 +4859,7 @@
         <w:pStyle w:val="Heading2"/>
         <w:rPr/>
       </w:pPr>
-      <w:bookmarkStart w:id="11" w:name="__RefHeading___Toc1273_3920751122"/>
+      <w:bookmarkStart w:id="11" w:name="__RefHeading___Toc1339_2183453343"/>
       <w:bookmarkEnd w:id="11"/>
       <w:r>
         <w:rPr/>
@@ -4900,7 +5040,7 @@
         <w:spacing w:before="0" w:after="240"/>
         <w:rPr/>
       </w:pPr>
-      <w:bookmarkStart w:id="12" w:name="__RefHeading___Toc1275_3920751122"/>
+      <w:bookmarkStart w:id="12" w:name="__RefHeading___Toc1341_2183453343"/>
       <w:bookmarkEnd w:id="12"/>
       <w:r>
         <w:rPr/>
@@ -4912,7 +5052,7 @@
         <w:pStyle w:val="Heading2"/>
         <w:rPr/>
       </w:pPr>
-      <w:bookmarkStart w:id="13" w:name="__RefHeading___Toc1277_3920751122"/>
+      <w:bookmarkStart w:id="13" w:name="__RefHeading___Toc1343_2183453343"/>
       <w:bookmarkEnd w:id="13"/>
       <w:r>
         <w:rPr/>
@@ -5040,7 +5180,7 @@
         <w:pStyle w:val="Heading2"/>
         <w:rPr/>
       </w:pPr>
-      <w:bookmarkStart w:id="14" w:name="__RefHeading___Toc1279_3920751122"/>
+      <w:bookmarkStart w:id="14" w:name="__RefHeading___Toc1345_2183453343"/>
       <w:bookmarkEnd w:id="14"/>
       <w:r>
         <w:rPr/>
@@ -5119,7 +5259,7 @@
         <w:pStyle w:val="Heading2"/>
         <w:rPr/>
       </w:pPr>
-      <w:bookmarkStart w:id="15" w:name="__RefHeading___Toc1281_3920751122"/>
+      <w:bookmarkStart w:id="15" w:name="__RefHeading___Toc1347_2183453343"/>
       <w:bookmarkEnd w:id="15"/>
       <w:r>
         <w:rPr/>
@@ -5248,7 +5388,7 @@
         <w:pStyle w:val="Heading2"/>
         <w:rPr/>
       </w:pPr>
-      <w:bookmarkStart w:id="16" w:name="__RefHeading___Toc1283_3920751122"/>
+      <w:bookmarkStart w:id="16" w:name="__RefHeading___Toc1349_2183453343"/>
       <w:bookmarkEnd w:id="16"/>
       <w:r>
         <w:rPr/>
@@ -5399,7 +5539,7 @@
         <w:spacing w:before="0" w:after="240"/>
         <w:rPr/>
       </w:pPr>
-      <w:bookmarkStart w:id="17" w:name="__RefHeading___Toc1285_3920751122"/>
+      <w:bookmarkStart w:id="17" w:name="__RefHeading___Toc1351_2183453343"/>
       <w:bookmarkEnd w:id="17"/>
       <w:r>
         <w:rPr/>
@@ -5411,7 +5551,7 @@
         <w:pStyle w:val="Heading2"/>
         <w:rPr/>
       </w:pPr>
-      <w:bookmarkStart w:id="18" w:name="__RefHeading___Toc1287_3920751122"/>
+      <w:bookmarkStart w:id="18" w:name="__RefHeading___Toc1353_2183453343"/>
       <w:bookmarkEnd w:id="18"/>
       <w:r>
         <w:rPr/>
@@ -5434,7 +5574,7 @@
         <w:pStyle w:val="Heading2"/>
         <w:rPr/>
       </w:pPr>
-      <w:bookmarkStart w:id="19" w:name="__RefHeading___Toc1289_3920751122"/>
+      <w:bookmarkStart w:id="19" w:name="__RefHeading___Toc1355_2183453343"/>
       <w:bookmarkEnd w:id="19"/>
       <w:r>
         <w:rPr/>
@@ -5591,7 +5731,7 @@
         <w:pStyle w:val="Heading2"/>
         <w:rPr/>
       </w:pPr>
-      <w:bookmarkStart w:id="20" w:name="__RefHeading___Toc1291_3920751122"/>
+      <w:bookmarkStart w:id="20" w:name="__RefHeading___Toc1357_2183453343"/>
       <w:bookmarkEnd w:id="20"/>
       <w:r>
         <w:rPr/>
@@ -5708,7 +5848,7 @@
         <w:pStyle w:val="Heading2"/>
         <w:rPr/>
       </w:pPr>
-      <w:bookmarkStart w:id="21" w:name="__RefHeading___Toc1293_3920751122"/>
+      <w:bookmarkStart w:id="21" w:name="__RefHeading___Toc1359_2183453343"/>
       <w:bookmarkEnd w:id="21"/>
       <w:r>
         <w:rPr/>
@@ -5804,7 +5944,7 @@
         <w:spacing w:before="0" w:after="240"/>
         <w:rPr/>
       </w:pPr>
-      <w:bookmarkStart w:id="22" w:name="__RefHeading___Toc1295_3920751122"/>
+      <w:bookmarkStart w:id="22" w:name="__RefHeading___Toc1361_2183453343"/>
       <w:bookmarkEnd w:id="22"/>
       <w:r>
         <w:rPr/>
@@ -5819,7 +5959,7 @@
       </w:pPr>
       <w:r>
         <w:rPr/>
-        <w:t>This chapter identifies what MSMEs, BSOs and financial institutions need in order to improve investment readiness and make financing more inclusive. The needs follow from the business models, financial practices and readiness ratings in Chapters 3 to 5, and from the enabling-environment evidence in Chapter 7. Sections 6.1 to 6.3 set out the needs that apply across KAZA; Section 6.4 applies them to tourism MSMEs in each Partner State, with the recommended interventions and the support BSOs in each country.</w:t>
+        <w:t>This chapter identifies what MSMEs, BSOs and financial institutions need in order to improve investment readiness and make financing more inclusive. The needs follow from the business models, financial practices and readiness ratings in Chapters 3 to 5, and from the enabling-environment evidence in Chapter 7. Sections 6.1 to 6.3 set out the needs that apply across KAZA; Section 6.4 applies them to tourism MSMEs in each Partner State, with the recommended interventions and the support BSOs in each country, and Section 6.5 draws lessons from comparable MSME capacity-building programmes in the region.</w:t>
       </w:r>
     </w:p>
     <w:p>
@@ -5838,7 +5978,7 @@
         <w:pStyle w:val="Heading2"/>
         <w:rPr/>
       </w:pPr>
-      <w:bookmarkStart w:id="23" w:name="__RefHeading___Toc1297_3920751122"/>
+      <w:bookmarkStart w:id="23" w:name="__RefHeading___Toc1363_2183453343"/>
       <w:bookmarkEnd w:id="23"/>
       <w:r>
         <w:rPr/>
@@ -6397,7 +6537,7 @@
         <w:pStyle w:val="Heading2"/>
         <w:rPr/>
       </w:pPr>
-      <w:bookmarkStart w:id="24" w:name="__RefHeading___Toc1299_3920751122"/>
+      <w:bookmarkStart w:id="24" w:name="__RefHeading___Toc1365_2183453343"/>
       <w:bookmarkEnd w:id="24"/>
       <w:r>
         <w:rPr/>
@@ -6960,7 +7100,7 @@
         <w:pStyle w:val="Heading2"/>
         <w:rPr/>
       </w:pPr>
-      <w:bookmarkStart w:id="25" w:name="__RefHeading___Toc1301_3920751122"/>
+      <w:bookmarkStart w:id="25" w:name="__RefHeading___Toc1367_2183453343"/>
       <w:bookmarkEnd w:id="25"/>
       <w:r>
         <w:rPr/>
@@ -7148,7 +7288,7 @@
         <w:pStyle w:val="Heading2"/>
         <w:rPr/>
       </w:pPr>
-      <w:bookmarkStart w:id="26" w:name="__RefHeading___Toc1303_3920751122"/>
+      <w:bookmarkStart w:id="26" w:name="__RefHeading___Toc1369_2183453343"/>
       <w:bookmarkEnd w:id="26"/>
       <w:r>
         <w:rPr/>
@@ -7952,178 +8092,157 @@
         <w:rPr/>
         <w:t xml:space="preserve"> formalisation, licensing and tax clearance are a high priority in Angola, Namibia and Zimbabwe, where certification, slow registration and the withholding tax respectively stand between MSMEs and anchor contracts, but a lower priority in Botswana, where registration is online and the binding needs are supplier readiness, standards and contract finance. Supplier readiness and aggregation for lodges is a high priority everywhere except Angola, where the tourism market is too young and the priorities are basic business management, formalisation and guiding skills. Quality, standards and certification are most pressing in Botswana and Zambia, community enterprise in Namibia's conservancies, investment readiness in Botswana, where contract finance is already available, and women and youth enterprise in Zambia, where women lead most MSMEs and a youth programme is already running in Livingstone. The proposed lead BSOs are INAPEM in Angola, LEA in Botswana, NIPDB in Namibia, ZDA and CEEC in Zambia and SMEDCO in Zimbabwe.</w:t>
       </w:r>
-      <w:r>
-        <w:br w:type="page"/>
-      </w:r>
-    </w:p>
-    <w:p>
-      <w:pPr>
-        <w:pStyle w:val="Heading1"/>
-        <w:spacing w:before="0" w:after="240"/>
-        <w:rPr/>
-      </w:pPr>
-      <w:bookmarkStart w:id="27" w:name="__RefHeading___Toc1305_3920751122"/>
+    </w:p>
+    <w:p>
+      <w:pPr>
+        <w:pStyle w:val="Heading2"/>
+        <w:rPr/>
+      </w:pPr>
+      <w:bookmarkStart w:id="27" w:name="__RefHeading___Toc1371_2183453343"/>
       <w:bookmarkEnd w:id="27"/>
       <w:r>
         <w:rPr/>
-        <w:t>7. Enabling Environment</w:t>
-      </w:r>
-    </w:p>
-    <w:p>
-      <w:pPr>
-        <w:pStyle w:val="Normal"/>
-        <w:jc w:val="both"/>
-        <w:rPr/>
-      </w:pPr>
-      <w:r>
-        <w:rPr/>
-        <w:t>This chapter evaluates the conditions outside the enterprise that shape investment readiness: national and regional regulation, market access and links with larger tourism operators, business development services, and wider policy conditions. Section 7.1 draws on the World Bank's Doing Business 2020 country reports to compare the five states. Section 7.2 adds evidence on market access from sources outside the Macro Diagnostic, and Section 7.3 profiles the main BSOs in each country.</w:t>
-      </w:r>
-    </w:p>
-    <w:p>
-      <w:pPr>
-        <w:pStyle w:val="Heading2"/>
-        <w:rPr/>
-      </w:pPr>
-      <w:bookmarkStart w:id="28" w:name="__RefHeading___Toc1307_3920751122"/>
-      <w:bookmarkEnd w:id="28"/>
-      <w:r>
-        <w:rPr/>
-        <w:t>7.1 National and Regional Regulatory Frameworks</w:t>
-      </w:r>
-    </w:p>
-    <w:p>
-      <w:pPr>
-        <w:pStyle w:val="Heading3"/>
-        <w:rPr/>
-      </w:pPr>
-      <w:r>
-        <w:rPr/>
-        <w:t>What the Doing Business country reports show</w:t>
-      </w:r>
-    </w:p>
-    <w:p>
-      <w:pPr>
-        <w:pStyle w:val="Normal"/>
-        <w:jc w:val="both"/>
-        <w:rPr/>
-      </w:pPr>
-      <w:r>
-        <w:rPr/>
-        <w:t>The World Bank's Doing Business 2020 economy profiles are the most recent source that measures business regulation in all five KAZA states in the same way. They score ten areas of regulation that a small or medium-sized domestic limited company meets over its life, from starting a business to resolving insolvency, and rank 190 economies. The data were collected to May 2019 and describe the largest business city in each country (Luanda, Gaborone, Windhoek, Lusaka and Harare), not the KAZA hubs, where procedures are usually slower and offices further away. The series was discontinued in 2021, so the rankings are best read as a comparison between the five states and a guide to which procedures weigh most on MSMEs.</w:t>
-      </w:r>
-    </w:p>
-    <w:p>
-      <w:pPr>
-        <w:pStyle w:val="Normal"/>
-        <w:jc w:val="both"/>
-        <w:rPr/>
-      </w:pPr>
-      <w:r>
-        <w:rPr>
-          <w:b/>
-          <w:bCs/>
-        </w:rPr>
-        <w:t>Overall rankings.</w:t>
-      </w:r>
-      <w:r>
-        <w:rPr/>
-        <w:t xml:space="preserve"> Of 190 economies, Zambia ranked 85th (score 66.9 out of 100) and Botswana 87th (66.2), the two easiest places to do business among the KAZA states. Namibia followed at 104th (61.4), Zimbabwe at 140th (54.5) and Angola at 177th (41.3).</w:t>
-      </w:r>
-    </w:p>
-    <w:p>
-      <w:pPr>
-        <w:pStyle w:val="Normal"/>
-        <w:jc w:val="both"/>
-        <w:rPr/>
-      </w:pPr>
-      <w:r>
-        <w:rPr>
-          <w:b/>
-          <w:bCs/>
-        </w:rPr>
-        <w:t>Topic rankings by country.</w:t>
-      </w:r>
-      <w:r>
-        <w:rPr/>
-        <w:t xml:space="preserve"> </w:t>
-      </w:r>
-      <w:r>
-        <w:rPr>
-          <w:b/>
-          <w:bCs/>
-        </w:rPr>
-        <w:t>Angola</w:t>
-      </w:r>
-      <w:r>
-        <w:rPr/>
-        <w:t xml:space="preserve"> ranked 146th for starting a business, 120th for construction permits, 156th for getting electricity, 167th for registering property, 185th for getting credit, 147th for protecting minority investors, 106th for paying taxes, 174th for trading across borders, 186th for enforcing contracts and 168th for resolving insolvency. </w:t>
-      </w:r>
-      <w:r>
-        <w:rPr>
-          <w:b/>
-          <w:bCs/>
-        </w:rPr>
-        <w:t>Botswana</w:t>
-      </w:r>
-      <w:r>
-        <w:rPr/>
-        <w:t xml:space="preserve"> ranked 159th for starting a business, 44th for construction permits, 139th for electricity, 82nd for property, 80th for credit, 72nd for minority investors, 59th for taxes, 55th for trading across borders, 137th for enforcing contracts and 84th for insolvency. </w:t>
-      </w:r>
-      <w:r>
-        <w:rPr>
-          <w:b/>
-          <w:bCs/>
-        </w:rPr>
-        <w:t>Namibia</w:t>
-      </w:r>
-      <w:r>
-        <w:rPr/>
-        <w:t xml:space="preserve"> ranked 165th for starting a business, 84th for construction permits, 76th for electricity, 173rd for property, 80th for credit, 88th for minority investors, 138th for trading across borders, 64th for enforcing contracts and 127th for insolvency; its paying-taxes score was 74.5, but its rank could not be confirmed. </w:t>
-      </w:r>
-      <w:r>
-        <w:rPr>
-          <w:b/>
-          <w:bCs/>
-        </w:rPr>
-        <w:t>Zambia</w:t>
-      </w:r>
-      <w:r>
-        <w:rPr/>
-        <w:t xml:space="preserve"> ranked 117th for starting a business, 67th for construction permits, 129th for electricity, 149th for property, 4th for credit, 72nd for minority investors, 17th for taxes, 155th for trading across borders, 130th for enforcing contracts and 79th for insolvency. </w:t>
-      </w:r>
-      <w:r>
-        <w:rPr>
-          <w:b/>
-          <w:bCs/>
-        </w:rPr>
-        <w:t>Zimbabwe</w:t>
-      </w:r>
-      <w:r>
-        <w:rPr/>
-        <w:t xml:space="preserve"> ranked 167th for starting a business, 140th for construction permits, 167th for electricity, 109th for property, 67th for credit, 97th for minority investors, 146th for taxes, 159th for trading across borders, 169th for enforcing contracts and 142nd for insolvency.</w:t>
-      </w:r>
-    </w:p>
-    <w:p>
-      <w:pPr>
-        <w:pStyle w:val="Normal"/>
-        <w:jc w:val="both"/>
-        <w:rPr/>
-      </w:pPr>
-      <w:r>
-        <w:rPr/>
-        <w:t>Source: World Bank, Doing Business 2020 report and economy profiles. Topic ranks were transcribed from the published profiles; the overall ranks and scores are confirmed in the World Bank's published rankings.</w:t>
-      </w:r>
-    </w:p>
-    <w:p>
-      <w:pPr>
-        <w:pStyle w:val="Normal"/>
-        <w:jc w:val="both"/>
-        <w:rPr/>
-      </w:pPr>
-      <w:r>
-        <w:rPr/>
-        <w:t>Five findings stand out for R-NBT MSMEs:</w:t>
+        <w:t>6.5 Lessons from Comparable Programmes</w:t>
+      </w:r>
+    </w:p>
+    <w:p>
+      <w:pPr>
+        <w:pStyle w:val="Normal"/>
+        <w:jc w:val="both"/>
+        <w:rPr/>
+      </w:pPr>
+      <w:r>
+        <w:rPr/>
+        <w:t>The PSDP survey is one of several MSME capacity-building programmes in or near the KAZA states whose experience can inform this programme. This section summarises others that deal with supplier development, community and natural-product enterprises, tourism SMEs, entrepreneurship training, women's enterprise and MSME finance, together with South Africa's Tourism Enterprise Partnership, the closest tourism-specific precedent in the region. Programmes already discussed elsewhere in this report (Envolver and Envolver+ in Angola, the Wilderness supplier programme and its links with LEA and Stanbic in Botswana, NIPDB's High Potential Pool and SME fund in Namibia, and UNDP's youth-led MSME programme in Zambia) are not repeated.</w:t>
+      </w:r>
+    </w:p>
+    <w:p>
+      <w:pPr>
+        <w:pStyle w:val="Normal"/>
+        <w:pBdr>
+          <w:left w:val="single" w:sz="24" w:space="8" w:color="C8A951"/>
+        </w:pBdr>
+        <w:shd w:val="clear" w:color="auto" w:fill="E8F0EA"/>
+        <w:spacing w:before="160" w:after="200"/>
+        <w:ind w:left="200" w:right="200"/>
+        <w:rPr/>
+      </w:pPr>
+      <w:r>
+        <w:rPr>
+          <w:i/>
+          <w:iCs/>
+          <w:sz w:val="21"/>
+          <w:szCs w:val="21"/>
+        </w:rPr>
+        <w:t>Source caveat. The evaluation reports and programme pages behind this section could not be opened for this draft. The details below come from search summaries of those sources and are marked "to verify" in the References. Several results are reported by the programmes or their partners rather than by independent evaluators, and are labelled as such. Figures should be checked against the original documents before the report is finalised.</w:t>
+      </w:r>
+    </w:p>
+    <w:p>
+      <w:pPr>
+        <w:pStyle w:val="Normal"/>
+        <w:jc w:val="both"/>
+        <w:rPr/>
+      </w:pPr>
+      <w:r>
+        <w:rPr>
+          <w:b/>
+          <w:bCs/>
+        </w:rPr>
+        <w:t>Botswana.</w:t>
+      </w:r>
+      <w:r>
+        <w:rPr/>
+        <w:t xml:space="preserve"> UNDP's Business Supplier Development Programme, started at the end of 2018, uses a three-way model in which large companies act as buyers, citizen-owned SMEs as suppliers and experienced Batswana consultants as mentors, in mining, agro-processing, infrastructure projects, leather and textiles. Consultants mentored each SME for about ten months to meet buyers' quality standards, and participating SMMEs have reported about P300 million in profit, a figure reported by the programme and the press rather than by an evaluator. UNDP credits the buyers' willingness to buy locally as essential. For KAZA, the same model could be applied with lodges and DMCs as buyers and LEA or accredited consultants as mentors, with buyer commitment secured before suppliers are enrolled.</w:t>
+      </w:r>
+    </w:p>
+    <w:p>
+      <w:pPr>
+        <w:pStyle w:val="Normal"/>
+        <w:jc w:val="both"/>
+        <w:rPr/>
+      </w:pPr>
+      <w:r>
+        <w:rPr>
+          <w:b/>
+          <w:bCs/>
+        </w:rPr>
+        <w:t>Namibia.</w:t>
+      </w:r>
+      <w:r>
+        <w:rPr/>
+        <w:t xml:space="preserve"> The Millennium Challenge Account's USD 68 million Tourism Project (2009-2014) improved Etosha's management and infrastructure, marketed Namibian tourism and built the capacity of communal conservancies; ten eco-tourism projects worth N$17 million were handed over to nine Zambezi conservancies. The independent evaluation found that tourism rose slightly but could not attribute the rise to the project, and that infrastructure proved more sustainable than marketing and institutional reform; the conservancy support evaluation had no control group. The lessons are to plan follow-on funding for marketing and institutional support and to set a baseline and comparison group from the start. The USD 7.6 million Indigenous Natural Products activity worked on the quality, volume and sales of five native plant products harvested mainly by women. The sector became more organised, but staff of the 60 producer and processor organisations trained found the content too complex, and better quality raised sales for only one product. Training for community producer groups must be pitched at their level, and products chosen by buyer demand. Namibia's state-backed SME Bank, placed under central bank control in 2017 and later liquidated after risky investments, left small businesses without access to their operating funds; MSME finance should go through well-governed, regulated lenders, with BSO roles kept separate from deposit-taking and lending.</w:t>
+      </w:r>
+    </w:p>
+    <w:p>
+      <w:pPr>
+        <w:pStyle w:val="Normal"/>
+        <w:jc w:val="both"/>
+        <w:rPr/>
+      </w:pPr>
+      <w:r>
+        <w:rPr>
+          <w:b/>
+          <w:bCs/>
+        </w:rPr>
+        <w:t>Zambia.</w:t>
+      </w:r>
+      <w:r>
+        <w:rPr/>
+        <w:t xml:space="preserve"> The World Bank's Zambia Agribusiness and Trade Project used matching grants to build market linkages; its 2024 completion report rated the outcome satisfactory but monitoring and evaluation modest, and concluded that matching grants depend on investment in selecting and coaching beneficiaries, that mentoring and tailored support matter and that intermediaries can reach small firms. Its second phase offers matching grants to producer organisations and could co-finance lodge food-supply groups. The World Bank's 2023 tourism project provides matching grants to communities in the nature-based economy, which this programme's readiness support should complement. ITC's SheTrades Zambia trained and mentored 200 women and reported more than USD 3 million in new sales and 126 new jobs in 18 months, showing the value of combining export readiness with buyer introductions for women-led enterprises. ITC's ACCESS! programme, which the PSDP proposed for Botswana, has reached more than 2,600 businesswomen in 19 countries and is a ready model for women exporters of crafts and nature-positive products.</w:t>
+      </w:r>
+    </w:p>
+    <w:p>
+      <w:pPr>
+        <w:pStyle w:val="Normal"/>
+        <w:jc w:val="both"/>
+        <w:rPr/>
+      </w:pPr>
+      <w:r>
+        <w:rPr>
+          <w:b/>
+          <w:bCs/>
+        </w:rPr>
+        <w:t>Zimbabwe.</w:t>
+      </w:r>
+      <w:r>
+        <w:rPr/>
+        <w:t xml:space="preserve"> An IFC-supported destination programme in Victoria Falls offered SME marketing training, mentoring and licensing reform with the tourism ministry, ZTA and TBCZ; its dates and results could not be confirmed, but it is existing work to build on. A UN Tourism project in 2017 combined hospitality training, business advice and small subsidies for more than 100 young and women participants, over half of them women. The ILO reports that more than 1,017 businesses supported under its BG4YE youth employment project, which used Start and Improve Your Business training delivered through local BDS providers, improved their output, and that 80% expanded. Training and certifying local trainers keeps support going after a programme ends.</w:t>
+      </w:r>
+    </w:p>
+    <w:p>
+      <w:pPr>
+        <w:pStyle w:val="Normal"/>
+        <w:jc w:val="both"/>
+        <w:rPr/>
+      </w:pPr>
+      <w:r>
+        <w:rPr>
+          <w:b/>
+          <w:bCs/>
+        </w:rPr>
+        <w:t>Angola and the regional benchmark.</w:t>
+      </w:r>
+      <w:r>
+        <w:rPr/>
+        <w:t xml:space="preserve"> UNCTAD's EU-funded Empretec programme trained about 360 Angolan entrepreneurs between 2018 and 2021 and certified four national trainers, two of them as master trainers, a model for delivering training in Menongue alongside INAPEM's incubator network. In South Africa, the Tourism Enterprise Partnership and the Western Cape Tourism Mentorship Programme paired established tourism firms with SMMEs for six months. Research found that mentoring filled gaps that training alone left, that large firms doubt small firms' capacity and their procurement habits restrict access, and that generic SMME support overlooks the needs of tourism businesses. Supplier development in KAZA should therefore be tourism-specific, work with anchors' procurement teams and use firm-to-firm mentoring.</w:t>
+      </w:r>
+    </w:p>
+    <w:p>
+      <w:pPr>
+        <w:pStyle w:val="Normal"/>
+        <w:jc w:val="both"/>
+        <w:rPr/>
+      </w:pPr>
+      <w:r>
+        <w:rPr>
+          <w:b/>
+          <w:bCs/>
+        </w:rPr>
+        <w:t>Cross-cutting lessons and where they apply.</w:t>
+      </w:r>
+      <w:r>
+        <w:rPr/>
+        <w:t xml:space="preserve"> Seven lessons recur across these programmes:</w:t>
       </w:r>
     </w:p>
     <w:p>
@@ -8140,11 +8259,11 @@
           <w:b/>
           <w:bCs/>
         </w:rPr>
-        <w:t>Formalising is slow everywhere.</w:t>
-      </w:r>
-      <w:r>
-        <w:rPr/>
-        <w:t xml:space="preserve"> All five states ranked 117th or lower for starting a business. Registering a company took about 8.5 days in Zambia, 27 days and 9 procedures in Zimbabwe, 36 days and 8 procedures in Angola, and 54 days and 10 procedures in Namibia. In Botswana in 2020, company registration could be completed online in a day, but tax registration took about 30 days; later US government reports put tax registration at about a week (US Department of State, 2020 and 2026). For a micro-enterprise earning most of its income in a five-month season, a registration process that takes one to two months has a real opportunity cost. This supports treating formalisation as a milestone tied to a contract (Section 4.3) and offering hands-on help with procedures.</w:t>
+        <w:t>Anchor on committed buyers.</w:t>
+      </w:r>
+      <w:r>
+        <w:rPr/>
+        <w:t xml:space="preserve"> Supplier development works when buyers commit to buy before suppliers are trained (UNDP SDP, Tourism Enterprise Partnership, Wilderness). This underpins the anchor supplier package (Section 10.4).</w:t>
       </w:r>
     </w:p>
     <w:p>
@@ -8161,11 +8280,11 @@
           <w:b/>
           <w:bCs/>
         </w:rPr>
-        <w:t>Credit infrastructure varies widely.</w:t>
-      </w:r>
-      <w:r>
-        <w:rPr/>
-        <w:t xml:space="preserve"> Zambia ranked 4th in the world for getting credit (score 95 of 100), reflecting strong legal rights for borrowers and lenders over movable assets and good credit-information coverage. Zimbabwe (67th), Botswana and Namibia (both 80th) were mid-ranked, while Angola ranked 185th (score 5 of 100). Where the legal framework is strong, receivables and movable-asset lending to suppliers is legally feasible and the constraint is lender practice; in Angola, finance will depend for some time on grants, guarantees and contractual arrangements with anchor buyers.</w:t>
+        <w:t>Mentor over months, not days.</w:t>
+      </w:r>
+      <w:r>
+        <w:rPr/>
+        <w:t xml:space="preserve"> Six- to ten-month mentoring (UNDP SDP, Tourism Mentorship Programme) achieved what training alone did not, which supports the mix of delivery modes in the tiered pathway (Section 10.1).</w:t>
       </w:r>
     </w:p>
     <w:p>
@@ -8182,11 +8301,11 @@
           <w:b/>
           <w:bCs/>
         </w:rPr>
-        <w:t>Contracts are hard to enforce.</w:t>
-      </w:r>
-      <w:r>
-        <w:rPr/>
-        <w:t xml:space="preserve"> Enforcing a commercial contract through the courts took about 660 days in Botswana (137th) and 410 days at a cost of 83% of the claim in Zimbabwe (169th); Angola ranked 186th and Zambia 130th. Only Namibia (64th) ranked in the top half. Contract-backed supplier finance in KAZA therefore cannot rely on court enforcement. It needs arrangements in which the anchor buyer pays the lender directly, as in the Wilderness-Stanbic facility, where suppliers cede their right to receive payment from Wilderness to the bank (Mmegi, 2025).</w:t>
+        <w:t>Pitch support at the right level.</w:t>
+      </w:r>
+      <w:r>
+        <w:rPr/>
+        <w:t xml:space="preserve"> Training that was too complex for community producer organisations limited results (Indigenous Natural Products), so Tier 0 and Tier 1 content for community enterprises should be simple and practical.</w:t>
       </w:r>
     </w:p>
     <w:p>
@@ -8203,11 +8322,11 @@
           <w:b/>
           <w:bCs/>
         </w:rPr>
-        <w:t>Tax compliance burdens differ.</w:t>
-      </w:r>
-      <w:r>
-        <w:rPr/>
-        <w:t xml:space="preserve"> Zambia ranked 17th for paying taxes and Botswana 59th, but Zimbabwe ranked 146th, and Namibia's tax system required 27 payments and 302 hours a year for the standard firm. Combined with the 30% withholding tax on suppliers without tax clearance in Zimbabwe (MD p. 74), this explains why tax clearance is the formalisation step that matters most to anchor buyers.</w:t>
+        <w:t>Select and coach grant recipients.</w:t>
+      </w:r>
+      <w:r>
+        <w:rPr/>
+        <w:t xml:space="preserve"> Matching grants deliver only when recipients are carefully selected and coached (Zambia Agribusiness and Trade Project), which applies to the grant-to-loan facility (Section 10.8).</w:t>
       </w:r>
     </w:p>
     <w:p>
@@ -8224,441 +8343,11 @@
           <w:b/>
           <w:bCs/>
         </w:rPr>
-        <w:t>Cross-border trade is costly.</w:t>
-      </w:r>
-      <w:r>
-        <w:rPr/>
-        <w:t xml:space="preserve"> Four of the five states ranked 138th or lower for trading across borders; only Botswana (55th) performed well. This matters in a transfrontier area where Hwange lodges, Kasane suppliers and Livingstone hotels could source across borders. Small traders face border procedures designed for larger consignments (see the regional frameworks below).</w:t>
-      </w:r>
-    </w:p>
-    <w:p>
-      <w:pPr>
-        <w:pStyle w:val="Normal"/>
-        <w:jc w:val="both"/>
-        <w:rPr/>
-      </w:pPr>
-      <w:r>
-        <w:rPr/>
-        <w:t>Two further indicators affect specific chains. Getting electricity was slow and costly in Zimbabwe (167th), Angola (156th), Botswana (139th) and Zambia (129th), which raises the cost of processing, cold storage and workshop production for food, nature-positive products and lodge-linked goods, and strengthens the case for solar equipment finance. Registering property was difficult in Namibia (173rd), Angola (167th) and Zambia (149th); although most R-NBT MSMEs operate on communal land that cannot be mortgaged in any case, the rankings show that even freehold property is a slow route to collateral.</w:t>
-      </w:r>
-    </w:p>
-    <w:p>
-      <w:pPr>
-        <w:pStyle w:val="Heading3"/>
-        <w:rPr/>
-      </w:pPr>
-      <w:r>
-        <w:rPr/>
-        <w:t>Country profiles</w:t>
-      </w:r>
-    </w:p>
-    <w:p>
-      <w:pPr>
-        <w:pStyle w:val="Normal"/>
-        <w:jc w:val="both"/>
-        <w:rPr/>
-      </w:pPr>
-      <w:r>
-        <w:rPr>
-          <w:b/>
-          <w:bCs/>
-        </w:rPr>
-        <w:t>Angola</w:t>
-      </w:r>
-      <w:r>
-        <w:rPr/>
-        <w:t xml:space="preserve"> (177th) had the weakest business environment of the five, with bottom-ten rankings for getting credit and enforcing contracts. Government has tried to simplify entry: Presidential Decree 40/12 created the Balcão Único do Empreendedor (BUE) in 2012 to simplify the formation and licensing of micro and small enterprises and bring informal activity into the formal economy, and by 2021 a new platform at the Guiché Único da Empresa allowed a company to be created online or in person in about an hour when documents were in order (Ver Angola, 2021). INAPEM certification gives access to tax benefits, and banks ask for the certificate when a company applies for finance (AllAfrica, 2026). Sector rules cap foreign shareholding at 49% in road passenger transport and 50% in road freight (MD p. 26). For Cuando Cubango, the binding constraints are a thin enterprise base, distance from Luanda-based services, and the fact that guiding and logistics for Angolan sites accrue in Namibia (MD p. 118-119).</w:t>
-      </w:r>
-    </w:p>
-    <w:p>
-      <w:pPr>
-        <w:pStyle w:val="Normal"/>
-        <w:jc w:val="both"/>
-        <w:rPr/>
-      </w:pPr>
-      <w:r>
-        <w:rPr>
-          <w:b/>
-          <w:bCs/>
-        </w:rPr>
-        <w:t>Botswana</w:t>
-      </w:r>
-      <w:r>
-        <w:rPr/>
-        <w:t xml:space="preserve"> (87th) combined good rankings for construction permits (44th), trading across borders (55th) and paying taxes (59th) with weak rankings for starting a business (159th), getting electricity (139th) and enforcing contracts (137th). The Companies and Intellectual Property Authority (CIPA) runs an online business registration system, which the Ministry of Trade and Entrepreneurship credits with faster turnaround times. Its 2026/27 budget speech also reported that the World Bank's B-READY 2025 report recognised Botswana's strong legal frameworks and CIPA's digital front door, but flagged insolvency, tax compliance, dispute resolution and market competition as areas needing attention; it announced a home-grown company registration system and a National Collateral Registry to improve SME access to credit (Ministry of Trade and Entrepreneurship, 2026). Sector rules are the most protective of citizen MSMEs in the region: fresh-produce and general-dealer licences, guesthouses and touristic transfer companies are reserved for citizens (MD p. 31-34), Botswana law reserves 35 service sectors for citizens (US International Trade Administration), and the Economic Inclusion Act 2021, in force since April 2022, provides for the participation of targeted citizens in the economy, including through procurement and licensing. These rules create protected demand for citizen suppliers but close processing, distribution and transport to outside equity.</w:t>
-      </w:r>
-    </w:p>
-    <w:p>
-      <w:pPr>
-        <w:pStyle w:val="Normal"/>
-        <w:jc w:val="both"/>
-        <w:rPr/>
-      </w:pPr>
-      <w:r>
-        <w:rPr>
-          <w:b/>
-          <w:bCs/>
-        </w:rPr>
-        <w:t>Namibia</w:t>
-      </w:r>
-      <w:r>
-        <w:rPr/>
-        <w:t xml:space="preserve"> (104th) ranked well for getting electricity (76th) and enforcing contracts (64th), the best of the five states, but poorly for starting a business (165th) and registering property (173rd). Formalisation remains the weak point. In June 2024 the Business and Intellectual Property Authority (BIPA) said it was procuring an integrated online registration system expected within 18 to 24 months (The Brief, 2024); in May 2025 the responsible minister said the existing online system was not working (The Namibian, 2025); and in August 2025 BIPA announced that it would de-register about 1,000 non-compliant companies a month (The Brief, 2025). Namibia was among the new economies covered by the B-READY 2025 report (Ecofin, 2026). In tourism, Namibia has a mature conservancy JV framework but low MSME value capture (MD p. 37, 40), and the end of visa-free travel for 31 countries in April 2025 has affected demand from Europe (Section 7.2).</w:t>
-      </w:r>
-    </w:p>
-    <w:p>
-      <w:pPr>
-        <w:pStyle w:val="Normal"/>
-        <w:jc w:val="both"/>
-        <w:rPr/>
-      </w:pPr>
-      <w:r>
-        <w:rPr>
-          <w:b/>
-          <w:bCs/>
-        </w:rPr>
-        <w:t>Zambia</w:t>
-      </w:r>
-      <w:r>
-        <w:rPr/>
-        <w:t xml:space="preserve"> (85th) had the best overall ranking and strong scores for getting credit (4th) and paying taxes (17th), but weak ones for trading across borders (155th), registering property (149th) and enforcing contracts (130th). Licensing is the main recurring burden: more than a quarter of Zambian firms cite business licensing and permits as a major obstacle, nearly double the regional average, and Zambia is moving to risk-based regulation with World Bank support (World Bank, 2024). After a 2025 benchmarking mission to Mauritius, the Business Regulatory Review Agency (BRRA) began talks with the Ministry of Tourism and the Zambia Tourism Agency on adopting omnibus licensing, in which one licence covers several activities, for the accommodation sub-sector (Zambia Monitor, 2025). Road service licences require at least 25% Zambian membership and all-Zambian directors unless the applicant holds a ZDA licence (MD p. 44), which favours local transport MSMEs.</w:t>
-      </w:r>
-    </w:p>
-    <w:p>
-      <w:pPr>
-        <w:pStyle w:val="Normal"/>
-        <w:jc w:val="both"/>
-        <w:rPr/>
-      </w:pPr>
-      <w:r>
-        <w:rPr>
-          <w:b/>
-          <w:bCs/>
-        </w:rPr>
-        <w:t>Zimbabwe</w:t>
-      </w:r>
-      <w:r>
-        <w:rPr/>
-        <w:t xml:space="preserve"> (140th) rose 15 places in Doing Business 2020 and was among the World Bank's top 20 improvers, with reforms in five areas; improvements in starting a business, including lower business licensing fees in Harare, were the main driver (World Bank, 2019; The Herald). It still ranked low for starting a business (167th), getting electricity (167th), paying taxes (146th) and enforcing contracts (169th). The Zimbabwe Investment and Development Agency (ZIDA) runs a One Stop Investment Services Centre, and in January 2024 ZIDA and ZIMRA signed a memorandum of understanding to integrate their electronic and investor services (ZIMRA, 2024). Ownership rules have tightened. In 2018 the indigenisation law was narrowed to a list of sectors reserved for citizens that included passenger transport and the provision, marketing and distribution of local arts and crafts (Veritas, 2018). Statutory Instrument 215 of 2025 then set new rules for foreign participation in reserved sectors; press reports describe 14 reserved sectors and a requirement for foreign-owned businesses in them to transfer a 75% controlling stake to citizens within three years, although reports differ on the details (ZimLII; Daily News, 2025; Business Times, 2026). This protects MSME space in transport and crafts but deters foreign joint-venture capital in those chains.</w:t>
-      </w:r>
-    </w:p>
-    <w:p>
-      <w:pPr>
-        <w:pStyle w:val="Heading3"/>
-        <w:rPr/>
-      </w:pPr>
-      <w:r>
-        <w:rPr/>
-        <w:t>Sector-specific rules in the priority chains</w:t>
-      </w:r>
-    </w:p>
-    <w:p>
-      <w:pPr>
-        <w:pStyle w:val="Normal"/>
-        <w:jc w:val="both"/>
-        <w:rPr/>
-      </w:pPr>
-      <w:r>
-        <w:rPr/>
-        <w:t>Regulation also shapes which MSMEs can exist in each chain and who can invest in them. The Macro Diagnostic's findings and the later rules described above combine as follows.</w:t>
-      </w:r>
-    </w:p>
-    <w:p>
-      <w:pPr>
-        <w:pStyle w:val="Normal"/>
-        <w:jc w:val="both"/>
-        <w:rPr/>
-      </w:pPr>
-      <w:r>
-        <w:rPr>
-          <w:b/>
-          <w:bCs/>
-        </w:rPr>
-        <w:t>In Botswana</w:t>
-      </w:r>
-      <w:r>
-        <w:rPr/>
-        <w:t>, fresh-produce and general-dealer retail licences are reserved for citizens, small-scale food and beverage manufacturing is closed to foreign shareholding (MD p. 31), foreign equity is banned in touristic transfer companies (MD p. 32, 34) and guesthouses are reserved for citizens (MD p. 34), while the Economic Inclusion Act 2021 promotes the participation of targeted citizens. Together these rules protect MSME space and create demand for citizen suppliers, but they close processing, distribution and transport to outside capital, so growth depends on domestic finance and lodge or DMC contracts.</w:t>
-      </w:r>
-    </w:p>
-    <w:p>
-      <w:pPr>
-        <w:pStyle w:val="Normal"/>
-        <w:jc w:val="both"/>
-        <w:rPr/>
-      </w:pPr>
-      <w:r>
-        <w:rPr>
-          <w:b/>
-          <w:bCs/>
-        </w:rPr>
-        <w:t>In Zambia</w:t>
-      </w:r>
-      <w:r>
-        <w:rPr/>
-        <w:t xml:space="preserve">, road service licences require at least 25% Zambian membership and all-Zambian directors unless the applicant holds a ZDA licence (MD p. 44). This favours local transport MSMEs but limits joint ventures with foreign partners, and the general licensing burden falls heavily on micro-enterprises, which is why omnibus licensing for accommodation is under discussion. </w:t>
-      </w:r>
-      <w:r>
-        <w:rPr>
-          <w:b/>
-          <w:bCs/>
-        </w:rPr>
-        <w:t>In Angola</w:t>
-      </w:r>
-      <w:r>
-        <w:rPr/>
-        <w:t>, foreign shareholding is capped at 49% in road passenger transport and 50% in road freight (MD p. 26), which requires local partners in a province where the local enterprise base is thin, and the INAPEM certificate that banks request adds a step before finance.</w:t>
-      </w:r>
-    </w:p>
-    <w:p>
-      <w:pPr>
-        <w:pStyle w:val="Normal"/>
-        <w:jc w:val="both"/>
-        <w:rPr/>
-      </w:pPr>
-      <w:r>
-        <w:rPr>
-          <w:b/>
-          <w:bCs/>
-        </w:rPr>
-        <w:t>In Zimbabwe</w:t>
-      </w:r>
-      <w:r>
-        <w:rPr/>
-        <w:t xml:space="preserve">, an anchor operator reports a 30% withholding tax on payments to suppliers without tax clearance (MD p. 74), a strong penalty on informality that makes tax clearance a precondition for supplying anchors. Passenger transport and local arts and crafts are reserved for citizens, and SI 215 of 2025 tightened the rules on foreign participation, protecting MSME space in these chains while deterring foreign JV capital. </w:t>
-      </w:r>
-      <w:r>
-        <w:rPr>
-          <w:b/>
-          <w:bCs/>
-        </w:rPr>
-        <w:t>In Namibia</w:t>
-      </w:r>
-      <w:r>
-        <w:rPr/>
-        <w:t xml:space="preserve">, the conservancy JV framework is mature but MSME value capture is low, the end of visa-free travel for 31 countries in April 2025 has shifted some demand (MD p. 117-118), which affects supplier viability, and slow company registration delays formalisation. </w:t>
-      </w:r>
-      <w:r>
-        <w:rPr>
-          <w:b/>
-          <w:bCs/>
-        </w:rPr>
-        <w:t>At regional level</w:t>
-      </w:r>
-      <w:r>
-        <w:rPr/>
-        <w:t>, the KAZA Univisa and the COMESA Simplified Trade Regime both cover only Zambia and Zimbabwe, and cross-border supply chains are less evidenced than visitor flows (MD p. 117-118), which limits cross-border sourcing and multi-country itineraries for MSMEs.</w:t>
-      </w:r>
-    </w:p>
-    <w:p>
-      <w:pPr>
-        <w:pStyle w:val="Heading3"/>
-        <w:rPr/>
-      </w:pPr>
-      <w:r>
-        <w:rPr/>
-        <w:t>Regional frameworks</w:t>
-      </w:r>
-    </w:p>
-    <w:p>
-      <w:pPr>
-        <w:pStyle w:val="Normal"/>
-        <w:jc w:val="both"/>
-        <w:rPr/>
-      </w:pPr>
-      <w:r>
-        <w:rPr/>
-        <w:t xml:space="preserve">The KAZA Treaty and the SADC Protocol on Trade provide the framework for transfrontier tourism and trade, but MSMEs feel the regional frameworks mainly through visas and border procedures. The </w:t>
-      </w:r>
-      <w:r>
-        <w:rPr>
-          <w:b/>
-          <w:bCs/>
-        </w:rPr>
-        <w:t>KAZA Univisa</w:t>
-      </w:r>
-      <w:r>
-        <w:rPr/>
-        <w:t xml:space="preserve"> is used in Zambia and Zimbabwe and covers day trips into Botswana through Kazungula. At the KAZA heads of state summit in Livingstone in 2024, the five Partner States agreed in principle to broaden its use, and Botswana's Vice President said Botswana would fully adopt it, but no implementation date was given (TimesLIVE, 2024). Multi-country itineraries, which favour guiding, transfer and activity MSMEs along the Victoria Falls-Chobe corridor, therefore remain more costly to sell than they need to be.</w:t>
-      </w:r>
-    </w:p>
-    <w:p>
-      <w:pPr>
-        <w:pStyle w:val="Normal"/>
-        <w:jc w:val="both"/>
-        <w:rPr/>
-      </w:pPr>
-      <w:r>
-        <w:rPr/>
-        <w:t xml:space="preserve">For small-scale suppliers, the </w:t>
-      </w:r>
-      <w:r>
-        <w:rPr>
-          <w:b/>
-          <w:bCs/>
-        </w:rPr>
-        <w:t>COMESA Simplified Trade Regime</w:t>
-      </w:r>
-      <w:r>
-        <w:rPr/>
-        <w:t xml:space="preserve"> (STR) allows traders to move small consignments across borders with simplified documents. The COMESA threshold is USD 2,000 per consignment, adopted in 2014 and recommended to be maintained in a 2025 review (COMESA, 2025), but Zimbabwe has applied a lower limit because of exchange-control rules (ZIMRA). The STR applies between Zambia and Zimbabwe, both COMESA members, but not to Botswana, Namibia or Angola. Uptake has been low. A simplified regime that also covered the other KAZA states, together with awareness and border-staff practice at the Kazungula one-stop border post, could help women traders and small producers supply lodges across borders.</w:t>
-      </w:r>
-    </w:p>
-    <w:p>
-      <w:pPr>
-        <w:pStyle w:val="Normal"/>
-        <w:jc w:val="both"/>
-        <w:rPr/>
-      </w:pPr>
-      <w:r>
-        <w:rPr>
-          <w:b/>
-          <w:bCs/>
-        </w:rPr>
-        <w:t>Implications for readiness.</w:t>
-      </w:r>
-      <w:r>
-        <w:rPr/>
-        <w:t xml:space="preserve"> Regulation in KAZA is not the main reason MSMEs are not investment-ready, but it raises the cost of every step on the readiness pathway: registration takes weeks, tax clearance is costly in Zimbabwe, contracts cannot be relied on in court, and cross-border sourcing is hard. Programmes should therefore (i) help MSMEs through registration and tax clearance when a contract requires it, using one-stop centres where they work; (ii) design supplier finance around anchor-buyer payment routing rather than court enforcement; (iii) use Zambia's movable-collateral framework, Zimbabwe's collateral registry and Botswana's planned National Collateral Registry for small-supplier lending; and (iv) work with the KAZA Secretariat on Univisa adoption and a simplified regime for small cross-border suppliers.</w:t>
-      </w:r>
-    </w:p>
-    <w:p>
-      <w:pPr>
-        <w:pStyle w:val="Heading2"/>
-        <w:rPr/>
-      </w:pPr>
-      <w:bookmarkStart w:id="29" w:name="__RefHeading___Toc1309_3920751122"/>
-      <w:bookmarkEnd w:id="29"/>
-      <w:r>
-        <w:rPr/>
-        <w:t>7.2 Market Access and Linkages with Larger Operators</w:t>
-      </w:r>
-    </w:p>
-    <w:p>
-      <w:pPr>
-        <w:pStyle w:val="Normal"/>
-        <w:jc w:val="both"/>
-        <w:rPr/>
-      </w:pPr>
-      <w:r>
-        <w:rPr/>
-        <w:t>The Macro Diagnostic's findings on market access are clear. Demand exists: lodges want to buy locally, and the constraint is supplier reliability and readiness (MD p. 70-71, 128, 132). Entry can be quick once a supplier is ready; in Zimbabwe, new suppliers typically need only two or three successful bookings before being listed regularly (MD p. 75). Buyers set the bar: reliability matters more than price, new suppliers must match the largest incumbent supplier on price and quality, and support is best directed at enterprises already showing momentum (MD p. 68). Marketing, operator confidence and trade-show costs are obstacles for new suppliers (MD p. 75), and limited airline competition and high fares constrain the Victoria Falls corridor (MD p. 84, 117). Evidence from outside the diagnostic supports these findings and adds detail on the size of the market, what anchor procurement programmes have achieved, and what happens when linkages are weak.</w:t>
-      </w:r>
-    </w:p>
-    <w:p>
-      <w:pPr>
-        <w:pStyle w:val="Heading3"/>
-        <w:rPr/>
-      </w:pPr>
-      <w:r>
-        <w:rPr/>
-        <w:t>The size and direction of tourism demand</w:t>
-      </w:r>
-    </w:p>
-    <w:p>
-      <w:pPr>
-        <w:pStyle w:val="Normal"/>
-        <w:jc w:val="both"/>
-        <w:rPr/>
-      </w:pPr>
-      <w:r>
-        <w:rPr/>
-        <w:t>Visitor demand has largely recovered from the pandemic, but it is volatile and policy-sensitive. Namibia received 1,345,168 international visitors in 2025, 6.9% fewer than the 1,444,174 recorded in 2024, while tourist arrivals alone fell by 3.2% (The Namibian, 2026). European tourist arrivals fell by 21%, a drop the tourism ministry linked both to the April 2025 change in visa policy and to safety concerns (The Namibian, 2026). Visitors from non-African countries now pay N$1,600 for a visa on arrival, which the tourism federation FENATA describes as one of the highest fees in the region, and operators reported delays and inconsistent implementation in the first months (Tourism Update, 2025). In Zimbabwe, international arrivals rose by 27% to 751,483 in the first half of 2024, and tourism receipts, including domestic spending, reached an estimated USD 493 million in that half-year (Equity Axis, 2025, citing UN Tourism). Botswana recorded between 391,264 and 421,744 international tourist arrivals a quarter in the second to fourth quarters of 2024, about three-quarters of them from SADC countries (Statistics Botswana, 2026). For MSMEs, the lesson is that demand is large enough to support local supply chains but can shift between neighbouring destinations quickly, as the Macro Diagnostic observes for Namibia and Kasane/Chobe (MD p. 117-118). Suppliers with several buyers, or buyers in more than one destination, are more resilient.</w:t>
-      </w:r>
-    </w:p>
-    <w:p>
-      <w:pPr>
-        <w:pStyle w:val="Heading3"/>
-        <w:rPr/>
-      </w:pPr>
-      <w:r>
-        <w:rPr/>
-        <w:t>What anchor procurement programmes show</w:t>
-      </w:r>
-    </w:p>
-    <w:p>
-      <w:pPr>
-        <w:pStyle w:val="Normal"/>
-        <w:jc w:val="both"/>
-        <w:rPr/>
-      </w:pPr>
-      <w:r>
-        <w:rPr>
-          <w:b/>
-          <w:bCs/>
-        </w:rPr>
-        <w:t>Wilderness in Botswana</w:t>
-      </w:r>
-      <w:r>
-        <w:rPr/>
-        <w:t xml:space="preserve"> is the best-documented case of anchor-led local procurement in KAZA. It reports buying about BWP 292 million a year from Botswana-registered businesses, more than 80% of its procurement by value (Daily News, 2025), and its 2026 impact report puts the share at more than 86% when aviation, which must source parts internationally, is excluded (ATTA, 2026). Local procurement is not the same as MSME procurement, however. Wilderness's first Local Supplier Expo in Maun in 2024 hosted 110 local vendors and led to more than BWP 6.2 million of new contracts for citizen-owned businesses, a figure that had passed BWP 8 million by mid-2025 (Daily News, 2025), and 68 businesses have joined its supplier development programme (Mmegi, 2026). New contracts of this size are equivalent to about 3% of the company's annual local purchases, which shows both that small citizen suppliers can be brought into a large operator's supply chain and how much room remains. The programme is linked to finance through a 2025 memorandum with Stanbic Bank Botswana, under which Stanbic lends to SMMEs holding Wilderness supply contracts without traditional collateral and is repaid from contract payments that the suppliers cede to the bank (Mmegi, 2025), and to BDS through a 2026 memorandum with LEA that launched a Citizen Economic Empowerment Programme (Mmegi, 2026).</w:t>
-      </w:r>
-    </w:p>
-    <w:p>
-      <w:pPr>
-        <w:pStyle w:val="Normal"/>
-        <w:jc w:val="both"/>
-        <w:rPr/>
-      </w:pPr>
-      <w:r>
-        <w:rPr>
-          <w:b/>
-          <w:bCs/>
-        </w:rPr>
-        <w:t>Gondwana Collection in Namibia</w:t>
-      </w:r>
-      <w:r>
-        <w:rPr/>
-        <w:t xml:space="preserve"> supports Namibian-owned suppliers and wholesalers and diversifies its supplier base by supporting small enterprises near its lodges (Gondwana Collection). At its Etosha King Nehale lodge, more than 80% of the items in the curio shop are locally crafted (Gondwana Collection). This is a useful counterpoint to the finding that about 80% of lodge décor in the Kavango and Zambezi regions is imported (MD p. 70): where an operator builds local sourcing into design and procurement from the start, local suppliers can meet lodge specifications.</w:t>
-      </w:r>
-    </w:p>
-    <w:p>
-      <w:pPr>
-        <w:pStyle w:val="Normal"/>
-        <w:jc w:val="both"/>
-        <w:rPr/>
-      </w:pPr>
-      <w:r>
-        <w:rPr>
-          <w:b/>
-          <w:bCs/>
-        </w:rPr>
-        <w:t>Hotels in Livingstone</w:t>
-      </w:r>
-      <w:r>
-        <w:rPr/>
-        <w:t xml:space="preserve"> have brought smallholder farmers into their supply chains. The Royal Livingstone hotel runs a fortnightly smallholder farmers' market at which it buys crops directly from local smallholders, who previously relied on roadside sales and middlemen, and it helped save the Maramba Women's Mushroom Farm, whose members now sell most of their produce to local hotels and resorts under long-term contracts (Anantara, operator-reported). A University of Pretoria doctoral study of tourism-agriculture linkages in Livingstone found that local procurement is the dominant channel and includes smallholders, but that supply, demand and marketing constraints limit how deeply smallholders are integrated (Nsanzya, University of Pretoria). These findings mirror the Macro Diagnostic's evidence from Hwange (MD p. 75).</w:t>
-      </w:r>
-    </w:p>
-    <w:p>
-      <w:pPr>
-        <w:pStyle w:val="Heading3"/>
-        <w:rPr/>
-      </w:pPr>
-      <w:r>
-        <w:rPr/>
-        <w:t>The cost of weak linkages</w:t>
-      </w:r>
-    </w:p>
-    <w:p>
-      <w:pPr>
-        <w:pStyle w:val="Normal"/>
-        <w:jc w:val="both"/>
-        <w:rPr/>
-      </w:pPr>
-      <w:r>
-        <w:rPr/>
-        <w:t>Earlier research shows what is at stake. A study of the Okavango Delta found that foreign ownership of tourism facilities led to revenue being repatriated, that expatriates dominated management, and that weak links with the domestic economy, particularly agriculture, limited tourism's contribution to rural development (Mbaiwa, 2005). The problem persists: Botswana's tourism ministry has said it is reviewing the Tourism Act to require tourists to pay in full in Botswana, in local currency, because of revenue repatriation, and is finalising a Tourism Leakages Study (Daily News). ODI's value-chain studies of tourism destinations found that the share of destination revenue reaching poor households ranged from about 5% to more than 25% depending on context (Ashley and Mitchell, 2007). The priority chains identified in this assessment are the main levers for raising that share in KAZA.</w:t>
-      </w:r>
-    </w:p>
-    <w:p>
-      <w:pPr>
-        <w:pStyle w:val="Heading3"/>
-        <w:rPr/>
-      </w:pPr>
-      <w:r>
-        <w:rPr/>
-        <w:t>Implications for linkage programmes</w:t>
+        <w:t>Build local delivery capacity.</w:t>
+      </w:r>
+      <w:r>
+        <w:rPr/>
+        <w:t xml:space="preserve"> Certifying national and local trainers (Empretec, Start and Improve Your Business) keeps support going after a programme ends and fits the recommendation to accredit BSO mentors and advisers (Section 10.5).</w:t>
       </w:r>
     </w:p>
     <w:p>
@@ -8675,11 +8364,11 @@
           <w:b/>
           <w:bCs/>
         </w:rPr>
-        <w:t>Work through procurement teams, not only enterprises.</w:t>
-      </w:r>
-      <w:r>
-        <w:rPr/>
-        <w:t xml:space="preserve"> The Wilderness and Gondwana cases show that local sourcing rises when anchors set targets, specify products in advance and nominate suppliers for development.</w:t>
+        <w:t>Fund institutions beyond the project and measure from the start.</w:t>
+      </w:r>
+      <w:r>
+        <w:rPr/>
+        <w:t xml:space="preserve"> Marketing and institutional gains faded faster than infrastructure, and results could not be attributed without a baseline (Millennium Challenge Account Tourism Project), which supports the disaggregated baseline in Annex B and performance-based BSO contracts (Section 10.5).</w:t>
       </w:r>
     </w:p>
     <w:p>
@@ -8696,11 +8385,184 @@
           <w:b/>
           <w:bCs/>
         </w:rPr>
-        <w:t>Use anchor programmes as the gateway to finance.</w:t>
-      </w:r>
-      <w:r>
-        <w:rPr/>
-        <w:t xml:space="preserve"> Contract-backed finance (Wilderness-Stanbic) and supplier-development BDS (Wilderness-LEA) can be replicated with other operators and banks in Botswana, Zambia and Zimbabwe.</w:t>
+        <w:t>Keep finance in sound, regulated institutions.</w:t>
+      </w:r>
+      <w:r>
+        <w:rPr/>
+        <w:t xml:space="preserve"> The failure of Namibia's SME Bank shows the risk of mixing development mandates with weak governance in deposit-taking lenders; this programme should work through regulated lenders and guarantee schemes (Section 10.6).</w:t>
+      </w:r>
+      <w:r>
+        <w:br w:type="page"/>
+      </w:r>
+    </w:p>
+    <w:p>
+      <w:pPr>
+        <w:pStyle w:val="Heading1"/>
+        <w:spacing w:before="0" w:after="240"/>
+        <w:rPr/>
+      </w:pPr>
+      <w:bookmarkStart w:id="28" w:name="__RefHeading___Toc1373_2183453343"/>
+      <w:bookmarkEnd w:id="28"/>
+      <w:r>
+        <w:rPr/>
+        <w:t>7. Enabling Environment</w:t>
+      </w:r>
+    </w:p>
+    <w:p>
+      <w:pPr>
+        <w:pStyle w:val="Normal"/>
+        <w:jc w:val="both"/>
+        <w:rPr/>
+      </w:pPr>
+      <w:r>
+        <w:rPr/>
+        <w:t>This chapter evaluates the conditions outside the enterprise that shape investment readiness: national and regional regulation, market access and links with larger tourism operators, business development services, and wider policy conditions. Section 7.1 draws on the World Bank's Doing Business 2020 country reports to compare the five states. Section 7.2 adds evidence on market access from sources outside the Macro Diagnostic, and Section 7.3 profiles the main BSOs in each country.</w:t>
+      </w:r>
+    </w:p>
+    <w:p>
+      <w:pPr>
+        <w:pStyle w:val="Heading2"/>
+        <w:rPr/>
+      </w:pPr>
+      <w:bookmarkStart w:id="29" w:name="__RefHeading___Toc1375_2183453343"/>
+      <w:bookmarkEnd w:id="29"/>
+      <w:r>
+        <w:rPr/>
+        <w:t>7.1 National and Regional Regulatory Frameworks</w:t>
+      </w:r>
+    </w:p>
+    <w:p>
+      <w:pPr>
+        <w:pStyle w:val="Heading3"/>
+        <w:rPr/>
+      </w:pPr>
+      <w:r>
+        <w:rPr/>
+        <w:t>What the Doing Business country reports show</w:t>
+      </w:r>
+    </w:p>
+    <w:p>
+      <w:pPr>
+        <w:pStyle w:val="Normal"/>
+        <w:jc w:val="both"/>
+        <w:rPr/>
+      </w:pPr>
+      <w:r>
+        <w:rPr/>
+        <w:t>The World Bank's Doing Business 2020 economy profiles are the most recent source that measures business regulation in all five KAZA states in the same way. They score ten areas of regulation that a small or medium-sized domestic limited company meets over its life, from starting a business to resolving insolvency, and rank 190 economies. The data were collected to May 2019 and describe the largest business city in each country (Luanda, Gaborone, Windhoek, Lusaka and Harare), not the KAZA hubs, where procedures are usually slower and offices further away. The series was discontinued in 2021, so the rankings are best read as a comparison between the five states and a guide to which procedures weigh most on MSMEs.</w:t>
+      </w:r>
+    </w:p>
+    <w:p>
+      <w:pPr>
+        <w:pStyle w:val="Normal"/>
+        <w:jc w:val="both"/>
+        <w:rPr/>
+      </w:pPr>
+      <w:r>
+        <w:rPr>
+          <w:b/>
+          <w:bCs/>
+        </w:rPr>
+        <w:t>Overall rankings.</w:t>
+      </w:r>
+      <w:r>
+        <w:rPr/>
+        <w:t xml:space="preserve"> Of 190 economies, Zambia ranked 85th (score 66.9 out of 100) and Botswana 87th (66.2), the two easiest places to do business among the KAZA states. Namibia followed at 104th (61.4), Zimbabwe at 140th (54.5) and Angola at 177th (41.3).</w:t>
+      </w:r>
+    </w:p>
+    <w:p>
+      <w:pPr>
+        <w:pStyle w:val="Normal"/>
+        <w:jc w:val="both"/>
+        <w:rPr/>
+      </w:pPr>
+      <w:r>
+        <w:rPr>
+          <w:b/>
+          <w:bCs/>
+        </w:rPr>
+        <w:t>Topic rankings by country.</w:t>
+      </w:r>
+      <w:r>
+        <w:rPr/>
+        <w:t xml:space="preserve"> </w:t>
+      </w:r>
+      <w:r>
+        <w:rPr>
+          <w:b/>
+          <w:bCs/>
+        </w:rPr>
+        <w:t>Angola</w:t>
+      </w:r>
+      <w:r>
+        <w:rPr/>
+        <w:t xml:space="preserve"> ranked 146th for starting a business, 120th for construction permits, 156th for getting electricity, 167th for registering property, 185th for getting credit, 147th for protecting minority investors, 106th for paying taxes, 174th for trading across borders, 186th for enforcing contracts and 168th for resolving insolvency. </w:t>
+      </w:r>
+      <w:r>
+        <w:rPr>
+          <w:b/>
+          <w:bCs/>
+        </w:rPr>
+        <w:t>Botswana</w:t>
+      </w:r>
+      <w:r>
+        <w:rPr/>
+        <w:t xml:space="preserve"> ranked 159th for starting a business, 44th for construction permits, 139th for electricity, 82nd for property, 80th for credit, 72nd for minority investors, 59th for taxes, 55th for trading across borders, 137th for enforcing contracts and 84th for insolvency. </w:t>
+      </w:r>
+      <w:r>
+        <w:rPr>
+          <w:b/>
+          <w:bCs/>
+        </w:rPr>
+        <w:t>Namibia</w:t>
+      </w:r>
+      <w:r>
+        <w:rPr/>
+        <w:t xml:space="preserve"> ranked 165th for starting a business, 84th for construction permits, 76th for electricity, 173rd for property, 80th for credit, 88th for minority investors, 138th for trading across borders, 64th for enforcing contracts and 127th for insolvency; its paying-taxes score was 74.5, but its rank could not be confirmed. </w:t>
+      </w:r>
+      <w:r>
+        <w:rPr>
+          <w:b/>
+          <w:bCs/>
+        </w:rPr>
+        <w:t>Zambia</w:t>
+      </w:r>
+      <w:r>
+        <w:rPr/>
+        <w:t xml:space="preserve"> ranked 117th for starting a business, 67th for construction permits, 129th for electricity, 149th for property, 4th for credit, 72nd for minority investors, 17th for taxes, 155th for trading across borders, 130th for enforcing contracts and 79th for insolvency. </w:t>
+      </w:r>
+      <w:r>
+        <w:rPr>
+          <w:b/>
+          <w:bCs/>
+        </w:rPr>
+        <w:t>Zimbabwe</w:t>
+      </w:r>
+      <w:r>
+        <w:rPr/>
+        <w:t xml:space="preserve"> ranked 167th for starting a business, 140th for construction permits, 167th for electricity, 109th for property, 67th for credit, 97th for minority investors, 146th for taxes, 159th for trading across borders, 169th for enforcing contracts and 142nd for insolvency.</w:t>
+      </w:r>
+    </w:p>
+    <w:p>
+      <w:pPr>
+        <w:pStyle w:val="Normal"/>
+        <w:jc w:val="both"/>
+        <w:rPr/>
+      </w:pPr>
+      <w:r>
+        <w:rPr/>
+        <w:t>Source: World Bank, Doing Business 2020 report and economy profiles. Topic ranks were transcribed from the published profiles; the overall ranks and scores are confirmed in the World Bank's published rankings.</w:t>
+      </w:r>
+    </w:p>
+    <w:p>
+      <w:pPr>
+        <w:pStyle w:val="Normal"/>
+        <w:jc w:val="both"/>
+        <w:rPr/>
+      </w:pPr>
+      <w:r>
+        <w:rPr/>
+        <w:t>Five findings stand out for R-NBT MSMEs:</w:t>
       </w:r>
     </w:p>
     <w:p>
@@ -8717,11 +8579,11 @@
           <w:b/>
           <w:bCs/>
         </w:rPr>
-        <w:t>Track MSME share as well as local share.</w:t>
-      </w:r>
-      <w:r>
-        <w:rPr/>
-        <w:t xml:space="preserve"> Destination baselines (MD p. 140-141) should record how much of local procurement goes to MSMEs, women- and youth-led enterprises and community enterprises, not only to local companies.</w:t>
+        <w:t>Formalising is slow everywhere.</w:t>
+      </w:r>
+      <w:r>
+        <w:rPr/>
+        <w:t xml:space="preserve"> All five states ranked 117th or lower for starting a business. Registering a company took about 8.5 days in Zambia, 27 days and 9 procedures in Zimbabwe, 36 days and 8 procedures in Angola, and 54 days and 10 procedures in Namibia. In Botswana in 2020, company registration could be completed online in a day, but tax registration took about 30 days; later US government reports put tax registration at about a week (US Department of State, 2020 and 2026). For a micro-enterprise earning most of its income in a five-month season, a registration process that takes one to two months has a real opportunity cost. This supports treating formalisation as a milestone tied to a contract (Section 4.3) and offering hands-on help with procedures.</w:t>
       </w:r>
     </w:p>
     <w:p>
@@ -8738,11 +8600,11 @@
           <w:b/>
           <w:bCs/>
         </w:rPr>
-        <w:t>Build multi-buyer and cross-border supply.</w:t>
-      </w:r>
-      <w:r>
-        <w:rPr/>
-        <w:t xml:space="preserve"> Aggregators that can supply several lodges, or lodges on both sides of a border, reduce the risk that demand shifts between destinations.</w:t>
+        <w:t>Credit infrastructure varies widely.</w:t>
+      </w:r>
+      <w:r>
+        <w:rPr/>
+        <w:t xml:space="preserve"> Zambia ranked 4th in the world for getting credit (score 95 of 100), reflecting strong legal rights for borrowers and lenders over movable assets and good credit-information coverage. Zimbabwe (67th), Botswana and Namibia (both 80th) were mid-ranked, while Angola ranked 185th (score 5 of 100). Where the legal framework is strong, receivables and movable-asset lending to suppliers is legally feasible and the constraint is lender practice; in Angola, finance will depend for some time on grants, guarantees and contractual arrangements with anchor buyers.</w:t>
       </w:r>
     </w:p>
     <w:p>
@@ -8759,633 +8621,11 @@
           <w:b/>
           <w:bCs/>
         </w:rPr>
-        <w:t>Address payment terms.</w:t>
-      </w:r>
-      <w:r>
-        <w:rPr/>
-        <w:t xml:space="preserve"> Micro-suppliers often finance goods for weeks between delivery and payment; faster payment by the anchor, or receivables finance, should be part of any supplier-development agreement.</w:t>
-      </w:r>
-    </w:p>
-    <w:p>
-      <w:pPr>
-        <w:pStyle w:val="Heading2"/>
-        <w:rPr/>
-      </w:pPr>
-      <w:bookmarkStart w:id="30" w:name="__RefHeading___Toc1311_3920751122"/>
-      <w:bookmarkEnd w:id="30"/>
-      <w:r>
-        <w:rPr/>
-        <w:t>7.3 Business Development Services</w:t>
-      </w:r>
-    </w:p>
-    <w:p>
-      <w:pPr>
-        <w:pStyle w:val="Normal"/>
-        <w:jc w:val="both"/>
-        <w:rPr/>
-      </w:pPr>
-      <w:r>
-        <w:rPr/>
-        <w:t>BDS is available in all five states but is generic, concentrated in capitals and weakly connected to finance (Section 6.2). The Macro Diagnostic recommends linking supplier development to real contracts: where a supplier has a credible buyer but lacks capacity, certification, systems or working capital, the programme should close that specific constraint (MD p. 147). This section profiles the main BSOs in each country, their current programmes and how far they reach into KAZA.</w:t>
-      </w:r>
-    </w:p>
-    <w:p>
-      <w:pPr>
-        <w:pStyle w:val="Heading3"/>
-        <w:rPr/>
-      </w:pPr>
-      <w:r>
-        <w:rPr/>
-        <w:t>Angola</w:t>
-      </w:r>
-    </w:p>
-    <w:p>
-      <w:pPr>
-        <w:pStyle w:val="Normal"/>
-        <w:jc w:val="both"/>
-        <w:rPr/>
-      </w:pPr>
-      <w:r>
-        <w:rPr>
-          <w:b/>
-          <w:bCs/>
-        </w:rPr>
-        <w:t>INAPEM</w:t>
-      </w:r>
-      <w:r>
-        <w:rPr/>
-        <w:t xml:space="preserve"> (Instituto Nacional de Apoio às Micro, Pequenas e Médias Empresas) is the lead public BSO. It certifies MSMEs, which gives access to tax benefits and is requested by banks for loan applications; in Benguela province alone it certified 3,595 enterprises in 2025, of which 3,137 were micro, 321 small and 137 medium (AllAfrica, 2026). It also provides training and business-plan support. The EU-funded Envolver project (2019-2024) qualified 2,384 MSMEs and trained 574 financial-institution staff and 376 mentors, and its successor, Envolver+, an EU twinning project led by Portugal's IAPMEI with Spain and Germany, is helping INAPEM to create and manage a national network of certified incubators between September 2025 and June 2028 with a budget of EUR 2.5 million (Ver Angola, 2025; FIIAPP). INAPEM's first decentralised incubation programme, Tuendi, started in Huíla province (Forbes África Lusófona, 2025). Other BSOs include the one-stop </w:t>
-      </w:r>
-      <w:r>
-        <w:rPr>
-          <w:b/>
-          <w:bCs/>
-        </w:rPr>
-        <w:t>Balcão Único do Empreendedor</w:t>
-      </w:r>
-      <w:r>
-        <w:rPr/>
-        <w:t xml:space="preserve"> and Guiché Único da Empresa for registration, </w:t>
-      </w:r>
-      <w:r>
-        <w:rPr>
-          <w:b/>
-          <w:bCs/>
-        </w:rPr>
-        <w:t>AIPEX</w:t>
-      </w:r>
-      <w:r>
-        <w:rPr/>
-        <w:t xml:space="preserve"> for investment facilitation, the </w:t>
-      </w:r>
-      <w:r>
-        <w:rPr>
-          <w:b/>
-          <w:bCs/>
-        </w:rPr>
-        <w:t>Câmara de Comércio e Indústria de Angola</w:t>
-      </w:r>
-      <w:r>
-        <w:rPr/>
-        <w:t xml:space="preserve">, and Luanda-based hospitality and travel associations. In Cuando Cubango, the provincial government, </w:t>
-      </w:r>
-      <w:r>
-        <w:rPr>
-          <w:b/>
-          <w:bCs/>
-        </w:rPr>
-        <w:t>MINTUR</w:t>
-      </w:r>
-      <w:r>
-        <w:rPr/>
-        <w:t>, the conservation area authority and NGOs such as The HALO Trust and the National Geographic Okavango Wilderness Project are more present than enterprise BSOs (Financial Landscape Analysis). No tourism-specific BDS was identified in the KAZA area.</w:t>
-      </w:r>
-    </w:p>
-    <w:p>
-      <w:pPr>
-        <w:pStyle w:val="Heading3"/>
-        <w:rPr/>
-      </w:pPr>
-      <w:r>
-        <w:rPr/>
-        <w:t>Botswana</w:t>
-      </w:r>
-    </w:p>
-    <w:p>
-      <w:pPr>
-        <w:pStyle w:val="Normal"/>
-        <w:jc w:val="both"/>
-        <w:rPr/>
-      </w:pPr>
-      <w:r>
-        <w:rPr/>
-        <w:t xml:space="preserve">The </w:t>
-      </w:r>
-      <w:r>
-        <w:rPr>
-          <w:b/>
-          <w:bCs/>
-        </w:rPr>
-        <w:t>Local Enterprise Authority (LEA)</w:t>
-      </w:r>
-      <w:r>
-        <w:rPr/>
-        <w:t xml:space="preserve"> is the lead BSO for citizen MSMEs, providing business development, mentoring and supplier-readiness support, including record-keeping support to tourism enterprises (Financial Landscape Analysis). Its 2026 memorandum of understanding with Wilderness, which launched a Citizen Economic Empowerment Programme to bring more citizen-owned businesses into the company's supply chain, is the most direct tourism supplier-development partnership in KAZA (Mmegi, 2026). </w:t>
-      </w:r>
-      <w:r>
-        <w:rPr>
-          <w:b/>
-          <w:bCs/>
-        </w:rPr>
-        <w:t>CEDA</w:t>
-      </w:r>
-      <w:r>
-        <w:rPr/>
-        <w:t xml:space="preserve"> provides citizen enterprise finance with post-loan mentoring. The </w:t>
-      </w:r>
-      <w:r>
-        <w:rPr>
-          <w:b/>
-          <w:bCs/>
-        </w:rPr>
-        <w:t>Botswana Tourism Organisation (BTO)</w:t>
-      </w:r>
-      <w:r>
-        <w:rPr/>
-        <w:t xml:space="preserve"> supports grading, product development and citizen tourism enterprise. </w:t>
-      </w:r>
-      <w:r>
-        <w:rPr>
-          <w:b/>
-          <w:bCs/>
-        </w:rPr>
-        <w:t>HATAB</w:t>
-      </w:r>
-      <w:r>
-        <w:rPr/>
-        <w:t xml:space="preserve"> represents the hospitality industry and has a partnership with Stanbic Bank Botswana to advance tourism, </w:t>
-      </w:r>
-      <w:r>
-        <w:rPr>
-          <w:b/>
-          <w:bCs/>
-        </w:rPr>
-        <w:t>WIBA</w:t>
-      </w:r>
-      <w:r>
-        <w:rPr/>
-        <w:t xml:space="preserve"> supports women entrepreneurs, and the </w:t>
-      </w:r>
-      <w:r>
-        <w:rPr>
-          <w:b/>
-          <w:bCs/>
-        </w:rPr>
-        <w:t>Botswana Guides Association</w:t>
-      </w:r>
-      <w:r>
-        <w:rPr/>
-        <w:t xml:space="preserve"> and </w:t>
-      </w:r>
-      <w:r>
-        <w:rPr>
-          <w:b/>
-          <w:bCs/>
-        </w:rPr>
-        <w:t>BOCOBONET</w:t>
-      </w:r>
-      <w:r>
-        <w:rPr/>
-        <w:t xml:space="preserve"> represent guides and community trusts (Financial Landscape Analysis). Private anchor programmes, notably Wilderness's supplier development programme and Local Supplier Expo, now act as BSOs in their own right (Section 7.2).</w:t>
-      </w:r>
-    </w:p>
-    <w:p>
-      <w:pPr>
-        <w:pStyle w:val="Heading3"/>
-        <w:rPr/>
-      </w:pPr>
-      <w:r>
-        <w:rPr/>
-        <w:t>Namibia</w:t>
-      </w:r>
-    </w:p>
-    <w:p>
-      <w:pPr>
-        <w:pStyle w:val="Normal"/>
-        <w:jc w:val="both"/>
-        <w:rPr/>
-      </w:pPr>
-      <w:r>
-        <w:rPr/>
-        <w:t xml:space="preserve">The </w:t>
-      </w:r>
-      <w:r>
-        <w:rPr>
-          <w:b/>
-          <w:bCs/>
-        </w:rPr>
-        <w:t>Namibia Investment Promotion and Development Board (NIPDB)</w:t>
-      </w:r>
-      <w:r>
-        <w:rPr/>
-        <w:t xml:space="preserve"> is the national coordinator of MSME development across sectors (NIPDB). Its K2G High Potential Pool supports export-ready micro and small businesses with at least 51% Namibian ownership for 36 months; NIPDB does not lend or give grants itself, but partner banks pledged N$300,000 to the pool in 2023 (NIPDB). With the National Planning Commission and GIZ, NIPDB also runs an N$18 million SME fund financed by the German development ministry, which offers grants of N$50,000 to N$100,000 with pitch coaching and business advice and gives priority to youth-owned (aged 18 to 34) and women-owned businesses, social enterprises and cooperatives (The Namibian). </w:t>
-      </w:r>
-      <w:r>
-        <w:rPr>
-          <w:b/>
-          <w:bCs/>
-        </w:rPr>
-        <w:t>BIPA</w:t>
-      </w:r>
-      <w:r>
-        <w:rPr/>
-        <w:t xml:space="preserve"> handles registration (Section 7.1). The </w:t>
-      </w:r>
-      <w:r>
-        <w:rPr>
-          <w:b/>
-          <w:bCs/>
-        </w:rPr>
-        <w:t>Namibia Chamber of Commerce and Industry</w:t>
-      </w:r>
-      <w:r>
-        <w:rPr/>
-        <w:t xml:space="preserve"> has branches in the Zambezi and Kavango regions, and the </w:t>
-      </w:r>
-      <w:r>
-        <w:rPr>
-          <w:b/>
-          <w:bCs/>
-        </w:rPr>
-        <w:t>Namibia Tourism Board</w:t>
-      </w:r>
-      <w:r>
-        <w:rPr/>
-        <w:t xml:space="preserve">, </w:t>
-      </w:r>
-      <w:r>
-        <w:rPr>
-          <w:b/>
-          <w:bCs/>
-        </w:rPr>
-        <w:t>FENATA</w:t>
-      </w:r>
-      <w:r>
-        <w:rPr/>
-        <w:t xml:space="preserve">, </w:t>
-      </w:r>
-      <w:r>
-        <w:rPr>
-          <w:b/>
-          <w:bCs/>
-        </w:rPr>
-        <w:t>HAN</w:t>
-      </w:r>
-      <w:r>
-        <w:rPr/>
-        <w:t xml:space="preserve"> and the Tour and Safari Association represent and register tourism businesses. For community enterprise, </w:t>
-      </w:r>
-      <w:r>
-        <w:rPr>
-          <w:b/>
-          <w:bCs/>
-        </w:rPr>
-        <w:t>NACSO</w:t>
-      </w:r>
-      <w:r>
-        <w:rPr/>
-        <w:t xml:space="preserve">, </w:t>
-      </w:r>
-      <w:r>
-        <w:rPr>
-          <w:b/>
-          <w:bCs/>
-        </w:rPr>
-        <w:t>IRDNC</w:t>
-      </w:r>
-      <w:r>
-        <w:rPr/>
-        <w:t xml:space="preserve"> and the </w:t>
-      </w:r>
-      <w:r>
-        <w:rPr>
-          <w:b/>
-          <w:bCs/>
-        </w:rPr>
-        <w:t>Namibia Nature Foundation</w:t>
-      </w:r>
-      <w:r>
-        <w:rPr/>
-        <w:t xml:space="preserve"> have long supported conservancies in the Zambezi and Kavango regions, and the </w:t>
-      </w:r>
-      <w:r>
-        <w:rPr>
-          <w:b/>
-          <w:bCs/>
-        </w:rPr>
-        <w:t>Development Bank of Namibia</w:t>
-      </w:r>
-      <w:r>
-        <w:rPr/>
-        <w:t xml:space="preserve"> combines tourism finance with advisory support (Financial Landscape Analysis). NIPDB's programmes are national and not tourism-specific, so a KAZA supplier-development service would need to be built with the conservancy support organisations and lodge operators.</w:t>
-      </w:r>
-    </w:p>
-    <w:p>
-      <w:pPr>
-        <w:pStyle w:val="Heading3"/>
-        <w:rPr/>
-      </w:pPr>
-      <w:r>
-        <w:rPr/>
-        <w:t>Zambia</w:t>
-      </w:r>
-    </w:p>
-    <w:p>
-      <w:pPr>
-        <w:pStyle w:val="Normal"/>
-        <w:jc w:val="both"/>
-        <w:rPr/>
-      </w:pPr>
-      <w:r>
-        <w:rPr/>
-        <w:t xml:space="preserve">The </w:t>
-      </w:r>
-      <w:r>
-        <w:rPr>
-          <w:b/>
-          <w:bCs/>
-        </w:rPr>
-        <w:t>Zambia Development Agency (ZDA)</w:t>
-      </w:r>
-      <w:r>
-        <w:rPr/>
-        <w:t xml:space="preserve"> promotes MSME development and investment, and the </w:t>
-      </w:r>
-      <w:r>
-        <w:rPr>
-          <w:b/>
-          <w:bCs/>
-        </w:rPr>
-        <w:t>Citizens Economic Empowerment Commission (CEEC)</w:t>
-      </w:r>
-      <w:r>
-        <w:rPr/>
-        <w:t xml:space="preserve"> provides concessional finance. The two have signed an agreement to provide SMEs with both financial and non-financial business development services, enrol high-potential businesses in entrepreneurship programmes and link funded SMEs and cooperatives to supermarkets and regional markets such as COMESA (Zambia Monitor). The </w:t>
-      </w:r>
-      <w:r>
-        <w:rPr>
-          <w:b/>
-          <w:bCs/>
-        </w:rPr>
-        <w:t>Ministry of Small and Medium Enterprise Development</w:t>
-      </w:r>
-      <w:r>
-        <w:rPr/>
-        <w:t xml:space="preserve"> sets MSME policy, the </w:t>
-      </w:r>
-      <w:r>
-        <w:rPr>
-          <w:b/>
-          <w:bCs/>
-        </w:rPr>
-        <w:t>BRRA</w:t>
-      </w:r>
-      <w:r>
-        <w:rPr/>
-        <w:t xml:space="preserve"> leads licensing reform, and the </w:t>
-      </w:r>
-      <w:r>
-        <w:rPr>
-          <w:b/>
-          <w:bCs/>
-        </w:rPr>
-        <w:t>Zambia Chamber of Small and Medium Business Associations</w:t>
-      </w:r>
-      <w:r>
-        <w:rPr/>
-        <w:t xml:space="preserve"> represents MSMEs. In tourism, the </w:t>
-      </w:r>
-      <w:r>
-        <w:rPr>
-          <w:b/>
-          <w:bCs/>
-        </w:rPr>
-        <w:t>Tourism Council of Zambia</w:t>
-      </w:r>
-      <w:r>
-        <w:rPr/>
-        <w:t xml:space="preserve"> and the </w:t>
-      </w:r>
-      <w:r>
-        <w:rPr>
-          <w:b/>
-          <w:bCs/>
-        </w:rPr>
-        <w:t>Livingstone Tourism Association</w:t>
-      </w:r>
-      <w:r>
-        <w:rPr/>
-        <w:t xml:space="preserve"> represent operators, and the </w:t>
-      </w:r>
-      <w:r>
-        <w:rPr>
-          <w:b/>
-          <w:bCs/>
-        </w:rPr>
-        <w:t>Hotel and Tourism Training Institute</w:t>
-      </w:r>
-      <w:r>
-        <w:rPr/>
-        <w:t xml:space="preserve"> and Livingstone's tourism university provide skills (Financial Landscape Analysis). Youth-focused BDS is emerging: in June 2025, UNDP and the Ministry of Youth, Sport and Arts launched a programme, implemented by BongoHive, to support 200 youth-led MSMEs in Livingstone, Kitwe and Lusaka, with grants for the five best performers in a regional pitch competition (UNDP Zambia, 2025). </w:t>
-      </w:r>
-      <w:r>
-        <w:rPr>
-          <w:b/>
-          <w:bCs/>
-        </w:rPr>
-        <w:t>Peace Parks Foundation</w:t>
-      </w:r>
-      <w:r>
-        <w:rPr/>
-        <w:t xml:space="preserve"> supports community enterprise around Simalaha and Sioma Ngwezi.</w:t>
-      </w:r>
-    </w:p>
-    <w:p>
-      <w:pPr>
-        <w:pStyle w:val="Heading3"/>
-        <w:rPr/>
-      </w:pPr>
-      <w:r>
-        <w:rPr/>
-        <w:t>Zimbabwe</w:t>
-      </w:r>
-    </w:p>
-    <w:p>
-      <w:pPr>
-        <w:pStyle w:val="Normal"/>
-        <w:jc w:val="both"/>
-        <w:rPr/>
-      </w:pPr>
-      <w:r>
-        <w:rPr/>
-        <w:t xml:space="preserve">The </w:t>
-      </w:r>
-      <w:r>
-        <w:rPr>
-          <w:b/>
-          <w:bCs/>
-        </w:rPr>
-        <w:t>Small and Medium Enterprises Development Corporation (SMEDCO)</w:t>
-      </w:r>
-      <w:r>
-        <w:rPr/>
-        <w:t xml:space="preserve">, a state development finance institution, combines lending with capacity building for MSMEs and cooperatives. It is rolling out a USD 15 million programme to build commercial and industrial facilities for small businesses in key economic centres (Business Times), and it has signed a memorandum of understanding with the Zimbabwe Stock Exchange to help SMEs prepare for the new Zimbabwe Entrepreneurship Exchange (ZEEX), including support for formalisation, governance and investment readiness (Newsday, 2026). </w:t>
-      </w:r>
-      <w:r>
-        <w:rPr>
-          <w:b/>
-          <w:bCs/>
-        </w:rPr>
-        <w:t>ZIDA</w:t>
-      </w:r>
-      <w:r>
-        <w:rPr/>
-        <w:t xml:space="preserve">'s one-stop centre handles investor registration, tax and licensing services (Section 7.1). </w:t>
-      </w:r>
-      <w:r>
-        <w:rPr>
-          <w:b/>
-          <w:bCs/>
-        </w:rPr>
-        <w:t>ZimTrade</w:t>
-      </w:r>
-      <w:r>
-        <w:rPr/>
-        <w:t xml:space="preserve"> supports market linkages and exports, and the </w:t>
-      </w:r>
-      <w:r>
-        <w:rPr>
-          <w:b/>
-          <w:bCs/>
-        </w:rPr>
-        <w:t>Zimbabwe Tourism Authority</w:t>
-      </w:r>
-      <w:r>
-        <w:rPr/>
-        <w:t xml:space="preserve"> registers and grades tourism businesses. The </w:t>
-      </w:r>
-      <w:r>
-        <w:rPr>
-          <w:b/>
-          <w:bCs/>
-        </w:rPr>
-        <w:t>Tourism Business Council of Zimbabwe</w:t>
-      </w:r>
-      <w:r>
-        <w:rPr/>
-        <w:t xml:space="preserve">, the Hospitality Association of Zimbabwe and guiding and safari associations represent operators, and the </w:t>
-      </w:r>
-      <w:r>
-        <w:rPr>
-          <w:b/>
-          <w:bCs/>
-        </w:rPr>
-        <w:t>CAMPFIRE Association</w:t>
-      </w:r>
-      <w:r>
-        <w:rPr/>
-        <w:t xml:space="preserve"> represents communities in CAMPFIRE districts such as Hwange and Binga. Women- and youth-focused finance comes from the Zimbabwe Women's Microfinance Bank and EmpowerBank (Financial Landscape Analysis).</w:t>
-      </w:r>
-    </w:p>
-    <w:p>
-      <w:pPr>
-        <w:pStyle w:val="Heading3"/>
-        <w:rPr/>
-      </w:pPr>
-      <w:r>
-        <w:rPr/>
-        <w:t>Regional and cross-cutting BSOs</w:t>
-      </w:r>
-    </w:p>
-    <w:p>
-      <w:pPr>
-        <w:pStyle w:val="Normal"/>
-        <w:jc w:val="both"/>
-        <w:rPr/>
-      </w:pPr>
-      <w:r>
-        <w:rPr/>
-        <w:t xml:space="preserve">The </w:t>
-      </w:r>
-      <w:r>
-        <w:rPr>
-          <w:b/>
-          <w:bCs/>
-        </w:rPr>
-        <w:t>KAZA Secretariat</w:t>
-      </w:r>
-      <w:r>
-        <w:rPr/>
-        <w:t xml:space="preserve"> in Kasane coordinates transfrontier tourism, including the Univisa. Conservation NGOs (Peace Parks Foundation, WWF, Conservation International, the African Wildlife Foundation and national partners) support community enterprise, and training institutions in Maun, Katima Mulilo, Livingstone and Hwange could host incubation. Tourism associations exist in every state but rarely provide supplier development.</w:t>
-      </w:r>
-    </w:p>
-    <w:p>
-      <w:pPr>
-        <w:pStyle w:val="Normal"/>
-        <w:jc w:val="both"/>
-        <w:rPr/>
-      </w:pPr>
-      <w:r>
-        <w:rPr>
-          <w:b/>
-          <w:bCs/>
-        </w:rPr>
-        <w:t>Comparing the five countries,</w:t>
-      </w:r>
-      <w:r>
-        <w:rPr/>
-        <w:t xml:space="preserve"> Angola's main BSOs (INAPEM, the BUE, AIPEX, the chamber of commerce and MINTUR) provide certification, registration, training and an incubator network still under development; their presence in the KAZA area is low and they mainly serve Tier 0 and Tier 1 enterprises. Botswana's BSOs (LEA, CEDA, BTO, HATAB, WIBA and the Wilderness supplier programme) offer BDS, mentoring, supplier readiness, citizen finance and product development, have a medium presence in Maun and Kasane, and serve Tiers 1 and 2. Namibia's BSOs (NIPDB, BIPA, the chamber of commerce, the Namibia Tourism Board, FENATA and HAN, the conservancy support organisations and DBN) cover MSME coordination, the High Potential Pool, the SME fund and conservancy enterprise support; their presence is medium for conservancies but low for MSME BDS, and they serve Tiers 0 to 2.</w:t>
-      </w:r>
-    </w:p>
-    <w:p>
-      <w:pPr>
-        <w:pStyle w:val="Normal"/>
-        <w:jc w:val="both"/>
-        <w:rPr/>
-      </w:pPr>
-      <w:r>
-        <w:rPr/>
-        <w:t>Zambia's BSOs (ZDA, CEEC, the BRRA, the SME chamber, the Tourism Council, the Livingstone Tourism Association and the UNDP youth programme) provide BDS linked to finance, licensing reform and youth MSME training, have a medium presence in Livingstone and serve Tiers 1 and 2. Zimbabwe's BSOs (SMEDCO, ZIDA, ZimTrade, the Zimbabwe Tourism Authority, the Tourism Business Council and the CAMPFIRE Association) offer lending and capacity building, MSME infrastructure, one-stop registration and export linkages; their presence in Victoria Falls and Hwange is low to medium and they serve Tiers 1 and 2.</w:t>
-      </w:r>
-    </w:p>
-    <w:p>
-      <w:pPr>
-        <w:pStyle w:val="Normal"/>
-        <w:jc w:val="both"/>
-        <w:rPr/>
-      </w:pPr>
-      <w:r>
-        <w:rPr>
-          <w:b/>
-          <w:bCs/>
-        </w:rPr>
-        <w:t>Assessment.</w:t>
-      </w:r>
-      <w:r>
-        <w:rPr/>
-        <w:t xml:space="preserve"> The main BSOs serve Tiers 0 to 2 with generic services. None offers a tourism supplier-development service at scale in the KAZA hubs, and only the Wilderness-LEA partnership in Botswana links BDS to a specific anchor's procurement. The most promising entry points are programmes that already combine BDS with finance or market access: the ZDA-CEEC agreement, SMEDCO's programmes and its partnership with the stock exchange, NIPDB's High Potential Pool and SME fund, INAPEM's incubator network and the anchor supplier programmes. Strengthening these, rather than creating new BSOs, is the approach recommended in Section 10.5.</w:t>
-      </w:r>
-    </w:p>
-    <w:p>
-      <w:pPr>
-        <w:pStyle w:val="Heading2"/>
-        <w:rPr/>
-      </w:pPr>
-      <w:bookmarkStart w:id="31" w:name="__RefHeading___Toc1313_3920751122"/>
-      <w:bookmarkEnd w:id="31"/>
-      <w:r>
-        <w:rPr/>
-        <w:t>7.4 Policy Conditions</w:t>
+        <w:t>Contracts are hard to enforce.</w:t>
+      </w:r>
+      <w:r>
+        <w:rPr/>
+        <w:t xml:space="preserve"> Enforcing a commercial contract through the courts took about 660 days in Botswana (137th) and 410 days at a cost of 83% of the claim in Zimbabwe (169th); Angola ranked 186th and Zambia 130th. Only Namibia (64th) ranked in the top half. Contract-backed supplier finance in KAZA therefore cannot rely on court enforcement. It needs arrangements in which the anchor buyer pays the lender directly, as in the Wilderness-Stanbic facility, where suppliers cede their right to receive payment from Wilderness to the bank (Mmegi, 2025).</w:t>
       </w:r>
     </w:p>
     <w:p>
@@ -9398,8 +8638,15 @@
         <w:rPr/>
       </w:pPr>
       <w:r>
-        <w:rPr/>
-        <w:t>Citizen-empowerment policies in Botswana and Zambia provide concessional finance (CEDA, YDF, CEEC) that suits Tier 1 and 2 MSMEs if adapted to seasonality. In Botswana, the diamond-revenue slump has constrained public financiers' liquidity (Financial Landscape Analysis).</w:t>
+        <w:rPr>
+          <w:b/>
+          <w:bCs/>
+        </w:rPr>
+        <w:t>Tax compliance burdens differ.</w:t>
+      </w:r>
+      <w:r>
+        <w:rPr/>
+        <w:t xml:space="preserve"> Zambia ranked 17th for paying taxes and Botswana 59th, but Zimbabwe ranked 146th, and Namibia's tax system required 27 payments and 302 hours a year for the standard firm. Combined with the 30% withholding tax on suppliers without tax clearance in Zimbabwe (MD p. 74), this explains why tax clearance is the formalisation step that matters most to anchor buyers.</w:t>
       </w:r>
     </w:p>
     <w:p>
@@ -9412,8 +8659,445 @@
         <w:rPr/>
       </w:pPr>
       <w:r>
-        <w:rPr/>
-        <w:t>Credit guarantee schemes operate in Namibia, Zambia, Zimbabwe and Angola; Botswana has no operational national scheme (Financial Landscape Analysis).</w:t>
+        <w:rPr>
+          <w:b/>
+          <w:bCs/>
+        </w:rPr>
+        <w:t>Cross-border trade is costly.</w:t>
+      </w:r>
+      <w:r>
+        <w:rPr/>
+        <w:t xml:space="preserve"> Four of the five states ranked 138th or lower for trading across borders; only Botswana (55th) performed well. This matters in a transfrontier area where Hwange lodges, Kasane suppliers and Livingstone hotels could source across borders. Small traders face border procedures designed for larger consignments (see the regional frameworks below).</w:t>
+      </w:r>
+    </w:p>
+    <w:p>
+      <w:pPr>
+        <w:pStyle w:val="Normal"/>
+        <w:jc w:val="both"/>
+        <w:rPr/>
+      </w:pPr>
+      <w:r>
+        <w:rPr/>
+        <w:t>Two further indicators affect specific chains. Getting electricity was slow and costly in Zimbabwe (167th), Angola (156th), Botswana (139th) and Zambia (129th), which raises the cost of processing, cold storage and workshop production for food, nature-positive products and lodge-linked goods, and strengthens the case for solar equipment finance. Registering property was difficult in Namibia (173rd), Angola (167th) and Zambia (149th); although most R-NBT MSMEs operate on communal land that cannot be mortgaged in any case, the rankings show that even freehold property is a slow route to collateral.</w:t>
+      </w:r>
+    </w:p>
+    <w:p>
+      <w:pPr>
+        <w:pStyle w:val="Heading3"/>
+        <w:rPr/>
+      </w:pPr>
+      <w:r>
+        <w:rPr/>
+        <w:t>Country profiles</w:t>
+      </w:r>
+    </w:p>
+    <w:p>
+      <w:pPr>
+        <w:pStyle w:val="Normal"/>
+        <w:jc w:val="both"/>
+        <w:rPr/>
+      </w:pPr>
+      <w:r>
+        <w:rPr>
+          <w:b/>
+          <w:bCs/>
+        </w:rPr>
+        <w:t>Angola</w:t>
+      </w:r>
+      <w:r>
+        <w:rPr/>
+        <w:t xml:space="preserve"> (177th) had the weakest business environment of the five, with bottom-ten rankings for getting credit and enforcing contracts. Government has tried to simplify entry: Presidential Decree 40/12 created the Balcão Único do Empreendedor (BUE) in 2012 to simplify the formation and licensing of micro and small enterprises and bring informal activity into the formal economy, and by 2021 a new platform at the Guiché Único da Empresa allowed a company to be created online or in person in about an hour when documents were in order (Ver Angola, 2021). INAPEM certification gives access to tax benefits, and banks ask for the certificate when a company applies for finance (AllAfrica, 2026). Sector rules cap foreign shareholding at 49% in road passenger transport and 50% in road freight (MD p. 26). For Cuando Cubango, the binding constraints are a thin enterprise base, distance from Luanda-based services, and the fact that guiding and logistics for Angolan sites accrue in Namibia (MD p. 118-119).</w:t>
+      </w:r>
+    </w:p>
+    <w:p>
+      <w:pPr>
+        <w:pStyle w:val="Normal"/>
+        <w:jc w:val="both"/>
+        <w:rPr/>
+      </w:pPr>
+      <w:r>
+        <w:rPr>
+          <w:b/>
+          <w:bCs/>
+        </w:rPr>
+        <w:t>Botswana</w:t>
+      </w:r>
+      <w:r>
+        <w:rPr/>
+        <w:t xml:space="preserve"> (87th) combined good rankings for construction permits (44th), trading across borders (55th) and paying taxes (59th) with weak rankings for starting a business (159th), getting electricity (139th) and enforcing contracts (137th). The Companies and Intellectual Property Authority (CIPA) runs an online business registration system, which the Ministry of Trade and Entrepreneurship credits with faster turnaround times. Its 2026/27 budget speech also reported that the World Bank's B-READY 2025 report recognised Botswana's strong legal frameworks and CIPA's digital front door, but flagged insolvency, tax compliance, dispute resolution and market competition as areas needing attention; it announced a home-grown company registration system and a National Collateral Registry to improve SME access to credit (Ministry of Trade and Entrepreneurship, 2026). Sector rules are the most protective of citizen MSMEs in the region: fresh-produce and general-dealer licences, guesthouses and touristic transfer companies are reserved for citizens (MD p. 31-34), Botswana law reserves 35 service sectors for citizens (US International Trade Administration), and the Economic Inclusion Act 2021, in force since April 2022, provides for the participation of targeted citizens in the economy, including through procurement and licensing. These rules create protected demand for citizen suppliers but close processing, distribution and transport to outside equity.</w:t>
+      </w:r>
+    </w:p>
+    <w:p>
+      <w:pPr>
+        <w:pStyle w:val="Normal"/>
+        <w:jc w:val="both"/>
+        <w:rPr/>
+      </w:pPr>
+      <w:r>
+        <w:rPr>
+          <w:b/>
+          <w:bCs/>
+        </w:rPr>
+        <w:t>Namibia</w:t>
+      </w:r>
+      <w:r>
+        <w:rPr/>
+        <w:t xml:space="preserve"> (104th) ranked well for getting electricity (76th) and enforcing contracts (64th), the best of the five states, but poorly for starting a business (165th) and registering property (173rd). Formalisation remains the weak point. In June 2024 the Business and Intellectual Property Authority (BIPA) said it was procuring an integrated online registration system expected within 18 to 24 months (The Brief, 2024); in May 2025 the responsible minister said the existing online system was not working (The Namibian, 2025); and in August 2025 BIPA announced that it would de-register about 1,000 non-compliant companies a month (The Brief, 2025). Namibia was among the new economies covered by the B-READY 2025 report (Ecofin, 2026). In tourism, Namibia has a mature conservancy JV framework but low MSME value capture (MD p. 37, 40), and the end of visa-free travel for 31 countries in April 2025 has affected demand from Europe (Section 7.2).</w:t>
+      </w:r>
+    </w:p>
+    <w:p>
+      <w:pPr>
+        <w:pStyle w:val="Normal"/>
+        <w:jc w:val="both"/>
+        <w:rPr/>
+      </w:pPr>
+      <w:r>
+        <w:rPr>
+          <w:b/>
+          <w:bCs/>
+        </w:rPr>
+        <w:t>Zambia</w:t>
+      </w:r>
+      <w:r>
+        <w:rPr/>
+        <w:t xml:space="preserve"> (85th) had the best overall ranking and strong scores for getting credit (4th) and paying taxes (17th), but weak ones for trading across borders (155th), registering property (149th) and enforcing contracts (130th). Licensing is the main recurring burden: more than a quarter of Zambian firms cite business licensing and permits as a major obstacle, nearly double the regional average, and Zambia is moving to risk-based regulation with World Bank support (World Bank, 2024). After a 2025 benchmarking mission to Mauritius, the Business Regulatory Review Agency (BRRA) began talks with the Ministry of Tourism and the Zambia Tourism Agency on adopting omnibus licensing, in which one licence covers several activities, for the accommodation sub-sector (Zambia Monitor, 2025). Road service licences require at least 25% Zambian membership and all-Zambian directors unless the applicant holds a ZDA licence (MD p. 44), which favours local transport MSMEs.</w:t>
+      </w:r>
+    </w:p>
+    <w:p>
+      <w:pPr>
+        <w:pStyle w:val="Normal"/>
+        <w:jc w:val="both"/>
+        <w:rPr/>
+      </w:pPr>
+      <w:r>
+        <w:rPr>
+          <w:b/>
+          <w:bCs/>
+        </w:rPr>
+        <w:t>Zimbabwe</w:t>
+      </w:r>
+      <w:r>
+        <w:rPr/>
+        <w:t xml:space="preserve"> (140th) rose 15 places in Doing Business 2020 and was among the World Bank's top 20 improvers, with reforms in five areas; improvements in starting a business, including lower business licensing fees in Harare, were the main driver (World Bank, 2019; The Herald). It still ranked low for starting a business (167th), getting electricity (167th), paying taxes (146th) and enforcing contracts (169th). The Zimbabwe Investment and Development Agency (ZIDA) runs a One Stop Investment Services Centre, and in January 2024 ZIDA and ZIMRA signed a memorandum of understanding to integrate their electronic and investor services (ZIMRA, 2024). Ownership rules have tightened. In 2018 the indigenisation law was narrowed to a list of sectors reserved for citizens that included passenger transport and the provision, marketing and distribution of local arts and crafts (Veritas, 2018). Statutory Instrument 215 of 2025 then set new rules for foreign participation in reserved sectors; press reports describe 14 reserved sectors and a requirement for foreign-owned businesses in them to transfer a 75% controlling stake to citizens within three years, although reports differ on the details (ZimLII; Daily News, 2025; Business Times, 2026). This protects MSME space in transport and crafts but deters foreign joint-venture capital in those chains.</w:t>
+      </w:r>
+    </w:p>
+    <w:p>
+      <w:pPr>
+        <w:pStyle w:val="Heading3"/>
+        <w:rPr/>
+      </w:pPr>
+      <w:r>
+        <w:rPr/>
+        <w:t>Sector-specific rules in the priority chains</w:t>
+      </w:r>
+    </w:p>
+    <w:p>
+      <w:pPr>
+        <w:pStyle w:val="Normal"/>
+        <w:jc w:val="both"/>
+        <w:rPr/>
+      </w:pPr>
+      <w:r>
+        <w:rPr/>
+        <w:t>Regulation also shapes which MSMEs can exist in each chain and who can invest in them. The Macro Diagnostic's findings and the later rules described above combine as follows.</w:t>
+      </w:r>
+    </w:p>
+    <w:p>
+      <w:pPr>
+        <w:pStyle w:val="Normal"/>
+        <w:jc w:val="both"/>
+        <w:rPr/>
+      </w:pPr>
+      <w:r>
+        <w:rPr>
+          <w:b/>
+          <w:bCs/>
+        </w:rPr>
+        <w:t>In Botswana</w:t>
+      </w:r>
+      <w:r>
+        <w:rPr/>
+        <w:t>, fresh-produce and general-dealer retail licences are reserved for citizens, small-scale food and beverage manufacturing is closed to foreign shareholding (MD p. 31), foreign equity is banned in touristic transfer companies (MD p. 32, 34) and guesthouses are reserved for citizens (MD p. 34), while the Economic Inclusion Act 2021 promotes the participation of targeted citizens. Together these rules protect MSME space and create demand for citizen suppliers, but they close processing, distribution and transport to outside capital, so growth depends on domestic finance and lodge or DMC contracts.</w:t>
+      </w:r>
+    </w:p>
+    <w:p>
+      <w:pPr>
+        <w:pStyle w:val="Normal"/>
+        <w:jc w:val="both"/>
+        <w:rPr/>
+      </w:pPr>
+      <w:r>
+        <w:rPr>
+          <w:b/>
+          <w:bCs/>
+        </w:rPr>
+        <w:t>In Zambia</w:t>
+      </w:r>
+      <w:r>
+        <w:rPr/>
+        <w:t xml:space="preserve">, road service licences require at least 25% Zambian membership and all-Zambian directors unless the applicant holds a ZDA licence (MD p. 44). This favours local transport MSMEs but limits joint ventures with foreign partners, and the general licensing burden falls heavily on micro-enterprises, which is why omnibus licensing for accommodation is under discussion. </w:t>
+      </w:r>
+      <w:r>
+        <w:rPr>
+          <w:b/>
+          <w:bCs/>
+        </w:rPr>
+        <w:t>In Angola</w:t>
+      </w:r>
+      <w:r>
+        <w:rPr/>
+        <w:t>, foreign shareholding is capped at 49% in road passenger transport and 50% in road freight (MD p. 26), which requires local partners in a province where the local enterprise base is thin, and the INAPEM certificate that banks request adds a step before finance.</w:t>
+      </w:r>
+    </w:p>
+    <w:p>
+      <w:pPr>
+        <w:pStyle w:val="Normal"/>
+        <w:jc w:val="both"/>
+        <w:rPr/>
+      </w:pPr>
+      <w:r>
+        <w:rPr>
+          <w:b/>
+          <w:bCs/>
+        </w:rPr>
+        <w:t>In Zimbabwe</w:t>
+      </w:r>
+      <w:r>
+        <w:rPr/>
+        <w:t xml:space="preserve">, an anchor operator reports a 30% withholding tax on payments to suppliers without tax clearance (MD p. 74), a strong penalty on informality that makes tax clearance a precondition for supplying anchors. Passenger transport and local arts and crafts are reserved for citizens, and SI 215 of 2025 tightened the rules on foreign participation, protecting MSME space in these chains while deterring foreign JV capital. </w:t>
+      </w:r>
+      <w:r>
+        <w:rPr>
+          <w:b/>
+          <w:bCs/>
+        </w:rPr>
+        <w:t>In Namibia</w:t>
+      </w:r>
+      <w:r>
+        <w:rPr/>
+        <w:t xml:space="preserve">, the conservancy JV framework is mature but MSME value capture is low, the end of visa-free travel for 31 countries in April 2025 has shifted some demand (MD p. 117-118), which affects supplier viability, and slow company registration delays formalisation. </w:t>
+      </w:r>
+      <w:r>
+        <w:rPr>
+          <w:b/>
+          <w:bCs/>
+        </w:rPr>
+        <w:t>At regional level</w:t>
+      </w:r>
+      <w:r>
+        <w:rPr/>
+        <w:t>, the KAZA Univisa and the COMESA Simplified Trade Regime both cover only Zambia and Zimbabwe, and cross-border supply chains are less evidenced than visitor flows (MD p. 117-118), which limits cross-border sourcing and multi-country itineraries for MSMEs.</w:t>
+      </w:r>
+    </w:p>
+    <w:p>
+      <w:pPr>
+        <w:pStyle w:val="Heading3"/>
+        <w:rPr/>
+      </w:pPr>
+      <w:r>
+        <w:rPr/>
+        <w:t>Regional frameworks</w:t>
+      </w:r>
+    </w:p>
+    <w:p>
+      <w:pPr>
+        <w:pStyle w:val="Normal"/>
+        <w:jc w:val="both"/>
+        <w:rPr/>
+      </w:pPr>
+      <w:r>
+        <w:rPr/>
+        <w:t xml:space="preserve">The KAZA Treaty and the SADC Protocol on Trade provide the framework for transfrontier tourism and trade, but MSMEs feel the regional frameworks mainly through visas and border procedures. The </w:t>
+      </w:r>
+      <w:r>
+        <w:rPr>
+          <w:b/>
+          <w:bCs/>
+        </w:rPr>
+        <w:t>KAZA Univisa</w:t>
+      </w:r>
+      <w:r>
+        <w:rPr/>
+        <w:t xml:space="preserve"> is used in Zambia and Zimbabwe and covers day trips into Botswana through Kazungula. At the KAZA heads of state summit in Livingstone in 2024, the five Partner States agreed in principle to broaden its use, and Botswana's Vice President said Botswana would fully adopt it, but no implementation date was given (TimesLIVE, 2024). Multi-country itineraries, which favour guiding, transfer and activity MSMEs along the Victoria Falls-Chobe corridor, therefore remain more costly to sell than they need to be.</w:t>
+      </w:r>
+    </w:p>
+    <w:p>
+      <w:pPr>
+        <w:pStyle w:val="Normal"/>
+        <w:jc w:val="both"/>
+        <w:rPr/>
+      </w:pPr>
+      <w:r>
+        <w:rPr/>
+        <w:t xml:space="preserve">For small-scale suppliers, the </w:t>
+      </w:r>
+      <w:r>
+        <w:rPr>
+          <w:b/>
+          <w:bCs/>
+        </w:rPr>
+        <w:t>COMESA Simplified Trade Regime</w:t>
+      </w:r>
+      <w:r>
+        <w:rPr/>
+        <w:t xml:space="preserve"> (STR) allows traders to move small consignments across borders with simplified documents. The COMESA threshold is USD 2,000 per consignment, adopted in 2014 and recommended to be maintained in a 2025 review (COMESA, 2025), but Zimbabwe has applied a lower limit because of exchange-control rules (ZIMRA). The STR applies between Zambia and Zimbabwe, both COMESA members, but not to Botswana, Namibia or Angola. Uptake has been low. A simplified regime that also covered the other KAZA states, together with awareness and border-staff practice at the Kazungula one-stop border post, could help women traders and small producers supply lodges across borders.</w:t>
+      </w:r>
+    </w:p>
+    <w:p>
+      <w:pPr>
+        <w:pStyle w:val="Normal"/>
+        <w:jc w:val="both"/>
+        <w:rPr/>
+      </w:pPr>
+      <w:r>
+        <w:rPr>
+          <w:b/>
+          <w:bCs/>
+        </w:rPr>
+        <w:t>Implications for readiness.</w:t>
+      </w:r>
+      <w:r>
+        <w:rPr/>
+        <w:t xml:space="preserve"> Regulation in KAZA is not the main reason MSMEs are not investment-ready, but it raises the cost of every step on the readiness pathway: registration takes weeks, tax clearance is costly in Zimbabwe, contracts cannot be relied on in court, and cross-border sourcing is hard. Programmes should therefore (i) help MSMEs through registration and tax clearance when a contract requires it, using one-stop centres where they work; (ii) design supplier finance around anchor-buyer payment routing rather than court enforcement; (iii) use Zambia's movable-collateral framework, Zimbabwe's collateral registry and Botswana's planned National Collateral Registry for small-supplier lending; and (iv) work with the KAZA Secretariat on Univisa adoption and a simplified regime for small cross-border suppliers.</w:t>
+      </w:r>
+    </w:p>
+    <w:p>
+      <w:pPr>
+        <w:pStyle w:val="Heading2"/>
+        <w:rPr/>
+      </w:pPr>
+      <w:bookmarkStart w:id="30" w:name="__RefHeading___Toc1377_2183453343"/>
+      <w:bookmarkEnd w:id="30"/>
+      <w:r>
+        <w:rPr/>
+        <w:t>7.2 Market Access and Linkages with Larger Operators</w:t>
+      </w:r>
+    </w:p>
+    <w:p>
+      <w:pPr>
+        <w:pStyle w:val="Normal"/>
+        <w:jc w:val="both"/>
+        <w:rPr/>
+      </w:pPr>
+      <w:r>
+        <w:rPr/>
+        <w:t>The Macro Diagnostic's findings on market access are clear. Demand exists: lodges want to buy locally, and the constraint is supplier reliability and readiness (MD p. 70-71, 128, 132). Entry can be quick once a supplier is ready; in Zimbabwe, new suppliers typically need only two or three successful bookings before being listed regularly (MD p. 75). Buyers set the bar: reliability matters more than price, new suppliers must match the largest incumbent supplier on price and quality, and support is best directed at enterprises already showing momentum (MD p. 68). Marketing, operator confidence and trade-show costs are obstacles for new suppliers (MD p. 75), and limited airline competition and high fares constrain the Victoria Falls corridor (MD p. 84, 117). Evidence from outside the diagnostic supports these findings and adds detail on the size of the market, what anchor procurement programmes have achieved, and what happens when linkages are weak.</w:t>
+      </w:r>
+    </w:p>
+    <w:p>
+      <w:pPr>
+        <w:pStyle w:val="Heading3"/>
+        <w:rPr/>
+      </w:pPr>
+      <w:r>
+        <w:rPr/>
+        <w:t>The size and direction of tourism demand</w:t>
+      </w:r>
+    </w:p>
+    <w:p>
+      <w:pPr>
+        <w:pStyle w:val="Normal"/>
+        <w:jc w:val="both"/>
+        <w:rPr/>
+      </w:pPr>
+      <w:r>
+        <w:rPr/>
+        <w:t>Visitor demand has largely recovered from the pandemic, but it is volatile and policy-sensitive. Namibia received 1,345,168 international visitors in 2025, 6.9% fewer than the 1,444,174 recorded in 2024, while tourist arrivals alone fell by 3.2% (The Namibian, 2026). European tourist arrivals fell by 21%, a drop the tourism ministry linked both to the April 2025 change in visa policy and to safety concerns (The Namibian, 2026). Visitors from non-African countries now pay N$1,600 for a visa on arrival, which the tourism federation FENATA describes as one of the highest fees in the region, and operators reported delays and inconsistent implementation in the first months (Tourism Update, 2025). In Zimbabwe, international arrivals rose by 27% to 751,483 in the first half of 2024, and tourism receipts, including domestic spending, reached an estimated USD 493 million in that half-year (Equity Axis, 2025, citing UN Tourism). Botswana recorded between 391,264 and 421,744 international tourist arrivals a quarter in the second to fourth quarters of 2024, about three-quarters of them from SADC countries (Statistics Botswana, 2026). For MSMEs, the lesson is that demand is large enough to support local supply chains but can shift between neighbouring destinations quickly, as the Macro Diagnostic observes for Namibia and Kasane/Chobe (MD p. 117-118). Suppliers with several buyers, or buyers in more than one destination, are more resilient.</w:t>
+      </w:r>
+    </w:p>
+    <w:p>
+      <w:pPr>
+        <w:pStyle w:val="Heading3"/>
+        <w:rPr/>
+      </w:pPr>
+      <w:r>
+        <w:rPr/>
+        <w:t>What anchor procurement programmes show</w:t>
+      </w:r>
+    </w:p>
+    <w:p>
+      <w:pPr>
+        <w:pStyle w:val="Normal"/>
+        <w:jc w:val="both"/>
+        <w:rPr/>
+      </w:pPr>
+      <w:r>
+        <w:rPr>
+          <w:b/>
+          <w:bCs/>
+        </w:rPr>
+        <w:t>Wilderness in Botswana</w:t>
+      </w:r>
+      <w:r>
+        <w:rPr/>
+        <w:t xml:space="preserve"> is the best-documented case of anchor-led local procurement in KAZA. It reports buying about BWP 292 million a year from Botswana-registered businesses, more than 80% of its procurement by value (Daily News, 2025), and its 2026 impact report puts the share at more than 86% when aviation, which must source parts internationally, is excluded (ATTA, 2026). Local procurement is not the same as MSME procurement, however. Wilderness's first Local Supplier Expo in Maun in 2024 hosted 110 local vendors and led to more than BWP 6.2 million of new contracts for citizen-owned businesses, a figure that had passed BWP 8 million by mid-2025 (Daily News, 2025), and 68 businesses have joined its supplier development programme (Mmegi, 2026). New contracts of this size are equivalent to about 3% of the company's annual local purchases, which shows both that small citizen suppliers can be brought into a large operator's supply chain and how much room remains. The programme is linked to finance through a 2025 memorandum with Stanbic Bank Botswana, under which Stanbic lends to SMMEs holding Wilderness supply contracts without traditional collateral and is repaid from contract payments that the suppliers cede to the bank (Mmegi, 2025), and to BDS through a 2026 memorandum with LEA that launched a Citizen Economic Empowerment Programme (Mmegi, 2026).</w:t>
+      </w:r>
+    </w:p>
+    <w:p>
+      <w:pPr>
+        <w:pStyle w:val="Normal"/>
+        <w:jc w:val="both"/>
+        <w:rPr/>
+      </w:pPr>
+      <w:r>
+        <w:rPr>
+          <w:b/>
+          <w:bCs/>
+        </w:rPr>
+        <w:t>Gondwana Collection in Namibia</w:t>
+      </w:r>
+      <w:r>
+        <w:rPr/>
+        <w:t xml:space="preserve"> supports Namibian-owned suppliers and wholesalers and diversifies its supplier base by supporting small enterprises near its lodges (Gondwana Collection). At its Etosha King Nehale lodge, more than 80% of the items in the curio shop are locally crafted (Gondwana Collection). This is a useful counterpoint to the finding that about 80% of lodge décor in the Kavango and Zambezi regions is imported (MD p. 70): where an operator builds local sourcing into design and procurement from the start, local suppliers can meet lodge specifications.</w:t>
+      </w:r>
+    </w:p>
+    <w:p>
+      <w:pPr>
+        <w:pStyle w:val="Normal"/>
+        <w:jc w:val="both"/>
+        <w:rPr/>
+      </w:pPr>
+      <w:r>
+        <w:rPr>
+          <w:b/>
+          <w:bCs/>
+        </w:rPr>
+        <w:t>Hotels in Livingstone</w:t>
+      </w:r>
+      <w:r>
+        <w:rPr/>
+        <w:t xml:space="preserve"> have brought smallholder farmers into their supply chains. The Royal Livingstone hotel runs a fortnightly smallholder farmers' market at which it buys crops directly from local smallholders, who previously relied on roadside sales and middlemen, and it helped save the Maramba Women's Mushroom Farm, whose members now sell most of their produce to local hotels and resorts under long-term contracts (Anantara, operator-reported). A University of Pretoria doctoral study of tourism-agriculture linkages in Livingstone found that local procurement is the dominant channel and includes smallholders, but that supply, demand and marketing constraints limit how deeply smallholders are integrated (Nsanzya, University of Pretoria). These findings mirror the Macro Diagnostic's evidence from Hwange (MD p. 75).</w:t>
+      </w:r>
+    </w:p>
+    <w:p>
+      <w:pPr>
+        <w:pStyle w:val="Heading3"/>
+        <w:rPr/>
+      </w:pPr>
+      <w:r>
+        <w:rPr/>
+        <w:t>The cost of weak linkages</w:t>
+      </w:r>
+    </w:p>
+    <w:p>
+      <w:pPr>
+        <w:pStyle w:val="Normal"/>
+        <w:jc w:val="both"/>
+        <w:rPr/>
+      </w:pPr>
+      <w:r>
+        <w:rPr/>
+        <w:t>Earlier research shows what is at stake. A study of the Okavango Delta found that foreign ownership of tourism facilities led to revenue being repatriated, that expatriates dominated management, and that weak links with the domestic economy, particularly agriculture, limited tourism's contribution to rural development (Mbaiwa, 2005). The problem persists: Botswana's tourism ministry has said it is reviewing the Tourism Act to require tourists to pay in full in Botswana, in local currency, because of revenue repatriation, and is finalising a Tourism Leakages Study (Daily News). ODI's value-chain studies of tourism destinations found that the share of destination revenue reaching poor households ranged from about 5% to more than 25% depending on context (Ashley and Mitchell, 2007). The priority chains identified in this assessment are the main levers for raising that share in KAZA.</w:t>
+      </w:r>
+    </w:p>
+    <w:p>
+      <w:pPr>
+        <w:pStyle w:val="Heading3"/>
+        <w:rPr/>
+      </w:pPr>
+      <w:r>
+        <w:rPr/>
+        <w:t>Implications for linkage programmes</w:t>
       </w:r>
     </w:p>
     <w:p>
@@ -9426,8 +9110,15 @@
         <w:rPr/>
       </w:pPr>
       <w:r>
-        <w:rPr/>
-        <w:t>Currency instability in Zimbabwe, Zambia and Angola complicates lending to MSMEs whose revenue may be in foreign currency while costs are local, or the reverse.</w:t>
+        <w:rPr>
+          <w:b/>
+          <w:bCs/>
+        </w:rPr>
+        <w:t>Work through procurement teams, not only enterprises.</w:t>
+      </w:r>
+      <w:r>
+        <w:rPr/>
+        <w:t xml:space="preserve"> The Wilderness and Gondwana cases show that local sourcing rises when anchors set targets, specify products in advance and nominate suppliers for development.</w:t>
       </w:r>
     </w:p>
     <w:p>
@@ -9440,8 +9131,15 @@
         <w:rPr/>
       </w:pPr>
       <w:r>
-        <w:rPr/>
-        <w:t>Local-ownership policies are tightening in Zimbabwe (SI 215 of 2025) and remain strong in Botswana. They protect MSME space but require finance to come from domestic sources or from structures that respect ownership limits.</w:t>
+        <w:rPr>
+          <w:b/>
+          <w:bCs/>
+        </w:rPr>
+        <w:t>Use anchor programmes as the gateway to finance.</w:t>
+      </w:r>
+      <w:r>
+        <w:rPr/>
+        <w:t xml:space="preserve"> Contract-backed finance (Wilderness-Stanbic) and supplier-development BDS (Wilderness-LEA) can be replicated with other operators and banks in Botswana, Zambia and Zimbabwe.</w:t>
       </w:r>
     </w:p>
     <w:p>
@@ -9454,753 +9152,15 @@
         <w:rPr/>
       </w:pPr>
       <w:r>
-        <w:rPr/>
-        <w:t>The Macro Diagnostic recommends that pilot destinations establish baselines on local procurement, supplier contract value and locally sourced products (MD p. 140-141).</w:t>
-      </w:r>
-      <w:r>
-        <w:br w:type="page"/>
-      </w:r>
-    </w:p>
-    <w:p>
-      <w:pPr>
-        <w:pStyle w:val="Heading1"/>
-        <w:spacing w:before="0" w:after="240"/>
-        <w:rPr/>
-      </w:pPr>
-      <w:bookmarkStart w:id="32" w:name="__RefHeading___Toc1315_3920751122"/>
-      <w:bookmarkEnd w:id="32"/>
-      <w:r>
-        <w:rPr/>
-        <w:t>8. Readiness for Financial Products</w:t>
-      </w:r>
-    </w:p>
-    <w:p>
-      <w:pPr>
-        <w:pStyle w:val="Heading2"/>
-        <w:rPr/>
-      </w:pPr>
-      <w:bookmarkStart w:id="33" w:name="__RefHeading___Toc1317_3920751122"/>
-      <w:bookmarkEnd w:id="33"/>
-      <w:r>
-        <w:rPr/>
-        <w:t>8.1 The Effect of Seasonality on Debt</w:t>
-      </w:r>
-    </w:p>
-    <w:p>
-      <w:pPr>
-        <w:pStyle w:val="Normal"/>
-        <w:jc w:val="both"/>
-        <w:rPr/>
-      </w:pPr>
-      <w:r>
-        <w:rPr/>
-        <w:t>Seasonality is the single most important factor in matching products to R-NBT MSMEs. The example below shows why. It is illustrative and uses assumed figures, not data from the diagnostic.</w:t>
-      </w:r>
-    </w:p>
-    <w:p>
-      <w:pPr>
-        <w:pStyle w:val="Normal"/>
-        <w:jc w:val="both"/>
-        <w:rPr/>
-      </w:pPr>
-      <w:r>
-        <w:rPr/>
-        <w:t xml:space="preserve">Consider a guiding and transfer enterprise that borrows USD 20,000. Under a </w:t>
-      </w:r>
-      <w:r>
-        <w:rPr>
-          <w:b/>
-          <w:bCs/>
-        </w:rPr>
-        <w:t>standard amortising loan</w:t>
-      </w:r>
-      <w:r>
-        <w:rPr/>
-        <w:t xml:space="preserve"> of 24 monthly instalments at 20% a year, it pays USD 1,018 every month. In a peak month with revenue of USD 9,000, that is 11% of revenue; in a low-season month with revenue of about USD 2,140, it is 48%. The enterprise repays USD 24,430 over 24 months and bears the full risk of a bad season.</w:t>
-      </w:r>
-    </w:p>
-    <w:p>
-      <w:pPr>
-        <w:pStyle w:val="Normal"/>
-        <w:jc w:val="both"/>
-        <w:rPr/>
-      </w:pPr>
-      <w:r>
-        <w:rPr/>
-        <w:t xml:space="preserve">Under </w:t>
-      </w:r>
-      <w:r>
-        <w:rPr>
-          <w:b/>
-          <w:bCs/>
-        </w:rPr>
-        <w:t>seasonal amortisation</w:t>
-      </w:r>
-      <w:r>
-        <w:rPr/>
-        <w:t xml:space="preserve"> with the same total cost, payments are made only in the five peak months of two seasons. Each peak-month payment is USD 2,443, or 27% of revenue, and nothing is due in the low season. The total repaid is again USD 24,430, over two peak seasons. The borrower still bears the risk of a bad season, but the lender collects cash when the enterprise has it.</w:t>
-      </w:r>
-    </w:p>
-    <w:p>
-      <w:pPr>
-        <w:pStyle w:val="Normal"/>
-        <w:jc w:val="both"/>
-        <w:rPr/>
-      </w:pPr>
-      <w:r>
-        <w:rPr/>
-        <w:t xml:space="preserve">Under </w:t>
-      </w:r>
-      <w:r>
-        <w:rPr>
-          <w:b/>
-          <w:bCs/>
-        </w:rPr>
-        <w:t>revenue-based finance</w:t>
-      </w:r>
-      <w:r>
-        <w:rPr/>
-        <w:t>, the enterprise pays 15% of monthly revenue until it has repaid 1.3 times the amount borrowed: USD 1,350 in a peak month and USD 321 in a low-season month. It repays USD 26,000 in total, over about 35 months if revenue stays constant, and the financier shares the risk of a bad season.</w:t>
-      </w:r>
-    </w:p>
-    <w:p>
-      <w:pPr>
-        <w:pStyle w:val="Normal"/>
-        <w:jc w:val="both"/>
-        <w:rPr/>
-      </w:pPr>
-      <w:r>
-        <w:rPr/>
-        <w:t>Assumptions: annual revenue of USD 60,000, 75% earned in five peak months (USD 9,000 a month) and 25% over seven low-season months (about USD 2,140 a month). Under a standard monthly schedule, nearly half of low-season revenue goes to debt service, before fixed costs, which is the point at which seasonal MSMEs default or stop trading. Seasonal amortisation removes the low-season burden at no extra cost but concentrates payments in the peak. Revenue-based finance shares the risk of a weak season with the financier and costs slightly more in total, but requires reliable revenue data, which in turn requires digital payments or anchor-buyer receipts.</w:t>
-      </w:r>
-    </w:p>
-    <w:p>
-      <w:pPr>
-        <w:pStyle w:val="Normal"/>
-        <w:jc w:val="both"/>
-        <w:rPr/>
-      </w:pPr>
-      <w:r>
-        <w:rPr>
-          <w:b/>
-          <w:bCs/>
-        </w:rPr>
-        <w:t>Conclusion.</w:t>
-      </w:r>
-      <w:r>
-        <w:rPr/>
-        <w:t xml:space="preserve"> For most R-NBT MSMEs, debt is viable only if repayment follows cash flow. Seasonal schedules, low-season grace periods and receivables finance are the most practical adjustments for banks and MFIs. Revenue-based finance is appropriate where revenue is observable (card, mobile-money or booking-platform receipts, or payments from anchor buyers) and is a natural fit for guiding, transport and accommodation enterprises in Tiers 2 and 3. Because contracts are slow to enforce in court in most KAZA states (Section 7.1), receivables and revenue-based structures work best when the anchor buyer or payment platform pays the financier directly.</w:t>
-      </w:r>
-    </w:p>
-    <w:p>
-      <w:pPr>
-        <w:pStyle w:val="Heading2"/>
-        <w:rPr/>
-      </w:pPr>
-      <w:bookmarkStart w:id="34" w:name="__RefHeading___Toc1319_3920751122"/>
-      <w:bookmarkEnd w:id="34"/>
-      <w:r>
-        <w:rPr/>
-        <w:t>8.2 MSME Readiness by Product</w:t>
-      </w:r>
-    </w:p>
-    <w:p>
-      <w:pPr>
-        <w:pStyle w:val="Normal"/>
-        <w:jc w:val="both"/>
-        <w:rPr/>
-      </w:pPr>
-      <w:r>
-        <w:rPr>
-          <w:b/>
-          <w:bCs/>
-        </w:rPr>
-        <w:t>For Tiers 0 and 1,</w:t>
-      </w:r>
-      <w:r>
-        <w:rPr/>
-        <w:t xml:space="preserve"> grants and matching grants are neutral with respect to seasonality and are appropriate for certification, equipment and pilots; they should be tied to milestones and, where possible, convert to repayable finance. Savings-group and micro-loans suit the same tiers and fit seasonality well if loan cycles follow the seasons; they are already used, especially by women, but are small and short, and linkage to MFIs can increase their size. </w:t>
-      </w:r>
-      <w:r>
-        <w:rPr>
-          <w:b/>
-          <w:bCs/>
-        </w:rPr>
-        <w:t>Asset finance and leasing</w:t>
-      </w:r>
-      <w:r>
-        <w:rPr/>
-        <w:t xml:space="preserve"> suit Tiers 1 and 2 and fit guides, transport and processing equipment, with the asset as security, but their fit with seasonality is only medium unless repayment schedules are seasonal.</w:t>
-      </w:r>
-    </w:p>
-    <w:p>
-      <w:pPr>
-        <w:pStyle w:val="Normal"/>
-        <w:jc w:val="both"/>
-        <w:rPr/>
-      </w:pPr>
-      <w:r>
-        <w:rPr>
-          <w:b/>
-          <w:bCs/>
-        </w:rPr>
-        <w:t>For Tier 2,</w:t>
-      </w:r>
-      <w:r>
-        <w:rPr/>
-        <w:t xml:space="preserve"> contract-backed working capital and receivables finance are the best near-term fit for suppliers to anchors in food, lodge-linked goods, transport and cleaning, and fit seasonality well because repayment comes from the buyer's payment. Guaranteed loans suit Tiers 2 and 3; their fit with seasonality depends on the underlying loan, and they de-risk lenders rather than help MSMEs directly, so tourism windows in national schemes would widen access. Revenue-based finance, also for Tiers 2 and 3, fits seasonality very well and suits enterprises with observable revenue, but no KAZA lender yet offers it.</w:t>
-      </w:r>
-    </w:p>
-    <w:p>
-      <w:pPr>
-        <w:pStyle w:val="Normal"/>
-        <w:jc w:val="both"/>
-        <w:rPr/>
-      </w:pPr>
-      <w:r>
-        <w:rPr>
-          <w:b/>
-          <w:bCs/>
-        </w:rPr>
-        <w:t>For Tier 3,</w:t>
-      </w:r>
-      <w:r>
-        <w:rPr/>
-        <w:t xml:space="preserve"> standard term loans fit seasonality poorly when they are repaid in equal monthly instalments; few MSMEs are ready for them, and they become viable with a seasonal schedule and a guarantee. Quasi-equity and equity fit seasonality well because there is no fixed repayment, but they are relevant only to a small number of growth enterprises and cooperatives, transaction costs are high relative to ticket size, and ownership rules in Botswana and Zimbabwe limit foreign equity in some chains.</w:t>
-      </w:r>
-    </w:p>
-    <w:p>
-      <w:pPr>
-        <w:pStyle w:val="Heading2"/>
-        <w:rPr/>
-      </w:pPr>
-      <w:bookmarkStart w:id="35" w:name="__RefHeading___Toc1321_3920751122"/>
-      <w:bookmarkEnd w:id="35"/>
-      <w:r>
-        <w:rPr/>
-        <w:t>8.3 Financial Institution Readiness by Product</w:t>
-      </w:r>
-    </w:p>
-    <w:p>
-      <w:pPr>
-        <w:pStyle w:val="Normal"/>
-        <w:jc w:val="both"/>
-        <w:rPr/>
-      </w:pPr>
-      <w:r>
-        <w:rPr/>
-        <w:t xml:space="preserve">Financial institutions are moderately ready for four products. </w:t>
-      </w:r>
-      <w:r>
-        <w:rPr>
-          <w:b/>
-          <w:bCs/>
-        </w:rPr>
-        <w:t>Contract-backed supplier finance</w:t>
-      </w:r>
-      <w:r>
-        <w:rPr/>
-        <w:t xml:space="preserve"> could be offered by Stanbic in Botswana, Zambia and Zimbabwe and by other commercial banks; it needs replication of the Wilderness-Stanbic model, standard tripartite contract templates in which payment is ceded to the lender, and anchor commitment. </w:t>
-      </w:r>
-      <w:r>
-        <w:rPr>
-          <w:b/>
-          <w:bCs/>
-        </w:rPr>
-        <w:t>Asset finance and leasing</w:t>
-      </w:r>
-      <w:r>
-        <w:rPr/>
-        <w:t xml:space="preserve">, through bank asset-finance units, leasing companies and green credit lines such as those of EIF and IDBZ, need smaller ticket sizes, vendor partnerships and seasonal schedules. </w:t>
-      </w:r>
-      <w:r>
-        <w:rPr>
-          <w:b/>
-          <w:bCs/>
-        </w:rPr>
-        <w:t>Micro-loans and group lending</w:t>
-      </w:r>
-      <w:r>
-        <w:rPr/>
-        <w:t xml:space="preserve"> by MFIs, women's and youth banks and through savings-group linkage need linkage programmes, seasonal loan cycles and digital channels. </w:t>
-      </w:r>
-      <w:r>
-        <w:rPr>
-          <w:b/>
-          <w:bCs/>
-        </w:rPr>
-        <w:t>Partial credit guarantees</w:t>
-      </w:r>
-      <w:r>
-        <w:rPr/>
-        <w:t xml:space="preserve"> from CGS Namibia, ZCGS, ECGC and FGC, and regionally from AGF, are also moderately ready, although Botswana has no national scheme; they need tourism or KAZA windows, acceptance of contracts and leaseholds as security, and seasonal grace periods.</w:t>
-      </w:r>
-    </w:p>
-    <w:p>
-      <w:pPr>
-        <w:pStyle w:val="Normal"/>
-        <w:jc w:val="both"/>
-        <w:rPr/>
-      </w:pPr>
-      <w:r>
-        <w:rPr/>
-        <w:t xml:space="preserve">Readiness is lower for the remaining products. </w:t>
-      </w:r>
-      <w:r>
-        <w:rPr>
-          <w:b/>
-          <w:bCs/>
-        </w:rPr>
-        <w:t>Seasonal working capital and term loans</w:t>
-      </w:r>
-      <w:r>
-        <w:rPr/>
-        <w:t xml:space="preserve"> from banks, CEDA, CEEC, DBN and MFIs are at low to medium readiness and need product redesign, staff training and risk-sharing for early portfolios. </w:t>
-      </w:r>
-      <w:r>
-        <w:rPr>
-          <w:b/>
-          <w:bCs/>
-        </w:rPr>
-        <w:t>Revenue-based finance</w:t>
-      </w:r>
-      <w:r>
-        <w:rPr/>
-        <w:t xml:space="preserve">, which impact funds, fintechs and DFIs could offer through intermediaries, is at low readiness and needs a pilot vehicle, revenue data from payment platforms or anchors, and first-loss capital. </w:t>
-      </w:r>
-      <w:r>
-        <w:rPr>
-          <w:b/>
-          <w:bCs/>
-        </w:rPr>
-        <w:t>Equity and quasi-equity</w:t>
-      </w:r>
-      <w:r>
-        <w:rPr/>
-        <w:t xml:space="preserve"> from BDC, CEDA Venture Capital, impact investors and, in Zimbabwe, the new ZEEX exchange are also at low readiness and need a pipeline of Tier 3 enterprises and a small-ticket fund or facility.</w:t>
-      </w:r>
-      <w:r>
-        <w:br w:type="page"/>
-      </w:r>
-    </w:p>
-    <w:p>
-      <w:pPr>
-        <w:pStyle w:val="Heading1"/>
-        <w:spacing w:before="0" w:after="240"/>
-        <w:rPr/>
-      </w:pPr>
-      <w:bookmarkStart w:id="36" w:name="__RefHeading___Toc1323_3920751122"/>
-      <w:bookmarkEnd w:id="36"/>
-      <w:r>
-        <w:rPr/>
-        <w:t>9. Scalable Women- and Youth-Led Models</w:t>
-      </w:r>
-    </w:p>
-    <w:p>
-      <w:pPr>
-        <w:pStyle w:val="Normal"/>
-        <w:jc w:val="both"/>
-        <w:rPr/>
-      </w:pPr>
-      <w:r>
-        <w:rPr/>
-        <w:t>The evidence contains few enterprise cases, and most rest on single interviews. The models below show investment potential and are relevant to women or youth. Each is classified by model type, meaning its organisational form, value chain and value chain node (Section 2.2). Where the evidence does not state who leads the enterprise, this is noted.</w:t>
-      </w:r>
-    </w:p>
-    <w:p>
-      <w:pPr>
-        <w:pStyle w:val="Heading3"/>
-        <w:rPr/>
-      </w:pPr>
-      <w:r>
-        <w:rPr/>
-        <w:t>Models with high investment potential</w:t>
-      </w:r>
-    </w:p>
-    <w:p>
-      <w:pPr>
-        <w:pStyle w:val="Normal"/>
-        <w:jc w:val="both"/>
-        <w:rPr/>
-      </w:pPr>
-      <w:r>
-        <w:rPr>
-          <w:b/>
-          <w:bCs/>
-        </w:rPr>
-        <w:t>Women's forest-products cooperative (Zambia).</w:t>
-      </w:r>
-      <w:r>
-        <w:rPr/>
-        <w:t xml:space="preserve"> </w:t>
-      </w:r>
-      <w:r>
-        <w:rPr>
-          <w:i/>
-          <w:iCs/>
-        </w:rPr>
-        <w:t>Model type: women-led producer and processing cooperative in nature-positive products (node B).</w:t>
-      </w:r>
-      <w:r>
-        <w:rPr/>
-        <w:t xml:space="preserve"> The cooperative has 15 members, pays them to harvest rather than fell the forest, and sells mungongo oil and baobab coffee to Livingstone hotels and export buyers; it has received unsolicited bulk-oil export interest from Europe and South Africa (MD p. 73, 101). Its investment potential is high because demand already exceeds supply and it is women-led by definition. It needs a certification grant of about ZMW 30,000, processing equipment and export working capital; volumes, margins and governance should be verified.</w:t>
-      </w:r>
-    </w:p>
-    <w:p>
-      <w:pPr>
-        <w:pStyle w:val="Normal"/>
-        <w:jc w:val="both"/>
-        <w:rPr/>
-      </w:pPr>
-      <w:r>
-        <w:rPr>
-          <w:b/>
-          <w:bCs/>
-        </w:rPr>
-        <w:t>Produce aggregation for lodges (Hwange, Kasane and Livingstone).</w:t>
-      </w:r>
-      <w:r>
-        <w:rPr/>
-        <w:t xml:space="preserve"> </w:t>
-      </w:r>
-      <w:r>
-        <w:rPr>
-          <w:i/>
-          <w:iCs/>
-        </w:rPr>
-        <w:t>Model type: producer cooperative supplying anchors under contract in food (nodes A to C).</w:t>
-      </w:r>
-      <w:r>
-        <w:rPr/>
-        <w:t xml:space="preserve"> Anchor lodges name irrigated produce supply as the clearest near-term opportunity, and aggregation would give producers volume and bargaining power (MD p. 68, 75). In Livingstone, a hotel already buys directly from smallholders, and a women's mushroom farm sells most of its produce to hotels under long-term contracts (operator-reported). The potential is high because anchors have confirmed demand and a working precedent exists. Contract-backed working capital and irrigation finance fit this model, which should be designed as women- or youth-led cooperatives; contract terms and prices should be verified.</w:t>
-      </w:r>
-    </w:p>
-    <w:p>
-      <w:pPr>
-        <w:pStyle w:val="Normal"/>
-        <w:jc w:val="both"/>
-        <w:rPr/>
-      </w:pPr>
-      <w:r>
-        <w:rPr>
-          <w:b/>
-          <w:bCs/>
-        </w:rPr>
-        <w:t>Citizen supplier development with an anchor (Botswana).</w:t>
-      </w:r>
-      <w:r>
-        <w:rPr/>
-        <w:t xml:space="preserve"> </w:t>
-      </w:r>
-      <w:r>
-        <w:rPr>
-          <w:i/>
-          <w:iCs/>
-        </w:rPr>
-        <w:t>Model type: anchor-led supplier development programme spanning several chains (node C).</w:t>
-      </w:r>
-      <w:r>
-        <w:rPr/>
-        <w:t xml:space="preserve"> Wilderness's programme has enrolled 68 businesses, and its 2024 Local Supplier Expo led to more than BWP 6.2 million of new contracts for citizen-owned businesses, passing BWP 8 million by mid-2025; it is linked to Stanbic contract finance and LEA support. The potential is high because the model can be replicated with other operators. Contract-backed finance fits it; the share of women- and youth-led suppliers should be verified.</w:t>
-      </w:r>
-    </w:p>
-    <w:p>
-      <w:pPr>
-        <w:pStyle w:val="Heading3"/>
-        <w:rPr/>
-      </w:pPr>
-      <w:r>
-        <w:rPr/>
-        <w:t>Models with medium to high potential</w:t>
-      </w:r>
-    </w:p>
-    <w:p>
-      <w:pPr>
-        <w:pStyle w:val="Normal"/>
-        <w:jc w:val="both"/>
-        <w:rPr/>
-      </w:pPr>
-      <w:r>
-        <w:rPr>
-          <w:b/>
-          <w:bCs/>
-        </w:rPr>
-        <w:t>Youth guiding, activity and transfer enterprises (Victoria Falls-Chobe corridor).</w:t>
-      </w:r>
-      <w:r>
-        <w:rPr/>
-        <w:t xml:space="preserve"> </w:t>
-      </w:r>
-      <w:r>
-        <w:rPr>
-          <w:i/>
-          <w:iCs/>
-        </w:rPr>
-        <w:t>Model type: owner-operator service micro-enterprise in guiding and transport (node D).</w:t>
-      </w:r>
-      <w:r>
-        <w:rPr/>
-        <w:t xml:space="preserve"> Guiding is the largest category in the MSME survey, and guiding, transport and cultural experiences are commonly combined (MD p. 61, 118). Low start-up costs and clear demand give medium to high potential. Skills certification, asset leasing and revenue-based finance fit these enterprises; the age profile of operators should be verified.</w:t>
-      </w:r>
-    </w:p>
-    <w:p>
-      <w:pPr>
-        <w:pStyle w:val="Heading3"/>
-        <w:rPr/>
-      </w:pPr>
-      <w:r>
-        <w:rPr/>
-        <w:t>Models with medium potential</w:t>
-      </w:r>
-    </w:p>
-    <w:p>
-      <w:pPr>
-        <w:pStyle w:val="Normal"/>
-        <w:jc w:val="both"/>
-        <w:rPr/>
-      </w:pPr>
-      <w:r>
-        <w:rPr>
-          <w:b/>
-          <w:bCs/>
-        </w:rPr>
-        <w:t>Craft hub aggregating rural artisans (Maun, Botswana).</w:t>
-      </w:r>
-      <w:r>
-        <w:rPr/>
-        <w:t xml:space="preserve"> </w:t>
-      </w:r>
-      <w:r>
-        <w:rPr>
-          <w:i/>
-          <w:iCs/>
-        </w:rPr>
-        <w:t>Model type: artisan aggregation hub in crafts (node B).</w:t>
-      </w:r>
-      <w:r>
-        <w:rPr/>
-        <w:t xml:space="preserve"> The hub connects more than 100 rural artisans, holds export certifications and upcycles bottle tops and fabric into homeware, but has no committed international buyers (MD p. 69). Aggregation is in place but the buyer gap limits its potential, so buyer brokerage and product design should come before finance. The gender mix, probably women-majority, is not stated and should be verified.</w:t>
-      </w:r>
-    </w:p>
-    <w:p>
-      <w:pPr>
-        <w:pStyle w:val="Normal"/>
-        <w:jc w:val="both"/>
-        <w:rPr/>
-      </w:pPr>
-      <w:r>
-        <w:rPr>
-          <w:b/>
-          <w:bCs/>
-        </w:rPr>
-        <w:t>Elephant Aware Economy (Eastern Panhandle, Botswana).</w:t>
-      </w:r>
-      <w:r>
-        <w:rPr/>
-        <w:t xml:space="preserve"> </w:t>
-      </w:r>
-      <w:r>
-        <w:rPr>
-          <w:i/>
-          <w:iCs/>
-        </w:rPr>
-        <w:t>Model type: community conservation enterprise cluster in nature-positive products (nodes A and B).</w:t>
-      </w:r>
-      <w:r>
-        <w:rPr/>
-        <w:t xml:space="preserve"> It combines a low-tillage farming cooperative selling at a premium, a honey enterprise that uses bees to deter elephants and dung paper, and honey tasting has been flagged as a high-opportunity niche (MD p. 69-70, 115). Premium positioning and a conservation story give it medium potential. Grants, blended finance and experience products fit it; its leadership and member profile should be verified.</w:t>
-      </w:r>
-    </w:p>
-    <w:p>
-      <w:pPr>
-        <w:pStyle w:val="Normal"/>
-        <w:jc w:val="both"/>
-        <w:rPr/>
-      </w:pPr>
-      <w:r>
-        <w:rPr>
-          <w:b/>
-          <w:bCs/>
-        </w:rPr>
-        <w:t>Community trust waste and upcycling enterprise (Namibia).</w:t>
-      </w:r>
-      <w:r>
-        <w:rPr/>
-        <w:t xml:space="preserve"> </w:t>
-      </w:r>
-      <w:r>
-        <w:rPr>
-          <w:i/>
-          <w:iCs/>
-        </w:rPr>
-        <w:t>Model type: community-trust social enterprise in waste and the circular economy (nodes B and E).</w:t>
-      </w:r>
-      <w:r>
-        <w:rPr/>
-        <w:t xml:space="preserve"> It grew from a waste gap into a sewing workshop, a recycled-can aluminium workshop and a beehive initiative (MD p. 71, 115). Its diversified services and products give medium potential. It needs equipment, working capital and service contracts with lodges and towns; the roles of women and youth should be verified.</w:t>
-      </w:r>
-    </w:p>
-    <w:p>
-      <w:pPr>
-        <w:pStyle w:val="Normal"/>
-        <w:jc w:val="both"/>
-        <w:rPr/>
-      </w:pPr>
-      <w:r>
-        <w:rPr>
-          <w:b/>
-          <w:bCs/>
-        </w:rPr>
-        <w:t>Sijwa beehive project (Namibia).</w:t>
-      </w:r>
-      <w:r>
-        <w:rPr/>
-        <w:t xml:space="preserve"> </w:t>
-      </w:r>
-      <w:r>
-        <w:rPr>
-          <w:i/>
-          <w:iCs/>
-        </w:rPr>
-        <w:t>Model type: conservancy-linked benefit-sharing enterprise in honey (nodes A and E).</w:t>
-      </w:r>
-      <w:r>
-        <w:rPr/>
-        <w:t xml:space="preserve"> It returns 12% of sales to the conservancy (MD p. 115), a replicable benefit-sharing model with medium potential. A revolving fund or group finance would fit it; volumes and buyers should be verified.</w:t>
-      </w:r>
-    </w:p>
-    <w:p>
-      <w:pPr>
-        <w:pStyle w:val="Normal"/>
-        <w:jc w:val="both"/>
-        <w:rPr/>
-      </w:pPr>
-      <w:r>
-        <w:rPr/>
-        <w:t>The Maun craft hub and the Zambian cooperative illustrate the two main barriers to scale: a buyer gap in the first case and a supply and certification gap in the second. Finance alone solves neither; both need finance packaged with market linkage and technical support. The Livingstone and Wilderness cases show the reverse: once a buyer commits, smallholders and citizen suppliers can be brought into contract and then into finance.</w:t>
-      </w:r>
-      <w:r>
-        <w:br w:type="page"/>
-      </w:r>
-    </w:p>
-    <w:p>
-      <w:pPr>
-        <w:pStyle w:val="Heading1"/>
-        <w:spacing w:before="0" w:after="240"/>
-        <w:rPr/>
-      </w:pPr>
-      <w:bookmarkStart w:id="37" w:name="__RefHeading___Toc1325_3920751122"/>
-      <w:bookmarkEnd w:id="37"/>
-      <w:r>
-        <w:rPr/>
-        <w:t>10. Recommended Capacity-Building Interventions</w:t>
-      </w:r>
-    </w:p>
-    <w:p>
-      <w:pPr>
-        <w:pStyle w:val="Heading2"/>
-        <w:rPr/>
-      </w:pPr>
-      <w:bookmarkStart w:id="38" w:name="__RefHeading___Toc1327_3920751122"/>
-      <w:bookmarkEnd w:id="38"/>
-      <w:r>
-        <w:rPr/>
-        <w:t>10.1 A Tiered Readiness Pathway</w:t>
-      </w:r>
-    </w:p>
-    <w:p>
-      <w:pPr>
-        <w:pStyle w:val="Normal"/>
-        <w:jc w:val="both"/>
-        <w:rPr/>
-      </w:pPr>
-      <w:r>
-        <w:rPr/>
-        <w:t>Support should be organised as a pathway through which MSMEs graduate from tier to tier, with the support package and finance changing at each step. A common readiness diagnostic, applied by BSOs, would place each MSME in a tier and track progress. At every tier, support should combine delivery modes rather than rely on classroom training: technical assistance, on-the-job training, mentoring and coaching, workshops, and benchmarking or exchange visits (Section 6.1).</w:t>
-      </w:r>
-    </w:p>
-    <w:p>
-      <w:pPr>
-        <w:pStyle w:val="Normal"/>
-        <w:jc w:val="both"/>
-        <w:rPr/>
-      </w:pPr>
-      <w:r>
-        <w:rPr>
-          <w:b/>
-          <w:bCs/>
-        </w:rPr>
-        <w:t>At Tier 0,</w:t>
-      </w:r>
-      <w:r>
-        <w:rPr/>
-        <w:t xml:space="preserve"> support focuses on group formation and governance, linkage to savings groups, financial literacy, and awareness of products and markets. Finance comes from savings groups, small grants and in-kind inputs. An enterprise graduates when it has regular sales and has kept group or individual records for six months.</w:t>
-      </w:r>
-    </w:p>
-    <w:p>
-      <w:pPr>
-        <w:pStyle w:val="Normal"/>
-        <w:jc w:val="both"/>
-        <w:rPr/>
-      </w:pPr>
-      <w:r>
-        <w:rPr>
-          <w:b/>
-          <w:bCs/>
-        </w:rPr>
-        <w:t>At Tier 1,</w:t>
-      </w:r>
-      <w:r>
-        <w:rPr/>
-        <w:t xml:space="preserve"> support covers bookkeeping and the use of mobile money, costing and pricing, quality and product development, and help with registration. Savings-linked micro-loans, matching grants and small asset leases provide finance. Graduation comes with registration, a first set of repeat orders from a buyer and basic records.</w:t>
-      </w:r>
-    </w:p>
-    <w:p>
-      <w:pPr>
-        <w:pStyle w:val="Normal"/>
-        <w:jc w:val="both"/>
-        <w:rPr/>
-      </w:pPr>
-      <w:r>
-        <w:rPr>
-          <w:b/>
-          <w:bCs/>
-        </w:rPr>
-        <w:t>At Tier 2,</w:t>
-      </w:r>
-      <w:r>
-        <w:rPr/>
-        <w:t xml:space="preserve"> support turns to supplier development with anchor buyers, quality assurance, standards and productivity, compliance with tax, VAT, insurance and certification requirements, contracting and negotiation, and cash-flow planning. Contract-backed working capital, receivables and asset finance and guaranteed loans become available. An enterprise graduates once it holds a contract or repeat orders for a full season, has tax clearance and keeps simple accounts.</w:t>
-      </w:r>
-    </w:p>
-    <w:p>
-      <w:pPr>
-        <w:pStyle w:val="Normal"/>
-        <w:jc w:val="both"/>
-        <w:rPr/>
-      </w:pPr>
-      <w:r>
-        <w:rPr>
-          <w:b/>
-          <w:bCs/>
-        </w:rPr>
-        <w:t>At Tier 3,</w:t>
-      </w:r>
-      <w:r>
-        <w:rPr/>
-        <w:t xml:space="preserve"> support consists of business planning, proposal and investment-readiness coaching, help with strategic partnerships, governance and deal brokerage. Finance comes from term loans with seasonal schedules, revenue-based finance and quasi-equity. The milestone is finance secured and serviced.</w:t>
-      </w:r>
-    </w:p>
-    <w:p>
-      <w:pPr>
-        <w:pStyle w:val="Heading2"/>
-        <w:rPr/>
-      </w:pPr>
-      <w:bookmarkStart w:id="39" w:name="__RefHeading___Toc1329_3920751122"/>
-      <w:bookmarkEnd w:id="39"/>
-      <w:r>
-        <w:rPr/>
-        <w:t>10.2 Gender-Transformative Approaches</w:t>
+        <w:rPr>
+          <w:b/>
+          <w:bCs/>
+        </w:rPr>
+        <w:t>Track MSME share as well as local share.</w:t>
+      </w:r>
+      <w:r>
+        <w:rPr/>
+        <w:t xml:space="preserve"> Destination baselines (MD p. 140-141) should record how much of local procurement goes to MSMEs, women- and youth-led enterprises and community enterprises, not only to local companies.</w:t>
       </w:r>
     </w:p>
     <w:p>
@@ -10217,11 +9177,11 @@
           <w:b/>
           <w:bCs/>
         </w:rPr>
-        <w:t>Group-to-enterprise pathways</w:t>
-      </w:r>
-      <w:r>
-        <w:rPr/>
-        <w:t xml:space="preserve"> that turn women's savings groups and producer groups into registered cooperatives at nodes B and C, so women capture aggregation and processing margins rather than staying at node A.</w:t>
+        <w:t>Build multi-buyer and cross-border supply.</w:t>
+      </w:r>
+      <w:r>
+        <w:rPr/>
+        <w:t xml:space="preserve"> Aggregators that can supply several lodges, or lodges on both sides of a border, reduce the risk that demand shifts between destinations.</w:t>
       </w:r>
     </w:p>
     <w:p>
@@ -10238,11 +9198,633 @@
           <w:b/>
           <w:bCs/>
         </w:rPr>
-        <w:t>Collateral alternatives</w:t>
-      </w:r>
-      <w:r>
-        <w:rPr/>
-        <w:t xml:space="preserve"> that do not rely on land: contract and receivables security, movable-asset registration, group guarantees and savings-group credit histories.</w:t>
+        <w:t>Address payment terms.</w:t>
+      </w:r>
+      <w:r>
+        <w:rPr/>
+        <w:t xml:space="preserve"> Micro-suppliers often finance goods for weeks between delivery and payment; faster payment by the anchor, or receivables finance, should be part of any supplier-development agreement.</w:t>
+      </w:r>
+    </w:p>
+    <w:p>
+      <w:pPr>
+        <w:pStyle w:val="Heading2"/>
+        <w:rPr/>
+      </w:pPr>
+      <w:bookmarkStart w:id="31" w:name="__RefHeading___Toc1379_2183453343"/>
+      <w:bookmarkEnd w:id="31"/>
+      <w:r>
+        <w:rPr/>
+        <w:t>7.3 Business Development Services</w:t>
+      </w:r>
+    </w:p>
+    <w:p>
+      <w:pPr>
+        <w:pStyle w:val="Normal"/>
+        <w:jc w:val="both"/>
+        <w:rPr/>
+      </w:pPr>
+      <w:r>
+        <w:rPr/>
+        <w:t>BDS is available in all five states but is generic, concentrated in capitals and weakly connected to finance (Section 6.2). The Macro Diagnostic recommends linking supplier development to real contracts: where a supplier has a credible buyer but lacks capacity, certification, systems or working capital, the programme should close that specific constraint (MD p. 147). This section profiles the main BSOs in each country, their current programmes and how far they reach into KAZA.</w:t>
+      </w:r>
+    </w:p>
+    <w:p>
+      <w:pPr>
+        <w:pStyle w:val="Heading3"/>
+        <w:rPr/>
+      </w:pPr>
+      <w:r>
+        <w:rPr/>
+        <w:t>Angola</w:t>
+      </w:r>
+    </w:p>
+    <w:p>
+      <w:pPr>
+        <w:pStyle w:val="Normal"/>
+        <w:jc w:val="both"/>
+        <w:rPr/>
+      </w:pPr>
+      <w:r>
+        <w:rPr>
+          <w:b/>
+          <w:bCs/>
+        </w:rPr>
+        <w:t>INAPEM</w:t>
+      </w:r>
+      <w:r>
+        <w:rPr/>
+        <w:t xml:space="preserve"> (Instituto Nacional de Apoio às Micro, Pequenas e Médias Empresas) is the lead public BSO. It certifies MSMEs, which gives access to tax benefits and is requested by banks for loan applications; in Benguela province alone it certified 3,595 enterprises in 2025, of which 3,137 were micro, 321 small and 137 medium (AllAfrica, 2026). It also provides training and business-plan support. The EU-funded Envolver project (2019-2024) qualified 2,384 MSMEs and trained 574 financial-institution staff and 376 mentors, and its successor, Envolver+, an EU twinning project led by Portugal's IAPMEI with Spain and Germany, is helping INAPEM to create and manage a national network of certified incubators between September 2025 and June 2028 with a budget of EUR 2.5 million (Ver Angola, 2025; FIIAPP). INAPEM's first decentralised incubation programme, Tuendi, started in Huíla province (Forbes África Lusófona, 2025). Other BSOs include the one-stop </w:t>
+      </w:r>
+      <w:r>
+        <w:rPr>
+          <w:b/>
+          <w:bCs/>
+        </w:rPr>
+        <w:t>Balcão Único do Empreendedor</w:t>
+      </w:r>
+      <w:r>
+        <w:rPr/>
+        <w:t xml:space="preserve"> and Guiché Único da Empresa for registration, </w:t>
+      </w:r>
+      <w:r>
+        <w:rPr>
+          <w:b/>
+          <w:bCs/>
+        </w:rPr>
+        <w:t>AIPEX</w:t>
+      </w:r>
+      <w:r>
+        <w:rPr/>
+        <w:t xml:space="preserve"> for investment facilitation, the </w:t>
+      </w:r>
+      <w:r>
+        <w:rPr>
+          <w:b/>
+          <w:bCs/>
+        </w:rPr>
+        <w:t>Câmara de Comércio e Indústria de Angola</w:t>
+      </w:r>
+      <w:r>
+        <w:rPr/>
+        <w:t xml:space="preserve">, and Luanda-based hospitality and travel associations. In Cuando Cubango, the provincial government, </w:t>
+      </w:r>
+      <w:r>
+        <w:rPr>
+          <w:b/>
+          <w:bCs/>
+        </w:rPr>
+        <w:t>MINTUR</w:t>
+      </w:r>
+      <w:r>
+        <w:rPr/>
+        <w:t>, the conservation area authority and NGOs such as The HALO Trust and the National Geographic Okavango Wilderness Project are more present than enterprise BSOs (Financial Landscape Analysis). No tourism-specific BDS was identified in the KAZA area.</w:t>
+      </w:r>
+    </w:p>
+    <w:p>
+      <w:pPr>
+        <w:pStyle w:val="Heading3"/>
+        <w:rPr/>
+      </w:pPr>
+      <w:r>
+        <w:rPr/>
+        <w:t>Botswana</w:t>
+      </w:r>
+    </w:p>
+    <w:p>
+      <w:pPr>
+        <w:pStyle w:val="Normal"/>
+        <w:jc w:val="both"/>
+        <w:rPr/>
+      </w:pPr>
+      <w:r>
+        <w:rPr/>
+        <w:t xml:space="preserve">The </w:t>
+      </w:r>
+      <w:r>
+        <w:rPr>
+          <w:b/>
+          <w:bCs/>
+        </w:rPr>
+        <w:t>Local Enterprise Authority (LEA)</w:t>
+      </w:r>
+      <w:r>
+        <w:rPr/>
+        <w:t xml:space="preserve"> is the lead BSO for citizen MSMEs, providing business development, mentoring and supplier-readiness support, including record-keeping support to tourism enterprises (Financial Landscape Analysis). Its 2026 memorandum of understanding with Wilderness, which launched a Citizen Economic Empowerment Programme to bring more citizen-owned businesses into the company's supply chain, is the most direct tourism supplier-development partnership in KAZA (Mmegi, 2026). </w:t>
+      </w:r>
+      <w:r>
+        <w:rPr>
+          <w:b/>
+          <w:bCs/>
+        </w:rPr>
+        <w:t>CEDA</w:t>
+      </w:r>
+      <w:r>
+        <w:rPr/>
+        <w:t xml:space="preserve"> provides citizen enterprise finance with post-loan mentoring. The </w:t>
+      </w:r>
+      <w:r>
+        <w:rPr>
+          <w:b/>
+          <w:bCs/>
+        </w:rPr>
+        <w:t>Botswana Tourism Organisation (BTO)</w:t>
+      </w:r>
+      <w:r>
+        <w:rPr/>
+        <w:t xml:space="preserve"> supports grading, product development and citizen tourism enterprise. </w:t>
+      </w:r>
+      <w:r>
+        <w:rPr>
+          <w:b/>
+          <w:bCs/>
+        </w:rPr>
+        <w:t>HATAB</w:t>
+      </w:r>
+      <w:r>
+        <w:rPr/>
+        <w:t xml:space="preserve"> represents the hospitality industry and has a partnership with Stanbic Bank Botswana to advance tourism, </w:t>
+      </w:r>
+      <w:r>
+        <w:rPr>
+          <w:b/>
+          <w:bCs/>
+        </w:rPr>
+        <w:t>WIBA</w:t>
+      </w:r>
+      <w:r>
+        <w:rPr/>
+        <w:t xml:space="preserve"> supports women entrepreneurs, and the </w:t>
+      </w:r>
+      <w:r>
+        <w:rPr>
+          <w:b/>
+          <w:bCs/>
+        </w:rPr>
+        <w:t>Botswana Guides Association</w:t>
+      </w:r>
+      <w:r>
+        <w:rPr/>
+        <w:t xml:space="preserve"> and </w:t>
+      </w:r>
+      <w:r>
+        <w:rPr>
+          <w:b/>
+          <w:bCs/>
+        </w:rPr>
+        <w:t>BOCOBONET</w:t>
+      </w:r>
+      <w:r>
+        <w:rPr/>
+        <w:t xml:space="preserve"> represent guides and community trusts (Financial Landscape Analysis). Private anchor programmes, notably Wilderness's supplier development programme and Local Supplier Expo, now act as BSOs in their own right (Section 7.2).</w:t>
+      </w:r>
+    </w:p>
+    <w:p>
+      <w:pPr>
+        <w:pStyle w:val="Heading3"/>
+        <w:rPr/>
+      </w:pPr>
+      <w:r>
+        <w:rPr/>
+        <w:t>Namibia</w:t>
+      </w:r>
+    </w:p>
+    <w:p>
+      <w:pPr>
+        <w:pStyle w:val="Normal"/>
+        <w:jc w:val="both"/>
+        <w:rPr/>
+      </w:pPr>
+      <w:r>
+        <w:rPr/>
+        <w:t xml:space="preserve">The </w:t>
+      </w:r>
+      <w:r>
+        <w:rPr>
+          <w:b/>
+          <w:bCs/>
+        </w:rPr>
+        <w:t>Namibia Investment Promotion and Development Board (NIPDB)</w:t>
+      </w:r>
+      <w:r>
+        <w:rPr/>
+        <w:t xml:space="preserve"> is the national coordinator of MSME development across sectors (NIPDB). Its K2G High Potential Pool supports export-ready micro and small businesses with at least 51% Namibian ownership for 36 months; NIPDB does not lend or give grants itself, but partner banks pledged N$300,000 to the pool in 2023 (NIPDB). With the National Planning Commission and GIZ, NIPDB also runs an N$18 million SME fund financed by the German development ministry, which offers grants of N$50,000 to N$100,000 with pitch coaching and business advice and gives priority to youth-owned (aged 18 to 34) and women-owned businesses, social enterprises and cooperatives (The Namibian). </w:t>
+      </w:r>
+      <w:r>
+        <w:rPr>
+          <w:b/>
+          <w:bCs/>
+        </w:rPr>
+        <w:t>BIPA</w:t>
+      </w:r>
+      <w:r>
+        <w:rPr/>
+        <w:t xml:space="preserve"> handles registration (Section 7.1). The </w:t>
+      </w:r>
+      <w:r>
+        <w:rPr>
+          <w:b/>
+          <w:bCs/>
+        </w:rPr>
+        <w:t>Namibia Chamber of Commerce and Industry</w:t>
+      </w:r>
+      <w:r>
+        <w:rPr/>
+        <w:t xml:space="preserve"> has branches in the Zambezi and Kavango regions, and the </w:t>
+      </w:r>
+      <w:r>
+        <w:rPr>
+          <w:b/>
+          <w:bCs/>
+        </w:rPr>
+        <w:t>Namibia Tourism Board</w:t>
+      </w:r>
+      <w:r>
+        <w:rPr/>
+        <w:t xml:space="preserve">, </w:t>
+      </w:r>
+      <w:r>
+        <w:rPr>
+          <w:b/>
+          <w:bCs/>
+        </w:rPr>
+        <w:t>FENATA</w:t>
+      </w:r>
+      <w:r>
+        <w:rPr/>
+        <w:t xml:space="preserve">, </w:t>
+      </w:r>
+      <w:r>
+        <w:rPr>
+          <w:b/>
+          <w:bCs/>
+        </w:rPr>
+        <w:t>HAN</w:t>
+      </w:r>
+      <w:r>
+        <w:rPr/>
+        <w:t xml:space="preserve"> and the Tour and Safari Association represent and register tourism businesses. For community enterprise, </w:t>
+      </w:r>
+      <w:r>
+        <w:rPr>
+          <w:b/>
+          <w:bCs/>
+        </w:rPr>
+        <w:t>NACSO</w:t>
+      </w:r>
+      <w:r>
+        <w:rPr/>
+        <w:t xml:space="preserve">, </w:t>
+      </w:r>
+      <w:r>
+        <w:rPr>
+          <w:b/>
+          <w:bCs/>
+        </w:rPr>
+        <w:t>IRDNC</w:t>
+      </w:r>
+      <w:r>
+        <w:rPr/>
+        <w:t xml:space="preserve"> and the </w:t>
+      </w:r>
+      <w:r>
+        <w:rPr>
+          <w:b/>
+          <w:bCs/>
+        </w:rPr>
+        <w:t>Namibia Nature Foundation</w:t>
+      </w:r>
+      <w:r>
+        <w:rPr/>
+        <w:t xml:space="preserve"> have long supported conservancies in the Zambezi and Kavango regions, and the </w:t>
+      </w:r>
+      <w:r>
+        <w:rPr>
+          <w:b/>
+          <w:bCs/>
+        </w:rPr>
+        <w:t>Development Bank of Namibia</w:t>
+      </w:r>
+      <w:r>
+        <w:rPr/>
+        <w:t xml:space="preserve"> combines tourism finance with advisory support (Financial Landscape Analysis). NIPDB's programmes are national and not tourism-specific, so a KAZA supplier-development service would need to be built with the conservancy support organisations and lodge operators.</w:t>
+      </w:r>
+    </w:p>
+    <w:p>
+      <w:pPr>
+        <w:pStyle w:val="Heading3"/>
+        <w:rPr/>
+      </w:pPr>
+      <w:r>
+        <w:rPr/>
+        <w:t>Zambia</w:t>
+      </w:r>
+    </w:p>
+    <w:p>
+      <w:pPr>
+        <w:pStyle w:val="Normal"/>
+        <w:jc w:val="both"/>
+        <w:rPr/>
+      </w:pPr>
+      <w:r>
+        <w:rPr/>
+        <w:t xml:space="preserve">The </w:t>
+      </w:r>
+      <w:r>
+        <w:rPr>
+          <w:b/>
+          <w:bCs/>
+        </w:rPr>
+        <w:t>Zambia Development Agency (ZDA)</w:t>
+      </w:r>
+      <w:r>
+        <w:rPr/>
+        <w:t xml:space="preserve"> promotes MSME development and investment, and the </w:t>
+      </w:r>
+      <w:r>
+        <w:rPr>
+          <w:b/>
+          <w:bCs/>
+        </w:rPr>
+        <w:t>Citizens Economic Empowerment Commission (CEEC)</w:t>
+      </w:r>
+      <w:r>
+        <w:rPr/>
+        <w:t xml:space="preserve"> provides concessional finance. The two have signed an agreement to provide SMEs with both financial and non-financial business development services, enrol high-potential businesses in entrepreneurship programmes and link funded SMEs and cooperatives to supermarkets and regional markets such as COMESA (Zambia Monitor). The </w:t>
+      </w:r>
+      <w:r>
+        <w:rPr>
+          <w:b/>
+          <w:bCs/>
+        </w:rPr>
+        <w:t>Ministry of Small and Medium Enterprise Development</w:t>
+      </w:r>
+      <w:r>
+        <w:rPr/>
+        <w:t xml:space="preserve"> sets MSME policy, the </w:t>
+      </w:r>
+      <w:r>
+        <w:rPr>
+          <w:b/>
+          <w:bCs/>
+        </w:rPr>
+        <w:t>BRRA</w:t>
+      </w:r>
+      <w:r>
+        <w:rPr/>
+        <w:t xml:space="preserve"> leads licensing reform, and the </w:t>
+      </w:r>
+      <w:r>
+        <w:rPr>
+          <w:b/>
+          <w:bCs/>
+        </w:rPr>
+        <w:t>Zambia Chamber of Small and Medium Business Associations</w:t>
+      </w:r>
+      <w:r>
+        <w:rPr/>
+        <w:t xml:space="preserve"> represents MSMEs. In tourism, the </w:t>
+      </w:r>
+      <w:r>
+        <w:rPr>
+          <w:b/>
+          <w:bCs/>
+        </w:rPr>
+        <w:t>Tourism Council of Zambia</w:t>
+      </w:r>
+      <w:r>
+        <w:rPr/>
+        <w:t xml:space="preserve"> and the </w:t>
+      </w:r>
+      <w:r>
+        <w:rPr>
+          <w:b/>
+          <w:bCs/>
+        </w:rPr>
+        <w:t>Livingstone Tourism Association</w:t>
+      </w:r>
+      <w:r>
+        <w:rPr/>
+        <w:t xml:space="preserve"> represent operators, and the </w:t>
+      </w:r>
+      <w:r>
+        <w:rPr>
+          <w:b/>
+          <w:bCs/>
+        </w:rPr>
+        <w:t>Hotel and Tourism Training Institute</w:t>
+      </w:r>
+      <w:r>
+        <w:rPr/>
+        <w:t xml:space="preserve"> and Livingstone's tourism university provide skills (Financial Landscape Analysis). Youth-focused BDS is emerging: in June 2025, UNDP and the Ministry of Youth, Sport and Arts launched a programme, implemented by BongoHive, to support 200 youth-led MSMEs in Livingstone, Kitwe and Lusaka, with grants for the five best performers in a regional pitch competition (UNDP Zambia, 2025). </w:t>
+      </w:r>
+      <w:r>
+        <w:rPr>
+          <w:b/>
+          <w:bCs/>
+        </w:rPr>
+        <w:t>Peace Parks Foundation</w:t>
+      </w:r>
+      <w:r>
+        <w:rPr/>
+        <w:t xml:space="preserve"> supports community enterprise around Simalaha and Sioma Ngwezi.</w:t>
+      </w:r>
+    </w:p>
+    <w:p>
+      <w:pPr>
+        <w:pStyle w:val="Heading3"/>
+        <w:rPr/>
+      </w:pPr>
+      <w:r>
+        <w:rPr/>
+        <w:t>Zimbabwe</w:t>
+      </w:r>
+    </w:p>
+    <w:p>
+      <w:pPr>
+        <w:pStyle w:val="Normal"/>
+        <w:jc w:val="both"/>
+        <w:rPr/>
+      </w:pPr>
+      <w:r>
+        <w:rPr/>
+        <w:t xml:space="preserve">The </w:t>
+      </w:r>
+      <w:r>
+        <w:rPr>
+          <w:b/>
+          <w:bCs/>
+        </w:rPr>
+        <w:t>Small and Medium Enterprises Development Corporation (SMEDCO)</w:t>
+      </w:r>
+      <w:r>
+        <w:rPr/>
+        <w:t xml:space="preserve">, a state development finance institution, combines lending with capacity building for MSMEs and cooperatives. It is rolling out a USD 15 million programme to build commercial and industrial facilities for small businesses in key economic centres (Business Times), and it has signed a memorandum of understanding with the Zimbabwe Stock Exchange to help SMEs prepare for the new Zimbabwe Entrepreneurship Exchange (ZEEX), including support for formalisation, governance and investment readiness (Newsday, 2026). </w:t>
+      </w:r>
+      <w:r>
+        <w:rPr>
+          <w:b/>
+          <w:bCs/>
+        </w:rPr>
+        <w:t>ZIDA</w:t>
+      </w:r>
+      <w:r>
+        <w:rPr/>
+        <w:t xml:space="preserve">'s one-stop centre handles investor registration, tax and licensing services (Section 7.1). </w:t>
+      </w:r>
+      <w:r>
+        <w:rPr>
+          <w:b/>
+          <w:bCs/>
+        </w:rPr>
+        <w:t>ZimTrade</w:t>
+      </w:r>
+      <w:r>
+        <w:rPr/>
+        <w:t xml:space="preserve"> supports market linkages and exports, and the </w:t>
+      </w:r>
+      <w:r>
+        <w:rPr>
+          <w:b/>
+          <w:bCs/>
+        </w:rPr>
+        <w:t>Zimbabwe Tourism Authority</w:t>
+      </w:r>
+      <w:r>
+        <w:rPr/>
+        <w:t xml:space="preserve"> registers and grades tourism businesses. The </w:t>
+      </w:r>
+      <w:r>
+        <w:rPr>
+          <w:b/>
+          <w:bCs/>
+        </w:rPr>
+        <w:t>Tourism Business Council of Zimbabwe</w:t>
+      </w:r>
+      <w:r>
+        <w:rPr/>
+        <w:t xml:space="preserve">, the Hospitality Association of Zimbabwe and guiding and safari associations represent operators, and the </w:t>
+      </w:r>
+      <w:r>
+        <w:rPr>
+          <w:b/>
+          <w:bCs/>
+        </w:rPr>
+        <w:t>CAMPFIRE Association</w:t>
+      </w:r>
+      <w:r>
+        <w:rPr/>
+        <w:t xml:space="preserve"> represents communities in CAMPFIRE districts such as Hwange and Binga. Women- and youth-focused finance comes from the Zimbabwe Women's Microfinance Bank and EmpowerBank (Financial Landscape Analysis).</w:t>
+      </w:r>
+    </w:p>
+    <w:p>
+      <w:pPr>
+        <w:pStyle w:val="Heading3"/>
+        <w:rPr/>
+      </w:pPr>
+      <w:r>
+        <w:rPr/>
+        <w:t>Regional and cross-cutting BSOs</w:t>
+      </w:r>
+    </w:p>
+    <w:p>
+      <w:pPr>
+        <w:pStyle w:val="Normal"/>
+        <w:jc w:val="both"/>
+        <w:rPr/>
+      </w:pPr>
+      <w:r>
+        <w:rPr/>
+        <w:t xml:space="preserve">The </w:t>
+      </w:r>
+      <w:r>
+        <w:rPr>
+          <w:b/>
+          <w:bCs/>
+        </w:rPr>
+        <w:t>KAZA Secretariat</w:t>
+      </w:r>
+      <w:r>
+        <w:rPr/>
+        <w:t xml:space="preserve"> in Kasane coordinates transfrontier tourism, including the Univisa. Conservation NGOs (Peace Parks Foundation, WWF, Conservation International, the African Wildlife Foundation and national partners) support community enterprise, and training institutions in Maun, Katima Mulilo, Livingstone and Hwange could host incubation. Tourism associations exist in every state but rarely provide supplier development.</w:t>
+      </w:r>
+    </w:p>
+    <w:p>
+      <w:pPr>
+        <w:pStyle w:val="Normal"/>
+        <w:jc w:val="both"/>
+        <w:rPr/>
+      </w:pPr>
+      <w:r>
+        <w:rPr>
+          <w:b/>
+          <w:bCs/>
+        </w:rPr>
+        <w:t>Comparing the five countries,</w:t>
+      </w:r>
+      <w:r>
+        <w:rPr/>
+        <w:t xml:space="preserve"> Angola's main BSOs (INAPEM, the BUE, AIPEX, the chamber of commerce and MINTUR) provide certification, registration, training and an incubator network still under development; their presence in the KAZA area is low and they mainly serve Tier 0 and Tier 1 enterprises. Botswana's BSOs (LEA, CEDA, BTO, HATAB, WIBA and the Wilderness supplier programme) offer BDS, mentoring, supplier readiness, citizen finance and product development, have a medium presence in Maun and Kasane, and serve Tiers 1 and 2. Namibia's BSOs (NIPDB, BIPA, the chamber of commerce, the Namibia Tourism Board, FENATA and HAN, the conservancy support organisations and DBN) cover MSME coordination, the High Potential Pool, the SME fund and conservancy enterprise support; their presence is medium for conservancies but low for MSME BDS, and they serve Tiers 0 to 2.</w:t>
+      </w:r>
+    </w:p>
+    <w:p>
+      <w:pPr>
+        <w:pStyle w:val="Normal"/>
+        <w:jc w:val="both"/>
+        <w:rPr/>
+      </w:pPr>
+      <w:r>
+        <w:rPr/>
+        <w:t>Zambia's BSOs (ZDA, CEEC, the BRRA, the SME chamber, the Tourism Council, the Livingstone Tourism Association and the UNDP youth programme) provide BDS linked to finance, licensing reform and youth MSME training, have a medium presence in Livingstone and serve Tiers 1 and 2. Zimbabwe's BSOs (SMEDCO, ZIDA, ZimTrade, the Zimbabwe Tourism Authority, the Tourism Business Council and the CAMPFIRE Association) offer lending and capacity building, MSME infrastructure, one-stop registration and export linkages; their presence in Victoria Falls and Hwange is low to medium and they serve Tiers 1 and 2.</w:t>
+      </w:r>
+    </w:p>
+    <w:p>
+      <w:pPr>
+        <w:pStyle w:val="Normal"/>
+        <w:jc w:val="both"/>
+        <w:rPr/>
+      </w:pPr>
+      <w:r>
+        <w:rPr>
+          <w:b/>
+          <w:bCs/>
+        </w:rPr>
+        <w:t>Assessment.</w:t>
+      </w:r>
+      <w:r>
+        <w:rPr/>
+        <w:t xml:space="preserve"> The main BSOs serve Tiers 0 to 2 with generic services. None offers a tourism supplier-development service at scale in the KAZA hubs, and only the Wilderness-LEA partnership in Botswana links BDS to a specific anchor's procurement. The most promising entry points are programmes that already combine BDS with finance or market access: the ZDA-CEEC agreement, SMEDCO's programmes and its partnership with the stock exchange, NIPDB's High Potential Pool and SME fund, INAPEM's incubator network and the anchor supplier programmes. Strengthening these, rather than creating new BSOs, is the approach recommended in Section 10.5.</w:t>
+      </w:r>
+    </w:p>
+    <w:p>
+      <w:pPr>
+        <w:pStyle w:val="Heading2"/>
+        <w:rPr/>
+      </w:pPr>
+      <w:bookmarkStart w:id="32" w:name="__RefHeading___Toc1381_2183453343"/>
+      <w:bookmarkEnd w:id="32"/>
+      <w:r>
+        <w:rPr/>
+        <w:t>7.4 Policy Conditions</w:t>
       </w:r>
     </w:p>
     <w:p>
@@ -10255,15 +9837,8 @@
         <w:rPr/>
       </w:pPr>
       <w:r>
-        <w:rPr>
-          <w:b/>
-          <w:bCs/>
-        </w:rPr>
-        <w:t>Women's leadership</w:t>
-      </w:r>
-      <w:r>
-        <w:rPr/>
-        <w:t xml:space="preserve"> quotas and training in cooperatives, community enterprises and conservancy enterprise committees.</w:t>
+        <w:rPr/>
+        <w:t>Citizen-empowerment policies in Botswana and Zambia provide concessional finance (CEDA, YDF, CEEC) that suits Tier 1 and 2 MSMEs if adapted to seasonality. In Botswana, the diamond-revenue slump has constrained public financiers' liquidity (Financial Landscape Analysis).</w:t>
       </w:r>
     </w:p>
     <w:p>
@@ -10276,15 +9851,8 @@
         <w:rPr/>
       </w:pPr>
       <w:r>
-        <w:rPr>
-          <w:b/>
-          <w:bCs/>
-        </w:rPr>
-        <w:t>Care-aware delivery</w:t>
-      </w:r>
-      <w:r>
-        <w:rPr/>
-        <w:t>: training scheduled and located to fit women's workloads, with childcare where needed, and mobile delivery in remote areas.</w:t>
+        <w:rPr/>
+        <w:t>Credit guarantee schemes operate in Namibia, Zambia, Zimbabwe and Angola; Botswana has no operational national scheme (Financial Landscape Analysis).</w:t>
       </w:r>
     </w:p>
     <w:p>
@@ -10297,15 +9865,8 @@
         <w:rPr/>
       </w:pPr>
       <w:r>
-        <w:rPr>
-          <w:b/>
-          <w:bCs/>
-        </w:rPr>
-        <w:t>Gender-smart finance</w:t>
-      </w:r>
-      <w:r>
-        <w:rPr/>
-        <w:t>: sex-disaggregated data from lenders and guarantee schemes; AFAWA and women's finance windows used as risk-sharing for women-led tourism MSMEs.</w:t>
+        <w:rPr/>
+        <w:t>Currency instability in Zimbabwe, Zambia and Angola complicates lending to MSMEs whose revenue may be in foreign currency while costs are local, or the reverse.</w:t>
       </w:r>
     </w:p>
     <w:p>
@@ -10318,15 +9879,8 @@
         <w:rPr/>
       </w:pPr>
       <w:r>
-        <w:rPr>
-          <w:b/>
-          <w:bCs/>
-        </w:rPr>
-        <w:t>Cross-border trade support</w:t>
-      </w:r>
-      <w:r>
-        <w:rPr/>
-        <w:t xml:space="preserve"> for women small traders, including awareness of the COMESA Simplified Trade Regime between Zambia and Zimbabwe and advocacy for a SADC equivalent.</w:t>
+        <w:rPr/>
+        <w:t>Local-ownership policies are tightening in Zimbabwe (SI 215 of 2025) and remain strong in Botswana. They protect MSME space but require finance to come from domestic sources or from structures that respect ownership limits.</w:t>
       </w:r>
     </w:p>
     <w:p>
@@ -10339,15 +9893,753 @@
         <w:rPr/>
       </w:pPr>
       <w:r>
-        <w:rPr>
-          <w:b/>
-          <w:bCs/>
-        </w:rPr>
-        <w:t>Household dialogue</w:t>
-      </w:r>
-      <w:r>
-        <w:rPr/>
-        <w:t xml:space="preserve"> on control of income and decision-making where enterprise growth may otherwise shift control away from women.</w:t>
+        <w:rPr/>
+        <w:t>The Macro Diagnostic recommends that pilot destinations establish baselines on local procurement, supplier contract value and locally sourced products (MD p. 140-141).</w:t>
+      </w:r>
+      <w:r>
+        <w:br w:type="page"/>
+      </w:r>
+    </w:p>
+    <w:p>
+      <w:pPr>
+        <w:pStyle w:val="Heading1"/>
+        <w:spacing w:before="0" w:after="240"/>
+        <w:rPr/>
+      </w:pPr>
+      <w:bookmarkStart w:id="33" w:name="__RefHeading___Toc1383_2183453343"/>
+      <w:bookmarkEnd w:id="33"/>
+      <w:r>
+        <w:rPr/>
+        <w:t>8. Readiness for Financial Products</w:t>
+      </w:r>
+    </w:p>
+    <w:p>
+      <w:pPr>
+        <w:pStyle w:val="Heading2"/>
+        <w:rPr/>
+      </w:pPr>
+      <w:bookmarkStart w:id="34" w:name="__RefHeading___Toc1385_2183453343"/>
+      <w:bookmarkEnd w:id="34"/>
+      <w:r>
+        <w:rPr/>
+        <w:t>8.1 The Effect of Seasonality on Debt</w:t>
+      </w:r>
+    </w:p>
+    <w:p>
+      <w:pPr>
+        <w:pStyle w:val="Normal"/>
+        <w:jc w:val="both"/>
+        <w:rPr/>
+      </w:pPr>
+      <w:r>
+        <w:rPr/>
+        <w:t>Seasonality is the single most important factor in matching products to R-NBT MSMEs. The example below shows why. It is illustrative and uses assumed figures, not data from the diagnostic.</w:t>
+      </w:r>
+    </w:p>
+    <w:p>
+      <w:pPr>
+        <w:pStyle w:val="Normal"/>
+        <w:jc w:val="both"/>
+        <w:rPr/>
+      </w:pPr>
+      <w:r>
+        <w:rPr/>
+        <w:t xml:space="preserve">Consider a guiding and transfer enterprise that borrows USD 20,000. Under a </w:t>
+      </w:r>
+      <w:r>
+        <w:rPr>
+          <w:b/>
+          <w:bCs/>
+        </w:rPr>
+        <w:t>standard amortising loan</w:t>
+      </w:r>
+      <w:r>
+        <w:rPr/>
+        <w:t xml:space="preserve"> of 24 monthly instalments at 20% a year, it pays USD 1,018 every month. In a peak month with revenue of USD 9,000, that is 11% of revenue; in a low-season month with revenue of about USD 2,140, it is 48%. The enterprise repays USD 24,430 over 24 months and bears the full risk of a bad season.</w:t>
+      </w:r>
+    </w:p>
+    <w:p>
+      <w:pPr>
+        <w:pStyle w:val="Normal"/>
+        <w:jc w:val="both"/>
+        <w:rPr/>
+      </w:pPr>
+      <w:r>
+        <w:rPr/>
+        <w:t xml:space="preserve">Under </w:t>
+      </w:r>
+      <w:r>
+        <w:rPr>
+          <w:b/>
+          <w:bCs/>
+        </w:rPr>
+        <w:t>seasonal amortisation</w:t>
+      </w:r>
+      <w:r>
+        <w:rPr/>
+        <w:t xml:space="preserve"> with the same total cost, payments are made only in the five peak months of two seasons. Each peak-month payment is USD 2,443, or 27% of revenue, and nothing is due in the low season. The total repaid is again USD 24,430, over two peak seasons. The borrower still bears the risk of a bad season, but the lender collects cash when the enterprise has it.</w:t>
+      </w:r>
+    </w:p>
+    <w:p>
+      <w:pPr>
+        <w:pStyle w:val="Normal"/>
+        <w:jc w:val="both"/>
+        <w:rPr/>
+      </w:pPr>
+      <w:r>
+        <w:rPr/>
+        <w:t xml:space="preserve">Under </w:t>
+      </w:r>
+      <w:r>
+        <w:rPr>
+          <w:b/>
+          <w:bCs/>
+        </w:rPr>
+        <w:t>revenue-based finance</w:t>
+      </w:r>
+      <w:r>
+        <w:rPr/>
+        <w:t>, the enterprise pays 15% of monthly revenue until it has repaid 1.3 times the amount borrowed: USD 1,350 in a peak month and USD 321 in a low-season month. It repays USD 26,000 in total, over about 35 months if revenue stays constant, and the financier shares the risk of a bad season.</w:t>
+      </w:r>
+    </w:p>
+    <w:p>
+      <w:pPr>
+        <w:pStyle w:val="Normal"/>
+        <w:jc w:val="both"/>
+        <w:rPr/>
+      </w:pPr>
+      <w:r>
+        <w:rPr/>
+        <w:t>Assumptions: annual revenue of USD 60,000, 75% earned in five peak months (USD 9,000 a month) and 25% over seven low-season months (about USD 2,140 a month). Under a standard monthly schedule, nearly half of low-season revenue goes to debt service, before fixed costs, which is the point at which seasonal MSMEs default or stop trading. Seasonal amortisation removes the low-season burden at no extra cost but concentrates payments in the peak. Revenue-based finance shares the risk of a weak season with the financier and costs slightly more in total, but requires reliable revenue data, which in turn requires digital payments or anchor-buyer receipts.</w:t>
+      </w:r>
+    </w:p>
+    <w:p>
+      <w:pPr>
+        <w:pStyle w:val="Normal"/>
+        <w:jc w:val="both"/>
+        <w:rPr/>
+      </w:pPr>
+      <w:r>
+        <w:rPr>
+          <w:b/>
+          <w:bCs/>
+        </w:rPr>
+        <w:t>Conclusion.</w:t>
+      </w:r>
+      <w:r>
+        <w:rPr/>
+        <w:t xml:space="preserve"> For most R-NBT MSMEs, debt is viable only if repayment follows cash flow. Seasonal schedules, low-season grace periods and receivables finance are the most practical adjustments for banks and MFIs. Revenue-based finance is appropriate where revenue is observable (card, mobile-money or booking-platform receipts, or payments from anchor buyers) and is a natural fit for guiding, transport and accommodation enterprises in Tiers 2 and 3. Because contracts are slow to enforce in court in most KAZA states (Section 7.1), receivables and revenue-based structures work best when the anchor buyer or payment platform pays the financier directly.</w:t>
+      </w:r>
+    </w:p>
+    <w:p>
+      <w:pPr>
+        <w:pStyle w:val="Heading2"/>
+        <w:rPr/>
+      </w:pPr>
+      <w:bookmarkStart w:id="35" w:name="__RefHeading___Toc1387_2183453343"/>
+      <w:bookmarkEnd w:id="35"/>
+      <w:r>
+        <w:rPr/>
+        <w:t>8.2 MSME Readiness by Product</w:t>
+      </w:r>
+    </w:p>
+    <w:p>
+      <w:pPr>
+        <w:pStyle w:val="Normal"/>
+        <w:jc w:val="both"/>
+        <w:rPr/>
+      </w:pPr>
+      <w:r>
+        <w:rPr>
+          <w:b/>
+          <w:bCs/>
+        </w:rPr>
+        <w:t>For Tiers 0 and 1,</w:t>
+      </w:r>
+      <w:r>
+        <w:rPr/>
+        <w:t xml:space="preserve"> grants and matching grants are neutral with respect to seasonality and are appropriate for certification, equipment and pilots; they should be tied to milestones and, where possible, convert to repayable finance. Savings-group and micro-loans suit the same tiers and fit seasonality well if loan cycles follow the seasons; they are already used, especially by women, but are small and short, and linkage to MFIs can increase their size. </w:t>
+      </w:r>
+      <w:r>
+        <w:rPr>
+          <w:b/>
+          <w:bCs/>
+        </w:rPr>
+        <w:t>Asset finance and leasing</w:t>
+      </w:r>
+      <w:r>
+        <w:rPr/>
+        <w:t xml:space="preserve"> suit Tiers 1 and 2 and fit guides, transport and processing equipment, with the asset as security, but their fit with seasonality is only medium unless repayment schedules are seasonal.</w:t>
+      </w:r>
+    </w:p>
+    <w:p>
+      <w:pPr>
+        <w:pStyle w:val="Normal"/>
+        <w:jc w:val="both"/>
+        <w:rPr/>
+      </w:pPr>
+      <w:r>
+        <w:rPr>
+          <w:b/>
+          <w:bCs/>
+        </w:rPr>
+        <w:t>For Tier 2,</w:t>
+      </w:r>
+      <w:r>
+        <w:rPr/>
+        <w:t xml:space="preserve"> contract-backed working capital and receivables finance are the best near-term fit for suppliers to anchors in food, lodge-linked goods, transport and cleaning, and fit seasonality well because repayment comes from the buyer's payment. Guaranteed loans suit Tiers 2 and 3; their fit with seasonality depends on the underlying loan, and they de-risk lenders rather than help MSMEs directly, so tourism windows in national schemes would widen access. Revenue-based finance, also for Tiers 2 and 3, fits seasonality very well and suits enterprises with observable revenue, but no KAZA lender yet offers it.</w:t>
+      </w:r>
+    </w:p>
+    <w:p>
+      <w:pPr>
+        <w:pStyle w:val="Normal"/>
+        <w:jc w:val="both"/>
+        <w:rPr/>
+      </w:pPr>
+      <w:r>
+        <w:rPr>
+          <w:b/>
+          <w:bCs/>
+        </w:rPr>
+        <w:t>For Tier 3,</w:t>
+      </w:r>
+      <w:r>
+        <w:rPr/>
+        <w:t xml:space="preserve"> standard term loans fit seasonality poorly when they are repaid in equal monthly instalments; few MSMEs are ready for them, and they become viable with a seasonal schedule and a guarantee. Quasi-equity and equity fit seasonality well because there is no fixed repayment, but they are relevant only to a small number of growth enterprises and cooperatives, transaction costs are high relative to ticket size, and ownership rules in Botswana and Zimbabwe limit foreign equity in some chains.</w:t>
+      </w:r>
+    </w:p>
+    <w:p>
+      <w:pPr>
+        <w:pStyle w:val="Heading2"/>
+        <w:rPr/>
+      </w:pPr>
+      <w:bookmarkStart w:id="36" w:name="__RefHeading___Toc1389_2183453343"/>
+      <w:bookmarkEnd w:id="36"/>
+      <w:r>
+        <w:rPr/>
+        <w:t>8.3 Financial Institution Readiness by Product</w:t>
+      </w:r>
+    </w:p>
+    <w:p>
+      <w:pPr>
+        <w:pStyle w:val="Normal"/>
+        <w:jc w:val="both"/>
+        <w:rPr/>
+      </w:pPr>
+      <w:r>
+        <w:rPr/>
+        <w:t xml:space="preserve">Financial institutions are moderately ready for four products. </w:t>
+      </w:r>
+      <w:r>
+        <w:rPr>
+          <w:b/>
+          <w:bCs/>
+        </w:rPr>
+        <w:t>Contract-backed supplier finance</w:t>
+      </w:r>
+      <w:r>
+        <w:rPr/>
+        <w:t xml:space="preserve"> could be offered by Stanbic in Botswana, Zambia and Zimbabwe and by other commercial banks; it needs replication of the Wilderness-Stanbic model, standard tripartite contract templates in which payment is ceded to the lender, and anchor commitment. </w:t>
+      </w:r>
+      <w:r>
+        <w:rPr>
+          <w:b/>
+          <w:bCs/>
+        </w:rPr>
+        <w:t>Asset finance and leasing</w:t>
+      </w:r>
+      <w:r>
+        <w:rPr/>
+        <w:t xml:space="preserve">, through bank asset-finance units, leasing companies and green credit lines such as those of EIF and IDBZ, need smaller ticket sizes, vendor partnerships and seasonal schedules. </w:t>
+      </w:r>
+      <w:r>
+        <w:rPr>
+          <w:b/>
+          <w:bCs/>
+        </w:rPr>
+        <w:t>Micro-loans and group lending</w:t>
+      </w:r>
+      <w:r>
+        <w:rPr/>
+        <w:t xml:space="preserve"> by MFIs, women's and youth banks and through savings-group linkage need linkage programmes, seasonal loan cycles and digital channels. </w:t>
+      </w:r>
+      <w:r>
+        <w:rPr>
+          <w:b/>
+          <w:bCs/>
+        </w:rPr>
+        <w:t>Partial credit guarantees</w:t>
+      </w:r>
+      <w:r>
+        <w:rPr/>
+        <w:t xml:space="preserve"> from CGS Namibia, ZCGS, ECGC and FGC, and regionally from AGF, are also moderately ready, although Botswana has no national scheme; they need tourism or KAZA windows, acceptance of contracts and leaseholds as security, and seasonal grace periods.</w:t>
+      </w:r>
+    </w:p>
+    <w:p>
+      <w:pPr>
+        <w:pStyle w:val="Normal"/>
+        <w:jc w:val="both"/>
+        <w:rPr/>
+      </w:pPr>
+      <w:r>
+        <w:rPr/>
+        <w:t xml:space="preserve">Readiness is lower for the remaining products. </w:t>
+      </w:r>
+      <w:r>
+        <w:rPr>
+          <w:b/>
+          <w:bCs/>
+        </w:rPr>
+        <w:t>Seasonal working capital and term loans</w:t>
+      </w:r>
+      <w:r>
+        <w:rPr/>
+        <w:t xml:space="preserve"> from banks, CEDA, CEEC, DBN and MFIs are at low to medium readiness and need product redesign, staff training and risk-sharing for early portfolios. </w:t>
+      </w:r>
+      <w:r>
+        <w:rPr>
+          <w:b/>
+          <w:bCs/>
+        </w:rPr>
+        <w:t>Revenue-based finance</w:t>
+      </w:r>
+      <w:r>
+        <w:rPr/>
+        <w:t xml:space="preserve">, which impact funds, fintechs and DFIs could offer through intermediaries, is at low readiness and needs a pilot vehicle, revenue data from payment platforms or anchors, and first-loss capital. </w:t>
+      </w:r>
+      <w:r>
+        <w:rPr>
+          <w:b/>
+          <w:bCs/>
+        </w:rPr>
+        <w:t>Equity and quasi-equity</w:t>
+      </w:r>
+      <w:r>
+        <w:rPr/>
+        <w:t xml:space="preserve"> from BDC, CEDA Venture Capital, impact investors and, in Zimbabwe, the new ZEEX exchange are also at low readiness and need a pipeline of Tier 3 enterprises and a small-ticket fund or facility.</w:t>
+      </w:r>
+      <w:r>
+        <w:br w:type="page"/>
+      </w:r>
+    </w:p>
+    <w:p>
+      <w:pPr>
+        <w:pStyle w:val="Heading1"/>
+        <w:spacing w:before="0" w:after="240"/>
+        <w:rPr/>
+      </w:pPr>
+      <w:bookmarkStart w:id="37" w:name="__RefHeading___Toc1391_2183453343"/>
+      <w:bookmarkEnd w:id="37"/>
+      <w:r>
+        <w:rPr/>
+        <w:t>9. Scalable Women- and Youth-Led Models</w:t>
+      </w:r>
+    </w:p>
+    <w:p>
+      <w:pPr>
+        <w:pStyle w:val="Normal"/>
+        <w:jc w:val="both"/>
+        <w:rPr/>
+      </w:pPr>
+      <w:r>
+        <w:rPr/>
+        <w:t>The evidence contains few enterprise cases, and most rest on single interviews. The models below show investment potential and are relevant to women or youth. Each is classified by model type, meaning its organisational form, value chain and value chain node (Section 2.2). Where the evidence does not state who leads the enterprise, this is noted.</w:t>
+      </w:r>
+    </w:p>
+    <w:p>
+      <w:pPr>
+        <w:pStyle w:val="Heading3"/>
+        <w:rPr/>
+      </w:pPr>
+      <w:r>
+        <w:rPr/>
+        <w:t>Models with high investment potential</w:t>
+      </w:r>
+    </w:p>
+    <w:p>
+      <w:pPr>
+        <w:pStyle w:val="Normal"/>
+        <w:jc w:val="both"/>
+        <w:rPr/>
+      </w:pPr>
+      <w:r>
+        <w:rPr>
+          <w:b/>
+          <w:bCs/>
+        </w:rPr>
+        <w:t>Women's forest-products cooperative (Zambia).</w:t>
+      </w:r>
+      <w:r>
+        <w:rPr/>
+        <w:t xml:space="preserve"> </w:t>
+      </w:r>
+      <w:r>
+        <w:rPr>
+          <w:i/>
+          <w:iCs/>
+        </w:rPr>
+        <w:t>Model type: women-led producer and processing cooperative in nature-positive products (node B).</w:t>
+      </w:r>
+      <w:r>
+        <w:rPr/>
+        <w:t xml:space="preserve"> The cooperative has 15 members, pays them to harvest rather than fell the forest, and sells mungongo oil and baobab coffee to Livingstone hotels and export buyers; it has received unsolicited bulk-oil export interest from Europe and South Africa (MD p. 73, 101). Its investment potential is high because demand already exceeds supply and it is women-led by definition. It needs a certification grant of about ZMW 30,000, processing equipment and export working capital; volumes, margins and governance should be verified.</w:t>
+      </w:r>
+    </w:p>
+    <w:p>
+      <w:pPr>
+        <w:pStyle w:val="Normal"/>
+        <w:jc w:val="both"/>
+        <w:rPr/>
+      </w:pPr>
+      <w:r>
+        <w:rPr>
+          <w:b/>
+          <w:bCs/>
+        </w:rPr>
+        <w:t>Produce aggregation for lodges (Hwange, Kasane and Livingstone).</w:t>
+      </w:r>
+      <w:r>
+        <w:rPr/>
+        <w:t xml:space="preserve"> </w:t>
+      </w:r>
+      <w:r>
+        <w:rPr>
+          <w:i/>
+          <w:iCs/>
+        </w:rPr>
+        <w:t>Model type: producer cooperative supplying anchors under contract in food (nodes A to C).</w:t>
+      </w:r>
+      <w:r>
+        <w:rPr/>
+        <w:t xml:space="preserve"> Anchor lodges name irrigated produce supply as the clearest near-term opportunity, and aggregation would give producers volume and bargaining power (MD p. 68, 75). In Livingstone, a hotel already buys directly from smallholders, and a women's mushroom farm sells most of its produce to hotels under long-term contracts (operator-reported). The potential is high because anchors have confirmed demand and a working precedent exists. Contract-backed working capital and irrigation finance fit this model, which should be designed as women- or youth-led cooperatives; contract terms and prices should be verified.</w:t>
+      </w:r>
+    </w:p>
+    <w:p>
+      <w:pPr>
+        <w:pStyle w:val="Normal"/>
+        <w:jc w:val="both"/>
+        <w:rPr/>
+      </w:pPr>
+      <w:r>
+        <w:rPr>
+          <w:b/>
+          <w:bCs/>
+        </w:rPr>
+        <w:t>Citizen supplier development with an anchor (Botswana).</w:t>
+      </w:r>
+      <w:r>
+        <w:rPr/>
+        <w:t xml:space="preserve"> </w:t>
+      </w:r>
+      <w:r>
+        <w:rPr>
+          <w:i/>
+          <w:iCs/>
+        </w:rPr>
+        <w:t>Model type: anchor-led supplier development programme spanning several chains (node C).</w:t>
+      </w:r>
+      <w:r>
+        <w:rPr/>
+        <w:t xml:space="preserve"> Wilderness's programme has enrolled 68 businesses, and its 2024 Local Supplier Expo led to more than BWP 6.2 million of new contracts for citizen-owned businesses, passing BWP 8 million by mid-2025; it is linked to Stanbic contract finance and LEA support. The potential is high because the model can be replicated with other operators. Contract-backed finance fits it; the share of women- and youth-led suppliers should be verified.</w:t>
+      </w:r>
+    </w:p>
+    <w:p>
+      <w:pPr>
+        <w:pStyle w:val="Heading3"/>
+        <w:rPr/>
+      </w:pPr>
+      <w:r>
+        <w:rPr/>
+        <w:t>Models with medium to high potential</w:t>
+      </w:r>
+    </w:p>
+    <w:p>
+      <w:pPr>
+        <w:pStyle w:val="Normal"/>
+        <w:jc w:val="both"/>
+        <w:rPr/>
+      </w:pPr>
+      <w:r>
+        <w:rPr>
+          <w:b/>
+          <w:bCs/>
+        </w:rPr>
+        <w:t>Youth guiding, activity and transfer enterprises (Victoria Falls-Chobe corridor).</w:t>
+      </w:r>
+      <w:r>
+        <w:rPr/>
+        <w:t xml:space="preserve"> </w:t>
+      </w:r>
+      <w:r>
+        <w:rPr>
+          <w:i/>
+          <w:iCs/>
+        </w:rPr>
+        <w:t>Model type: owner-operator service micro-enterprise in guiding and transport (node D).</w:t>
+      </w:r>
+      <w:r>
+        <w:rPr/>
+        <w:t xml:space="preserve"> Guiding is the largest category in the MSME survey, and guiding, transport and cultural experiences are commonly combined (MD p. 61, 118). Low start-up costs and clear demand give medium to high potential. Skills certification, asset leasing and revenue-based finance fit these enterprises; the age profile of operators should be verified.</w:t>
+      </w:r>
+    </w:p>
+    <w:p>
+      <w:pPr>
+        <w:pStyle w:val="Heading3"/>
+        <w:rPr/>
+      </w:pPr>
+      <w:r>
+        <w:rPr/>
+        <w:t>Models with medium potential</w:t>
+      </w:r>
+    </w:p>
+    <w:p>
+      <w:pPr>
+        <w:pStyle w:val="Normal"/>
+        <w:jc w:val="both"/>
+        <w:rPr/>
+      </w:pPr>
+      <w:r>
+        <w:rPr>
+          <w:b/>
+          <w:bCs/>
+        </w:rPr>
+        <w:t>Craft hub aggregating rural artisans (Maun, Botswana).</w:t>
+      </w:r>
+      <w:r>
+        <w:rPr/>
+        <w:t xml:space="preserve"> </w:t>
+      </w:r>
+      <w:r>
+        <w:rPr>
+          <w:i/>
+          <w:iCs/>
+        </w:rPr>
+        <w:t>Model type: artisan aggregation hub in crafts (node B).</w:t>
+      </w:r>
+      <w:r>
+        <w:rPr/>
+        <w:t xml:space="preserve"> The hub connects more than 100 rural artisans, holds export certifications and upcycles bottle tops and fabric into homeware, but has no committed international buyers (MD p. 69). Aggregation is in place but the buyer gap limits its potential, so buyer brokerage and product design should come before finance. The gender mix, probably women-majority, is not stated and should be verified.</w:t>
+      </w:r>
+    </w:p>
+    <w:p>
+      <w:pPr>
+        <w:pStyle w:val="Normal"/>
+        <w:jc w:val="both"/>
+        <w:rPr/>
+      </w:pPr>
+      <w:r>
+        <w:rPr>
+          <w:b/>
+          <w:bCs/>
+        </w:rPr>
+        <w:t>Elephant Aware Economy (Eastern Panhandle, Botswana).</w:t>
+      </w:r>
+      <w:r>
+        <w:rPr/>
+        <w:t xml:space="preserve"> </w:t>
+      </w:r>
+      <w:r>
+        <w:rPr>
+          <w:i/>
+          <w:iCs/>
+        </w:rPr>
+        <w:t>Model type: community conservation enterprise cluster in nature-positive products (nodes A and B).</w:t>
+      </w:r>
+      <w:r>
+        <w:rPr/>
+        <w:t xml:space="preserve"> It combines a low-tillage farming cooperative selling at a premium, a honey enterprise that uses bees to deter elephants and dung paper, and honey tasting has been flagged as a high-opportunity niche (MD p. 69-70, 115). Premium positioning and a conservation story give it medium potential. Grants, blended finance and experience products fit it; its leadership and member profile should be verified.</w:t>
+      </w:r>
+    </w:p>
+    <w:p>
+      <w:pPr>
+        <w:pStyle w:val="Normal"/>
+        <w:jc w:val="both"/>
+        <w:rPr/>
+      </w:pPr>
+      <w:r>
+        <w:rPr>
+          <w:b/>
+          <w:bCs/>
+        </w:rPr>
+        <w:t>Community trust waste and upcycling enterprise (Namibia).</w:t>
+      </w:r>
+      <w:r>
+        <w:rPr/>
+        <w:t xml:space="preserve"> </w:t>
+      </w:r>
+      <w:r>
+        <w:rPr>
+          <w:i/>
+          <w:iCs/>
+        </w:rPr>
+        <w:t>Model type: community-trust social enterprise in waste and the circular economy (nodes B and E).</w:t>
+      </w:r>
+      <w:r>
+        <w:rPr/>
+        <w:t xml:space="preserve"> It grew from a waste gap into a sewing workshop, a recycled-can aluminium workshop and a beehive initiative (MD p. 71, 115). Its diversified services and products give medium potential. It needs equipment, working capital and service contracts with lodges and towns; the roles of women and youth should be verified.</w:t>
+      </w:r>
+    </w:p>
+    <w:p>
+      <w:pPr>
+        <w:pStyle w:val="Normal"/>
+        <w:jc w:val="both"/>
+        <w:rPr/>
+      </w:pPr>
+      <w:r>
+        <w:rPr>
+          <w:b/>
+          <w:bCs/>
+        </w:rPr>
+        <w:t>Sijwa beehive project (Namibia).</w:t>
+      </w:r>
+      <w:r>
+        <w:rPr/>
+        <w:t xml:space="preserve"> </w:t>
+      </w:r>
+      <w:r>
+        <w:rPr>
+          <w:i/>
+          <w:iCs/>
+        </w:rPr>
+        <w:t>Model type: conservancy-linked benefit-sharing enterprise in honey (nodes A and E).</w:t>
+      </w:r>
+      <w:r>
+        <w:rPr/>
+        <w:t xml:space="preserve"> It returns 12% of sales to the conservancy (MD p. 115), a replicable benefit-sharing model with medium potential. A revolving fund or group finance would fit it; volumes and buyers should be verified.</w:t>
+      </w:r>
+    </w:p>
+    <w:p>
+      <w:pPr>
+        <w:pStyle w:val="Normal"/>
+        <w:jc w:val="both"/>
+        <w:rPr/>
+      </w:pPr>
+      <w:r>
+        <w:rPr/>
+        <w:t>The Maun craft hub and the Zambian cooperative illustrate the two main barriers to scale: a buyer gap in the first case and a supply and certification gap in the second. Finance alone solves neither; both need finance packaged with market linkage and technical support. The Livingstone and Wilderness cases show the reverse: once a buyer commits, smallholders and citizen suppliers can be brought into contract and then into finance.</w:t>
+      </w:r>
+      <w:r>
+        <w:br w:type="page"/>
+      </w:r>
+    </w:p>
+    <w:p>
+      <w:pPr>
+        <w:pStyle w:val="Heading1"/>
+        <w:spacing w:before="0" w:after="240"/>
+        <w:rPr/>
+      </w:pPr>
+      <w:bookmarkStart w:id="38" w:name="__RefHeading___Toc1393_2183453343"/>
+      <w:bookmarkEnd w:id="38"/>
+      <w:r>
+        <w:rPr/>
+        <w:t>10. Recommended Capacity-Building Interventions</w:t>
+      </w:r>
+    </w:p>
+    <w:p>
+      <w:pPr>
+        <w:pStyle w:val="Heading2"/>
+        <w:rPr/>
+      </w:pPr>
+      <w:bookmarkStart w:id="39" w:name="__RefHeading___Toc1395_2183453343"/>
+      <w:bookmarkEnd w:id="39"/>
+      <w:r>
+        <w:rPr/>
+        <w:t>10.1 A Tiered Readiness Pathway</w:t>
+      </w:r>
+    </w:p>
+    <w:p>
+      <w:pPr>
+        <w:pStyle w:val="Normal"/>
+        <w:jc w:val="both"/>
+        <w:rPr/>
+      </w:pPr>
+      <w:r>
+        <w:rPr/>
+        <w:t>Support should be organised as a pathway through which MSMEs graduate from tier to tier, with the support package and finance changing at each step. A common readiness diagnostic, applied by BSOs, would place each MSME in a tier and track progress. At every tier, support should combine delivery modes rather than rely on classroom training: technical assistance, on-the-job training, mentoring and coaching, workshops, and benchmarking or exchange visits (Section 6.1).</w:t>
+      </w:r>
+    </w:p>
+    <w:p>
+      <w:pPr>
+        <w:pStyle w:val="Normal"/>
+        <w:jc w:val="both"/>
+        <w:rPr/>
+      </w:pPr>
+      <w:r>
+        <w:rPr>
+          <w:b/>
+          <w:bCs/>
+        </w:rPr>
+        <w:t>At Tier 0,</w:t>
+      </w:r>
+      <w:r>
+        <w:rPr/>
+        <w:t xml:space="preserve"> support focuses on group formation and governance, linkage to savings groups, financial literacy, and awareness of products and markets. Finance comes from savings groups, small grants and in-kind inputs. An enterprise graduates when it has regular sales and has kept group or individual records for six months.</w:t>
+      </w:r>
+    </w:p>
+    <w:p>
+      <w:pPr>
+        <w:pStyle w:val="Normal"/>
+        <w:jc w:val="both"/>
+        <w:rPr/>
+      </w:pPr>
+      <w:r>
+        <w:rPr>
+          <w:b/>
+          <w:bCs/>
+        </w:rPr>
+        <w:t>At Tier 1,</w:t>
+      </w:r>
+      <w:r>
+        <w:rPr/>
+        <w:t xml:space="preserve"> support covers bookkeeping and the use of mobile money, costing and pricing, quality and product development, and help with registration. Savings-linked micro-loans, matching grants and small asset leases provide finance. Graduation comes with registration, a first set of repeat orders from a buyer and basic records.</w:t>
+      </w:r>
+    </w:p>
+    <w:p>
+      <w:pPr>
+        <w:pStyle w:val="Normal"/>
+        <w:jc w:val="both"/>
+        <w:rPr/>
+      </w:pPr>
+      <w:r>
+        <w:rPr>
+          <w:b/>
+          <w:bCs/>
+        </w:rPr>
+        <w:t>At Tier 2,</w:t>
+      </w:r>
+      <w:r>
+        <w:rPr/>
+        <w:t xml:space="preserve"> support turns to supplier development with anchor buyers, quality assurance, standards and productivity, compliance with tax, VAT, insurance and certification requirements, contracting and negotiation, and cash-flow planning. Contract-backed working capital, receivables and asset finance and guaranteed loans become available. An enterprise graduates once it holds a contract or repeat orders for a full season, has tax clearance and keeps simple accounts.</w:t>
+      </w:r>
+    </w:p>
+    <w:p>
+      <w:pPr>
+        <w:pStyle w:val="Normal"/>
+        <w:jc w:val="both"/>
+        <w:rPr/>
+      </w:pPr>
+      <w:r>
+        <w:rPr>
+          <w:b/>
+          <w:bCs/>
+        </w:rPr>
+        <w:t>At Tier 3,</w:t>
+      </w:r>
+      <w:r>
+        <w:rPr/>
+        <w:t xml:space="preserve"> support consists of business planning, proposal and investment-readiness coaching, help with strategic partnerships, governance and deal brokerage. Finance comes from term loans with seasonal schedules, revenue-based finance and quasi-equity. The milestone is finance secured and serviced.</w:t>
+      </w:r>
+    </w:p>
+    <w:p>
+      <w:pPr>
+        <w:pStyle w:val="Heading2"/>
+        <w:rPr/>
+      </w:pPr>
+      <w:bookmarkStart w:id="40" w:name="__RefHeading___Toc1397_2183453343"/>
+      <w:bookmarkEnd w:id="40"/>
+      <w:r>
+        <w:rPr/>
+        <w:t>10.2 Gender-Transformative Approaches</w:t>
       </w:r>
     </w:p>
     <w:p>
@@ -10364,23 +10656,11 @@
           <w:b/>
           <w:bCs/>
         </w:rPr>
-        <w:t>Diversification into higher-value chains</w:t>
-      </w:r>
-      <w:r>
-        <w:rPr/>
-        <w:t>: targeted support for women in lodge-linked goods, guiding and nature-positive products, not only crafts.</w:t>
-      </w:r>
-    </w:p>
-    <w:p>
-      <w:pPr>
-        <w:pStyle w:val="Heading2"/>
-        <w:rPr/>
-      </w:pPr>
-      <w:bookmarkStart w:id="40" w:name="__RefHeading___Toc1331_3920751122"/>
-      <w:bookmarkEnd w:id="40"/>
-      <w:r>
-        <w:rPr/>
-        <w:t>10.3 Youth-Focused Incubation</w:t>
+        <w:t>Group-to-enterprise pathways</w:t>
+      </w:r>
+      <w:r>
+        <w:rPr/>
+        <w:t xml:space="preserve"> that turn women's savings groups and producer groups into registered cooperatives at nodes B and C, so women capture aggregation and processing margins rather than staying at node A.</w:t>
       </w:r>
     </w:p>
     <w:p>
@@ -10397,11 +10677,11 @@
           <w:b/>
           <w:bCs/>
         </w:rPr>
-        <w:t>Destination-based incubators</w:t>
-      </w:r>
-      <w:r>
-        <w:rPr/>
-        <w:t xml:space="preserve"> in two or three priority hubs (for example Kasane, Livingstone-Victoria Falls and Katima Mulilo), run with BSOs and training institutions and, where possible, linked to existing initiatives such as SMEDCO's facilities or INAPEM's incubator network.</w:t>
+        <w:t>Collateral alternatives</w:t>
+      </w:r>
+      <w:r>
+        <w:rPr/>
+        <w:t xml:space="preserve"> that do not rely on land: contract and receivables security, movable-asset registration, group guarantees and savings-group credit histories.</w:t>
       </w:r>
     </w:p>
     <w:p>
@@ -10418,11 +10698,11 @@
           <w:b/>
           <w:bCs/>
         </w:rPr>
-        <w:t>Skills-to-enterprise tracks</w:t>
-      </w:r>
-      <w:r>
-        <w:rPr/>
-        <w:t xml:space="preserve"> in guiding (certification and quality, responding to the guiding-quality bottleneck), transfers and logistics, waste and recycling services, and digital marketing and booking services for other MSMEs.</w:t>
+        <w:t>Women's leadership</w:t>
+      </w:r>
+      <w:r>
+        <w:rPr/>
+        <w:t xml:space="preserve"> quotas and training in cooperatives, community enterprises and conservancy enterprise committees.</w:t>
       </w:r>
     </w:p>
     <w:p>
@@ -10439,11 +10719,11 @@
           <w:b/>
           <w:bCs/>
         </w:rPr>
-        <w:t>Apprenticeships with anchor operators</w:t>
-      </w:r>
-      <w:r>
-        <w:rPr/>
-        <w:t xml:space="preserve"> that lead to sub-contracts and the two or three successful bookings needed to be listed (MD p. 75).</w:t>
+        <w:t>Care-aware delivery</w:t>
+      </w:r>
+      <w:r>
+        <w:rPr/>
+        <w:t>: training scheduled and located to fit women's workloads, with childcare where needed, and mobile delivery in remote areas.</w:t>
       </w:r>
     </w:p>
     <w:p>
@@ -10460,11 +10740,11 @@
           <w:b/>
           <w:bCs/>
         </w:rPr>
-        <w:t>Asset access</w:t>
-      </w:r>
-      <w:r>
-        <w:rPr/>
-        <w:t xml:space="preserve"> through lease-to-own schemes for vehicles, boats and equipment, linked to youth finance (YDF, EmpowerBank, bank youth windows).</w:t>
+        <w:t>Gender-smart finance</w:t>
+      </w:r>
+      <w:r>
+        <w:rPr/>
+        <w:t>: sex-disaggregated data from lenders and guarantee schemes; AFAWA and women's finance windows used as risk-sharing for women-led tourism MSMEs.</w:t>
       </w:r>
     </w:p>
     <w:p>
@@ -10481,11 +10761,11 @@
           <w:b/>
           <w:bCs/>
         </w:rPr>
-        <w:t>Seed grants converting to loans</w:t>
-      </w:r>
-      <w:r>
-        <w:rPr/>
-        <w:t xml:space="preserve"> on milestones, so young entrepreneurs build a credit history.</w:t>
+        <w:t>Cross-border trade support</w:t>
+      </w:r>
+      <w:r>
+        <w:rPr/>
+        <w:t xml:space="preserve"> for women small traders, including awareness of the COMESA Simplified Trade Regime between Zambia and Zimbabwe and advocacy for a SADC equivalent.</w:t>
       </w:r>
     </w:p>
     <w:p>
@@ -10502,100 +10782,11 @@
           <w:b/>
           <w:bCs/>
         </w:rPr>
-        <w:t>Links to existing youth programmes</w:t>
-      </w:r>
-      <w:r>
-        <w:rPr/>
-        <w:t>, such as the UNDP youth-led MSME programme in Livingstone and the youth priority in Namibia's SME fund, to avoid duplication.</w:t>
-      </w:r>
-    </w:p>
-    <w:p>
-      <w:pPr>
-        <w:pStyle w:val="Heading2"/>
-        <w:rPr/>
-      </w:pPr>
-      <w:bookmarkStart w:id="41" w:name="__RefHeading___Toc1333_3920751122"/>
-      <w:bookmarkEnd w:id="41"/>
-      <w:r>
-        <w:rPr/>
-        <w:t>10.4 Blended Support Packages</w:t>
-      </w:r>
-    </w:p>
-    <w:p>
-      <w:pPr>
-        <w:pStyle w:val="Normal"/>
-        <w:jc w:val="both"/>
-        <w:rPr/>
-      </w:pPr>
-      <w:r>
-        <w:rPr/>
-        <w:t>Finance and technical assistance should be delivered together and tied to a buyer. Three packages are proposed:</w:t>
-      </w:r>
-    </w:p>
-    <w:p>
-      <w:pPr>
-        <w:pStyle w:val="Normal"/>
-        <w:jc w:val="both"/>
-        <w:rPr/>
-      </w:pPr>
-      <w:r>
-        <w:rPr>
-          <w:b/>
-          <w:bCs/>
-        </w:rPr>
-        <w:t>The anchor supplier package</w:t>
-      </w:r>
-      <w:r>
-        <w:rPr/>
-        <w:t xml:space="preserve"> targets Tier 2 suppliers in food, lodge-linked goods, transport and cleaning. It combines supplier-development technical assistance, contract-backed working capital in which payment is ceded to the lender, a partial guarantee and a commitment from the anchor on payment terms, delivered with anchor operators, banks, guarantee schemes, LEA and other BSOs.</w:t>
-      </w:r>
-    </w:p>
-    <w:p>
-      <w:pPr>
-        <w:pStyle w:val="Normal"/>
-        <w:jc w:val="both"/>
-        <w:rPr/>
-      </w:pPr>
-      <w:r>
-        <w:rPr>
-          <w:b/>
-          <w:bCs/>
-        </w:rPr>
-        <w:t>The community enterprise package</w:t>
-      </w:r>
-      <w:r>
-        <w:rPr/>
-        <w:t xml:space="preserve"> targets cooperatives and community enterprises in nature-positive products and crafts. It provides governance and certification support, a grant for equipment, a revolving fund and buyer brokerage, working with conservancies, CBOs, NGOs, MFIs and community funds.</w:t>
-      </w:r>
-    </w:p>
-    <w:p>
-      <w:pPr>
-        <w:pStyle w:val="Normal"/>
-        <w:jc w:val="both"/>
-        <w:rPr/>
-      </w:pPr>
-      <w:r>
-        <w:rPr>
-          <w:b/>
-          <w:bCs/>
-        </w:rPr>
-        <w:t>The youth and women start-up package</w:t>
-      </w:r>
-      <w:r>
-        <w:rPr/>
-        <w:t xml:space="preserve"> targets Tier 0 and Tier 1 enterprises led by women and young people. It offers incubation, savings-group linkage, a matching grant that converts to a loan, asset leasing and help with registration, delivered with BSOs, youth and women's finance institutions and training institutions.</w:t>
-      </w:r>
-    </w:p>
-    <w:p>
-      <w:pPr>
-        <w:pStyle w:val="Heading2"/>
-        <w:rPr/>
-      </w:pPr>
-      <w:bookmarkStart w:id="42" w:name="__RefHeading___Toc1335_3920751122"/>
-      <w:bookmarkEnd w:id="42"/>
-      <w:r>
-        <w:rPr/>
-        <w:t>10.5 BSO Strengthening</w:t>
+        <w:t>Household dialogue</w:t>
+      </w:r>
+      <w:r>
+        <w:rPr/>
+        <w:t xml:space="preserve"> on control of income and decision-making where enterprise growth may otherwise shift control away from women.</w:t>
       </w:r>
     </w:p>
     <w:p>
@@ -10608,19 +10799,27 @@
         <w:rPr/>
       </w:pPr>
       <w:r>
-        <w:rPr/>
-        <w:t xml:space="preserve">Develop and roll out a </w:t>
-      </w:r>
-      <w:r>
-        <w:rPr>
-          <w:b/>
-          <w:bCs/>
-        </w:rPr>
-        <w:t>common KAZA readiness diagnostic</w:t>
-      </w:r>
-      <w:r>
-        <w:rPr/>
-        <w:t xml:space="preserve"> and tier-tracking system for use by BSOs and financiers.</w:t>
+        <w:rPr>
+          <w:b/>
+          <w:bCs/>
+        </w:rPr>
+        <w:t>Diversification into higher-value chains</w:t>
+      </w:r>
+      <w:r>
+        <w:rPr/>
+        <w:t>: targeted support for women in lodge-linked goods, guiding and nature-positive products, not only crafts.</w:t>
+      </w:r>
+    </w:p>
+    <w:p>
+      <w:pPr>
+        <w:pStyle w:val="Heading2"/>
+        <w:rPr/>
+      </w:pPr>
+      <w:bookmarkStart w:id="41" w:name="__RefHeading___Toc1399_2183453343"/>
+      <w:bookmarkEnd w:id="41"/>
+      <w:r>
+        <w:rPr/>
+        <w:t>10.3 Youth-Focused Incubation</w:t>
       </w:r>
     </w:p>
     <w:p>
@@ -10633,30 +10832,15 @@
         <w:rPr/>
       </w:pPr>
       <w:r>
-        <w:rPr/>
-        <w:t xml:space="preserve">Train BSO staff in </w:t>
-      </w:r>
-      <w:r>
-        <w:rPr>
-          <w:b/>
-          <w:bCs/>
-        </w:rPr>
-        <w:t>tourism supplier development</w:t>
-      </w:r>
-      <w:r>
-        <w:rPr/>
-        <w:t xml:space="preserve">, R-NBT product development and </w:t>
-      </w:r>
-      <w:r>
-        <w:rPr>
-          <w:b/>
-          <w:bCs/>
-        </w:rPr>
-        <w:t>investment-readiness services</w:t>
-      </w:r>
-      <w:r>
-        <w:rPr/>
-        <w:t xml:space="preserve"> (loan packaging, lender introductions).</w:t>
+        <w:rPr>
+          <w:b/>
+          <w:bCs/>
+        </w:rPr>
+        <w:t>Destination-based incubators</w:t>
+      </w:r>
+      <w:r>
+        <w:rPr/>
+        <w:t xml:space="preserve"> in two or three priority hubs (for example Kasane, Livingstone-Victoria Falls and Katima Mulilo), run with BSOs and training institutions and, where possible, linked to existing initiatives such as SMEDCO's facilities or INAPEM's incubator network.</w:t>
       </w:r>
     </w:p>
     <w:p>
@@ -10669,19 +10853,15 @@
         <w:rPr/>
       </w:pPr>
       <w:r>
-        <w:rPr/>
-        <w:t xml:space="preserve">Establish </w:t>
-      </w:r>
-      <w:r>
-        <w:rPr>
-          <w:b/>
-          <w:bCs/>
-        </w:rPr>
-        <w:t>BSO-financier referral agreements</w:t>
-      </w:r>
-      <w:r>
-        <w:rPr/>
-        <w:t xml:space="preserve"> so that BSO-assessed MSMEs receive faster processing.</w:t>
+        <w:rPr>
+          <w:b/>
+          <w:bCs/>
+        </w:rPr>
+        <w:t>Skills-to-enterprise tracks</w:t>
+      </w:r>
+      <w:r>
+        <w:rPr/>
+        <w:t xml:space="preserve"> in guiding (certification and quality, responding to the guiding-quality bottleneck), transfers and logistics, waste and recycling services, and digital marketing and booking services for other MSMEs.</w:t>
       </w:r>
     </w:p>
     <w:p>
@@ -10694,19 +10874,15 @@
         <w:rPr/>
       </w:pPr>
       <w:r>
-        <w:rPr/>
-        <w:t xml:space="preserve">Extend outreach to KAZA hubs through </w:t>
-      </w:r>
-      <w:r>
-        <w:rPr>
-          <w:b/>
-          <w:bCs/>
-        </w:rPr>
-        <w:t>satellite offices or mobile advisers</w:t>
-      </w:r>
-      <w:r>
-        <w:rPr/>
-        <w:t>.</w:t>
+        <w:rPr>
+          <w:b/>
+          <w:bCs/>
+        </w:rPr>
+        <w:t>Apprenticeships with anchor operators</w:t>
+      </w:r>
+      <w:r>
+        <w:rPr/>
+        <w:t xml:space="preserve"> that lead to sub-contracts and the two or three successful bookings needed to be listed (MD p. 75).</w:t>
       </w:r>
     </w:p>
     <w:p>
@@ -10719,19 +10895,15 @@
         <w:rPr/>
       </w:pPr>
       <w:r>
-        <w:rPr/>
-        <w:t xml:space="preserve">Build </w:t>
-      </w:r>
-      <w:r>
-        <w:rPr>
-          <w:b/>
-          <w:bCs/>
-        </w:rPr>
-        <w:t>gender and youth capacity</w:t>
-      </w:r>
-      <w:r>
-        <w:rPr/>
-        <w:t xml:space="preserve"> within BSOs, including staff training and disaggregated client data.</w:t>
+        <w:rPr>
+          <w:b/>
+          <w:bCs/>
+        </w:rPr>
+        <w:t>Asset access</w:t>
+      </w:r>
+      <w:r>
+        <w:rPr/>
+        <w:t xml:space="preserve"> through lease-to-own schemes for vehicles, boats and equipment, linked to youth finance (YDF, EmpowerBank, bank youth windows).</w:t>
       </w:r>
     </w:p>
     <w:p>
@@ -10744,19 +10916,15 @@
         <w:rPr/>
       </w:pPr>
       <w:r>
-        <w:rPr/>
-        <w:t xml:space="preserve">Use </w:t>
-      </w:r>
-      <w:r>
-        <w:rPr>
-          <w:b/>
-          <w:bCs/>
-        </w:rPr>
-        <w:t>performance-based contracts</w:t>
-      </w:r>
-      <w:r>
-        <w:rPr/>
-        <w:t xml:space="preserve"> that pay BSOs for MSMEs graduating between tiers and accessing finance.</w:t>
+        <w:rPr>
+          <w:b/>
+          <w:bCs/>
+        </w:rPr>
+        <w:t>Seed grants converting to loans</w:t>
+      </w:r>
+      <w:r>
+        <w:rPr/>
+        <w:t xml:space="preserve"> on milestones, so young entrepreneurs build a credit history.</w:t>
       </w:r>
     </w:p>
     <w:p>
@@ -10773,11 +10941,100 @@
           <w:b/>
           <w:bCs/>
         </w:rPr>
-        <w:t>Strengthen BSOs' own systems</w:t>
-      </w:r>
-      <w:r>
-        <w:rPr/>
-        <w:t xml:space="preserve"> before asking them to deliver more: strategic plans, performance management and systems to assess and report the impact of services, which the PSDP survey found missing in Botswana's tourism association and apex body (Section 6.2).</w:t>
+        <w:t>Links to existing youth programmes</w:t>
+      </w:r>
+      <w:r>
+        <w:rPr/>
+        <w:t>, such as the UNDP youth-led MSME programme in Livingstone and the youth priority in Namibia's SME fund, to avoid duplication.</w:t>
+      </w:r>
+    </w:p>
+    <w:p>
+      <w:pPr>
+        <w:pStyle w:val="Heading2"/>
+        <w:rPr/>
+      </w:pPr>
+      <w:bookmarkStart w:id="42" w:name="__RefHeading___Toc1401_2183453343"/>
+      <w:bookmarkEnd w:id="42"/>
+      <w:r>
+        <w:rPr/>
+        <w:t>10.4 Blended Support Packages</w:t>
+      </w:r>
+    </w:p>
+    <w:p>
+      <w:pPr>
+        <w:pStyle w:val="Normal"/>
+        <w:jc w:val="both"/>
+        <w:rPr/>
+      </w:pPr>
+      <w:r>
+        <w:rPr/>
+        <w:t>Finance and technical assistance should be delivered together and tied to a buyer. Three packages are proposed:</w:t>
+      </w:r>
+    </w:p>
+    <w:p>
+      <w:pPr>
+        <w:pStyle w:val="Normal"/>
+        <w:jc w:val="both"/>
+        <w:rPr/>
+      </w:pPr>
+      <w:r>
+        <w:rPr>
+          <w:b/>
+          <w:bCs/>
+        </w:rPr>
+        <w:t>The anchor supplier package</w:t>
+      </w:r>
+      <w:r>
+        <w:rPr/>
+        <w:t xml:space="preserve"> targets Tier 2 suppliers in food, lodge-linked goods, transport and cleaning. It combines supplier-development technical assistance, contract-backed working capital in which payment is ceded to the lender, a partial guarantee and a commitment from the anchor on payment terms, delivered with anchor operators, banks, guarantee schemes, LEA and other BSOs.</w:t>
+      </w:r>
+    </w:p>
+    <w:p>
+      <w:pPr>
+        <w:pStyle w:val="Normal"/>
+        <w:jc w:val="both"/>
+        <w:rPr/>
+      </w:pPr>
+      <w:r>
+        <w:rPr>
+          <w:b/>
+          <w:bCs/>
+        </w:rPr>
+        <w:t>The community enterprise package</w:t>
+      </w:r>
+      <w:r>
+        <w:rPr/>
+        <w:t xml:space="preserve"> targets cooperatives and community enterprises in nature-positive products and crafts. It provides governance and certification support, a grant for equipment, a revolving fund and buyer brokerage, working with conservancies, CBOs, NGOs, MFIs and community funds.</w:t>
+      </w:r>
+    </w:p>
+    <w:p>
+      <w:pPr>
+        <w:pStyle w:val="Normal"/>
+        <w:jc w:val="both"/>
+        <w:rPr/>
+      </w:pPr>
+      <w:r>
+        <w:rPr>
+          <w:b/>
+          <w:bCs/>
+        </w:rPr>
+        <w:t>The youth and women start-up package</w:t>
+      </w:r>
+      <w:r>
+        <w:rPr/>
+        <w:t xml:space="preserve"> targets Tier 0 and Tier 1 enterprises led by women and young people. It offers incubation, savings-group linkage, a matching grant that converts to a loan, asset leasing and help with registration, delivered with BSOs, youth and women's finance institutions and training institutions.</w:t>
+      </w:r>
+    </w:p>
+    <w:p>
+      <w:pPr>
+        <w:pStyle w:val="Heading2"/>
+        <w:rPr/>
+      </w:pPr>
+      <w:bookmarkStart w:id="43" w:name="__RefHeading___Toc1403_2183453343"/>
+      <w:bookmarkEnd w:id="43"/>
+      <w:r>
+        <w:rPr/>
+        <w:t>10.5 BSO Strengthening</w:t>
       </w:r>
     </w:p>
     <w:p>
@@ -10790,26 +11047,19 @@
         <w:rPr/>
       </w:pPr>
       <w:r>
-        <w:rPr>
-          <w:b/>
-          <w:bCs/>
-        </w:rPr>
-        <w:t>Accredit mentors and advisers</w:t>
-      </w:r>
-      <w:r>
-        <w:rPr/>
-        <w:t xml:space="preserve">, building on the PSDP proposals to coach CEDA's mentors and accredit LEA consultants, and use </w:t>
-      </w:r>
-      <w:r>
-        <w:rPr>
-          <w:b/>
-          <w:bCs/>
-        </w:rPr>
-        <w:t>retired-expert secondments</w:t>
-      </w:r>
-      <w:r>
-        <w:rPr/>
-        <w:t xml:space="preserve"> to add specialist skills at low cost.</w:t>
+        <w:rPr/>
+        <w:t xml:space="preserve">Develop and roll out a </w:t>
+      </w:r>
+      <w:r>
+        <w:rPr>
+          <w:b/>
+          <w:bCs/>
+        </w:rPr>
+        <w:t>common KAZA readiness diagnostic</w:t>
+      </w:r>
+      <w:r>
+        <w:rPr/>
+        <w:t xml:space="preserve"> and tier-tracking system for use by BSOs and financiers.</w:t>
       </w:r>
     </w:p>
     <w:p>
@@ -10822,26 +11072,30 @@
         <w:rPr/>
       </w:pPr>
       <w:r>
-        <w:rPr>
-          <w:b/>
-          <w:bCs/>
-        </w:rPr>
-        <w:t>Extend standards, testing and productivity services to the KAZA hubs</w:t>
-      </w:r>
-      <w:r>
-        <w:rPr/>
-        <w:t xml:space="preserve"> through alliances with BSOs that already have local offices, as the PSDP survey proposed for BOBS, and through company-level productivity programmes such as BNPC's </w:t>
-      </w:r>
-      <w:r>
-        <w:rPr>
-          <w:i/>
-          <w:iCs/>
-        </w:rPr>
-        <w:t>kaizen</w:t>
-      </w:r>
-      <w:r>
-        <w:rPr/>
-        <w:t xml:space="preserve"> programme.</w:t>
+        <w:rPr/>
+        <w:t xml:space="preserve">Train BSO staff in </w:t>
+      </w:r>
+      <w:r>
+        <w:rPr>
+          <w:b/>
+          <w:bCs/>
+        </w:rPr>
+        <w:t>tourism supplier development</w:t>
+      </w:r>
+      <w:r>
+        <w:rPr/>
+        <w:t xml:space="preserve">, R-NBT product development and </w:t>
+      </w:r>
+      <w:r>
+        <w:rPr>
+          <w:b/>
+          <w:bCs/>
+        </w:rPr>
+        <w:t>investment-readiness services</w:t>
+      </w:r>
+      <w:r>
+        <w:rPr/>
+        <w:t xml:space="preserve"> (loan packaging, lender introductions).</w:t>
       </w:r>
     </w:p>
     <w:p>
@@ -10854,15 +11108,19 @@
         <w:rPr/>
       </w:pPr>
       <w:r>
-        <w:rPr>
-          <w:b/>
-          <w:bCs/>
-        </w:rPr>
-        <w:t>Map BSO services in each country</w:t>
-      </w:r>
-      <w:r>
-        <w:rPr/>
-        <w:t xml:space="preserve"> and publish a directory and referral system, so that MSMEs and BSOs know who offers what and overlapping mandates can be reduced (Section 6.2).</w:t>
+        <w:rPr/>
+        <w:t xml:space="preserve">Establish </w:t>
+      </w:r>
+      <w:r>
+        <w:rPr>
+          <w:b/>
+          <w:bCs/>
+        </w:rPr>
+        <w:t>BSO-financier referral agreements</w:t>
+      </w:r>
+      <w:r>
+        <w:rPr/>
+        <w:t xml:space="preserve"> so that BSO-assessed MSMEs receive faster processing.</w:t>
       </w:r>
     </w:p>
     <w:p>
@@ -10876,110 +11134,18 @@
       </w:pPr>
       <w:r>
         <w:rPr/>
-        <w:t xml:space="preserve">Strengthen </w:t>
-      </w:r>
-      <w:r>
-        <w:rPr>
-          <w:b/>
-          <w:bCs/>
-        </w:rPr>
-        <w:t>associations' advocacy capacity</w:t>
-      </w:r>
-      <w:r>
-        <w:rPr/>
-        <w:t>, including sector or KAZA desks in chambers and apex bodies, so that MSME issues such as payment terms and the cost of compliance reach government and anchor buyers.</w:t>
-      </w:r>
-    </w:p>
-    <w:p>
-      <w:pPr>
-        <w:pStyle w:val="Normal"/>
-        <w:jc w:val="both"/>
-        <w:rPr/>
-      </w:pPr>
-      <w:r>
-        <w:rPr/>
-        <w:t>The programme should work through existing BSOs rather than create new ones. A lead BSO and a first strengthening focus are proposed for each country, based on Section 7.3. Section 6.4 sets out, country by country, the tourism MSME needs that these BSOs should address, the recommended interventions and the partner BSOs for each.</w:t>
-      </w:r>
-    </w:p>
-    <w:p>
-      <w:pPr>
-        <w:pStyle w:val="Normal"/>
-        <w:jc w:val="both"/>
-        <w:rPr/>
-      </w:pPr>
-      <w:r>
-        <w:rPr>
-          <w:b/>
-          <w:bCs/>
-        </w:rPr>
-        <w:t>In Angola,</w:t>
-      </w:r>
-      <w:r>
-        <w:rPr/>
-        <w:t xml:space="preserve"> INAPEM should lead, working with the provincial governments of Cuando and Cubango and conservation NGOs. The first focus would be a tourism and lodge-supply module in the incubator network, certification and registration help in Menongue, and building Angolan guiding and logistics capability, with the incubator network and Envolver+ as entry points. </w:t>
-      </w:r>
-      <w:r>
-        <w:rPr>
-          <w:b/>
-          <w:bCs/>
-        </w:rPr>
-        <w:t>In Botswana,</w:t>
-      </w:r>
-      <w:r>
-        <w:rPr/>
-        <w:t xml:space="preserve"> LEA should lead with BTO, HATAB, WIBA, Business Botswana, BOBS, BNPC and anchor operators, focusing on supplier development in Kasane and Maun, a readiness diagnostic, an LEA-CEDA referral pipeline and links to Stanbic finance, standards and productivity services delivered through LEA, and organisational strengthening for HATAB; the Wilderness-LEA memorandum and the Wilderness-Stanbic facility are the entry points.</w:t>
-      </w:r>
-    </w:p>
-    <w:p>
-      <w:pPr>
-        <w:pStyle w:val="Normal"/>
-        <w:jc w:val="both"/>
-        <w:rPr/>
-      </w:pPr>
-      <w:r>
-        <w:rPr>
-          <w:b/>
-          <w:bCs/>
-        </w:rPr>
-        <w:t>In Namibia,</w:t>
-      </w:r>
-      <w:r>
-        <w:rPr/>
-        <w:t xml:space="preserve"> NIPDB should lead with NACSO, IRDNC, the Namibia Nature Foundation, the chamber's regional branches and lodge operators. The focus would be a KAZA window in the High Potential Pool and the SME fund, a pathway from conservancy enterprise to supplier, and registration support. </w:t>
-      </w:r>
-      <w:r>
-        <w:rPr>
-          <w:b/>
-          <w:bCs/>
-        </w:rPr>
-        <w:t>In Zambia,</w:t>
-      </w:r>
-      <w:r>
-        <w:rPr/>
-        <w:t xml:space="preserve"> ZDA and CEEC should lead with the Livingstone Tourism Association and training institutions, focusing on tourism supplier development in Livingstone, seasonal terms in CEEC products and youth incubation, building on the ZDA-CEEC agreement and the UNDP youth MSME programme. </w:t>
-      </w:r>
-      <w:r>
-        <w:rPr>
-          <w:b/>
-          <w:bCs/>
-        </w:rPr>
-        <w:t>In Zimbabwe,</w:t>
-      </w:r>
-      <w:r>
-        <w:rPr/>
-        <w:t xml:space="preserve"> SMEDCO should lead with ZIDA, the Zimbabwe Tourism Authority, the Tourism Business Council and the CAMPFIRE Association, focusing on supplier development in Victoria Falls and Hwange, tax-clearance support through ZIDA and investment readiness for ZEEX, building on SMEDCO's programmes and its stock exchange partnership.</w:t>
-      </w:r>
-    </w:p>
-    <w:p>
-      <w:pPr>
-        <w:pStyle w:val="Heading2"/>
-        <w:rPr/>
-      </w:pPr>
-      <w:bookmarkStart w:id="43" w:name="__RefHeading___Toc1337_3920751122"/>
-      <w:bookmarkEnd w:id="43"/>
-      <w:r>
-        <w:rPr/>
-        <w:t>10.6 Financial Institution Strengthening</w:t>
+        <w:t xml:space="preserve">Extend outreach to KAZA hubs through </w:t>
+      </w:r>
+      <w:r>
+        <w:rPr>
+          <w:b/>
+          <w:bCs/>
+        </w:rPr>
+        <w:t>satellite offices or mobile advisers</w:t>
+      </w:r>
+      <w:r>
+        <w:rPr/>
+        <w:t>.</w:t>
       </w:r>
     </w:p>
     <w:p>
@@ -10993,18 +11159,18 @@
       </w:pPr>
       <w:r>
         <w:rPr/>
-        <w:t xml:space="preserve">Technical assistance to partner banks and MFIs to design </w:t>
-      </w:r>
-      <w:r>
-        <w:rPr>
-          <w:b/>
-          <w:bCs/>
-        </w:rPr>
-        <w:t>seasonal products</w:t>
-      </w:r>
-      <w:r>
-        <w:rPr/>
-        <w:t xml:space="preserve"> and contract-backed supplier finance.</w:t>
+        <w:t xml:space="preserve">Build </w:t>
+      </w:r>
+      <w:r>
+        <w:rPr>
+          <w:b/>
+          <w:bCs/>
+        </w:rPr>
+        <w:t>gender and youth capacity</w:t>
+      </w:r>
+      <w:r>
+        <w:rPr/>
+        <w:t xml:space="preserve"> within BSOs, including staff training and disaggregated client data.</w:t>
       </w:r>
     </w:p>
     <w:p>
@@ -11017,15 +11183,19 @@
         <w:rPr/>
       </w:pPr>
       <w:r>
-        <w:rPr>
-          <w:b/>
-          <w:bCs/>
-        </w:rPr>
-        <w:t>Sector training</w:t>
-      </w:r>
-      <w:r>
-        <w:rPr/>
-        <w:t xml:space="preserve"> for credit officers on R-NBT business models, anchor contracts and concession arrangements.</w:t>
+        <w:rPr/>
+        <w:t xml:space="preserve">Use </w:t>
+      </w:r>
+      <w:r>
+        <w:rPr>
+          <w:b/>
+          <w:bCs/>
+        </w:rPr>
+        <w:t>performance-based contracts</w:t>
+      </w:r>
+      <w:r>
+        <w:rPr/>
+        <w:t xml:space="preserve"> that pay BSOs for MSMEs graduating between tiers and accessing finance.</w:t>
       </w:r>
     </w:p>
     <w:p>
@@ -11042,11 +11212,11 @@
           <w:b/>
           <w:bCs/>
         </w:rPr>
-        <w:t>Standard tripartite contract templates</w:t>
-      </w:r>
-      <w:r>
-        <w:rPr/>
-        <w:t xml:space="preserve"> (MSME supplier, anchor buyer and lender) in which payment is ceded to the lender, following the Wilderness-Stanbic example, to reduce reliance on slow court enforcement.</w:t>
+        <w:t>Strengthen BSOs' own systems</w:t>
+      </w:r>
+      <w:r>
+        <w:rPr/>
+        <w:t xml:space="preserve"> before asking them to deliver more: strategic plans, performance management and systems to assess and report the impact of services, which the PSDP survey found missing in Botswana's tourism association and apex body (Section 6.2).</w:t>
       </w:r>
     </w:p>
     <w:p>
@@ -11060,18 +11230,18 @@
       </w:pPr>
       <w:r>
         <w:rPr/>
-        <w:t xml:space="preserve">Support to guarantee schemes to open </w:t>
-      </w:r>
-      <w:r>
-        <w:rPr>
-          <w:b/>
-          <w:bCs/>
-        </w:rPr>
-        <w:t>tourism or KAZA windows</w:t>
-      </w:r>
-      <w:r>
-        <w:rPr/>
-        <w:t xml:space="preserve"> with seasonal terms, and to banks to use them.</w:t>
+        <w:t xml:space="preserve">Adapt the </w:t>
+      </w:r>
+      <w:r>
+        <w:rPr>
+          <w:b/>
+          <w:bCs/>
+        </w:rPr>
+        <w:t>three-way supplier development model</w:t>
+      </w:r>
+      <w:r>
+        <w:rPr/>
+        <w:t xml:space="preserve"> (buyers, suppliers and mentoring consultants) used by UNDP's programme in Botswana, with lodges and DMCs as buyers and mentoring over six to ten months (Section 6.5).</w:t>
       </w:r>
     </w:p>
     <w:p>
@@ -11084,19 +11254,26 @@
         <w:rPr/>
       </w:pPr>
       <w:r>
-        <w:rPr/>
-        <w:t xml:space="preserve">A </w:t>
-      </w:r>
-      <w:r>
-        <w:rPr>
-          <w:b/>
-          <w:bCs/>
-        </w:rPr>
-        <w:t>revenue-based finance pilot</w:t>
-      </w:r>
-      <w:r>
-        <w:rPr/>
-        <w:t xml:space="preserve"> with an impact fund or fintech, using anchor-buyer and digital payment data.</w:t>
+        <w:rPr>
+          <w:b/>
+          <w:bCs/>
+        </w:rPr>
+        <w:t>Accredit mentors and advisers</w:t>
+      </w:r>
+      <w:r>
+        <w:rPr/>
+        <w:t xml:space="preserve">, building on the PSDP proposals to coach CEDA's mentors and accredit LEA consultants, and use </w:t>
+      </w:r>
+      <w:r>
+        <w:rPr>
+          <w:b/>
+          <w:bCs/>
+        </w:rPr>
+        <w:t>retired-expert secondments</w:t>
+      </w:r>
+      <w:r>
+        <w:rPr/>
+        <w:t xml:space="preserve"> to add specialist skills at low cost.</w:t>
       </w:r>
     </w:p>
     <w:p>
@@ -11113,34 +11290,22 @@
           <w:b/>
           <w:bCs/>
         </w:rPr>
-        <w:t>Gender-disaggregated reporting</w:t>
-      </w:r>
-      <w:r>
-        <w:rPr/>
-        <w:t xml:space="preserve"> and gender-smart product design.</w:t>
-      </w:r>
-    </w:p>
-    <w:p>
-      <w:pPr>
-        <w:pStyle w:val="Heading2"/>
-        <w:rPr/>
-      </w:pPr>
-      <w:bookmarkStart w:id="44" w:name="__RefHeading___Toc1339_3920751122"/>
-      <w:bookmarkEnd w:id="44"/>
-      <w:r>
-        <w:rPr/>
-        <w:t>10.7 Enabling Environment and Market Linkage Actions</w:t>
-      </w:r>
-    </w:p>
-    <w:p>
-      <w:pPr>
-        <w:pStyle w:val="Normal"/>
-        <w:jc w:val="both"/>
-        <w:rPr/>
-      </w:pPr>
-      <w:r>
-        <w:rPr/>
-        <w:t>Most enabling-environment constraints are national and beyond the programme's control, but several can be influenced directly:</w:t>
+        <w:t>Extend standards, testing and productivity services to the KAZA hubs</w:t>
+      </w:r>
+      <w:r>
+        <w:rPr/>
+        <w:t xml:space="preserve"> through alliances with BSOs that already have local offices, as the PSDP survey proposed for BOBS, and through company-level productivity programmes such as BNPC's </w:t>
+      </w:r>
+      <w:r>
+        <w:rPr>
+          <w:i/>
+          <w:iCs/>
+        </w:rPr>
+        <w:t>kaizen</w:t>
+      </w:r>
+      <w:r>
+        <w:rPr/>
+        <w:t xml:space="preserve"> programme.</w:t>
       </w:r>
     </w:p>
     <w:p>
@@ -11157,11 +11322,11 @@
           <w:b/>
           <w:bCs/>
         </w:rPr>
-        <w:t>Formalisation support at the point of need.</w:t>
-      </w:r>
-      <w:r>
-        <w:rPr/>
-        <w:t xml:space="preserve"> Fund BSO advisers to take MSMEs through registration and tax clearance when a contract requires it, using CIPA's online system in Botswana, ZIDA's one-stop centre in Zimbabwe and the BUE and Guiché Único in Angola.</w:t>
+        <w:t>Map BSO services in each country</w:t>
+      </w:r>
+      <w:r>
+        <w:rPr/>
+        <w:t xml:space="preserve"> and publish a directory and referral system, so that MSMEs and BSOs know who offers what and overlapping mandates can be reduced (Section 6.2).</w:t>
       </w:r>
     </w:p>
     <w:p>
@@ -11174,15 +11339,111 @@
         <w:rPr/>
       </w:pPr>
       <w:r>
-        <w:rPr>
-          <w:b/>
-          <w:bCs/>
-        </w:rPr>
-        <w:t>Dialogue on MSME-friendly rules.</w:t>
-      </w:r>
-      <w:r>
-        <w:rPr/>
-        <w:t xml:space="preserve"> Use national validation workshops to raise specific issues with regulators: a simplified tax-clearance route for micro-suppliers in Zimbabwe, omnibus licensing for tourism in Zambia (already under discussion between the BRRA, the Ministry of Tourism and the Zambia Tourism Agency), faster registration in Namibia, and seasonal terms in public finance schemes.</w:t>
+        <w:rPr/>
+        <w:t xml:space="preserve">Strengthen </w:t>
+      </w:r>
+      <w:r>
+        <w:rPr>
+          <w:b/>
+          <w:bCs/>
+        </w:rPr>
+        <w:t>associations' advocacy capacity</w:t>
+      </w:r>
+      <w:r>
+        <w:rPr/>
+        <w:t>, including sector or KAZA desks in chambers and apex bodies, so that MSME issues such as payment terms and the cost of compliance reach government and anchor buyers.</w:t>
+      </w:r>
+    </w:p>
+    <w:p>
+      <w:pPr>
+        <w:pStyle w:val="Normal"/>
+        <w:jc w:val="both"/>
+        <w:rPr/>
+      </w:pPr>
+      <w:r>
+        <w:rPr/>
+        <w:t>The programme should work through existing BSOs rather than create new ones. A lead BSO and a first strengthening focus are proposed for each country, based on Section 7.3. Section 6.4 sets out, country by country, the tourism MSME needs that these BSOs should address, the recommended interventions and the partner BSOs for each.</w:t>
+      </w:r>
+    </w:p>
+    <w:p>
+      <w:pPr>
+        <w:pStyle w:val="Normal"/>
+        <w:jc w:val="both"/>
+        <w:rPr/>
+      </w:pPr>
+      <w:r>
+        <w:rPr>
+          <w:b/>
+          <w:bCs/>
+        </w:rPr>
+        <w:t>In Angola,</w:t>
+      </w:r>
+      <w:r>
+        <w:rPr/>
+        <w:t xml:space="preserve"> INAPEM should lead, working with the provincial governments of Cuando and Cubango and conservation NGOs. The first focus would be a tourism and lodge-supply module in the incubator network, certification and registration help in Menongue, and building Angolan guiding and logistics capability, with the incubator network and Envolver+ as entry points. </w:t>
+      </w:r>
+      <w:r>
+        <w:rPr>
+          <w:b/>
+          <w:bCs/>
+        </w:rPr>
+        <w:t>In Botswana,</w:t>
+      </w:r>
+      <w:r>
+        <w:rPr/>
+        <w:t xml:space="preserve"> LEA should lead with BTO, HATAB, WIBA, Business Botswana, BOBS, BNPC and anchor operators, focusing on supplier development in Kasane and Maun, a readiness diagnostic, an LEA-CEDA referral pipeline and links to Stanbic finance, standards and productivity services delivered through LEA, and organisational strengthening for HATAB; the Wilderness-LEA memorandum and the Wilderness-Stanbic facility are the entry points.</w:t>
+      </w:r>
+    </w:p>
+    <w:p>
+      <w:pPr>
+        <w:pStyle w:val="Normal"/>
+        <w:jc w:val="both"/>
+        <w:rPr/>
+      </w:pPr>
+      <w:r>
+        <w:rPr>
+          <w:b/>
+          <w:bCs/>
+        </w:rPr>
+        <w:t>In Namibia,</w:t>
+      </w:r>
+      <w:r>
+        <w:rPr/>
+        <w:t xml:space="preserve"> NIPDB should lead with NACSO, IRDNC, the Namibia Nature Foundation, the chamber's regional branches and lodge operators. The focus would be a KAZA window in the High Potential Pool and the SME fund, a pathway from conservancy enterprise to supplier, and registration support. </w:t>
+      </w:r>
+      <w:r>
+        <w:rPr>
+          <w:b/>
+          <w:bCs/>
+        </w:rPr>
+        <w:t>In Zambia,</w:t>
+      </w:r>
+      <w:r>
+        <w:rPr/>
+        <w:t xml:space="preserve"> ZDA and CEEC should lead with the Livingstone Tourism Association and training institutions, focusing on tourism supplier development in Livingstone, seasonal terms in CEEC products and youth incubation, building on the ZDA-CEEC agreement and the UNDP youth MSME programme. </w:t>
+      </w:r>
+      <w:r>
+        <w:rPr>
+          <w:b/>
+          <w:bCs/>
+        </w:rPr>
+        <w:t>In Zimbabwe,</w:t>
+      </w:r>
+      <w:r>
+        <w:rPr/>
+        <w:t xml:space="preserve"> SMEDCO should lead with ZIDA, the Zimbabwe Tourism Authority, the Tourism Business Council and the CAMPFIRE Association, focusing on supplier development in Victoria Falls and Hwange, tax-clearance support through ZIDA and investment readiness for ZEEX, building on SMEDCO's programmes and its stock exchange partnership.</w:t>
+      </w:r>
+    </w:p>
+    <w:p>
+      <w:pPr>
+        <w:pStyle w:val="Heading2"/>
+        <w:rPr/>
+      </w:pPr>
+      <w:bookmarkStart w:id="44" w:name="__RefHeading___Toc1405_2183453343"/>
+      <w:bookmarkEnd w:id="44"/>
+      <w:r>
+        <w:rPr/>
+        <w:t>10.6 Financial Institution Strengthening</w:t>
       </w:r>
     </w:p>
     <w:p>
@@ -11195,15 +11456,19 @@
         <w:rPr/>
       </w:pPr>
       <w:r>
-        <w:rPr>
-          <w:b/>
-          <w:bCs/>
-        </w:rPr>
-        <w:t>Anchor procurement commitments.</w:t>
-      </w:r>
-      <w:r>
-        <w:rPr/>
-        <w:t xml:space="preserve"> Agree local and MSME procurement targets, product specifications and payment terms with anchor operators in each pilot destination, following the Wilderness and Gondwana examples, and report on them through the destination baselines (MD p. 140-141).</w:t>
+        <w:rPr/>
+        <w:t xml:space="preserve">Technical assistance to partner banks and MFIs to design </w:t>
+      </w:r>
+      <w:r>
+        <w:rPr>
+          <w:b/>
+          <w:bCs/>
+        </w:rPr>
+        <w:t>seasonal products</w:t>
+      </w:r>
+      <w:r>
+        <w:rPr/>
+        <w:t xml:space="preserve"> and contract-backed supplier finance.</w:t>
       </w:r>
     </w:p>
     <w:p>
@@ -11220,11 +11485,11 @@
           <w:b/>
           <w:bCs/>
         </w:rPr>
-        <w:t>Cross-border supply.</w:t>
-      </w:r>
-      <w:r>
-        <w:rPr/>
-        <w:t xml:space="preserve"> Support the KAZA Secretariat in implementing the 2024 commitment to broaden the Univisa, and pilot a simplified procedure for small consignments from MSME suppliers across the Kazungula and Victoria Falls borders.</w:t>
+        <w:t>Sector training</w:t>
+      </w:r>
+      <w:r>
+        <w:rPr/>
+        <w:t xml:space="preserve"> for credit officers on R-NBT business models, anchor contracts and concession arrangements.</w:t>
       </w:r>
     </w:p>
     <w:p>
@@ -11241,34 +11506,11 @@
           <w:b/>
           <w:bCs/>
         </w:rPr>
-        <w:t>Update the regulatory evidence.</w:t>
-      </w:r>
-      <w:r>
-        <w:rPr/>
-        <w:t xml:space="preserve"> Replace the Doing Business 2020 benchmarks with B-READY data as the World Bank extends coverage to 164 economies by the end of 2026, and add KAZA-hub measures of registration and licensing time to the destination baselines.</w:t>
-      </w:r>
-    </w:p>
-    <w:p>
-      <w:pPr>
-        <w:pStyle w:val="Heading2"/>
-        <w:rPr/>
-      </w:pPr>
-      <w:bookmarkStart w:id="45" w:name="__RefHeading___Toc1341_3920751122"/>
-      <w:bookmarkEnd w:id="45"/>
-      <w:r>
-        <w:rPr/>
-        <w:t>10.8 Pathways to Financing</w:t>
-      </w:r>
-    </w:p>
-    <w:p>
-      <w:pPr>
-        <w:pStyle w:val="Normal"/>
-        <w:jc w:val="both"/>
-        <w:rPr/>
-      </w:pPr>
-      <w:r>
-        <w:rPr/>
-        <w:t>The pathways connect the readiness tiers to the pilot mechanisms identified in the Financial Landscape Analysis:</w:t>
+        <w:t>Standard tripartite contract templates</w:t>
+      </w:r>
+      <w:r>
+        <w:rPr/>
+        <w:t xml:space="preserve"> (MSME supplier, anchor buyer and lender) in which payment is ceded to the lender, following the Wilderness-Stanbic example, to reduce reliance on slow court enforcement.</w:t>
       </w:r>
     </w:p>
     <w:p>
@@ -11281,15 +11523,19 @@
         <w:rPr/>
       </w:pPr>
       <w:r>
-        <w:rPr>
-          <w:b/>
-          <w:bCs/>
-        </w:rPr>
-        <w:t>Tier 0-1 to savings-linked micro-finance:</w:t>
-      </w:r>
-      <w:r>
-        <w:rPr/>
-        <w:t xml:space="preserve"> savings groups linked to MFIs and women's and youth finance institutions, with community revolving funds where conservancy or CAMPFIRE revenues allow.</w:t>
+        <w:rPr/>
+        <w:t xml:space="preserve">Support to guarantee schemes to open </w:t>
+      </w:r>
+      <w:r>
+        <w:rPr>
+          <w:b/>
+          <w:bCs/>
+        </w:rPr>
+        <w:t>tourism or KAZA windows</w:t>
+      </w:r>
+      <w:r>
+        <w:rPr/>
+        <w:t xml:space="preserve"> with seasonal terms, and to banks to use them.</w:t>
       </w:r>
     </w:p>
     <w:p>
@@ -11302,15 +11548,19 @@
         <w:rPr/>
       </w:pPr>
       <w:r>
-        <w:rPr>
-          <w:b/>
-          <w:bCs/>
-        </w:rPr>
-        <w:t>Tier 1-2 to grant-to-loan finance:</w:t>
-      </w:r>
-      <w:r>
-        <w:rPr/>
-        <w:t xml:space="preserve"> readiness grants that convert to loans or guarantees on milestones.</w:t>
+        <w:rPr/>
+        <w:t xml:space="preserve">A </w:t>
+      </w:r>
+      <w:r>
+        <w:rPr>
+          <w:b/>
+          <w:bCs/>
+        </w:rPr>
+        <w:t>revenue-based finance pilot</w:t>
+      </w:r>
+      <w:r>
+        <w:rPr/>
+        <w:t xml:space="preserve"> with an impact fund or fintech, using anchor-buyer and digital payment data.</w:t>
       </w:r>
     </w:p>
     <w:p>
@@ -11327,11 +11577,34 @@
           <w:b/>
           <w:bCs/>
         </w:rPr>
-        <w:t>Tier 2 to contract-backed supplier finance and asset leasing:</w:t>
-      </w:r>
-      <w:r>
-        <w:rPr/>
-        <w:t xml:space="preserve"> anchored by lodge operators and DMCs, with tourism windows in national guarantee schemes.</w:t>
+        <w:t>Gender-disaggregated reporting</w:t>
+      </w:r>
+      <w:r>
+        <w:rPr/>
+        <w:t xml:space="preserve"> and gender-smart product design.</w:t>
+      </w:r>
+    </w:p>
+    <w:p>
+      <w:pPr>
+        <w:pStyle w:val="Heading2"/>
+        <w:rPr/>
+      </w:pPr>
+      <w:bookmarkStart w:id="45" w:name="__RefHeading___Toc1407_2183453343"/>
+      <w:bookmarkEnd w:id="45"/>
+      <w:r>
+        <w:rPr/>
+        <w:t>10.7 Enabling Environment and Market Linkage Actions</w:t>
+      </w:r>
+    </w:p>
+    <w:p>
+      <w:pPr>
+        <w:pStyle w:val="Normal"/>
+        <w:jc w:val="both"/>
+        <w:rPr/>
+      </w:pPr>
+      <w:r>
+        <w:rPr/>
+        <w:t>Most enabling-environment constraints are national and beyond the programme's control, but several can be influenced directly:</w:t>
       </w:r>
     </w:p>
     <w:p>
@@ -11348,23 +11621,11 @@
           <w:b/>
           <w:bCs/>
         </w:rPr>
-        <w:t>Tier 3 to term finance, revenue-based finance and quasi-equity:</w:t>
-      </w:r>
-      <w:r>
-        <w:rPr/>
-        <w:t xml:space="preserve"> through banks, DFIs and impact investors, with seasonal repayment.</w:t>
-      </w:r>
-    </w:p>
-    <w:p>
-      <w:pPr>
-        <w:pStyle w:val="Heading2"/>
-        <w:rPr/>
-      </w:pPr>
-      <w:bookmarkStart w:id="46" w:name="__RefHeading___Toc1343_3920751122"/>
-      <w:bookmarkEnd w:id="46"/>
-      <w:r>
-        <w:rPr/>
-        <w:t>10.9 Priorities and Next Steps</w:t>
+        <w:t>Formalisation support at the point of need.</w:t>
+      </w:r>
+      <w:r>
+        <w:rPr/>
+        <w:t xml:space="preserve"> Fund BSO advisers to take MSMEs through registration and tax clearance when a contract requires it, using CIPA's online system in Botswana, ZIDA's one-stop centre in Zimbabwe and the BUE and Guiché Único in Angola.</w:t>
       </w:r>
     </w:p>
     <w:p>
@@ -11381,11 +11642,11 @@
           <w:b/>
           <w:bCs/>
         </w:rPr>
-        <w:t>Start where demand is proven:</w:t>
-      </w:r>
-      <w:r>
-        <w:rPr/>
-        <w:t xml:space="preserve"> food and agricultural supply and lodge-linked goods in Kasane/Chobe, Hwange-Victoria Falls, Livingstone and the Zambezi Region, where anchor demand is confirmed.</w:t>
+        <w:t>Dialogue on MSME-friendly rules.</w:t>
+      </w:r>
+      <w:r>
+        <w:rPr/>
+        <w:t xml:space="preserve"> Use national validation workshops to raise specific issues with regulators: a simplified tax-clearance route for micro-suppliers in Zimbabwe, omnibus licensing for tourism in Zambia (already under discussion between the BRRA, the Ministry of Tourism and the Zambia Tourism Agency), faster registration in Namibia, and seasonal terms in public finance schemes.</w:t>
       </w:r>
     </w:p>
     <w:p>
@@ -11402,11 +11663,11 @@
           <w:b/>
           <w:bCs/>
         </w:rPr>
-        <w:t>Fix crafts through markets, not volume:</w:t>
-      </w:r>
-      <w:r>
-        <w:rPr/>
-        <w:t xml:space="preserve"> focus on product differentiation and buyer relationships before finance.</w:t>
+        <w:t>Anchor procurement commitments.</w:t>
+      </w:r>
+      <w:r>
+        <w:rPr/>
+        <w:t xml:space="preserve"> Agree local and MSME procurement targets, product specifications and payment terms with anchor operators in each pilot destination, following the Wilderness and Gondwana examples, and report on them through the destination baselines (MD p. 140-141).</w:t>
       </w:r>
     </w:p>
     <w:p>
@@ -11423,11 +11684,11 @@
           <w:b/>
           <w:bCs/>
         </w:rPr>
-        <w:t>Build on what exists:</w:t>
-      </w:r>
-      <w:r>
-        <w:rPr/>
-        <w:t xml:space="preserve"> work through the lead BSOs and anchor supplier programmes in each country rather than creating parallel structures.</w:t>
+        <w:t>Cross-border supply.</w:t>
+      </w:r>
+      <w:r>
+        <w:rPr/>
+        <w:t xml:space="preserve"> Support the KAZA Secretariat in implementing the 2024 commitment to broaden the Univisa, and pilot a simplified procedure for small consignments from MSME suppliers across the Kazungula and Victoria Falls borders.</w:t>
       </w:r>
     </w:p>
     <w:p>
@@ -11444,11 +11705,34 @@
           <w:b/>
           <w:bCs/>
         </w:rPr>
-        <w:t>Close the gender and age data gap:</w:t>
-      </w:r>
-      <w:r>
-        <w:rPr/>
-        <w:t xml:space="preserve"> run a disaggregated MSME baseline in pilot destinations (Annex B).</w:t>
+        <w:t>Update the regulatory evidence.</w:t>
+      </w:r>
+      <w:r>
+        <w:rPr/>
+        <w:t xml:space="preserve"> Replace the Doing Business 2020 benchmarks with B-READY data as the World Bank extends coverage to 164 economies by the end of 2026, and add KAZA-hub measures of registration and licensing time to the destination baselines.</w:t>
+      </w:r>
+    </w:p>
+    <w:p>
+      <w:pPr>
+        <w:pStyle w:val="Heading2"/>
+        <w:rPr/>
+      </w:pPr>
+      <w:bookmarkStart w:id="46" w:name="__RefHeading___Toc1409_2183453343"/>
+      <w:bookmarkEnd w:id="46"/>
+      <w:r>
+        <w:rPr/>
+        <w:t>10.8 Pathways to Financing</w:t>
+      </w:r>
+    </w:p>
+    <w:p>
+      <w:pPr>
+        <w:pStyle w:val="Normal"/>
+        <w:jc w:val="both"/>
+        <w:rPr/>
+      </w:pPr>
+      <w:r>
+        <w:rPr/>
+        <w:t>The pathways connect the readiness tiers to the pilot mechanisms identified in the Financial Landscape Analysis:</w:t>
       </w:r>
     </w:p>
     <w:p>
@@ -11465,11 +11749,11 @@
           <w:b/>
           <w:bCs/>
         </w:rPr>
-        <w:t>Validate:</w:t>
-      </w:r>
-      <w:r>
-        <w:rPr/>
-        <w:t xml:space="preserve"> test readiness ratings, models and enabling-environment findings with MSMEs, BSOs, anchor buyers, regulators and financial institutions at national workshops.</w:t>
+        <w:t>Tier 0-1 to savings-linked micro-finance:</w:t>
+      </w:r>
+      <w:r>
+        <w:rPr/>
+        <w:t xml:space="preserve"> savings groups linked to MFIs and women's and youth finance institutions, with community revolving funds where conservancy or CAMPFIRE revenues allow.</w:t>
       </w:r>
     </w:p>
     <w:p>
@@ -11486,6 +11770,186 @@
           <w:b/>
           <w:bCs/>
         </w:rPr>
+        <w:t>Tier 1-2 to grant-to-loan finance:</w:t>
+      </w:r>
+      <w:r>
+        <w:rPr/>
+        <w:t xml:space="preserve"> readiness grants that convert to loans or guarantees on milestones.</w:t>
+      </w:r>
+    </w:p>
+    <w:p>
+      <w:pPr>
+        <w:pStyle w:val="ListParagraph"/>
+        <w:numPr>
+          <w:ilvl w:val="0"/>
+          <w:numId w:val="131"/>
+        </w:numPr>
+        <w:rPr/>
+      </w:pPr>
+      <w:r>
+        <w:rPr>
+          <w:b/>
+          <w:bCs/>
+        </w:rPr>
+        <w:t>Tier 2 to contract-backed supplier finance and asset leasing:</w:t>
+      </w:r>
+      <w:r>
+        <w:rPr/>
+        <w:t xml:space="preserve"> anchored by lodge operators and DMCs, with tourism windows in national guarantee schemes.</w:t>
+      </w:r>
+    </w:p>
+    <w:p>
+      <w:pPr>
+        <w:pStyle w:val="ListParagraph"/>
+        <w:numPr>
+          <w:ilvl w:val="0"/>
+          <w:numId w:val="132"/>
+        </w:numPr>
+        <w:rPr/>
+      </w:pPr>
+      <w:r>
+        <w:rPr>
+          <w:b/>
+          <w:bCs/>
+        </w:rPr>
+        <w:t>Tier 3 to term finance, revenue-based finance and quasi-equity:</w:t>
+      </w:r>
+      <w:r>
+        <w:rPr/>
+        <w:t xml:space="preserve"> through banks, DFIs and impact investors, with seasonal repayment.</w:t>
+      </w:r>
+    </w:p>
+    <w:p>
+      <w:pPr>
+        <w:pStyle w:val="Heading2"/>
+        <w:rPr/>
+      </w:pPr>
+      <w:bookmarkStart w:id="47" w:name="__RefHeading___Toc1411_2183453343"/>
+      <w:bookmarkEnd w:id="47"/>
+      <w:r>
+        <w:rPr/>
+        <w:t>10.9 Priorities and Next Steps</w:t>
+      </w:r>
+    </w:p>
+    <w:p>
+      <w:pPr>
+        <w:pStyle w:val="ListParagraph"/>
+        <w:numPr>
+          <w:ilvl w:val="0"/>
+          <w:numId w:val="133"/>
+        </w:numPr>
+        <w:rPr/>
+      </w:pPr>
+      <w:r>
+        <w:rPr>
+          <w:b/>
+          <w:bCs/>
+        </w:rPr>
+        <w:t>Start where demand is proven:</w:t>
+      </w:r>
+      <w:r>
+        <w:rPr/>
+        <w:t xml:space="preserve"> food and agricultural supply and lodge-linked goods in Kasane/Chobe, Hwange-Victoria Falls, Livingstone and the Zambezi Region, where anchor demand is confirmed.</w:t>
+      </w:r>
+    </w:p>
+    <w:p>
+      <w:pPr>
+        <w:pStyle w:val="ListParagraph"/>
+        <w:numPr>
+          <w:ilvl w:val="0"/>
+          <w:numId w:val="134"/>
+        </w:numPr>
+        <w:rPr/>
+      </w:pPr>
+      <w:r>
+        <w:rPr>
+          <w:b/>
+          <w:bCs/>
+        </w:rPr>
+        <w:t>Fix crafts through markets, not volume:</w:t>
+      </w:r>
+      <w:r>
+        <w:rPr/>
+        <w:t xml:space="preserve"> focus on product differentiation and buyer relationships before finance.</w:t>
+      </w:r>
+    </w:p>
+    <w:p>
+      <w:pPr>
+        <w:pStyle w:val="ListParagraph"/>
+        <w:numPr>
+          <w:ilvl w:val="0"/>
+          <w:numId w:val="135"/>
+        </w:numPr>
+        <w:rPr/>
+      </w:pPr>
+      <w:r>
+        <w:rPr>
+          <w:b/>
+          <w:bCs/>
+        </w:rPr>
+        <w:t>Build on what exists:</w:t>
+      </w:r>
+      <w:r>
+        <w:rPr/>
+        <w:t xml:space="preserve"> work through the lead BSOs and anchor supplier programmes in each country rather than creating parallel structures.</w:t>
+      </w:r>
+    </w:p>
+    <w:p>
+      <w:pPr>
+        <w:pStyle w:val="ListParagraph"/>
+        <w:numPr>
+          <w:ilvl w:val="0"/>
+          <w:numId w:val="136"/>
+        </w:numPr>
+        <w:rPr/>
+      </w:pPr>
+      <w:r>
+        <w:rPr>
+          <w:b/>
+          <w:bCs/>
+        </w:rPr>
+        <w:t>Close the gender and age data gap:</w:t>
+      </w:r>
+      <w:r>
+        <w:rPr/>
+        <w:t xml:space="preserve"> run a disaggregated MSME baseline in pilot destinations (Annex B).</w:t>
+      </w:r>
+    </w:p>
+    <w:p>
+      <w:pPr>
+        <w:pStyle w:val="ListParagraph"/>
+        <w:numPr>
+          <w:ilvl w:val="0"/>
+          <w:numId w:val="137"/>
+        </w:numPr>
+        <w:rPr/>
+      </w:pPr>
+      <w:r>
+        <w:rPr>
+          <w:b/>
+          <w:bCs/>
+        </w:rPr>
+        <w:t>Validate:</w:t>
+      </w:r>
+      <w:r>
+        <w:rPr/>
+        <w:t xml:space="preserve"> test readiness ratings, models and enabling-environment findings with MSMEs, BSOs, anchor buyers, regulators and financial institutions at national workshops.</w:t>
+      </w:r>
+    </w:p>
+    <w:p>
+      <w:pPr>
+        <w:pStyle w:val="ListParagraph"/>
+        <w:numPr>
+          <w:ilvl w:val="0"/>
+          <w:numId w:val="138"/>
+        </w:numPr>
+        <w:rPr/>
+      </w:pPr>
+      <w:r>
+        <w:rPr>
+          <w:b/>
+          <w:bCs/>
+        </w:rPr>
         <w:t>Design pilots:</w:t>
       </w:r>
       <w:r>
@@ -11502,8 +11966,8 @@
         <w:spacing w:before="0" w:after="240"/>
         <w:rPr/>
       </w:pPr>
-      <w:bookmarkStart w:id="47" w:name="__RefHeading___Toc1345_3920751122"/>
-      <w:bookmarkEnd w:id="47"/>
+      <w:bookmarkStart w:id="48" w:name="__RefHeading___Toc1413_2183453343"/>
+      <w:bookmarkEnd w:id="48"/>
       <w:r>
         <w:rPr/>
         <w:t>Annex A: Evidence Map</w:t>
@@ -11551,8 +12015,8 @@
         <w:spacing w:before="0" w:after="240"/>
         <w:rPr/>
       </w:pPr>
-      <w:bookmarkStart w:id="48" w:name="__RefHeading___Toc1347_3920751122"/>
-      <w:bookmarkEnd w:id="48"/>
+      <w:bookmarkStart w:id="49" w:name="__RefHeading___Toc1415_2183453343"/>
+      <w:bookmarkEnd w:id="49"/>
       <w:r>
         <w:rPr/>
         <w:t>Annex B: Closing the Gender and Age Data Gap</w:t>
@@ -11698,8 +12162,8 @@
         <w:spacing w:before="0" w:after="240"/>
         <w:rPr/>
       </w:pPr>
-      <w:bookmarkStart w:id="49" w:name="__RefHeading___Toc1349_3920751122"/>
-      <w:bookmarkEnd w:id="49"/>
+      <w:bookmarkStart w:id="50" w:name="__RefHeading___Toc1417_2183453343"/>
+      <w:bookmarkEnd w:id="50"/>
       <w:r>
         <w:rPr/>
         <w:t>References</w:t>
@@ -11719,7 +12183,7 @@
           <w:sz w:val="20"/>
           <w:szCs w:val="20"/>
         </w:rPr>
-        <w:t>Each web source below was checked in October 2026 to confirm that it exists at the address given and contains the information attributed to it. Figures reported by companies, agencies and the press are attributed to those sources in the text. Unpublished project documents are marked as such.</w:t>
+        <w:t>Except where marked "to verify", each web source below was checked in October 2026 to confirm that it exists at the address given and contains the information attributed to it. Sources marked "to verify" (used in Section 6.5) could not be opened for this draft; their details come from search summaries and should be checked before the report is finalised. Figures reported by companies, agencies and the press are attributed to those sources in the text. Unpublished project documents are marked as such.</w:t>
       </w:r>
     </w:p>
     <w:p>
@@ -11734,7 +12198,7 @@
           <w:sz w:val="20"/>
           <w:szCs w:val="20"/>
         </w:rPr>
-        <w:t>AllAfrica (2026). Angola: Over 3,000 Micro and Small Companies Certified in 2025 in Benguela (ANGOP). https://allafrica.com/stories/202602030395.html</w:t>
+        <w:t>Abt Associates (n.d.). Namibia MCC Tourism Project Evaluation. https://www.abtglobal.com/projects/namibia-mcc-tourism-project-evaluation [To verify: not opened for this draft.]</w:t>
       </w:r>
     </w:p>
     <w:p>
@@ -11749,7 +12213,7 @@
           <w:sz w:val="20"/>
           <w:szCs w:val="20"/>
         </w:rPr>
-        <w:t>Alliance for Financial Inclusion (2024). Zambia: Increasing Women's Financial Inclusion and Closing the Women's SME Credit Gap through Enabling Financial Policy and Regulation. https://www.afi-global.org/wp-content/uploads/2024/10/Zambia-Increasing-Womens-Financial-Inclusion-and-Closing-the-Womens-SME-Credit-Gap-Through-Enabling-Financial-Policy-and-Regulation.pdf</w:t>
+        <w:t>Africa Renewal (n.d.). Angola's young entrepreneurs: empretecos on a mission to transform their country. https://africarenewal.un.org/en/magazine/angolas-young-entrepreneurs-empretecos-mission-transform-their-country [To verify: not opened for this draft.]</w:t>
       </w:r>
     </w:p>
     <w:p>
@@ -11764,7 +12228,7 @@
           <w:sz w:val="20"/>
           <w:szCs w:val="20"/>
         </w:rPr>
-        <w:t>Alliance for Financial Inclusion (n.d.). Women are leading Zambia's MSME sector: here's how it happened. https://afi-global.org/opinion/women-are-leading-zambias-msme-sector-heres-how-it-happened/</w:t>
+        <w:t>AllAfrica (2026). Angola: Over 3,000 Micro and Small Companies Certified in 2025 in Benguela (ANGOP). https://allafrica.com/stories/202602030395.html</w:t>
       </w:r>
     </w:p>
     <w:p>
@@ -11779,7 +12243,7 @@
           <w:sz w:val="20"/>
           <w:szCs w:val="20"/>
         </w:rPr>
-        <w:t>Anantara Hotels (n.d.). Changing the World, One Jar of Peanut Butter at a Time (Royal Livingstone smallholder sourcing). https://www.anantara.com/en/blog/zambia-csr-project</w:t>
+        <w:t>Alliance for Financial Inclusion (2024). Zambia: Increasing Women's Financial Inclusion and Closing the Women's SME Credit Gap through Enabling Financial Policy and Regulation. https://www.afi-global.org/wp-content/uploads/2024/10/Zambia-Increasing-Womens-Financial-Inclusion-and-Closing-the-Womens-SME-Credit-Gap-Through-Enabling-Financial-Policy-and-Regulation.pdf</w:t>
       </w:r>
     </w:p>
     <w:p>
@@ -11794,7 +12258,7 @@
           <w:sz w:val="20"/>
           <w:szCs w:val="20"/>
         </w:rPr>
-        <w:t>Ashley, C. and Mitchell, J. (2007). Assessing how tourism revenues reach the poor. ODI Briefing Paper. https://odi.org/en/publications/assessing-how-tourism-revenues-reach-the-poor/</w:t>
+        <w:t>Alliance for Financial Inclusion (n.d.). Women are leading Zambia's MSME sector: here's how it happened. https://afi-global.org/opinion/women-are-leading-zambias-msme-sector-heres-how-it-happened/</w:t>
       </w:r>
     </w:p>
     <w:p>
@@ -11809,7 +12273,7 @@
           <w:sz w:val="20"/>
           <w:szCs w:val="20"/>
         </w:rPr>
-        <w:t>ATTA (2026). Wilderness Botswana Impact Report Highlights Four Decades of Conservation Tourism Value. https://atta.travel/resource/wilderness-botswana-impact-report-highlights-four-decades-of-conservation-tourism-value.html</w:t>
+        <w:t>Anantara Hotels (n.d.). Changing the World, One Jar of Peanut Butter at a Time (Royal Livingstone smallholder sourcing). https://www.anantara.com/en/blog/zambia-csr-project</w:t>
       </w:r>
     </w:p>
     <w:p>
@@ -11824,7 +12288,7 @@
           <w:sz w:val="20"/>
           <w:szCs w:val="20"/>
         </w:rPr>
-        <w:t>Business Times (2026). Unpacking SI 215 of 2025: Foreign participation in reserved sectors. https://businesstimes.co.zw/unpacking-si-215-of-2025-foreign-participation-in-reserved-sectors/</w:t>
+        <w:t>Ashley, C. and Mitchell, J. (2007). Assessing how tourism revenues reach the poor. ODI Briefing Paper. https://odi.org/en/publications/assessing-how-tourism-revenues-reach-the-poor/</w:t>
       </w:r>
     </w:p>
     <w:p>
@@ -11839,7 +12303,7 @@
           <w:sz w:val="20"/>
           <w:szCs w:val="20"/>
         </w:rPr>
-        <w:t>Business Times (n.d.). SMEDCO rolls out US$15m to unlock SME growth. https://businesstimes.co.zw/smedco-rolls-out-us15m-to-unlock-sme-growth/</w:t>
+        <w:t>ATTA (2026). Wilderness Botswana Impact Report Highlights Four Decades of Conservation Tourism Value. https://atta.travel/resource/wilderness-botswana-impact-report-highlights-four-decades-of-conservation-tourism-value.html</w:t>
       </w:r>
     </w:p>
     <w:p>
@@ -11854,7 +12318,7 @@
           <w:sz w:val="20"/>
           <w:szCs w:val="20"/>
         </w:rPr>
-        <w:t>Business Weekly (2026). BLLAHWU raises red flags over planned merger of parastatals. https://businessweekly.co.bw/news/bllahwu-raises-red-flags-over-planned-merger-of-parastatals</w:t>
+        <w:t>Business Times (2026). Unpacking SI 215 of 2025: Foreign participation in reserved sectors. https://businesstimes.co.zw/unpacking-si-215-of-2025-foreign-participation-in-reserved-sectors/</w:t>
       </w:r>
     </w:p>
     <w:p>
@@ -11869,7 +12333,7 @@
           <w:sz w:val="20"/>
           <w:szCs w:val="20"/>
         </w:rPr>
-        <w:t>CDE and European Union (c. 2013). Annex I: Description of the Action "Support to the implementation of the Private Sector Development Strategy of Botswana and the Economic Diversification Drive" (FED/2013/312562), Section 2: PSDP Implementation Needs and Capacity Survey. Contribution Agreement for the implementation of the Private Sector Development Programme as part of the 10th EDF NSA programme, final draft. Unpublished project document.</w:t>
+        <w:t>Business Times (n.d.). SMEDCO rolls out US$15m to unlock SME growth. https://businesstimes.co.zw/smedco-rolls-out-us15m-to-unlock-sme-growth/</w:t>
       </w:r>
     </w:p>
     <w:p>
@@ -11884,7 +12348,7 @@
           <w:sz w:val="20"/>
           <w:szCs w:val="20"/>
         </w:rPr>
-        <w:t>Chipika, J. T. (n.d.). Opening remarks by the Deputy Governor, Reserve Bank of Zimbabwe, at the Regional Joint Learning Program on Developing and Implementing Financial Inclusion Policies and Regulations for Women-led MSMEs. Alliance for Financial Inclusion. https://afi-global.org/speeches/regional-joint-learning-program-on-developing-and-implementing-financial-inclusion-policies-and-regulations-for-women-led-msmes-opening-remarks-by-deputy-governor-dr-j-t-chipika/</w:t>
+        <w:t>Business Weekly (2026). BLLAHWU raises red flags over planned merger of parastatals. https://businessweekly.co.bw/news/bllahwu-raises-red-flags-over-planned-merger-of-parastatals</w:t>
       </w:r>
     </w:p>
     <w:p>
@@ -11899,7 +12363,7 @@
           <w:sz w:val="20"/>
           <w:szCs w:val="20"/>
         </w:rPr>
-        <w:t>COMESA (2016). Presentation on the COMESA Simplified Trade Regime (L. Othieno), UNCTAD meeting, 10 May 2016. https://unctad.org/meetings/en/Presentation/ditc-ted-10.05.16-oceans-comesa-lawrence%20othieno.pdf</w:t>
+        <w:t>Business Weekly (2026). SMMEs cash P300m from SDP. https://businessweekly.co.bw/news/smmes-cash-p300m-from-atisa-sdp [To verify: not opened for this draft.]</w:t>
       </w:r>
     </w:p>
     <w:p>
@@ -11914,7 +12378,7 @@
           <w:sz w:val="20"/>
           <w:szCs w:val="20"/>
         </w:rPr>
-        <w:t>COMESA (2025). Current threshold for the Simplified Trade Regime (STR). https://www.comesa.int/wp-content/uploads/2025/09/CURRENT-THRESHOLD-FOR-THE-SIMPLIFIED-TRADE-REGIME-STR1.pdf</w:t>
+        <w:t>CDE and European Union (c. 2013). Annex I: Description of the Action "Support to the implementation of the Private Sector Development Strategy of Botswana and the Economic Diversification Drive" (FED/2013/312562), Section 2: PSDP Implementation Needs and Capacity Survey. Contribution Agreement for the implementation of the Private Sector Development Programme as part of the 10th EDF NSA programme, final draft. Unpublished project document.</w:t>
       </w:r>
     </w:p>
     <w:p>
@@ -11929,7 +12393,7 @@
           <w:sz w:val="20"/>
           <w:szCs w:val="20"/>
         </w:rPr>
-        <w:t>Daily News (Botswana) (2025). Report on the second Okavango Wilderness Safaris Local Suppliers' Expo, Maun (edition of 30 June 2025). https://dailynews.gov.bw/common_up/dailynews/dailynews_pdf/30-06-2025_16-22-03_1751293323_dailynews_pdf.pdf</w:t>
+        <w:t>Chipika, J. T. (n.d.). Opening remarks by the Deputy Governor, Reserve Bank of Zimbabwe, at the Regional Joint Learning Program on Developing and Implementing Financial Inclusion Policies and Regulations for Women-led MSMEs. Alliance for Financial Inclusion. https://afi-global.org/speeches/regional-joint-learning-program-on-developing-and-implementing-financial-inclusion-policies-and-regulations-for-women-led-msmes-opening-remarks-by-deputy-governor-dr-j-t-chipika/</w:t>
       </w:r>
     </w:p>
     <w:p>
@@ -11944,7 +12408,7 @@
           <w:sz w:val="20"/>
           <w:szCs w:val="20"/>
         </w:rPr>
-        <w:t>Daily News (Botswana) (n.d.). Review of Tourism Act to minimise revenue leakages. https://dailynews.gov.bw/news-detail/83542</w:t>
+        <w:t>COMESA (2016). Presentation on the COMESA Simplified Trade Regime (L. Othieno), UNCTAD meeting, 10 May 2016. https://unctad.org/meetings/en/Presentation/ditc-ted-10.05.16-oceans-comesa-lawrence%20othieno.pdf</w:t>
       </w:r>
     </w:p>
     <w:p>
@@ -11959,7 +12423,7 @@
           <w:sz w:val="20"/>
           <w:szCs w:val="20"/>
         </w:rPr>
-        <w:t>Daily News (South Africa) (2025). New Zimbabwean laws reserve 14 key sectors for local ownership. https://dailynews.co.za/news/2025-12-16-new-zimbabwean-laws-reserve-14-key-sectors-for-local-ownership/</w:t>
+        <w:t>COMESA (2025). Current threshold for the Simplified Trade Regime (STR). https://www.comesa.int/wp-content/uploads/2025/09/CURRENT-THRESHOLD-FOR-THE-SIMPLIFIED-TRADE-REGIME-STR1.pdf</w:t>
       </w:r>
     </w:p>
     <w:p>
@@ -11974,7 +12438,7 @@
           <w:sz w:val="20"/>
           <w:szCs w:val="20"/>
         </w:rPr>
-        <w:t>Ecofin Agency (2026). Rwanda Tops Africa in World Bank's Business Ready 2025 Ranking. https://www.ecofinagency.com/news/0801-51811-rwanda-tops-africa-in-world-bank-s-business-ready-2025-ranking</w:t>
+        <w:t>Daily News (Botswana) (2025). Report on the second Okavango Wilderness Safaris Local Suppliers' Expo, Maun (edition of 30 June 2025). https://dailynews.gov.bw/common_up/dailynews/dailynews_pdf/30-06-2025_16-22-03_1751293323_dailynews_pdf.pdf</w:t>
       </w:r>
     </w:p>
     <w:p>
@@ -11989,7 +12453,7 @@
           <w:sz w:val="20"/>
           <w:szCs w:val="20"/>
         </w:rPr>
-        <w:t>Equity Axis (2025). Zimbabwe welcomes over 750,000 tourists in H1 2024, tourism receipts edge half a billion. https://equityaxis.net/post/18316/2025/3/zimbabwe-welcomes-over-750-000-tourists-in-h1-2024-tourism-receipts-edges-half-a-billion</w:t>
+        <w:t>Daily News (Botswana) (n.d.). Review of Tourism Act to minimise revenue leakages. https://dailynews.gov.bw/news-detail/83542</w:t>
       </w:r>
     </w:p>
     <w:p>
@@ -12004,7 +12468,7 @@
           <w:sz w:val="20"/>
           <w:szCs w:val="20"/>
         </w:rPr>
-        <w:t>European Union (2026). Regenerative Nature Based Tourism Development: action document. https://www.eeas.europa.eu/sites/default/files/2026/documents/Regenerative%20Nature%20Based%20Tourism%20Development_0.pdf</w:t>
+        <w:t>Daily News (South Africa) (2025). New Zimbabwean laws reserve 14 key sectors for local ownership. https://dailynews.co.za/news/2025-12-16-new-zimbabwean-laws-reserve-14-key-sectors-for-local-ownership/</w:t>
       </w:r>
     </w:p>
     <w:p>
@@ -12019,7 +12483,7 @@
           <w:sz w:val="20"/>
           <w:szCs w:val="20"/>
         </w:rPr>
-        <w:t>FIIAPP (2025). Support for MSMEs and the establishment and operationalisation of the national network of incubators in Angola (ENVOLVER+). https://www.fiap.gob.es/en/proyectos_fiiapp/support-for-msmes-micro-small-and-medium-sized-enterprises-and-the-establishment-and-operationalization-of-the-national-network-of-incubators-in-angola/</w:t>
+        <w:t>Ecofin Agency (2026). Rwanda Tops Africa in World Bank's Business Ready 2025 Ranking. https://www.ecofinagency.com/news/0801-51811-rwanda-tops-africa-in-world-bank-s-business-ready-2025-ranking</w:t>
       </w:r>
     </w:p>
     <w:p>
@@ -12034,7 +12498,7 @@
           <w:sz w:val="20"/>
           <w:szCs w:val="20"/>
         </w:rPr>
-        <w:t>FinMark Trust (2013). FinScope MSME Survey Zimbabwe 2012 (brochure). https://finmark.org.za/system/documents/files/000/000/448/original/FinScope_Zimbabwe_Broch13FNL.pdf</w:t>
+        <w:t>Enhanced Integrated Framework (2023). How to bee successful: Zambia diversifies its trade profile (SheTrades Zambia). https://trade4devnews.enhancedif.org/en/impact-story/how-bee-successful-zambia-diversifies-its-trade-profile [To verify: not opened for this draft.]</w:t>
       </w:r>
     </w:p>
     <w:p>
@@ -12049,7 +12513,7 @@
           <w:sz w:val="20"/>
           <w:szCs w:val="20"/>
         </w:rPr>
-        <w:t>FinMark Trust (2022). FinScope MSME Survey Zimbabwe 2022: Topline Findings. https://finmark.org.za/Publications/FinScope_MSME_Survey_Zimbabwe2022_findings.pdf</w:t>
+        <w:t>Equity Axis (2025). Zimbabwe welcomes over 750,000 tourists in H1 2024, tourism receipts edge half a billion. https://equityaxis.net/post/18316/2025/3/zimbabwe-welcomes-over-750-000-tourists-in-h1-2024-tourism-receipts-edges-half-a-billion</w:t>
       </w:r>
     </w:p>
     <w:p>
@@ -12064,7 +12528,7 @@
           <w:sz w:val="20"/>
           <w:szCs w:val="20"/>
         </w:rPr>
-        <w:t>FinMark Trust (2025). FinScope MSME Survey Botswana 2024: Pocket Guide. https://finmark.org.za/Publications/2024_Pocket_Guide_FinScope_Botswana_MSME.pdf</w:t>
+        <w:t>European Union (2026). Regenerative Nature Based Tourism Development: action document. https://www.eeas.europa.eu/sites/default/files/2026/documents/Regenerative%20Nature%20Based%20Tourism%20Development_0.pdf</w:t>
       </w:r>
     </w:p>
     <w:p>
@@ -12079,7 +12543,7 @@
           <w:sz w:val="20"/>
           <w:szCs w:val="20"/>
         </w:rPr>
-        <w:t>Forbes África Lusófona (2025). INAPEM aposta no fomento de mais talentos no sector das tecnologias em Angola. https://forbesafricalusofona.com/inapem-aposta-no-fomento-de-mais-talentos-no-sector-das-tecnologias-em-angola/</w:t>
+        <w:t>FIIAPP (2025). Support for MSMEs and the establishment and operationalisation of the national network of incubators in Angola (ENVOLVER+). https://www.fiap.gob.es/en/proyectos_fiiapp/support-for-msmes-micro-small-and-medium-sized-enterprises-and-the-establishment-and-operationalization-of-the-national-network-of-incubators-in-angola/</w:t>
       </w:r>
     </w:p>
     <w:p>
@@ -12094,7 +12558,7 @@
           <w:sz w:val="20"/>
           <w:szCs w:val="20"/>
         </w:rPr>
-        <w:t>GIZ (2026). Regenerative Tourism: Investing in Nature and Local Economies across KAZA. https://www.giz.de/en/regions/africa/sadc-botswana/news/regenerative-tourism-investing-nature-and-local-economies-across-kaza</w:t>
+        <w:t>FinMark Trust (2013). FinScope MSME Survey Zimbabwe 2012 (brochure). https://finmark.org.za/system/documents/files/000/000/448/original/FinScope_Zimbabwe_Broch13FNL.pdf</w:t>
       </w:r>
     </w:p>
     <w:p>
@@ -12109,7 +12573,7 @@
           <w:sz w:val="20"/>
           <w:szCs w:val="20"/>
         </w:rPr>
-        <w:t>Gondwana Collection Namibia (n.d.). Etosha King Nehale: Where Architecture Preserves a Kingdom. https://gondwana-collection.com/blog/etosha-king-nehale-where-architecture-preserves-a-kingdom</w:t>
+        <w:t>FinMark Trust (2022). FinScope MSME Survey Zimbabwe 2022: Topline Findings. https://finmark.org.za/Publications/FinScope_MSME_Survey_Zimbabwe2022_findings.pdf</w:t>
       </w:r>
     </w:p>
     <w:p>
@@ -12124,7 +12588,7 @@
           <w:sz w:val="20"/>
           <w:szCs w:val="20"/>
         </w:rPr>
-        <w:t>Gondwana Collection Namibia (n.d.). Partners to Gondwana. https://gondwana-collection.com/en/about-us/our-partners</w:t>
+        <w:t>FinMark Trust (2025). FinScope MSME Survey Botswana 2024: Pocket Guide. https://finmark.org.za/Publications/2024_Pocket_Guide_FinScope_Botswana_MSME.pdf</w:t>
       </w:r>
     </w:p>
     <w:p>
@@ -12139,7 +12603,7 @@
           <w:sz w:val="20"/>
           <w:szCs w:val="20"/>
         </w:rPr>
-        <w:t>Government of Angola (2012). Decreto Presidencial n.º 40/12, de 13 de Março (Balcão Único do Empreendedor). https://lex.ao/docs/presidente-da-republica/2012/decreto-presidencial-n-o-40-12-de-13-de-marco/</w:t>
+        <w:t>Forbes África Lusófona (2025). INAPEM aposta no fomento de mais talentos no sector das tecnologias em Angola. https://forbesafricalusofona.com/inapem-aposta-no-fomento-de-mais-talentos-no-sector-das-tecnologias-em-angola/</w:t>
       </w:r>
     </w:p>
     <w:p>
@@ -12154,7 +12618,7 @@
           <w:sz w:val="20"/>
           <w:szCs w:val="20"/>
         </w:rPr>
-        <w:t>Government of Botswana (2021). Economic Inclusion Act (Act No. 26 of 2021). https://botswanalaws.com/consolidated-statutes/principle-legislation/economic-inclusion-act</w:t>
+        <w:t>GIZ (2026). Regenerative Tourism: Investing in Nature and Local Economies across KAZA. https://www.giz.de/en/regions/africa/sadc-botswana/news/regenerative-tourism-investing-nature-and-local-economies-across-kaza</w:t>
       </w:r>
     </w:p>
     <w:p>
@@ -12169,7 +12633,7 @@
           <w:sz w:val="20"/>
           <w:szCs w:val="20"/>
         </w:rPr>
-        <w:t>Government of Zimbabwe (2025). Indigenisation and Economic Empowerment (Foreign Participation in Reserved Sectors) Regulations, 2025 (SI 215 of 2025). ZimLII. https://zimlii.org/akn/zw/act/si/2025/215/eng@2025-12-11</w:t>
+        <w:t>Gondwana Collection Namibia (n.d.). Etosha King Nehale: Where Architecture Preserves a Kingdom. https://gondwana-collection.com/blog/etosha-king-nehale-where-architecture-preserves-a-kingdom</w:t>
       </w:r>
     </w:p>
     <w:p>
@@ -12184,7 +12648,7 @@
           <w:sz w:val="20"/>
           <w:szCs w:val="20"/>
         </w:rPr>
-        <w:t>Herald, The (2019). Zim among World Bank top performers. https://www.heraldonline.co.zw/zim-among-world-bank-top-performers-2/</w:t>
+        <w:t>Gondwana Collection Namibia (n.d.). Partners to Gondwana. https://gondwana-collection.com/en/about-us/our-partners</w:t>
       </w:r>
     </w:p>
     <w:p>
@@ -12199,7 +12663,7 @@
           <w:sz w:val="20"/>
           <w:szCs w:val="20"/>
         </w:rPr>
-        <w:t>KAZA Financial Landscape Analysis: Access to Finance for R-NBT MSMEs in the KAZA TFCA (Final Draft for Validation, October 2026). Unpublished.</w:t>
+        <w:t>Government of Angola (2012). Decreto Presidencial n.º 40/12, de 13 de Março (Balcão Único do Empreendedor). https://lex.ao/docs/presidente-da-republica/2012/decreto-presidencial-n-o-40-12-de-13-de-marco/</w:t>
       </w:r>
     </w:p>
     <w:p>
@@ -12214,7 +12678,7 @@
           <w:sz w:val="20"/>
           <w:szCs w:val="20"/>
         </w:rPr>
-        <w:t>Mbaiwa, J. E. (2005). Enclave tourism and its socio-economic impacts in the Okavango Delta, Botswana. Tourism Management 26(2), 157-172. https://ubrisa.ub.bw/handle/10311/429</w:t>
+        <w:t>Government of Botswana (2021). Economic Inclusion Act (Act No. 26 of 2021). https://botswanalaws.com/consolidated-statutes/principle-legislation/economic-inclusion-act</w:t>
       </w:r>
     </w:p>
     <w:p>
@@ -12229,7 +12693,7 @@
           <w:sz w:val="20"/>
           <w:szCs w:val="20"/>
         </w:rPr>
-        <w:t>Ministry of Trade and Entrepreneurship, Botswana (2026). Committee of Supply Speech, Organisation 0700, 2026/27. https://www.parliament.gov.bw/documents/Committee-of-Supply-Speech--16-02-2026--Ministry-of-Trade---Entrepreneurship-Version-6--final_07_19_44_27_07_2026.pdf</w:t>
+        <w:t>Government of Zimbabwe (2025). Indigenisation and Economic Empowerment (Foreign Participation in Reserved Sectors) Regulations, 2025 (SI 215 of 2025). ZimLII. https://zimlii.org/akn/zw/act/si/2025/215/eng@2025-12-11</w:t>
       </w:r>
     </w:p>
     <w:p>
@@ -12244,7 +12708,7 @@
           <w:sz w:val="20"/>
           <w:szCs w:val="20"/>
         </w:rPr>
-        <w:t>Mmegi (2025). Stanbic, Wilderness offer lifeline for SMMEs in tourism. https://www.mmegi.bw/business/stanbic-wilderness-offer-lifeline-for-smmes-in-tourism/news</w:t>
+        <w:t>Herald, The (2019). Zim among World Bank top performers. https://www.heraldonline.co.zw/zim-among-world-bank-top-performers-2/</w:t>
       </w:r>
     </w:p>
     <w:p>
@@ -12259,7 +12723,7 @@
           <w:sz w:val="20"/>
           <w:szCs w:val="20"/>
         </w:rPr>
-        <w:t>Mmegi (2026). Wilderness, LEA herald new era for citizen participation in tourism. https://www.mmegi.bw/business/wilderness-lea-herald-new-era-for-citizen-participation-in-tourism/news</w:t>
+        <w:t>ILO (2025). Start and Improve Your Business programme making waves for young entrepreneurs. https://www.ilo.org/resource/article/start-and-improve-your-business-programme-making-waves-young-entrepreneurs [To verify: not opened for this draft.]</w:t>
       </w:r>
     </w:p>
     <w:p>
@@ -12274,7 +12738,7 @@
           <w:sz w:val="20"/>
           <w:szCs w:val="20"/>
         </w:rPr>
-        <w:t>Namibia Statistics Agency (2025). 2023 Labour Force Report: presentation for the launch. https://nsa.org.na/wp-content/uploads/2025/01/2023-Labour-Force-Report-Presentation-for-the-Launch-Jan-2025-_OS.pdf</w:t>
+        <w:t>ITC (n.d.). ITC launches SheTrades Zambia. https://www.intracen.org/news/ITC-launches-SheTrades-Zambia/ [To verify: not opened for this draft.]</w:t>
       </w:r>
     </w:p>
     <w:p>
@@ -12289,7 +12753,7 @@
           <w:sz w:val="20"/>
           <w:szCs w:val="20"/>
         </w:rPr>
-        <w:t>Namibian, The (2025). Oshana leads with most registered businesses. https://www.namibian.com.na/oshana-leads-with-most-registered-businesses/</w:t>
+        <w:t>ITC (n.d.). Namibian businesswomen set to see exports multiply under new ITC project (ACCESS!). https://www.intracen.org/news/Namibian-businesswomen-set-to-see-exports-multiply-under-new-ITC-project/ [To verify: not opened for this draft.]</w:t>
       </w:r>
     </w:p>
     <w:p>
@@ -12304,7 +12768,7 @@
           <w:sz w:val="20"/>
           <w:szCs w:val="20"/>
         </w:rPr>
-        <w:t>Namibian, The (2026). Namibia receives 1.3m tourists in 2025. https://www.namibian.com.na/namibia-receives-1-3m-tourists-in-2025/</w:t>
+        <w:t>KAZA Financial Landscape Analysis: Access to Finance for R-NBT MSMEs in the KAZA TFCA (Final Draft for Validation, October 2026). Unpublished.</w:t>
       </w:r>
     </w:p>
     <w:p>
@@ -12319,7 +12783,7 @@
           <w:sz w:val="20"/>
           <w:szCs w:val="20"/>
         </w:rPr>
-        <w:t>Namibian, The (2026). Visa regime change bites tourism. https://www.namibian.com.na/visa-regime-change-bites-tourism/</w:t>
+        <w:t>Kirsten, M. and Rogerson, C. M. (2002). Tourism, business linkages and small enterprise development in South Africa. Development Southern Africa 19(1), 29-59. https://ideas.repec.org/a/taf/deveza/v19y2002i1p29-59.html [To verify: not opened for this draft.]</w:t>
       </w:r>
     </w:p>
     <w:p>
@@ -12334,7 +12798,7 @@
           <w:sz w:val="20"/>
           <w:szCs w:val="20"/>
         </w:rPr>
-        <w:t>Namibian, The (n.d.). NIPDB urges MSMEs to apply for N$18m fund. https://www.namibian.com.na/nipdb-urges-msmes-to-apply-for-n18m-fund/</w:t>
+        <w:t>Mbaiwa, J. E. (2005). Enclave tourism and its socio-economic impacts in the Okavango Delta, Botswana. Tourism Management 26(2), 157-172. https://ubrisa.ub.bw/handle/10311/429</w:t>
       </w:r>
     </w:p>
     <w:p>
@@ -12349,7 +12813,7 @@
           <w:sz w:val="20"/>
           <w:szCs w:val="20"/>
         </w:rPr>
-        <w:t>Newsday (2026). ZSE, SMEDCO join forces to bridge SME funding gap. https://www.newsday.co.zw/business/article/200057516/zse-smedco-join-forces-to-bridge-sme-funding-gap</w:t>
+        <w:t>Millennium Challenge Corporation (2017). Evaluation brief: Namibia Indigenous Natural Products. https://www.mcc.gov/resources/doc/evalbrief-060117-nam-indigenous-products/ [To verify: not opened for this draft.]</w:t>
       </w:r>
     </w:p>
     <w:p>
@@ -12364,7 +12828,7 @@
           <w:sz w:val="20"/>
           <w:szCs w:val="20"/>
         </w:rPr>
-        <w:t>NIPDB (n.d.). K2G High Potential Pool. https://msme.nipdb.com/k2g-hpp/</w:t>
+        <w:t>Millennium Challenge Corporation (n.d.). Namibia Compact evaluations catalogue, Indigenous Natural Products final evaluation. https://mcc.icpsr.umich.edu/evaluations/index.php/catalog/152 [To verify: not opened for this draft.]</w:t>
       </w:r>
     </w:p>
     <w:p>
@@ -12379,7 +12843,7 @@
           <w:sz w:val="20"/>
           <w:szCs w:val="20"/>
         </w:rPr>
-        <w:t>NIPDB (n.d.). Micro, Small and Medium Enterprises Development. https://www.nipdb.com/partnerships/msme</w:t>
+        <w:t>Ministry of Trade and Entrepreneurship, Botswana (2026). Committee of Supply Speech, Organisation 0700, 2026/27. https://www.parliament.gov.bw/documents/Committee-of-Supply-Speech--16-02-2026--Ministry-of-Trade---Entrepreneurship-Version-6--final_07_19_44_27_07_2026.pdf</w:t>
       </w:r>
     </w:p>
     <w:p>
@@ -12394,7 +12858,7 @@
           <w:sz w:val="20"/>
           <w:szCs w:val="20"/>
         </w:rPr>
-        <w:t>Nsanzya, B. M. K. (n.d.). Evaluating Tourism-Agriculture Linkages for Inclusive Growth in Zambia. PhD thesis, University of Pretoria. https://repository.up.ac.za/server/api/core/bitstreams/97195534-6092-4f4a-ad1e-4383f140ff9a/content</w:t>
+        <w:t>Mmegi (2025). Stanbic, Wilderness offer lifeline for SMMEs in tourism. https://www.mmegi.bw/business/stanbic-wilderness-offer-lifeline-for-smmes-in-tourism/news</w:t>
       </w:r>
     </w:p>
     <w:p>
@@ -12409,7 +12873,7 @@
           <w:sz w:val="20"/>
           <w:szCs w:val="20"/>
         </w:rPr>
-        <w:t>Reserve Bank of Zimbabwe (2022). Zimbabwe FinScope MSME Survey Report 2022. https://www.rbz.co.zw/documents/BLSS/2022/Zimbabwe_FinScope_MSME_Survey_Report_2022.pdf</w:t>
+        <w:t>Mmegi (2026). Wilderness, LEA herald new era for citizen participation in tourism. https://www.mmegi.bw/business/wilderness-lea-herald-new-era-for-citizen-participation-in-tourism/news</w:t>
       </w:r>
     </w:p>
     <w:p>
@@ -12424,7 +12888,7 @@
           <w:sz w:val="20"/>
           <w:szCs w:val="20"/>
         </w:rPr>
-        <w:t>SIGMA International (2026). KAZA Regenerative Nature-Based Tourism Macro Diagnostic: Findings Report (Draft). Prepared for GIZ, September 2026. Unpublished; used via an extract on priority value chains.</w:t>
+        <w:t>Namibia Statistics Agency (2025). 2023 Labour Force Report: presentation for the launch. https://nsa.org.na/wp-content/uploads/2025/01/2023-Labour-Force-Report-Presentation-for-the-Launch-Jan-2025-_OS.pdf</w:t>
       </w:r>
     </w:p>
     <w:p>
@@ -12439,7 +12903,7 @@
           <w:sz w:val="20"/>
           <w:szCs w:val="20"/>
         </w:rPr>
-        <w:t>Statistics Botswana (2026). Tourism International Visitor Arrivals Stats Brief, 2024 Quarters 2-4. https://www.statsbots.org.bw/sites/default/files/publications/Tourism%20International%20Visitor%20Arrivals%20Stats%20Brief%202024%20Quarter%202-4.pdf</w:t>
+        <w:t>Namibian, The (2025). Oshana leads with most registered businesses. https://www.namibian.com.na/oshana-leads-with-most-registered-businesses/</w:t>
       </w:r>
     </w:p>
     <w:p>
@@ -12454,7 +12918,7 @@
           <w:sz w:val="20"/>
           <w:szCs w:val="20"/>
         </w:rPr>
-        <w:t>The Brief (2024). Annual duty waiver programme will not be extended: BIPA. https://thebrief.com.na/2024/06/annual-duty-waiver-programme-will-not-be-extended-bipa/</w:t>
+        <w:t>Namibian, The (2026). Namibia receives 1.3m tourists in 2025. https://www.namibian.com.na/namibia-receives-1-3m-tourists-in-2025/</w:t>
       </w:r>
     </w:p>
     <w:p>
@@ -12469,7 +12933,7 @@
           <w:sz w:val="20"/>
           <w:szCs w:val="20"/>
         </w:rPr>
-        <w:t>The Brief (2025). BIPA to deregister 1,000 companies every month. https://thebrief.com.na/2025/08/bipa-to-deregister-1000-companies-every-month/</w:t>
+        <w:t>Namibian, The (2026). Visa regime change bites tourism. https://www.namibian.com.na/visa-regime-change-bites-tourism/</w:t>
       </w:r>
     </w:p>
     <w:p>
@@ -12484,7 +12948,7 @@
           <w:sz w:val="20"/>
           <w:szCs w:val="20"/>
         </w:rPr>
-        <w:t>TimesLIVE (2024). Southern African countries plan to expand special tourist visa. https://www.timeslive.co.za/news/africa/2024-06-03-southern-african-countries-plan-to-expand-special-tourist-visa/</w:t>
+        <w:t>Namibian, The (n.d.). NIPDB urges MSMEs to apply for N$18m fund. https://www.namibian.com.na/nipdb-urges-msmes-to-apply-for-n18m-fund/</w:t>
       </w:r>
     </w:p>
     <w:p>
@@ -12499,7 +12963,7 @@
           <w:sz w:val="20"/>
           <w:szCs w:val="20"/>
         </w:rPr>
-        <w:t>Tourism Update (2025). Teething problems plague Namibia's new visa regime. https://www.tourismupdate.com/article/teething-problems-plague-namibias-new-visa-regime</w:t>
+        <w:t>New Era (n.d.). End of the road for SME Bank. https://neweralive.na/?p=32861 [To verify: not opened for this draft.]</w:t>
       </w:r>
     </w:p>
     <w:p>
@@ -12514,7 +12978,7 @@
           <w:sz w:val="20"/>
           <w:szCs w:val="20"/>
         </w:rPr>
-        <w:t>UN Women (2025). The Impact of Austerity Measures on Women-Owned Businesses in Zimbabwe. https://africa.unwomen.org/en/digital-library/publications/2025/03/the-impact-of-austerity-measures-on-women-owned-businesses-in-zimbabwe</w:t>
+        <w:t>New Era (n.d.). NCCI wants help for business funds trapped at SME Bank. https://neweralive.na/?p=32653 [To verify: not opened for this draft.]</w:t>
       </w:r>
     </w:p>
     <w:p>
@@ -12529,7 +12993,7 @@
           <w:sz w:val="20"/>
           <w:szCs w:val="20"/>
         </w:rPr>
-        <w:t>UNDP Zambia (2025). UNDP Youth-Led MSME Empowerment Programme Launched to Boost Entrepreneurial Capacity and Regional Market Access. https://www.undp.org/zambia/press-releases/undp-youth-led-msme-empowerment-programme-launched-boost-entrepreneurial-capacity-and-regional-market-access</w:t>
+        <w:t>Newsday (2026). ZSE, SMEDCO join forces to bridge SME funding gap. https://www.newsday.co.zw/business/article/200057516/zse-smedco-join-forces-to-bridge-sme-funding-gap</w:t>
       </w:r>
     </w:p>
     <w:p>
@@ -12544,7 +13008,7 @@
           <w:sz w:val="20"/>
           <w:szCs w:val="20"/>
         </w:rPr>
-        <w:t>US Department of State (2020). 2020 Investment Climate Statements: Botswana. https://www.state.gov/reports/2020-investment-climate-statements/botswana/</w:t>
+        <w:t>NIPDB (n.d.). K2G High Potential Pool. https://msme.nipdb.com/k2g-hpp/</w:t>
       </w:r>
     </w:p>
     <w:p>
@@ -12559,7 +13023,7 @@
           <w:sz w:val="20"/>
           <w:szCs w:val="20"/>
         </w:rPr>
-        <w:t>US Department of State (2026). 2026 Investment Climate Statements: Botswana. https://www.state.gov/reports/2026-investment-climate-statements/botswana</w:t>
+        <w:t>NIPDB (n.d.). Micro, Small and Medium Enterprises Development. https://www.nipdb.com/partnerships/msme</w:t>
       </w:r>
     </w:p>
     <w:p>
@@ -12574,7 +13038,7 @@
           <w:sz w:val="20"/>
           <w:szCs w:val="20"/>
         </w:rPr>
-        <w:t>US International Trade Administration (n.d.). Botswana Country Commercial Guide: Market Challenges. https://www.trade.gov/country-commercial-guides/botswana-market-challenges</w:t>
+        <w:t>Nsanzya, B. M. K. (n.d.). Evaluating Tourism-Agriculture Linkages for Inclusive Growth in Zambia. PhD thesis, University of Pretoria. https://repository.up.ac.za/server/api/core/bitstreams/97195534-6092-4f4a-ad1e-4383f140ff9a/content</w:t>
       </w:r>
     </w:p>
     <w:p>
@@ -12589,7 +13053,7 @@
           <w:sz w:val="20"/>
           <w:szCs w:val="20"/>
         </w:rPr>
-        <w:t>Ver Angola (2021). Nova plataforma permite criar empresa em uma hora. https://www.verangola.net/va/pt/052021/Economia/25439/Nova-plataforma-permite-criar-empresa-em-uma-hora.htm</w:t>
+        <w:t>Reserve Bank of Zimbabwe (2022). Zimbabwe FinScope MSME Survey Report 2022. https://www.rbz.co.zw/documents/BLSS/2022/Zimbabwe_FinScope_MSME_Survey_Report_2022.pdf</w:t>
       </w:r>
     </w:p>
     <w:p>
@@ -12604,7 +13068,7 @@
           <w:sz w:val="20"/>
           <w:szCs w:val="20"/>
         </w:rPr>
-        <w:t>Ver Angola (2025). Envolver Project launched in Angola to strengthen entrepreneurship. https://www.verangola.net/va/en/102025/Society/46493/Envolver-Project-launched-in-Angola-to-strengthen-entrepreneurship.htm</w:t>
+        <w:t>SIGMA International (2026). KAZA Regenerative Nature-Based Tourism Macro Diagnostic: Findings Report (Draft). Prepared for GIZ, September 2026. Unpublished; used via an extract on priority value chains.</w:t>
       </w:r>
     </w:p>
     <w:p>
@@ -12619,7 +13083,7 @@
           <w:sz w:val="20"/>
           <w:szCs w:val="20"/>
         </w:rPr>
-        <w:t>Veritas Zimbabwe (2018). Bill Watch 5-2018: Indigenisation Act Amendments Now Law. https://www.veritaszim.net/node/2355</w:t>
+        <w:t>Statistics Botswana (2026). Tourism International Visitor Arrivals Stats Brief, 2024 Quarters 2-4. https://www.statsbots.org.bw/sites/default/files/publications/Tourism%20International%20Visitor%20Arrivals%20Stats%20Brief%202024%20Quarter%202-4.pdf</w:t>
       </w:r>
     </w:p>
     <w:p>
@@ -12634,7 +13098,7 @@
           <w:sz w:val="20"/>
           <w:szCs w:val="20"/>
         </w:rPr>
-        <w:t>World Bank (2013). FinScope MSME Survey Zimbabwe 2012. https://documents1.worldbank.org/curated/en/780081468137402417/pdf/945050WP0Box385442B0P12644800PUBLIC00ACS.pdf</w:t>
+        <w:t>Stellenbosch University (n.d.). Evaluation of the Tourism Mentorship Programme, Western Cape (thesis). https://scholar.sun.ac.za/items/3b5b90b1-063a-41af-aac2-0beac4130747/full [To verify: not opened for this draft.]</w:t>
       </w:r>
     </w:p>
     <w:p>
@@ -12649,7 +13113,7 @@
           <w:sz w:val="20"/>
           <w:szCs w:val="20"/>
         </w:rPr>
-        <w:t>World Bank (2019). Doing Business 2020: Comparing Business Regulation in 190 Economies. https://documents1.worldbank.org/curated/en/688761571934946384/pdf/Doing-Business-2020-Comparing-Business-Regulation-in-190-Economies.pdf</w:t>
+        <w:t>The Brief (2024). Annual duty waiver programme will not be extended: BIPA. https://thebrief.com.na/2024/06/annual-duty-waiver-programme-will-not-be-extended-bipa/</w:t>
       </w:r>
     </w:p>
     <w:p>
@@ -12664,7 +13128,7 @@
           <w:sz w:val="20"/>
           <w:szCs w:val="20"/>
         </w:rPr>
-        <w:t>World Bank (2019). Doing Business 2020: Economy Profile of Zimbabwe (economy profiles for Angola, Botswana, Namibia and Zambia are published in the same series). https://documents1.worldbank.org/curated/en/177921575381849841/pdf/Doing-Business-2020-Comparing-Business-Regulation-in-190-Economies-Economy-Profile-of-Zimbabwe.pdf</w:t>
+        <w:t>The Brief (2025). BIPA to deregister 1,000 companies every month. https://thebrief.com.na/2025/08/bipa-to-deregister-1000-companies-every-month/</w:t>
       </w:r>
     </w:p>
     <w:p>
@@ -12679,7 +13143,7 @@
           <w:sz w:val="20"/>
           <w:szCs w:val="20"/>
         </w:rPr>
-        <w:t>World Bank (2019). Doing Business 2020: Two Sub-Saharan African Countries among Most Improved in Ease of Doing Business (press release, 24 October 2019). https://www.worldbank.org/en/news/press-release/2019/10/24/doing-business-2020-two-sub-saharan-african-countries-among-most-improved-in-ease-of-doing-business</w:t>
+        <w:t>TimesLIVE (2024). Southern African countries plan to expand special tourist visa. https://www.timeslive.co.za/news/africa/2024-06-03-southern-african-countries-plan-to-expand-special-tourist-visa/</w:t>
       </w:r>
     </w:p>
     <w:p>
@@ -12694,7 +13158,7 @@
           <w:sz w:val="20"/>
           <w:szCs w:val="20"/>
         </w:rPr>
-        <w:t>World Bank (2021). Access to Finance and Capacity Building of Women-led Small and Medium Enterprises in Zambia (W-SME Survey Report). https://documents1.worldbank.org/curated/en/576591618321561334/pdf/Access-to-Finance-and-Capacity-Building-of-Women-led-Small-and-Medium-Enterprises-in-Zambia.pdf</w:t>
+        <w:t>Tourism Update (2025). Teething problems plague Namibia's new visa regime. https://www.tourismupdate.com/article/teething-problems-plague-namibias-new-visa-regime</w:t>
       </w:r>
     </w:p>
     <w:p>
@@ -12709,7 +13173,7 @@
           <w:sz w:val="20"/>
           <w:szCs w:val="20"/>
         </w:rPr>
-        <w:t>World Bank (2024). Risk and reform: Zambia's strategic approach to modern governance (Nasikiliza blog). https://blogs.worldbank.org/en/nasikiliza/risk-and-reform-zambias-strategic-approach-to-modern-governance-afe-0524</w:t>
+        <w:t>Travel News (n.d.). Zim govt to help SMEs grow (Zimbabwe Destination Development Programme). https://www.travelnews.co.za/article/zim-govt-to-help-smes-grow [To verify: not opened for this draft.]</w:t>
       </w:r>
     </w:p>
     <w:p>
@@ -12724,7 +13188,367 @@
           <w:sz w:val="20"/>
           <w:szCs w:val="20"/>
         </w:rPr>
+        <w:t>Travel News Namibia (n.d.). MCA Namibia hands over tourism projects. https://travelnewsnamibia.com/?p=21316 [To verify: not opened for this draft.]</w:t>
+      </w:r>
+    </w:p>
+    <w:p>
+      <w:pPr>
+        <w:pStyle w:val="Normal"/>
+        <w:spacing w:before="0" w:after="100"/>
+        <w:ind w:hanging="567" w:left="567"/>
+        <w:rPr/>
+      </w:pPr>
+      <w:r>
+        <w:rPr>
+          <w:sz w:val="20"/>
+          <w:szCs w:val="20"/>
+        </w:rPr>
+        <w:t>UN Tourism (2017). A series of hospitality training programmes completed for youth and women in Victoria Falls. https://www.untourism.int/archive/global/news/2017-06-12/series-hospitality-training-programme-completed-youth-and-women-victoria-falls [To verify: not opened for this draft.]</w:t>
+      </w:r>
+    </w:p>
+    <w:p>
+      <w:pPr>
+        <w:pStyle w:val="Normal"/>
+        <w:spacing w:before="0" w:after="100"/>
+        <w:ind w:hanging="567" w:left="567"/>
+        <w:rPr/>
+      </w:pPr>
+      <w:r>
+        <w:rPr>
+          <w:sz w:val="20"/>
+          <w:szCs w:val="20"/>
+        </w:rPr>
+        <w:t>UN Women (2025). The Impact of Austerity Measures on Women-Owned Businesses in Zimbabwe. https://africa.unwomen.org/en/digital-library/publications/2025/03/the-impact-of-austerity-measures-on-women-owned-businesses-in-zimbabwe</w:t>
+      </w:r>
+    </w:p>
+    <w:p>
+      <w:pPr>
+        <w:pStyle w:val="Normal"/>
+        <w:spacing w:before="0" w:after="100"/>
+        <w:ind w:hanging="567" w:left="567"/>
+        <w:rPr/>
+      </w:pPr>
+      <w:r>
+        <w:rPr>
+          <w:sz w:val="20"/>
+          <w:szCs w:val="20"/>
+        </w:rPr>
+        <w:t>UNCTAD (2024). Putting down long-term roots in Angola's entrepreneurial ecosystem (Empretec). https://unctad.org/conference/global-supply-chain-forum-2024/news/putting-down-long-term-roots-angolas-entrepreneurial-ecosystem [To verify: not opened for this draft.]</w:t>
+      </w:r>
+    </w:p>
+    <w:p>
+      <w:pPr>
+        <w:pStyle w:val="Normal"/>
+        <w:spacing w:before="0" w:after="100"/>
+        <w:ind w:hanging="567" w:left="567"/>
+        <w:rPr/>
+      </w:pPr>
+      <w:r>
+        <w:rPr>
+          <w:sz w:val="20"/>
+          <w:szCs w:val="20"/>
+        </w:rPr>
+        <w:t>UNDP Botswana (2020). Botswana small and medium enterprises benefit from the UNDP Supplier Development Programme. https://www.undp.org/botswana/news/botswana-small-and-medium-enterprises-smes-benefit-undp-supplier-development-programme-sdp [To verify: not opened for this draft.]</w:t>
+      </w:r>
+    </w:p>
+    <w:p>
+      <w:pPr>
+        <w:pStyle w:val="Normal"/>
+        <w:spacing w:before="0" w:after="100"/>
+        <w:ind w:hanging="567" w:left="567"/>
+        <w:rPr/>
+      </w:pPr>
+      <w:r>
+        <w:rPr>
+          <w:sz w:val="20"/>
+          <w:szCs w:val="20"/>
+        </w:rPr>
+        <w:t>UNDP Botswana (n.d.). Business Supplier Development Programme (SDP). https://www.undp.org/botswana/business-supplier-development-programme-sdp [To verify: not opened for this draft.]</w:t>
+      </w:r>
+    </w:p>
+    <w:p>
+      <w:pPr>
+        <w:pStyle w:val="Normal"/>
+        <w:spacing w:before="0" w:after="100"/>
+        <w:ind w:hanging="567" w:left="567"/>
+        <w:rPr/>
+      </w:pPr>
+      <w:r>
+        <w:rPr>
+          <w:sz w:val="20"/>
+          <w:szCs w:val="20"/>
+        </w:rPr>
+        <w:t>UNDP Zambia (2025). UNDP Youth-Led MSME Empowerment Programme Launched to Boost Entrepreneurial Capacity and Regional Market Access. https://www.undp.org/zambia/press-releases/undp-youth-led-msme-empowerment-programme-launched-boost-entrepreneurial-capacity-and-regional-market-access</w:t>
+      </w:r>
+    </w:p>
+    <w:p>
+      <w:pPr>
+        <w:pStyle w:val="Normal"/>
+        <w:spacing w:before="0" w:after="100"/>
+        <w:ind w:hanging="567" w:left="567"/>
+        <w:rPr/>
+      </w:pPr>
+      <w:r>
+        <w:rPr>
+          <w:sz w:val="20"/>
+          <w:szCs w:val="20"/>
+        </w:rPr>
+        <w:t>University of Johannesburg (2019). Factors inhibiting large enterprises from establishing sustainable linkages with small tourism enterprises in South Africa (research output). https://pure.uj.ac.za/en/publications/factors-inhibiting-large-enterprises-from-establishing-sustainabl/ [To verify: not opened for this draft.]</w:t>
+      </w:r>
+    </w:p>
+    <w:p>
+      <w:pPr>
+        <w:pStyle w:val="Normal"/>
+        <w:spacing w:before="0" w:after="100"/>
+        <w:ind w:hanging="567" w:left="567"/>
+        <w:rPr/>
+      </w:pPr>
+      <w:r>
+        <w:rPr>
+          <w:sz w:val="20"/>
+          <w:szCs w:val="20"/>
+        </w:rPr>
+        <w:t>University of Johannesburg (n.d.). Unpacking tourism SMMEs in South Africa: structure, support needs and policy response (research output). https://pure.uj.ac.za/en/publications/unpacking-tourism-smmes-in-south-africa-structure-support-needs-a/ [To verify: not opened for this draft.]</w:t>
+      </w:r>
+    </w:p>
+    <w:p>
+      <w:pPr>
+        <w:pStyle w:val="Normal"/>
+        <w:spacing w:before="0" w:after="100"/>
+        <w:ind w:hanging="567" w:left="567"/>
+        <w:rPr/>
+      </w:pPr>
+      <w:r>
+        <w:rPr>
+          <w:sz w:val="20"/>
+          <w:szCs w:val="20"/>
+        </w:rPr>
+        <w:t>US Department of State (2020). 2020 Investment Climate Statements: Botswana. https://www.state.gov/reports/2020-investment-climate-statements/botswana/</w:t>
+      </w:r>
+    </w:p>
+    <w:p>
+      <w:pPr>
+        <w:pStyle w:val="Normal"/>
+        <w:spacing w:before="0" w:after="100"/>
+        <w:ind w:hanging="567" w:left="567"/>
+        <w:rPr/>
+      </w:pPr>
+      <w:r>
+        <w:rPr>
+          <w:sz w:val="20"/>
+          <w:szCs w:val="20"/>
+        </w:rPr>
+        <w:t>US Department of State (2026). 2026 Investment Climate Statements: Botswana. https://www.state.gov/reports/2026-investment-climate-statements/botswana</w:t>
+      </w:r>
+    </w:p>
+    <w:p>
+      <w:pPr>
+        <w:pStyle w:val="Normal"/>
+        <w:spacing w:before="0" w:after="100"/>
+        <w:ind w:hanging="567" w:left="567"/>
+        <w:rPr/>
+      </w:pPr>
+      <w:r>
+        <w:rPr>
+          <w:sz w:val="20"/>
+          <w:szCs w:val="20"/>
+        </w:rPr>
+        <w:t>US International Trade Administration (n.d.). Botswana Country Commercial Guide: Market Challenges. https://www.trade.gov/country-commercial-guides/botswana-market-challenges</w:t>
+      </w:r>
+    </w:p>
+    <w:p>
+      <w:pPr>
+        <w:pStyle w:val="Normal"/>
+        <w:spacing w:before="0" w:after="100"/>
+        <w:ind w:hanging="567" w:left="567"/>
+        <w:rPr/>
+      </w:pPr>
+      <w:r>
+        <w:rPr>
+          <w:sz w:val="20"/>
+          <w:szCs w:val="20"/>
+        </w:rPr>
+        <w:t>Ver Angola (2021). Nova plataforma permite criar empresa em uma hora. https://www.verangola.net/va/pt/052021/Economia/25439/Nova-plataforma-permite-criar-empresa-em-uma-hora.htm</w:t>
+      </w:r>
+    </w:p>
+    <w:p>
+      <w:pPr>
+        <w:pStyle w:val="Normal"/>
+        <w:spacing w:before="0" w:after="100"/>
+        <w:ind w:hanging="567" w:left="567"/>
+        <w:rPr/>
+      </w:pPr>
+      <w:r>
+        <w:rPr>
+          <w:sz w:val="20"/>
+          <w:szCs w:val="20"/>
+        </w:rPr>
+        <w:t>Ver Angola (2025). Envolver Project launched in Angola to strengthen entrepreneurship. https://www.verangola.net/va/en/102025/Society/46493/Envolver-Project-launched-in-Angola-to-strengthen-entrepreneurship.htm</w:t>
+      </w:r>
+    </w:p>
+    <w:p>
+      <w:pPr>
+        <w:pStyle w:val="Normal"/>
+        <w:spacing w:before="0" w:after="100"/>
+        <w:ind w:hanging="567" w:left="567"/>
+        <w:rPr/>
+      </w:pPr>
+      <w:r>
+        <w:rPr>
+          <w:sz w:val="20"/>
+          <w:szCs w:val="20"/>
+        </w:rPr>
+        <w:t>Veritas Zimbabwe (2018). Bill Watch 5-2018: Indigenisation Act Amendments Now Law. https://www.veritaszim.net/node/2355</w:t>
+      </w:r>
+    </w:p>
+    <w:p>
+      <w:pPr>
+        <w:pStyle w:val="Normal"/>
+        <w:spacing w:before="0" w:after="100"/>
+        <w:ind w:hanging="567" w:left="567"/>
+        <w:rPr/>
+      </w:pPr>
+      <w:r>
+        <w:rPr>
+          <w:sz w:val="20"/>
+          <w:szCs w:val="20"/>
+        </w:rPr>
+        <w:t>World Bank (2013). FinScope MSME Survey Zimbabwe 2012. https://documents1.worldbank.org/curated/en/780081468137402417/pdf/945050WP0Box385442B0P12644800PUBLIC00ACS.pdf</w:t>
+      </w:r>
+    </w:p>
+    <w:p>
+      <w:pPr>
+        <w:pStyle w:val="Normal"/>
+        <w:spacing w:before="0" w:after="100"/>
+        <w:ind w:hanging="567" w:left="567"/>
+        <w:rPr/>
+      </w:pPr>
+      <w:r>
+        <w:rPr>
+          <w:sz w:val="20"/>
+          <w:szCs w:val="20"/>
+        </w:rPr>
+        <w:t>World Bank (2016). Zambia Agribusiness and Trade Project (IDA grant, USD 40 million). https://www.worldbank.org/en/news/loans-credits/2016/12/16/zambia-agribusiness-and-trade-project [To verify: not opened for this draft.]</w:t>
+      </w:r>
+    </w:p>
+    <w:p>
+      <w:pPr>
+        <w:pStyle w:val="Normal"/>
+        <w:spacing w:before="0" w:after="100"/>
+        <w:ind w:hanging="567" w:left="567"/>
+        <w:rPr/>
+      </w:pPr>
+      <w:r>
+        <w:rPr>
+          <w:sz w:val="20"/>
+          <w:szCs w:val="20"/>
+        </w:rPr>
+        <w:t>World Bank (2019). Doing Business 2020: Comparing Business Regulation in 190 Economies. https://documents1.worldbank.org/curated/en/688761571934946384/pdf/Doing-Business-2020-Comparing-Business-Regulation-in-190-Economies.pdf</w:t>
+      </w:r>
+    </w:p>
+    <w:p>
+      <w:pPr>
+        <w:pStyle w:val="Normal"/>
+        <w:spacing w:before="0" w:after="100"/>
+        <w:ind w:hanging="567" w:left="567"/>
+        <w:rPr/>
+      </w:pPr>
+      <w:r>
+        <w:rPr>
+          <w:sz w:val="20"/>
+          <w:szCs w:val="20"/>
+        </w:rPr>
+        <w:t>World Bank (2019). Doing Business 2020: Economy Profile of Zimbabwe (economy profiles for Angola, Botswana, Namibia and Zambia are published in the same series). https://documents1.worldbank.org/curated/en/177921575381849841/pdf/Doing-Business-2020-Comparing-Business-Regulation-in-190-Economies-Economy-Profile-of-Zimbabwe.pdf</w:t>
+      </w:r>
+    </w:p>
+    <w:p>
+      <w:pPr>
+        <w:pStyle w:val="Normal"/>
+        <w:spacing w:before="0" w:after="100"/>
+        <w:ind w:hanging="567" w:left="567"/>
+        <w:rPr/>
+      </w:pPr>
+      <w:r>
+        <w:rPr>
+          <w:sz w:val="20"/>
+          <w:szCs w:val="20"/>
+        </w:rPr>
+        <w:t>World Bank (2019). Doing Business 2020: Two Sub-Saharan African Countries among Most Improved in Ease of Doing Business (press release, 24 October 2019). https://www.worldbank.org/en/news/press-release/2019/10/24/doing-business-2020-two-sub-saharan-african-countries-among-most-improved-in-ease-of-doing-business</w:t>
+      </w:r>
+    </w:p>
+    <w:p>
+      <w:pPr>
+        <w:pStyle w:val="Normal"/>
+        <w:spacing w:before="0" w:after="100"/>
+        <w:ind w:hanging="567" w:left="567"/>
+        <w:rPr/>
+      </w:pPr>
+      <w:r>
+        <w:rPr>
+          <w:sz w:val="20"/>
+          <w:szCs w:val="20"/>
+        </w:rPr>
+        <w:t>World Bank (2021). Access to Finance and Capacity Building of Women-led Small and Medium Enterprises in Zambia (W-SME Survey Report). https://documents1.worldbank.org/curated/en/576591618321561334/pdf/Access-to-Finance-and-Capacity-Building-of-Women-led-Small-and-Medium-Enterprises-in-Zambia.pdf</w:t>
+      </w:r>
+    </w:p>
+    <w:p>
+      <w:pPr>
+        <w:pStyle w:val="Normal"/>
+        <w:spacing w:before="0" w:after="100"/>
+        <w:ind w:hanging="567" w:left="567"/>
+        <w:rPr/>
+      </w:pPr>
+      <w:r>
+        <w:rPr>
+          <w:sz w:val="20"/>
+          <w:szCs w:val="20"/>
+        </w:rPr>
+        <w:t>World Bank (2023). Zambia receives USD 100 million boost for green, resilient and transformational tourism development (press release, 12 June 2023). https://www.worldbank.org/en/news/press-release/2023/06/12/zambia-afe-receives-100-million-boost-for-green-resilient-and-transformational-tourism-development [To verify: not opened for this draft.]</w:t>
+      </w:r>
+    </w:p>
+    <w:p>
+      <w:pPr>
+        <w:pStyle w:val="Normal"/>
+        <w:spacing w:before="0" w:after="100"/>
+        <w:ind w:hanging="567" w:left="567"/>
+        <w:rPr/>
+      </w:pPr>
+      <w:r>
+        <w:rPr>
+          <w:sz w:val="20"/>
+          <w:szCs w:val="20"/>
+        </w:rPr>
+        <w:t>World Bank (2024). Risk and reform: Zambia's strategic approach to modern governance (Nasikiliza blog). https://blogs.worldbank.org/en/nasikiliza/risk-and-reform-zambias-strategic-approach-to-modern-governance-afe-0524</w:t>
+      </w:r>
+    </w:p>
+    <w:p>
+      <w:pPr>
+        <w:pStyle w:val="Normal"/>
+        <w:spacing w:before="0" w:after="100"/>
+        <w:ind w:hanging="567" w:left="567"/>
+        <w:rPr/>
+      </w:pPr>
+      <w:r>
+        <w:rPr>
+          <w:sz w:val="20"/>
+          <w:szCs w:val="20"/>
+        </w:rPr>
         <w:t>World Bank (2024). Skills Development in Namibia: Policy Note. https://documents.worldbank.org/en/publication/documents-reports/documentdetail/099081224051035127</w:t>
+      </w:r>
+    </w:p>
+    <w:p>
+      <w:pPr>
+        <w:pStyle w:val="Normal"/>
+        <w:spacing w:before="0" w:after="100"/>
+        <w:ind w:hanging="567" w:left="567"/>
+        <w:rPr/>
+      </w:pPr>
+      <w:r>
+        <w:rPr>
+          <w:sz w:val="20"/>
+          <w:szCs w:val="20"/>
+        </w:rPr>
+        <w:t>World Bank (2024). Zambia Agribusiness and Trade Project: Implementation Completion and Results Report (ICR00216). https://documents.worldbank.org/pt/publication/documents-reports/documentdetail/099120424090539276 [To verify: not opened for this draft.]</w:t>
       </w:r>
     </w:p>
     <w:p>
@@ -12889,7 +13713,7 @@
     </w:r>
     <w:r>
       <w:rPr/>
-      <w:t>58</w:t>
+      <w:t>61</w:t>
     </w:r>
     <w:r>
       <w:rPr/>
@@ -12945,7 +13769,7 @@
     </w:r>
     <w:r>
       <w:rPr/>
-      <w:t>58</w:t>
+      <w:t>61</w:t>
     </w:r>
     <w:r>
       <w:rPr/>
@@ -12969,7 +13793,7 @@
     </w:r>
     <w:r>
       <w:rPr/>
-      <w:t>58</w:t>
+      <w:t>61</w:t>
     </w:r>
     <w:r>
       <w:rPr/>
@@ -13817,6 +14641,30 @@
     <w:abstractNumId w:val="2"/>
   </w:num>
   <w:num w:numId="130">
+    <w:abstractNumId w:val="2"/>
+  </w:num>
+  <w:num w:numId="131">
+    <w:abstractNumId w:val="2"/>
+  </w:num>
+  <w:num w:numId="132">
+    <w:abstractNumId w:val="2"/>
+  </w:num>
+  <w:num w:numId="133">
+    <w:abstractNumId w:val="2"/>
+  </w:num>
+  <w:num w:numId="134">
+    <w:abstractNumId w:val="2"/>
+  </w:num>
+  <w:num w:numId="135">
+    <w:abstractNumId w:val="2"/>
+  </w:num>
+  <w:num w:numId="136">
+    <w:abstractNumId w:val="2"/>
+  </w:num>
+  <w:num w:numId="137">
+    <w:abstractNumId w:val="2"/>
+  </w:num>
+  <w:num w:numId="138">
     <w:abstractNumId w:val="2"/>
   </w:num>
 </w:numbering>
